--- a/output/chem-u02/Unit 2 Quiz C Key.docx
+++ b/output/chem-u02/Unit 2 Quiz C Key.docx
@@ -202,7 +202,7 @@
                 <w:sz w:val="15"/>
                 <w:u w:val="none"/>
               </w:rPr>
-              <w:t>SCORE  / 16</w:t>
+              <w:t>SCORE  / 21</w:t>
             </w:r>
           </w:p>
         </w:tc>
@@ -237,18 +237,28 @@
             <w:tcBorders>
               <w:left w:val="single" w:sz="18" w:color="A3E635"/>
             </w:tcBorders>
+            <w:vAlign w:val="center"/>
+            <w:tcMar>
+              <w:top w:w="30" w:type="dxa"/>
+              <w:left w:w="60" w:type="dxa"/>
+              <w:bottom w:w="30" w:type="dxa"/>
+              <w:right w:w="60" w:type="dxa"/>
+            </w:tcMar>
           </w:tcPr>
           <w:p>
             <w:pPr>
-              <w:spacing w:after="40" w:before="0"/>
+              <w:spacing w:after="0"/>
+              <w:jc w:val="left"/>
             </w:pPr>
             <w:r>
               <w:rPr>
                 <w:rFonts w:ascii="Trade Gothic Next" w:hAnsi="Trade Gothic Next"/>
                 <w:b w:val="0"/>
+                <w:color w:val="14161B"/>
                 <w:sz w:val="19"/>
+                <w:u w:val="none"/>
               </w:rPr>
-              <w:t>You may use your periodic table. Draw an arrow for every electron in the orbital diagrams.</w:t>
+              <w:t>You may use your periodic table. Circle one letter for each multiple-choice question. Draw an arrow for every electron in the orbital diagrams.</w:t>
             </w:r>
           </w:p>
         </w:tc>
@@ -256,47 +266,1555 @@
     </w:tbl>
     <w:p>
       <w:pPr>
-        <w:spacing w:before="0" w:after="0" w:line="100" w:lineRule="exact"/>
+        <w:spacing w:before="0" w:after="0" w:line="120" w:lineRule="exact"/>
       </w:pPr>
       <w:r>
         <w:rPr>
           <w:rFonts w:ascii="Trade Gothic Next" w:hAnsi="Trade Gothic Next"/>
-          <w:sz w:val="6"/>
+          <w:sz w:val="8"/>
         </w:rPr>
       </w:r>
     </w:p>
     <w:tbl>
       <w:tblPr>
         <w:tblW w:type="auto" w:w="0"/>
-        <w:jc w:val="left"/>
         <w:tblLayout w:type="fixed"/>
         <w:tblLook w:firstColumn="1" w:firstRow="1" w:lastColumn="0" w:lastRow="0" w:noHBand="0" w:noVBand="1" w:val="04A0"/>
         <w:tblLayout w:type="fixed"/>
       </w:tblPr>
       <w:tblGrid>
-        <w:gridCol w:w="10800"/>
+        <w:gridCol w:w="9072"/>
+        <w:gridCol w:w="1728"/>
       </w:tblGrid>
       <w:tr>
         <w:tc>
           <w:tcPr>
-            <w:tcW w:type="dxa" w:w="10800"/>
+            <w:tcW w:type="dxa" w:w="9072"/>
             <w:tcBorders>
               <w:top w:val="single" w:sz="12" w:color="14161B"/>
+              <w:bottom w:val="single" w:sz="18" w:color="A3E635"/>
+            </w:tcBorders>
+            <w:vAlign w:val="center"/>
+            <w:tcMar>
+              <w:top w:w="30" w:type="dxa"/>
+              <w:left w:w="0" w:type="dxa"/>
+              <w:bottom w:w="30" w:type="dxa"/>
+              <w:right w:w="60" w:type="dxa"/>
+            </w:tcMar>
+          </w:tcPr>
+          <w:p>
+            <w:pPr>
+              <w:keepNext/>
+              <w:spacing w:after="0"/>
+              <w:jc w:val="left"/>
+            </w:pPr>
+            <w:r>
+              <w:rPr>
+                <w:rFonts w:ascii="Trade Gothic Next" w:hAnsi="Trade Gothic Next"/>
+                <w:b/>
+                <w:color w:val="14161B"/>
+                <w:sz w:val="18"/>
+                <w:u w:val="none"/>
+              </w:rPr>
+              <w:t>PART 1  ·  MULTIPLE CHOICE</w:t>
+            </w:r>
+          </w:p>
+        </w:tc>
+        <w:tc>
+          <w:tcPr>
+            <w:tcW w:type="dxa" w:w="1728"/>
+            <w:tcBorders>
+              <w:top w:val="single" w:sz="12" w:color="14161B"/>
+              <w:bottom w:val="single" w:sz="18" w:color="A3E635"/>
+            </w:tcBorders>
+            <w:vAlign w:val="center"/>
+            <w:tcMar>
+              <w:top w:w="30" w:type="dxa"/>
+              <w:left w:w="60" w:type="dxa"/>
+              <w:bottom w:w="30" w:type="dxa"/>
+              <w:right w:w="60" w:type="dxa"/>
+            </w:tcMar>
+          </w:tcPr>
+          <w:p>
+            <w:pPr>
+              <w:keepNext/>
+              <w:spacing w:after="0"/>
+              <w:jc w:val="right"/>
+            </w:pPr>
+            <w:r>
+              <w:rPr>
+                <w:rFonts w:ascii="Trade Gothic Next" w:hAnsi="Trade Gothic Next"/>
+                <w:b/>
+                <w:color w:val="55604F"/>
+                <w:sz w:val="17"/>
+                <w:u w:val="none"/>
+              </w:rPr>
+              <w:t>5 pts</w:t>
+            </w:r>
+          </w:p>
+        </w:tc>
+      </w:tr>
+    </w:tbl>
+    <w:tbl>
+      <w:tblPr>
+        <w:tblW w:type="auto" w:w="0"/>
+        <w:tblLayout w:type="fixed"/>
+        <w:tblLook w:firstColumn="1" w:firstRow="1" w:lastColumn="0" w:lastRow="0" w:noHBand="0" w:noVBand="1" w:val="04A0"/>
+        <w:tblLayout w:type="fixed"/>
+      </w:tblPr>
+      <w:tblGrid>
+        <w:gridCol w:w="648"/>
+        <w:gridCol w:w="2534"/>
+        <w:gridCol w:w="2534"/>
+        <w:gridCol w:w="2534"/>
+        <w:gridCol w:w="2549"/>
+      </w:tblGrid>
+      <w:tr>
+        <w:trPr>
+          <w:cantSplit/>
+        </w:trPr>
+        <w:tc>
+          <w:tcPr>
+            <w:tcW w:type="dxa" w:w="648"/>
+            <w:vMerge w:val="restart"/>
+            <w:vAlign w:val="center"/>
+            <w:tcMar>
+              <w:top w:w="40" w:type="dxa"/>
+              <w:left w:w="60" w:type="dxa"/>
+              <w:bottom w:w="40" w:type="dxa"/>
+              <w:right w:w="60" w:type="dxa"/>
+            </w:tcMar>
+            <w:tcBorders>
+              <w:bottom w:val="single" w:sz="4" w:color="C8CDC2"/>
             </w:tcBorders>
           </w:tcPr>
           <w:p>
             <w:pPr>
-              <w:spacing w:after="40" w:before="0"/>
+              <w:keepNext/>
+              <w:spacing w:after="0"/>
+              <w:jc w:val="left"/>
             </w:pPr>
             <w:r>
               <w:rPr>
                 <w:rFonts w:ascii="Trade Gothic Next" w:hAnsi="Trade Gothic Next"/>
                 <w:b/>
                 <w:color w:val="4D730E"/>
-                <w:sz w:val="15"/>
-                <w:spacing w:val="26"/>
+                <w:sz w:val="22"/>
+                <w:u w:val="none"/>
               </w:rPr>
-              <w:t>PART 1  ·  LONGHAND CONFIGURATION AND ORBITAL DIAGRAM</w:t>
+              <w:t>1</w:t>
+            </w:r>
+          </w:p>
+        </w:tc>
+        <w:tc>
+          <w:tcPr>
+            <w:tcW w:type="dxa" w:w="10151"/>
+            <w:gridSpan w:val="4"/>
+            <w:vAlign w:val="center"/>
+            <w:tcMar>
+              <w:top w:w="50" w:type="dxa"/>
+              <w:left w:w="60" w:type="dxa"/>
+              <w:bottom w:w="20" w:type="dxa"/>
+              <w:right w:w="60" w:type="dxa"/>
+            </w:tcMar>
+          </w:tcPr>
+          <w:p>
+            <w:pPr>
+              <w:keepNext/>
+              <w:spacing w:after="0"/>
+              <w:jc w:val="left"/>
+            </w:pPr>
+            <w:r>
+              <w:rPr>
+                <w:rFonts w:ascii="Trade Gothic Next" w:hAnsi="Trade Gothic Next"/>
+                <w:b/>
+                <w:color w:val="14161B"/>
+                <w:sz w:val="20"/>
+                <w:u w:val="none"/>
+              </w:rPr>
+              <w:t>Which rule says put one electron in each box before pairing?</w:t>
+            </w:r>
+            <w:r>
+              <w:rPr>
+                <w:rFonts w:ascii="ShullHand" w:hAnsi="ShullHand"/>
+                <w:color w:val="4A2466"/>
+                <w:sz w:val="26"/>
+                <w:bdr w:val="single" w:sz="8" w:space="1" w:color="9F1D2C"/>
+              </w:rPr>
+              <w:t xml:space="preserve">   B</w:t>
+            </w:r>
+            <w:r>
+              <w:rPr>
+                <w:rFonts w:ascii="ShullHand" w:hAnsi="ShullHand"/>
+                <w:color w:val="16609A"/>
+                <w:sz w:val="20"/>
+              </w:rPr>
+              <w:t xml:space="preserve">  Hund, one in each before pairing</w:t>
+            </w:r>
+          </w:p>
+        </w:tc>
+      </w:tr>
+      <w:tr>
+        <w:trPr>
+          <w:cantSplit/>
+        </w:trPr>
+        <w:tc>
+          <w:tcPr>
+            <w:tcW w:type="dxa" w:w="648"/>
+            <w:vMerge/>
+          </w:tcPr>
+          <w:p/>
+        </w:tc>
+        <w:tc>
+          <w:tcPr>
+            <w:tcW w:type="dxa" w:w="2534"/>
+            <w:vAlign w:val="center"/>
+            <w:tcMar>
+              <w:top w:w="20" w:type="dxa"/>
+              <w:left w:w="60" w:type="dxa"/>
+              <w:bottom w:w="60" w:type="dxa"/>
+              <w:right w:w="60" w:type="dxa"/>
+            </w:tcMar>
+            <w:tcBorders>
+              <w:bottom w:val="single" w:sz="4" w:color="C8CDC2"/>
+            </w:tcBorders>
+          </w:tcPr>
+          <w:p>
+            <w:pPr>
+              <w:spacing w:after="0"/>
+              <w:jc w:val="left"/>
+            </w:pPr>
+            <w:r>
+              <w:rPr>
+                <w:rFonts w:ascii="Trade Gothic Next" w:hAnsi="Trade Gothic Next"/>
+                <w:b/>
+                <w:color w:val="4D730E"/>
+                <w:sz w:val="20"/>
+                <w:u w:val="none"/>
+              </w:rPr>
+              <w:t xml:space="preserve">A   </w:t>
+            </w:r>
+            <w:r>
+              <w:rPr>
+                <w:rFonts w:ascii="Trade Gothic Next" w:hAnsi="Trade Gothic Next"/>
+                <w:b w:val="0"/>
+                <w:color w:val="14161B"/>
+                <w:sz w:val="20"/>
+                <w:u w:val="none"/>
+              </w:rPr>
+              <w:t>Aufbau principle</w:t>
+            </w:r>
+          </w:p>
+        </w:tc>
+        <w:tc>
+          <w:tcPr>
+            <w:tcW w:type="dxa" w:w="2534"/>
+            <w:vAlign w:val="center"/>
+            <w:tcMar>
+              <w:top w:w="20" w:type="dxa"/>
+              <w:left w:w="60" w:type="dxa"/>
+              <w:bottom w:w="60" w:type="dxa"/>
+              <w:right w:w="60" w:type="dxa"/>
+            </w:tcMar>
+            <w:tcBorders>
+              <w:bottom w:val="single" w:sz="4" w:color="C8CDC2"/>
+            </w:tcBorders>
+          </w:tcPr>
+          <w:p>
+            <w:pPr>
+              <w:spacing w:after="0"/>
+              <w:jc w:val="left"/>
+            </w:pPr>
+            <w:r>
+              <w:rPr>
+                <w:rFonts w:ascii="Trade Gothic Next" w:hAnsi="Trade Gothic Next"/>
+                <w:b/>
+                <w:color w:val="4D730E"/>
+                <w:sz w:val="20"/>
+                <w:u w:val="none"/>
+              </w:rPr>
+              <w:t xml:space="preserve">B   </w:t>
+            </w:r>
+            <w:r>
+              <w:rPr>
+                <w:rFonts w:ascii="Trade Gothic Next" w:hAnsi="Trade Gothic Next"/>
+                <w:b/>
+                <w:color w:val="14161B"/>
+                <w:sz w:val="20"/>
+                <w:u w:val="none"/>
+              </w:rPr>
+              <w:t>Hund's rule</w:t>
+            </w:r>
+          </w:p>
+        </w:tc>
+        <w:tc>
+          <w:tcPr>
+            <w:tcW w:type="dxa" w:w="2534"/>
+            <w:vAlign w:val="center"/>
+            <w:tcMar>
+              <w:top w:w="20" w:type="dxa"/>
+              <w:left w:w="60" w:type="dxa"/>
+              <w:bottom w:w="60" w:type="dxa"/>
+              <w:right w:w="60" w:type="dxa"/>
+            </w:tcMar>
+            <w:tcBorders>
+              <w:bottom w:val="single" w:sz="4" w:color="C8CDC2"/>
+            </w:tcBorders>
+          </w:tcPr>
+          <w:p>
+            <w:pPr>
+              <w:spacing w:after="0"/>
+              <w:jc w:val="left"/>
+            </w:pPr>
+            <w:r>
+              <w:rPr>
+                <w:rFonts w:ascii="Trade Gothic Next" w:hAnsi="Trade Gothic Next"/>
+                <w:b/>
+                <w:color w:val="4D730E"/>
+                <w:sz w:val="20"/>
+                <w:u w:val="none"/>
+              </w:rPr>
+              <w:t xml:space="preserve">C   </w:t>
+            </w:r>
+            <w:r>
+              <w:rPr>
+                <w:rFonts w:ascii="Trade Gothic Next" w:hAnsi="Trade Gothic Next"/>
+                <w:b w:val="0"/>
+                <w:color w:val="14161B"/>
+                <w:sz w:val="20"/>
+                <w:u w:val="none"/>
+              </w:rPr>
+              <w:t>Pauli exclusion</w:t>
+            </w:r>
+          </w:p>
+        </w:tc>
+        <w:tc>
+          <w:tcPr>
+            <w:tcW w:type="dxa" w:w="2549"/>
+            <w:vAlign w:val="center"/>
+            <w:tcMar>
+              <w:top w:w="20" w:type="dxa"/>
+              <w:left w:w="60" w:type="dxa"/>
+              <w:bottom w:w="60" w:type="dxa"/>
+              <w:right w:w="60" w:type="dxa"/>
+            </w:tcMar>
+            <w:tcBorders>
+              <w:bottom w:val="single" w:sz="4" w:color="C8CDC2"/>
+            </w:tcBorders>
+          </w:tcPr>
+          <w:p>
+            <w:pPr>
+              <w:spacing w:after="0"/>
+              <w:jc w:val="left"/>
+            </w:pPr>
+            <w:r>
+              <w:rPr>
+                <w:rFonts w:ascii="Trade Gothic Next" w:hAnsi="Trade Gothic Next"/>
+                <w:b/>
+                <w:color w:val="4D730E"/>
+                <w:sz w:val="20"/>
+                <w:u w:val="none"/>
+              </w:rPr>
+              <w:t xml:space="preserve">D   </w:t>
+            </w:r>
+            <w:r>
+              <w:rPr>
+                <w:rFonts w:ascii="Trade Gothic Next" w:hAnsi="Trade Gothic Next"/>
+                <w:b w:val="0"/>
+                <w:color w:val="14161B"/>
+                <w:sz w:val="20"/>
+                <w:u w:val="none"/>
+              </w:rPr>
+              <w:t>Bohr model</w:t>
+            </w:r>
+          </w:p>
+        </w:tc>
+      </w:tr>
+    </w:tbl>
+    <w:tbl>
+      <w:tblPr>
+        <w:tblW w:type="auto" w:w="0"/>
+        <w:tblLayout w:type="fixed"/>
+        <w:tblLook w:firstColumn="1" w:firstRow="1" w:lastColumn="0" w:lastRow="0" w:noHBand="0" w:noVBand="1" w:val="04A0"/>
+        <w:tblLayout w:type="fixed"/>
+      </w:tblPr>
+      <w:tblGrid>
+        <w:gridCol w:w="648"/>
+        <w:gridCol w:w="2534"/>
+        <w:gridCol w:w="2534"/>
+        <w:gridCol w:w="2534"/>
+        <w:gridCol w:w="2549"/>
+      </w:tblGrid>
+      <w:tr>
+        <w:trPr>
+          <w:cantSplit/>
+        </w:trPr>
+        <w:tc>
+          <w:tcPr>
+            <w:tcW w:type="dxa" w:w="648"/>
+            <w:vMerge w:val="restart"/>
+            <w:vAlign w:val="center"/>
+            <w:tcMar>
+              <w:top w:w="40" w:type="dxa"/>
+              <w:left w:w="60" w:type="dxa"/>
+              <w:bottom w:w="40" w:type="dxa"/>
+              <w:right w:w="60" w:type="dxa"/>
+            </w:tcMar>
+            <w:tcBorders>
+              <w:bottom w:val="single" w:sz="4" w:color="C8CDC2"/>
+            </w:tcBorders>
+          </w:tcPr>
+          <w:p>
+            <w:pPr>
+              <w:keepNext/>
+              <w:spacing w:after="0"/>
+              <w:jc w:val="left"/>
+            </w:pPr>
+            <w:r>
+              <w:rPr>
+                <w:rFonts w:ascii="Trade Gothic Next" w:hAnsi="Trade Gothic Next"/>
+                <w:b/>
+                <w:color w:val="4D730E"/>
+                <w:sz w:val="22"/>
+                <w:u w:val="none"/>
+              </w:rPr>
+              <w:t>2</w:t>
+            </w:r>
+          </w:p>
+        </w:tc>
+        <w:tc>
+          <w:tcPr>
+            <w:tcW w:type="dxa" w:w="10151"/>
+            <w:gridSpan w:val="4"/>
+            <w:vAlign w:val="center"/>
+            <w:tcMar>
+              <w:top w:w="50" w:type="dxa"/>
+              <w:left w:w="60" w:type="dxa"/>
+              <w:bottom w:w="20" w:type="dxa"/>
+              <w:right w:w="60" w:type="dxa"/>
+            </w:tcMar>
+          </w:tcPr>
+          <w:p>
+            <w:pPr>
+              <w:keepNext/>
+              <w:spacing w:after="0"/>
+              <w:jc w:val="left"/>
+            </w:pPr>
+            <w:r>
+              <w:rPr>
+                <w:rFonts w:ascii="Trade Gothic Next" w:hAnsi="Trade Gothic Next"/>
+                <w:b/>
+                <w:color w:val="14161B"/>
+                <w:sz w:val="20"/>
+                <w:u w:val="none"/>
+              </w:rPr>
+              <w:t>Which orbital diagram for carbon's 2p</w:t>
+            </w:r>
+            <w:r>
+              <w:rPr>
+                <w:rFonts w:ascii="Trade Gothic Next" w:hAnsi="Trade Gothic Next"/>
+                <w:b/>
+                <w:color w:val="14161B"/>
+                <w:sz w:val="20"/>
+                <w:u w:val="none"/>
+                <w:vertAlign w:val="superscript"/>
+              </w:rPr>
+              <w:t>2</w:t>
+            </w:r>
+            <w:r>
+              <w:rPr>
+                <w:rFonts w:ascii="Trade Gothic Next" w:hAnsi="Trade Gothic Next"/>
+                <w:b/>
+                <w:color w:val="14161B"/>
+                <w:sz w:val="20"/>
+                <w:u w:val="none"/>
+              </w:rPr>
+              <w:t xml:space="preserve"> follows Hund's rule?</w:t>
+            </w:r>
+            <w:r>
+              <w:rPr>
+                <w:rFonts w:ascii="ShullHand" w:hAnsi="ShullHand"/>
+                <w:color w:val="4A2466"/>
+                <w:sz w:val="26"/>
+                <w:bdr w:val="single" w:sz="8" w:space="1" w:color="9F1D2C"/>
+              </w:rPr>
+              <w:t xml:space="preserve">   D</w:t>
+            </w:r>
+            <w:r>
+              <w:rPr>
+                <w:rFonts w:ascii="ShullHand" w:hAnsi="ShullHand"/>
+                <w:color w:val="16609A"/>
+                <w:sz w:val="20"/>
+              </w:rPr>
+              <w:t xml:space="preserve">  one in each box, same direction</w:t>
+            </w:r>
+          </w:p>
+        </w:tc>
+      </w:tr>
+      <w:tr>
+        <w:trPr>
+          <w:cantSplit/>
+        </w:trPr>
+        <w:tc>
+          <w:tcPr>
+            <w:tcW w:type="dxa" w:w="648"/>
+            <w:vMerge/>
+          </w:tcPr>
+          <w:p/>
+        </w:tc>
+        <w:tc>
+          <w:tcPr>
+            <w:tcW w:type="dxa" w:w="2534"/>
+            <w:vAlign w:val="center"/>
+            <w:tcMar>
+              <w:top w:w="20" w:type="dxa"/>
+              <w:left w:w="60" w:type="dxa"/>
+              <w:bottom w:w="60" w:type="dxa"/>
+              <w:right w:w="60" w:type="dxa"/>
+            </w:tcMar>
+            <w:tcBorders>
+              <w:bottom w:val="single" w:sz="4" w:color="C8CDC2"/>
+            </w:tcBorders>
+          </w:tcPr>
+          <w:p>
+            <w:pPr>
+              <w:spacing w:after="0"/>
+              <w:jc w:val="left"/>
+            </w:pPr>
+            <w:r>
+              <w:rPr>
+                <w:rFonts w:ascii="Trade Gothic Next" w:hAnsi="Trade Gothic Next"/>
+                <w:b/>
+                <w:color w:val="4D730E"/>
+                <w:sz w:val="20"/>
+                <w:u w:val="none"/>
+              </w:rPr>
+              <w:t xml:space="preserve">A   </w:t>
+            </w:r>
+            <w:r>
+              <w:rPr>
+                <w:rFonts w:ascii="Trade Gothic Next" w:hAnsi="Trade Gothic Next"/>
+                <w:b w:val="0"/>
+                <w:color w:val="14161B"/>
+                <w:sz w:val="20"/>
+                <w:u w:val="none"/>
+              </w:rPr>
+              <w:t>[↑↓] [   ] [   ]</w:t>
+            </w:r>
+          </w:p>
+        </w:tc>
+        <w:tc>
+          <w:tcPr>
+            <w:tcW w:type="dxa" w:w="2534"/>
+            <w:vAlign w:val="center"/>
+            <w:tcMar>
+              <w:top w:w="20" w:type="dxa"/>
+              <w:left w:w="60" w:type="dxa"/>
+              <w:bottom w:w="60" w:type="dxa"/>
+              <w:right w:w="60" w:type="dxa"/>
+            </w:tcMar>
+            <w:tcBorders>
+              <w:bottom w:val="single" w:sz="4" w:color="C8CDC2"/>
+            </w:tcBorders>
+          </w:tcPr>
+          <w:p>
+            <w:pPr>
+              <w:spacing w:after="0"/>
+              <w:jc w:val="left"/>
+            </w:pPr>
+            <w:r>
+              <w:rPr>
+                <w:rFonts w:ascii="Trade Gothic Next" w:hAnsi="Trade Gothic Next"/>
+                <w:b/>
+                <w:color w:val="4D730E"/>
+                <w:sz w:val="20"/>
+                <w:u w:val="none"/>
+              </w:rPr>
+              <w:t xml:space="preserve">B   </w:t>
+            </w:r>
+            <w:r>
+              <w:rPr>
+                <w:rFonts w:ascii="Trade Gothic Next" w:hAnsi="Trade Gothic Next"/>
+                <w:b w:val="0"/>
+                <w:color w:val="14161B"/>
+                <w:sz w:val="20"/>
+                <w:u w:val="none"/>
+              </w:rPr>
+              <w:t>[↑] [↓] [   ]</w:t>
+            </w:r>
+          </w:p>
+        </w:tc>
+        <w:tc>
+          <w:tcPr>
+            <w:tcW w:type="dxa" w:w="2534"/>
+            <w:vAlign w:val="center"/>
+            <w:tcMar>
+              <w:top w:w="20" w:type="dxa"/>
+              <w:left w:w="60" w:type="dxa"/>
+              <w:bottom w:w="60" w:type="dxa"/>
+              <w:right w:w="60" w:type="dxa"/>
+            </w:tcMar>
+            <w:tcBorders>
+              <w:bottom w:val="single" w:sz="4" w:color="C8CDC2"/>
+            </w:tcBorders>
+          </w:tcPr>
+          <w:p>
+            <w:pPr>
+              <w:spacing w:after="0"/>
+              <w:jc w:val="left"/>
+            </w:pPr>
+            <w:r>
+              <w:rPr>
+                <w:rFonts w:ascii="Trade Gothic Next" w:hAnsi="Trade Gothic Next"/>
+                <w:b/>
+                <w:color w:val="4D730E"/>
+                <w:sz w:val="20"/>
+                <w:u w:val="none"/>
+              </w:rPr>
+              <w:t xml:space="preserve">C   </w:t>
+            </w:r>
+            <w:r>
+              <w:rPr>
+                <w:rFonts w:ascii="Trade Gothic Next" w:hAnsi="Trade Gothic Next"/>
+                <w:b w:val="0"/>
+                <w:color w:val="14161B"/>
+                <w:sz w:val="20"/>
+                <w:u w:val="none"/>
+              </w:rPr>
+              <w:t>[   ] [↑↓] [   ]</w:t>
+            </w:r>
+          </w:p>
+        </w:tc>
+        <w:tc>
+          <w:tcPr>
+            <w:tcW w:type="dxa" w:w="2549"/>
+            <w:vAlign w:val="center"/>
+            <w:tcMar>
+              <w:top w:w="20" w:type="dxa"/>
+              <w:left w:w="60" w:type="dxa"/>
+              <w:bottom w:w="60" w:type="dxa"/>
+              <w:right w:w="60" w:type="dxa"/>
+            </w:tcMar>
+            <w:tcBorders>
+              <w:bottom w:val="single" w:sz="4" w:color="C8CDC2"/>
+            </w:tcBorders>
+          </w:tcPr>
+          <w:p>
+            <w:pPr>
+              <w:spacing w:after="0"/>
+              <w:jc w:val="left"/>
+            </w:pPr>
+            <w:r>
+              <w:rPr>
+                <w:rFonts w:ascii="Trade Gothic Next" w:hAnsi="Trade Gothic Next"/>
+                <w:b/>
+                <w:color w:val="4D730E"/>
+                <w:sz w:val="20"/>
+                <w:u w:val="none"/>
+              </w:rPr>
+              <w:t xml:space="preserve">D   </w:t>
+            </w:r>
+            <w:r>
+              <w:rPr>
+                <w:rFonts w:ascii="Trade Gothic Next" w:hAnsi="Trade Gothic Next"/>
+                <w:b/>
+                <w:color w:val="14161B"/>
+                <w:sz w:val="20"/>
+                <w:u w:val="none"/>
+              </w:rPr>
+              <w:t>[↑] [↑] [   ]</w:t>
+            </w:r>
+          </w:p>
+        </w:tc>
+      </w:tr>
+    </w:tbl>
+    <w:tbl>
+      <w:tblPr>
+        <w:tblW w:type="auto" w:w="0"/>
+        <w:tblLayout w:type="fixed"/>
+        <w:tblLook w:firstColumn="1" w:firstRow="1" w:lastColumn="0" w:lastRow="0" w:noHBand="0" w:noVBand="1" w:val="04A0"/>
+        <w:tblLayout w:type="fixed"/>
+      </w:tblPr>
+      <w:tblGrid>
+        <w:gridCol w:w="648"/>
+        <w:gridCol w:w="2534"/>
+        <w:gridCol w:w="2534"/>
+        <w:gridCol w:w="2534"/>
+        <w:gridCol w:w="2549"/>
+      </w:tblGrid>
+      <w:tr>
+        <w:trPr>
+          <w:cantSplit/>
+        </w:trPr>
+        <w:tc>
+          <w:tcPr>
+            <w:tcW w:type="dxa" w:w="648"/>
+            <w:vMerge w:val="restart"/>
+            <w:vAlign w:val="center"/>
+            <w:tcMar>
+              <w:top w:w="40" w:type="dxa"/>
+              <w:left w:w="60" w:type="dxa"/>
+              <w:bottom w:w="40" w:type="dxa"/>
+              <w:right w:w="60" w:type="dxa"/>
+            </w:tcMar>
+            <w:tcBorders>
+              <w:bottom w:val="single" w:sz="4" w:color="C8CDC2"/>
+            </w:tcBorders>
+          </w:tcPr>
+          <w:p>
+            <w:pPr>
+              <w:keepNext/>
+              <w:spacing w:after="0"/>
+              <w:jc w:val="left"/>
+            </w:pPr>
+            <w:r>
+              <w:rPr>
+                <w:rFonts w:ascii="Trade Gothic Next" w:hAnsi="Trade Gothic Next"/>
+                <w:b/>
+                <w:color w:val="4D730E"/>
+                <w:sz w:val="22"/>
+                <w:u w:val="none"/>
+              </w:rPr>
+              <w:t>3</w:t>
+            </w:r>
+          </w:p>
+        </w:tc>
+        <w:tc>
+          <w:tcPr>
+            <w:tcW w:type="dxa" w:w="10151"/>
+            <w:gridSpan w:val="4"/>
+            <w:vAlign w:val="center"/>
+            <w:tcMar>
+              <w:top w:w="50" w:type="dxa"/>
+              <w:left w:w="60" w:type="dxa"/>
+              <w:bottom w:w="20" w:type="dxa"/>
+              <w:right w:w="60" w:type="dxa"/>
+            </w:tcMar>
+          </w:tcPr>
+          <w:p>
+            <w:pPr>
+              <w:keepNext/>
+              <w:spacing w:after="0"/>
+              <w:jc w:val="left"/>
+            </w:pPr>
+            <w:r>
+              <w:rPr>
+                <w:rFonts w:ascii="Trade Gothic Next" w:hAnsi="Trade Gothic Next"/>
+                <w:b/>
+                <w:color w:val="14161B"/>
+                <w:sz w:val="20"/>
+                <w:u w:val="none"/>
+              </w:rPr>
+              <w:t>How many orbitals are in a d sublevel?</w:t>
+            </w:r>
+            <w:r>
+              <w:rPr>
+                <w:rFonts w:ascii="ShullHand" w:hAnsi="ShullHand"/>
+                <w:color w:val="4A2466"/>
+                <w:sz w:val="26"/>
+                <w:bdr w:val="single" w:sz="8" w:space="1" w:color="9F1D2C"/>
+              </w:rPr>
+              <w:t xml:space="preserve">   A</w:t>
+            </w:r>
+            <w:r>
+              <w:rPr>
+                <w:rFonts w:ascii="ShullHand" w:hAnsi="ShullHand"/>
+                <w:color w:val="16609A"/>
+                <w:sz w:val="20"/>
+              </w:rPr>
+              <w:t xml:space="preserve">  d has </w:t>
+            </w:r>
+            <w:r>
+              <w:rPr>
+                <w:rFonts w:ascii="Patrick Hand" w:hAnsi="Patrick Hand"/>
+                <w:color w:val="16609A"/>
+                <w:sz w:val="20"/>
+              </w:rPr>
+              <w:t>5</w:t>
+            </w:r>
+            <w:r>
+              <w:rPr>
+                <w:rFonts w:ascii="ShullHand" w:hAnsi="ShullHand"/>
+                <w:color w:val="16609A"/>
+                <w:sz w:val="20"/>
+              </w:rPr>
+              <w:t xml:space="preserve"> orbitals (holds </w:t>
+            </w:r>
+            <w:r>
+              <w:rPr>
+                <w:rFonts w:ascii="Patrick Hand" w:hAnsi="Patrick Hand"/>
+                <w:color w:val="16609A"/>
+                <w:sz w:val="20"/>
+              </w:rPr>
+              <w:t>10</w:t>
+            </w:r>
+            <w:r>
+              <w:rPr>
+                <w:rFonts w:ascii="ShullHand" w:hAnsi="ShullHand"/>
+                <w:color w:val="16609A"/>
+                <w:sz w:val="20"/>
+              </w:rPr>
+              <w:t xml:space="preserve"> electrons)</w:t>
+            </w:r>
+          </w:p>
+        </w:tc>
+      </w:tr>
+      <w:tr>
+        <w:trPr>
+          <w:cantSplit/>
+        </w:trPr>
+        <w:tc>
+          <w:tcPr>
+            <w:tcW w:type="dxa" w:w="648"/>
+            <w:vMerge/>
+          </w:tcPr>
+          <w:p/>
+        </w:tc>
+        <w:tc>
+          <w:tcPr>
+            <w:tcW w:type="dxa" w:w="2534"/>
+            <w:vAlign w:val="center"/>
+            <w:tcMar>
+              <w:top w:w="20" w:type="dxa"/>
+              <w:left w:w="60" w:type="dxa"/>
+              <w:bottom w:w="60" w:type="dxa"/>
+              <w:right w:w="60" w:type="dxa"/>
+            </w:tcMar>
+            <w:tcBorders>
+              <w:bottom w:val="single" w:sz="4" w:color="C8CDC2"/>
+            </w:tcBorders>
+          </w:tcPr>
+          <w:p>
+            <w:pPr>
+              <w:spacing w:after="0"/>
+              <w:jc w:val="left"/>
+            </w:pPr>
+            <w:r>
+              <w:rPr>
+                <w:rFonts w:ascii="Trade Gothic Next" w:hAnsi="Trade Gothic Next"/>
+                <w:b/>
+                <w:color w:val="4D730E"/>
+                <w:sz w:val="20"/>
+                <w:u w:val="none"/>
+              </w:rPr>
+              <w:t xml:space="preserve">A   </w:t>
+            </w:r>
+            <w:r>
+              <w:rPr>
+                <w:rFonts w:ascii="Trade Gothic Next" w:hAnsi="Trade Gothic Next"/>
+                <w:b/>
+                <w:color w:val="14161B"/>
+                <w:sz w:val="20"/>
+                <w:u w:val="none"/>
+              </w:rPr>
+              <w:t>5</w:t>
+            </w:r>
+          </w:p>
+        </w:tc>
+        <w:tc>
+          <w:tcPr>
+            <w:tcW w:type="dxa" w:w="2534"/>
+            <w:vAlign w:val="center"/>
+            <w:tcMar>
+              <w:top w:w="20" w:type="dxa"/>
+              <w:left w:w="60" w:type="dxa"/>
+              <w:bottom w:w="60" w:type="dxa"/>
+              <w:right w:w="60" w:type="dxa"/>
+            </w:tcMar>
+            <w:tcBorders>
+              <w:bottom w:val="single" w:sz="4" w:color="C8CDC2"/>
+            </w:tcBorders>
+          </w:tcPr>
+          <w:p>
+            <w:pPr>
+              <w:spacing w:after="0"/>
+              <w:jc w:val="left"/>
+            </w:pPr>
+            <w:r>
+              <w:rPr>
+                <w:rFonts w:ascii="Trade Gothic Next" w:hAnsi="Trade Gothic Next"/>
+                <w:b/>
+                <w:color w:val="4D730E"/>
+                <w:sz w:val="20"/>
+                <w:u w:val="none"/>
+              </w:rPr>
+              <w:t xml:space="preserve">B   </w:t>
+            </w:r>
+            <w:r>
+              <w:rPr>
+                <w:rFonts w:ascii="Trade Gothic Next" w:hAnsi="Trade Gothic Next"/>
+                <w:b w:val="0"/>
+                <w:color w:val="14161B"/>
+                <w:sz w:val="20"/>
+                <w:u w:val="none"/>
+              </w:rPr>
+              <w:t>10</w:t>
+            </w:r>
+          </w:p>
+        </w:tc>
+        <w:tc>
+          <w:tcPr>
+            <w:tcW w:type="dxa" w:w="2534"/>
+            <w:vAlign w:val="center"/>
+            <w:tcMar>
+              <w:top w:w="20" w:type="dxa"/>
+              <w:left w:w="60" w:type="dxa"/>
+              <w:bottom w:w="60" w:type="dxa"/>
+              <w:right w:w="60" w:type="dxa"/>
+            </w:tcMar>
+            <w:tcBorders>
+              <w:bottom w:val="single" w:sz="4" w:color="C8CDC2"/>
+            </w:tcBorders>
+          </w:tcPr>
+          <w:p>
+            <w:pPr>
+              <w:spacing w:after="0"/>
+              <w:jc w:val="left"/>
+            </w:pPr>
+            <w:r>
+              <w:rPr>
+                <w:rFonts w:ascii="Trade Gothic Next" w:hAnsi="Trade Gothic Next"/>
+                <w:b/>
+                <w:color w:val="4D730E"/>
+                <w:sz w:val="20"/>
+                <w:u w:val="none"/>
+              </w:rPr>
+              <w:t xml:space="preserve">C   </w:t>
+            </w:r>
+            <w:r>
+              <w:rPr>
+                <w:rFonts w:ascii="Trade Gothic Next" w:hAnsi="Trade Gothic Next"/>
+                <w:b w:val="0"/>
+                <w:color w:val="14161B"/>
+                <w:sz w:val="20"/>
+                <w:u w:val="none"/>
+              </w:rPr>
+              <w:t>3</w:t>
+            </w:r>
+          </w:p>
+        </w:tc>
+        <w:tc>
+          <w:tcPr>
+            <w:tcW w:type="dxa" w:w="2549"/>
+            <w:vAlign w:val="center"/>
+            <w:tcMar>
+              <w:top w:w="20" w:type="dxa"/>
+              <w:left w:w="60" w:type="dxa"/>
+              <w:bottom w:w="60" w:type="dxa"/>
+              <w:right w:w="60" w:type="dxa"/>
+            </w:tcMar>
+            <w:tcBorders>
+              <w:bottom w:val="single" w:sz="4" w:color="C8CDC2"/>
+            </w:tcBorders>
+          </w:tcPr>
+          <w:p>
+            <w:pPr>
+              <w:spacing w:after="0"/>
+              <w:jc w:val="left"/>
+            </w:pPr>
+            <w:r>
+              <w:rPr>
+                <w:rFonts w:ascii="Trade Gothic Next" w:hAnsi="Trade Gothic Next"/>
+                <w:b/>
+                <w:color w:val="4D730E"/>
+                <w:sz w:val="20"/>
+                <w:u w:val="none"/>
+              </w:rPr>
+              <w:t xml:space="preserve">D   </w:t>
+            </w:r>
+            <w:r>
+              <w:rPr>
+                <w:rFonts w:ascii="Trade Gothic Next" w:hAnsi="Trade Gothic Next"/>
+                <w:b w:val="0"/>
+                <w:color w:val="14161B"/>
+                <w:sz w:val="20"/>
+                <w:u w:val="none"/>
+              </w:rPr>
+              <w:t>7</w:t>
+            </w:r>
+          </w:p>
+        </w:tc>
+      </w:tr>
+    </w:tbl>
+    <w:tbl>
+      <w:tblPr>
+        <w:tblW w:type="auto" w:w="0"/>
+        <w:tblLayout w:type="fixed"/>
+        <w:tblLook w:firstColumn="1" w:firstRow="1" w:lastColumn="0" w:lastRow="0" w:noHBand="0" w:noVBand="1" w:val="04A0"/>
+        <w:tblLayout w:type="fixed"/>
+      </w:tblPr>
+      <w:tblGrid>
+        <w:gridCol w:w="648"/>
+        <w:gridCol w:w="2534"/>
+        <w:gridCol w:w="2534"/>
+        <w:gridCol w:w="2534"/>
+        <w:gridCol w:w="2549"/>
+      </w:tblGrid>
+      <w:tr>
+        <w:trPr>
+          <w:cantSplit/>
+        </w:trPr>
+        <w:tc>
+          <w:tcPr>
+            <w:tcW w:type="dxa" w:w="648"/>
+            <w:vMerge w:val="restart"/>
+            <w:vAlign w:val="center"/>
+            <w:tcMar>
+              <w:top w:w="40" w:type="dxa"/>
+              <w:left w:w="60" w:type="dxa"/>
+              <w:bottom w:w="40" w:type="dxa"/>
+              <w:right w:w="60" w:type="dxa"/>
+            </w:tcMar>
+            <w:tcBorders>
+              <w:bottom w:val="single" w:sz="4" w:color="C8CDC2"/>
+            </w:tcBorders>
+          </w:tcPr>
+          <w:p>
+            <w:pPr>
+              <w:keepNext/>
+              <w:spacing w:after="0"/>
+              <w:jc w:val="left"/>
+            </w:pPr>
+            <w:r>
+              <w:rPr>
+                <w:rFonts w:ascii="Trade Gothic Next" w:hAnsi="Trade Gothic Next"/>
+                <w:b/>
+                <w:color w:val="4D730E"/>
+                <w:sz w:val="22"/>
+                <w:u w:val="none"/>
+              </w:rPr>
+              <w:t>4</w:t>
+            </w:r>
+          </w:p>
+        </w:tc>
+        <w:tc>
+          <w:tcPr>
+            <w:tcW w:type="dxa" w:w="10151"/>
+            <w:gridSpan w:val="4"/>
+            <w:vAlign w:val="center"/>
+            <w:tcMar>
+              <w:top w:w="50" w:type="dxa"/>
+              <w:left w:w="60" w:type="dxa"/>
+              <w:bottom w:w="20" w:type="dxa"/>
+              <w:right w:w="60" w:type="dxa"/>
+            </w:tcMar>
+          </w:tcPr>
+          <w:p>
+            <w:pPr>
+              <w:keepNext/>
+              <w:spacing w:after="0"/>
+              <w:jc w:val="left"/>
+            </w:pPr>
+            <w:r>
+              <w:rPr>
+                <w:rFonts w:ascii="Trade Gothic Next" w:hAnsi="Trade Gothic Next"/>
+                <w:b/>
+                <w:color w:val="14161B"/>
+                <w:sz w:val="20"/>
+                <w:u w:val="none"/>
+              </w:rPr>
+              <w:t>An atom gains 1 electron. What is the charge of its ion?</w:t>
+            </w:r>
+            <w:r>
+              <w:rPr>
+                <w:rFonts w:ascii="ShullHand" w:hAnsi="ShullHand"/>
+                <w:color w:val="4A2466"/>
+                <w:sz w:val="26"/>
+                <w:bdr w:val="single" w:sz="8" w:space="1" w:color="9F1D2C"/>
+              </w:rPr>
+              <w:t xml:space="preserve">   C</w:t>
+            </w:r>
+            <w:r>
+              <w:rPr>
+                <w:rFonts w:ascii="ShullHand" w:hAnsi="ShullHand"/>
+                <w:color w:val="16609A"/>
+                <w:sz w:val="20"/>
+              </w:rPr>
+              <w:t xml:space="preserve">  more electrons than protons, so negative</w:t>
+            </w:r>
+          </w:p>
+        </w:tc>
+      </w:tr>
+      <w:tr>
+        <w:trPr>
+          <w:cantSplit/>
+        </w:trPr>
+        <w:tc>
+          <w:tcPr>
+            <w:tcW w:type="dxa" w:w="648"/>
+            <w:vMerge/>
+          </w:tcPr>
+          <w:p/>
+        </w:tc>
+        <w:tc>
+          <w:tcPr>
+            <w:tcW w:type="dxa" w:w="2534"/>
+            <w:vAlign w:val="center"/>
+            <w:tcMar>
+              <w:top w:w="20" w:type="dxa"/>
+              <w:left w:w="60" w:type="dxa"/>
+              <w:bottom w:w="60" w:type="dxa"/>
+              <w:right w:w="60" w:type="dxa"/>
+            </w:tcMar>
+            <w:tcBorders>
+              <w:bottom w:val="single" w:sz="4" w:color="C8CDC2"/>
+            </w:tcBorders>
+          </w:tcPr>
+          <w:p>
+            <w:pPr>
+              <w:spacing w:after="0"/>
+              <w:jc w:val="left"/>
+            </w:pPr>
+            <w:r>
+              <w:rPr>
+                <w:rFonts w:ascii="Trade Gothic Next" w:hAnsi="Trade Gothic Next"/>
+                <w:b/>
+                <w:color w:val="4D730E"/>
+                <w:sz w:val="20"/>
+                <w:u w:val="none"/>
+              </w:rPr>
+              <w:t xml:space="preserve">A   </w:t>
+            </w:r>
+            <w:r>
+              <w:rPr>
+                <w:rFonts w:ascii="Trade Gothic Next" w:hAnsi="Trade Gothic Next"/>
+                <w:b w:val="0"/>
+                <w:color w:val="14161B"/>
+                <w:sz w:val="20"/>
+                <w:u w:val="none"/>
+              </w:rPr>
+              <w:t>1+</w:t>
+            </w:r>
+          </w:p>
+        </w:tc>
+        <w:tc>
+          <w:tcPr>
+            <w:tcW w:type="dxa" w:w="2534"/>
+            <w:vAlign w:val="center"/>
+            <w:tcMar>
+              <w:top w:w="20" w:type="dxa"/>
+              <w:left w:w="60" w:type="dxa"/>
+              <w:bottom w:w="60" w:type="dxa"/>
+              <w:right w:w="60" w:type="dxa"/>
+            </w:tcMar>
+            <w:tcBorders>
+              <w:bottom w:val="single" w:sz="4" w:color="C8CDC2"/>
+            </w:tcBorders>
+          </w:tcPr>
+          <w:p>
+            <w:pPr>
+              <w:spacing w:after="0"/>
+              <w:jc w:val="left"/>
+            </w:pPr>
+            <w:r>
+              <w:rPr>
+                <w:rFonts w:ascii="Trade Gothic Next" w:hAnsi="Trade Gothic Next"/>
+                <w:b/>
+                <w:color w:val="4D730E"/>
+                <w:sz w:val="20"/>
+                <w:u w:val="none"/>
+              </w:rPr>
+              <w:t xml:space="preserve">B   </w:t>
+            </w:r>
+            <w:r>
+              <w:rPr>
+                <w:rFonts w:ascii="Trade Gothic Next" w:hAnsi="Trade Gothic Next"/>
+                <w:b w:val="0"/>
+                <w:color w:val="14161B"/>
+                <w:sz w:val="20"/>
+                <w:u w:val="none"/>
+              </w:rPr>
+              <w:t>0</w:t>
+            </w:r>
+          </w:p>
+        </w:tc>
+        <w:tc>
+          <w:tcPr>
+            <w:tcW w:type="dxa" w:w="2534"/>
+            <w:vAlign w:val="center"/>
+            <w:tcMar>
+              <w:top w:w="20" w:type="dxa"/>
+              <w:left w:w="60" w:type="dxa"/>
+              <w:bottom w:w="60" w:type="dxa"/>
+              <w:right w:w="60" w:type="dxa"/>
+            </w:tcMar>
+            <w:tcBorders>
+              <w:bottom w:val="single" w:sz="4" w:color="C8CDC2"/>
+            </w:tcBorders>
+          </w:tcPr>
+          <w:p>
+            <w:pPr>
+              <w:spacing w:after="0"/>
+              <w:jc w:val="left"/>
+            </w:pPr>
+            <w:r>
+              <w:rPr>
+                <w:rFonts w:ascii="Trade Gothic Next" w:hAnsi="Trade Gothic Next"/>
+                <w:b/>
+                <w:color w:val="4D730E"/>
+                <w:sz w:val="20"/>
+                <w:u w:val="none"/>
+              </w:rPr>
+              <w:t xml:space="preserve">C   </w:t>
+            </w:r>
+            <w:r>
+              <w:rPr>
+                <w:rFonts w:ascii="Trade Gothic Next" w:hAnsi="Trade Gothic Next"/>
+                <w:b/>
+                <w:color w:val="14161B"/>
+                <w:sz w:val="20"/>
+                <w:u w:val="none"/>
+              </w:rPr>
+              <w:t>1−</w:t>
+            </w:r>
+          </w:p>
+        </w:tc>
+        <w:tc>
+          <w:tcPr>
+            <w:tcW w:type="dxa" w:w="2549"/>
+            <w:vAlign w:val="center"/>
+            <w:tcMar>
+              <w:top w:w="20" w:type="dxa"/>
+              <w:left w:w="60" w:type="dxa"/>
+              <w:bottom w:w="60" w:type="dxa"/>
+              <w:right w:w="60" w:type="dxa"/>
+            </w:tcMar>
+            <w:tcBorders>
+              <w:bottom w:val="single" w:sz="4" w:color="C8CDC2"/>
+            </w:tcBorders>
+          </w:tcPr>
+          <w:p>
+            <w:pPr>
+              <w:spacing w:after="0"/>
+              <w:jc w:val="left"/>
+            </w:pPr>
+            <w:r>
+              <w:rPr>
+                <w:rFonts w:ascii="Trade Gothic Next" w:hAnsi="Trade Gothic Next"/>
+                <w:b/>
+                <w:color w:val="4D730E"/>
+                <w:sz w:val="20"/>
+                <w:u w:val="none"/>
+              </w:rPr>
+              <w:t xml:space="preserve">D   </w:t>
+            </w:r>
+            <w:r>
+              <w:rPr>
+                <w:rFonts w:ascii="Trade Gothic Next" w:hAnsi="Trade Gothic Next"/>
+                <w:b w:val="0"/>
+                <w:color w:val="14161B"/>
+                <w:sz w:val="20"/>
+                <w:u w:val="none"/>
+              </w:rPr>
+              <w:t>7−</w:t>
+            </w:r>
+          </w:p>
+        </w:tc>
+      </w:tr>
+    </w:tbl>
+    <w:tbl>
+      <w:tblPr>
+        <w:tblW w:type="auto" w:w="0"/>
+        <w:tblLayout w:type="fixed"/>
+        <w:tblLook w:firstColumn="1" w:firstRow="1" w:lastColumn="0" w:lastRow="0" w:noHBand="0" w:noVBand="1" w:val="04A0"/>
+        <w:tblLayout w:type="fixed"/>
+      </w:tblPr>
+      <w:tblGrid>
+        <w:gridCol w:w="648"/>
+        <w:gridCol w:w="2534"/>
+        <w:gridCol w:w="2534"/>
+        <w:gridCol w:w="2534"/>
+        <w:gridCol w:w="2549"/>
+      </w:tblGrid>
+      <w:tr>
+        <w:trPr>
+          <w:cantSplit/>
+        </w:trPr>
+        <w:tc>
+          <w:tcPr>
+            <w:tcW w:type="dxa" w:w="648"/>
+            <w:vMerge w:val="restart"/>
+            <w:vAlign w:val="center"/>
+            <w:tcMar>
+              <w:top w:w="40" w:type="dxa"/>
+              <w:left w:w="60" w:type="dxa"/>
+              <w:bottom w:w="40" w:type="dxa"/>
+              <w:right w:w="60" w:type="dxa"/>
+            </w:tcMar>
+            <w:tcBorders>
+              <w:bottom w:val="single" w:sz="4" w:color="C8CDC2"/>
+            </w:tcBorders>
+          </w:tcPr>
+          <w:p>
+            <w:pPr>
+              <w:keepNext/>
+              <w:spacing w:after="0"/>
+              <w:jc w:val="left"/>
+            </w:pPr>
+            <w:r>
+              <w:rPr>
+                <w:rFonts w:ascii="Trade Gothic Next" w:hAnsi="Trade Gothic Next"/>
+                <w:b/>
+                <w:color w:val="4D730E"/>
+                <w:sz w:val="22"/>
+                <w:u w:val="none"/>
+              </w:rPr>
+              <w:t>5</w:t>
+            </w:r>
+          </w:p>
+        </w:tc>
+        <w:tc>
+          <w:tcPr>
+            <w:tcW w:type="dxa" w:w="10151"/>
+            <w:gridSpan w:val="4"/>
+            <w:vAlign w:val="center"/>
+            <w:tcMar>
+              <w:top w:w="50" w:type="dxa"/>
+              <w:left w:w="60" w:type="dxa"/>
+              <w:bottom w:w="20" w:type="dxa"/>
+              <w:right w:w="60" w:type="dxa"/>
+            </w:tcMar>
+          </w:tcPr>
+          <w:p>
+            <w:pPr>
+              <w:keepNext/>
+              <w:spacing w:after="0"/>
+              <w:jc w:val="left"/>
+            </w:pPr>
+            <w:r>
+              <w:rPr>
+                <w:rFonts w:ascii="Trade Gothic Next" w:hAnsi="Trade Gothic Next"/>
+                <w:b/>
+                <w:color w:val="14161B"/>
+                <w:sz w:val="20"/>
+                <w:u w:val="none"/>
+              </w:rPr>
+              <w:t>Which sublevel fills right after 4p?</w:t>
+            </w:r>
+            <w:r>
+              <w:rPr>
+                <w:rFonts w:ascii="ShullHand" w:hAnsi="ShullHand"/>
+                <w:color w:val="4A2466"/>
+                <w:sz w:val="26"/>
+                <w:bdr w:val="single" w:sz="8" w:space="1" w:color="9F1D2C"/>
+              </w:rPr>
+              <w:t xml:space="preserve">   D</w:t>
+            </w:r>
+            <w:r>
+              <w:rPr>
+                <w:rFonts w:ascii="ShullHand" w:hAnsi="ShullHand"/>
+                <w:color w:val="16609A"/>
+                <w:sz w:val="20"/>
+              </w:rPr>
+              <w:t xml:space="preserve">  </w:t>
+            </w:r>
+            <w:r>
+              <w:rPr>
+                <w:rFonts w:ascii="Patrick Hand" w:hAnsi="Patrick Hand"/>
+                <w:color w:val="16609A"/>
+                <w:sz w:val="20"/>
+              </w:rPr>
+              <w:t>4</w:t>
+            </w:r>
+            <w:r>
+              <w:rPr>
+                <w:rFonts w:ascii="ShullHand" w:hAnsi="ShullHand"/>
+                <w:color w:val="16609A"/>
+                <w:sz w:val="20"/>
+              </w:rPr>
+              <w:t xml:space="preserve">p, then </w:t>
+            </w:r>
+            <w:r>
+              <w:rPr>
+                <w:rFonts w:ascii="Patrick Hand" w:hAnsi="Patrick Hand"/>
+                <w:color w:val="16609A"/>
+                <w:sz w:val="20"/>
+              </w:rPr>
+              <w:t>5</w:t>
+            </w:r>
+            <w:r>
+              <w:rPr>
+                <w:rFonts w:ascii="ShullHand" w:hAnsi="ShullHand"/>
+                <w:color w:val="16609A"/>
+                <w:sz w:val="20"/>
+              </w:rPr>
+              <w:t>s</w:t>
+            </w:r>
+          </w:p>
+        </w:tc>
+      </w:tr>
+      <w:tr>
+        <w:trPr>
+          <w:cantSplit/>
+        </w:trPr>
+        <w:tc>
+          <w:tcPr>
+            <w:tcW w:type="dxa" w:w="648"/>
+            <w:vMerge/>
+          </w:tcPr>
+          <w:p/>
+        </w:tc>
+        <w:tc>
+          <w:tcPr>
+            <w:tcW w:type="dxa" w:w="2534"/>
+            <w:vAlign w:val="center"/>
+            <w:tcMar>
+              <w:top w:w="20" w:type="dxa"/>
+              <w:left w:w="60" w:type="dxa"/>
+              <w:bottom w:w="60" w:type="dxa"/>
+              <w:right w:w="60" w:type="dxa"/>
+            </w:tcMar>
+            <w:tcBorders>
+              <w:bottom w:val="single" w:sz="4" w:color="C8CDC2"/>
+            </w:tcBorders>
+          </w:tcPr>
+          <w:p>
+            <w:pPr>
+              <w:spacing w:after="0"/>
+              <w:jc w:val="left"/>
+            </w:pPr>
+            <w:r>
+              <w:rPr>
+                <w:rFonts w:ascii="Trade Gothic Next" w:hAnsi="Trade Gothic Next"/>
+                <w:b/>
+                <w:color w:val="4D730E"/>
+                <w:sz w:val="20"/>
+                <w:u w:val="none"/>
+              </w:rPr>
+              <w:t xml:space="preserve">A   </w:t>
+            </w:r>
+            <w:r>
+              <w:rPr>
+                <w:rFonts w:ascii="Trade Gothic Next" w:hAnsi="Trade Gothic Next"/>
+                <w:b w:val="0"/>
+                <w:color w:val="14161B"/>
+                <w:sz w:val="20"/>
+                <w:u w:val="none"/>
+              </w:rPr>
+              <w:t>4d</w:t>
+            </w:r>
+          </w:p>
+        </w:tc>
+        <w:tc>
+          <w:tcPr>
+            <w:tcW w:type="dxa" w:w="2534"/>
+            <w:vAlign w:val="center"/>
+            <w:tcMar>
+              <w:top w:w="20" w:type="dxa"/>
+              <w:left w:w="60" w:type="dxa"/>
+              <w:bottom w:w="60" w:type="dxa"/>
+              <w:right w:w="60" w:type="dxa"/>
+            </w:tcMar>
+            <w:tcBorders>
+              <w:bottom w:val="single" w:sz="4" w:color="C8CDC2"/>
+            </w:tcBorders>
+          </w:tcPr>
+          <w:p>
+            <w:pPr>
+              <w:spacing w:after="0"/>
+              <w:jc w:val="left"/>
+            </w:pPr>
+            <w:r>
+              <w:rPr>
+                <w:rFonts w:ascii="Trade Gothic Next" w:hAnsi="Trade Gothic Next"/>
+                <w:b/>
+                <w:color w:val="4D730E"/>
+                <w:sz w:val="20"/>
+                <w:u w:val="none"/>
+              </w:rPr>
+              <w:t xml:space="preserve">B   </w:t>
+            </w:r>
+            <w:r>
+              <w:rPr>
+                <w:rFonts w:ascii="Trade Gothic Next" w:hAnsi="Trade Gothic Next"/>
+                <w:b w:val="0"/>
+                <w:color w:val="14161B"/>
+                <w:sz w:val="20"/>
+                <w:u w:val="none"/>
+              </w:rPr>
+              <w:t>5p</w:t>
+            </w:r>
+          </w:p>
+        </w:tc>
+        <w:tc>
+          <w:tcPr>
+            <w:tcW w:type="dxa" w:w="2534"/>
+            <w:vAlign w:val="center"/>
+            <w:tcMar>
+              <w:top w:w="20" w:type="dxa"/>
+              <w:left w:w="60" w:type="dxa"/>
+              <w:bottom w:w="60" w:type="dxa"/>
+              <w:right w:w="60" w:type="dxa"/>
+            </w:tcMar>
+            <w:tcBorders>
+              <w:bottom w:val="single" w:sz="4" w:color="C8CDC2"/>
+            </w:tcBorders>
+          </w:tcPr>
+          <w:p>
+            <w:pPr>
+              <w:spacing w:after="0"/>
+              <w:jc w:val="left"/>
+            </w:pPr>
+            <w:r>
+              <w:rPr>
+                <w:rFonts w:ascii="Trade Gothic Next" w:hAnsi="Trade Gothic Next"/>
+                <w:b/>
+                <w:color w:val="4D730E"/>
+                <w:sz w:val="20"/>
+                <w:u w:val="none"/>
+              </w:rPr>
+              <w:t xml:space="preserve">C   </w:t>
+            </w:r>
+            <w:r>
+              <w:rPr>
+                <w:rFonts w:ascii="Trade Gothic Next" w:hAnsi="Trade Gothic Next"/>
+                <w:b w:val="0"/>
+                <w:color w:val="14161B"/>
+                <w:sz w:val="20"/>
+                <w:u w:val="none"/>
+              </w:rPr>
+              <w:t>4f</w:t>
+            </w:r>
+          </w:p>
+        </w:tc>
+        <w:tc>
+          <w:tcPr>
+            <w:tcW w:type="dxa" w:w="2549"/>
+            <w:vAlign w:val="center"/>
+            <w:tcMar>
+              <w:top w:w="20" w:type="dxa"/>
+              <w:left w:w="60" w:type="dxa"/>
+              <w:bottom w:w="60" w:type="dxa"/>
+              <w:right w:w="60" w:type="dxa"/>
+            </w:tcMar>
+            <w:tcBorders>
+              <w:bottom w:val="single" w:sz="4" w:color="C8CDC2"/>
+            </w:tcBorders>
+          </w:tcPr>
+          <w:p>
+            <w:pPr>
+              <w:spacing w:after="0"/>
+              <w:jc w:val="left"/>
+            </w:pPr>
+            <w:r>
+              <w:rPr>
+                <w:rFonts w:ascii="Trade Gothic Next" w:hAnsi="Trade Gothic Next"/>
+                <w:b/>
+                <w:color w:val="4D730E"/>
+                <w:sz w:val="20"/>
+                <w:u w:val="none"/>
+              </w:rPr>
+              <w:t xml:space="preserve">D   </w:t>
+            </w:r>
+            <w:r>
+              <w:rPr>
+                <w:rFonts w:ascii="Trade Gothic Next" w:hAnsi="Trade Gothic Next"/>
+                <w:b/>
+                <w:color w:val="14161B"/>
+                <w:sz w:val="20"/>
+                <w:u w:val="none"/>
+              </w:rPr>
+              <w:t>5s</w:t>
             </w:r>
           </w:p>
         </w:tc>
@@ -304,25 +1822,106 @@
     </w:tbl>
     <w:p>
       <w:pPr>
-        <w:spacing w:before="0" w:after="0" w:line="80" w:lineRule="exact"/>
+        <w:spacing w:before="0" w:after="0" w:line="120" w:lineRule="exact"/>
       </w:pPr>
       <w:r>
         <w:rPr>
           <w:rFonts w:ascii="Trade Gothic Next" w:hAnsi="Trade Gothic Next"/>
-          <w:sz w:val="4"/>
+          <w:sz w:val="8"/>
         </w:rPr>
       </w:r>
     </w:p>
     <w:tbl>
       <w:tblPr>
         <w:tblW w:type="auto" w:w="0"/>
-        <w:jc w:val="left"/>
         <w:tblLayout w:type="fixed"/>
         <w:tblLook w:firstColumn="1" w:firstRow="1" w:lastColumn="0" w:lastRow="0" w:noHBand="0" w:noVBand="1" w:val="04A0"/>
         <w:tblLayout w:type="fixed"/>
       </w:tblPr>
       <w:tblGrid>
-        <w:gridCol w:w="10800"/>
+        <w:gridCol w:w="9072"/>
+        <w:gridCol w:w="1728"/>
+      </w:tblGrid>
+      <w:tr>
+        <w:tc>
+          <w:tcPr>
+            <w:tcW w:type="dxa" w:w="9072"/>
+            <w:tcBorders>
+              <w:top w:val="single" w:sz="12" w:color="14161B"/>
+              <w:bottom w:val="single" w:sz="18" w:color="A3E635"/>
+            </w:tcBorders>
+            <w:vAlign w:val="center"/>
+            <w:tcMar>
+              <w:top w:w="30" w:type="dxa"/>
+              <w:left w:w="0" w:type="dxa"/>
+              <w:bottom w:w="30" w:type="dxa"/>
+              <w:right w:w="60" w:type="dxa"/>
+            </w:tcMar>
+          </w:tcPr>
+          <w:p>
+            <w:pPr>
+              <w:keepNext/>
+              <w:spacing w:after="0"/>
+              <w:jc w:val="left"/>
+            </w:pPr>
+            <w:r>
+              <w:rPr>
+                <w:rFonts w:ascii="Trade Gothic Next" w:hAnsi="Trade Gothic Next"/>
+                <w:b/>
+                <w:color w:val="14161B"/>
+                <w:sz w:val="18"/>
+                <w:u w:val="none"/>
+              </w:rPr>
+              <w:t>PART 2  ·  LONGHAND CONFIGURATION AND ORBITAL DIAGRAM</w:t>
+            </w:r>
+          </w:p>
+        </w:tc>
+        <w:tc>
+          <w:tcPr>
+            <w:tcW w:type="dxa" w:w="1728"/>
+            <w:tcBorders>
+              <w:top w:val="single" w:sz="12" w:color="14161B"/>
+              <w:bottom w:val="single" w:sz="18" w:color="A3E635"/>
+            </w:tcBorders>
+            <w:vAlign w:val="center"/>
+            <w:tcMar>
+              <w:top w:w="30" w:type="dxa"/>
+              <w:left w:w="60" w:type="dxa"/>
+              <w:bottom w:w="30" w:type="dxa"/>
+              <w:right w:w="60" w:type="dxa"/>
+            </w:tcMar>
+          </w:tcPr>
+          <w:p>
+            <w:pPr>
+              <w:keepNext/>
+              <w:spacing w:after="0"/>
+              <w:jc w:val="right"/>
+            </w:pPr>
+            <w:r>
+              <w:rPr>
+                <w:rFonts w:ascii="Trade Gothic Next" w:hAnsi="Trade Gothic Next"/>
+                <w:b/>
+                <w:color w:val="55604F"/>
+                <w:sz w:val="17"/>
+                <w:u w:val="none"/>
+              </w:rPr>
+              <w:t>8 pts</w:t>
+            </w:r>
+          </w:p>
+        </w:tc>
+      </w:tr>
+    </w:tbl>
+    <w:tbl>
+      <w:tblPr>
+        <w:tblW w:type="auto" w:w="0"/>
+        <w:tblLayout w:type="fixed"/>
+        <w:tblLook w:firstColumn="1" w:firstRow="1" w:lastColumn="0" w:lastRow="0" w:noHBand="0" w:noVBand="1" w:val="04A0"/>
+        <w:tblLayout w:type="fixed"/>
+      </w:tblPr>
+      <w:tblGrid>
+        <w:gridCol w:w="648"/>
+        <w:gridCol w:w="2520"/>
+        <w:gridCol w:w="7632"/>
       </w:tblGrid>
       <w:tr>
         <w:trPr>
@@ -330,31 +1929,54 @@
         </w:trPr>
         <w:tc>
           <w:tcPr>
-            <w:tcW w:type="dxa" w:w="10800"/>
+            <w:tcW w:type="dxa" w:w="648"/>
+            <w:vMerge w:val="restart"/>
+            <w:vAlign w:val="center"/>
+            <w:tcMar>
+              <w:top w:w="40" w:type="dxa"/>
+              <w:left w:w="60" w:type="dxa"/>
+              <w:bottom w:w="40" w:type="dxa"/>
+              <w:right w:w="60" w:type="dxa"/>
+            </w:tcMar>
             <w:tcBorders>
-              <w:top w:val="single" w:sz="6" w:color="C8CDC2"/>
-              <w:left w:val="single" w:sz="6" w:color="C8CDC2"/>
-              <w:bottom w:val="single" w:sz="6" w:color="C8CDC2"/>
-              <w:right w:val="single" w:sz="6" w:color="C8CDC2"/>
+              <w:bottom w:val="single" w:sz="4" w:color="C8CDC2"/>
             </w:tcBorders>
           </w:tcPr>
           <w:p>
             <w:pPr>
-              <w:tabs>
-                <w:tab w:pos="10224" w:val="right"/>
-              </w:tabs>
-              <w:spacing w:after="40"/>
+              <w:spacing w:after="0"/>
+              <w:jc w:val="left"/>
             </w:pPr>
             <w:r>
               <w:rPr>
                 <w:rFonts w:ascii="Trade Gothic Next" w:hAnsi="Trade Gothic Next"/>
                 <w:b/>
                 <w:color w:val="4D730E"/>
-                <w:sz w:val="21"/>
+                <w:sz w:val="22"/>
                 <w:u w:val="none"/>
               </w:rPr>
-              <w:t xml:space="preserve">1   </w:t>
+              <w:t>6</w:t>
             </w:r>
+          </w:p>
+        </w:tc>
+        <w:tc>
+          <w:tcPr>
+            <w:tcW w:type="dxa" w:w="10152"/>
+            <w:gridSpan w:val="2"/>
+            <w:vAlign w:val="center"/>
+            <w:tcMar>
+              <w:top w:w="50" w:type="dxa"/>
+              <w:left w:w="60" w:type="dxa"/>
+              <w:bottom w:w="10" w:type="dxa"/>
+              <w:right w:w="60" w:type="dxa"/>
+            </w:tcMar>
+          </w:tcPr>
+          <w:p>
+            <w:pPr>
+              <w:keepNext/>
+              <w:spacing w:after="0"/>
+              <w:jc w:val="left"/>
+            </w:pPr>
             <w:r>
               <w:rPr>
                 <w:rFonts w:ascii="Trade Gothic Next" w:hAnsi="Trade Gothic Next"/>
@@ -369,21 +1991,429 @@
               <w:rPr>
                 <w:rFonts w:ascii="Trade Gothic Next" w:hAnsi="Trade Gothic Next"/>
                 <w:b w:val="0"/>
-                <w:sz w:val="18"/>
+                <w:color w:val="55604F"/>
+                <w:sz w:val="16"/>
                 <w:u w:val="none"/>
               </w:rPr>
-              <w:tab/>
+              <w:t xml:space="preserve">     4 pts: 2 configuration, 2 diagram</w:t>
             </w:r>
+          </w:p>
+        </w:tc>
+      </w:tr>
+      <w:tr>
+        <w:trPr>
+          <w:cantSplit/>
+        </w:trPr>
+        <w:tc>
+          <w:tcPr>
+            <w:tcW w:type="dxa" w:w="648"/>
+            <w:vMerge/>
+          </w:tcPr>
+          <w:p/>
+        </w:tc>
+        <w:tc>
+          <w:tcPr>
+            <w:tcW w:type="dxa" w:w="2520"/>
+            <w:vAlign w:val="center"/>
+            <w:tcMar>
+              <w:top w:w="40" w:type="dxa"/>
+              <w:left w:w="60" w:type="dxa"/>
+              <w:bottom w:w="40" w:type="dxa"/>
+              <w:right w:w="60" w:type="dxa"/>
+            </w:tcMar>
+          </w:tcPr>
+          <w:p>
+            <w:pPr>
+              <w:keepNext/>
+              <w:spacing w:after="0"/>
+              <w:jc w:val="left"/>
+            </w:pPr>
             <w:r>
               <w:rPr>
                 <w:rFonts w:ascii="Trade Gothic Next" w:hAnsi="Trade Gothic Next"/>
                 <w:b/>
-                <w:color w:val="55604F"/>
-                <w:sz w:val="16"/>
+                <w:color w:val="14161B"/>
+                <w:sz w:val="18"/>
                 <w:u w:val="none"/>
               </w:rPr>
-              <w:t>4 pts</w:t>
+              <w:t>Electron configuration</w:t>
             </w:r>
+          </w:p>
+        </w:tc>
+        <w:tc>
+          <w:tcPr>
+            <w:tcW w:type="dxa" w:w="7632"/>
+            <w:vAlign w:val="center"/>
+            <w:tcMar>
+              <w:top w:w="40" w:type="dxa"/>
+              <w:left w:w="60" w:type="dxa"/>
+              <w:bottom w:w="40" w:type="dxa"/>
+              <w:right w:w="60" w:type="dxa"/>
+            </w:tcMar>
+            <w:tcBorders>
+              <w:bottom w:val="single" w:sz="4" w:color="C8CDC2"/>
+            </w:tcBorders>
+          </w:tcPr>
+          <w:p>
+            <w:pPr>
+              <w:spacing w:after="0"/>
+              <w:jc w:val="left"/>
+            </w:pPr>
+            <w:r>
+              <w:rPr>
+                <w:rFonts w:ascii="Patrick Hand" w:hAnsi="Patrick Hand"/>
+                <w:color w:val="4A2466"/>
+                <w:sz w:val="24"/>
+                <w:bdr w:val="single" w:sz="8" w:space="1" w:color="9F1D2C"/>
+              </w:rPr>
+              <w:t>1</w:t>
+            </w:r>
+            <w:r>
+              <w:rPr>
+                <w:rFonts w:ascii="ShullHand" w:hAnsi="ShullHand"/>
+                <w:color w:val="4A2466"/>
+                <w:sz w:val="24"/>
+                <w:bdr w:val="single" w:sz="8" w:space="1" w:color="9F1D2C"/>
+              </w:rPr>
+              <w:t>s</w:t>
+            </w:r>
+            <w:r>
+              <w:rPr>
+                <w:rFonts w:ascii="Patrick Hand" w:hAnsi="Patrick Hand"/>
+                <w:color w:val="4A2466"/>
+                <w:sz w:val="24"/>
+                <w:vertAlign w:val="superscript"/>
+                <w:bdr w:val="single" w:sz="8" w:space="1" w:color="9F1D2C"/>
+              </w:rPr>
+              <w:t>2</w:t>
+            </w:r>
+            <w:r>
+              <w:rPr>
+                <w:rFonts w:ascii="ShullHand" w:hAnsi="ShullHand"/>
+                <w:color w:val="4A2466"/>
+                <w:sz w:val="24"/>
+                <w:bdr w:val="single" w:sz="8" w:space="1" w:color="9F1D2C"/>
+              </w:rPr>
+              <w:t xml:space="preserve"> </w:t>
+            </w:r>
+            <w:r>
+              <w:rPr>
+                <w:rFonts w:ascii="Patrick Hand" w:hAnsi="Patrick Hand"/>
+                <w:color w:val="4A2466"/>
+                <w:sz w:val="24"/>
+                <w:bdr w:val="single" w:sz="8" w:space="1" w:color="9F1D2C"/>
+              </w:rPr>
+              <w:t>2</w:t>
+            </w:r>
+            <w:r>
+              <w:rPr>
+                <w:rFonts w:ascii="ShullHand" w:hAnsi="ShullHand"/>
+                <w:color w:val="4A2466"/>
+                <w:sz w:val="24"/>
+                <w:bdr w:val="single" w:sz="8" w:space="1" w:color="9F1D2C"/>
+              </w:rPr>
+              <w:t>s</w:t>
+            </w:r>
+            <w:r>
+              <w:rPr>
+                <w:rFonts w:ascii="Patrick Hand" w:hAnsi="Patrick Hand"/>
+                <w:color w:val="4A2466"/>
+                <w:sz w:val="24"/>
+                <w:vertAlign w:val="superscript"/>
+                <w:bdr w:val="single" w:sz="8" w:space="1" w:color="9F1D2C"/>
+              </w:rPr>
+              <w:t>2</w:t>
+            </w:r>
+            <w:r>
+              <w:rPr>
+                <w:rFonts w:ascii="ShullHand" w:hAnsi="ShullHand"/>
+                <w:color w:val="4A2466"/>
+                <w:sz w:val="24"/>
+                <w:bdr w:val="single" w:sz="8" w:space="1" w:color="9F1D2C"/>
+              </w:rPr>
+              <w:t xml:space="preserve"> </w:t>
+            </w:r>
+            <w:r>
+              <w:rPr>
+                <w:rFonts w:ascii="Patrick Hand" w:hAnsi="Patrick Hand"/>
+                <w:color w:val="4A2466"/>
+                <w:sz w:val="24"/>
+                <w:bdr w:val="single" w:sz="8" w:space="1" w:color="9F1D2C"/>
+              </w:rPr>
+              <w:t>2</w:t>
+            </w:r>
+            <w:r>
+              <w:rPr>
+                <w:rFonts w:ascii="ShullHand" w:hAnsi="ShullHand"/>
+                <w:color w:val="4A2466"/>
+                <w:sz w:val="24"/>
+                <w:bdr w:val="single" w:sz="8" w:space="1" w:color="9F1D2C"/>
+              </w:rPr>
+              <w:t>p</w:t>
+            </w:r>
+            <w:r>
+              <w:rPr>
+                <w:rFonts w:ascii="Patrick Hand" w:hAnsi="Patrick Hand"/>
+                <w:color w:val="4A2466"/>
+                <w:sz w:val="24"/>
+                <w:vertAlign w:val="superscript"/>
+                <w:bdr w:val="single" w:sz="8" w:space="1" w:color="9F1D2C"/>
+              </w:rPr>
+              <w:t>6</w:t>
+            </w:r>
+            <w:r>
+              <w:rPr>
+                <w:rFonts w:ascii="ShullHand" w:hAnsi="ShullHand"/>
+                <w:color w:val="4A2466"/>
+                <w:sz w:val="24"/>
+                <w:bdr w:val="single" w:sz="8" w:space="1" w:color="9F1D2C"/>
+              </w:rPr>
+              <w:t xml:space="preserve"> </w:t>
+            </w:r>
+            <w:r>
+              <w:rPr>
+                <w:rFonts w:ascii="Patrick Hand" w:hAnsi="Patrick Hand"/>
+                <w:color w:val="4A2466"/>
+                <w:sz w:val="24"/>
+                <w:bdr w:val="single" w:sz="8" w:space="1" w:color="9F1D2C"/>
+              </w:rPr>
+              <w:t>3</w:t>
+            </w:r>
+            <w:r>
+              <w:rPr>
+                <w:rFonts w:ascii="ShullHand" w:hAnsi="ShullHand"/>
+                <w:color w:val="4A2466"/>
+                <w:sz w:val="24"/>
+                <w:bdr w:val="single" w:sz="8" w:space="1" w:color="9F1D2C"/>
+              </w:rPr>
+              <w:t>s</w:t>
+            </w:r>
+            <w:r>
+              <w:rPr>
+                <w:rFonts w:ascii="Patrick Hand" w:hAnsi="Patrick Hand"/>
+                <w:color w:val="4A2466"/>
+                <w:sz w:val="24"/>
+                <w:vertAlign w:val="superscript"/>
+                <w:bdr w:val="single" w:sz="8" w:space="1" w:color="9F1D2C"/>
+              </w:rPr>
+              <w:t>2</w:t>
+            </w:r>
+            <w:r>
+              <w:rPr>
+                <w:rFonts w:ascii="ShullHand" w:hAnsi="ShullHand"/>
+                <w:color w:val="4A2466"/>
+                <w:sz w:val="24"/>
+                <w:bdr w:val="single" w:sz="8" w:space="1" w:color="9F1D2C"/>
+              </w:rPr>
+              <w:t xml:space="preserve"> </w:t>
+            </w:r>
+            <w:r>
+              <w:rPr>
+                <w:rFonts w:ascii="Patrick Hand" w:hAnsi="Patrick Hand"/>
+                <w:color w:val="4A2466"/>
+                <w:sz w:val="24"/>
+                <w:bdr w:val="single" w:sz="8" w:space="1" w:color="9F1D2C"/>
+              </w:rPr>
+              <w:t>3</w:t>
+            </w:r>
+            <w:r>
+              <w:rPr>
+                <w:rFonts w:ascii="ShullHand" w:hAnsi="ShullHand"/>
+                <w:color w:val="4A2466"/>
+                <w:sz w:val="24"/>
+                <w:bdr w:val="single" w:sz="8" w:space="1" w:color="9F1D2C"/>
+              </w:rPr>
+              <w:t>p</w:t>
+            </w:r>
+            <w:r>
+              <w:rPr>
+                <w:rFonts w:ascii="Patrick Hand" w:hAnsi="Patrick Hand"/>
+                <w:color w:val="4A2466"/>
+                <w:sz w:val="24"/>
+                <w:vertAlign w:val="superscript"/>
+                <w:bdr w:val="single" w:sz="8" w:space="1" w:color="9F1D2C"/>
+              </w:rPr>
+              <w:t>6</w:t>
+            </w:r>
+            <w:r>
+              <w:rPr>
+                <w:rFonts w:ascii="ShullHand" w:hAnsi="ShullHand"/>
+                <w:color w:val="4A2466"/>
+                <w:sz w:val="24"/>
+                <w:bdr w:val="single" w:sz="8" w:space="1" w:color="9F1D2C"/>
+              </w:rPr>
+              <w:t xml:space="preserve"> </w:t>
+            </w:r>
+            <w:r>
+              <w:rPr>
+                <w:rFonts w:ascii="Patrick Hand" w:hAnsi="Patrick Hand"/>
+                <w:color w:val="4A2466"/>
+                <w:sz w:val="24"/>
+                <w:bdr w:val="single" w:sz="8" w:space="1" w:color="9F1D2C"/>
+              </w:rPr>
+              <w:t>4</w:t>
+            </w:r>
+            <w:r>
+              <w:rPr>
+                <w:rFonts w:ascii="ShullHand" w:hAnsi="ShullHand"/>
+                <w:color w:val="4A2466"/>
+                <w:sz w:val="24"/>
+                <w:bdr w:val="single" w:sz="8" w:space="1" w:color="9F1D2C"/>
+              </w:rPr>
+              <w:t>s</w:t>
+            </w:r>
+            <w:r>
+              <w:rPr>
+                <w:rFonts w:ascii="Patrick Hand" w:hAnsi="Patrick Hand"/>
+                <w:color w:val="4A2466"/>
+                <w:sz w:val="24"/>
+                <w:vertAlign w:val="superscript"/>
+                <w:bdr w:val="single" w:sz="8" w:space="1" w:color="9F1D2C"/>
+              </w:rPr>
+              <w:t>2</w:t>
+            </w:r>
+            <w:r>
+              <w:rPr>
+                <w:rFonts w:ascii="ShullHand" w:hAnsi="ShullHand"/>
+                <w:color w:val="4A2466"/>
+                <w:sz w:val="24"/>
+                <w:bdr w:val="single" w:sz="8" w:space="1" w:color="9F1D2C"/>
+              </w:rPr>
+              <w:t xml:space="preserve"> </w:t>
+            </w:r>
+            <w:r>
+              <w:rPr>
+                <w:rFonts w:ascii="Patrick Hand" w:hAnsi="Patrick Hand"/>
+                <w:color w:val="4A2466"/>
+                <w:sz w:val="24"/>
+                <w:bdr w:val="single" w:sz="8" w:space="1" w:color="9F1D2C"/>
+              </w:rPr>
+              <w:t>3</w:t>
+            </w:r>
+            <w:r>
+              <w:rPr>
+                <w:rFonts w:ascii="ShullHand" w:hAnsi="ShullHand"/>
+                <w:color w:val="4A2466"/>
+                <w:sz w:val="24"/>
+                <w:bdr w:val="single" w:sz="8" w:space="1" w:color="9F1D2C"/>
+              </w:rPr>
+              <w:t>d</w:t>
+            </w:r>
+            <w:r>
+              <w:rPr>
+                <w:rFonts w:ascii="Patrick Hand" w:hAnsi="Patrick Hand"/>
+                <w:color w:val="4A2466"/>
+                <w:sz w:val="24"/>
+                <w:vertAlign w:val="superscript"/>
+                <w:bdr w:val="single" w:sz="8" w:space="1" w:color="9F1D2C"/>
+              </w:rPr>
+              <w:t>10</w:t>
+            </w:r>
+            <w:r>
+              <w:rPr>
+                <w:rFonts w:ascii="ShullHand" w:hAnsi="ShullHand"/>
+                <w:color w:val="4A2466"/>
+                <w:sz w:val="24"/>
+                <w:bdr w:val="single" w:sz="8" w:space="1" w:color="9F1D2C"/>
+              </w:rPr>
+              <w:t xml:space="preserve"> </w:t>
+            </w:r>
+            <w:r>
+              <w:rPr>
+                <w:rFonts w:ascii="Patrick Hand" w:hAnsi="Patrick Hand"/>
+                <w:color w:val="4A2466"/>
+                <w:sz w:val="24"/>
+                <w:bdr w:val="single" w:sz="8" w:space="1" w:color="9F1D2C"/>
+              </w:rPr>
+              <w:t>4</w:t>
+            </w:r>
+            <w:r>
+              <w:rPr>
+                <w:rFonts w:ascii="ShullHand" w:hAnsi="ShullHand"/>
+                <w:color w:val="4A2466"/>
+                <w:sz w:val="24"/>
+                <w:bdr w:val="single" w:sz="8" w:space="1" w:color="9F1D2C"/>
+              </w:rPr>
+              <w:t>p</w:t>
+            </w:r>
+            <w:r>
+              <w:rPr>
+                <w:rFonts w:ascii="Patrick Hand" w:hAnsi="Patrick Hand"/>
+                <w:color w:val="4A2466"/>
+                <w:sz w:val="24"/>
+                <w:vertAlign w:val="superscript"/>
+                <w:bdr w:val="single" w:sz="8" w:space="1" w:color="9F1D2C"/>
+              </w:rPr>
+              <w:t>5</w:t>
+            </w:r>
+          </w:p>
+        </w:tc>
+      </w:tr>
+      <w:tr>
+        <w:trPr>
+          <w:cantSplit/>
+          <w:cantSplit/>
+          <w:trHeight w:val="1224" w:hRule="atLeast"/>
+        </w:trPr>
+        <w:tc>
+          <w:tcPr>
+            <w:tcW w:type="dxa" w:w="648"/>
+            <w:vMerge/>
+          </w:tcPr>
+          <w:p/>
+        </w:tc>
+        <w:tc>
+          <w:tcPr>
+            <w:tcW w:type="dxa" w:w="2520"/>
+            <w:vAlign w:val="center"/>
+            <w:tcMar>
+              <w:top w:w="40" w:type="dxa"/>
+              <w:left w:w="60" w:type="dxa"/>
+              <w:bottom w:w="40" w:type="dxa"/>
+              <w:right w:w="60" w:type="dxa"/>
+            </w:tcMar>
+          </w:tcPr>
+          <w:p>
+            <w:pPr>
+              <w:keepNext w:val="0"/>
+              <w:spacing w:after="0"/>
+              <w:jc w:val="left"/>
+            </w:pPr>
+            <w:r>
+              <w:rPr>
+                <w:rFonts w:ascii="Trade Gothic Next" w:hAnsi="Trade Gothic Next"/>
+                <w:b/>
+                <w:color w:val="14161B"/>
+                <w:sz w:val="18"/>
+                <w:u w:val="none"/>
+              </w:rPr>
+              <w:t>Orbital diagram</w:t>
+            </w:r>
+          </w:p>
+        </w:tc>
+        <w:tc>
+          <w:tcPr>
+            <w:tcW w:type="dxa" w:w="7632"/>
+            <w:vAlign w:val="center"/>
+            <w:tcMar>
+              <w:top w:w="40" w:type="dxa"/>
+              <w:left w:w="60" w:type="dxa"/>
+              <w:bottom w:w="40" w:type="dxa"/>
+              <w:right w:w="60" w:type="dxa"/>
+            </w:tcMar>
+            <w:tcBorders>
+              <w:top w:val="single" w:sz="4" w:color="C8CDC2"/>
+              <w:left w:val="single" w:sz="4" w:color="C8CDC2"/>
+              <w:bottom w:val="single" w:sz="4" w:color="C8CDC2"/>
+              <w:right w:val="single" w:sz="4" w:color="C8CDC2"/>
+            </w:tcBorders>
+          </w:tcPr>
+          <w:p>
+            <w:pPr>
+              <w:spacing w:after="0"/>
+              <w:jc w:val="left"/>
+              <w:spacing w:before="0" w:after="0" w:line="20" w:lineRule="exact"/>
+            </w:pPr>
           </w:p>
           <w:tbl>
             <w:tblPr>
@@ -393,414 +2423,32 @@
               <w:tblLayout w:type="fixed"/>
             </w:tblPr>
             <w:tblGrid>
-              <w:gridCol w:w="2304"/>
-              <w:gridCol w:w="7920"/>
-            </w:tblGrid>
-            <w:tr>
-              <w:trPr>
-                <w:cantSplit/>
-                <w:trHeight w:val="518" w:hRule="atLeast"/>
-              </w:trPr>
-              <w:tc>
-                <w:tcPr>
-                  <w:tcW w:type="dxa" w:w="2304"/>
-                  <w:vAlign w:val="bottom"/>
-                  <w:tcMar>
-                    <w:top w:w="0" w:type="dxa"/>
-                    <w:left w:w="0" w:type="dxa"/>
-                    <w:bottom w:w="10" w:type="dxa"/>
-                    <w:right w:w="0" w:type="dxa"/>
-                  </w:tcMar>
-                </w:tcPr>
-                <w:p>
-                  <w:pPr>
-                    <w:spacing w:after="0"/>
-                  </w:pPr>
-                  <w:r>
-                    <w:rPr>
-                      <w:rFonts w:ascii="Trade Gothic Next" w:hAnsi="Trade Gothic Next"/>
-                      <w:b/>
-                      <w:color w:val="14161B"/>
-                      <w:sz w:val="18"/>
-                      <w:u w:val="none"/>
-                    </w:rPr>
-                    <w:t>Electron configuration</w:t>
-                  </w:r>
-                </w:p>
-              </w:tc>
-              <w:tc>
-                <w:tcPr>
-                  <w:tcW w:type="dxa" w:w="7920"/>
-                  <w:vAlign w:val="bottom"/>
-                  <w:tcMar>
-                    <w:top w:w="0" w:type="dxa"/>
-                    <w:left w:w="0" w:type="dxa"/>
-                    <w:bottom w:w="10" w:type="dxa"/>
-                    <w:right w:w="0" w:type="dxa"/>
-                  </w:tcMar>
-                  <w:tcBorders>
-                    <w:bottom w:val="single" w:sz="6" w:color="C8CDC2"/>
-                  </w:tcBorders>
-                </w:tcPr>
-                <w:p>
-                  <w:pPr>
-                    <w:spacing w:after="0"/>
-                  </w:pPr>
-                  <w:r>
-                    <w:rPr>
-                      <w:rFonts w:ascii="Patrick Hand" w:hAnsi="Patrick Hand"/>
-                      <w:color w:val="4A2466"/>
-                      <w:sz w:val="26"/>
-                      <w:bdr w:val="single" w:sz="8" w:space="1" w:color="9F1D2C"/>
-                    </w:rPr>
-                    <w:t>1</w:t>
-                  </w:r>
-                  <w:r>
-                    <w:rPr>
-                      <w:rFonts w:ascii="ShullHand" w:hAnsi="ShullHand"/>
-                      <w:color w:val="4A2466"/>
-                      <w:sz w:val="26"/>
-                      <w:bdr w:val="single" w:sz="8" w:space="1" w:color="9F1D2C"/>
-                    </w:rPr>
-                    <w:t>s</w:t>
-                  </w:r>
-                  <w:r>
-                    <w:rPr>
-                      <w:rFonts w:ascii="Patrick Hand" w:hAnsi="Patrick Hand"/>
-                      <w:color w:val="4A2466"/>
-                      <w:sz w:val="26"/>
-                      <w:vertAlign w:val="superscript"/>
-                      <w:bdr w:val="single" w:sz="8" w:space="1" w:color="9F1D2C"/>
-                    </w:rPr>
-                    <w:t>2</w:t>
-                  </w:r>
-                  <w:r>
-                    <w:rPr>
-                      <w:rFonts w:ascii="ShullHand" w:hAnsi="ShullHand"/>
-                      <w:color w:val="4A2466"/>
-                      <w:sz w:val="26"/>
-                      <w:bdr w:val="single" w:sz="8" w:space="1" w:color="9F1D2C"/>
-                    </w:rPr>
-                    <w:t xml:space="preserve"> </w:t>
-                  </w:r>
-                  <w:r>
-                    <w:rPr>
-                      <w:rFonts w:ascii="Patrick Hand" w:hAnsi="Patrick Hand"/>
-                      <w:color w:val="4A2466"/>
-                      <w:sz w:val="26"/>
-                      <w:bdr w:val="single" w:sz="8" w:space="1" w:color="9F1D2C"/>
-                    </w:rPr>
-                    <w:t>2</w:t>
-                  </w:r>
-                  <w:r>
-                    <w:rPr>
-                      <w:rFonts w:ascii="ShullHand" w:hAnsi="ShullHand"/>
-                      <w:color w:val="4A2466"/>
-                      <w:sz w:val="26"/>
-                      <w:bdr w:val="single" w:sz="8" w:space="1" w:color="9F1D2C"/>
-                    </w:rPr>
-                    <w:t>s</w:t>
-                  </w:r>
-                  <w:r>
-                    <w:rPr>
-                      <w:rFonts w:ascii="Patrick Hand" w:hAnsi="Patrick Hand"/>
-                      <w:color w:val="4A2466"/>
-                      <w:sz w:val="26"/>
-                      <w:vertAlign w:val="superscript"/>
-                      <w:bdr w:val="single" w:sz="8" w:space="1" w:color="9F1D2C"/>
-                    </w:rPr>
-                    <w:t>2</w:t>
-                  </w:r>
-                  <w:r>
-                    <w:rPr>
-                      <w:rFonts w:ascii="ShullHand" w:hAnsi="ShullHand"/>
-                      <w:color w:val="4A2466"/>
-                      <w:sz w:val="26"/>
-                      <w:bdr w:val="single" w:sz="8" w:space="1" w:color="9F1D2C"/>
-                    </w:rPr>
-                    <w:t xml:space="preserve"> </w:t>
-                  </w:r>
-                  <w:r>
-                    <w:rPr>
-                      <w:rFonts w:ascii="Patrick Hand" w:hAnsi="Patrick Hand"/>
-                      <w:color w:val="4A2466"/>
-                      <w:sz w:val="26"/>
-                      <w:bdr w:val="single" w:sz="8" w:space="1" w:color="9F1D2C"/>
-                    </w:rPr>
-                    <w:t>2</w:t>
-                  </w:r>
-                  <w:r>
-                    <w:rPr>
-                      <w:rFonts w:ascii="ShullHand" w:hAnsi="ShullHand"/>
-                      <w:color w:val="4A2466"/>
-                      <w:sz w:val="26"/>
-                      <w:bdr w:val="single" w:sz="8" w:space="1" w:color="9F1D2C"/>
-                    </w:rPr>
-                    <w:t>p</w:t>
-                  </w:r>
-                  <w:r>
-                    <w:rPr>
-                      <w:rFonts w:ascii="Patrick Hand" w:hAnsi="Patrick Hand"/>
-                      <w:color w:val="4A2466"/>
-                      <w:sz w:val="26"/>
-                      <w:vertAlign w:val="superscript"/>
-                      <w:bdr w:val="single" w:sz="8" w:space="1" w:color="9F1D2C"/>
-                    </w:rPr>
-                    <w:t>6</w:t>
-                  </w:r>
-                  <w:r>
-                    <w:rPr>
-                      <w:rFonts w:ascii="ShullHand" w:hAnsi="ShullHand"/>
-                      <w:color w:val="4A2466"/>
-                      <w:sz w:val="26"/>
-                      <w:bdr w:val="single" w:sz="8" w:space="1" w:color="9F1D2C"/>
-                    </w:rPr>
-                    <w:t xml:space="preserve"> </w:t>
-                  </w:r>
-                  <w:r>
-                    <w:rPr>
-                      <w:rFonts w:ascii="Patrick Hand" w:hAnsi="Patrick Hand"/>
-                      <w:color w:val="4A2466"/>
-                      <w:sz w:val="26"/>
-                      <w:bdr w:val="single" w:sz="8" w:space="1" w:color="9F1D2C"/>
-                    </w:rPr>
-                    <w:t>3</w:t>
-                  </w:r>
-                  <w:r>
-                    <w:rPr>
-                      <w:rFonts w:ascii="ShullHand" w:hAnsi="ShullHand"/>
-                      <w:color w:val="4A2466"/>
-                      <w:sz w:val="26"/>
-                      <w:bdr w:val="single" w:sz="8" w:space="1" w:color="9F1D2C"/>
-                    </w:rPr>
-                    <w:t>s</w:t>
-                  </w:r>
-                  <w:r>
-                    <w:rPr>
-                      <w:rFonts w:ascii="Patrick Hand" w:hAnsi="Patrick Hand"/>
-                      <w:color w:val="4A2466"/>
-                      <w:sz w:val="26"/>
-                      <w:vertAlign w:val="superscript"/>
-                      <w:bdr w:val="single" w:sz="8" w:space="1" w:color="9F1D2C"/>
-                    </w:rPr>
-                    <w:t>2</w:t>
-                  </w:r>
-                  <w:r>
-                    <w:rPr>
-                      <w:rFonts w:ascii="ShullHand" w:hAnsi="ShullHand"/>
-                      <w:color w:val="4A2466"/>
-                      <w:sz w:val="26"/>
-                      <w:bdr w:val="single" w:sz="8" w:space="1" w:color="9F1D2C"/>
-                    </w:rPr>
-                    <w:t xml:space="preserve"> </w:t>
-                  </w:r>
-                  <w:r>
-                    <w:rPr>
-                      <w:rFonts w:ascii="Patrick Hand" w:hAnsi="Patrick Hand"/>
-                      <w:color w:val="4A2466"/>
-                      <w:sz w:val="26"/>
-                      <w:bdr w:val="single" w:sz="8" w:space="1" w:color="9F1D2C"/>
-                    </w:rPr>
-                    <w:t>3</w:t>
-                  </w:r>
-                  <w:r>
-                    <w:rPr>
-                      <w:rFonts w:ascii="ShullHand" w:hAnsi="ShullHand"/>
-                      <w:color w:val="4A2466"/>
-                      <w:sz w:val="26"/>
-                      <w:bdr w:val="single" w:sz="8" w:space="1" w:color="9F1D2C"/>
-                    </w:rPr>
-                    <w:t>p</w:t>
-                  </w:r>
-                  <w:r>
-                    <w:rPr>
-                      <w:rFonts w:ascii="Patrick Hand" w:hAnsi="Patrick Hand"/>
-                      <w:color w:val="4A2466"/>
-                      <w:sz w:val="26"/>
-                      <w:vertAlign w:val="superscript"/>
-                      <w:bdr w:val="single" w:sz="8" w:space="1" w:color="9F1D2C"/>
-                    </w:rPr>
-                    <w:t>6</w:t>
-                  </w:r>
-                  <w:r>
-                    <w:rPr>
-                      <w:rFonts w:ascii="ShullHand" w:hAnsi="ShullHand"/>
-                      <w:color w:val="4A2466"/>
-                      <w:sz w:val="26"/>
-                      <w:bdr w:val="single" w:sz="8" w:space="1" w:color="9F1D2C"/>
-                    </w:rPr>
-                    <w:t xml:space="preserve"> </w:t>
-                  </w:r>
-                  <w:r>
-                    <w:rPr>
-                      <w:rFonts w:ascii="Patrick Hand" w:hAnsi="Patrick Hand"/>
-                      <w:color w:val="4A2466"/>
-                      <w:sz w:val="26"/>
-                      <w:bdr w:val="single" w:sz="8" w:space="1" w:color="9F1D2C"/>
-                    </w:rPr>
-                    <w:t>4</w:t>
-                  </w:r>
-                  <w:r>
-                    <w:rPr>
-                      <w:rFonts w:ascii="ShullHand" w:hAnsi="ShullHand"/>
-                      <w:color w:val="4A2466"/>
-                      <w:sz w:val="26"/>
-                      <w:bdr w:val="single" w:sz="8" w:space="1" w:color="9F1D2C"/>
-                    </w:rPr>
-                    <w:t>s</w:t>
-                  </w:r>
-                  <w:r>
-                    <w:rPr>
-                      <w:rFonts w:ascii="Patrick Hand" w:hAnsi="Patrick Hand"/>
-                      <w:color w:val="4A2466"/>
-                      <w:sz w:val="26"/>
-                      <w:vertAlign w:val="superscript"/>
-                      <w:bdr w:val="single" w:sz="8" w:space="1" w:color="9F1D2C"/>
-                    </w:rPr>
-                    <w:t>2</w:t>
-                  </w:r>
-                  <w:r>
-                    <w:rPr>
-                      <w:rFonts w:ascii="ShullHand" w:hAnsi="ShullHand"/>
-                      <w:color w:val="4A2466"/>
-                      <w:sz w:val="26"/>
-                      <w:bdr w:val="single" w:sz="8" w:space="1" w:color="9F1D2C"/>
-                    </w:rPr>
-                    <w:t xml:space="preserve"> </w:t>
-                  </w:r>
-                  <w:r>
-                    <w:rPr>
-                      <w:rFonts w:ascii="Patrick Hand" w:hAnsi="Patrick Hand"/>
-                      <w:color w:val="4A2466"/>
-                      <w:sz w:val="26"/>
-                      <w:bdr w:val="single" w:sz="8" w:space="1" w:color="9F1D2C"/>
-                    </w:rPr>
-                    <w:t>3</w:t>
-                  </w:r>
-                  <w:r>
-                    <w:rPr>
-                      <w:rFonts w:ascii="ShullHand" w:hAnsi="ShullHand"/>
-                      <w:color w:val="4A2466"/>
-                      <w:sz w:val="26"/>
-                      <w:bdr w:val="single" w:sz="8" w:space="1" w:color="9F1D2C"/>
-                    </w:rPr>
-                    <w:t>d</w:t>
-                  </w:r>
-                  <w:r>
-                    <w:rPr>
-                      <w:rFonts w:ascii="Patrick Hand" w:hAnsi="Patrick Hand"/>
-                      <w:color w:val="4A2466"/>
-                      <w:sz w:val="26"/>
-                      <w:vertAlign w:val="superscript"/>
-                      <w:bdr w:val="single" w:sz="8" w:space="1" w:color="9F1D2C"/>
-                    </w:rPr>
-                    <w:t>10</w:t>
-                  </w:r>
-                  <w:r>
-                    <w:rPr>
-                      <w:rFonts w:ascii="ShullHand" w:hAnsi="ShullHand"/>
-                      <w:color w:val="4A2466"/>
-                      <w:sz w:val="26"/>
-                      <w:bdr w:val="single" w:sz="8" w:space="1" w:color="9F1D2C"/>
-                    </w:rPr>
-                    <w:t xml:space="preserve"> </w:t>
-                  </w:r>
-                  <w:r>
-                    <w:rPr>
-                      <w:rFonts w:ascii="Patrick Hand" w:hAnsi="Patrick Hand"/>
-                      <w:color w:val="4A2466"/>
-                      <w:sz w:val="26"/>
-                      <w:bdr w:val="single" w:sz="8" w:space="1" w:color="9F1D2C"/>
-                    </w:rPr>
-                    <w:t>4</w:t>
-                  </w:r>
-                  <w:r>
-                    <w:rPr>
-                      <w:rFonts w:ascii="ShullHand" w:hAnsi="ShullHand"/>
-                      <w:color w:val="4A2466"/>
-                      <w:sz w:val="26"/>
-                      <w:bdr w:val="single" w:sz="8" w:space="1" w:color="9F1D2C"/>
-                    </w:rPr>
-                    <w:t>p</w:t>
-                  </w:r>
-                  <w:r>
-                    <w:rPr>
-                      <w:rFonts w:ascii="Patrick Hand" w:hAnsi="Patrick Hand"/>
-                      <w:color w:val="4A2466"/>
-                      <w:sz w:val="26"/>
-                      <w:vertAlign w:val="superscript"/>
-                      <w:bdr w:val="single" w:sz="8" w:space="1" w:color="9F1D2C"/>
-                    </w:rPr>
-                    <w:t>5</w:t>
-                  </w:r>
-                </w:p>
-              </w:tc>
-            </w:tr>
-          </w:tbl>
-          <w:p>
-            <w:pPr>
-              <w:spacing w:before="0" w:after="0" w:line="20" w:lineRule="exact"/>
-            </w:pPr>
-          </w:p>
-          <w:p>
-            <w:pPr>
-              <w:spacing w:before="0" w:after="0" w:line="80" w:lineRule="exact"/>
-            </w:pPr>
-            <w:r>
-              <w:rPr>
-                <w:rFonts w:ascii="Trade Gothic Next" w:hAnsi="Trade Gothic Next"/>
-                <w:sz w:val="2"/>
-              </w:rPr>
-            </w:r>
-          </w:p>
-          <w:p>
-            <w:pPr>
-              <w:spacing w:after="40" w:before="0"/>
-            </w:pPr>
-            <w:r>
-              <w:rPr>
-                <w:rFonts w:ascii="Trade Gothic Next" w:hAnsi="Trade Gothic Next"/>
-                <w:b/>
-                <w:color w:val="55604F"/>
-                <w:sz w:val="17"/>
-              </w:rPr>
-              <w:t>Orbital diagram</w:t>
-            </w:r>
-          </w:p>
-          <w:tbl>
-            <w:tblPr>
-              <w:tblW w:type="auto" w:w="0"/>
-              <w:tblLayout w:type="fixed"/>
-              <w:tblLook w:firstColumn="1" w:firstRow="1" w:lastColumn="0" w:lastRow="0" w:noHBand="0" w:noVBand="1" w:val="04A0"/>
-              <w:tblLayout w:type="fixed"/>
-            </w:tblPr>
-            <w:tblGrid>
-              <w:gridCol w:w="432"/>
-              <w:gridCol w:w="360"/>
-              <w:gridCol w:w="432"/>
-              <w:gridCol w:w="360"/>
-              <w:gridCol w:w="432"/>
-              <w:gridCol w:w="360"/>
-              <w:gridCol w:w="360"/>
-              <w:gridCol w:w="360"/>
-              <w:gridCol w:w="432"/>
-              <w:gridCol w:w="360"/>
-              <w:gridCol w:w="432"/>
-              <w:gridCol w:w="360"/>
-              <w:gridCol w:w="360"/>
-              <w:gridCol w:w="360"/>
-              <w:gridCol w:w="432"/>
-              <w:gridCol w:w="360"/>
-              <w:gridCol w:w="432"/>
-              <w:gridCol w:w="360"/>
-              <w:gridCol w:w="360"/>
-              <w:gridCol w:w="360"/>
-              <w:gridCol w:w="360"/>
-              <w:gridCol w:w="360"/>
-              <w:gridCol w:w="432"/>
-              <w:gridCol w:w="360"/>
-              <w:gridCol w:w="360"/>
-              <w:gridCol w:w="360"/>
+              <w:gridCol w:w="317"/>
+              <w:gridCol w:w="274"/>
+              <w:gridCol w:w="317"/>
+              <w:gridCol w:w="274"/>
+              <w:gridCol w:w="317"/>
+              <w:gridCol w:w="274"/>
+              <w:gridCol w:w="274"/>
+              <w:gridCol w:w="274"/>
+              <w:gridCol w:w="317"/>
+              <w:gridCol w:w="274"/>
+              <w:gridCol w:w="317"/>
+              <w:gridCol w:w="274"/>
+              <w:gridCol w:w="274"/>
+              <w:gridCol w:w="274"/>
+              <w:gridCol w:w="317"/>
+              <w:gridCol w:w="274"/>
+              <w:gridCol w:w="317"/>
+              <w:gridCol w:w="274"/>
+              <w:gridCol w:w="274"/>
+              <w:gridCol w:w="274"/>
+              <w:gridCol w:w="274"/>
+              <w:gridCol w:w="274"/>
+              <w:gridCol w:w="317"/>
+              <w:gridCol w:w="274"/>
+              <w:gridCol w:w="274"/>
+              <w:gridCol w:w="274"/>
             </w:tblGrid>
             <w:tr>
               <w:trPr>
@@ -809,7 +2457,7 @@
               </w:trPr>
               <w:tc>
                 <w:tcPr>
-                  <w:tcW w:type="dxa" w:w="432"/>
+                  <w:tcW w:type="dxa" w:w="317"/>
                   <w:vAlign w:val="center"/>
                   <w:tcMar>
                     <w:top w:w="0" w:type="dxa"/>
@@ -837,7 +2485,7 @@
               </w:tc>
               <w:tc>
                 <w:tcPr>
-                  <w:tcW w:type="dxa" w:w="360"/>
+                  <w:tcW w:type="dxa" w:w="274"/>
                   <w:tcBorders>
                     <w:top w:val="single" w:sz="6" w:color="5A6068"/>
                     <w:left w:val="single" w:sz="6" w:color="5A6068"/>
@@ -871,7 +2519,7 @@
               </w:tc>
               <w:tc>
                 <w:tcPr>
-                  <w:tcW w:type="dxa" w:w="432"/>
+                  <w:tcW w:type="dxa" w:w="317"/>
                   <w:vAlign w:val="center"/>
                   <w:tcMar>
                     <w:top w:w="0" w:type="dxa"/>
@@ -899,7 +2547,7 @@
               </w:tc>
               <w:tc>
                 <w:tcPr>
-                  <w:tcW w:type="dxa" w:w="360"/>
+                  <w:tcW w:type="dxa" w:w="274"/>
                   <w:tcBorders>
                     <w:top w:val="single" w:sz="6" w:color="5A6068"/>
                     <w:left w:val="single" w:sz="6" w:color="5A6068"/>
@@ -933,7 +2581,7 @@
               </w:tc>
               <w:tc>
                 <w:tcPr>
-                  <w:tcW w:type="dxa" w:w="432"/>
+                  <w:tcW w:type="dxa" w:w="317"/>
                   <w:vAlign w:val="center"/>
                   <w:tcMar>
                     <w:top w:w="0" w:type="dxa"/>
@@ -961,7 +2609,7 @@
               </w:tc>
               <w:tc>
                 <w:tcPr>
-                  <w:tcW w:type="dxa" w:w="360"/>
+                  <w:tcW w:type="dxa" w:w="274"/>
                   <w:tcBorders>
                     <w:top w:val="single" w:sz="6" w:color="5A6068"/>
                     <w:left w:val="single" w:sz="6" w:color="5A6068"/>
@@ -995,7 +2643,7 @@
               </w:tc>
               <w:tc>
                 <w:tcPr>
-                  <w:tcW w:type="dxa" w:w="360"/>
+                  <w:tcW w:type="dxa" w:w="274"/>
                   <w:tcBorders>
                     <w:top w:val="single" w:sz="6" w:color="5A6068"/>
                     <w:left w:val="single" w:sz="6" w:color="5A6068"/>
@@ -1029,7 +2677,7 @@
               </w:tc>
               <w:tc>
                 <w:tcPr>
-                  <w:tcW w:type="dxa" w:w="360"/>
+                  <w:tcW w:type="dxa" w:w="274"/>
                   <w:tcBorders>
                     <w:top w:val="single" w:sz="6" w:color="5A6068"/>
                     <w:left w:val="single" w:sz="6" w:color="5A6068"/>
@@ -1063,7 +2711,7 @@
               </w:tc>
               <w:tc>
                 <w:tcPr>
-                  <w:tcW w:type="dxa" w:w="432"/>
+                  <w:tcW w:type="dxa" w:w="317"/>
                   <w:vAlign w:val="center"/>
                   <w:tcMar>
                     <w:top w:w="0" w:type="dxa"/>
@@ -1091,7 +2739,7 @@
               </w:tc>
               <w:tc>
                 <w:tcPr>
-                  <w:tcW w:type="dxa" w:w="360"/>
+                  <w:tcW w:type="dxa" w:w="274"/>
                   <w:tcBorders>
                     <w:top w:val="single" w:sz="6" w:color="5A6068"/>
                     <w:left w:val="single" w:sz="6" w:color="5A6068"/>
@@ -1125,7 +2773,7 @@
               </w:tc>
               <w:tc>
                 <w:tcPr>
-                  <w:tcW w:type="dxa" w:w="432"/>
+                  <w:tcW w:type="dxa" w:w="317"/>
                   <w:vAlign w:val="center"/>
                   <w:tcMar>
                     <w:top w:w="0" w:type="dxa"/>
@@ -1153,7 +2801,7 @@
               </w:tc>
               <w:tc>
                 <w:tcPr>
-                  <w:tcW w:type="dxa" w:w="360"/>
+                  <w:tcW w:type="dxa" w:w="274"/>
                   <w:tcBorders>
                     <w:top w:val="single" w:sz="6" w:color="5A6068"/>
                     <w:left w:val="single" w:sz="6" w:color="5A6068"/>
@@ -1187,7 +2835,7 @@
               </w:tc>
               <w:tc>
                 <w:tcPr>
-                  <w:tcW w:type="dxa" w:w="360"/>
+                  <w:tcW w:type="dxa" w:w="274"/>
                   <w:tcBorders>
                     <w:top w:val="single" w:sz="6" w:color="5A6068"/>
                     <w:left w:val="single" w:sz="6" w:color="5A6068"/>
@@ -1221,7 +2869,7 @@
               </w:tc>
               <w:tc>
                 <w:tcPr>
-                  <w:tcW w:type="dxa" w:w="360"/>
+                  <w:tcW w:type="dxa" w:w="274"/>
                   <w:tcBorders>
                     <w:top w:val="single" w:sz="6" w:color="5A6068"/>
                     <w:left w:val="single" w:sz="6" w:color="5A6068"/>
@@ -1255,7 +2903,7 @@
               </w:tc>
               <w:tc>
                 <w:tcPr>
-                  <w:tcW w:type="dxa" w:w="432"/>
+                  <w:tcW w:type="dxa" w:w="317"/>
                   <w:vAlign w:val="center"/>
                   <w:tcMar>
                     <w:top w:w="0" w:type="dxa"/>
@@ -1283,7 +2931,7 @@
               </w:tc>
               <w:tc>
                 <w:tcPr>
-                  <w:tcW w:type="dxa" w:w="360"/>
+                  <w:tcW w:type="dxa" w:w="274"/>
                   <w:tcBorders>
                     <w:top w:val="single" w:sz="6" w:color="5A6068"/>
                     <w:left w:val="single" w:sz="6" w:color="5A6068"/>
@@ -1317,7 +2965,7 @@
               </w:tc>
               <w:tc>
                 <w:tcPr>
-                  <w:tcW w:type="dxa" w:w="432"/>
+                  <w:tcW w:type="dxa" w:w="317"/>
                   <w:vAlign w:val="center"/>
                   <w:tcMar>
                     <w:top w:w="0" w:type="dxa"/>
@@ -1345,7 +2993,7 @@
               </w:tc>
               <w:tc>
                 <w:tcPr>
-                  <w:tcW w:type="dxa" w:w="360"/>
+                  <w:tcW w:type="dxa" w:w="274"/>
                   <w:tcBorders>
                     <w:top w:val="single" w:sz="6" w:color="5A6068"/>
                     <w:left w:val="single" w:sz="6" w:color="5A6068"/>
@@ -1379,7 +3027,7 @@
               </w:tc>
               <w:tc>
                 <w:tcPr>
-                  <w:tcW w:type="dxa" w:w="360"/>
+                  <w:tcW w:type="dxa" w:w="274"/>
                   <w:tcBorders>
                     <w:top w:val="single" w:sz="6" w:color="5A6068"/>
                     <w:left w:val="single" w:sz="6" w:color="5A6068"/>
@@ -1413,7 +3061,7 @@
               </w:tc>
               <w:tc>
                 <w:tcPr>
-                  <w:tcW w:type="dxa" w:w="360"/>
+                  <w:tcW w:type="dxa" w:w="274"/>
                   <w:tcBorders>
                     <w:top w:val="single" w:sz="6" w:color="5A6068"/>
                     <w:left w:val="single" w:sz="6" w:color="5A6068"/>
@@ -1447,7 +3095,7 @@
               </w:tc>
               <w:tc>
                 <w:tcPr>
-                  <w:tcW w:type="dxa" w:w="360"/>
+                  <w:tcW w:type="dxa" w:w="274"/>
                   <w:tcBorders>
                     <w:top w:val="single" w:sz="6" w:color="5A6068"/>
                     <w:left w:val="single" w:sz="6" w:color="5A6068"/>
@@ -1481,7 +3129,7 @@
               </w:tc>
               <w:tc>
                 <w:tcPr>
-                  <w:tcW w:type="dxa" w:w="360"/>
+                  <w:tcW w:type="dxa" w:w="274"/>
                   <w:tcBorders>
                     <w:top w:val="single" w:sz="6" w:color="5A6068"/>
                     <w:left w:val="single" w:sz="6" w:color="5A6068"/>
@@ -1515,7 +3163,7 @@
               </w:tc>
               <w:tc>
                 <w:tcPr>
-                  <w:tcW w:type="dxa" w:w="432"/>
+                  <w:tcW w:type="dxa" w:w="317"/>
                   <w:vAlign w:val="center"/>
                   <w:tcMar>
                     <w:top w:w="0" w:type="dxa"/>
@@ -1543,7 +3191,7 @@
               </w:tc>
               <w:tc>
                 <w:tcPr>
-                  <w:tcW w:type="dxa" w:w="360"/>
+                  <w:tcW w:type="dxa" w:w="274"/>
                   <w:tcBorders>
                     <w:top w:val="single" w:sz="6" w:color="5A6068"/>
                     <w:left w:val="single" w:sz="6" w:color="5A6068"/>
@@ -1577,7 +3225,7 @@
               </w:tc>
               <w:tc>
                 <w:tcPr>
-                  <w:tcW w:type="dxa" w:w="360"/>
+                  <w:tcW w:type="dxa" w:w="274"/>
                   <w:tcBorders>
                     <w:top w:val="single" w:sz="6" w:color="5A6068"/>
                     <w:left w:val="single" w:sz="6" w:color="5A6068"/>
@@ -1611,7 +3259,7 @@
               </w:tc>
               <w:tc>
                 <w:tcPr>
-                  <w:tcW w:type="dxa" w:w="360"/>
+                  <w:tcW w:type="dxa" w:w="274"/>
                   <w:tcBorders>
                     <w:top w:val="single" w:sz="6" w:color="5A6068"/>
                     <w:left w:val="single" w:sz="6" w:color="5A6068"/>
@@ -1652,21 +3300,21 @@
           </w:p>
           <w:p>
             <w:pPr>
-              <w:spacing w:after="40"/>
+              <w:spacing w:after="0"/>
             </w:pPr>
             <w:r>
               <w:rPr>
                 <w:rFonts w:ascii="ShullHand" w:hAnsi="ShullHand"/>
                 <w:color w:val="16609A"/>
-                <w:sz w:val="22"/>
+                <w:sz w:val="20"/>
               </w:rPr>
-              <w:t xml:space="preserve">→ Hund rule, one arrow in each box before pairing. </w:t>
+              <w:t xml:space="preserve">→ one arrow in each box before pairing, </w:t>
             </w:r>
             <w:r>
               <w:rPr>
                 <w:rFonts w:ascii="Patrick Hand" w:hAnsi="Patrick Hand"/>
                 <w:color w:val="16609A"/>
-                <w:sz w:val="22"/>
+                <w:sz w:val="20"/>
               </w:rPr>
               <w:t>1</w:t>
             </w:r>
@@ -1674,49 +3322,9 @@
               <w:rPr>
                 <w:rFonts w:ascii="ShullHand" w:hAnsi="ShullHand"/>
                 <w:color w:val="16609A"/>
-                <w:sz w:val="22"/>
-              </w:rPr>
-              <w:t xml:space="preserve"> unpaired.</w:t>
-            </w:r>
-            <w:r>
-              <w:rPr>
-                <w:rFonts w:ascii="ShullHand" w:hAnsi="ShullHand"/>
-                <w:color w:val="5A6068"/>
                 <w:sz w:val="20"/>
               </w:rPr>
-              <w:t xml:space="preserve">   </w:t>
-            </w:r>
-            <w:r>
-              <w:rPr>
-                <w:rFonts w:ascii="Patrick Hand" w:hAnsi="Patrick Hand"/>
-                <w:color w:val="5A6068"/>
-                <w:sz w:val="20"/>
-              </w:rPr>
-              <w:t>2</w:t>
-            </w:r>
-            <w:r>
-              <w:rPr>
-                <w:rFonts w:ascii="ShullHand" w:hAnsi="ShullHand"/>
-                <w:color w:val="5A6068"/>
-                <w:sz w:val="20"/>
-              </w:rPr>
-              <w:t xml:space="preserve"> pts configuration, </w:t>
-            </w:r>
-            <w:r>
-              <w:rPr>
-                <w:rFonts w:ascii="Patrick Hand" w:hAnsi="Patrick Hand"/>
-                <w:color w:val="5A6068"/>
-                <w:sz w:val="20"/>
-              </w:rPr>
-              <w:t>2</w:t>
-            </w:r>
-            <w:r>
-              <w:rPr>
-                <w:rFonts w:ascii="ShullHand" w:hAnsi="ShullHand"/>
-                <w:color w:val="5A6068"/>
-                <w:sz w:val="20"/>
-              </w:rPr>
-              <w:t xml:space="preserve"> pts diagram</w:t>
+              <w:t xml:space="preserve"> unpaired</w:t>
             </w:r>
           </w:p>
         </w:tc>
@@ -1724,25 +3332,26 @@
     </w:tbl>
     <w:p>
       <w:pPr>
-        <w:spacing w:before="0" w:after="0" w:line="80" w:lineRule="exact"/>
+        <w:spacing w:before="0" w:after="0" w:line="40" w:lineRule="exact"/>
       </w:pPr>
       <w:r>
         <w:rPr>
           <w:rFonts w:ascii="Trade Gothic Next" w:hAnsi="Trade Gothic Next"/>
-          <w:sz w:val="4"/>
+          <w:sz w:val="2"/>
         </w:rPr>
       </w:r>
     </w:p>
     <w:tbl>
       <w:tblPr>
         <w:tblW w:type="auto" w:w="0"/>
-        <w:jc w:val="left"/>
         <w:tblLayout w:type="fixed"/>
         <w:tblLook w:firstColumn="1" w:firstRow="1" w:lastColumn="0" w:lastRow="0" w:noHBand="0" w:noVBand="1" w:val="04A0"/>
         <w:tblLayout w:type="fixed"/>
       </w:tblPr>
       <w:tblGrid>
-        <w:gridCol w:w="10800"/>
+        <w:gridCol w:w="648"/>
+        <w:gridCol w:w="2520"/>
+        <w:gridCol w:w="7632"/>
       </w:tblGrid>
       <w:tr>
         <w:trPr>
@@ -1750,31 +3359,54 @@
         </w:trPr>
         <w:tc>
           <w:tcPr>
-            <w:tcW w:type="dxa" w:w="10800"/>
+            <w:tcW w:type="dxa" w:w="648"/>
+            <w:vMerge w:val="restart"/>
+            <w:vAlign w:val="center"/>
+            <w:tcMar>
+              <w:top w:w="40" w:type="dxa"/>
+              <w:left w:w="60" w:type="dxa"/>
+              <w:bottom w:w="40" w:type="dxa"/>
+              <w:right w:w="60" w:type="dxa"/>
+            </w:tcMar>
             <w:tcBorders>
-              <w:top w:val="single" w:sz="6" w:color="C8CDC2"/>
-              <w:left w:val="single" w:sz="6" w:color="C8CDC2"/>
-              <w:bottom w:val="single" w:sz="6" w:color="C8CDC2"/>
-              <w:right w:val="single" w:sz="6" w:color="C8CDC2"/>
+              <w:bottom w:val="single" w:sz="4" w:color="C8CDC2"/>
             </w:tcBorders>
           </w:tcPr>
           <w:p>
             <w:pPr>
-              <w:tabs>
-                <w:tab w:pos="10224" w:val="right"/>
-              </w:tabs>
-              <w:spacing w:after="40"/>
+              <w:spacing w:after="0"/>
+              <w:jc w:val="left"/>
             </w:pPr>
             <w:r>
               <w:rPr>
                 <w:rFonts w:ascii="Trade Gothic Next" w:hAnsi="Trade Gothic Next"/>
                 <w:b/>
                 <w:color w:val="4D730E"/>
-                <w:sz w:val="21"/>
+                <w:sz w:val="22"/>
                 <w:u w:val="none"/>
               </w:rPr>
-              <w:t xml:space="preserve">2   </w:t>
+              <w:t>7</w:t>
             </w:r>
+          </w:p>
+        </w:tc>
+        <w:tc>
+          <w:tcPr>
+            <w:tcW w:type="dxa" w:w="10152"/>
+            <w:gridSpan w:val="2"/>
+            <w:vAlign w:val="center"/>
+            <w:tcMar>
+              <w:top w:w="50" w:type="dxa"/>
+              <w:left w:w="60" w:type="dxa"/>
+              <w:bottom w:w="10" w:type="dxa"/>
+              <w:right w:w="60" w:type="dxa"/>
+            </w:tcMar>
+          </w:tcPr>
+          <w:p>
+            <w:pPr>
+              <w:keepNext/>
+              <w:spacing w:after="0"/>
+              <w:jc w:val="left"/>
+            </w:pPr>
             <w:r>
               <w:rPr>
                 <w:rFonts w:ascii="Trade Gothic Next" w:hAnsi="Trade Gothic Next"/>
@@ -1789,21 +3421,318 @@
               <w:rPr>
                 <w:rFonts w:ascii="Trade Gothic Next" w:hAnsi="Trade Gothic Next"/>
                 <w:b w:val="0"/>
-                <w:sz w:val="18"/>
+                <w:color w:val="55604F"/>
+                <w:sz w:val="16"/>
                 <w:u w:val="none"/>
               </w:rPr>
-              <w:tab/>
+              <w:t xml:space="preserve">     4 pts: 2 configuration, 2 diagram</w:t>
             </w:r>
+          </w:p>
+        </w:tc>
+      </w:tr>
+      <w:tr>
+        <w:trPr>
+          <w:cantSplit/>
+        </w:trPr>
+        <w:tc>
+          <w:tcPr>
+            <w:tcW w:type="dxa" w:w="648"/>
+            <w:vMerge/>
+          </w:tcPr>
+          <w:p/>
+        </w:tc>
+        <w:tc>
+          <w:tcPr>
+            <w:tcW w:type="dxa" w:w="2520"/>
+            <w:vAlign w:val="center"/>
+            <w:tcMar>
+              <w:top w:w="40" w:type="dxa"/>
+              <w:left w:w="60" w:type="dxa"/>
+              <w:bottom w:w="40" w:type="dxa"/>
+              <w:right w:w="60" w:type="dxa"/>
+            </w:tcMar>
+          </w:tcPr>
+          <w:p>
+            <w:pPr>
+              <w:keepNext/>
+              <w:spacing w:after="0"/>
+              <w:jc w:val="left"/>
+            </w:pPr>
             <w:r>
               <w:rPr>
                 <w:rFonts w:ascii="Trade Gothic Next" w:hAnsi="Trade Gothic Next"/>
                 <w:b/>
-                <w:color w:val="55604F"/>
-                <w:sz w:val="16"/>
+                <w:color w:val="14161B"/>
+                <w:sz w:val="18"/>
                 <w:u w:val="none"/>
               </w:rPr>
-              <w:t>4 pts</w:t>
+              <w:t>Electron configuration</w:t>
             </w:r>
+          </w:p>
+        </w:tc>
+        <w:tc>
+          <w:tcPr>
+            <w:tcW w:type="dxa" w:w="7632"/>
+            <w:vAlign w:val="center"/>
+            <w:tcMar>
+              <w:top w:w="40" w:type="dxa"/>
+              <w:left w:w="60" w:type="dxa"/>
+              <w:bottom w:w="40" w:type="dxa"/>
+              <w:right w:w="60" w:type="dxa"/>
+            </w:tcMar>
+            <w:tcBorders>
+              <w:bottom w:val="single" w:sz="4" w:color="C8CDC2"/>
+            </w:tcBorders>
+          </w:tcPr>
+          <w:p>
+            <w:pPr>
+              <w:spacing w:after="0"/>
+              <w:jc w:val="left"/>
+            </w:pPr>
+            <w:r>
+              <w:rPr>
+                <w:rFonts w:ascii="Patrick Hand" w:hAnsi="Patrick Hand"/>
+                <w:color w:val="4A2466"/>
+                <w:sz w:val="24"/>
+                <w:bdr w:val="single" w:sz="8" w:space="1" w:color="9F1D2C"/>
+              </w:rPr>
+              <w:t>1</w:t>
+            </w:r>
+            <w:r>
+              <w:rPr>
+                <w:rFonts w:ascii="ShullHand" w:hAnsi="ShullHand"/>
+                <w:color w:val="4A2466"/>
+                <w:sz w:val="24"/>
+                <w:bdr w:val="single" w:sz="8" w:space="1" w:color="9F1D2C"/>
+              </w:rPr>
+              <w:t>s</w:t>
+            </w:r>
+            <w:r>
+              <w:rPr>
+                <w:rFonts w:ascii="Patrick Hand" w:hAnsi="Patrick Hand"/>
+                <w:color w:val="4A2466"/>
+                <w:sz w:val="24"/>
+                <w:vertAlign w:val="superscript"/>
+                <w:bdr w:val="single" w:sz="8" w:space="1" w:color="9F1D2C"/>
+              </w:rPr>
+              <w:t>2</w:t>
+            </w:r>
+            <w:r>
+              <w:rPr>
+                <w:rFonts w:ascii="ShullHand" w:hAnsi="ShullHand"/>
+                <w:color w:val="4A2466"/>
+                <w:sz w:val="24"/>
+                <w:bdr w:val="single" w:sz="8" w:space="1" w:color="9F1D2C"/>
+              </w:rPr>
+              <w:t xml:space="preserve"> </w:t>
+            </w:r>
+            <w:r>
+              <w:rPr>
+                <w:rFonts w:ascii="Patrick Hand" w:hAnsi="Patrick Hand"/>
+                <w:color w:val="4A2466"/>
+                <w:sz w:val="24"/>
+                <w:bdr w:val="single" w:sz="8" w:space="1" w:color="9F1D2C"/>
+              </w:rPr>
+              <w:t>2</w:t>
+            </w:r>
+            <w:r>
+              <w:rPr>
+                <w:rFonts w:ascii="ShullHand" w:hAnsi="ShullHand"/>
+                <w:color w:val="4A2466"/>
+                <w:sz w:val="24"/>
+                <w:bdr w:val="single" w:sz="8" w:space="1" w:color="9F1D2C"/>
+              </w:rPr>
+              <w:t>s</w:t>
+            </w:r>
+            <w:r>
+              <w:rPr>
+                <w:rFonts w:ascii="Patrick Hand" w:hAnsi="Patrick Hand"/>
+                <w:color w:val="4A2466"/>
+                <w:sz w:val="24"/>
+                <w:vertAlign w:val="superscript"/>
+                <w:bdr w:val="single" w:sz="8" w:space="1" w:color="9F1D2C"/>
+              </w:rPr>
+              <w:t>2</w:t>
+            </w:r>
+            <w:r>
+              <w:rPr>
+                <w:rFonts w:ascii="ShullHand" w:hAnsi="ShullHand"/>
+                <w:color w:val="4A2466"/>
+                <w:sz w:val="24"/>
+                <w:bdr w:val="single" w:sz="8" w:space="1" w:color="9F1D2C"/>
+              </w:rPr>
+              <w:t xml:space="preserve"> </w:t>
+            </w:r>
+            <w:r>
+              <w:rPr>
+                <w:rFonts w:ascii="Patrick Hand" w:hAnsi="Patrick Hand"/>
+                <w:color w:val="4A2466"/>
+                <w:sz w:val="24"/>
+                <w:bdr w:val="single" w:sz="8" w:space="1" w:color="9F1D2C"/>
+              </w:rPr>
+              <w:t>2</w:t>
+            </w:r>
+            <w:r>
+              <w:rPr>
+                <w:rFonts w:ascii="ShullHand" w:hAnsi="ShullHand"/>
+                <w:color w:val="4A2466"/>
+                <w:sz w:val="24"/>
+                <w:bdr w:val="single" w:sz="8" w:space="1" w:color="9F1D2C"/>
+              </w:rPr>
+              <w:t>p</w:t>
+            </w:r>
+            <w:r>
+              <w:rPr>
+                <w:rFonts w:ascii="Patrick Hand" w:hAnsi="Patrick Hand"/>
+                <w:color w:val="4A2466"/>
+                <w:sz w:val="24"/>
+                <w:vertAlign w:val="superscript"/>
+                <w:bdr w:val="single" w:sz="8" w:space="1" w:color="9F1D2C"/>
+              </w:rPr>
+              <w:t>6</w:t>
+            </w:r>
+            <w:r>
+              <w:rPr>
+                <w:rFonts w:ascii="ShullHand" w:hAnsi="ShullHand"/>
+                <w:color w:val="4A2466"/>
+                <w:sz w:val="24"/>
+                <w:bdr w:val="single" w:sz="8" w:space="1" w:color="9F1D2C"/>
+              </w:rPr>
+              <w:t xml:space="preserve"> </w:t>
+            </w:r>
+            <w:r>
+              <w:rPr>
+                <w:rFonts w:ascii="Patrick Hand" w:hAnsi="Patrick Hand"/>
+                <w:color w:val="4A2466"/>
+                <w:sz w:val="24"/>
+                <w:bdr w:val="single" w:sz="8" w:space="1" w:color="9F1D2C"/>
+              </w:rPr>
+              <w:t>3</w:t>
+            </w:r>
+            <w:r>
+              <w:rPr>
+                <w:rFonts w:ascii="ShullHand" w:hAnsi="ShullHand"/>
+                <w:color w:val="4A2466"/>
+                <w:sz w:val="24"/>
+                <w:bdr w:val="single" w:sz="8" w:space="1" w:color="9F1D2C"/>
+              </w:rPr>
+              <w:t>s</w:t>
+            </w:r>
+            <w:r>
+              <w:rPr>
+                <w:rFonts w:ascii="Patrick Hand" w:hAnsi="Patrick Hand"/>
+                <w:color w:val="4A2466"/>
+                <w:sz w:val="24"/>
+                <w:vertAlign w:val="superscript"/>
+                <w:bdr w:val="single" w:sz="8" w:space="1" w:color="9F1D2C"/>
+              </w:rPr>
+              <w:t>2</w:t>
+            </w:r>
+            <w:r>
+              <w:rPr>
+                <w:rFonts w:ascii="ShullHand" w:hAnsi="ShullHand"/>
+                <w:color w:val="4A2466"/>
+                <w:sz w:val="24"/>
+                <w:bdr w:val="single" w:sz="8" w:space="1" w:color="9F1D2C"/>
+              </w:rPr>
+              <w:t xml:space="preserve"> </w:t>
+            </w:r>
+            <w:r>
+              <w:rPr>
+                <w:rFonts w:ascii="Patrick Hand" w:hAnsi="Patrick Hand"/>
+                <w:color w:val="4A2466"/>
+                <w:sz w:val="24"/>
+                <w:bdr w:val="single" w:sz="8" w:space="1" w:color="9F1D2C"/>
+              </w:rPr>
+              <w:t>3</w:t>
+            </w:r>
+            <w:r>
+              <w:rPr>
+                <w:rFonts w:ascii="ShullHand" w:hAnsi="ShullHand"/>
+                <w:color w:val="4A2466"/>
+                <w:sz w:val="24"/>
+                <w:bdr w:val="single" w:sz="8" w:space="1" w:color="9F1D2C"/>
+              </w:rPr>
+              <w:t>p</w:t>
+            </w:r>
+            <w:r>
+              <w:rPr>
+                <w:rFonts w:ascii="Patrick Hand" w:hAnsi="Patrick Hand"/>
+                <w:color w:val="4A2466"/>
+                <w:sz w:val="24"/>
+                <w:vertAlign w:val="superscript"/>
+                <w:bdr w:val="single" w:sz="8" w:space="1" w:color="9F1D2C"/>
+              </w:rPr>
+              <w:t>4</w:t>
+            </w:r>
+          </w:p>
+        </w:tc>
+      </w:tr>
+      <w:tr>
+        <w:trPr>
+          <w:cantSplit/>
+          <w:cantSplit/>
+          <w:trHeight w:val="1224" w:hRule="atLeast"/>
+        </w:trPr>
+        <w:tc>
+          <w:tcPr>
+            <w:tcW w:type="dxa" w:w="648"/>
+            <w:vMerge/>
+          </w:tcPr>
+          <w:p/>
+        </w:tc>
+        <w:tc>
+          <w:tcPr>
+            <w:tcW w:type="dxa" w:w="2520"/>
+            <w:vAlign w:val="center"/>
+            <w:tcMar>
+              <w:top w:w="40" w:type="dxa"/>
+              <w:left w:w="60" w:type="dxa"/>
+              <w:bottom w:w="40" w:type="dxa"/>
+              <w:right w:w="60" w:type="dxa"/>
+            </w:tcMar>
+          </w:tcPr>
+          <w:p>
+            <w:pPr>
+              <w:keepNext w:val="0"/>
+              <w:spacing w:after="0"/>
+              <w:jc w:val="left"/>
+            </w:pPr>
+            <w:r>
+              <w:rPr>
+                <w:rFonts w:ascii="Trade Gothic Next" w:hAnsi="Trade Gothic Next"/>
+                <w:b/>
+                <w:color w:val="14161B"/>
+                <w:sz w:val="18"/>
+                <w:u w:val="none"/>
+              </w:rPr>
+              <w:t>Orbital diagram</w:t>
+            </w:r>
+          </w:p>
+        </w:tc>
+        <w:tc>
+          <w:tcPr>
+            <w:tcW w:type="dxa" w:w="7632"/>
+            <w:vAlign w:val="center"/>
+            <w:tcMar>
+              <w:top w:w="40" w:type="dxa"/>
+              <w:left w:w="60" w:type="dxa"/>
+              <w:bottom w:w="40" w:type="dxa"/>
+              <w:right w:w="60" w:type="dxa"/>
+            </w:tcMar>
+            <w:tcBorders>
+              <w:top w:val="single" w:sz="4" w:color="C8CDC2"/>
+              <w:left w:val="single" w:sz="4" w:color="C8CDC2"/>
+              <w:bottom w:val="single" w:sz="4" w:color="C8CDC2"/>
+              <w:right w:val="single" w:sz="4" w:color="C8CDC2"/>
+            </w:tcBorders>
+          </w:tcPr>
+          <w:p>
+            <w:pPr>
+              <w:spacing w:after="0"/>
+              <w:jc w:val="left"/>
+              <w:spacing w:before="0" w:after="0" w:line="20" w:lineRule="exact"/>
+            </w:pPr>
           </w:p>
           <w:tbl>
             <w:tblPr>
@@ -1813,291 +3742,20 @@
               <w:tblLayout w:type="fixed"/>
             </w:tblPr>
             <w:tblGrid>
-              <w:gridCol w:w="2304"/>
-              <w:gridCol w:w="7920"/>
-            </w:tblGrid>
-            <w:tr>
-              <w:trPr>
-                <w:cantSplit/>
-                <w:trHeight w:val="518" w:hRule="atLeast"/>
-              </w:trPr>
-              <w:tc>
-                <w:tcPr>
-                  <w:tcW w:type="dxa" w:w="2304"/>
-                  <w:vAlign w:val="bottom"/>
-                  <w:tcMar>
-                    <w:top w:w="0" w:type="dxa"/>
-                    <w:left w:w="0" w:type="dxa"/>
-                    <w:bottom w:w="10" w:type="dxa"/>
-                    <w:right w:w="0" w:type="dxa"/>
-                  </w:tcMar>
-                </w:tcPr>
-                <w:p>
-                  <w:pPr>
-                    <w:spacing w:after="0"/>
-                  </w:pPr>
-                  <w:r>
-                    <w:rPr>
-                      <w:rFonts w:ascii="Trade Gothic Next" w:hAnsi="Trade Gothic Next"/>
-                      <w:b/>
-                      <w:color w:val="14161B"/>
-                      <w:sz w:val="18"/>
-                      <w:u w:val="none"/>
-                    </w:rPr>
-                    <w:t>Electron configuration</w:t>
-                  </w:r>
-                </w:p>
-              </w:tc>
-              <w:tc>
-                <w:tcPr>
-                  <w:tcW w:type="dxa" w:w="7920"/>
-                  <w:vAlign w:val="bottom"/>
-                  <w:tcMar>
-                    <w:top w:w="0" w:type="dxa"/>
-                    <w:left w:w="0" w:type="dxa"/>
-                    <w:bottom w:w="10" w:type="dxa"/>
-                    <w:right w:w="0" w:type="dxa"/>
-                  </w:tcMar>
-                  <w:tcBorders>
-                    <w:bottom w:val="single" w:sz="6" w:color="C8CDC2"/>
-                  </w:tcBorders>
-                </w:tcPr>
-                <w:p>
-                  <w:pPr>
-                    <w:spacing w:after="0"/>
-                  </w:pPr>
-                  <w:r>
-                    <w:rPr>
-                      <w:rFonts w:ascii="Patrick Hand" w:hAnsi="Patrick Hand"/>
-                      <w:color w:val="4A2466"/>
-                      <w:sz w:val="26"/>
-                      <w:bdr w:val="single" w:sz="8" w:space="1" w:color="9F1D2C"/>
-                    </w:rPr>
-                    <w:t>1</w:t>
-                  </w:r>
-                  <w:r>
-                    <w:rPr>
-                      <w:rFonts w:ascii="ShullHand" w:hAnsi="ShullHand"/>
-                      <w:color w:val="4A2466"/>
-                      <w:sz w:val="26"/>
-                      <w:bdr w:val="single" w:sz="8" w:space="1" w:color="9F1D2C"/>
-                    </w:rPr>
-                    <w:t>s</w:t>
-                  </w:r>
-                  <w:r>
-                    <w:rPr>
-                      <w:rFonts w:ascii="Patrick Hand" w:hAnsi="Patrick Hand"/>
-                      <w:color w:val="4A2466"/>
-                      <w:sz w:val="26"/>
-                      <w:vertAlign w:val="superscript"/>
-                      <w:bdr w:val="single" w:sz="8" w:space="1" w:color="9F1D2C"/>
-                    </w:rPr>
-                    <w:t>2</w:t>
-                  </w:r>
-                  <w:r>
-                    <w:rPr>
-                      <w:rFonts w:ascii="ShullHand" w:hAnsi="ShullHand"/>
-                      <w:color w:val="4A2466"/>
-                      <w:sz w:val="26"/>
-                      <w:bdr w:val="single" w:sz="8" w:space="1" w:color="9F1D2C"/>
-                    </w:rPr>
-                    <w:t xml:space="preserve"> </w:t>
-                  </w:r>
-                  <w:r>
-                    <w:rPr>
-                      <w:rFonts w:ascii="Patrick Hand" w:hAnsi="Patrick Hand"/>
-                      <w:color w:val="4A2466"/>
-                      <w:sz w:val="26"/>
-                      <w:bdr w:val="single" w:sz="8" w:space="1" w:color="9F1D2C"/>
-                    </w:rPr>
-                    <w:t>2</w:t>
-                  </w:r>
-                  <w:r>
-                    <w:rPr>
-                      <w:rFonts w:ascii="ShullHand" w:hAnsi="ShullHand"/>
-                      <w:color w:val="4A2466"/>
-                      <w:sz w:val="26"/>
-                      <w:bdr w:val="single" w:sz="8" w:space="1" w:color="9F1D2C"/>
-                    </w:rPr>
-                    <w:t>s</w:t>
-                  </w:r>
-                  <w:r>
-                    <w:rPr>
-                      <w:rFonts w:ascii="Patrick Hand" w:hAnsi="Patrick Hand"/>
-                      <w:color w:val="4A2466"/>
-                      <w:sz w:val="26"/>
-                      <w:vertAlign w:val="superscript"/>
-                      <w:bdr w:val="single" w:sz="8" w:space="1" w:color="9F1D2C"/>
-                    </w:rPr>
-                    <w:t>2</w:t>
-                  </w:r>
-                  <w:r>
-                    <w:rPr>
-                      <w:rFonts w:ascii="ShullHand" w:hAnsi="ShullHand"/>
-                      <w:color w:val="4A2466"/>
-                      <w:sz w:val="26"/>
-                      <w:bdr w:val="single" w:sz="8" w:space="1" w:color="9F1D2C"/>
-                    </w:rPr>
-                    <w:t xml:space="preserve"> </w:t>
-                  </w:r>
-                  <w:r>
-                    <w:rPr>
-                      <w:rFonts w:ascii="Patrick Hand" w:hAnsi="Patrick Hand"/>
-                      <w:color w:val="4A2466"/>
-                      <w:sz w:val="26"/>
-                      <w:bdr w:val="single" w:sz="8" w:space="1" w:color="9F1D2C"/>
-                    </w:rPr>
-                    <w:t>2</w:t>
-                  </w:r>
-                  <w:r>
-                    <w:rPr>
-                      <w:rFonts w:ascii="ShullHand" w:hAnsi="ShullHand"/>
-                      <w:color w:val="4A2466"/>
-                      <w:sz w:val="26"/>
-                      <w:bdr w:val="single" w:sz="8" w:space="1" w:color="9F1D2C"/>
-                    </w:rPr>
-                    <w:t>p</w:t>
-                  </w:r>
-                  <w:r>
-                    <w:rPr>
-                      <w:rFonts w:ascii="Patrick Hand" w:hAnsi="Patrick Hand"/>
-                      <w:color w:val="4A2466"/>
-                      <w:sz w:val="26"/>
-                      <w:vertAlign w:val="superscript"/>
-                      <w:bdr w:val="single" w:sz="8" w:space="1" w:color="9F1D2C"/>
-                    </w:rPr>
-                    <w:t>6</w:t>
-                  </w:r>
-                  <w:r>
-                    <w:rPr>
-                      <w:rFonts w:ascii="ShullHand" w:hAnsi="ShullHand"/>
-                      <w:color w:val="4A2466"/>
-                      <w:sz w:val="26"/>
-                      <w:bdr w:val="single" w:sz="8" w:space="1" w:color="9F1D2C"/>
-                    </w:rPr>
-                    <w:t xml:space="preserve"> </w:t>
-                  </w:r>
-                  <w:r>
-                    <w:rPr>
-                      <w:rFonts w:ascii="Patrick Hand" w:hAnsi="Patrick Hand"/>
-                      <w:color w:val="4A2466"/>
-                      <w:sz w:val="26"/>
-                      <w:bdr w:val="single" w:sz="8" w:space="1" w:color="9F1D2C"/>
-                    </w:rPr>
-                    <w:t>3</w:t>
-                  </w:r>
-                  <w:r>
-                    <w:rPr>
-                      <w:rFonts w:ascii="ShullHand" w:hAnsi="ShullHand"/>
-                      <w:color w:val="4A2466"/>
-                      <w:sz w:val="26"/>
-                      <w:bdr w:val="single" w:sz="8" w:space="1" w:color="9F1D2C"/>
-                    </w:rPr>
-                    <w:t>s</w:t>
-                  </w:r>
-                  <w:r>
-                    <w:rPr>
-                      <w:rFonts w:ascii="Patrick Hand" w:hAnsi="Patrick Hand"/>
-                      <w:color w:val="4A2466"/>
-                      <w:sz w:val="26"/>
-                      <w:vertAlign w:val="superscript"/>
-                      <w:bdr w:val="single" w:sz="8" w:space="1" w:color="9F1D2C"/>
-                    </w:rPr>
-                    <w:t>2</w:t>
-                  </w:r>
-                  <w:r>
-                    <w:rPr>
-                      <w:rFonts w:ascii="ShullHand" w:hAnsi="ShullHand"/>
-                      <w:color w:val="4A2466"/>
-                      <w:sz w:val="26"/>
-                      <w:bdr w:val="single" w:sz="8" w:space="1" w:color="9F1D2C"/>
-                    </w:rPr>
-                    <w:t xml:space="preserve"> </w:t>
-                  </w:r>
-                  <w:r>
-                    <w:rPr>
-                      <w:rFonts w:ascii="Patrick Hand" w:hAnsi="Patrick Hand"/>
-                      <w:color w:val="4A2466"/>
-                      <w:sz w:val="26"/>
-                      <w:bdr w:val="single" w:sz="8" w:space="1" w:color="9F1D2C"/>
-                    </w:rPr>
-                    <w:t>3</w:t>
-                  </w:r>
-                  <w:r>
-                    <w:rPr>
-                      <w:rFonts w:ascii="ShullHand" w:hAnsi="ShullHand"/>
-                      <w:color w:val="4A2466"/>
-                      <w:sz w:val="26"/>
-                      <w:bdr w:val="single" w:sz="8" w:space="1" w:color="9F1D2C"/>
-                    </w:rPr>
-                    <w:t>p</w:t>
-                  </w:r>
-                  <w:r>
-                    <w:rPr>
-                      <w:rFonts w:ascii="Patrick Hand" w:hAnsi="Patrick Hand"/>
-                      <w:color w:val="4A2466"/>
-                      <w:sz w:val="26"/>
-                      <w:vertAlign w:val="superscript"/>
-                      <w:bdr w:val="single" w:sz="8" w:space="1" w:color="9F1D2C"/>
-                    </w:rPr>
-                    <w:t>4</w:t>
-                  </w:r>
-                </w:p>
-              </w:tc>
-            </w:tr>
-          </w:tbl>
-          <w:p>
-            <w:pPr>
-              <w:spacing w:before="0" w:after="0" w:line="20" w:lineRule="exact"/>
-            </w:pPr>
-          </w:p>
-          <w:p>
-            <w:pPr>
-              <w:spacing w:before="0" w:after="0" w:line="80" w:lineRule="exact"/>
-            </w:pPr>
-            <w:r>
-              <w:rPr>
-                <w:rFonts w:ascii="Trade Gothic Next" w:hAnsi="Trade Gothic Next"/>
-                <w:sz w:val="2"/>
-              </w:rPr>
-            </w:r>
-          </w:p>
-          <w:p>
-            <w:pPr>
-              <w:spacing w:after="40" w:before="0"/>
-            </w:pPr>
-            <w:r>
-              <w:rPr>
-                <w:rFonts w:ascii="Trade Gothic Next" w:hAnsi="Trade Gothic Next"/>
-                <w:b/>
-                <w:color w:val="55604F"/>
-                <w:sz w:val="17"/>
-              </w:rPr>
-              <w:t>Orbital diagram</w:t>
-            </w:r>
-          </w:p>
-          <w:tbl>
-            <w:tblPr>
-              <w:tblW w:type="auto" w:w="0"/>
-              <w:tblLayout w:type="fixed"/>
-              <w:tblLook w:firstColumn="1" w:firstRow="1" w:lastColumn="0" w:lastRow="0" w:noHBand="0" w:noVBand="1" w:val="04A0"/>
-              <w:tblLayout w:type="fixed"/>
-            </w:tblPr>
-            <w:tblGrid>
-              <w:gridCol w:w="432"/>
-              <w:gridCol w:w="360"/>
-              <w:gridCol w:w="432"/>
-              <w:gridCol w:w="360"/>
-              <w:gridCol w:w="432"/>
-              <w:gridCol w:w="360"/>
-              <w:gridCol w:w="360"/>
-              <w:gridCol w:w="360"/>
-              <w:gridCol w:w="432"/>
-              <w:gridCol w:w="360"/>
-              <w:gridCol w:w="432"/>
-              <w:gridCol w:w="360"/>
-              <w:gridCol w:w="360"/>
-              <w:gridCol w:w="360"/>
+              <w:gridCol w:w="317"/>
+              <w:gridCol w:w="274"/>
+              <w:gridCol w:w="317"/>
+              <w:gridCol w:w="274"/>
+              <w:gridCol w:w="317"/>
+              <w:gridCol w:w="274"/>
+              <w:gridCol w:w="274"/>
+              <w:gridCol w:w="274"/>
+              <w:gridCol w:w="317"/>
+              <w:gridCol w:w="274"/>
+              <w:gridCol w:w="317"/>
+              <w:gridCol w:w="274"/>
+              <w:gridCol w:w="274"/>
+              <w:gridCol w:w="274"/>
             </w:tblGrid>
             <w:tr>
               <w:trPr>
@@ -2106,7 +3764,7 @@
               </w:trPr>
               <w:tc>
                 <w:tcPr>
-                  <w:tcW w:type="dxa" w:w="432"/>
+                  <w:tcW w:type="dxa" w:w="317"/>
                   <w:vAlign w:val="center"/>
                   <w:tcMar>
                     <w:top w:w="0" w:type="dxa"/>
@@ -2134,7 +3792,7 @@
               </w:tc>
               <w:tc>
                 <w:tcPr>
-                  <w:tcW w:type="dxa" w:w="360"/>
+                  <w:tcW w:type="dxa" w:w="274"/>
                   <w:tcBorders>
                     <w:top w:val="single" w:sz="6" w:color="5A6068"/>
                     <w:left w:val="single" w:sz="6" w:color="5A6068"/>
@@ -2168,7 +3826,7 @@
               </w:tc>
               <w:tc>
                 <w:tcPr>
-                  <w:tcW w:type="dxa" w:w="432"/>
+                  <w:tcW w:type="dxa" w:w="317"/>
                   <w:vAlign w:val="center"/>
                   <w:tcMar>
                     <w:top w:w="0" w:type="dxa"/>
@@ -2196,7 +3854,7 @@
               </w:tc>
               <w:tc>
                 <w:tcPr>
-                  <w:tcW w:type="dxa" w:w="360"/>
+                  <w:tcW w:type="dxa" w:w="274"/>
                   <w:tcBorders>
                     <w:top w:val="single" w:sz="6" w:color="5A6068"/>
                     <w:left w:val="single" w:sz="6" w:color="5A6068"/>
@@ -2230,7 +3888,7 @@
               </w:tc>
               <w:tc>
                 <w:tcPr>
-                  <w:tcW w:type="dxa" w:w="432"/>
+                  <w:tcW w:type="dxa" w:w="317"/>
                   <w:vAlign w:val="center"/>
                   <w:tcMar>
                     <w:top w:w="0" w:type="dxa"/>
@@ -2258,7 +3916,7 @@
               </w:tc>
               <w:tc>
                 <w:tcPr>
-                  <w:tcW w:type="dxa" w:w="360"/>
+                  <w:tcW w:type="dxa" w:w="274"/>
                   <w:tcBorders>
                     <w:top w:val="single" w:sz="6" w:color="5A6068"/>
                     <w:left w:val="single" w:sz="6" w:color="5A6068"/>
@@ -2292,7 +3950,7 @@
               </w:tc>
               <w:tc>
                 <w:tcPr>
-                  <w:tcW w:type="dxa" w:w="360"/>
+                  <w:tcW w:type="dxa" w:w="274"/>
                   <w:tcBorders>
                     <w:top w:val="single" w:sz="6" w:color="5A6068"/>
                     <w:left w:val="single" w:sz="6" w:color="5A6068"/>
@@ -2326,7 +3984,7 @@
               </w:tc>
               <w:tc>
                 <w:tcPr>
-                  <w:tcW w:type="dxa" w:w="360"/>
+                  <w:tcW w:type="dxa" w:w="274"/>
                   <w:tcBorders>
                     <w:top w:val="single" w:sz="6" w:color="5A6068"/>
                     <w:left w:val="single" w:sz="6" w:color="5A6068"/>
@@ -2360,7 +4018,7 @@
               </w:tc>
               <w:tc>
                 <w:tcPr>
-                  <w:tcW w:type="dxa" w:w="432"/>
+                  <w:tcW w:type="dxa" w:w="317"/>
                   <w:vAlign w:val="center"/>
                   <w:tcMar>
                     <w:top w:w="0" w:type="dxa"/>
@@ -2388,7 +4046,7 @@
               </w:tc>
               <w:tc>
                 <w:tcPr>
-                  <w:tcW w:type="dxa" w:w="360"/>
+                  <w:tcW w:type="dxa" w:w="274"/>
                   <w:tcBorders>
                     <w:top w:val="single" w:sz="6" w:color="5A6068"/>
                     <w:left w:val="single" w:sz="6" w:color="5A6068"/>
@@ -2422,7 +4080,7 @@
               </w:tc>
               <w:tc>
                 <w:tcPr>
-                  <w:tcW w:type="dxa" w:w="432"/>
+                  <w:tcW w:type="dxa" w:w="317"/>
                   <w:vAlign w:val="center"/>
                   <w:tcMar>
                     <w:top w:w="0" w:type="dxa"/>
@@ -2450,7 +4108,7 @@
               </w:tc>
               <w:tc>
                 <w:tcPr>
-                  <w:tcW w:type="dxa" w:w="360"/>
+                  <w:tcW w:type="dxa" w:w="274"/>
                   <w:tcBorders>
                     <w:top w:val="single" w:sz="6" w:color="5A6068"/>
                     <w:left w:val="single" w:sz="6" w:color="5A6068"/>
@@ -2484,7 +4142,7 @@
               </w:tc>
               <w:tc>
                 <w:tcPr>
-                  <w:tcW w:type="dxa" w:w="360"/>
+                  <w:tcW w:type="dxa" w:w="274"/>
                   <w:tcBorders>
                     <w:top w:val="single" w:sz="6" w:color="5A6068"/>
                     <w:left w:val="single" w:sz="6" w:color="5A6068"/>
@@ -2518,7 +4176,7 @@
               </w:tc>
               <w:tc>
                 <w:tcPr>
-                  <w:tcW w:type="dxa" w:w="360"/>
+                  <w:tcW w:type="dxa" w:w="274"/>
                   <w:tcBorders>
                     <w:top w:val="single" w:sz="6" w:color="5A6068"/>
                     <w:left w:val="single" w:sz="6" w:color="5A6068"/>
@@ -2559,21 +4217,21 @@
           </w:p>
           <w:p>
             <w:pPr>
-              <w:spacing w:after="40"/>
+              <w:spacing w:after="0"/>
             </w:pPr>
             <w:r>
               <w:rPr>
                 <w:rFonts w:ascii="ShullHand" w:hAnsi="ShullHand"/>
                 <w:color w:val="16609A"/>
-                <w:sz w:val="22"/>
+                <w:sz w:val="20"/>
               </w:rPr>
-              <w:t xml:space="preserve">→ Hund rule, one arrow in each box before pairing. </w:t>
+              <w:t xml:space="preserve">→ one arrow in each box before pairing, </w:t>
             </w:r>
             <w:r>
               <w:rPr>
                 <w:rFonts w:ascii="Patrick Hand" w:hAnsi="Patrick Hand"/>
                 <w:color w:val="16609A"/>
-                <w:sz w:val="22"/>
+                <w:sz w:val="20"/>
               </w:rPr>
               <w:t>2</w:t>
             </w:r>
@@ -2581,49 +4239,487 @@
               <w:rPr>
                 <w:rFonts w:ascii="ShullHand" w:hAnsi="ShullHand"/>
                 <w:color w:val="16609A"/>
+                <w:sz w:val="20"/>
+              </w:rPr>
+              <w:t xml:space="preserve"> unpaired</w:t>
+            </w:r>
+          </w:p>
+        </w:tc>
+      </w:tr>
+    </w:tbl>
+    <w:p>
+      <w:pPr>
+        <w:spacing w:before="0" w:after="0" w:line="40" w:lineRule="exact"/>
+      </w:pPr>
+      <w:r>
+        <w:rPr>
+          <w:rFonts w:ascii="Trade Gothic Next" w:hAnsi="Trade Gothic Next"/>
+          <w:sz w:val="2"/>
+        </w:rPr>
+      </w:r>
+    </w:p>
+    <w:p>
+      <w:pPr>
+        <w:spacing w:before="0" w:after="0" w:line="120" w:lineRule="exact"/>
+      </w:pPr>
+      <w:r>
+        <w:rPr>
+          <w:rFonts w:ascii="Trade Gothic Next" w:hAnsi="Trade Gothic Next"/>
+          <w:sz w:val="8"/>
+        </w:rPr>
+      </w:r>
+    </w:p>
+    <w:tbl>
+      <w:tblPr>
+        <w:tblW w:type="auto" w:w="0"/>
+        <w:tblLayout w:type="fixed"/>
+        <w:tblLook w:firstColumn="1" w:firstRow="1" w:lastColumn="0" w:lastRow="0" w:noHBand="0" w:noVBand="1" w:val="04A0"/>
+        <w:tblLayout w:type="fixed"/>
+      </w:tblPr>
+      <w:tblGrid>
+        <w:gridCol w:w="9072"/>
+        <w:gridCol w:w="1728"/>
+      </w:tblGrid>
+      <w:tr>
+        <w:tc>
+          <w:tcPr>
+            <w:tcW w:type="dxa" w:w="9072"/>
+            <w:tcBorders>
+              <w:top w:val="single" w:sz="12" w:color="14161B"/>
+              <w:bottom w:val="single" w:sz="18" w:color="A3E635"/>
+            </w:tcBorders>
+            <w:vAlign w:val="center"/>
+            <w:tcMar>
+              <w:top w:w="30" w:type="dxa"/>
+              <w:left w:w="0" w:type="dxa"/>
+              <w:bottom w:w="30" w:type="dxa"/>
+              <w:right w:w="60" w:type="dxa"/>
+            </w:tcMar>
+          </w:tcPr>
+          <w:p>
+            <w:pPr>
+              <w:keepNext/>
+              <w:spacing w:after="0"/>
+              <w:jc w:val="left"/>
+            </w:pPr>
+            <w:r>
+              <w:rPr>
+                <w:rFonts w:ascii="Trade Gothic Next" w:hAnsi="Trade Gothic Next"/>
+                <w:b/>
+                <w:color w:val="14161B"/>
+                <w:sz w:val="18"/>
+                <w:u w:val="none"/>
+              </w:rPr>
+              <w:t>PART 3  ·  NOBLE-GAS SHORTHAND</w:t>
+            </w:r>
+          </w:p>
+        </w:tc>
+        <w:tc>
+          <w:tcPr>
+            <w:tcW w:type="dxa" w:w="1728"/>
+            <w:tcBorders>
+              <w:top w:val="single" w:sz="12" w:color="14161B"/>
+              <w:bottom w:val="single" w:sz="18" w:color="A3E635"/>
+            </w:tcBorders>
+            <w:vAlign w:val="center"/>
+            <w:tcMar>
+              <w:top w:w="30" w:type="dxa"/>
+              <w:left w:w="60" w:type="dxa"/>
+              <w:bottom w:w="30" w:type="dxa"/>
+              <w:right w:w="60" w:type="dxa"/>
+            </w:tcMar>
+          </w:tcPr>
+          <w:p>
+            <w:pPr>
+              <w:keepNext/>
+              <w:spacing w:after="0"/>
+              <w:jc w:val="right"/>
+            </w:pPr>
+            <w:r>
+              <w:rPr>
+                <w:rFonts w:ascii="Trade Gothic Next" w:hAnsi="Trade Gothic Next"/>
+                <w:b/>
+                <w:color w:val="55604F"/>
+                <w:sz w:val="17"/>
+                <w:u w:val="none"/>
+              </w:rPr>
+              <w:t>4 pts</w:t>
+            </w:r>
+          </w:p>
+        </w:tc>
+      </w:tr>
+    </w:tbl>
+    <w:tbl>
+      <w:tblPr>
+        <w:tblW w:type="auto" w:w="0"/>
+        <w:tblLayout w:type="fixed"/>
+        <w:tblLook w:firstColumn="1" w:firstRow="1" w:lastColumn="0" w:lastRow="0" w:noHBand="0" w:noVBand="1" w:val="04A0"/>
+        <w:tblLayout w:type="fixed"/>
+      </w:tblPr>
+      <w:tblGrid>
+        <w:gridCol w:w="648"/>
+        <w:gridCol w:w="2520"/>
+        <w:gridCol w:w="7632"/>
+      </w:tblGrid>
+      <w:tr>
+        <w:trPr>
+          <w:cantSplit/>
+          <w:trHeight w:val="648" w:hRule="atLeast"/>
+        </w:trPr>
+        <w:tc>
+          <w:tcPr>
+            <w:tcW w:type="dxa" w:w="648"/>
+            <w:vAlign w:val="center"/>
+            <w:tcMar>
+              <w:top w:w="40" w:type="dxa"/>
+              <w:left w:w="60" w:type="dxa"/>
+              <w:bottom w:w="40" w:type="dxa"/>
+              <w:right w:w="60" w:type="dxa"/>
+            </w:tcMar>
+            <w:tcBorders>
+              <w:bottom w:val="single" w:sz="4" w:color="C8CDC2"/>
+            </w:tcBorders>
+          </w:tcPr>
+          <w:p>
+            <w:pPr>
+              <w:spacing w:after="0"/>
+              <w:jc w:val="left"/>
+            </w:pPr>
+            <w:r>
+              <w:rPr>
+                <w:rFonts w:ascii="Trade Gothic Next" w:hAnsi="Trade Gothic Next"/>
+                <w:b/>
+                <w:color w:val="4D730E"/>
                 <w:sz w:val="22"/>
+                <w:u w:val="none"/>
               </w:rPr>
-              <w:t xml:space="preserve"> unpaired.</w:t>
+              <w:t>8</w:t>
+            </w:r>
+          </w:p>
+        </w:tc>
+        <w:tc>
+          <w:tcPr>
+            <w:tcW w:type="dxa" w:w="2520"/>
+            <w:vAlign w:val="center"/>
+            <w:tcMar>
+              <w:top w:w="40" w:type="dxa"/>
+              <w:left w:w="60" w:type="dxa"/>
+              <w:bottom w:w="40" w:type="dxa"/>
+              <w:right w:w="60" w:type="dxa"/>
+            </w:tcMar>
+            <w:tcBorders>
+              <w:bottom w:val="single" w:sz="4" w:color="C8CDC2"/>
+            </w:tcBorders>
+          </w:tcPr>
+          <w:p>
+            <w:pPr>
+              <w:spacing w:after="0"/>
+              <w:jc w:val="left"/>
+            </w:pPr>
+            <w:r>
+              <w:rPr>
+                <w:rFonts w:ascii="Trade Gothic Next" w:hAnsi="Trade Gothic Next"/>
+                <w:b/>
+                <w:color w:val="14161B"/>
+                <w:sz w:val="21"/>
+                <w:u w:val="none"/>
+              </w:rPr>
+              <w:t>Manganese, Mn</w:t>
+            </w:r>
+          </w:p>
+        </w:tc>
+        <w:tc>
+          <w:tcPr>
+            <w:tcW w:type="dxa" w:w="7632"/>
+            <w:vAlign w:val="center"/>
+            <w:tcMar>
+              <w:top w:w="40" w:type="dxa"/>
+              <w:left w:w="60" w:type="dxa"/>
+              <w:bottom w:w="40" w:type="dxa"/>
+              <w:right w:w="60" w:type="dxa"/>
+            </w:tcMar>
+            <w:tcBorders>
+              <w:bottom w:val="single" w:sz="4" w:color="C8CDC2"/>
+            </w:tcBorders>
+          </w:tcPr>
+          <w:p>
+            <w:pPr>
+              <w:spacing w:after="0"/>
+              <w:jc w:val="left"/>
+            </w:pPr>
+            <w:r>
+              <w:rPr>
+                <w:rFonts w:ascii="ShullHand" w:hAnsi="ShullHand"/>
+                <w:color w:val="4A2466"/>
+                <w:sz w:val="24"/>
+                <w:bdr w:val="single" w:sz="8" w:space="1" w:color="9F1D2C"/>
+              </w:rPr>
+              <w:t xml:space="preserve">[Ar] </w:t>
+            </w:r>
+            <w:r>
+              <w:rPr>
+                <w:rFonts w:ascii="Patrick Hand" w:hAnsi="Patrick Hand"/>
+                <w:color w:val="4A2466"/>
+                <w:sz w:val="24"/>
+                <w:bdr w:val="single" w:sz="8" w:space="1" w:color="9F1D2C"/>
+              </w:rPr>
+              <w:t>4</w:t>
             </w:r>
             <w:r>
               <w:rPr>
                 <w:rFonts w:ascii="ShullHand" w:hAnsi="ShullHand"/>
-                <w:color w:val="5A6068"/>
-                <w:sz w:val="20"/>
+                <w:color w:val="4A2466"/>
+                <w:sz w:val="24"/>
+                <w:bdr w:val="single" w:sz="8" w:space="1" w:color="9F1D2C"/>
               </w:rPr>
-              <w:t xml:space="preserve">   </w:t>
+              <w:t>s</w:t>
             </w:r>
             <w:r>
               <w:rPr>
                 <w:rFonts w:ascii="Patrick Hand" w:hAnsi="Patrick Hand"/>
-                <w:color w:val="5A6068"/>
-                <w:sz w:val="20"/>
+                <w:color w:val="4A2466"/>
+                <w:sz w:val="24"/>
+                <w:vertAlign w:val="superscript"/>
+                <w:bdr w:val="single" w:sz="8" w:space="1" w:color="9F1D2C"/>
               </w:rPr>
               <w:t>2</w:t>
             </w:r>
             <w:r>
               <w:rPr>
                 <w:rFonts w:ascii="ShullHand" w:hAnsi="ShullHand"/>
-                <w:color w:val="5A6068"/>
-                <w:sz w:val="20"/>
+                <w:color w:val="4A2466"/>
+                <w:sz w:val="24"/>
+                <w:bdr w:val="single" w:sz="8" w:space="1" w:color="9F1D2C"/>
               </w:rPr>
-              <w:t xml:space="preserve"> pts configuration, </w:t>
+              <w:t xml:space="preserve"> </w:t>
             </w:r>
             <w:r>
               <w:rPr>
                 <w:rFonts w:ascii="Patrick Hand" w:hAnsi="Patrick Hand"/>
-                <w:color w:val="5A6068"/>
-                <w:sz w:val="20"/>
+                <w:color w:val="4A2466"/>
+                <w:sz w:val="24"/>
+                <w:bdr w:val="single" w:sz="8" w:space="1" w:color="9F1D2C"/>
+              </w:rPr>
+              <w:t>3</w:t>
+            </w:r>
+            <w:r>
+              <w:rPr>
+                <w:rFonts w:ascii="ShullHand" w:hAnsi="ShullHand"/>
+                <w:color w:val="4A2466"/>
+                <w:sz w:val="24"/>
+                <w:bdr w:val="single" w:sz="8" w:space="1" w:color="9F1D2C"/>
+              </w:rPr>
+              <w:t>d</w:t>
+            </w:r>
+            <w:r>
+              <w:rPr>
+                <w:rFonts w:ascii="Patrick Hand" w:hAnsi="Patrick Hand"/>
+                <w:color w:val="4A2466"/>
+                <w:sz w:val="24"/>
+                <w:vertAlign w:val="superscript"/>
+                <w:bdr w:val="single" w:sz="8" w:space="1" w:color="9F1D2C"/>
+              </w:rPr>
+              <w:t>5</w:t>
+            </w:r>
+          </w:p>
+        </w:tc>
+      </w:tr>
+      <w:tr>
+        <w:trPr>
+          <w:cantSplit/>
+          <w:trHeight w:val="648" w:hRule="atLeast"/>
+        </w:trPr>
+        <w:tc>
+          <w:tcPr>
+            <w:tcW w:type="dxa" w:w="648"/>
+            <w:vAlign w:val="center"/>
+            <w:tcMar>
+              <w:top w:w="40" w:type="dxa"/>
+              <w:left w:w="60" w:type="dxa"/>
+              <w:bottom w:w="40" w:type="dxa"/>
+              <w:right w:w="60" w:type="dxa"/>
+            </w:tcMar>
+            <w:tcBorders>
+              <w:bottom w:val="single" w:sz="4" w:color="C8CDC2"/>
+            </w:tcBorders>
+          </w:tcPr>
+          <w:p>
+            <w:pPr>
+              <w:spacing w:after="0"/>
+              <w:jc w:val="left"/>
+            </w:pPr>
+            <w:r>
+              <w:rPr>
+                <w:rFonts w:ascii="Trade Gothic Next" w:hAnsi="Trade Gothic Next"/>
+                <w:b/>
+                <w:color w:val="4D730E"/>
+                <w:sz w:val="22"/>
+                <w:u w:val="none"/>
+              </w:rPr>
+              <w:t>9</w:t>
+            </w:r>
+          </w:p>
+        </w:tc>
+        <w:tc>
+          <w:tcPr>
+            <w:tcW w:type="dxa" w:w="2520"/>
+            <w:vAlign w:val="center"/>
+            <w:tcMar>
+              <w:top w:w="40" w:type="dxa"/>
+              <w:left w:w="60" w:type="dxa"/>
+              <w:bottom w:w="40" w:type="dxa"/>
+              <w:right w:w="60" w:type="dxa"/>
+            </w:tcMar>
+            <w:tcBorders>
+              <w:bottom w:val="single" w:sz="4" w:color="C8CDC2"/>
+            </w:tcBorders>
+          </w:tcPr>
+          <w:p>
+            <w:pPr>
+              <w:spacing w:after="0"/>
+              <w:jc w:val="left"/>
+            </w:pPr>
+            <w:r>
+              <w:rPr>
+                <w:rFonts w:ascii="Trade Gothic Next" w:hAnsi="Trade Gothic Next"/>
+                <w:b/>
+                <w:color w:val="14161B"/>
+                <w:sz w:val="21"/>
+                <w:u w:val="none"/>
+              </w:rPr>
+              <w:t>Tellurium, Te</w:t>
+            </w:r>
+          </w:p>
+        </w:tc>
+        <w:tc>
+          <w:tcPr>
+            <w:tcW w:type="dxa" w:w="7632"/>
+            <w:vAlign w:val="center"/>
+            <w:tcMar>
+              <w:top w:w="40" w:type="dxa"/>
+              <w:left w:w="60" w:type="dxa"/>
+              <w:bottom w:w="40" w:type="dxa"/>
+              <w:right w:w="60" w:type="dxa"/>
+            </w:tcMar>
+            <w:tcBorders>
+              <w:bottom w:val="single" w:sz="4" w:color="C8CDC2"/>
+            </w:tcBorders>
+          </w:tcPr>
+          <w:p>
+            <w:pPr>
+              <w:spacing w:after="0"/>
+              <w:jc w:val="left"/>
+            </w:pPr>
+            <w:r>
+              <w:rPr>
+                <w:rFonts w:ascii="ShullHand" w:hAnsi="ShullHand"/>
+                <w:color w:val="4A2466"/>
+                <w:sz w:val="24"/>
+                <w:bdr w:val="single" w:sz="8" w:space="1" w:color="9F1D2C"/>
+              </w:rPr>
+              <w:t xml:space="preserve">[Kr] </w:t>
+            </w:r>
+            <w:r>
+              <w:rPr>
+                <w:rFonts w:ascii="Patrick Hand" w:hAnsi="Patrick Hand"/>
+                <w:color w:val="4A2466"/>
+                <w:sz w:val="24"/>
+                <w:bdr w:val="single" w:sz="8" w:space="1" w:color="9F1D2C"/>
+              </w:rPr>
+              <w:t>5</w:t>
+            </w:r>
+            <w:r>
+              <w:rPr>
+                <w:rFonts w:ascii="ShullHand" w:hAnsi="ShullHand"/>
+                <w:color w:val="4A2466"/>
+                <w:sz w:val="24"/>
+                <w:bdr w:val="single" w:sz="8" w:space="1" w:color="9F1D2C"/>
+              </w:rPr>
+              <w:t>s</w:t>
+            </w:r>
+            <w:r>
+              <w:rPr>
+                <w:rFonts w:ascii="Patrick Hand" w:hAnsi="Patrick Hand"/>
+                <w:color w:val="4A2466"/>
+                <w:sz w:val="24"/>
+                <w:vertAlign w:val="superscript"/>
+                <w:bdr w:val="single" w:sz="8" w:space="1" w:color="9F1D2C"/>
               </w:rPr>
               <w:t>2</w:t>
             </w:r>
             <w:r>
               <w:rPr>
                 <w:rFonts w:ascii="ShullHand" w:hAnsi="ShullHand"/>
-                <w:color w:val="5A6068"/>
-                <w:sz w:val="20"/>
+                <w:color w:val="4A2466"/>
+                <w:sz w:val="24"/>
+                <w:bdr w:val="single" w:sz="8" w:space="1" w:color="9F1D2C"/>
               </w:rPr>
-              <w:t xml:space="preserve"> pts diagram</w:t>
+              <w:t xml:space="preserve"> </w:t>
+            </w:r>
+            <w:r>
+              <w:rPr>
+                <w:rFonts w:ascii="Patrick Hand" w:hAnsi="Patrick Hand"/>
+                <w:color w:val="4A2466"/>
+                <w:sz w:val="24"/>
+                <w:bdr w:val="single" w:sz="8" w:space="1" w:color="9F1D2C"/>
+              </w:rPr>
+              <w:t>4</w:t>
+            </w:r>
+            <w:r>
+              <w:rPr>
+                <w:rFonts w:ascii="ShullHand" w:hAnsi="ShullHand"/>
+                <w:color w:val="4A2466"/>
+                <w:sz w:val="24"/>
+                <w:bdr w:val="single" w:sz="8" w:space="1" w:color="9F1D2C"/>
+              </w:rPr>
+              <w:t>d</w:t>
+            </w:r>
+            <w:r>
+              <w:rPr>
+                <w:rFonts w:ascii="Patrick Hand" w:hAnsi="Patrick Hand"/>
+                <w:color w:val="4A2466"/>
+                <w:sz w:val="24"/>
+                <w:vertAlign w:val="superscript"/>
+                <w:bdr w:val="single" w:sz="8" w:space="1" w:color="9F1D2C"/>
+              </w:rPr>
+              <w:t>10</w:t>
+            </w:r>
+            <w:r>
+              <w:rPr>
+                <w:rFonts w:ascii="ShullHand" w:hAnsi="ShullHand"/>
+                <w:color w:val="4A2466"/>
+                <w:sz w:val="24"/>
+                <w:bdr w:val="single" w:sz="8" w:space="1" w:color="9F1D2C"/>
+              </w:rPr>
+              <w:t xml:space="preserve"> </w:t>
+            </w:r>
+            <w:r>
+              <w:rPr>
+                <w:rFonts w:ascii="Patrick Hand" w:hAnsi="Patrick Hand"/>
+                <w:color w:val="4A2466"/>
+                <w:sz w:val="24"/>
+                <w:bdr w:val="single" w:sz="8" w:space="1" w:color="9F1D2C"/>
+              </w:rPr>
+              <w:t>5</w:t>
+            </w:r>
+            <w:r>
+              <w:rPr>
+                <w:rFonts w:ascii="ShullHand" w:hAnsi="ShullHand"/>
+                <w:color w:val="4A2466"/>
+                <w:sz w:val="24"/>
+                <w:bdr w:val="single" w:sz="8" w:space="1" w:color="9F1D2C"/>
+              </w:rPr>
+              <w:t>p</w:t>
+            </w:r>
+            <w:r>
+              <w:rPr>
+                <w:rFonts w:ascii="Patrick Hand" w:hAnsi="Patrick Hand"/>
+                <w:color w:val="4A2466"/>
+                <w:sz w:val="24"/>
+                <w:vertAlign w:val="superscript"/>
+                <w:bdr w:val="single" w:sz="8" w:space="1" w:color="9F1D2C"/>
+              </w:rPr>
+              <w:t>4</w:t>
             </w:r>
           </w:p>
         </w:tc>
@@ -2643,618 +4739,83 @@
     <w:tbl>
       <w:tblPr>
         <w:tblW w:type="auto" w:w="0"/>
-        <w:jc w:val="left"/>
         <w:tblLayout w:type="fixed"/>
         <w:tblLook w:firstColumn="1" w:firstRow="1" w:lastColumn="0" w:lastRow="0" w:noHBand="0" w:noVBand="1" w:val="04A0"/>
         <w:tblLayout w:type="fixed"/>
       </w:tblPr>
       <w:tblGrid>
-        <w:gridCol w:w="10800"/>
+        <w:gridCol w:w="9072"/>
+        <w:gridCol w:w="1728"/>
       </w:tblGrid>
       <w:tr>
         <w:tc>
           <w:tcPr>
-            <w:tcW w:type="dxa" w:w="10800"/>
+            <w:tcW w:type="dxa" w:w="9072"/>
             <w:tcBorders>
               <w:top w:val="single" w:sz="12" w:color="14161B"/>
+              <w:bottom w:val="single" w:sz="18" w:color="A3E635"/>
             </w:tcBorders>
+            <w:vAlign w:val="center"/>
+            <w:tcMar>
+              <w:top w:w="30" w:type="dxa"/>
+              <w:left w:w="0" w:type="dxa"/>
+              <w:bottom w:w="30" w:type="dxa"/>
+              <w:right w:w="60" w:type="dxa"/>
+            </w:tcMar>
           </w:tcPr>
           <w:p>
             <w:pPr>
-              <w:spacing w:after="40" w:before="0"/>
+              <w:keepNext/>
+              <w:spacing w:after="0"/>
+              <w:jc w:val="left"/>
             </w:pPr>
             <w:r>
               <w:rPr>
                 <w:rFonts w:ascii="Trade Gothic Next" w:hAnsi="Trade Gothic Next"/>
                 <w:b/>
-                <w:color w:val="4D730E"/>
-                <w:sz w:val="15"/>
-                <w:spacing w:val="26"/>
+                <w:color w:val="14161B"/>
+                <w:sz w:val="18"/>
+                <w:u w:val="none"/>
               </w:rPr>
-              <w:t>PART 2  ·  NOBLE-GAS SHORTHAND</w:t>
+              <w:t>PART 4  ·  CHARGE OF THE ION EACH ATOM FORMS</w:t>
+            </w:r>
+          </w:p>
+        </w:tc>
+        <w:tc>
+          <w:tcPr>
+            <w:tcW w:type="dxa" w:w="1728"/>
+            <w:tcBorders>
+              <w:top w:val="single" w:sz="12" w:color="14161B"/>
+              <w:bottom w:val="single" w:sz="18" w:color="A3E635"/>
+            </w:tcBorders>
+            <w:vAlign w:val="center"/>
+            <w:tcMar>
+              <w:top w:w="30" w:type="dxa"/>
+              <w:left w:w="60" w:type="dxa"/>
+              <w:bottom w:w="30" w:type="dxa"/>
+              <w:right w:w="60" w:type="dxa"/>
+            </w:tcMar>
+          </w:tcPr>
+          <w:p>
+            <w:pPr>
+              <w:keepNext/>
+              <w:spacing w:after="0"/>
+              <w:jc w:val="right"/>
+            </w:pPr>
+            <w:r>
+              <w:rPr>
+                <w:rFonts w:ascii="Trade Gothic Next" w:hAnsi="Trade Gothic Next"/>
+                <w:b/>
+                <w:color w:val="55604F"/>
+                <w:sz w:val="17"/>
+                <w:u w:val="none"/>
+              </w:rPr>
+              <w:t>4 pts</w:t>
             </w:r>
           </w:p>
         </w:tc>
       </w:tr>
     </w:tbl>
-    <w:p>
-      <w:pPr>
-        <w:spacing w:before="0" w:after="0" w:line="80" w:lineRule="exact"/>
-      </w:pPr>
-      <w:r>
-        <w:rPr>
-          <w:rFonts w:ascii="Trade Gothic Next" w:hAnsi="Trade Gothic Next"/>
-          <w:sz w:val="4"/>
-        </w:rPr>
-      </w:r>
-    </w:p>
-    <w:tbl>
-      <w:tblPr>
-        <w:tblW w:type="auto" w:w="0"/>
-        <w:jc w:val="left"/>
-        <w:tblLayout w:type="fixed"/>
-        <w:tblLook w:firstColumn="1" w:firstRow="1" w:lastColumn="0" w:lastRow="0" w:noHBand="0" w:noVBand="1" w:val="04A0"/>
-        <w:tblLayout w:type="fixed"/>
-      </w:tblPr>
-      <w:tblGrid>
-        <w:gridCol w:w="10800"/>
-      </w:tblGrid>
-      <w:tr>
-        <w:trPr>
-          <w:cantSplit/>
-        </w:trPr>
-        <w:tc>
-          <w:tcPr>
-            <w:tcW w:type="dxa" w:w="10800"/>
-            <w:tcBorders>
-              <w:top w:val="single" w:sz="6" w:color="C8CDC2"/>
-              <w:left w:val="single" w:sz="6" w:color="C8CDC2"/>
-              <w:bottom w:val="single" w:sz="6" w:color="C8CDC2"/>
-              <w:right w:val="single" w:sz="6" w:color="C8CDC2"/>
-            </w:tcBorders>
-          </w:tcPr>
-          <w:p>
-            <w:pPr>
-              <w:tabs>
-                <w:tab w:pos="10224" w:val="right"/>
-              </w:tabs>
-              <w:spacing w:after="40"/>
-            </w:pPr>
-            <w:r>
-              <w:rPr>
-                <w:rFonts w:ascii="Trade Gothic Next" w:hAnsi="Trade Gothic Next"/>
-                <w:b/>
-                <w:color w:val="4D730E"/>
-                <w:sz w:val="21"/>
-                <w:u w:val="none"/>
-              </w:rPr>
-              <w:t xml:space="preserve">3   </w:t>
-            </w:r>
-            <w:r>
-              <w:rPr>
-                <w:rFonts w:ascii="Trade Gothic Next" w:hAnsi="Trade Gothic Next"/>
-                <w:b/>
-                <w:color w:val="14161B"/>
-                <w:sz w:val="21"/>
-                <w:u w:val="none"/>
-              </w:rPr>
-              <w:t>Manganese, Mn</w:t>
-            </w:r>
-            <w:r>
-              <w:rPr>
-                <w:rFonts w:ascii="Trade Gothic Next" w:hAnsi="Trade Gothic Next"/>
-                <w:b w:val="0"/>
-                <w:sz w:val="18"/>
-                <w:u w:val="none"/>
-              </w:rPr>
-              <w:tab/>
-            </w:r>
-            <w:r>
-              <w:rPr>
-                <w:rFonts w:ascii="Trade Gothic Next" w:hAnsi="Trade Gothic Next"/>
-                <w:b/>
-                <w:color w:val="55604F"/>
-                <w:sz w:val="16"/>
-                <w:u w:val="none"/>
-              </w:rPr>
-              <w:t>2 pts</w:t>
-            </w:r>
-          </w:p>
-          <w:tbl>
-            <w:tblPr>
-              <w:tblW w:type="auto" w:w="0"/>
-              <w:tblLayout w:type="fixed"/>
-              <w:tblLook w:firstColumn="1" w:firstRow="1" w:lastColumn="0" w:lastRow="0" w:noHBand="0" w:noVBand="1" w:val="04A0"/>
-              <w:tblLayout w:type="fixed"/>
-            </w:tblPr>
-            <w:tblGrid>
-              <w:gridCol w:w="1584"/>
-              <w:gridCol w:w="8640"/>
-            </w:tblGrid>
-            <w:tr>
-              <w:trPr>
-                <w:cantSplit/>
-                <w:trHeight w:val="547" w:hRule="atLeast"/>
-              </w:trPr>
-              <w:tc>
-                <w:tcPr>
-                  <w:tcW w:type="dxa" w:w="1584"/>
-                  <w:vAlign w:val="bottom"/>
-                  <w:tcMar>
-                    <w:top w:w="0" w:type="dxa"/>
-                    <w:left w:w="0" w:type="dxa"/>
-                    <w:bottom w:w="10" w:type="dxa"/>
-                    <w:right w:w="0" w:type="dxa"/>
-                  </w:tcMar>
-                </w:tcPr>
-                <w:p>
-                  <w:pPr>
-                    <w:spacing w:after="0"/>
-                  </w:pPr>
-                  <w:r>
-                    <w:rPr>
-                      <w:rFonts w:ascii="Trade Gothic Next" w:hAnsi="Trade Gothic Next"/>
-                      <w:b/>
-                      <w:color w:val="14161B"/>
-                      <w:sz w:val="18"/>
-                      <w:u w:val="none"/>
-                    </w:rPr>
-                    <w:t>Shorthand</w:t>
-                  </w:r>
-                </w:p>
-              </w:tc>
-              <w:tc>
-                <w:tcPr>
-                  <w:tcW w:type="dxa" w:w="8640"/>
-                  <w:vAlign w:val="bottom"/>
-                  <w:tcMar>
-                    <w:top w:w="0" w:type="dxa"/>
-                    <w:left w:w="0" w:type="dxa"/>
-                    <w:bottom w:w="10" w:type="dxa"/>
-                    <w:right w:w="0" w:type="dxa"/>
-                  </w:tcMar>
-                  <w:tcBorders>
-                    <w:bottom w:val="single" w:sz="6" w:color="C8CDC2"/>
-                  </w:tcBorders>
-                </w:tcPr>
-                <w:p>
-                  <w:pPr>
-                    <w:spacing w:after="0"/>
-                  </w:pPr>
-                  <w:r>
-                    <w:rPr>
-                      <w:rFonts w:ascii="ShullHand" w:hAnsi="ShullHand"/>
-                      <w:color w:val="4A2466"/>
-                      <w:sz w:val="26"/>
-                      <w:bdr w:val="single" w:sz="8" w:space="1" w:color="9F1D2C"/>
-                    </w:rPr>
-                    <w:t xml:space="preserve">[Ar] </w:t>
-                  </w:r>
-                  <w:r>
-                    <w:rPr>
-                      <w:rFonts w:ascii="Patrick Hand" w:hAnsi="Patrick Hand"/>
-                      <w:color w:val="4A2466"/>
-                      <w:sz w:val="26"/>
-                      <w:bdr w:val="single" w:sz="8" w:space="1" w:color="9F1D2C"/>
-                    </w:rPr>
-                    <w:t>4</w:t>
-                  </w:r>
-                  <w:r>
-                    <w:rPr>
-                      <w:rFonts w:ascii="ShullHand" w:hAnsi="ShullHand"/>
-                      <w:color w:val="4A2466"/>
-                      <w:sz w:val="26"/>
-                      <w:bdr w:val="single" w:sz="8" w:space="1" w:color="9F1D2C"/>
-                    </w:rPr>
-                    <w:t>s</w:t>
-                  </w:r>
-                  <w:r>
-                    <w:rPr>
-                      <w:rFonts w:ascii="Patrick Hand" w:hAnsi="Patrick Hand"/>
-                      <w:color w:val="4A2466"/>
-                      <w:sz w:val="26"/>
-                      <w:vertAlign w:val="superscript"/>
-                      <w:bdr w:val="single" w:sz="8" w:space="1" w:color="9F1D2C"/>
-                    </w:rPr>
-                    <w:t>2</w:t>
-                  </w:r>
-                  <w:r>
-                    <w:rPr>
-                      <w:rFonts w:ascii="ShullHand" w:hAnsi="ShullHand"/>
-                      <w:color w:val="4A2466"/>
-                      <w:sz w:val="26"/>
-                      <w:bdr w:val="single" w:sz="8" w:space="1" w:color="9F1D2C"/>
-                    </w:rPr>
-                    <w:t xml:space="preserve"> </w:t>
-                  </w:r>
-                  <w:r>
-                    <w:rPr>
-                      <w:rFonts w:ascii="Patrick Hand" w:hAnsi="Patrick Hand"/>
-                      <w:color w:val="4A2466"/>
-                      <w:sz w:val="26"/>
-                      <w:bdr w:val="single" w:sz="8" w:space="1" w:color="9F1D2C"/>
-                    </w:rPr>
-                    <w:t>3</w:t>
-                  </w:r>
-                  <w:r>
-                    <w:rPr>
-                      <w:rFonts w:ascii="ShullHand" w:hAnsi="ShullHand"/>
-                      <w:color w:val="4A2466"/>
-                      <w:sz w:val="26"/>
-                      <w:bdr w:val="single" w:sz="8" w:space="1" w:color="9F1D2C"/>
-                    </w:rPr>
-                    <w:t>d</w:t>
-                  </w:r>
-                  <w:r>
-                    <w:rPr>
-                      <w:rFonts w:ascii="Patrick Hand" w:hAnsi="Patrick Hand"/>
-                      <w:color w:val="4A2466"/>
-                      <w:sz w:val="26"/>
-                      <w:vertAlign w:val="superscript"/>
-                      <w:bdr w:val="single" w:sz="8" w:space="1" w:color="9F1D2C"/>
-                    </w:rPr>
-                    <w:t>5</w:t>
-                  </w:r>
-                </w:p>
-              </w:tc>
-            </w:tr>
-          </w:tbl>
-          <w:p>
-            <w:pPr>
-              <w:spacing w:before="0" w:after="0" w:line="20" w:lineRule="exact"/>
-            </w:pPr>
-          </w:p>
-          <w:p>
-            <w:pPr>
-              <w:spacing w:before="0" w:after="0" w:line="60" w:lineRule="exact"/>
-            </w:pPr>
-            <w:r>
-              <w:rPr>
-                <w:rFonts w:ascii="Trade Gothic Next" w:hAnsi="Trade Gothic Next"/>
-                <w:sz w:val="2"/>
-              </w:rPr>
-            </w:r>
-          </w:p>
-        </w:tc>
-      </w:tr>
-    </w:tbl>
-    <w:p>
-      <w:pPr>
-        <w:spacing w:before="0" w:after="0" w:line="80" w:lineRule="exact"/>
-      </w:pPr>
-      <w:r>
-        <w:rPr>
-          <w:rFonts w:ascii="Trade Gothic Next" w:hAnsi="Trade Gothic Next"/>
-          <w:sz w:val="4"/>
-        </w:rPr>
-      </w:r>
-    </w:p>
-    <w:tbl>
-      <w:tblPr>
-        <w:tblW w:type="auto" w:w="0"/>
-        <w:jc w:val="left"/>
-        <w:tblLayout w:type="fixed"/>
-        <w:tblLook w:firstColumn="1" w:firstRow="1" w:lastColumn="0" w:lastRow="0" w:noHBand="0" w:noVBand="1" w:val="04A0"/>
-        <w:tblLayout w:type="fixed"/>
-      </w:tblPr>
-      <w:tblGrid>
-        <w:gridCol w:w="10800"/>
-      </w:tblGrid>
-      <w:tr>
-        <w:trPr>
-          <w:cantSplit/>
-        </w:trPr>
-        <w:tc>
-          <w:tcPr>
-            <w:tcW w:type="dxa" w:w="10800"/>
-            <w:tcBorders>
-              <w:top w:val="single" w:sz="6" w:color="C8CDC2"/>
-              <w:left w:val="single" w:sz="6" w:color="C8CDC2"/>
-              <w:bottom w:val="single" w:sz="6" w:color="C8CDC2"/>
-              <w:right w:val="single" w:sz="6" w:color="C8CDC2"/>
-            </w:tcBorders>
-          </w:tcPr>
-          <w:p>
-            <w:pPr>
-              <w:tabs>
-                <w:tab w:pos="10224" w:val="right"/>
-              </w:tabs>
-              <w:spacing w:after="40"/>
-            </w:pPr>
-            <w:r>
-              <w:rPr>
-                <w:rFonts w:ascii="Trade Gothic Next" w:hAnsi="Trade Gothic Next"/>
-                <w:b/>
-                <w:color w:val="4D730E"/>
-                <w:sz w:val="21"/>
-                <w:u w:val="none"/>
-              </w:rPr>
-              <w:t xml:space="preserve">4   </w:t>
-            </w:r>
-            <w:r>
-              <w:rPr>
-                <w:rFonts w:ascii="Trade Gothic Next" w:hAnsi="Trade Gothic Next"/>
-                <w:b/>
-                <w:color w:val="14161B"/>
-                <w:sz w:val="21"/>
-                <w:u w:val="none"/>
-              </w:rPr>
-              <w:t>Tellurium, Te</w:t>
-            </w:r>
-            <w:r>
-              <w:rPr>
-                <w:rFonts w:ascii="Trade Gothic Next" w:hAnsi="Trade Gothic Next"/>
-                <w:b w:val="0"/>
-                <w:sz w:val="18"/>
-                <w:u w:val="none"/>
-              </w:rPr>
-              <w:tab/>
-            </w:r>
-            <w:r>
-              <w:rPr>
-                <w:rFonts w:ascii="Trade Gothic Next" w:hAnsi="Trade Gothic Next"/>
-                <w:b/>
-                <w:color w:val="55604F"/>
-                <w:sz w:val="16"/>
-                <w:u w:val="none"/>
-              </w:rPr>
-              <w:t>2 pts</w:t>
-            </w:r>
-          </w:p>
-          <w:tbl>
-            <w:tblPr>
-              <w:tblW w:type="auto" w:w="0"/>
-              <w:tblLayout w:type="fixed"/>
-              <w:tblLook w:firstColumn="1" w:firstRow="1" w:lastColumn="0" w:lastRow="0" w:noHBand="0" w:noVBand="1" w:val="04A0"/>
-              <w:tblLayout w:type="fixed"/>
-            </w:tblPr>
-            <w:tblGrid>
-              <w:gridCol w:w="1584"/>
-              <w:gridCol w:w="8640"/>
-            </w:tblGrid>
-            <w:tr>
-              <w:trPr>
-                <w:cantSplit/>
-                <w:trHeight w:val="547" w:hRule="atLeast"/>
-              </w:trPr>
-              <w:tc>
-                <w:tcPr>
-                  <w:tcW w:type="dxa" w:w="1584"/>
-                  <w:vAlign w:val="bottom"/>
-                  <w:tcMar>
-                    <w:top w:w="0" w:type="dxa"/>
-                    <w:left w:w="0" w:type="dxa"/>
-                    <w:bottom w:w="10" w:type="dxa"/>
-                    <w:right w:w="0" w:type="dxa"/>
-                  </w:tcMar>
-                </w:tcPr>
-                <w:p>
-                  <w:pPr>
-                    <w:spacing w:after="0"/>
-                  </w:pPr>
-                  <w:r>
-                    <w:rPr>
-                      <w:rFonts w:ascii="Trade Gothic Next" w:hAnsi="Trade Gothic Next"/>
-                      <w:b/>
-                      <w:color w:val="14161B"/>
-                      <w:sz w:val="18"/>
-                      <w:u w:val="none"/>
-                    </w:rPr>
-                    <w:t>Shorthand</w:t>
-                  </w:r>
-                </w:p>
-              </w:tc>
-              <w:tc>
-                <w:tcPr>
-                  <w:tcW w:type="dxa" w:w="8640"/>
-                  <w:vAlign w:val="bottom"/>
-                  <w:tcMar>
-                    <w:top w:w="0" w:type="dxa"/>
-                    <w:left w:w="0" w:type="dxa"/>
-                    <w:bottom w:w="10" w:type="dxa"/>
-                    <w:right w:w="0" w:type="dxa"/>
-                  </w:tcMar>
-                  <w:tcBorders>
-                    <w:bottom w:val="single" w:sz="6" w:color="C8CDC2"/>
-                  </w:tcBorders>
-                </w:tcPr>
-                <w:p>
-                  <w:pPr>
-                    <w:spacing w:after="0"/>
-                  </w:pPr>
-                  <w:r>
-                    <w:rPr>
-                      <w:rFonts w:ascii="ShullHand" w:hAnsi="ShullHand"/>
-                      <w:color w:val="4A2466"/>
-                      <w:sz w:val="26"/>
-                      <w:bdr w:val="single" w:sz="8" w:space="1" w:color="9F1D2C"/>
-                    </w:rPr>
-                    <w:t xml:space="preserve">[Kr] </w:t>
-                  </w:r>
-                  <w:r>
-                    <w:rPr>
-                      <w:rFonts w:ascii="Patrick Hand" w:hAnsi="Patrick Hand"/>
-                      <w:color w:val="4A2466"/>
-                      <w:sz w:val="26"/>
-                      <w:bdr w:val="single" w:sz="8" w:space="1" w:color="9F1D2C"/>
-                    </w:rPr>
-                    <w:t>5</w:t>
-                  </w:r>
-                  <w:r>
-                    <w:rPr>
-                      <w:rFonts w:ascii="ShullHand" w:hAnsi="ShullHand"/>
-                      <w:color w:val="4A2466"/>
-                      <w:sz w:val="26"/>
-                      <w:bdr w:val="single" w:sz="8" w:space="1" w:color="9F1D2C"/>
-                    </w:rPr>
-                    <w:t>s</w:t>
-                  </w:r>
-                  <w:r>
-                    <w:rPr>
-                      <w:rFonts w:ascii="Patrick Hand" w:hAnsi="Patrick Hand"/>
-                      <w:color w:val="4A2466"/>
-                      <w:sz w:val="26"/>
-                      <w:vertAlign w:val="superscript"/>
-                      <w:bdr w:val="single" w:sz="8" w:space="1" w:color="9F1D2C"/>
-                    </w:rPr>
-                    <w:t>2</w:t>
-                  </w:r>
-                  <w:r>
-                    <w:rPr>
-                      <w:rFonts w:ascii="ShullHand" w:hAnsi="ShullHand"/>
-                      <w:color w:val="4A2466"/>
-                      <w:sz w:val="26"/>
-                      <w:bdr w:val="single" w:sz="8" w:space="1" w:color="9F1D2C"/>
-                    </w:rPr>
-                    <w:t xml:space="preserve"> </w:t>
-                  </w:r>
-                  <w:r>
-                    <w:rPr>
-                      <w:rFonts w:ascii="Patrick Hand" w:hAnsi="Patrick Hand"/>
-                      <w:color w:val="4A2466"/>
-                      <w:sz w:val="26"/>
-                      <w:bdr w:val="single" w:sz="8" w:space="1" w:color="9F1D2C"/>
-                    </w:rPr>
-                    <w:t>4</w:t>
-                  </w:r>
-                  <w:r>
-                    <w:rPr>
-                      <w:rFonts w:ascii="ShullHand" w:hAnsi="ShullHand"/>
-                      <w:color w:val="4A2466"/>
-                      <w:sz w:val="26"/>
-                      <w:bdr w:val="single" w:sz="8" w:space="1" w:color="9F1D2C"/>
-                    </w:rPr>
-                    <w:t>d</w:t>
-                  </w:r>
-                  <w:r>
-                    <w:rPr>
-                      <w:rFonts w:ascii="Patrick Hand" w:hAnsi="Patrick Hand"/>
-                      <w:color w:val="4A2466"/>
-                      <w:sz w:val="26"/>
-                      <w:vertAlign w:val="superscript"/>
-                      <w:bdr w:val="single" w:sz="8" w:space="1" w:color="9F1D2C"/>
-                    </w:rPr>
-                    <w:t>10</w:t>
-                  </w:r>
-                  <w:r>
-                    <w:rPr>
-                      <w:rFonts w:ascii="ShullHand" w:hAnsi="ShullHand"/>
-                      <w:color w:val="4A2466"/>
-                      <w:sz w:val="26"/>
-                      <w:bdr w:val="single" w:sz="8" w:space="1" w:color="9F1D2C"/>
-                    </w:rPr>
-                    <w:t xml:space="preserve"> </w:t>
-                  </w:r>
-                  <w:r>
-                    <w:rPr>
-                      <w:rFonts w:ascii="Patrick Hand" w:hAnsi="Patrick Hand"/>
-                      <w:color w:val="4A2466"/>
-                      <w:sz w:val="26"/>
-                      <w:bdr w:val="single" w:sz="8" w:space="1" w:color="9F1D2C"/>
-                    </w:rPr>
-                    <w:t>5</w:t>
-                  </w:r>
-                  <w:r>
-                    <w:rPr>
-                      <w:rFonts w:ascii="ShullHand" w:hAnsi="ShullHand"/>
-                      <w:color w:val="4A2466"/>
-                      <w:sz w:val="26"/>
-                      <w:bdr w:val="single" w:sz="8" w:space="1" w:color="9F1D2C"/>
-                    </w:rPr>
-                    <w:t>p</w:t>
-                  </w:r>
-                  <w:r>
-                    <w:rPr>
-                      <w:rFonts w:ascii="Patrick Hand" w:hAnsi="Patrick Hand"/>
-                      <w:color w:val="4A2466"/>
-                      <w:sz w:val="26"/>
-                      <w:vertAlign w:val="superscript"/>
-                      <w:bdr w:val="single" w:sz="8" w:space="1" w:color="9F1D2C"/>
-                    </w:rPr>
-                    <w:t>4</w:t>
-                  </w:r>
-                </w:p>
-              </w:tc>
-            </w:tr>
-          </w:tbl>
-          <w:p>
-            <w:pPr>
-              <w:spacing w:before="0" w:after="0" w:line="20" w:lineRule="exact"/>
-            </w:pPr>
-          </w:p>
-          <w:p>
-            <w:pPr>
-              <w:spacing w:before="0" w:after="0" w:line="60" w:lineRule="exact"/>
-            </w:pPr>
-            <w:r>
-              <w:rPr>
-                <w:rFonts w:ascii="Trade Gothic Next" w:hAnsi="Trade Gothic Next"/>
-                <w:sz w:val="2"/>
-              </w:rPr>
-            </w:r>
-          </w:p>
-        </w:tc>
-      </w:tr>
-    </w:tbl>
-    <w:p>
-      <w:pPr>
-        <w:spacing w:before="0" w:after="0" w:line="120" w:lineRule="exact"/>
-      </w:pPr>
-      <w:r>
-        <w:rPr>
-          <w:rFonts w:ascii="Trade Gothic Next" w:hAnsi="Trade Gothic Next"/>
-          <w:sz w:val="8"/>
-        </w:rPr>
-      </w:r>
-    </w:p>
-    <w:tbl>
-      <w:tblPr>
-        <w:tblW w:type="auto" w:w="0"/>
-        <w:jc w:val="left"/>
-        <w:tblLayout w:type="fixed"/>
-        <w:tblLook w:firstColumn="1" w:firstRow="1" w:lastColumn="0" w:lastRow="0" w:noHBand="0" w:noVBand="1" w:val="04A0"/>
-        <w:tblLayout w:type="fixed"/>
-      </w:tblPr>
-      <w:tblGrid>
-        <w:gridCol w:w="10800"/>
-      </w:tblGrid>
-      <w:tr>
-        <w:tc>
-          <w:tcPr>
-            <w:tcW w:type="dxa" w:w="10800"/>
-            <w:tcBorders>
-              <w:top w:val="single" w:sz="12" w:color="14161B"/>
-            </w:tcBorders>
-          </w:tcPr>
-          <w:p>
-            <w:pPr>
-              <w:spacing w:after="40" w:before="0"/>
-            </w:pPr>
-            <w:r>
-              <w:rPr>
-                <w:rFonts w:ascii="Trade Gothic Next" w:hAnsi="Trade Gothic Next"/>
-                <w:b/>
-                <w:color w:val="4D730E"/>
-                <w:sz w:val="15"/>
-                <w:spacing w:val="26"/>
-              </w:rPr>
-              <w:t>PART 3  ·  CHARGE OF THE ION EACH ATOM FORMS</w:t>
-            </w:r>
-          </w:p>
-        </w:tc>
-      </w:tr>
-    </w:tbl>
-    <w:p>
-      <w:pPr>
-        <w:spacing w:before="0" w:after="0" w:line="80" w:lineRule="exact"/>
-      </w:pPr>
-      <w:r>
-        <w:rPr>
-          <w:rFonts w:ascii="Trade Gothic Next" w:hAnsi="Trade Gothic Next"/>
-          <w:sz w:val="4"/>
-        </w:rPr>
-      </w:r>
-    </w:p>
     <w:tbl>
       <w:tblPr>
         <w:tblW w:type="auto" w:w="0"/>
@@ -3263,49 +4824,70 @@
         <w:tblLayout w:type="fixed"/>
       </w:tblPr>
       <w:tblGrid>
-        <w:gridCol w:w="5400"/>
-        <w:gridCol w:w="5400"/>
+        <w:gridCol w:w="648"/>
+        <w:gridCol w:w="2232"/>
+        <w:gridCol w:w="2520"/>
+        <w:gridCol w:w="648"/>
+        <w:gridCol w:w="2232"/>
+        <w:gridCol w:w="2520"/>
       </w:tblGrid>
       <w:tr>
         <w:trPr>
           <w:cantSplit/>
-          <w:trHeight w:val="892" w:hRule="atLeast"/>
+          <w:trHeight w:val="648" w:hRule="atLeast"/>
           <w:cantSplit/>
-          <w:trHeight w:val="892" w:hRule="atLeast"/>
+          <w:trHeight w:val="648" w:hRule="atLeast"/>
         </w:trPr>
         <w:tc>
           <w:tcPr>
-            <w:tcW w:type="dxa" w:w="5400"/>
-            <w:tcBorders>
-              <w:top w:val="single" w:sz="6" w:color="C8CDC2"/>
-              <w:left w:val="single" w:sz="6" w:color="C8CDC2"/>
-              <w:bottom w:val="single" w:sz="6" w:color="C8CDC2"/>
-              <w:right w:val="single" w:sz="6" w:color="C8CDC2"/>
-            </w:tcBorders>
+            <w:tcW w:type="dxa" w:w="648"/>
+            <w:vAlign w:val="center"/>
             <w:tcMar>
               <w:top w:w="40" w:type="dxa"/>
-              <w:left w:w="80" w:type="dxa"/>
+              <w:left w:w="60" w:type="dxa"/>
               <w:bottom w:w="40" w:type="dxa"/>
-              <w:right w:w="80" w:type="dxa"/>
+              <w:right w:w="60" w:type="dxa"/>
             </w:tcMar>
+            <w:tcBorders>
+              <w:bottom w:val="single" w:sz="4" w:color="C8CDC2"/>
+            </w:tcBorders>
           </w:tcPr>
           <w:p>
             <w:pPr>
-              <w:tabs>
-                <w:tab w:pos="10224" w:val="right"/>
-              </w:tabs>
-              <w:spacing w:after="40"/>
+              <w:spacing w:after="0"/>
+              <w:jc w:val="left"/>
             </w:pPr>
             <w:r>
               <w:rPr>
                 <w:rFonts w:ascii="Trade Gothic Next" w:hAnsi="Trade Gothic Next"/>
                 <w:b/>
                 <w:color w:val="4D730E"/>
-                <w:sz w:val="21"/>
+                <w:sz w:val="22"/>
                 <w:u w:val="none"/>
               </w:rPr>
-              <w:t xml:space="preserve">5   </w:t>
+              <w:t>10</w:t>
             </w:r>
+          </w:p>
+        </w:tc>
+        <w:tc>
+          <w:tcPr>
+            <w:tcW w:type="dxa" w:w="2232"/>
+            <w:vAlign w:val="center"/>
+            <w:tcMar>
+              <w:top w:w="40" w:type="dxa"/>
+              <w:left w:w="60" w:type="dxa"/>
+              <w:bottom w:w="40" w:type="dxa"/>
+              <w:right w:w="60" w:type="dxa"/>
+            </w:tcMar>
+            <w:tcBorders>
+              <w:bottom w:val="single" w:sz="4" w:color="C8CDC2"/>
+            </w:tcBorders>
+          </w:tcPr>
+          <w:p>
+            <w:pPr>
+              <w:spacing w:after="0"/>
+              <w:jc w:val="left"/>
+            </w:pPr>
             <w:r>
               <w:rPr>
                 <w:rFonts w:ascii="Trade Gothic Next" w:hAnsi="Trade Gothic Next"/>
@@ -3316,45 +4898,42 @@
               </w:rPr>
               <w:t>Strontium, Sr</w:t>
             </w:r>
+          </w:p>
+        </w:tc>
+        <w:tc>
+          <w:tcPr>
+            <w:tcW w:type="dxa" w:w="2520"/>
+            <w:vAlign w:val="center"/>
+            <w:tcMar>
+              <w:top w:w="40" w:type="dxa"/>
+              <w:left w:w="60" w:type="dxa"/>
+              <w:bottom w:w="40" w:type="dxa"/>
+              <w:right w:w="60" w:type="dxa"/>
+            </w:tcMar>
+            <w:tcBorders>
+              <w:bottom w:val="single" w:sz="4" w:color="C8CDC2"/>
+            </w:tcBorders>
+          </w:tcPr>
+          <w:p>
+            <w:pPr>
+              <w:spacing w:after="0"/>
+              <w:jc w:val="left"/>
+            </w:pPr>
             <w:r>
               <w:rPr>
                 <w:rFonts w:ascii="Trade Gothic Next" w:hAnsi="Trade Gothic Next"/>
                 <w:b w:val="0"/>
-                <w:sz w:val="18"/>
+                <w:color w:val="55604F"/>
+                <w:sz w:val="17"/>
                 <w:u w:val="none"/>
               </w:rPr>
-              <w:tab/>
-            </w:r>
-            <w:r>
-              <w:rPr>
-                <w:rFonts w:ascii="Trade Gothic Next" w:hAnsi="Trade Gothic Next"/>
-                <w:b/>
-                <w:color w:val="55604F"/>
-                <w:sz w:val="16"/>
-                <w:u w:val="none"/>
-              </w:rPr>
-              <w:t>1 pt</w:t>
-            </w:r>
-          </w:p>
-          <w:p>
-            <w:pPr>
-              <w:spacing w:after="0"/>
-            </w:pPr>
-            <w:r>
-              <w:rPr>
-                <w:rFonts w:ascii="Trade Gothic Next" w:hAnsi="Trade Gothic Next"/>
-                <w:b/>
-                <w:color w:val="14161B"/>
-                <w:sz w:val="18"/>
-                <w:u w:val="none"/>
-              </w:rPr>
-              <w:t xml:space="preserve">Charge of its ion  </w:t>
+              <w:t xml:space="preserve">charge  </w:t>
             </w:r>
             <w:r>
               <w:rPr>
                 <w:rFonts w:ascii="Patrick Hand" w:hAnsi="Patrick Hand"/>
                 <w:color w:val="4A2466"/>
-                <w:sz w:val="28"/>
+                <w:sz w:val="26"/>
                 <w:bdr w:val="single" w:sz="8" w:space="1" w:color="9F1D2C"/>
               </w:rPr>
               <w:t>2</w:t>
@@ -3363,7 +4942,7 @@
               <w:rPr>
                 <w:rFonts w:ascii="ShullHand" w:hAnsi="ShullHand"/>
                 <w:color w:val="4A2466"/>
-                <w:sz w:val="28"/>
+                <w:sz w:val="26"/>
                 <w:bdr w:val="single" w:sz="8" w:space="1" w:color="9F1D2C"/>
               </w:rPr>
               <w:t>+</w:t>
@@ -3372,15 +4951,15 @@
               <w:rPr>
                 <w:rFonts w:ascii="ShullHand" w:hAnsi="ShullHand"/>
                 <w:color w:val="16609A"/>
-                <w:sz w:val="20"/>
+                <w:sz w:val="18"/>
               </w:rPr>
-              <w:t xml:space="preserve">   </w:t>
+              <w:t xml:space="preserve">  </w:t>
             </w:r>
             <w:r>
               <w:rPr>
                 <w:rFonts w:ascii="Patrick Hand" w:hAnsi="Patrick Hand"/>
                 <w:color w:val="16609A"/>
-                <w:sz w:val="20"/>
+                <w:sz w:val="18"/>
               </w:rPr>
               <w:t>2</w:t>
             </w:r>
@@ -3388,53 +4967,62 @@
               <w:rPr>
                 <w:rFonts w:ascii="ShullHand" w:hAnsi="ShullHand"/>
                 <w:color w:val="16609A"/>
-                <w:sz w:val="20"/>
+                <w:sz w:val="18"/>
               </w:rPr>
-              <w:t xml:space="preserve"> valence e- → loses </w:t>
-            </w:r>
-            <w:r>
-              <w:rPr>
-                <w:rFonts w:ascii="Patrick Hand" w:hAnsi="Patrick Hand"/>
-                <w:color w:val="16609A"/>
-                <w:sz w:val="20"/>
-              </w:rPr>
-              <w:t>2</w:t>
+              <w:t xml:space="preserve"> val. e-</w:t>
             </w:r>
           </w:p>
         </w:tc>
         <w:tc>
           <w:tcPr>
-            <w:tcW w:type="dxa" w:w="5400"/>
-            <w:tcBorders>
-              <w:top w:val="single" w:sz="6" w:color="C8CDC2"/>
-              <w:left w:val="single" w:sz="6" w:color="C8CDC2"/>
-              <w:bottom w:val="single" w:sz="6" w:color="C8CDC2"/>
-              <w:right w:val="single" w:sz="6" w:color="C8CDC2"/>
-            </w:tcBorders>
+            <w:tcW w:type="dxa" w:w="648"/>
+            <w:vAlign w:val="center"/>
             <w:tcMar>
               <w:top w:w="40" w:type="dxa"/>
-              <w:left w:w="80" w:type="dxa"/>
+              <w:left w:w="60" w:type="dxa"/>
               <w:bottom w:w="40" w:type="dxa"/>
-              <w:right w:w="80" w:type="dxa"/>
+              <w:right w:w="60" w:type="dxa"/>
             </w:tcMar>
+            <w:tcBorders>
+              <w:bottom w:val="single" w:sz="4" w:color="C8CDC2"/>
+            </w:tcBorders>
           </w:tcPr>
           <w:p>
             <w:pPr>
-              <w:tabs>
-                <w:tab w:pos="10224" w:val="right"/>
-              </w:tabs>
-              <w:spacing w:after="40"/>
+              <w:spacing w:after="0"/>
+              <w:jc w:val="left"/>
             </w:pPr>
             <w:r>
               <w:rPr>
                 <w:rFonts w:ascii="Trade Gothic Next" w:hAnsi="Trade Gothic Next"/>
                 <w:b/>
                 <w:color w:val="4D730E"/>
-                <w:sz w:val="21"/>
+                <w:sz w:val="22"/>
                 <w:u w:val="none"/>
               </w:rPr>
-              <w:t xml:space="preserve">6   </w:t>
+              <w:t>11</w:t>
             </w:r>
+          </w:p>
+        </w:tc>
+        <w:tc>
+          <w:tcPr>
+            <w:tcW w:type="dxa" w:w="2232"/>
+            <w:vAlign w:val="center"/>
+            <w:tcMar>
+              <w:top w:w="40" w:type="dxa"/>
+              <w:left w:w="60" w:type="dxa"/>
+              <w:bottom w:w="40" w:type="dxa"/>
+              <w:right w:w="60" w:type="dxa"/>
+            </w:tcMar>
+            <w:tcBorders>
+              <w:bottom w:val="single" w:sz="4" w:color="C8CDC2"/>
+            </w:tcBorders>
+          </w:tcPr>
+          <w:p>
+            <w:pPr>
+              <w:spacing w:after="0"/>
+              <w:jc w:val="left"/>
+            </w:pPr>
             <w:r>
               <w:rPr>
                 <w:rFonts w:ascii="Trade Gothic Next" w:hAnsi="Trade Gothic Next"/>
@@ -3445,45 +5033,42 @@
               </w:rPr>
               <w:t>Iodine, I</w:t>
             </w:r>
+          </w:p>
+        </w:tc>
+        <w:tc>
+          <w:tcPr>
+            <w:tcW w:type="dxa" w:w="2520"/>
+            <w:vAlign w:val="center"/>
+            <w:tcMar>
+              <w:top w:w="40" w:type="dxa"/>
+              <w:left w:w="60" w:type="dxa"/>
+              <w:bottom w:w="40" w:type="dxa"/>
+              <w:right w:w="60" w:type="dxa"/>
+            </w:tcMar>
+            <w:tcBorders>
+              <w:bottom w:val="single" w:sz="4" w:color="C8CDC2"/>
+            </w:tcBorders>
+          </w:tcPr>
+          <w:p>
+            <w:pPr>
+              <w:spacing w:after="0"/>
+              <w:jc w:val="left"/>
+            </w:pPr>
             <w:r>
               <w:rPr>
                 <w:rFonts w:ascii="Trade Gothic Next" w:hAnsi="Trade Gothic Next"/>
                 <w:b w:val="0"/>
-                <w:sz w:val="18"/>
+                <w:color w:val="55604F"/>
+                <w:sz w:val="17"/>
                 <w:u w:val="none"/>
               </w:rPr>
-              <w:tab/>
-            </w:r>
-            <w:r>
-              <w:rPr>
-                <w:rFonts w:ascii="Trade Gothic Next" w:hAnsi="Trade Gothic Next"/>
-                <w:b/>
-                <w:color w:val="55604F"/>
-                <w:sz w:val="16"/>
-                <w:u w:val="none"/>
-              </w:rPr>
-              <w:t>1 pt</w:t>
-            </w:r>
-          </w:p>
-          <w:p>
-            <w:pPr>
-              <w:spacing w:after="0"/>
-            </w:pPr>
-            <w:r>
-              <w:rPr>
-                <w:rFonts w:ascii="Trade Gothic Next" w:hAnsi="Trade Gothic Next"/>
-                <w:b/>
-                <w:color w:val="14161B"/>
-                <w:sz w:val="18"/>
-                <w:u w:val="none"/>
-              </w:rPr>
-              <w:t xml:space="preserve">Charge of its ion  </w:t>
+              <w:t xml:space="preserve">charge  </w:t>
             </w:r>
             <w:r>
               <w:rPr>
                 <w:rFonts w:ascii="Patrick Hand" w:hAnsi="Patrick Hand"/>
                 <w:color w:val="4A2466"/>
-                <w:sz w:val="28"/>
+                <w:sz w:val="26"/>
                 <w:bdr w:val="single" w:sz="8" w:space="1" w:color="9F1D2C"/>
               </w:rPr>
               <w:t>1</w:t>
@@ -3492,7 +5077,7 @@
               <w:rPr>
                 <w:rFonts w:ascii="ShullHand" w:hAnsi="ShullHand"/>
                 <w:color w:val="4A2466"/>
-                <w:sz w:val="28"/>
+                <w:sz w:val="26"/>
                 <w:bdr w:val="single" w:sz="8" w:space="1" w:color="9F1D2C"/>
               </w:rPr>
               <w:t>−</w:t>
@@ -3501,15 +5086,15 @@
               <w:rPr>
                 <w:rFonts w:ascii="ShullHand" w:hAnsi="ShullHand"/>
                 <w:color w:val="16609A"/>
-                <w:sz w:val="20"/>
+                <w:sz w:val="18"/>
               </w:rPr>
-              <w:t xml:space="preserve">   </w:t>
+              <w:t xml:space="preserve">  </w:t>
             </w:r>
             <w:r>
               <w:rPr>
                 <w:rFonts w:ascii="Patrick Hand" w:hAnsi="Patrick Hand"/>
                 <w:color w:val="16609A"/>
-                <w:sz w:val="20"/>
+                <w:sz w:val="18"/>
               </w:rPr>
               <w:t>7</w:t>
             </w:r>
@@ -3517,17 +5102,9 @@
               <w:rPr>
                 <w:rFonts w:ascii="ShullHand" w:hAnsi="ShullHand"/>
                 <w:color w:val="16609A"/>
-                <w:sz w:val="20"/>
+                <w:sz w:val="18"/>
               </w:rPr>
-              <w:t xml:space="preserve"> valence e- → gains </w:t>
-            </w:r>
-            <w:r>
-              <w:rPr>
-                <w:rFonts w:ascii="Patrick Hand" w:hAnsi="Patrick Hand"/>
-                <w:color w:val="16609A"/>
-                <w:sz w:val="20"/>
-              </w:rPr>
-              <w:t>1</w:t>
+              <w:t xml:space="preserve"> val. e-</w:t>
             </w:r>
           </w:p>
         </w:tc>
@@ -3535,43 +5112,60 @@
       <w:tr>
         <w:trPr>
           <w:cantSplit/>
-          <w:trHeight w:val="892" w:hRule="atLeast"/>
+          <w:trHeight w:val="648" w:hRule="atLeast"/>
           <w:cantSplit/>
-          <w:trHeight w:val="892" w:hRule="atLeast"/>
+          <w:trHeight w:val="648" w:hRule="atLeast"/>
         </w:trPr>
         <w:tc>
           <w:tcPr>
-            <w:tcW w:type="dxa" w:w="5400"/>
-            <w:tcBorders>
-              <w:top w:val="single" w:sz="6" w:color="C8CDC2"/>
-              <w:left w:val="single" w:sz="6" w:color="C8CDC2"/>
-              <w:bottom w:val="single" w:sz="6" w:color="C8CDC2"/>
-              <w:right w:val="single" w:sz="6" w:color="C8CDC2"/>
-            </w:tcBorders>
+            <w:tcW w:type="dxa" w:w="648"/>
+            <w:vAlign w:val="center"/>
             <w:tcMar>
               <w:top w:w="40" w:type="dxa"/>
-              <w:left w:w="80" w:type="dxa"/>
+              <w:left w:w="60" w:type="dxa"/>
               <w:bottom w:w="40" w:type="dxa"/>
-              <w:right w:w="80" w:type="dxa"/>
+              <w:right w:w="60" w:type="dxa"/>
             </w:tcMar>
+            <w:tcBorders>
+              <w:bottom w:val="single" w:sz="4" w:color="C8CDC2"/>
+            </w:tcBorders>
           </w:tcPr>
           <w:p>
             <w:pPr>
-              <w:tabs>
-                <w:tab w:pos="10224" w:val="right"/>
-              </w:tabs>
-              <w:spacing w:after="40"/>
+              <w:spacing w:after="0"/>
+              <w:jc w:val="left"/>
             </w:pPr>
             <w:r>
               <w:rPr>
                 <w:rFonts w:ascii="Trade Gothic Next" w:hAnsi="Trade Gothic Next"/>
                 <w:b/>
                 <w:color w:val="4D730E"/>
-                <w:sz w:val="21"/>
+                <w:sz w:val="22"/>
                 <w:u w:val="none"/>
               </w:rPr>
-              <w:t xml:space="preserve">7   </w:t>
+              <w:t>12</w:t>
             </w:r>
+          </w:p>
+        </w:tc>
+        <w:tc>
+          <w:tcPr>
+            <w:tcW w:type="dxa" w:w="2232"/>
+            <w:vAlign w:val="center"/>
+            <w:tcMar>
+              <w:top w:w="40" w:type="dxa"/>
+              <w:left w:w="60" w:type="dxa"/>
+              <w:bottom w:w="40" w:type="dxa"/>
+              <w:right w:w="60" w:type="dxa"/>
+            </w:tcMar>
+            <w:tcBorders>
+              <w:bottom w:val="single" w:sz="4" w:color="C8CDC2"/>
+            </w:tcBorders>
+          </w:tcPr>
+          <w:p>
+            <w:pPr>
+              <w:spacing w:after="0"/>
+              <w:jc w:val="left"/>
+            </w:pPr>
             <w:r>
               <w:rPr>
                 <w:rFonts w:ascii="Trade Gothic Next" w:hAnsi="Trade Gothic Next"/>
@@ -3582,45 +5176,42 @@
               </w:rPr>
               <w:t>Lithium, Li</w:t>
             </w:r>
+          </w:p>
+        </w:tc>
+        <w:tc>
+          <w:tcPr>
+            <w:tcW w:type="dxa" w:w="2520"/>
+            <w:vAlign w:val="center"/>
+            <w:tcMar>
+              <w:top w:w="40" w:type="dxa"/>
+              <w:left w:w="60" w:type="dxa"/>
+              <w:bottom w:w="40" w:type="dxa"/>
+              <w:right w:w="60" w:type="dxa"/>
+            </w:tcMar>
+            <w:tcBorders>
+              <w:bottom w:val="single" w:sz="4" w:color="C8CDC2"/>
+            </w:tcBorders>
+          </w:tcPr>
+          <w:p>
+            <w:pPr>
+              <w:spacing w:after="0"/>
+              <w:jc w:val="left"/>
+            </w:pPr>
             <w:r>
               <w:rPr>
                 <w:rFonts w:ascii="Trade Gothic Next" w:hAnsi="Trade Gothic Next"/>
                 <w:b w:val="0"/>
-                <w:sz w:val="18"/>
+                <w:color w:val="55604F"/>
+                <w:sz w:val="17"/>
                 <w:u w:val="none"/>
               </w:rPr>
-              <w:tab/>
-            </w:r>
-            <w:r>
-              <w:rPr>
-                <w:rFonts w:ascii="Trade Gothic Next" w:hAnsi="Trade Gothic Next"/>
-                <w:b/>
-                <w:color w:val="55604F"/>
-                <w:sz w:val="16"/>
-                <w:u w:val="none"/>
-              </w:rPr>
-              <w:t>1 pt</w:t>
-            </w:r>
-          </w:p>
-          <w:p>
-            <w:pPr>
-              <w:spacing w:after="0"/>
-            </w:pPr>
-            <w:r>
-              <w:rPr>
-                <w:rFonts w:ascii="Trade Gothic Next" w:hAnsi="Trade Gothic Next"/>
-                <w:b/>
-                <w:color w:val="14161B"/>
-                <w:sz w:val="18"/>
-                <w:u w:val="none"/>
-              </w:rPr>
-              <w:t xml:space="preserve">Charge of its ion  </w:t>
+              <w:t xml:space="preserve">charge  </w:t>
             </w:r>
             <w:r>
               <w:rPr>
                 <w:rFonts w:ascii="Patrick Hand" w:hAnsi="Patrick Hand"/>
                 <w:color w:val="4A2466"/>
-                <w:sz w:val="28"/>
+                <w:sz w:val="26"/>
                 <w:bdr w:val="single" w:sz="8" w:space="1" w:color="9F1D2C"/>
               </w:rPr>
               <w:t>1</w:t>
@@ -3629,7 +5220,7 @@
               <w:rPr>
                 <w:rFonts w:ascii="ShullHand" w:hAnsi="ShullHand"/>
                 <w:color w:val="4A2466"/>
-                <w:sz w:val="28"/>
+                <w:sz w:val="26"/>
                 <w:bdr w:val="single" w:sz="8" w:space="1" w:color="9F1D2C"/>
               </w:rPr>
               <w:t>+</w:t>
@@ -3638,15 +5229,15 @@
               <w:rPr>
                 <w:rFonts w:ascii="ShullHand" w:hAnsi="ShullHand"/>
                 <w:color w:val="16609A"/>
-                <w:sz w:val="20"/>
+                <w:sz w:val="18"/>
               </w:rPr>
-              <w:t xml:space="preserve">   </w:t>
+              <w:t xml:space="preserve">  </w:t>
             </w:r>
             <w:r>
               <w:rPr>
                 <w:rFonts w:ascii="Patrick Hand" w:hAnsi="Patrick Hand"/>
                 <w:color w:val="16609A"/>
-                <w:sz w:val="20"/>
+                <w:sz w:val="18"/>
               </w:rPr>
               <w:t>1</w:t>
             </w:r>
@@ -3654,53 +5245,62 @@
               <w:rPr>
                 <w:rFonts w:ascii="ShullHand" w:hAnsi="ShullHand"/>
                 <w:color w:val="16609A"/>
-                <w:sz w:val="20"/>
+                <w:sz w:val="18"/>
               </w:rPr>
-              <w:t xml:space="preserve"> valence e- → loses </w:t>
-            </w:r>
-            <w:r>
-              <w:rPr>
-                <w:rFonts w:ascii="Patrick Hand" w:hAnsi="Patrick Hand"/>
-                <w:color w:val="16609A"/>
-                <w:sz w:val="20"/>
-              </w:rPr>
-              <w:t>1</w:t>
+              <w:t xml:space="preserve"> val. e-</w:t>
             </w:r>
           </w:p>
         </w:tc>
         <w:tc>
           <w:tcPr>
-            <w:tcW w:type="dxa" w:w="5400"/>
-            <w:tcBorders>
-              <w:top w:val="single" w:sz="6" w:color="C8CDC2"/>
-              <w:left w:val="single" w:sz="6" w:color="C8CDC2"/>
-              <w:bottom w:val="single" w:sz="6" w:color="C8CDC2"/>
-              <w:right w:val="single" w:sz="6" w:color="C8CDC2"/>
-            </w:tcBorders>
+            <w:tcW w:type="dxa" w:w="648"/>
+            <w:vAlign w:val="center"/>
             <w:tcMar>
               <w:top w:w="40" w:type="dxa"/>
-              <w:left w:w="80" w:type="dxa"/>
+              <w:left w:w="60" w:type="dxa"/>
               <w:bottom w:w="40" w:type="dxa"/>
-              <w:right w:w="80" w:type="dxa"/>
+              <w:right w:w="60" w:type="dxa"/>
             </w:tcMar>
+            <w:tcBorders>
+              <w:bottom w:val="single" w:sz="4" w:color="C8CDC2"/>
+            </w:tcBorders>
           </w:tcPr>
           <w:p>
             <w:pPr>
-              <w:tabs>
-                <w:tab w:pos="10224" w:val="right"/>
-              </w:tabs>
-              <w:spacing w:after="40"/>
+              <w:spacing w:after="0"/>
+              <w:jc w:val="left"/>
             </w:pPr>
             <w:r>
               <w:rPr>
                 <w:rFonts w:ascii="Trade Gothic Next" w:hAnsi="Trade Gothic Next"/>
                 <w:b/>
                 <w:color w:val="4D730E"/>
-                <w:sz w:val="21"/>
+                <w:sz w:val="22"/>
                 <w:u w:val="none"/>
               </w:rPr>
-              <w:t xml:space="preserve">8   </w:t>
+              <w:t>13</w:t>
             </w:r>
+          </w:p>
+        </w:tc>
+        <w:tc>
+          <w:tcPr>
+            <w:tcW w:type="dxa" w:w="2232"/>
+            <w:vAlign w:val="center"/>
+            <w:tcMar>
+              <w:top w:w="40" w:type="dxa"/>
+              <w:left w:w="60" w:type="dxa"/>
+              <w:bottom w:w="40" w:type="dxa"/>
+              <w:right w:w="60" w:type="dxa"/>
+            </w:tcMar>
+            <w:tcBorders>
+              <w:bottom w:val="single" w:sz="4" w:color="C8CDC2"/>
+            </w:tcBorders>
+          </w:tcPr>
+          <w:p>
+            <w:pPr>
+              <w:spacing w:after="0"/>
+              <w:jc w:val="left"/>
+            </w:pPr>
             <w:r>
               <w:rPr>
                 <w:rFonts w:ascii="Trade Gothic Next" w:hAnsi="Trade Gothic Next"/>
@@ -3711,45 +5311,42 @@
               </w:rPr>
               <w:t>Selenium, Se</w:t>
             </w:r>
+          </w:p>
+        </w:tc>
+        <w:tc>
+          <w:tcPr>
+            <w:tcW w:type="dxa" w:w="2520"/>
+            <w:vAlign w:val="center"/>
+            <w:tcMar>
+              <w:top w:w="40" w:type="dxa"/>
+              <w:left w:w="60" w:type="dxa"/>
+              <w:bottom w:w="40" w:type="dxa"/>
+              <w:right w:w="60" w:type="dxa"/>
+            </w:tcMar>
+            <w:tcBorders>
+              <w:bottom w:val="single" w:sz="4" w:color="C8CDC2"/>
+            </w:tcBorders>
+          </w:tcPr>
+          <w:p>
+            <w:pPr>
+              <w:spacing w:after="0"/>
+              <w:jc w:val="left"/>
+            </w:pPr>
             <w:r>
               <w:rPr>
                 <w:rFonts w:ascii="Trade Gothic Next" w:hAnsi="Trade Gothic Next"/>
                 <w:b w:val="0"/>
-                <w:sz w:val="18"/>
+                <w:color w:val="55604F"/>
+                <w:sz w:val="17"/>
                 <w:u w:val="none"/>
               </w:rPr>
-              <w:tab/>
-            </w:r>
-            <w:r>
-              <w:rPr>
-                <w:rFonts w:ascii="Trade Gothic Next" w:hAnsi="Trade Gothic Next"/>
-                <w:b/>
-                <w:color w:val="55604F"/>
-                <w:sz w:val="16"/>
-                <w:u w:val="none"/>
-              </w:rPr>
-              <w:t>1 pt</w:t>
-            </w:r>
-          </w:p>
-          <w:p>
-            <w:pPr>
-              <w:spacing w:after="0"/>
-            </w:pPr>
-            <w:r>
-              <w:rPr>
-                <w:rFonts w:ascii="Trade Gothic Next" w:hAnsi="Trade Gothic Next"/>
-                <w:b/>
-                <w:color w:val="14161B"/>
-                <w:sz w:val="18"/>
-                <w:u w:val="none"/>
-              </w:rPr>
-              <w:t xml:space="preserve">Charge of its ion  </w:t>
+              <w:t xml:space="preserve">charge  </w:t>
             </w:r>
             <w:r>
               <w:rPr>
                 <w:rFonts w:ascii="Patrick Hand" w:hAnsi="Patrick Hand"/>
                 <w:color w:val="4A2466"/>
-                <w:sz w:val="28"/>
+                <w:sz w:val="26"/>
                 <w:bdr w:val="single" w:sz="8" w:space="1" w:color="9F1D2C"/>
               </w:rPr>
               <w:t>2</w:t>
@@ -3758,7 +5355,7 @@
               <w:rPr>
                 <w:rFonts w:ascii="ShullHand" w:hAnsi="ShullHand"/>
                 <w:color w:val="4A2466"/>
-                <w:sz w:val="28"/>
+                <w:sz w:val="26"/>
                 <w:bdr w:val="single" w:sz="8" w:space="1" w:color="9F1D2C"/>
               </w:rPr>
               <w:t>−</w:t>
@@ -3767,15 +5364,15 @@
               <w:rPr>
                 <w:rFonts w:ascii="ShullHand" w:hAnsi="ShullHand"/>
                 <w:color w:val="16609A"/>
-                <w:sz w:val="20"/>
+                <w:sz w:val="18"/>
               </w:rPr>
-              <w:t xml:space="preserve">   </w:t>
+              <w:t xml:space="preserve">  </w:t>
             </w:r>
             <w:r>
               <w:rPr>
                 <w:rFonts w:ascii="Patrick Hand" w:hAnsi="Patrick Hand"/>
                 <w:color w:val="16609A"/>
-                <w:sz w:val="20"/>
+                <w:sz w:val="18"/>
               </w:rPr>
               <w:t>6</w:t>
             </w:r>
@@ -3783,17 +5380,9 @@
               <w:rPr>
                 <w:rFonts w:ascii="ShullHand" w:hAnsi="ShullHand"/>
                 <w:color w:val="16609A"/>
-                <w:sz w:val="20"/>
+                <w:sz w:val="18"/>
               </w:rPr>
-              <w:t xml:space="preserve"> valence e- → gains </w:t>
-            </w:r>
-            <w:r>
-              <w:rPr>
-                <w:rFonts w:ascii="Patrick Hand" w:hAnsi="Patrick Hand"/>
-                <w:color w:val="16609A"/>
-                <w:sz w:val="20"/>
-              </w:rPr>
-              <w:t>2</w:t>
+              <w:t xml:space="preserve"> val. e-</w:t>
             </w:r>
           </w:p>
         </w:tc>

--- a/output/chem-u02/Unit 2 Quiz C Key.docx
+++ b/output/chem-u02/Unit 2 Quiz C Key.docx
@@ -202,7 +202,7 @@
                 <w:sz w:val="15"/>
                 <w:u w:val="none"/>
               </w:rPr>
-              <w:t>SCORE  / 21</w:t>
+              <w:t>SCORE  / 23</w:t>
             </w:r>
           </w:p>
         </w:tc>
@@ -239,9 +239,9 @@
             </w:tcBorders>
             <w:vAlign w:val="center"/>
             <w:tcMar>
-              <w:top w:w="30" w:type="dxa"/>
+              <w:top w:w="20" w:type="dxa"/>
               <w:left w:w="60" w:type="dxa"/>
-              <w:bottom w:w="30" w:type="dxa"/>
+              <w:bottom w:w="20" w:type="dxa"/>
               <w:right w:w="60" w:type="dxa"/>
             </w:tcMar>
           </w:tcPr>
@@ -258,7 +258,7 @@
                 <w:sz w:val="19"/>
                 <w:u w:val="none"/>
               </w:rPr>
-              <w:t>You may use your periodic table. Circle one letter for each multiple-choice question. Draw an arrow for every electron in the orbital diagrams.</w:t>
+              <w:t>Use your periodic table.  Circle one letter for each multiple-choice question.  Draw an arrow for every electron.</w:t>
             </w:r>
           </w:p>
         </w:tc>
@@ -349,7 +349,7 @@
                 <w:sz w:val="17"/>
                 <w:u w:val="none"/>
               </w:rPr>
-              <w:t>5 pts</w:t>
+              <w:t>3 pts</w:t>
             </w:r>
           </w:p>
         </w:tc>
@@ -380,17 +380,13 @@
             <w:vAlign w:val="center"/>
             <w:tcMar>
               <w:top w:w="40" w:type="dxa"/>
-              <w:left w:w="60" w:type="dxa"/>
+              <w:left w:w="20" w:type="dxa"/>
               <w:bottom w:w="40" w:type="dxa"/>
-              <w:right w:w="60" w:type="dxa"/>
+              <w:right w:w="20" w:type="dxa"/>
             </w:tcMar>
-            <w:tcBorders>
-              <w:bottom w:val="single" w:sz="4" w:color="C8CDC2"/>
-            </w:tcBorders>
           </w:tcPr>
           <w:p>
             <w:pPr>
-              <w:keepNext/>
               <w:spacing w:after="0"/>
               <w:jc w:val="left"/>
             </w:pPr>
@@ -399,7 +395,7 @@
                 <w:rFonts w:ascii="Trade Gothic Next" w:hAnsi="Trade Gothic Next"/>
                 <w:b/>
                 <w:color w:val="4D730E"/>
-                <w:sz w:val="22"/>
+                <w:sz w:val="26"/>
                 <w:u w:val="none"/>
               </w:rPr>
               <w:t>1</w:t>
@@ -414,7 +410,7 @@
             <w:tcMar>
               <w:top w:w="50" w:type="dxa"/>
               <w:left w:w="60" w:type="dxa"/>
-              <w:bottom w:w="20" w:type="dxa"/>
+              <w:bottom w:w="10" w:type="dxa"/>
               <w:right w:w="60" w:type="dxa"/>
             </w:tcMar>
           </w:tcPr>
@@ -429,7 +425,7 @@
                 <w:rFonts w:ascii="Trade Gothic Next" w:hAnsi="Trade Gothic Next"/>
                 <w:b/>
                 <w:color w:val="14161B"/>
-                <w:sz w:val="20"/>
+                <w:sz w:val="21"/>
                 <w:u w:val="none"/>
               </w:rPr>
               <w:t>Which rule says put one electron in each box before pairing?</w:t>
@@ -470,14 +466,11 @@
             <w:tcW w:type="dxa" w:w="2534"/>
             <w:vAlign w:val="center"/>
             <w:tcMar>
-              <w:top w:w="20" w:type="dxa"/>
+              <w:top w:w="10" w:type="dxa"/>
               <w:left w:w="60" w:type="dxa"/>
-              <w:bottom w:w="60" w:type="dxa"/>
+              <w:bottom w:w="50" w:type="dxa"/>
               <w:right w:w="60" w:type="dxa"/>
             </w:tcMar>
-            <w:tcBorders>
-              <w:bottom w:val="single" w:sz="4" w:color="C8CDC2"/>
-            </w:tcBorders>
           </w:tcPr>
           <w:p>
             <w:pPr>
@@ -489,7 +482,7 @@
                 <w:rFonts w:ascii="Trade Gothic Next" w:hAnsi="Trade Gothic Next"/>
                 <w:b/>
                 <w:color w:val="4D730E"/>
-                <w:sz w:val="20"/>
+                <w:sz w:val="21"/>
                 <w:u w:val="none"/>
               </w:rPr>
               <w:t xml:space="preserve">A   </w:t>
@@ -499,7 +492,7 @@
                 <w:rFonts w:ascii="Trade Gothic Next" w:hAnsi="Trade Gothic Next"/>
                 <w:b w:val="0"/>
                 <w:color w:val="14161B"/>
-                <w:sz w:val="20"/>
+                <w:sz w:val="21"/>
                 <w:u w:val="none"/>
               </w:rPr>
               <w:t>Aufbau principle</w:t>
@@ -511,14 +504,11 @@
             <w:tcW w:type="dxa" w:w="2534"/>
             <w:vAlign w:val="center"/>
             <w:tcMar>
-              <w:top w:w="20" w:type="dxa"/>
+              <w:top w:w="10" w:type="dxa"/>
               <w:left w:w="60" w:type="dxa"/>
-              <w:bottom w:w="60" w:type="dxa"/>
+              <w:bottom w:w="50" w:type="dxa"/>
               <w:right w:w="60" w:type="dxa"/>
             </w:tcMar>
-            <w:tcBorders>
-              <w:bottom w:val="single" w:sz="4" w:color="C8CDC2"/>
-            </w:tcBorders>
           </w:tcPr>
           <w:p>
             <w:pPr>
@@ -530,7 +520,7 @@
                 <w:rFonts w:ascii="Trade Gothic Next" w:hAnsi="Trade Gothic Next"/>
                 <w:b/>
                 <w:color w:val="4D730E"/>
-                <w:sz w:val="20"/>
+                <w:sz w:val="21"/>
                 <w:u w:val="none"/>
               </w:rPr>
               <w:t xml:space="preserve">B   </w:t>
@@ -540,7 +530,7 @@
                 <w:rFonts w:ascii="Trade Gothic Next" w:hAnsi="Trade Gothic Next"/>
                 <w:b/>
                 <w:color w:val="14161B"/>
-                <w:sz w:val="20"/>
+                <w:sz w:val="21"/>
                 <w:u w:val="none"/>
               </w:rPr>
               <w:t>Hund's rule</w:t>
@@ -552,14 +542,11 @@
             <w:tcW w:type="dxa" w:w="2534"/>
             <w:vAlign w:val="center"/>
             <w:tcMar>
-              <w:top w:w="20" w:type="dxa"/>
+              <w:top w:w="10" w:type="dxa"/>
               <w:left w:w="60" w:type="dxa"/>
-              <w:bottom w:w="60" w:type="dxa"/>
+              <w:bottom w:w="50" w:type="dxa"/>
               <w:right w:w="60" w:type="dxa"/>
             </w:tcMar>
-            <w:tcBorders>
-              <w:bottom w:val="single" w:sz="4" w:color="C8CDC2"/>
-            </w:tcBorders>
           </w:tcPr>
           <w:p>
             <w:pPr>
@@ -571,7 +558,7 @@
                 <w:rFonts w:ascii="Trade Gothic Next" w:hAnsi="Trade Gothic Next"/>
                 <w:b/>
                 <w:color w:val="4D730E"/>
-                <w:sz w:val="20"/>
+                <w:sz w:val="21"/>
                 <w:u w:val="none"/>
               </w:rPr>
               <w:t xml:space="preserve">C   </w:t>
@@ -581,7 +568,7 @@
                 <w:rFonts w:ascii="Trade Gothic Next" w:hAnsi="Trade Gothic Next"/>
                 <w:b w:val="0"/>
                 <w:color w:val="14161B"/>
-                <w:sz w:val="20"/>
+                <w:sz w:val="21"/>
                 <w:u w:val="none"/>
               </w:rPr>
               <w:t>Pauli exclusion</w:t>
@@ -593,14 +580,11 @@
             <w:tcW w:type="dxa" w:w="2549"/>
             <w:vAlign w:val="center"/>
             <w:tcMar>
-              <w:top w:w="20" w:type="dxa"/>
+              <w:top w:w="10" w:type="dxa"/>
               <w:left w:w="60" w:type="dxa"/>
-              <w:bottom w:w="60" w:type="dxa"/>
+              <w:bottom w:w="50" w:type="dxa"/>
               <w:right w:w="60" w:type="dxa"/>
             </w:tcMar>
-            <w:tcBorders>
-              <w:bottom w:val="single" w:sz="4" w:color="C8CDC2"/>
-            </w:tcBorders>
           </w:tcPr>
           <w:p>
             <w:pPr>
@@ -612,7 +596,7 @@
                 <w:rFonts w:ascii="Trade Gothic Next" w:hAnsi="Trade Gothic Next"/>
                 <w:b/>
                 <w:color w:val="4D730E"/>
-                <w:sz w:val="20"/>
+                <w:sz w:val="21"/>
                 <w:u w:val="none"/>
               </w:rPr>
               <w:t xml:space="preserve">D   </w:t>
@@ -622,7 +606,7 @@
                 <w:rFonts w:ascii="Trade Gothic Next" w:hAnsi="Trade Gothic Next"/>
                 <w:b w:val="0"/>
                 <w:color w:val="14161B"/>
-                <w:sz w:val="20"/>
+                <w:sz w:val="21"/>
                 <w:u w:val="none"/>
               </w:rPr>
               <w:t>Bohr model</w:t>
@@ -656,17 +640,13 @@
             <w:vAlign w:val="center"/>
             <w:tcMar>
               <w:top w:w="40" w:type="dxa"/>
-              <w:left w:w="60" w:type="dxa"/>
+              <w:left w:w="20" w:type="dxa"/>
               <w:bottom w:w="40" w:type="dxa"/>
-              <w:right w:w="60" w:type="dxa"/>
+              <w:right w:w="20" w:type="dxa"/>
             </w:tcMar>
-            <w:tcBorders>
-              <w:bottom w:val="single" w:sz="4" w:color="C8CDC2"/>
-            </w:tcBorders>
           </w:tcPr>
           <w:p>
             <w:pPr>
-              <w:keepNext/>
               <w:spacing w:after="0"/>
               <w:jc w:val="left"/>
             </w:pPr>
@@ -675,7 +655,7 @@
                 <w:rFonts w:ascii="Trade Gothic Next" w:hAnsi="Trade Gothic Next"/>
                 <w:b/>
                 <w:color w:val="4D730E"/>
-                <w:sz w:val="22"/>
+                <w:sz w:val="26"/>
                 <w:u w:val="none"/>
               </w:rPr>
               <w:t>2</w:t>
@@ -690,7 +670,7 @@
             <w:tcMar>
               <w:top w:w="50" w:type="dxa"/>
               <w:left w:w="60" w:type="dxa"/>
-              <w:bottom w:w="20" w:type="dxa"/>
+              <w:bottom w:w="10" w:type="dxa"/>
               <w:right w:w="60" w:type="dxa"/>
             </w:tcMar>
           </w:tcPr>
@@ -705,7 +685,7 @@
                 <w:rFonts w:ascii="Trade Gothic Next" w:hAnsi="Trade Gothic Next"/>
                 <w:b/>
                 <w:color w:val="14161B"/>
-                <w:sz w:val="20"/>
+                <w:sz w:val="21"/>
                 <w:u w:val="none"/>
               </w:rPr>
               <w:t>Which orbital diagram for carbon's 2p</w:t>
@@ -715,7 +695,7 @@
                 <w:rFonts w:ascii="Trade Gothic Next" w:hAnsi="Trade Gothic Next"/>
                 <w:b/>
                 <w:color w:val="14161B"/>
-                <w:sz w:val="20"/>
+                <w:sz w:val="21"/>
                 <w:u w:val="none"/>
                 <w:vertAlign w:val="superscript"/>
               </w:rPr>
@@ -726,7 +706,7 @@
                 <w:rFonts w:ascii="Trade Gothic Next" w:hAnsi="Trade Gothic Next"/>
                 <w:b/>
                 <w:color w:val="14161B"/>
-                <w:sz w:val="20"/>
+                <w:sz w:val="21"/>
                 <w:u w:val="none"/>
               </w:rPr>
               <w:t xml:space="preserve"> follows Hund's rule?</w:t>
@@ -767,14 +747,11 @@
             <w:tcW w:type="dxa" w:w="2534"/>
             <w:vAlign w:val="center"/>
             <w:tcMar>
-              <w:top w:w="20" w:type="dxa"/>
+              <w:top w:w="10" w:type="dxa"/>
               <w:left w:w="60" w:type="dxa"/>
-              <w:bottom w:w="60" w:type="dxa"/>
+              <w:bottom w:w="50" w:type="dxa"/>
               <w:right w:w="60" w:type="dxa"/>
             </w:tcMar>
-            <w:tcBorders>
-              <w:bottom w:val="single" w:sz="4" w:color="C8CDC2"/>
-            </w:tcBorders>
           </w:tcPr>
           <w:p>
             <w:pPr>
@@ -786,21 +763,117 @@
                 <w:rFonts w:ascii="Trade Gothic Next" w:hAnsi="Trade Gothic Next"/>
                 <w:b/>
                 <w:color w:val="4D730E"/>
-                <w:sz w:val="20"/>
+                <w:sz w:val="21"/>
                 <w:u w:val="none"/>
               </w:rPr>
               <w:t xml:space="preserve">A   </w:t>
             </w:r>
-            <w:r>
-              <w:rPr>
-                <w:rFonts w:ascii="Trade Gothic Next" w:hAnsi="Trade Gothic Next"/>
-                <w:b w:val="0"/>
-                <w:color w:val="14161B"/>
-                <w:sz w:val="20"/>
-                <w:u w:val="none"/>
-              </w:rPr>
-              <w:t>[↑↓] [   ] [   ]</w:t>
-            </w:r>
+          </w:p>
+          <w:tbl>
+            <w:tblPr>
+              <w:tblW w:type="auto" w:w="0"/>
+              <w:tblLayout w:type="fixed"/>
+              <w:tblLook w:firstColumn="1" w:firstRow="1" w:lastColumn="0" w:lastRow="0" w:noHBand="0" w:noVBand="1" w:val="04A0"/>
+              <w:tblLayout w:type="fixed"/>
+            </w:tblPr>
+            <w:tblGrid>
+              <w:gridCol w:w="432"/>
+              <w:gridCol w:w="432"/>
+              <w:gridCol w:w="432"/>
+            </w:tblGrid>
+            <w:tr>
+              <w:trPr>
+                <w:cantSplit/>
+                <w:trHeight w:val="388" w:hRule="atLeast"/>
+              </w:trPr>
+              <w:tc>
+                <w:tcPr>
+                  <w:tcW w:type="dxa" w:w="432"/>
+                  <w:tcBorders>
+                    <w:top w:val="single" w:sz="6" w:color="14161B"/>
+                    <w:left w:val="single" w:sz="6" w:color="14161B"/>
+                    <w:bottom w:val="single" w:sz="6" w:color="14161B"/>
+                    <w:right w:val="single" w:sz="6" w:color="14161B"/>
+                  </w:tcBorders>
+                  <w:vAlign w:val="center"/>
+                  <w:tcMar>
+                    <w:top w:w="0" w:type="dxa"/>
+                    <w:left w:w="0" w:type="dxa"/>
+                    <w:bottom w:w="0" w:type="dxa"/>
+                    <w:right w:w="0" w:type="dxa"/>
+                  </w:tcMar>
+                </w:tcPr>
+                <w:p>
+                  <w:pPr>
+                    <w:spacing w:after="0"/>
+                    <w:jc w:val="center"/>
+                  </w:pPr>
+                  <w:r>
+                    <w:rPr>
+                      <w:rFonts w:ascii="Trade Gothic Next" w:hAnsi="Trade Gothic Next"/>
+                      <w:b/>
+                      <w:color w:val="14161B"/>
+                      <w:sz w:val="21"/>
+                      <w:u w:val="none"/>
+                    </w:rPr>
+                    <w:t>↑↓</w:t>
+                  </w:r>
+                </w:p>
+              </w:tc>
+              <w:tc>
+                <w:tcPr>
+                  <w:tcW w:type="dxa" w:w="432"/>
+                  <w:tcBorders>
+                    <w:top w:val="single" w:sz="6" w:color="14161B"/>
+                    <w:left w:val="single" w:sz="6" w:color="14161B"/>
+                    <w:bottom w:val="single" w:sz="6" w:color="14161B"/>
+                    <w:right w:val="single" w:sz="6" w:color="14161B"/>
+                  </w:tcBorders>
+                  <w:vAlign w:val="center"/>
+                  <w:tcMar>
+                    <w:top w:w="0" w:type="dxa"/>
+                    <w:left w:w="0" w:type="dxa"/>
+                    <w:bottom w:w="0" w:type="dxa"/>
+                    <w:right w:w="0" w:type="dxa"/>
+                  </w:tcMar>
+                </w:tcPr>
+                <w:p>
+                  <w:pPr>
+                    <w:spacing w:after="0"/>
+                    <w:jc w:val="center"/>
+                  </w:pPr>
+                </w:p>
+              </w:tc>
+              <w:tc>
+                <w:tcPr>
+                  <w:tcW w:type="dxa" w:w="432"/>
+                  <w:tcBorders>
+                    <w:top w:val="single" w:sz="6" w:color="14161B"/>
+                    <w:left w:val="single" w:sz="6" w:color="14161B"/>
+                    <w:bottom w:val="single" w:sz="6" w:color="14161B"/>
+                    <w:right w:val="single" w:sz="6" w:color="14161B"/>
+                  </w:tcBorders>
+                  <w:vAlign w:val="center"/>
+                  <w:tcMar>
+                    <w:top w:w="0" w:type="dxa"/>
+                    <w:left w:w="0" w:type="dxa"/>
+                    <w:bottom w:w="0" w:type="dxa"/>
+                    <w:right w:w="0" w:type="dxa"/>
+                  </w:tcMar>
+                </w:tcPr>
+                <w:p>
+                  <w:pPr>
+                    <w:spacing w:after="0"/>
+                    <w:jc w:val="center"/>
+                  </w:pPr>
+                </w:p>
+              </w:tc>
+            </w:tr>
+          </w:tbl>
+          <w:p>
+            <w:pPr>
+              <w:spacing w:before="0" w:after="0" w:line="20" w:lineRule="exact"/>
+            </w:pPr>
           </w:p>
         </w:tc>
         <w:tc>
@@ -808,14 +881,11 @@
             <w:tcW w:type="dxa" w:w="2534"/>
             <w:vAlign w:val="center"/>
             <w:tcMar>
-              <w:top w:w="20" w:type="dxa"/>
+              <w:top w:w="10" w:type="dxa"/>
               <w:left w:w="60" w:type="dxa"/>
-              <w:bottom w:w="60" w:type="dxa"/>
+              <w:bottom w:w="50" w:type="dxa"/>
               <w:right w:w="60" w:type="dxa"/>
             </w:tcMar>
-            <w:tcBorders>
-              <w:bottom w:val="single" w:sz="4" w:color="C8CDC2"/>
-            </w:tcBorders>
           </w:tcPr>
           <w:p>
             <w:pPr>
@@ -827,21 +897,127 @@
                 <w:rFonts w:ascii="Trade Gothic Next" w:hAnsi="Trade Gothic Next"/>
                 <w:b/>
                 <w:color w:val="4D730E"/>
-                <w:sz w:val="20"/>
+                <w:sz w:val="21"/>
                 <w:u w:val="none"/>
               </w:rPr>
               <w:t xml:space="preserve">B   </w:t>
             </w:r>
-            <w:r>
-              <w:rPr>
-                <w:rFonts w:ascii="Trade Gothic Next" w:hAnsi="Trade Gothic Next"/>
-                <w:b w:val="0"/>
-                <w:color w:val="14161B"/>
-                <w:sz w:val="20"/>
-                <w:u w:val="none"/>
-              </w:rPr>
-              <w:t>[↑] [↓] [   ]</w:t>
-            </w:r>
+          </w:p>
+          <w:tbl>
+            <w:tblPr>
+              <w:tblW w:type="auto" w:w="0"/>
+              <w:tblLayout w:type="fixed"/>
+              <w:tblLook w:firstColumn="1" w:firstRow="1" w:lastColumn="0" w:lastRow="0" w:noHBand="0" w:noVBand="1" w:val="04A0"/>
+              <w:tblLayout w:type="fixed"/>
+            </w:tblPr>
+            <w:tblGrid>
+              <w:gridCol w:w="432"/>
+              <w:gridCol w:w="432"/>
+              <w:gridCol w:w="432"/>
+            </w:tblGrid>
+            <w:tr>
+              <w:trPr>
+                <w:cantSplit/>
+                <w:trHeight w:val="388" w:hRule="atLeast"/>
+              </w:trPr>
+              <w:tc>
+                <w:tcPr>
+                  <w:tcW w:type="dxa" w:w="432"/>
+                  <w:tcBorders>
+                    <w:top w:val="single" w:sz="6" w:color="14161B"/>
+                    <w:left w:val="single" w:sz="6" w:color="14161B"/>
+                    <w:bottom w:val="single" w:sz="6" w:color="14161B"/>
+                    <w:right w:val="single" w:sz="6" w:color="14161B"/>
+                  </w:tcBorders>
+                  <w:vAlign w:val="center"/>
+                  <w:tcMar>
+                    <w:top w:w="0" w:type="dxa"/>
+                    <w:left w:w="0" w:type="dxa"/>
+                    <w:bottom w:w="0" w:type="dxa"/>
+                    <w:right w:w="0" w:type="dxa"/>
+                  </w:tcMar>
+                </w:tcPr>
+                <w:p>
+                  <w:pPr>
+                    <w:spacing w:after="0"/>
+                    <w:jc w:val="center"/>
+                  </w:pPr>
+                  <w:r>
+                    <w:rPr>
+                      <w:rFonts w:ascii="Trade Gothic Next" w:hAnsi="Trade Gothic Next"/>
+                      <w:b/>
+                      <w:color w:val="14161B"/>
+                      <w:sz w:val="21"/>
+                      <w:u w:val="none"/>
+                    </w:rPr>
+                    <w:t>↑</w:t>
+                  </w:r>
+                </w:p>
+              </w:tc>
+              <w:tc>
+                <w:tcPr>
+                  <w:tcW w:type="dxa" w:w="432"/>
+                  <w:tcBorders>
+                    <w:top w:val="single" w:sz="6" w:color="14161B"/>
+                    <w:left w:val="single" w:sz="6" w:color="14161B"/>
+                    <w:bottom w:val="single" w:sz="6" w:color="14161B"/>
+                    <w:right w:val="single" w:sz="6" w:color="14161B"/>
+                  </w:tcBorders>
+                  <w:vAlign w:val="center"/>
+                  <w:tcMar>
+                    <w:top w:w="0" w:type="dxa"/>
+                    <w:left w:w="0" w:type="dxa"/>
+                    <w:bottom w:w="0" w:type="dxa"/>
+                    <w:right w:w="0" w:type="dxa"/>
+                  </w:tcMar>
+                </w:tcPr>
+                <w:p>
+                  <w:pPr>
+                    <w:spacing w:after="0"/>
+                    <w:jc w:val="center"/>
+                  </w:pPr>
+                  <w:r>
+                    <w:rPr>
+                      <w:rFonts w:ascii="Trade Gothic Next" w:hAnsi="Trade Gothic Next"/>
+                      <w:b/>
+                      <w:color w:val="14161B"/>
+                      <w:sz w:val="21"/>
+                      <w:u w:val="none"/>
+                    </w:rPr>
+                    <w:t>↓</w:t>
+                  </w:r>
+                </w:p>
+              </w:tc>
+              <w:tc>
+                <w:tcPr>
+                  <w:tcW w:type="dxa" w:w="432"/>
+                  <w:tcBorders>
+                    <w:top w:val="single" w:sz="6" w:color="14161B"/>
+                    <w:left w:val="single" w:sz="6" w:color="14161B"/>
+                    <w:bottom w:val="single" w:sz="6" w:color="14161B"/>
+                    <w:right w:val="single" w:sz="6" w:color="14161B"/>
+                  </w:tcBorders>
+                  <w:vAlign w:val="center"/>
+                  <w:tcMar>
+                    <w:top w:w="0" w:type="dxa"/>
+                    <w:left w:w="0" w:type="dxa"/>
+                    <w:bottom w:w="0" w:type="dxa"/>
+                    <w:right w:w="0" w:type="dxa"/>
+                  </w:tcMar>
+                </w:tcPr>
+                <w:p>
+                  <w:pPr>
+                    <w:spacing w:after="0"/>
+                    <w:jc w:val="center"/>
+                  </w:pPr>
+                </w:p>
+              </w:tc>
+            </w:tr>
+          </w:tbl>
+          <w:p>
+            <w:pPr>
+              <w:spacing w:before="0" w:after="0" w:line="20" w:lineRule="exact"/>
+            </w:pPr>
           </w:p>
         </w:tc>
         <w:tc>
@@ -849,14 +1025,11 @@
             <w:tcW w:type="dxa" w:w="2534"/>
             <w:vAlign w:val="center"/>
             <w:tcMar>
-              <w:top w:w="20" w:type="dxa"/>
+              <w:top w:w="10" w:type="dxa"/>
               <w:left w:w="60" w:type="dxa"/>
-              <w:bottom w:w="60" w:type="dxa"/>
+              <w:bottom w:w="50" w:type="dxa"/>
               <w:right w:w="60" w:type="dxa"/>
             </w:tcMar>
-            <w:tcBorders>
-              <w:bottom w:val="single" w:sz="4" w:color="C8CDC2"/>
-            </w:tcBorders>
           </w:tcPr>
           <w:p>
             <w:pPr>
@@ -868,21 +1041,117 @@
                 <w:rFonts w:ascii="Trade Gothic Next" w:hAnsi="Trade Gothic Next"/>
                 <w:b/>
                 <w:color w:val="4D730E"/>
-                <w:sz w:val="20"/>
+                <w:sz w:val="21"/>
                 <w:u w:val="none"/>
               </w:rPr>
               <w:t xml:space="preserve">C   </w:t>
             </w:r>
-            <w:r>
-              <w:rPr>
-                <w:rFonts w:ascii="Trade Gothic Next" w:hAnsi="Trade Gothic Next"/>
-                <w:b w:val="0"/>
-                <w:color w:val="14161B"/>
-                <w:sz w:val="20"/>
-                <w:u w:val="none"/>
-              </w:rPr>
-              <w:t>[   ] [↑↓] [   ]</w:t>
-            </w:r>
+          </w:p>
+          <w:tbl>
+            <w:tblPr>
+              <w:tblW w:type="auto" w:w="0"/>
+              <w:tblLayout w:type="fixed"/>
+              <w:tblLook w:firstColumn="1" w:firstRow="1" w:lastColumn="0" w:lastRow="0" w:noHBand="0" w:noVBand="1" w:val="04A0"/>
+              <w:tblLayout w:type="fixed"/>
+            </w:tblPr>
+            <w:tblGrid>
+              <w:gridCol w:w="432"/>
+              <w:gridCol w:w="432"/>
+              <w:gridCol w:w="432"/>
+            </w:tblGrid>
+            <w:tr>
+              <w:trPr>
+                <w:cantSplit/>
+                <w:trHeight w:val="388" w:hRule="atLeast"/>
+              </w:trPr>
+              <w:tc>
+                <w:tcPr>
+                  <w:tcW w:type="dxa" w:w="432"/>
+                  <w:tcBorders>
+                    <w:top w:val="single" w:sz="6" w:color="14161B"/>
+                    <w:left w:val="single" w:sz="6" w:color="14161B"/>
+                    <w:bottom w:val="single" w:sz="6" w:color="14161B"/>
+                    <w:right w:val="single" w:sz="6" w:color="14161B"/>
+                  </w:tcBorders>
+                  <w:vAlign w:val="center"/>
+                  <w:tcMar>
+                    <w:top w:w="0" w:type="dxa"/>
+                    <w:left w:w="0" w:type="dxa"/>
+                    <w:bottom w:w="0" w:type="dxa"/>
+                    <w:right w:w="0" w:type="dxa"/>
+                  </w:tcMar>
+                </w:tcPr>
+                <w:p>
+                  <w:pPr>
+                    <w:spacing w:after="0"/>
+                    <w:jc w:val="center"/>
+                  </w:pPr>
+                </w:p>
+              </w:tc>
+              <w:tc>
+                <w:tcPr>
+                  <w:tcW w:type="dxa" w:w="432"/>
+                  <w:tcBorders>
+                    <w:top w:val="single" w:sz="6" w:color="14161B"/>
+                    <w:left w:val="single" w:sz="6" w:color="14161B"/>
+                    <w:bottom w:val="single" w:sz="6" w:color="14161B"/>
+                    <w:right w:val="single" w:sz="6" w:color="14161B"/>
+                  </w:tcBorders>
+                  <w:vAlign w:val="center"/>
+                  <w:tcMar>
+                    <w:top w:w="0" w:type="dxa"/>
+                    <w:left w:w="0" w:type="dxa"/>
+                    <w:bottom w:w="0" w:type="dxa"/>
+                    <w:right w:w="0" w:type="dxa"/>
+                  </w:tcMar>
+                </w:tcPr>
+                <w:p>
+                  <w:pPr>
+                    <w:spacing w:after="0"/>
+                    <w:jc w:val="center"/>
+                  </w:pPr>
+                  <w:r>
+                    <w:rPr>
+                      <w:rFonts w:ascii="Trade Gothic Next" w:hAnsi="Trade Gothic Next"/>
+                      <w:b/>
+                      <w:color w:val="14161B"/>
+                      <w:sz w:val="21"/>
+                      <w:u w:val="none"/>
+                    </w:rPr>
+                    <w:t>↑↓</w:t>
+                  </w:r>
+                </w:p>
+              </w:tc>
+              <w:tc>
+                <w:tcPr>
+                  <w:tcW w:type="dxa" w:w="432"/>
+                  <w:tcBorders>
+                    <w:top w:val="single" w:sz="6" w:color="14161B"/>
+                    <w:left w:val="single" w:sz="6" w:color="14161B"/>
+                    <w:bottom w:val="single" w:sz="6" w:color="14161B"/>
+                    <w:right w:val="single" w:sz="6" w:color="14161B"/>
+                  </w:tcBorders>
+                  <w:vAlign w:val="center"/>
+                  <w:tcMar>
+                    <w:top w:w="0" w:type="dxa"/>
+                    <w:left w:w="0" w:type="dxa"/>
+                    <w:bottom w:w="0" w:type="dxa"/>
+                    <w:right w:w="0" w:type="dxa"/>
+                  </w:tcMar>
+                </w:tcPr>
+                <w:p>
+                  <w:pPr>
+                    <w:spacing w:after="0"/>
+                    <w:jc w:val="center"/>
+                  </w:pPr>
+                </w:p>
+              </w:tc>
+            </w:tr>
+          </w:tbl>
+          <w:p>
+            <w:pPr>
+              <w:spacing w:before="0" w:after="0" w:line="20" w:lineRule="exact"/>
+            </w:pPr>
           </w:p>
         </w:tc>
         <w:tc>
@@ -890,14 +1159,11 @@
             <w:tcW w:type="dxa" w:w="2549"/>
             <w:vAlign w:val="center"/>
             <w:tcMar>
-              <w:top w:w="20" w:type="dxa"/>
+              <w:top w:w="10" w:type="dxa"/>
               <w:left w:w="60" w:type="dxa"/>
-              <w:bottom w:w="60" w:type="dxa"/>
+              <w:bottom w:w="50" w:type="dxa"/>
               <w:right w:w="60" w:type="dxa"/>
             </w:tcMar>
-            <w:tcBorders>
-              <w:bottom w:val="single" w:sz="4" w:color="C8CDC2"/>
-            </w:tcBorders>
           </w:tcPr>
           <w:p>
             <w:pPr>
@@ -909,21 +1175,127 @@
                 <w:rFonts w:ascii="Trade Gothic Next" w:hAnsi="Trade Gothic Next"/>
                 <w:b/>
                 <w:color w:val="4D730E"/>
-                <w:sz w:val="20"/>
+                <w:sz w:val="21"/>
                 <w:u w:val="none"/>
               </w:rPr>
               <w:t xml:space="preserve">D   </w:t>
             </w:r>
-            <w:r>
-              <w:rPr>
-                <w:rFonts w:ascii="Trade Gothic Next" w:hAnsi="Trade Gothic Next"/>
-                <w:b/>
-                <w:color w:val="14161B"/>
-                <w:sz w:val="20"/>
-                <w:u w:val="none"/>
-              </w:rPr>
-              <w:t>[↑] [↑] [   ]</w:t>
-            </w:r>
+          </w:p>
+          <w:tbl>
+            <w:tblPr>
+              <w:tblW w:type="auto" w:w="0"/>
+              <w:tblLayout w:type="fixed"/>
+              <w:tblLook w:firstColumn="1" w:firstRow="1" w:lastColumn="0" w:lastRow="0" w:noHBand="0" w:noVBand="1" w:val="04A0"/>
+              <w:tblLayout w:type="fixed"/>
+            </w:tblPr>
+            <w:tblGrid>
+              <w:gridCol w:w="432"/>
+              <w:gridCol w:w="432"/>
+              <w:gridCol w:w="432"/>
+            </w:tblGrid>
+            <w:tr>
+              <w:trPr>
+                <w:cantSplit/>
+                <w:trHeight w:val="388" w:hRule="atLeast"/>
+              </w:trPr>
+              <w:tc>
+                <w:tcPr>
+                  <w:tcW w:type="dxa" w:w="432"/>
+                  <w:tcBorders>
+                    <w:top w:val="single" w:sz="10" w:color="9F1D2C"/>
+                    <w:left w:val="single" w:sz="10" w:color="9F1D2C"/>
+                    <w:bottom w:val="single" w:sz="10" w:color="9F1D2C"/>
+                    <w:right w:val="single" w:sz="10" w:color="9F1D2C"/>
+                  </w:tcBorders>
+                  <w:vAlign w:val="center"/>
+                  <w:tcMar>
+                    <w:top w:w="0" w:type="dxa"/>
+                    <w:left w:w="0" w:type="dxa"/>
+                    <w:bottom w:w="0" w:type="dxa"/>
+                    <w:right w:w="0" w:type="dxa"/>
+                  </w:tcMar>
+                </w:tcPr>
+                <w:p>
+                  <w:pPr>
+                    <w:spacing w:after="0"/>
+                    <w:jc w:val="center"/>
+                  </w:pPr>
+                  <w:r>
+                    <w:rPr>
+                      <w:rFonts w:ascii="Trade Gothic Next" w:hAnsi="Trade Gothic Next"/>
+                      <w:b/>
+                      <w:color w:val="14161B"/>
+                      <w:sz w:val="21"/>
+                      <w:u w:val="none"/>
+                    </w:rPr>
+                    <w:t>↑</w:t>
+                  </w:r>
+                </w:p>
+              </w:tc>
+              <w:tc>
+                <w:tcPr>
+                  <w:tcW w:type="dxa" w:w="432"/>
+                  <w:tcBorders>
+                    <w:top w:val="single" w:sz="10" w:color="9F1D2C"/>
+                    <w:left w:val="single" w:sz="10" w:color="9F1D2C"/>
+                    <w:bottom w:val="single" w:sz="10" w:color="9F1D2C"/>
+                    <w:right w:val="single" w:sz="10" w:color="9F1D2C"/>
+                  </w:tcBorders>
+                  <w:vAlign w:val="center"/>
+                  <w:tcMar>
+                    <w:top w:w="0" w:type="dxa"/>
+                    <w:left w:w="0" w:type="dxa"/>
+                    <w:bottom w:w="0" w:type="dxa"/>
+                    <w:right w:w="0" w:type="dxa"/>
+                  </w:tcMar>
+                </w:tcPr>
+                <w:p>
+                  <w:pPr>
+                    <w:spacing w:after="0"/>
+                    <w:jc w:val="center"/>
+                  </w:pPr>
+                  <w:r>
+                    <w:rPr>
+                      <w:rFonts w:ascii="Trade Gothic Next" w:hAnsi="Trade Gothic Next"/>
+                      <w:b/>
+                      <w:color w:val="14161B"/>
+                      <w:sz w:val="21"/>
+                      <w:u w:val="none"/>
+                    </w:rPr>
+                    <w:t>↑</w:t>
+                  </w:r>
+                </w:p>
+              </w:tc>
+              <w:tc>
+                <w:tcPr>
+                  <w:tcW w:type="dxa" w:w="432"/>
+                  <w:tcBorders>
+                    <w:top w:val="single" w:sz="10" w:color="9F1D2C"/>
+                    <w:left w:val="single" w:sz="10" w:color="9F1D2C"/>
+                    <w:bottom w:val="single" w:sz="10" w:color="9F1D2C"/>
+                    <w:right w:val="single" w:sz="10" w:color="9F1D2C"/>
+                  </w:tcBorders>
+                  <w:vAlign w:val="center"/>
+                  <w:tcMar>
+                    <w:top w:w="0" w:type="dxa"/>
+                    <w:left w:w="0" w:type="dxa"/>
+                    <w:bottom w:w="0" w:type="dxa"/>
+                    <w:right w:w="0" w:type="dxa"/>
+                  </w:tcMar>
+                </w:tcPr>
+                <w:p>
+                  <w:pPr>
+                    <w:spacing w:after="0"/>
+                    <w:jc w:val="center"/>
+                  </w:pPr>
+                </w:p>
+              </w:tc>
+            </w:tr>
+          </w:tbl>
+          <w:p>
+            <w:pPr>
+              <w:spacing w:before="0" w:after="0" w:line="20" w:lineRule="exact"/>
+            </w:pPr>
           </w:p>
         </w:tc>
       </w:tr>
@@ -953,17 +1325,13 @@
             <w:vAlign w:val="center"/>
             <w:tcMar>
               <w:top w:w="40" w:type="dxa"/>
-              <w:left w:w="60" w:type="dxa"/>
+              <w:left w:w="20" w:type="dxa"/>
               <w:bottom w:w="40" w:type="dxa"/>
-              <w:right w:w="60" w:type="dxa"/>
+              <w:right w:w="20" w:type="dxa"/>
             </w:tcMar>
-            <w:tcBorders>
-              <w:bottom w:val="single" w:sz="4" w:color="C8CDC2"/>
-            </w:tcBorders>
           </w:tcPr>
           <w:p>
             <w:pPr>
-              <w:keepNext/>
               <w:spacing w:after="0"/>
               <w:jc w:val="left"/>
             </w:pPr>
@@ -972,7 +1340,7 @@
                 <w:rFonts w:ascii="Trade Gothic Next" w:hAnsi="Trade Gothic Next"/>
                 <w:b/>
                 <w:color w:val="4D730E"/>
-                <w:sz w:val="22"/>
+                <w:sz w:val="26"/>
                 <w:u w:val="none"/>
               </w:rPr>
               <w:t>3</w:t>
@@ -987,7 +1355,7 @@
             <w:tcMar>
               <w:top w:w="50" w:type="dxa"/>
               <w:left w:w="60" w:type="dxa"/>
-              <w:bottom w:w="20" w:type="dxa"/>
+              <w:bottom w:w="10" w:type="dxa"/>
               <w:right w:w="60" w:type="dxa"/>
             </w:tcMar>
           </w:tcPr>
@@ -1002,591 +1370,7 @@
                 <w:rFonts w:ascii="Trade Gothic Next" w:hAnsi="Trade Gothic Next"/>
                 <w:b/>
                 <w:color w:val="14161B"/>
-                <w:sz w:val="20"/>
-                <w:u w:val="none"/>
-              </w:rPr>
-              <w:t>How many orbitals are in a d sublevel?</w:t>
-            </w:r>
-            <w:r>
-              <w:rPr>
-                <w:rFonts w:ascii="ShullHand" w:hAnsi="ShullHand"/>
-                <w:color w:val="4A2466"/>
-                <w:sz w:val="26"/>
-                <w:bdr w:val="single" w:sz="8" w:space="1" w:color="9F1D2C"/>
-              </w:rPr>
-              <w:t xml:space="preserve">   A</w:t>
-            </w:r>
-            <w:r>
-              <w:rPr>
-                <w:rFonts w:ascii="ShullHand" w:hAnsi="ShullHand"/>
-                <w:color w:val="16609A"/>
-                <w:sz w:val="20"/>
-              </w:rPr>
-              <w:t xml:space="preserve">  d has </w:t>
-            </w:r>
-            <w:r>
-              <w:rPr>
-                <w:rFonts w:ascii="Patrick Hand" w:hAnsi="Patrick Hand"/>
-                <w:color w:val="16609A"/>
-                <w:sz w:val="20"/>
-              </w:rPr>
-              <w:t>5</w:t>
-            </w:r>
-            <w:r>
-              <w:rPr>
-                <w:rFonts w:ascii="ShullHand" w:hAnsi="ShullHand"/>
-                <w:color w:val="16609A"/>
-                <w:sz w:val="20"/>
-              </w:rPr>
-              <w:t xml:space="preserve"> orbitals (holds </w:t>
-            </w:r>
-            <w:r>
-              <w:rPr>
-                <w:rFonts w:ascii="Patrick Hand" w:hAnsi="Patrick Hand"/>
-                <w:color w:val="16609A"/>
-                <w:sz w:val="20"/>
-              </w:rPr>
-              <w:t>10</w:t>
-            </w:r>
-            <w:r>
-              <w:rPr>
-                <w:rFonts w:ascii="ShullHand" w:hAnsi="ShullHand"/>
-                <w:color w:val="16609A"/>
-                <w:sz w:val="20"/>
-              </w:rPr>
-              <w:t xml:space="preserve"> electrons)</w:t>
-            </w:r>
-          </w:p>
-        </w:tc>
-      </w:tr>
-      <w:tr>
-        <w:trPr>
-          <w:cantSplit/>
-        </w:trPr>
-        <w:tc>
-          <w:tcPr>
-            <w:tcW w:type="dxa" w:w="648"/>
-            <w:vMerge/>
-          </w:tcPr>
-          <w:p/>
-        </w:tc>
-        <w:tc>
-          <w:tcPr>
-            <w:tcW w:type="dxa" w:w="2534"/>
-            <w:vAlign w:val="center"/>
-            <w:tcMar>
-              <w:top w:w="20" w:type="dxa"/>
-              <w:left w:w="60" w:type="dxa"/>
-              <w:bottom w:w="60" w:type="dxa"/>
-              <w:right w:w="60" w:type="dxa"/>
-            </w:tcMar>
-            <w:tcBorders>
-              <w:bottom w:val="single" w:sz="4" w:color="C8CDC2"/>
-            </w:tcBorders>
-          </w:tcPr>
-          <w:p>
-            <w:pPr>
-              <w:spacing w:after="0"/>
-              <w:jc w:val="left"/>
-            </w:pPr>
-            <w:r>
-              <w:rPr>
-                <w:rFonts w:ascii="Trade Gothic Next" w:hAnsi="Trade Gothic Next"/>
-                <w:b/>
-                <w:color w:val="4D730E"/>
-                <w:sz w:val="20"/>
-                <w:u w:val="none"/>
-              </w:rPr>
-              <w:t xml:space="preserve">A   </w:t>
-            </w:r>
-            <w:r>
-              <w:rPr>
-                <w:rFonts w:ascii="Trade Gothic Next" w:hAnsi="Trade Gothic Next"/>
-                <w:b/>
-                <w:color w:val="14161B"/>
-                <w:sz w:val="20"/>
-                <w:u w:val="none"/>
-              </w:rPr>
-              <w:t>5</w:t>
-            </w:r>
-          </w:p>
-        </w:tc>
-        <w:tc>
-          <w:tcPr>
-            <w:tcW w:type="dxa" w:w="2534"/>
-            <w:vAlign w:val="center"/>
-            <w:tcMar>
-              <w:top w:w="20" w:type="dxa"/>
-              <w:left w:w="60" w:type="dxa"/>
-              <w:bottom w:w="60" w:type="dxa"/>
-              <w:right w:w="60" w:type="dxa"/>
-            </w:tcMar>
-            <w:tcBorders>
-              <w:bottom w:val="single" w:sz="4" w:color="C8CDC2"/>
-            </w:tcBorders>
-          </w:tcPr>
-          <w:p>
-            <w:pPr>
-              <w:spacing w:after="0"/>
-              <w:jc w:val="left"/>
-            </w:pPr>
-            <w:r>
-              <w:rPr>
-                <w:rFonts w:ascii="Trade Gothic Next" w:hAnsi="Trade Gothic Next"/>
-                <w:b/>
-                <w:color w:val="4D730E"/>
-                <w:sz w:val="20"/>
-                <w:u w:val="none"/>
-              </w:rPr>
-              <w:t xml:space="preserve">B   </w:t>
-            </w:r>
-            <w:r>
-              <w:rPr>
-                <w:rFonts w:ascii="Trade Gothic Next" w:hAnsi="Trade Gothic Next"/>
-                <w:b w:val="0"/>
-                <w:color w:val="14161B"/>
-                <w:sz w:val="20"/>
-                <w:u w:val="none"/>
-              </w:rPr>
-              <w:t>10</w:t>
-            </w:r>
-          </w:p>
-        </w:tc>
-        <w:tc>
-          <w:tcPr>
-            <w:tcW w:type="dxa" w:w="2534"/>
-            <w:vAlign w:val="center"/>
-            <w:tcMar>
-              <w:top w:w="20" w:type="dxa"/>
-              <w:left w:w="60" w:type="dxa"/>
-              <w:bottom w:w="60" w:type="dxa"/>
-              <w:right w:w="60" w:type="dxa"/>
-            </w:tcMar>
-            <w:tcBorders>
-              <w:bottom w:val="single" w:sz="4" w:color="C8CDC2"/>
-            </w:tcBorders>
-          </w:tcPr>
-          <w:p>
-            <w:pPr>
-              <w:spacing w:after="0"/>
-              <w:jc w:val="left"/>
-            </w:pPr>
-            <w:r>
-              <w:rPr>
-                <w:rFonts w:ascii="Trade Gothic Next" w:hAnsi="Trade Gothic Next"/>
-                <w:b/>
-                <w:color w:val="4D730E"/>
-                <w:sz w:val="20"/>
-                <w:u w:val="none"/>
-              </w:rPr>
-              <w:t xml:space="preserve">C   </w:t>
-            </w:r>
-            <w:r>
-              <w:rPr>
-                <w:rFonts w:ascii="Trade Gothic Next" w:hAnsi="Trade Gothic Next"/>
-                <w:b w:val="0"/>
-                <w:color w:val="14161B"/>
-                <w:sz w:val="20"/>
-                <w:u w:val="none"/>
-              </w:rPr>
-              <w:t>3</w:t>
-            </w:r>
-          </w:p>
-        </w:tc>
-        <w:tc>
-          <w:tcPr>
-            <w:tcW w:type="dxa" w:w="2549"/>
-            <w:vAlign w:val="center"/>
-            <w:tcMar>
-              <w:top w:w="20" w:type="dxa"/>
-              <w:left w:w="60" w:type="dxa"/>
-              <w:bottom w:w="60" w:type="dxa"/>
-              <w:right w:w="60" w:type="dxa"/>
-            </w:tcMar>
-            <w:tcBorders>
-              <w:bottom w:val="single" w:sz="4" w:color="C8CDC2"/>
-            </w:tcBorders>
-          </w:tcPr>
-          <w:p>
-            <w:pPr>
-              <w:spacing w:after="0"/>
-              <w:jc w:val="left"/>
-            </w:pPr>
-            <w:r>
-              <w:rPr>
-                <w:rFonts w:ascii="Trade Gothic Next" w:hAnsi="Trade Gothic Next"/>
-                <w:b/>
-                <w:color w:val="4D730E"/>
-                <w:sz w:val="20"/>
-                <w:u w:val="none"/>
-              </w:rPr>
-              <w:t xml:space="preserve">D   </w:t>
-            </w:r>
-            <w:r>
-              <w:rPr>
-                <w:rFonts w:ascii="Trade Gothic Next" w:hAnsi="Trade Gothic Next"/>
-                <w:b w:val="0"/>
-                <w:color w:val="14161B"/>
-                <w:sz w:val="20"/>
-                <w:u w:val="none"/>
-              </w:rPr>
-              <w:t>7</w:t>
-            </w:r>
-          </w:p>
-        </w:tc>
-      </w:tr>
-    </w:tbl>
-    <w:tbl>
-      <w:tblPr>
-        <w:tblW w:type="auto" w:w="0"/>
-        <w:tblLayout w:type="fixed"/>
-        <w:tblLook w:firstColumn="1" w:firstRow="1" w:lastColumn="0" w:lastRow="0" w:noHBand="0" w:noVBand="1" w:val="04A0"/>
-        <w:tblLayout w:type="fixed"/>
-      </w:tblPr>
-      <w:tblGrid>
-        <w:gridCol w:w="648"/>
-        <w:gridCol w:w="2534"/>
-        <w:gridCol w:w="2534"/>
-        <w:gridCol w:w="2534"/>
-        <w:gridCol w:w="2549"/>
-      </w:tblGrid>
-      <w:tr>
-        <w:trPr>
-          <w:cantSplit/>
-        </w:trPr>
-        <w:tc>
-          <w:tcPr>
-            <w:tcW w:type="dxa" w:w="648"/>
-            <w:vMerge w:val="restart"/>
-            <w:vAlign w:val="center"/>
-            <w:tcMar>
-              <w:top w:w="40" w:type="dxa"/>
-              <w:left w:w="60" w:type="dxa"/>
-              <w:bottom w:w="40" w:type="dxa"/>
-              <w:right w:w="60" w:type="dxa"/>
-            </w:tcMar>
-            <w:tcBorders>
-              <w:bottom w:val="single" w:sz="4" w:color="C8CDC2"/>
-            </w:tcBorders>
-          </w:tcPr>
-          <w:p>
-            <w:pPr>
-              <w:keepNext/>
-              <w:spacing w:after="0"/>
-              <w:jc w:val="left"/>
-            </w:pPr>
-            <w:r>
-              <w:rPr>
-                <w:rFonts w:ascii="Trade Gothic Next" w:hAnsi="Trade Gothic Next"/>
-                <w:b/>
-                <w:color w:val="4D730E"/>
-                <w:sz w:val="22"/>
-                <w:u w:val="none"/>
-              </w:rPr>
-              <w:t>4</w:t>
-            </w:r>
-          </w:p>
-        </w:tc>
-        <w:tc>
-          <w:tcPr>
-            <w:tcW w:type="dxa" w:w="10151"/>
-            <w:gridSpan w:val="4"/>
-            <w:vAlign w:val="center"/>
-            <w:tcMar>
-              <w:top w:w="50" w:type="dxa"/>
-              <w:left w:w="60" w:type="dxa"/>
-              <w:bottom w:w="20" w:type="dxa"/>
-              <w:right w:w="60" w:type="dxa"/>
-            </w:tcMar>
-          </w:tcPr>
-          <w:p>
-            <w:pPr>
-              <w:keepNext/>
-              <w:spacing w:after="0"/>
-              <w:jc w:val="left"/>
-            </w:pPr>
-            <w:r>
-              <w:rPr>
-                <w:rFonts w:ascii="Trade Gothic Next" w:hAnsi="Trade Gothic Next"/>
-                <w:b/>
-                <w:color w:val="14161B"/>
-                <w:sz w:val="20"/>
-                <w:u w:val="none"/>
-              </w:rPr>
-              <w:t>An atom gains 1 electron. What is the charge of its ion?</w:t>
-            </w:r>
-            <w:r>
-              <w:rPr>
-                <w:rFonts w:ascii="ShullHand" w:hAnsi="ShullHand"/>
-                <w:color w:val="4A2466"/>
-                <w:sz w:val="26"/>
-                <w:bdr w:val="single" w:sz="8" w:space="1" w:color="9F1D2C"/>
-              </w:rPr>
-              <w:t xml:space="preserve">   C</w:t>
-            </w:r>
-            <w:r>
-              <w:rPr>
-                <w:rFonts w:ascii="ShullHand" w:hAnsi="ShullHand"/>
-                <w:color w:val="16609A"/>
-                <w:sz w:val="20"/>
-              </w:rPr>
-              <w:t xml:space="preserve">  more electrons than protons, so negative</w:t>
-            </w:r>
-          </w:p>
-        </w:tc>
-      </w:tr>
-      <w:tr>
-        <w:trPr>
-          <w:cantSplit/>
-        </w:trPr>
-        <w:tc>
-          <w:tcPr>
-            <w:tcW w:type="dxa" w:w="648"/>
-            <w:vMerge/>
-          </w:tcPr>
-          <w:p/>
-        </w:tc>
-        <w:tc>
-          <w:tcPr>
-            <w:tcW w:type="dxa" w:w="2534"/>
-            <w:vAlign w:val="center"/>
-            <w:tcMar>
-              <w:top w:w="20" w:type="dxa"/>
-              <w:left w:w="60" w:type="dxa"/>
-              <w:bottom w:w="60" w:type="dxa"/>
-              <w:right w:w="60" w:type="dxa"/>
-            </w:tcMar>
-            <w:tcBorders>
-              <w:bottom w:val="single" w:sz="4" w:color="C8CDC2"/>
-            </w:tcBorders>
-          </w:tcPr>
-          <w:p>
-            <w:pPr>
-              <w:spacing w:after="0"/>
-              <w:jc w:val="left"/>
-            </w:pPr>
-            <w:r>
-              <w:rPr>
-                <w:rFonts w:ascii="Trade Gothic Next" w:hAnsi="Trade Gothic Next"/>
-                <w:b/>
-                <w:color w:val="4D730E"/>
-                <w:sz w:val="20"/>
-                <w:u w:val="none"/>
-              </w:rPr>
-              <w:t xml:space="preserve">A   </w:t>
-            </w:r>
-            <w:r>
-              <w:rPr>
-                <w:rFonts w:ascii="Trade Gothic Next" w:hAnsi="Trade Gothic Next"/>
-                <w:b w:val="0"/>
-                <w:color w:val="14161B"/>
-                <w:sz w:val="20"/>
-                <w:u w:val="none"/>
-              </w:rPr>
-              <w:t>1+</w:t>
-            </w:r>
-          </w:p>
-        </w:tc>
-        <w:tc>
-          <w:tcPr>
-            <w:tcW w:type="dxa" w:w="2534"/>
-            <w:vAlign w:val="center"/>
-            <w:tcMar>
-              <w:top w:w="20" w:type="dxa"/>
-              <w:left w:w="60" w:type="dxa"/>
-              <w:bottom w:w="60" w:type="dxa"/>
-              <w:right w:w="60" w:type="dxa"/>
-            </w:tcMar>
-            <w:tcBorders>
-              <w:bottom w:val="single" w:sz="4" w:color="C8CDC2"/>
-            </w:tcBorders>
-          </w:tcPr>
-          <w:p>
-            <w:pPr>
-              <w:spacing w:after="0"/>
-              <w:jc w:val="left"/>
-            </w:pPr>
-            <w:r>
-              <w:rPr>
-                <w:rFonts w:ascii="Trade Gothic Next" w:hAnsi="Trade Gothic Next"/>
-                <w:b/>
-                <w:color w:val="4D730E"/>
-                <w:sz w:val="20"/>
-                <w:u w:val="none"/>
-              </w:rPr>
-              <w:t xml:space="preserve">B   </w:t>
-            </w:r>
-            <w:r>
-              <w:rPr>
-                <w:rFonts w:ascii="Trade Gothic Next" w:hAnsi="Trade Gothic Next"/>
-                <w:b w:val="0"/>
-                <w:color w:val="14161B"/>
-                <w:sz w:val="20"/>
-                <w:u w:val="none"/>
-              </w:rPr>
-              <w:t>0</w:t>
-            </w:r>
-          </w:p>
-        </w:tc>
-        <w:tc>
-          <w:tcPr>
-            <w:tcW w:type="dxa" w:w="2534"/>
-            <w:vAlign w:val="center"/>
-            <w:tcMar>
-              <w:top w:w="20" w:type="dxa"/>
-              <w:left w:w="60" w:type="dxa"/>
-              <w:bottom w:w="60" w:type="dxa"/>
-              <w:right w:w="60" w:type="dxa"/>
-            </w:tcMar>
-            <w:tcBorders>
-              <w:bottom w:val="single" w:sz="4" w:color="C8CDC2"/>
-            </w:tcBorders>
-          </w:tcPr>
-          <w:p>
-            <w:pPr>
-              <w:spacing w:after="0"/>
-              <w:jc w:val="left"/>
-            </w:pPr>
-            <w:r>
-              <w:rPr>
-                <w:rFonts w:ascii="Trade Gothic Next" w:hAnsi="Trade Gothic Next"/>
-                <w:b/>
-                <w:color w:val="4D730E"/>
-                <w:sz w:val="20"/>
-                <w:u w:val="none"/>
-              </w:rPr>
-              <w:t xml:space="preserve">C   </w:t>
-            </w:r>
-            <w:r>
-              <w:rPr>
-                <w:rFonts w:ascii="Trade Gothic Next" w:hAnsi="Trade Gothic Next"/>
-                <w:b/>
-                <w:color w:val="14161B"/>
-                <w:sz w:val="20"/>
-                <w:u w:val="none"/>
-              </w:rPr>
-              <w:t>1−</w:t>
-            </w:r>
-          </w:p>
-        </w:tc>
-        <w:tc>
-          <w:tcPr>
-            <w:tcW w:type="dxa" w:w="2549"/>
-            <w:vAlign w:val="center"/>
-            <w:tcMar>
-              <w:top w:w="20" w:type="dxa"/>
-              <w:left w:w="60" w:type="dxa"/>
-              <w:bottom w:w="60" w:type="dxa"/>
-              <w:right w:w="60" w:type="dxa"/>
-            </w:tcMar>
-            <w:tcBorders>
-              <w:bottom w:val="single" w:sz="4" w:color="C8CDC2"/>
-            </w:tcBorders>
-          </w:tcPr>
-          <w:p>
-            <w:pPr>
-              <w:spacing w:after="0"/>
-              <w:jc w:val="left"/>
-            </w:pPr>
-            <w:r>
-              <w:rPr>
-                <w:rFonts w:ascii="Trade Gothic Next" w:hAnsi="Trade Gothic Next"/>
-                <w:b/>
-                <w:color w:val="4D730E"/>
-                <w:sz w:val="20"/>
-                <w:u w:val="none"/>
-              </w:rPr>
-              <w:t xml:space="preserve">D   </w:t>
-            </w:r>
-            <w:r>
-              <w:rPr>
-                <w:rFonts w:ascii="Trade Gothic Next" w:hAnsi="Trade Gothic Next"/>
-                <w:b w:val="0"/>
-                <w:color w:val="14161B"/>
-                <w:sz w:val="20"/>
-                <w:u w:val="none"/>
-              </w:rPr>
-              <w:t>7−</w:t>
-            </w:r>
-          </w:p>
-        </w:tc>
-      </w:tr>
-    </w:tbl>
-    <w:tbl>
-      <w:tblPr>
-        <w:tblW w:type="auto" w:w="0"/>
-        <w:tblLayout w:type="fixed"/>
-        <w:tblLook w:firstColumn="1" w:firstRow="1" w:lastColumn="0" w:lastRow="0" w:noHBand="0" w:noVBand="1" w:val="04A0"/>
-        <w:tblLayout w:type="fixed"/>
-      </w:tblPr>
-      <w:tblGrid>
-        <w:gridCol w:w="648"/>
-        <w:gridCol w:w="2534"/>
-        <w:gridCol w:w="2534"/>
-        <w:gridCol w:w="2534"/>
-        <w:gridCol w:w="2549"/>
-      </w:tblGrid>
-      <w:tr>
-        <w:trPr>
-          <w:cantSplit/>
-        </w:trPr>
-        <w:tc>
-          <w:tcPr>
-            <w:tcW w:type="dxa" w:w="648"/>
-            <w:vMerge w:val="restart"/>
-            <w:vAlign w:val="center"/>
-            <w:tcMar>
-              <w:top w:w="40" w:type="dxa"/>
-              <w:left w:w="60" w:type="dxa"/>
-              <w:bottom w:w="40" w:type="dxa"/>
-              <w:right w:w="60" w:type="dxa"/>
-            </w:tcMar>
-            <w:tcBorders>
-              <w:bottom w:val="single" w:sz="4" w:color="C8CDC2"/>
-            </w:tcBorders>
-          </w:tcPr>
-          <w:p>
-            <w:pPr>
-              <w:keepNext/>
-              <w:spacing w:after="0"/>
-              <w:jc w:val="left"/>
-            </w:pPr>
-            <w:r>
-              <w:rPr>
-                <w:rFonts w:ascii="Trade Gothic Next" w:hAnsi="Trade Gothic Next"/>
-                <w:b/>
-                <w:color w:val="4D730E"/>
-                <w:sz w:val="22"/>
-                <w:u w:val="none"/>
-              </w:rPr>
-              <w:t>5</w:t>
-            </w:r>
-          </w:p>
-        </w:tc>
-        <w:tc>
-          <w:tcPr>
-            <w:tcW w:type="dxa" w:w="10151"/>
-            <w:gridSpan w:val="4"/>
-            <w:vAlign w:val="center"/>
-            <w:tcMar>
-              <w:top w:w="50" w:type="dxa"/>
-              <w:left w:w="60" w:type="dxa"/>
-              <w:bottom w:w="20" w:type="dxa"/>
-              <w:right w:w="60" w:type="dxa"/>
-            </w:tcMar>
-          </w:tcPr>
-          <w:p>
-            <w:pPr>
-              <w:keepNext/>
-              <w:spacing w:after="0"/>
-              <w:jc w:val="left"/>
-            </w:pPr>
-            <w:r>
-              <w:rPr>
-                <w:rFonts w:ascii="Trade Gothic Next" w:hAnsi="Trade Gothic Next"/>
-                <w:b/>
-                <w:color w:val="14161B"/>
-                <w:sz w:val="20"/>
+                <w:sz w:val="21"/>
                 <w:u w:val="none"/>
               </w:rPr>
               <w:t>Which sublevel fills right after 4p?</w:t>
@@ -1659,14 +1443,11 @@
             <w:tcW w:type="dxa" w:w="2534"/>
             <w:vAlign w:val="center"/>
             <w:tcMar>
-              <w:top w:w="20" w:type="dxa"/>
+              <w:top w:w="10" w:type="dxa"/>
               <w:left w:w="60" w:type="dxa"/>
-              <w:bottom w:w="60" w:type="dxa"/>
+              <w:bottom w:w="50" w:type="dxa"/>
               <w:right w:w="60" w:type="dxa"/>
             </w:tcMar>
-            <w:tcBorders>
-              <w:bottom w:val="single" w:sz="4" w:color="C8CDC2"/>
-            </w:tcBorders>
           </w:tcPr>
           <w:p>
             <w:pPr>
@@ -1678,7 +1459,7 @@
                 <w:rFonts w:ascii="Trade Gothic Next" w:hAnsi="Trade Gothic Next"/>
                 <w:b/>
                 <w:color w:val="4D730E"/>
-                <w:sz w:val="20"/>
+                <w:sz w:val="21"/>
                 <w:u w:val="none"/>
               </w:rPr>
               <w:t xml:space="preserve">A   </w:t>
@@ -1688,7 +1469,7 @@
                 <w:rFonts w:ascii="Trade Gothic Next" w:hAnsi="Trade Gothic Next"/>
                 <w:b w:val="0"/>
                 <w:color w:val="14161B"/>
-                <w:sz w:val="20"/>
+                <w:sz w:val="21"/>
                 <w:u w:val="none"/>
               </w:rPr>
               <w:t>4d</w:t>
@@ -1700,14 +1481,11 @@
             <w:tcW w:type="dxa" w:w="2534"/>
             <w:vAlign w:val="center"/>
             <w:tcMar>
-              <w:top w:w="20" w:type="dxa"/>
+              <w:top w:w="10" w:type="dxa"/>
               <w:left w:w="60" w:type="dxa"/>
-              <w:bottom w:w="60" w:type="dxa"/>
+              <w:bottom w:w="50" w:type="dxa"/>
               <w:right w:w="60" w:type="dxa"/>
             </w:tcMar>
-            <w:tcBorders>
-              <w:bottom w:val="single" w:sz="4" w:color="C8CDC2"/>
-            </w:tcBorders>
           </w:tcPr>
           <w:p>
             <w:pPr>
@@ -1719,7 +1497,7 @@
                 <w:rFonts w:ascii="Trade Gothic Next" w:hAnsi="Trade Gothic Next"/>
                 <w:b/>
                 <w:color w:val="4D730E"/>
-                <w:sz w:val="20"/>
+                <w:sz w:val="21"/>
                 <w:u w:val="none"/>
               </w:rPr>
               <w:t xml:space="preserve">B   </w:t>
@@ -1729,7 +1507,7 @@
                 <w:rFonts w:ascii="Trade Gothic Next" w:hAnsi="Trade Gothic Next"/>
                 <w:b w:val="0"/>
                 <w:color w:val="14161B"/>
-                <w:sz w:val="20"/>
+                <w:sz w:val="21"/>
                 <w:u w:val="none"/>
               </w:rPr>
               <w:t>5p</w:t>
@@ -1741,14 +1519,11 @@
             <w:tcW w:type="dxa" w:w="2534"/>
             <w:vAlign w:val="center"/>
             <w:tcMar>
-              <w:top w:w="20" w:type="dxa"/>
+              <w:top w:w="10" w:type="dxa"/>
               <w:left w:w="60" w:type="dxa"/>
-              <w:bottom w:w="60" w:type="dxa"/>
+              <w:bottom w:w="50" w:type="dxa"/>
               <w:right w:w="60" w:type="dxa"/>
             </w:tcMar>
-            <w:tcBorders>
-              <w:bottom w:val="single" w:sz="4" w:color="C8CDC2"/>
-            </w:tcBorders>
           </w:tcPr>
           <w:p>
             <w:pPr>
@@ -1760,7 +1535,7 @@
                 <w:rFonts w:ascii="Trade Gothic Next" w:hAnsi="Trade Gothic Next"/>
                 <w:b/>
                 <w:color w:val="4D730E"/>
-                <w:sz w:val="20"/>
+                <w:sz w:val="21"/>
                 <w:u w:val="none"/>
               </w:rPr>
               <w:t xml:space="preserve">C   </w:t>
@@ -1770,7 +1545,7 @@
                 <w:rFonts w:ascii="Trade Gothic Next" w:hAnsi="Trade Gothic Next"/>
                 <w:b w:val="0"/>
                 <w:color w:val="14161B"/>
-                <w:sz w:val="20"/>
+                <w:sz w:val="21"/>
                 <w:u w:val="none"/>
               </w:rPr>
               <w:t>4f</w:t>
@@ -1782,14 +1557,11 @@
             <w:tcW w:type="dxa" w:w="2549"/>
             <w:vAlign w:val="center"/>
             <w:tcMar>
-              <w:top w:w="20" w:type="dxa"/>
+              <w:top w:w="10" w:type="dxa"/>
               <w:left w:w="60" w:type="dxa"/>
-              <w:bottom w:w="60" w:type="dxa"/>
+              <w:bottom w:w="50" w:type="dxa"/>
               <w:right w:w="60" w:type="dxa"/>
             </w:tcMar>
-            <w:tcBorders>
-              <w:bottom w:val="single" w:sz="4" w:color="C8CDC2"/>
-            </w:tcBorders>
           </w:tcPr>
           <w:p>
             <w:pPr>
@@ -1801,7 +1573,7 @@
                 <w:rFonts w:ascii="Trade Gothic Next" w:hAnsi="Trade Gothic Next"/>
                 <w:b/>
                 <w:color w:val="4D730E"/>
-                <w:sz w:val="20"/>
+                <w:sz w:val="21"/>
                 <w:u w:val="none"/>
               </w:rPr>
               <w:t xml:space="preserve">D   </w:t>
@@ -1811,7 +1583,7 @@
                 <w:rFonts w:ascii="Trade Gothic Next" w:hAnsi="Trade Gothic Next"/>
                 <w:b/>
                 <w:color w:val="14161B"/>
-                <w:sz w:val="20"/>
+                <w:sz w:val="21"/>
                 <w:u w:val="none"/>
               </w:rPr>
               <w:t>5s</w:t>
@@ -1872,7 +1644,7 @@
                 <w:sz w:val="18"/>
                 <w:u w:val="none"/>
               </w:rPr>
-              <w:t>PART 2  ·  LONGHAND CONFIGURATION AND ORBITAL DIAGRAM</w:t>
+              <w:t>PART 2  ·  LONGHAND CONFIGURATION  +  ORBITAL DIAGRAM</w:t>
             </w:r>
           </w:p>
         </w:tc>
@@ -1911,1428 +1683,9 @@
         </w:tc>
       </w:tr>
     </w:tbl>
-    <w:tbl>
-      <w:tblPr>
-        <w:tblW w:type="auto" w:w="0"/>
-        <w:tblLayout w:type="fixed"/>
-        <w:tblLook w:firstColumn="1" w:firstRow="1" w:lastColumn="0" w:lastRow="0" w:noHBand="0" w:noVBand="1" w:val="04A0"/>
-        <w:tblLayout w:type="fixed"/>
-      </w:tblPr>
-      <w:tblGrid>
-        <w:gridCol w:w="648"/>
-        <w:gridCol w:w="2520"/>
-        <w:gridCol w:w="7632"/>
-      </w:tblGrid>
-      <w:tr>
-        <w:trPr>
-          <w:cantSplit/>
-        </w:trPr>
-        <w:tc>
-          <w:tcPr>
-            <w:tcW w:type="dxa" w:w="648"/>
-            <w:vMerge w:val="restart"/>
-            <w:vAlign w:val="center"/>
-            <w:tcMar>
-              <w:top w:w="40" w:type="dxa"/>
-              <w:left w:w="60" w:type="dxa"/>
-              <w:bottom w:w="40" w:type="dxa"/>
-              <w:right w:w="60" w:type="dxa"/>
-            </w:tcMar>
-            <w:tcBorders>
-              <w:bottom w:val="single" w:sz="4" w:color="C8CDC2"/>
-            </w:tcBorders>
-          </w:tcPr>
-          <w:p>
-            <w:pPr>
-              <w:spacing w:after="0"/>
-              <w:jc w:val="left"/>
-            </w:pPr>
-            <w:r>
-              <w:rPr>
-                <w:rFonts w:ascii="Trade Gothic Next" w:hAnsi="Trade Gothic Next"/>
-                <w:b/>
-                <w:color w:val="4D730E"/>
-                <w:sz w:val="22"/>
-                <w:u w:val="none"/>
-              </w:rPr>
-              <w:t>6</w:t>
-            </w:r>
-          </w:p>
-        </w:tc>
-        <w:tc>
-          <w:tcPr>
-            <w:tcW w:type="dxa" w:w="10152"/>
-            <w:gridSpan w:val="2"/>
-            <w:vAlign w:val="center"/>
-            <w:tcMar>
-              <w:top w:w="50" w:type="dxa"/>
-              <w:left w:w="60" w:type="dxa"/>
-              <w:bottom w:w="10" w:type="dxa"/>
-              <w:right w:w="60" w:type="dxa"/>
-            </w:tcMar>
-          </w:tcPr>
-          <w:p>
-            <w:pPr>
-              <w:keepNext/>
-              <w:spacing w:after="0"/>
-              <w:jc w:val="left"/>
-            </w:pPr>
-            <w:r>
-              <w:rPr>
-                <w:rFonts w:ascii="Trade Gothic Next" w:hAnsi="Trade Gothic Next"/>
-                <w:b/>
-                <w:color w:val="14161B"/>
-                <w:sz w:val="21"/>
-                <w:u w:val="none"/>
-              </w:rPr>
-              <w:t>Bromine, Br</w:t>
-            </w:r>
-            <w:r>
-              <w:rPr>
-                <w:rFonts w:ascii="Trade Gothic Next" w:hAnsi="Trade Gothic Next"/>
-                <w:b w:val="0"/>
-                <w:color w:val="55604F"/>
-                <w:sz w:val="16"/>
-                <w:u w:val="none"/>
-              </w:rPr>
-              <w:t xml:space="preserve">     4 pts: 2 configuration, 2 diagram</w:t>
-            </w:r>
-          </w:p>
-        </w:tc>
-      </w:tr>
-      <w:tr>
-        <w:trPr>
-          <w:cantSplit/>
-        </w:trPr>
-        <w:tc>
-          <w:tcPr>
-            <w:tcW w:type="dxa" w:w="648"/>
-            <w:vMerge/>
-          </w:tcPr>
-          <w:p/>
-        </w:tc>
-        <w:tc>
-          <w:tcPr>
-            <w:tcW w:type="dxa" w:w="2520"/>
-            <w:vAlign w:val="center"/>
-            <w:tcMar>
-              <w:top w:w="40" w:type="dxa"/>
-              <w:left w:w="60" w:type="dxa"/>
-              <w:bottom w:w="40" w:type="dxa"/>
-              <w:right w:w="60" w:type="dxa"/>
-            </w:tcMar>
-          </w:tcPr>
-          <w:p>
-            <w:pPr>
-              <w:keepNext/>
-              <w:spacing w:after="0"/>
-              <w:jc w:val="left"/>
-            </w:pPr>
-            <w:r>
-              <w:rPr>
-                <w:rFonts w:ascii="Trade Gothic Next" w:hAnsi="Trade Gothic Next"/>
-                <w:b/>
-                <w:color w:val="14161B"/>
-                <w:sz w:val="18"/>
-                <w:u w:val="none"/>
-              </w:rPr>
-              <w:t>Electron configuration</w:t>
-            </w:r>
-          </w:p>
-        </w:tc>
-        <w:tc>
-          <w:tcPr>
-            <w:tcW w:type="dxa" w:w="7632"/>
-            <w:vAlign w:val="center"/>
-            <w:tcMar>
-              <w:top w:w="40" w:type="dxa"/>
-              <w:left w:w="60" w:type="dxa"/>
-              <w:bottom w:w="40" w:type="dxa"/>
-              <w:right w:w="60" w:type="dxa"/>
-            </w:tcMar>
-            <w:tcBorders>
-              <w:bottom w:val="single" w:sz="4" w:color="C8CDC2"/>
-            </w:tcBorders>
-          </w:tcPr>
-          <w:p>
-            <w:pPr>
-              <w:spacing w:after="0"/>
-              <w:jc w:val="left"/>
-            </w:pPr>
-            <w:r>
-              <w:rPr>
-                <w:rFonts w:ascii="Patrick Hand" w:hAnsi="Patrick Hand"/>
-                <w:color w:val="4A2466"/>
-                <w:sz w:val="24"/>
-                <w:bdr w:val="single" w:sz="8" w:space="1" w:color="9F1D2C"/>
-              </w:rPr>
-              <w:t>1</w:t>
-            </w:r>
-            <w:r>
-              <w:rPr>
-                <w:rFonts w:ascii="ShullHand" w:hAnsi="ShullHand"/>
-                <w:color w:val="4A2466"/>
-                <w:sz w:val="24"/>
-                <w:bdr w:val="single" w:sz="8" w:space="1" w:color="9F1D2C"/>
-              </w:rPr>
-              <w:t>s</w:t>
-            </w:r>
-            <w:r>
-              <w:rPr>
-                <w:rFonts w:ascii="Patrick Hand" w:hAnsi="Patrick Hand"/>
-                <w:color w:val="4A2466"/>
-                <w:sz w:val="24"/>
-                <w:vertAlign w:val="superscript"/>
-                <w:bdr w:val="single" w:sz="8" w:space="1" w:color="9F1D2C"/>
-              </w:rPr>
-              <w:t>2</w:t>
-            </w:r>
-            <w:r>
-              <w:rPr>
-                <w:rFonts w:ascii="ShullHand" w:hAnsi="ShullHand"/>
-                <w:color w:val="4A2466"/>
-                <w:sz w:val="24"/>
-                <w:bdr w:val="single" w:sz="8" w:space="1" w:color="9F1D2C"/>
-              </w:rPr>
-              <w:t xml:space="preserve"> </w:t>
-            </w:r>
-            <w:r>
-              <w:rPr>
-                <w:rFonts w:ascii="Patrick Hand" w:hAnsi="Patrick Hand"/>
-                <w:color w:val="4A2466"/>
-                <w:sz w:val="24"/>
-                <w:bdr w:val="single" w:sz="8" w:space="1" w:color="9F1D2C"/>
-              </w:rPr>
-              <w:t>2</w:t>
-            </w:r>
-            <w:r>
-              <w:rPr>
-                <w:rFonts w:ascii="ShullHand" w:hAnsi="ShullHand"/>
-                <w:color w:val="4A2466"/>
-                <w:sz w:val="24"/>
-                <w:bdr w:val="single" w:sz="8" w:space="1" w:color="9F1D2C"/>
-              </w:rPr>
-              <w:t>s</w:t>
-            </w:r>
-            <w:r>
-              <w:rPr>
-                <w:rFonts w:ascii="Patrick Hand" w:hAnsi="Patrick Hand"/>
-                <w:color w:val="4A2466"/>
-                <w:sz w:val="24"/>
-                <w:vertAlign w:val="superscript"/>
-                <w:bdr w:val="single" w:sz="8" w:space="1" w:color="9F1D2C"/>
-              </w:rPr>
-              <w:t>2</w:t>
-            </w:r>
-            <w:r>
-              <w:rPr>
-                <w:rFonts w:ascii="ShullHand" w:hAnsi="ShullHand"/>
-                <w:color w:val="4A2466"/>
-                <w:sz w:val="24"/>
-                <w:bdr w:val="single" w:sz="8" w:space="1" w:color="9F1D2C"/>
-              </w:rPr>
-              <w:t xml:space="preserve"> </w:t>
-            </w:r>
-            <w:r>
-              <w:rPr>
-                <w:rFonts w:ascii="Patrick Hand" w:hAnsi="Patrick Hand"/>
-                <w:color w:val="4A2466"/>
-                <w:sz w:val="24"/>
-                <w:bdr w:val="single" w:sz="8" w:space="1" w:color="9F1D2C"/>
-              </w:rPr>
-              <w:t>2</w:t>
-            </w:r>
-            <w:r>
-              <w:rPr>
-                <w:rFonts w:ascii="ShullHand" w:hAnsi="ShullHand"/>
-                <w:color w:val="4A2466"/>
-                <w:sz w:val="24"/>
-                <w:bdr w:val="single" w:sz="8" w:space="1" w:color="9F1D2C"/>
-              </w:rPr>
-              <w:t>p</w:t>
-            </w:r>
-            <w:r>
-              <w:rPr>
-                <w:rFonts w:ascii="Patrick Hand" w:hAnsi="Patrick Hand"/>
-                <w:color w:val="4A2466"/>
-                <w:sz w:val="24"/>
-                <w:vertAlign w:val="superscript"/>
-                <w:bdr w:val="single" w:sz="8" w:space="1" w:color="9F1D2C"/>
-              </w:rPr>
-              <w:t>6</w:t>
-            </w:r>
-            <w:r>
-              <w:rPr>
-                <w:rFonts w:ascii="ShullHand" w:hAnsi="ShullHand"/>
-                <w:color w:val="4A2466"/>
-                <w:sz w:val="24"/>
-                <w:bdr w:val="single" w:sz="8" w:space="1" w:color="9F1D2C"/>
-              </w:rPr>
-              <w:t xml:space="preserve"> </w:t>
-            </w:r>
-            <w:r>
-              <w:rPr>
-                <w:rFonts w:ascii="Patrick Hand" w:hAnsi="Patrick Hand"/>
-                <w:color w:val="4A2466"/>
-                <w:sz w:val="24"/>
-                <w:bdr w:val="single" w:sz="8" w:space="1" w:color="9F1D2C"/>
-              </w:rPr>
-              <w:t>3</w:t>
-            </w:r>
-            <w:r>
-              <w:rPr>
-                <w:rFonts w:ascii="ShullHand" w:hAnsi="ShullHand"/>
-                <w:color w:val="4A2466"/>
-                <w:sz w:val="24"/>
-                <w:bdr w:val="single" w:sz="8" w:space="1" w:color="9F1D2C"/>
-              </w:rPr>
-              <w:t>s</w:t>
-            </w:r>
-            <w:r>
-              <w:rPr>
-                <w:rFonts w:ascii="Patrick Hand" w:hAnsi="Patrick Hand"/>
-                <w:color w:val="4A2466"/>
-                <w:sz w:val="24"/>
-                <w:vertAlign w:val="superscript"/>
-                <w:bdr w:val="single" w:sz="8" w:space="1" w:color="9F1D2C"/>
-              </w:rPr>
-              <w:t>2</w:t>
-            </w:r>
-            <w:r>
-              <w:rPr>
-                <w:rFonts w:ascii="ShullHand" w:hAnsi="ShullHand"/>
-                <w:color w:val="4A2466"/>
-                <w:sz w:val="24"/>
-                <w:bdr w:val="single" w:sz="8" w:space="1" w:color="9F1D2C"/>
-              </w:rPr>
-              <w:t xml:space="preserve"> </w:t>
-            </w:r>
-            <w:r>
-              <w:rPr>
-                <w:rFonts w:ascii="Patrick Hand" w:hAnsi="Patrick Hand"/>
-                <w:color w:val="4A2466"/>
-                <w:sz w:val="24"/>
-                <w:bdr w:val="single" w:sz="8" w:space="1" w:color="9F1D2C"/>
-              </w:rPr>
-              <w:t>3</w:t>
-            </w:r>
-            <w:r>
-              <w:rPr>
-                <w:rFonts w:ascii="ShullHand" w:hAnsi="ShullHand"/>
-                <w:color w:val="4A2466"/>
-                <w:sz w:val="24"/>
-                <w:bdr w:val="single" w:sz="8" w:space="1" w:color="9F1D2C"/>
-              </w:rPr>
-              <w:t>p</w:t>
-            </w:r>
-            <w:r>
-              <w:rPr>
-                <w:rFonts w:ascii="Patrick Hand" w:hAnsi="Patrick Hand"/>
-                <w:color w:val="4A2466"/>
-                <w:sz w:val="24"/>
-                <w:vertAlign w:val="superscript"/>
-                <w:bdr w:val="single" w:sz="8" w:space="1" w:color="9F1D2C"/>
-              </w:rPr>
-              <w:t>6</w:t>
-            </w:r>
-            <w:r>
-              <w:rPr>
-                <w:rFonts w:ascii="ShullHand" w:hAnsi="ShullHand"/>
-                <w:color w:val="4A2466"/>
-                <w:sz w:val="24"/>
-                <w:bdr w:val="single" w:sz="8" w:space="1" w:color="9F1D2C"/>
-              </w:rPr>
-              <w:t xml:space="preserve"> </w:t>
-            </w:r>
-            <w:r>
-              <w:rPr>
-                <w:rFonts w:ascii="Patrick Hand" w:hAnsi="Patrick Hand"/>
-                <w:color w:val="4A2466"/>
-                <w:sz w:val="24"/>
-                <w:bdr w:val="single" w:sz="8" w:space="1" w:color="9F1D2C"/>
-              </w:rPr>
-              <w:t>4</w:t>
-            </w:r>
-            <w:r>
-              <w:rPr>
-                <w:rFonts w:ascii="ShullHand" w:hAnsi="ShullHand"/>
-                <w:color w:val="4A2466"/>
-                <w:sz w:val="24"/>
-                <w:bdr w:val="single" w:sz="8" w:space="1" w:color="9F1D2C"/>
-              </w:rPr>
-              <w:t>s</w:t>
-            </w:r>
-            <w:r>
-              <w:rPr>
-                <w:rFonts w:ascii="Patrick Hand" w:hAnsi="Patrick Hand"/>
-                <w:color w:val="4A2466"/>
-                <w:sz w:val="24"/>
-                <w:vertAlign w:val="superscript"/>
-                <w:bdr w:val="single" w:sz="8" w:space="1" w:color="9F1D2C"/>
-              </w:rPr>
-              <w:t>2</w:t>
-            </w:r>
-            <w:r>
-              <w:rPr>
-                <w:rFonts w:ascii="ShullHand" w:hAnsi="ShullHand"/>
-                <w:color w:val="4A2466"/>
-                <w:sz w:val="24"/>
-                <w:bdr w:val="single" w:sz="8" w:space="1" w:color="9F1D2C"/>
-              </w:rPr>
-              <w:t xml:space="preserve"> </w:t>
-            </w:r>
-            <w:r>
-              <w:rPr>
-                <w:rFonts w:ascii="Patrick Hand" w:hAnsi="Patrick Hand"/>
-                <w:color w:val="4A2466"/>
-                <w:sz w:val="24"/>
-                <w:bdr w:val="single" w:sz="8" w:space="1" w:color="9F1D2C"/>
-              </w:rPr>
-              <w:t>3</w:t>
-            </w:r>
-            <w:r>
-              <w:rPr>
-                <w:rFonts w:ascii="ShullHand" w:hAnsi="ShullHand"/>
-                <w:color w:val="4A2466"/>
-                <w:sz w:val="24"/>
-                <w:bdr w:val="single" w:sz="8" w:space="1" w:color="9F1D2C"/>
-              </w:rPr>
-              <w:t>d</w:t>
-            </w:r>
-            <w:r>
-              <w:rPr>
-                <w:rFonts w:ascii="Patrick Hand" w:hAnsi="Patrick Hand"/>
-                <w:color w:val="4A2466"/>
-                <w:sz w:val="24"/>
-                <w:vertAlign w:val="superscript"/>
-                <w:bdr w:val="single" w:sz="8" w:space="1" w:color="9F1D2C"/>
-              </w:rPr>
-              <w:t>10</w:t>
-            </w:r>
-            <w:r>
-              <w:rPr>
-                <w:rFonts w:ascii="ShullHand" w:hAnsi="ShullHand"/>
-                <w:color w:val="4A2466"/>
-                <w:sz w:val="24"/>
-                <w:bdr w:val="single" w:sz="8" w:space="1" w:color="9F1D2C"/>
-              </w:rPr>
-              <w:t xml:space="preserve"> </w:t>
-            </w:r>
-            <w:r>
-              <w:rPr>
-                <w:rFonts w:ascii="Patrick Hand" w:hAnsi="Patrick Hand"/>
-                <w:color w:val="4A2466"/>
-                <w:sz w:val="24"/>
-                <w:bdr w:val="single" w:sz="8" w:space="1" w:color="9F1D2C"/>
-              </w:rPr>
-              <w:t>4</w:t>
-            </w:r>
-            <w:r>
-              <w:rPr>
-                <w:rFonts w:ascii="ShullHand" w:hAnsi="ShullHand"/>
-                <w:color w:val="4A2466"/>
-                <w:sz w:val="24"/>
-                <w:bdr w:val="single" w:sz="8" w:space="1" w:color="9F1D2C"/>
-              </w:rPr>
-              <w:t>p</w:t>
-            </w:r>
-            <w:r>
-              <w:rPr>
-                <w:rFonts w:ascii="Patrick Hand" w:hAnsi="Patrick Hand"/>
-                <w:color w:val="4A2466"/>
-                <w:sz w:val="24"/>
-                <w:vertAlign w:val="superscript"/>
-                <w:bdr w:val="single" w:sz="8" w:space="1" w:color="9F1D2C"/>
-              </w:rPr>
-              <w:t>5</w:t>
-            </w:r>
-          </w:p>
-        </w:tc>
-      </w:tr>
-      <w:tr>
-        <w:trPr>
-          <w:cantSplit/>
-          <w:cantSplit/>
-          <w:trHeight w:val="1224" w:hRule="atLeast"/>
-        </w:trPr>
-        <w:tc>
-          <w:tcPr>
-            <w:tcW w:type="dxa" w:w="648"/>
-            <w:vMerge/>
-          </w:tcPr>
-          <w:p/>
-        </w:tc>
-        <w:tc>
-          <w:tcPr>
-            <w:tcW w:type="dxa" w:w="2520"/>
-            <w:vAlign w:val="center"/>
-            <w:tcMar>
-              <w:top w:w="40" w:type="dxa"/>
-              <w:left w:w="60" w:type="dxa"/>
-              <w:bottom w:w="40" w:type="dxa"/>
-              <w:right w:w="60" w:type="dxa"/>
-            </w:tcMar>
-          </w:tcPr>
-          <w:p>
-            <w:pPr>
-              <w:keepNext w:val="0"/>
-              <w:spacing w:after="0"/>
-              <w:jc w:val="left"/>
-            </w:pPr>
-            <w:r>
-              <w:rPr>
-                <w:rFonts w:ascii="Trade Gothic Next" w:hAnsi="Trade Gothic Next"/>
-                <w:b/>
-                <w:color w:val="14161B"/>
-                <w:sz w:val="18"/>
-                <w:u w:val="none"/>
-              </w:rPr>
-              <w:t>Orbital diagram</w:t>
-            </w:r>
-          </w:p>
-        </w:tc>
-        <w:tc>
-          <w:tcPr>
-            <w:tcW w:type="dxa" w:w="7632"/>
-            <w:vAlign w:val="center"/>
-            <w:tcMar>
-              <w:top w:w="40" w:type="dxa"/>
-              <w:left w:w="60" w:type="dxa"/>
-              <w:bottom w:w="40" w:type="dxa"/>
-              <w:right w:w="60" w:type="dxa"/>
-            </w:tcMar>
-            <w:tcBorders>
-              <w:top w:val="single" w:sz="4" w:color="C8CDC2"/>
-              <w:left w:val="single" w:sz="4" w:color="C8CDC2"/>
-              <w:bottom w:val="single" w:sz="4" w:color="C8CDC2"/>
-              <w:right w:val="single" w:sz="4" w:color="C8CDC2"/>
-            </w:tcBorders>
-          </w:tcPr>
-          <w:p>
-            <w:pPr>
-              <w:spacing w:after="0"/>
-              <w:jc w:val="left"/>
-              <w:spacing w:before="0" w:after="0" w:line="20" w:lineRule="exact"/>
-            </w:pPr>
-          </w:p>
-          <w:tbl>
-            <w:tblPr>
-              <w:tblW w:type="auto" w:w="0"/>
-              <w:tblLayout w:type="fixed"/>
-              <w:tblLook w:firstColumn="1" w:firstRow="1" w:lastColumn="0" w:lastRow="0" w:noHBand="0" w:noVBand="1" w:val="04A0"/>
-              <w:tblLayout w:type="fixed"/>
-            </w:tblPr>
-            <w:tblGrid>
-              <w:gridCol w:w="317"/>
-              <w:gridCol w:w="274"/>
-              <w:gridCol w:w="317"/>
-              <w:gridCol w:w="274"/>
-              <w:gridCol w:w="317"/>
-              <w:gridCol w:w="274"/>
-              <w:gridCol w:w="274"/>
-              <w:gridCol w:w="274"/>
-              <w:gridCol w:w="317"/>
-              <w:gridCol w:w="274"/>
-              <w:gridCol w:w="317"/>
-              <w:gridCol w:w="274"/>
-              <w:gridCol w:w="274"/>
-              <w:gridCol w:w="274"/>
-              <w:gridCol w:w="317"/>
-              <w:gridCol w:w="274"/>
-              <w:gridCol w:w="317"/>
-              <w:gridCol w:w="274"/>
-              <w:gridCol w:w="274"/>
-              <w:gridCol w:w="274"/>
-              <w:gridCol w:w="274"/>
-              <w:gridCol w:w="274"/>
-              <w:gridCol w:w="317"/>
-              <w:gridCol w:w="274"/>
-              <w:gridCol w:w="274"/>
-              <w:gridCol w:w="274"/>
-            </w:tblGrid>
-            <w:tr>
-              <w:trPr>
-                <w:cantSplit/>
-                <w:trHeight w:val="432" w:hRule="atLeast"/>
-              </w:trPr>
-              <w:tc>
-                <w:tcPr>
-                  <w:tcW w:type="dxa" w:w="317"/>
-                  <w:vAlign w:val="center"/>
-                  <w:tcMar>
-                    <w:top w:w="0" w:type="dxa"/>
-                    <w:left w:w="0" w:type="dxa"/>
-                    <w:bottom w:w="0" w:type="dxa"/>
-                    <w:right w:w="10" w:type="dxa"/>
-                  </w:tcMar>
-                </w:tcPr>
-                <w:p>
-                  <w:pPr>
-                    <w:spacing w:after="0"/>
-                    <w:jc w:val="right"/>
-                  </w:pPr>
-                  <w:r>
-                    <w:rPr>
-                      <w:rFonts w:ascii="Trade Gothic Next" w:hAnsi="Trade Gothic Next"/>
-                      <w:b/>
-                      <w:color w:val="55604F"/>
-                      <w:sz w:val="16"/>
-                      <w:u w:val="none"/>
-                    </w:rPr>
-                    <w:t>1s</w:t>
-                  </w:r>
-                </w:p>
-              </w:tc>
-              <w:tc>
-                <w:tcPr>
-                  <w:tcW w:type="dxa" w:w="274"/>
-                  <w:tcBorders>
-                    <w:top w:val="single" w:sz="6" w:color="5A6068"/>
-                    <w:left w:val="single" w:sz="6" w:color="5A6068"/>
-                    <w:bottom w:val="single" w:sz="6" w:color="5A6068"/>
-                    <w:right w:val="single" w:sz="6" w:color="5A6068"/>
-                  </w:tcBorders>
-                  <w:vAlign w:val="center"/>
-                  <w:tcMar>
-                    <w:top w:w="0" w:type="dxa"/>
-                    <w:left w:w="0" w:type="dxa"/>
-                    <w:bottom w:w="0" w:type="dxa"/>
-                    <w:right w:w="0" w:type="dxa"/>
-                  </w:tcMar>
-                </w:tcPr>
-                <w:p>
-                  <w:pPr>
-                    <w:spacing w:after="0"/>
-                    <w:jc w:val="center"/>
-                  </w:pPr>
-                  <w:r>
-                    <w:rPr>
-                      <w:rFonts w:ascii="Trade Gothic Next" w:hAnsi="Trade Gothic Next"/>
-                      <w:b/>
-                      <w:color w:val="4A2466"/>
-                      <w:sz w:val="20"/>
-                      <w:u w:val="none"/>
-                    </w:rPr>
-                    <w:t>↑↓</w:t>
-                  </w:r>
-                </w:p>
-              </w:tc>
-              <w:tc>
-                <w:tcPr>
-                  <w:tcW w:type="dxa" w:w="317"/>
-                  <w:vAlign w:val="center"/>
-                  <w:tcMar>
-                    <w:top w:w="0" w:type="dxa"/>
-                    <w:left w:w="0" w:type="dxa"/>
-                    <w:bottom w:w="0" w:type="dxa"/>
-                    <w:right w:w="10" w:type="dxa"/>
-                  </w:tcMar>
-                </w:tcPr>
-                <w:p>
-                  <w:pPr>
-                    <w:spacing w:after="0"/>
-                    <w:jc w:val="right"/>
-                  </w:pPr>
-                  <w:r>
-                    <w:rPr>
-                      <w:rFonts w:ascii="Trade Gothic Next" w:hAnsi="Trade Gothic Next"/>
-                      <w:b/>
-                      <w:color w:val="55604F"/>
-                      <w:sz w:val="16"/>
-                      <w:u w:val="none"/>
-                    </w:rPr>
-                    <w:t>2s</w:t>
-                  </w:r>
-                </w:p>
-              </w:tc>
-              <w:tc>
-                <w:tcPr>
-                  <w:tcW w:type="dxa" w:w="274"/>
-                  <w:tcBorders>
-                    <w:top w:val="single" w:sz="6" w:color="5A6068"/>
-                    <w:left w:val="single" w:sz="6" w:color="5A6068"/>
-                    <w:bottom w:val="single" w:sz="6" w:color="5A6068"/>
-                    <w:right w:val="single" w:sz="6" w:color="5A6068"/>
-                  </w:tcBorders>
-                  <w:vAlign w:val="center"/>
-                  <w:tcMar>
-                    <w:top w:w="0" w:type="dxa"/>
-                    <w:left w:w="0" w:type="dxa"/>
-                    <w:bottom w:w="0" w:type="dxa"/>
-                    <w:right w:w="0" w:type="dxa"/>
-                  </w:tcMar>
-                </w:tcPr>
-                <w:p>
-                  <w:pPr>
-                    <w:spacing w:after="0"/>
-                    <w:jc w:val="center"/>
-                  </w:pPr>
-                  <w:r>
-                    <w:rPr>
-                      <w:rFonts w:ascii="Trade Gothic Next" w:hAnsi="Trade Gothic Next"/>
-                      <w:b/>
-                      <w:color w:val="4A2466"/>
-                      <w:sz w:val="20"/>
-                      <w:u w:val="none"/>
-                    </w:rPr>
-                    <w:t>↑↓</w:t>
-                  </w:r>
-                </w:p>
-              </w:tc>
-              <w:tc>
-                <w:tcPr>
-                  <w:tcW w:type="dxa" w:w="317"/>
-                  <w:vAlign w:val="center"/>
-                  <w:tcMar>
-                    <w:top w:w="0" w:type="dxa"/>
-                    <w:left w:w="0" w:type="dxa"/>
-                    <w:bottom w:w="0" w:type="dxa"/>
-                    <w:right w:w="10" w:type="dxa"/>
-                  </w:tcMar>
-                </w:tcPr>
-                <w:p>
-                  <w:pPr>
-                    <w:spacing w:after="0"/>
-                    <w:jc w:val="right"/>
-                  </w:pPr>
-                  <w:r>
-                    <w:rPr>
-                      <w:rFonts w:ascii="Trade Gothic Next" w:hAnsi="Trade Gothic Next"/>
-                      <w:b/>
-                      <w:color w:val="55604F"/>
-                      <w:sz w:val="16"/>
-                      <w:u w:val="none"/>
-                    </w:rPr>
-                    <w:t>2p</w:t>
-                  </w:r>
-                </w:p>
-              </w:tc>
-              <w:tc>
-                <w:tcPr>
-                  <w:tcW w:type="dxa" w:w="274"/>
-                  <w:tcBorders>
-                    <w:top w:val="single" w:sz="6" w:color="5A6068"/>
-                    <w:left w:val="single" w:sz="6" w:color="5A6068"/>
-                    <w:bottom w:val="single" w:sz="6" w:color="5A6068"/>
-                    <w:right w:val="single" w:sz="6" w:color="5A6068"/>
-                  </w:tcBorders>
-                  <w:vAlign w:val="center"/>
-                  <w:tcMar>
-                    <w:top w:w="0" w:type="dxa"/>
-                    <w:left w:w="0" w:type="dxa"/>
-                    <w:bottom w:w="0" w:type="dxa"/>
-                    <w:right w:w="0" w:type="dxa"/>
-                  </w:tcMar>
-                </w:tcPr>
-                <w:p>
-                  <w:pPr>
-                    <w:spacing w:after="0"/>
-                    <w:jc w:val="center"/>
-                  </w:pPr>
-                  <w:r>
-                    <w:rPr>
-                      <w:rFonts w:ascii="Trade Gothic Next" w:hAnsi="Trade Gothic Next"/>
-                      <w:b/>
-                      <w:color w:val="4A2466"/>
-                      <w:sz w:val="20"/>
-                      <w:u w:val="none"/>
-                    </w:rPr>
-                    <w:t>↑↓</w:t>
-                  </w:r>
-                </w:p>
-              </w:tc>
-              <w:tc>
-                <w:tcPr>
-                  <w:tcW w:type="dxa" w:w="274"/>
-                  <w:tcBorders>
-                    <w:top w:val="single" w:sz="6" w:color="5A6068"/>
-                    <w:left w:val="single" w:sz="6" w:color="5A6068"/>
-                    <w:bottom w:val="single" w:sz="6" w:color="5A6068"/>
-                    <w:right w:val="single" w:sz="6" w:color="5A6068"/>
-                  </w:tcBorders>
-                  <w:vAlign w:val="center"/>
-                  <w:tcMar>
-                    <w:top w:w="0" w:type="dxa"/>
-                    <w:left w:w="0" w:type="dxa"/>
-                    <w:bottom w:w="0" w:type="dxa"/>
-                    <w:right w:w="0" w:type="dxa"/>
-                  </w:tcMar>
-                </w:tcPr>
-                <w:p>
-                  <w:pPr>
-                    <w:spacing w:after="0"/>
-                    <w:jc w:val="center"/>
-                  </w:pPr>
-                  <w:r>
-                    <w:rPr>
-                      <w:rFonts w:ascii="Trade Gothic Next" w:hAnsi="Trade Gothic Next"/>
-                      <w:b/>
-                      <w:color w:val="4A2466"/>
-                      <w:sz w:val="20"/>
-                      <w:u w:val="none"/>
-                    </w:rPr>
-                    <w:t>↑↓</w:t>
-                  </w:r>
-                </w:p>
-              </w:tc>
-              <w:tc>
-                <w:tcPr>
-                  <w:tcW w:type="dxa" w:w="274"/>
-                  <w:tcBorders>
-                    <w:top w:val="single" w:sz="6" w:color="5A6068"/>
-                    <w:left w:val="single" w:sz="6" w:color="5A6068"/>
-                    <w:bottom w:val="single" w:sz="6" w:color="5A6068"/>
-                    <w:right w:val="single" w:sz="6" w:color="5A6068"/>
-                  </w:tcBorders>
-                  <w:vAlign w:val="center"/>
-                  <w:tcMar>
-                    <w:top w:w="0" w:type="dxa"/>
-                    <w:left w:w="0" w:type="dxa"/>
-                    <w:bottom w:w="0" w:type="dxa"/>
-                    <w:right w:w="0" w:type="dxa"/>
-                  </w:tcMar>
-                </w:tcPr>
-                <w:p>
-                  <w:pPr>
-                    <w:spacing w:after="0"/>
-                    <w:jc w:val="center"/>
-                  </w:pPr>
-                  <w:r>
-                    <w:rPr>
-                      <w:rFonts w:ascii="Trade Gothic Next" w:hAnsi="Trade Gothic Next"/>
-                      <w:b/>
-                      <w:color w:val="4A2466"/>
-                      <w:sz w:val="20"/>
-                      <w:u w:val="none"/>
-                    </w:rPr>
-                    <w:t>↑↓</w:t>
-                  </w:r>
-                </w:p>
-              </w:tc>
-              <w:tc>
-                <w:tcPr>
-                  <w:tcW w:type="dxa" w:w="317"/>
-                  <w:vAlign w:val="center"/>
-                  <w:tcMar>
-                    <w:top w:w="0" w:type="dxa"/>
-                    <w:left w:w="0" w:type="dxa"/>
-                    <w:bottom w:w="0" w:type="dxa"/>
-                    <w:right w:w="10" w:type="dxa"/>
-                  </w:tcMar>
-                </w:tcPr>
-                <w:p>
-                  <w:pPr>
-                    <w:spacing w:after="0"/>
-                    <w:jc w:val="right"/>
-                  </w:pPr>
-                  <w:r>
-                    <w:rPr>
-                      <w:rFonts w:ascii="Trade Gothic Next" w:hAnsi="Trade Gothic Next"/>
-                      <w:b/>
-                      <w:color w:val="55604F"/>
-                      <w:sz w:val="16"/>
-                      <w:u w:val="none"/>
-                    </w:rPr>
-                    <w:t>3s</w:t>
-                  </w:r>
-                </w:p>
-              </w:tc>
-              <w:tc>
-                <w:tcPr>
-                  <w:tcW w:type="dxa" w:w="274"/>
-                  <w:tcBorders>
-                    <w:top w:val="single" w:sz="6" w:color="5A6068"/>
-                    <w:left w:val="single" w:sz="6" w:color="5A6068"/>
-                    <w:bottom w:val="single" w:sz="6" w:color="5A6068"/>
-                    <w:right w:val="single" w:sz="6" w:color="5A6068"/>
-                  </w:tcBorders>
-                  <w:vAlign w:val="center"/>
-                  <w:tcMar>
-                    <w:top w:w="0" w:type="dxa"/>
-                    <w:left w:w="0" w:type="dxa"/>
-                    <w:bottom w:w="0" w:type="dxa"/>
-                    <w:right w:w="0" w:type="dxa"/>
-                  </w:tcMar>
-                </w:tcPr>
-                <w:p>
-                  <w:pPr>
-                    <w:spacing w:after="0"/>
-                    <w:jc w:val="center"/>
-                  </w:pPr>
-                  <w:r>
-                    <w:rPr>
-                      <w:rFonts w:ascii="Trade Gothic Next" w:hAnsi="Trade Gothic Next"/>
-                      <w:b/>
-                      <w:color w:val="4A2466"/>
-                      <w:sz w:val="20"/>
-                      <w:u w:val="none"/>
-                    </w:rPr>
-                    <w:t>↑↓</w:t>
-                  </w:r>
-                </w:p>
-              </w:tc>
-              <w:tc>
-                <w:tcPr>
-                  <w:tcW w:type="dxa" w:w="317"/>
-                  <w:vAlign w:val="center"/>
-                  <w:tcMar>
-                    <w:top w:w="0" w:type="dxa"/>
-                    <w:left w:w="0" w:type="dxa"/>
-                    <w:bottom w:w="0" w:type="dxa"/>
-                    <w:right w:w="10" w:type="dxa"/>
-                  </w:tcMar>
-                </w:tcPr>
-                <w:p>
-                  <w:pPr>
-                    <w:spacing w:after="0"/>
-                    <w:jc w:val="right"/>
-                  </w:pPr>
-                  <w:r>
-                    <w:rPr>
-                      <w:rFonts w:ascii="Trade Gothic Next" w:hAnsi="Trade Gothic Next"/>
-                      <w:b/>
-                      <w:color w:val="55604F"/>
-                      <w:sz w:val="16"/>
-                      <w:u w:val="none"/>
-                    </w:rPr>
-                    <w:t>3p</w:t>
-                  </w:r>
-                </w:p>
-              </w:tc>
-              <w:tc>
-                <w:tcPr>
-                  <w:tcW w:type="dxa" w:w="274"/>
-                  <w:tcBorders>
-                    <w:top w:val="single" w:sz="6" w:color="5A6068"/>
-                    <w:left w:val="single" w:sz="6" w:color="5A6068"/>
-                    <w:bottom w:val="single" w:sz="6" w:color="5A6068"/>
-                    <w:right w:val="single" w:sz="6" w:color="5A6068"/>
-                  </w:tcBorders>
-                  <w:vAlign w:val="center"/>
-                  <w:tcMar>
-                    <w:top w:w="0" w:type="dxa"/>
-                    <w:left w:w="0" w:type="dxa"/>
-                    <w:bottom w:w="0" w:type="dxa"/>
-                    <w:right w:w="0" w:type="dxa"/>
-                  </w:tcMar>
-                </w:tcPr>
-                <w:p>
-                  <w:pPr>
-                    <w:spacing w:after="0"/>
-                    <w:jc w:val="center"/>
-                  </w:pPr>
-                  <w:r>
-                    <w:rPr>
-                      <w:rFonts w:ascii="Trade Gothic Next" w:hAnsi="Trade Gothic Next"/>
-                      <w:b/>
-                      <w:color w:val="4A2466"/>
-                      <w:sz w:val="20"/>
-                      <w:u w:val="none"/>
-                    </w:rPr>
-                    <w:t>↑↓</w:t>
-                  </w:r>
-                </w:p>
-              </w:tc>
-              <w:tc>
-                <w:tcPr>
-                  <w:tcW w:type="dxa" w:w="274"/>
-                  <w:tcBorders>
-                    <w:top w:val="single" w:sz="6" w:color="5A6068"/>
-                    <w:left w:val="single" w:sz="6" w:color="5A6068"/>
-                    <w:bottom w:val="single" w:sz="6" w:color="5A6068"/>
-                    <w:right w:val="single" w:sz="6" w:color="5A6068"/>
-                  </w:tcBorders>
-                  <w:vAlign w:val="center"/>
-                  <w:tcMar>
-                    <w:top w:w="0" w:type="dxa"/>
-                    <w:left w:w="0" w:type="dxa"/>
-                    <w:bottom w:w="0" w:type="dxa"/>
-                    <w:right w:w="0" w:type="dxa"/>
-                  </w:tcMar>
-                </w:tcPr>
-                <w:p>
-                  <w:pPr>
-                    <w:spacing w:after="0"/>
-                    <w:jc w:val="center"/>
-                  </w:pPr>
-                  <w:r>
-                    <w:rPr>
-                      <w:rFonts w:ascii="Trade Gothic Next" w:hAnsi="Trade Gothic Next"/>
-                      <w:b/>
-                      <w:color w:val="4A2466"/>
-                      <w:sz w:val="20"/>
-                      <w:u w:val="none"/>
-                    </w:rPr>
-                    <w:t>↑↓</w:t>
-                  </w:r>
-                </w:p>
-              </w:tc>
-              <w:tc>
-                <w:tcPr>
-                  <w:tcW w:type="dxa" w:w="274"/>
-                  <w:tcBorders>
-                    <w:top w:val="single" w:sz="6" w:color="5A6068"/>
-                    <w:left w:val="single" w:sz="6" w:color="5A6068"/>
-                    <w:bottom w:val="single" w:sz="6" w:color="5A6068"/>
-                    <w:right w:val="single" w:sz="6" w:color="5A6068"/>
-                  </w:tcBorders>
-                  <w:vAlign w:val="center"/>
-                  <w:tcMar>
-                    <w:top w:w="0" w:type="dxa"/>
-                    <w:left w:w="0" w:type="dxa"/>
-                    <w:bottom w:w="0" w:type="dxa"/>
-                    <w:right w:w="0" w:type="dxa"/>
-                  </w:tcMar>
-                </w:tcPr>
-                <w:p>
-                  <w:pPr>
-                    <w:spacing w:after="0"/>
-                    <w:jc w:val="center"/>
-                  </w:pPr>
-                  <w:r>
-                    <w:rPr>
-                      <w:rFonts w:ascii="Trade Gothic Next" w:hAnsi="Trade Gothic Next"/>
-                      <w:b/>
-                      <w:color w:val="4A2466"/>
-                      <w:sz w:val="20"/>
-                      <w:u w:val="none"/>
-                    </w:rPr>
-                    <w:t>↑↓</w:t>
-                  </w:r>
-                </w:p>
-              </w:tc>
-              <w:tc>
-                <w:tcPr>
-                  <w:tcW w:type="dxa" w:w="317"/>
-                  <w:vAlign w:val="center"/>
-                  <w:tcMar>
-                    <w:top w:w="0" w:type="dxa"/>
-                    <w:left w:w="0" w:type="dxa"/>
-                    <w:bottom w:w="0" w:type="dxa"/>
-                    <w:right w:w="10" w:type="dxa"/>
-                  </w:tcMar>
-                </w:tcPr>
-                <w:p>
-                  <w:pPr>
-                    <w:spacing w:after="0"/>
-                    <w:jc w:val="right"/>
-                  </w:pPr>
-                  <w:r>
-                    <w:rPr>
-                      <w:rFonts w:ascii="Trade Gothic Next" w:hAnsi="Trade Gothic Next"/>
-                      <w:b/>
-                      <w:color w:val="55604F"/>
-                      <w:sz w:val="16"/>
-                      <w:u w:val="none"/>
-                    </w:rPr>
-                    <w:t>4s</w:t>
-                  </w:r>
-                </w:p>
-              </w:tc>
-              <w:tc>
-                <w:tcPr>
-                  <w:tcW w:type="dxa" w:w="274"/>
-                  <w:tcBorders>
-                    <w:top w:val="single" w:sz="6" w:color="5A6068"/>
-                    <w:left w:val="single" w:sz="6" w:color="5A6068"/>
-                    <w:bottom w:val="single" w:sz="6" w:color="5A6068"/>
-                    <w:right w:val="single" w:sz="6" w:color="5A6068"/>
-                  </w:tcBorders>
-                  <w:vAlign w:val="center"/>
-                  <w:tcMar>
-                    <w:top w:w="0" w:type="dxa"/>
-                    <w:left w:w="0" w:type="dxa"/>
-                    <w:bottom w:w="0" w:type="dxa"/>
-                    <w:right w:w="0" w:type="dxa"/>
-                  </w:tcMar>
-                </w:tcPr>
-                <w:p>
-                  <w:pPr>
-                    <w:spacing w:after="0"/>
-                    <w:jc w:val="center"/>
-                  </w:pPr>
-                  <w:r>
-                    <w:rPr>
-                      <w:rFonts w:ascii="Trade Gothic Next" w:hAnsi="Trade Gothic Next"/>
-                      <w:b/>
-                      <w:color w:val="4A2466"/>
-                      <w:sz w:val="20"/>
-                      <w:u w:val="none"/>
-                    </w:rPr>
-                    <w:t>↑↓</w:t>
-                  </w:r>
-                </w:p>
-              </w:tc>
-              <w:tc>
-                <w:tcPr>
-                  <w:tcW w:type="dxa" w:w="317"/>
-                  <w:vAlign w:val="center"/>
-                  <w:tcMar>
-                    <w:top w:w="0" w:type="dxa"/>
-                    <w:left w:w="0" w:type="dxa"/>
-                    <w:bottom w:w="0" w:type="dxa"/>
-                    <w:right w:w="10" w:type="dxa"/>
-                  </w:tcMar>
-                </w:tcPr>
-                <w:p>
-                  <w:pPr>
-                    <w:spacing w:after="0"/>
-                    <w:jc w:val="right"/>
-                  </w:pPr>
-                  <w:r>
-                    <w:rPr>
-                      <w:rFonts w:ascii="Trade Gothic Next" w:hAnsi="Trade Gothic Next"/>
-                      <w:b/>
-                      <w:color w:val="55604F"/>
-                      <w:sz w:val="16"/>
-                      <w:u w:val="none"/>
-                    </w:rPr>
-                    <w:t>3d</w:t>
-                  </w:r>
-                </w:p>
-              </w:tc>
-              <w:tc>
-                <w:tcPr>
-                  <w:tcW w:type="dxa" w:w="274"/>
-                  <w:tcBorders>
-                    <w:top w:val="single" w:sz="6" w:color="5A6068"/>
-                    <w:left w:val="single" w:sz="6" w:color="5A6068"/>
-                    <w:bottom w:val="single" w:sz="6" w:color="5A6068"/>
-                    <w:right w:val="single" w:sz="6" w:color="5A6068"/>
-                  </w:tcBorders>
-                  <w:vAlign w:val="center"/>
-                  <w:tcMar>
-                    <w:top w:w="0" w:type="dxa"/>
-                    <w:left w:w="0" w:type="dxa"/>
-                    <w:bottom w:w="0" w:type="dxa"/>
-                    <w:right w:w="0" w:type="dxa"/>
-                  </w:tcMar>
-                </w:tcPr>
-                <w:p>
-                  <w:pPr>
-                    <w:spacing w:after="0"/>
-                    <w:jc w:val="center"/>
-                  </w:pPr>
-                  <w:r>
-                    <w:rPr>
-                      <w:rFonts w:ascii="Trade Gothic Next" w:hAnsi="Trade Gothic Next"/>
-                      <w:b/>
-                      <w:color w:val="4A2466"/>
-                      <w:sz w:val="20"/>
-                      <w:u w:val="none"/>
-                    </w:rPr>
-                    <w:t>↑↓</w:t>
-                  </w:r>
-                </w:p>
-              </w:tc>
-              <w:tc>
-                <w:tcPr>
-                  <w:tcW w:type="dxa" w:w="274"/>
-                  <w:tcBorders>
-                    <w:top w:val="single" w:sz="6" w:color="5A6068"/>
-                    <w:left w:val="single" w:sz="6" w:color="5A6068"/>
-                    <w:bottom w:val="single" w:sz="6" w:color="5A6068"/>
-                    <w:right w:val="single" w:sz="6" w:color="5A6068"/>
-                  </w:tcBorders>
-                  <w:vAlign w:val="center"/>
-                  <w:tcMar>
-                    <w:top w:w="0" w:type="dxa"/>
-                    <w:left w:w="0" w:type="dxa"/>
-                    <w:bottom w:w="0" w:type="dxa"/>
-                    <w:right w:w="0" w:type="dxa"/>
-                  </w:tcMar>
-                </w:tcPr>
-                <w:p>
-                  <w:pPr>
-                    <w:spacing w:after="0"/>
-                    <w:jc w:val="center"/>
-                  </w:pPr>
-                  <w:r>
-                    <w:rPr>
-                      <w:rFonts w:ascii="Trade Gothic Next" w:hAnsi="Trade Gothic Next"/>
-                      <w:b/>
-                      <w:color w:val="4A2466"/>
-                      <w:sz w:val="20"/>
-                      <w:u w:val="none"/>
-                    </w:rPr>
-                    <w:t>↑↓</w:t>
-                  </w:r>
-                </w:p>
-              </w:tc>
-              <w:tc>
-                <w:tcPr>
-                  <w:tcW w:type="dxa" w:w="274"/>
-                  <w:tcBorders>
-                    <w:top w:val="single" w:sz="6" w:color="5A6068"/>
-                    <w:left w:val="single" w:sz="6" w:color="5A6068"/>
-                    <w:bottom w:val="single" w:sz="6" w:color="5A6068"/>
-                    <w:right w:val="single" w:sz="6" w:color="5A6068"/>
-                  </w:tcBorders>
-                  <w:vAlign w:val="center"/>
-                  <w:tcMar>
-                    <w:top w:w="0" w:type="dxa"/>
-                    <w:left w:w="0" w:type="dxa"/>
-                    <w:bottom w:w="0" w:type="dxa"/>
-                    <w:right w:w="0" w:type="dxa"/>
-                  </w:tcMar>
-                </w:tcPr>
-                <w:p>
-                  <w:pPr>
-                    <w:spacing w:after="0"/>
-                    <w:jc w:val="center"/>
-                  </w:pPr>
-                  <w:r>
-                    <w:rPr>
-                      <w:rFonts w:ascii="Trade Gothic Next" w:hAnsi="Trade Gothic Next"/>
-                      <w:b/>
-                      <w:color w:val="4A2466"/>
-                      <w:sz w:val="20"/>
-                      <w:u w:val="none"/>
-                    </w:rPr>
-                    <w:t>↑↓</w:t>
-                  </w:r>
-                </w:p>
-              </w:tc>
-              <w:tc>
-                <w:tcPr>
-                  <w:tcW w:type="dxa" w:w="274"/>
-                  <w:tcBorders>
-                    <w:top w:val="single" w:sz="6" w:color="5A6068"/>
-                    <w:left w:val="single" w:sz="6" w:color="5A6068"/>
-                    <w:bottom w:val="single" w:sz="6" w:color="5A6068"/>
-                    <w:right w:val="single" w:sz="6" w:color="5A6068"/>
-                  </w:tcBorders>
-                  <w:vAlign w:val="center"/>
-                  <w:tcMar>
-                    <w:top w:w="0" w:type="dxa"/>
-                    <w:left w:w="0" w:type="dxa"/>
-                    <w:bottom w:w="0" w:type="dxa"/>
-                    <w:right w:w="0" w:type="dxa"/>
-                  </w:tcMar>
-                </w:tcPr>
-                <w:p>
-                  <w:pPr>
-                    <w:spacing w:after="0"/>
-                    <w:jc w:val="center"/>
-                  </w:pPr>
-                  <w:r>
-                    <w:rPr>
-                      <w:rFonts w:ascii="Trade Gothic Next" w:hAnsi="Trade Gothic Next"/>
-                      <w:b/>
-                      <w:color w:val="4A2466"/>
-                      <w:sz w:val="20"/>
-                      <w:u w:val="none"/>
-                    </w:rPr>
-                    <w:t>↑↓</w:t>
-                  </w:r>
-                </w:p>
-              </w:tc>
-              <w:tc>
-                <w:tcPr>
-                  <w:tcW w:type="dxa" w:w="274"/>
-                  <w:tcBorders>
-                    <w:top w:val="single" w:sz="6" w:color="5A6068"/>
-                    <w:left w:val="single" w:sz="6" w:color="5A6068"/>
-                    <w:bottom w:val="single" w:sz="6" w:color="5A6068"/>
-                    <w:right w:val="single" w:sz="6" w:color="5A6068"/>
-                  </w:tcBorders>
-                  <w:vAlign w:val="center"/>
-                  <w:tcMar>
-                    <w:top w:w="0" w:type="dxa"/>
-                    <w:left w:w="0" w:type="dxa"/>
-                    <w:bottom w:w="0" w:type="dxa"/>
-                    <w:right w:w="0" w:type="dxa"/>
-                  </w:tcMar>
-                </w:tcPr>
-                <w:p>
-                  <w:pPr>
-                    <w:spacing w:after="0"/>
-                    <w:jc w:val="center"/>
-                  </w:pPr>
-                  <w:r>
-                    <w:rPr>
-                      <w:rFonts w:ascii="Trade Gothic Next" w:hAnsi="Trade Gothic Next"/>
-                      <w:b/>
-                      <w:color w:val="4A2466"/>
-                      <w:sz w:val="20"/>
-                      <w:u w:val="none"/>
-                    </w:rPr>
-                    <w:t>↑↓</w:t>
-                  </w:r>
-                </w:p>
-              </w:tc>
-              <w:tc>
-                <w:tcPr>
-                  <w:tcW w:type="dxa" w:w="317"/>
-                  <w:vAlign w:val="center"/>
-                  <w:tcMar>
-                    <w:top w:w="0" w:type="dxa"/>
-                    <w:left w:w="0" w:type="dxa"/>
-                    <w:bottom w:w="0" w:type="dxa"/>
-                    <w:right w:w="10" w:type="dxa"/>
-                  </w:tcMar>
-                </w:tcPr>
-                <w:p>
-                  <w:pPr>
-                    <w:spacing w:after="0"/>
-                    <w:jc w:val="right"/>
-                  </w:pPr>
-                  <w:r>
-                    <w:rPr>
-                      <w:rFonts w:ascii="Trade Gothic Next" w:hAnsi="Trade Gothic Next"/>
-                      <w:b/>
-                      <w:color w:val="55604F"/>
-                      <w:sz w:val="16"/>
-                      <w:u w:val="none"/>
-                    </w:rPr>
-                    <w:t>4p</w:t>
-                  </w:r>
-                </w:p>
-              </w:tc>
-              <w:tc>
-                <w:tcPr>
-                  <w:tcW w:type="dxa" w:w="274"/>
-                  <w:tcBorders>
-                    <w:top w:val="single" w:sz="6" w:color="5A6068"/>
-                    <w:left w:val="single" w:sz="6" w:color="5A6068"/>
-                    <w:bottom w:val="single" w:sz="6" w:color="5A6068"/>
-                    <w:right w:val="single" w:sz="6" w:color="5A6068"/>
-                  </w:tcBorders>
-                  <w:vAlign w:val="center"/>
-                  <w:tcMar>
-                    <w:top w:w="0" w:type="dxa"/>
-                    <w:left w:w="0" w:type="dxa"/>
-                    <w:bottom w:w="0" w:type="dxa"/>
-                    <w:right w:w="0" w:type="dxa"/>
-                  </w:tcMar>
-                </w:tcPr>
-                <w:p>
-                  <w:pPr>
-                    <w:spacing w:after="0"/>
-                    <w:jc w:val="center"/>
-                  </w:pPr>
-                  <w:r>
-                    <w:rPr>
-                      <w:rFonts w:ascii="Trade Gothic Next" w:hAnsi="Trade Gothic Next"/>
-                      <w:b/>
-                      <w:color w:val="4A2466"/>
-                      <w:sz w:val="20"/>
-                      <w:u w:val="none"/>
-                    </w:rPr>
-                    <w:t>↑↓</w:t>
-                  </w:r>
-                </w:p>
-              </w:tc>
-              <w:tc>
-                <w:tcPr>
-                  <w:tcW w:type="dxa" w:w="274"/>
-                  <w:tcBorders>
-                    <w:top w:val="single" w:sz="6" w:color="5A6068"/>
-                    <w:left w:val="single" w:sz="6" w:color="5A6068"/>
-                    <w:bottom w:val="single" w:sz="6" w:color="5A6068"/>
-                    <w:right w:val="single" w:sz="6" w:color="5A6068"/>
-                  </w:tcBorders>
-                  <w:vAlign w:val="center"/>
-                  <w:tcMar>
-                    <w:top w:w="0" w:type="dxa"/>
-                    <w:left w:w="0" w:type="dxa"/>
-                    <w:bottom w:w="0" w:type="dxa"/>
-                    <w:right w:w="0" w:type="dxa"/>
-                  </w:tcMar>
-                </w:tcPr>
-                <w:p>
-                  <w:pPr>
-                    <w:spacing w:after="0"/>
-                    <w:jc w:val="center"/>
-                  </w:pPr>
-                  <w:r>
-                    <w:rPr>
-                      <w:rFonts w:ascii="Trade Gothic Next" w:hAnsi="Trade Gothic Next"/>
-                      <w:b/>
-                      <w:color w:val="4A2466"/>
-                      <w:sz w:val="20"/>
-                      <w:u w:val="none"/>
-                    </w:rPr>
-                    <w:t>↑↓</w:t>
-                  </w:r>
-                </w:p>
-              </w:tc>
-              <w:tc>
-                <w:tcPr>
-                  <w:tcW w:type="dxa" w:w="274"/>
-                  <w:tcBorders>
-                    <w:top w:val="single" w:sz="6" w:color="5A6068"/>
-                    <w:left w:val="single" w:sz="6" w:color="5A6068"/>
-                    <w:bottom w:val="single" w:sz="6" w:color="5A6068"/>
-                    <w:right w:val="single" w:sz="6" w:color="5A6068"/>
-                  </w:tcBorders>
-                  <w:vAlign w:val="center"/>
-                  <w:tcMar>
-                    <w:top w:w="0" w:type="dxa"/>
-                    <w:left w:w="0" w:type="dxa"/>
-                    <w:bottom w:w="0" w:type="dxa"/>
-                    <w:right w:w="0" w:type="dxa"/>
-                  </w:tcMar>
-                </w:tcPr>
-                <w:p>
-                  <w:pPr>
-                    <w:spacing w:after="0"/>
-                    <w:jc w:val="center"/>
-                  </w:pPr>
-                  <w:r>
-                    <w:rPr>
-                      <w:rFonts w:ascii="Trade Gothic Next" w:hAnsi="Trade Gothic Next"/>
-                      <w:b/>
-                      <w:color w:val="4A2466"/>
-                      <w:sz w:val="20"/>
-                      <w:u w:val="none"/>
-                    </w:rPr>
-                    <w:t>↑</w:t>
-                  </w:r>
-                </w:p>
-              </w:tc>
-            </w:tr>
-          </w:tbl>
-          <w:p>
-            <w:pPr>
-              <w:spacing w:before="0" w:after="0" w:line="20" w:lineRule="exact"/>
-            </w:pPr>
-          </w:p>
-          <w:p>
-            <w:pPr>
-              <w:spacing w:after="0"/>
-            </w:pPr>
-            <w:r>
-              <w:rPr>
-                <w:rFonts w:ascii="ShullHand" w:hAnsi="ShullHand"/>
-                <w:color w:val="16609A"/>
-                <w:sz w:val="20"/>
-              </w:rPr>
-              <w:t xml:space="preserve">→ one arrow in each box before pairing, </w:t>
-            </w:r>
-            <w:r>
-              <w:rPr>
-                <w:rFonts w:ascii="Patrick Hand" w:hAnsi="Patrick Hand"/>
-                <w:color w:val="16609A"/>
-                <w:sz w:val="20"/>
-              </w:rPr>
-              <w:t>1</w:t>
-            </w:r>
-            <w:r>
-              <w:rPr>
-                <w:rFonts w:ascii="ShullHand" w:hAnsi="ShullHand"/>
-                <w:color w:val="16609A"/>
-                <w:sz w:val="20"/>
-              </w:rPr>
-              <w:t xml:space="preserve"> unpaired</w:t>
-            </w:r>
-          </w:p>
-        </w:tc>
-      </w:tr>
-    </w:tbl>
     <w:p>
       <w:pPr>
-        <w:spacing w:before="0" w:after="0" w:line="40" w:lineRule="exact"/>
+        <w:spacing w:before="0" w:after="0" w:line="60" w:lineRule="exact"/>
       </w:pPr>
       <w:r>
         <w:rPr>
@@ -3350,8 +1703,8 @@
       </w:tblPr>
       <w:tblGrid>
         <w:gridCol w:w="648"/>
-        <w:gridCol w:w="2520"/>
-        <w:gridCol w:w="7632"/>
+        <w:gridCol w:w="1512"/>
+        <w:gridCol w:w="8640"/>
       </w:tblGrid>
       <w:tr>
         <w:trPr>
@@ -3360,17 +1713,13 @@
         <w:tc>
           <w:tcPr>
             <w:tcW w:type="dxa" w:w="648"/>
-            <w:vMerge w:val="restart"/>
             <w:vAlign w:val="center"/>
             <w:tcMar>
               <w:top w:w="40" w:type="dxa"/>
-              <w:left w:w="60" w:type="dxa"/>
+              <w:left w:w="20" w:type="dxa"/>
               <w:bottom w:w="40" w:type="dxa"/>
-              <w:right w:w="60" w:type="dxa"/>
+              <w:right w:w="20" w:type="dxa"/>
             </w:tcMar>
-            <w:tcBorders>
-              <w:bottom w:val="single" w:sz="4" w:color="C8CDC2"/>
-            </w:tcBorders>
           </w:tcPr>
           <w:p>
             <w:pPr>
@@ -3382,350 +1731,23 @@
                 <w:rFonts w:ascii="Trade Gothic Next" w:hAnsi="Trade Gothic Next"/>
                 <w:b/>
                 <w:color w:val="4D730E"/>
-                <w:sz w:val="22"/>
+                <w:sz w:val="26"/>
                 <w:u w:val="none"/>
               </w:rPr>
-              <w:t>7</w:t>
+              <w:t>4</w:t>
             </w:r>
           </w:p>
         </w:tc>
         <w:tc>
           <w:tcPr>
-            <w:tcW w:type="dxa" w:w="10152"/>
-            <w:gridSpan w:val="2"/>
-            <w:vAlign w:val="center"/>
-            <w:tcMar>
-              <w:top w:w="50" w:type="dxa"/>
-              <w:left w:w="60" w:type="dxa"/>
-              <w:bottom w:w="10" w:type="dxa"/>
-              <w:right w:w="60" w:type="dxa"/>
-            </w:tcMar>
-          </w:tcPr>
-          <w:p>
-            <w:pPr>
-              <w:keepNext/>
-              <w:spacing w:after="0"/>
-              <w:jc w:val="left"/>
-            </w:pPr>
-            <w:r>
-              <w:rPr>
-                <w:rFonts w:ascii="Trade Gothic Next" w:hAnsi="Trade Gothic Next"/>
-                <w:b/>
-                <w:color w:val="14161B"/>
-                <w:sz w:val="21"/>
-                <w:u w:val="none"/>
-              </w:rPr>
-              <w:t>Sulfur, S</w:t>
-            </w:r>
-            <w:r>
-              <w:rPr>
-                <w:rFonts w:ascii="Trade Gothic Next" w:hAnsi="Trade Gothic Next"/>
-                <w:b w:val="0"/>
-                <w:color w:val="55604F"/>
-                <w:sz w:val="16"/>
-                <w:u w:val="none"/>
-              </w:rPr>
-              <w:t xml:space="preserve">     4 pts: 2 configuration, 2 diagram</w:t>
-            </w:r>
-          </w:p>
-        </w:tc>
-      </w:tr>
-      <w:tr>
-        <w:trPr>
-          <w:cantSplit/>
-        </w:trPr>
-        <w:tc>
-          <w:tcPr>
-            <w:tcW w:type="dxa" w:w="648"/>
-            <w:vMerge/>
-          </w:tcPr>
-          <w:p/>
-        </w:tc>
-        <w:tc>
-          <w:tcPr>
-            <w:tcW w:type="dxa" w:w="2520"/>
+            <w:tcW w:type="dxa" w:w="1512"/>
             <w:vAlign w:val="center"/>
             <w:tcMar>
               <w:top w:w="40" w:type="dxa"/>
-              <w:left w:w="60" w:type="dxa"/>
+              <w:left w:w="0" w:type="dxa"/>
               <w:bottom w:w="40" w:type="dxa"/>
               <w:right w:w="60" w:type="dxa"/>
             </w:tcMar>
-          </w:tcPr>
-          <w:p>
-            <w:pPr>
-              <w:keepNext/>
-              <w:spacing w:after="0"/>
-              <w:jc w:val="left"/>
-            </w:pPr>
-            <w:r>
-              <w:rPr>
-                <w:rFonts w:ascii="Trade Gothic Next" w:hAnsi="Trade Gothic Next"/>
-                <w:b/>
-                <w:color w:val="14161B"/>
-                <w:sz w:val="18"/>
-                <w:u w:val="none"/>
-              </w:rPr>
-              <w:t>Electron configuration</w:t>
-            </w:r>
-          </w:p>
-        </w:tc>
-        <w:tc>
-          <w:tcPr>
-            <w:tcW w:type="dxa" w:w="7632"/>
-            <w:vAlign w:val="center"/>
-            <w:tcMar>
-              <w:top w:w="40" w:type="dxa"/>
-              <w:left w:w="60" w:type="dxa"/>
-              <w:bottom w:w="40" w:type="dxa"/>
-              <w:right w:w="60" w:type="dxa"/>
-            </w:tcMar>
-            <w:tcBorders>
-              <w:bottom w:val="single" w:sz="4" w:color="C8CDC2"/>
-            </w:tcBorders>
-          </w:tcPr>
-          <w:p>
-            <w:pPr>
-              <w:spacing w:after="0"/>
-              <w:jc w:val="left"/>
-            </w:pPr>
-            <w:r>
-              <w:rPr>
-                <w:rFonts w:ascii="Patrick Hand" w:hAnsi="Patrick Hand"/>
-                <w:color w:val="4A2466"/>
-                <w:sz w:val="24"/>
-                <w:bdr w:val="single" w:sz="8" w:space="1" w:color="9F1D2C"/>
-              </w:rPr>
-              <w:t>1</w:t>
-            </w:r>
-            <w:r>
-              <w:rPr>
-                <w:rFonts w:ascii="ShullHand" w:hAnsi="ShullHand"/>
-                <w:color w:val="4A2466"/>
-                <w:sz w:val="24"/>
-                <w:bdr w:val="single" w:sz="8" w:space="1" w:color="9F1D2C"/>
-              </w:rPr>
-              <w:t>s</w:t>
-            </w:r>
-            <w:r>
-              <w:rPr>
-                <w:rFonts w:ascii="Patrick Hand" w:hAnsi="Patrick Hand"/>
-                <w:color w:val="4A2466"/>
-                <w:sz w:val="24"/>
-                <w:vertAlign w:val="superscript"/>
-                <w:bdr w:val="single" w:sz="8" w:space="1" w:color="9F1D2C"/>
-              </w:rPr>
-              <w:t>2</w:t>
-            </w:r>
-            <w:r>
-              <w:rPr>
-                <w:rFonts w:ascii="ShullHand" w:hAnsi="ShullHand"/>
-                <w:color w:val="4A2466"/>
-                <w:sz w:val="24"/>
-                <w:bdr w:val="single" w:sz="8" w:space="1" w:color="9F1D2C"/>
-              </w:rPr>
-              <w:t xml:space="preserve"> </w:t>
-            </w:r>
-            <w:r>
-              <w:rPr>
-                <w:rFonts w:ascii="Patrick Hand" w:hAnsi="Patrick Hand"/>
-                <w:color w:val="4A2466"/>
-                <w:sz w:val="24"/>
-                <w:bdr w:val="single" w:sz="8" w:space="1" w:color="9F1D2C"/>
-              </w:rPr>
-              <w:t>2</w:t>
-            </w:r>
-            <w:r>
-              <w:rPr>
-                <w:rFonts w:ascii="ShullHand" w:hAnsi="ShullHand"/>
-                <w:color w:val="4A2466"/>
-                <w:sz w:val="24"/>
-                <w:bdr w:val="single" w:sz="8" w:space="1" w:color="9F1D2C"/>
-              </w:rPr>
-              <w:t>s</w:t>
-            </w:r>
-            <w:r>
-              <w:rPr>
-                <w:rFonts w:ascii="Patrick Hand" w:hAnsi="Patrick Hand"/>
-                <w:color w:val="4A2466"/>
-                <w:sz w:val="24"/>
-                <w:vertAlign w:val="superscript"/>
-                <w:bdr w:val="single" w:sz="8" w:space="1" w:color="9F1D2C"/>
-              </w:rPr>
-              <w:t>2</w:t>
-            </w:r>
-            <w:r>
-              <w:rPr>
-                <w:rFonts w:ascii="ShullHand" w:hAnsi="ShullHand"/>
-                <w:color w:val="4A2466"/>
-                <w:sz w:val="24"/>
-                <w:bdr w:val="single" w:sz="8" w:space="1" w:color="9F1D2C"/>
-              </w:rPr>
-              <w:t xml:space="preserve"> </w:t>
-            </w:r>
-            <w:r>
-              <w:rPr>
-                <w:rFonts w:ascii="Patrick Hand" w:hAnsi="Patrick Hand"/>
-                <w:color w:val="4A2466"/>
-                <w:sz w:val="24"/>
-                <w:bdr w:val="single" w:sz="8" w:space="1" w:color="9F1D2C"/>
-              </w:rPr>
-              <w:t>2</w:t>
-            </w:r>
-            <w:r>
-              <w:rPr>
-                <w:rFonts w:ascii="ShullHand" w:hAnsi="ShullHand"/>
-                <w:color w:val="4A2466"/>
-                <w:sz w:val="24"/>
-                <w:bdr w:val="single" w:sz="8" w:space="1" w:color="9F1D2C"/>
-              </w:rPr>
-              <w:t>p</w:t>
-            </w:r>
-            <w:r>
-              <w:rPr>
-                <w:rFonts w:ascii="Patrick Hand" w:hAnsi="Patrick Hand"/>
-                <w:color w:val="4A2466"/>
-                <w:sz w:val="24"/>
-                <w:vertAlign w:val="superscript"/>
-                <w:bdr w:val="single" w:sz="8" w:space="1" w:color="9F1D2C"/>
-              </w:rPr>
-              <w:t>6</w:t>
-            </w:r>
-            <w:r>
-              <w:rPr>
-                <w:rFonts w:ascii="ShullHand" w:hAnsi="ShullHand"/>
-                <w:color w:val="4A2466"/>
-                <w:sz w:val="24"/>
-                <w:bdr w:val="single" w:sz="8" w:space="1" w:color="9F1D2C"/>
-              </w:rPr>
-              <w:t xml:space="preserve"> </w:t>
-            </w:r>
-            <w:r>
-              <w:rPr>
-                <w:rFonts w:ascii="Patrick Hand" w:hAnsi="Patrick Hand"/>
-                <w:color w:val="4A2466"/>
-                <w:sz w:val="24"/>
-                <w:bdr w:val="single" w:sz="8" w:space="1" w:color="9F1D2C"/>
-              </w:rPr>
-              <w:t>3</w:t>
-            </w:r>
-            <w:r>
-              <w:rPr>
-                <w:rFonts w:ascii="ShullHand" w:hAnsi="ShullHand"/>
-                <w:color w:val="4A2466"/>
-                <w:sz w:val="24"/>
-                <w:bdr w:val="single" w:sz="8" w:space="1" w:color="9F1D2C"/>
-              </w:rPr>
-              <w:t>s</w:t>
-            </w:r>
-            <w:r>
-              <w:rPr>
-                <w:rFonts w:ascii="Patrick Hand" w:hAnsi="Patrick Hand"/>
-                <w:color w:val="4A2466"/>
-                <w:sz w:val="24"/>
-                <w:vertAlign w:val="superscript"/>
-                <w:bdr w:val="single" w:sz="8" w:space="1" w:color="9F1D2C"/>
-              </w:rPr>
-              <w:t>2</w:t>
-            </w:r>
-            <w:r>
-              <w:rPr>
-                <w:rFonts w:ascii="ShullHand" w:hAnsi="ShullHand"/>
-                <w:color w:val="4A2466"/>
-                <w:sz w:val="24"/>
-                <w:bdr w:val="single" w:sz="8" w:space="1" w:color="9F1D2C"/>
-              </w:rPr>
-              <w:t xml:space="preserve"> </w:t>
-            </w:r>
-            <w:r>
-              <w:rPr>
-                <w:rFonts w:ascii="Patrick Hand" w:hAnsi="Patrick Hand"/>
-                <w:color w:val="4A2466"/>
-                <w:sz w:val="24"/>
-                <w:bdr w:val="single" w:sz="8" w:space="1" w:color="9F1D2C"/>
-              </w:rPr>
-              <w:t>3</w:t>
-            </w:r>
-            <w:r>
-              <w:rPr>
-                <w:rFonts w:ascii="ShullHand" w:hAnsi="ShullHand"/>
-                <w:color w:val="4A2466"/>
-                <w:sz w:val="24"/>
-                <w:bdr w:val="single" w:sz="8" w:space="1" w:color="9F1D2C"/>
-              </w:rPr>
-              <w:t>p</w:t>
-            </w:r>
-            <w:r>
-              <w:rPr>
-                <w:rFonts w:ascii="Patrick Hand" w:hAnsi="Patrick Hand"/>
-                <w:color w:val="4A2466"/>
-                <w:sz w:val="24"/>
-                <w:vertAlign w:val="superscript"/>
-                <w:bdr w:val="single" w:sz="8" w:space="1" w:color="9F1D2C"/>
-              </w:rPr>
-              <w:t>4</w:t>
-            </w:r>
-          </w:p>
-        </w:tc>
-      </w:tr>
-      <w:tr>
-        <w:trPr>
-          <w:cantSplit/>
-          <w:cantSplit/>
-          <w:trHeight w:val="1224" w:hRule="atLeast"/>
-        </w:trPr>
-        <w:tc>
-          <w:tcPr>
-            <w:tcW w:type="dxa" w:w="648"/>
-            <w:vMerge/>
-          </w:tcPr>
-          <w:p/>
-        </w:tc>
-        <w:tc>
-          <w:tcPr>
-            <w:tcW w:type="dxa" w:w="2520"/>
-            <w:vAlign w:val="center"/>
-            <w:tcMar>
-              <w:top w:w="40" w:type="dxa"/>
-              <w:left w:w="60" w:type="dxa"/>
-              <w:bottom w:w="40" w:type="dxa"/>
-              <w:right w:w="60" w:type="dxa"/>
-            </w:tcMar>
-          </w:tcPr>
-          <w:p>
-            <w:pPr>
-              <w:keepNext w:val="0"/>
-              <w:spacing w:after="0"/>
-              <w:jc w:val="left"/>
-            </w:pPr>
-            <w:r>
-              <w:rPr>
-                <w:rFonts w:ascii="Trade Gothic Next" w:hAnsi="Trade Gothic Next"/>
-                <w:b/>
-                <w:color w:val="14161B"/>
-                <w:sz w:val="18"/>
-                <w:u w:val="none"/>
-              </w:rPr>
-              <w:t>Orbital diagram</w:t>
-            </w:r>
-          </w:p>
-        </w:tc>
-        <w:tc>
-          <w:tcPr>
-            <w:tcW w:type="dxa" w:w="7632"/>
-            <w:vAlign w:val="center"/>
-            <w:tcMar>
-              <w:top w:w="40" w:type="dxa"/>
-              <w:left w:w="60" w:type="dxa"/>
-              <w:bottom w:w="40" w:type="dxa"/>
-              <w:right w:w="60" w:type="dxa"/>
-            </w:tcMar>
-            <w:tcBorders>
-              <w:top w:val="single" w:sz="4" w:color="C8CDC2"/>
-              <w:left w:val="single" w:sz="4" w:color="C8CDC2"/>
-              <w:bottom w:val="single" w:sz="4" w:color="C8CDC2"/>
-              <w:right w:val="single" w:sz="4" w:color="C8CDC2"/>
-            </w:tcBorders>
           </w:tcPr>
           <w:p>
             <w:pPr>
@@ -3742,41 +1764,33 @@
               <w:tblLayout w:type="fixed"/>
             </w:tblPr>
             <w:tblGrid>
-              <w:gridCol w:w="317"/>
-              <w:gridCol w:w="274"/>
-              <w:gridCol w:w="317"/>
-              <w:gridCol w:w="274"/>
-              <w:gridCol w:w="317"/>
-              <w:gridCol w:w="274"/>
-              <w:gridCol w:w="274"/>
-              <w:gridCol w:w="274"/>
-              <w:gridCol w:w="317"/>
-              <w:gridCol w:w="274"/>
-              <w:gridCol w:w="317"/>
-              <w:gridCol w:w="274"/>
-              <w:gridCol w:w="274"/>
-              <w:gridCol w:w="274"/>
+              <w:gridCol w:w="1238"/>
             </w:tblGrid>
             <w:tr>
               <w:trPr>
                 <w:cantSplit/>
-                <w:trHeight w:val="432" w:hRule="atLeast"/>
+                <w:trHeight w:val="1238" w:hRule="atLeast"/>
               </w:trPr>
               <w:tc>
                 <w:tcPr>
-                  <w:tcW w:type="dxa" w:w="317"/>
+                  <w:tcW w:type="dxa" w:w="1238"/>
+                  <w:tcBorders>
+                    <w:top w:val="single" w:sz="12" w:color="A3E635"/>
+                    <w:left w:val="single" w:sz="12" w:color="A3E635"/>
+                    <w:bottom w:val="single" w:sz="12" w:color="A3E635"/>
+                    <w:right w:val="single" w:sz="12" w:color="A3E635"/>
+                  </w:tcBorders>
+                  <w:tcMar>
+                    <w:top w:w="20" w:type="dxa"/>
+                    <w:left w:w="50" w:type="dxa"/>
+                    <w:bottom w:w="20" w:type="dxa"/>
+                    <w:right w:w="40" w:type="dxa"/>
+                  </w:tcMar>
                   <w:vAlign w:val="center"/>
-                  <w:tcMar>
-                    <w:top w:w="0" w:type="dxa"/>
-                    <w:left w:w="0" w:type="dxa"/>
-                    <w:bottom w:w="0" w:type="dxa"/>
-                    <w:right w:w="10" w:type="dxa"/>
-                  </w:tcMar>
                 </w:tcPr>
                 <w:p>
                   <w:pPr>
                     <w:spacing w:after="0"/>
-                    <w:jc w:val="right"/>
                   </w:pPr>
                   <w:r>
                     <w:rPr>
@@ -3786,27 +1800,9 @@
                       <w:sz w:val="16"/>
                       <w:u w:val="none"/>
                     </w:rPr>
-                    <w:t>1s</w:t>
+                    <w:t>35</w:t>
                   </w:r>
                 </w:p>
-              </w:tc>
-              <w:tc>
-                <w:tcPr>
-                  <w:tcW w:type="dxa" w:w="274"/>
-                  <w:tcBorders>
-                    <w:top w:val="single" w:sz="6" w:color="5A6068"/>
-                    <w:left w:val="single" w:sz="6" w:color="5A6068"/>
-                    <w:bottom w:val="single" w:sz="6" w:color="5A6068"/>
-                    <w:right w:val="single" w:sz="6" w:color="5A6068"/>
-                  </w:tcBorders>
-                  <w:vAlign w:val="center"/>
-                  <w:tcMar>
-                    <w:top w:w="0" w:type="dxa"/>
-                    <w:left w:w="0" w:type="dxa"/>
-                    <w:bottom w:w="0" w:type="dxa"/>
-                    <w:right w:w="0" w:type="dxa"/>
-                  </w:tcMar>
-                </w:tcPr>
                 <w:p>
                   <w:pPr>
                     <w:spacing w:after="0"/>
@@ -3816,59 +1812,13 @@
                     <w:rPr>
                       <w:rFonts w:ascii="Trade Gothic Next" w:hAnsi="Trade Gothic Next"/>
                       <w:b/>
-                      <w:color w:val="4A2466"/>
-                      <w:sz w:val="20"/>
+                      <w:color w:val="14161B"/>
+                      <w:sz w:val="40"/>
                       <w:u w:val="none"/>
                     </w:rPr>
-                    <w:t>↑↓</w:t>
+                    <w:t>Br</w:t>
                   </w:r>
                 </w:p>
-              </w:tc>
-              <w:tc>
-                <w:tcPr>
-                  <w:tcW w:type="dxa" w:w="317"/>
-                  <w:vAlign w:val="center"/>
-                  <w:tcMar>
-                    <w:top w:w="0" w:type="dxa"/>
-                    <w:left w:w="0" w:type="dxa"/>
-                    <w:bottom w:w="0" w:type="dxa"/>
-                    <w:right w:w="10" w:type="dxa"/>
-                  </w:tcMar>
-                </w:tcPr>
-                <w:p>
-                  <w:pPr>
-                    <w:spacing w:after="0"/>
-                    <w:jc w:val="right"/>
-                  </w:pPr>
-                  <w:r>
-                    <w:rPr>
-                      <w:rFonts w:ascii="Trade Gothic Next" w:hAnsi="Trade Gothic Next"/>
-                      <w:b/>
-                      <w:color w:val="55604F"/>
-                      <w:sz w:val="16"/>
-                      <w:u w:val="none"/>
-                    </w:rPr>
-                    <w:t>2s</w:t>
-                  </w:r>
-                </w:p>
-              </w:tc>
-              <w:tc>
-                <w:tcPr>
-                  <w:tcW w:type="dxa" w:w="274"/>
-                  <w:tcBorders>
-                    <w:top w:val="single" w:sz="6" w:color="5A6068"/>
-                    <w:left w:val="single" w:sz="6" w:color="5A6068"/>
-                    <w:bottom w:val="single" w:sz="6" w:color="5A6068"/>
-                    <w:right w:val="single" w:sz="6" w:color="5A6068"/>
-                  </w:tcBorders>
-                  <w:vAlign w:val="center"/>
-                  <w:tcMar>
-                    <w:top w:w="0" w:type="dxa"/>
-                    <w:left w:w="0" w:type="dxa"/>
-                    <w:bottom w:w="0" w:type="dxa"/>
-                    <w:right w:w="0" w:type="dxa"/>
-                  </w:tcMar>
-                </w:tcPr>
                 <w:p>
                   <w:pPr>
                     <w:spacing w:after="0"/>
@@ -3877,334 +1827,12 @@
                   <w:r>
                     <w:rPr>
                       <w:rFonts w:ascii="Trade Gothic Next" w:hAnsi="Trade Gothic Next"/>
-                      <w:b/>
-                      <w:color w:val="4A2466"/>
-                      <w:sz w:val="20"/>
-                      <w:u w:val="none"/>
-                    </w:rPr>
-                    <w:t>↑↓</w:t>
-                  </w:r>
-                </w:p>
-              </w:tc>
-              <w:tc>
-                <w:tcPr>
-                  <w:tcW w:type="dxa" w:w="317"/>
-                  <w:vAlign w:val="center"/>
-                  <w:tcMar>
-                    <w:top w:w="0" w:type="dxa"/>
-                    <w:left w:w="0" w:type="dxa"/>
-                    <w:bottom w:w="0" w:type="dxa"/>
-                    <w:right w:w="10" w:type="dxa"/>
-                  </w:tcMar>
-                </w:tcPr>
-                <w:p>
-                  <w:pPr>
-                    <w:spacing w:after="0"/>
-                    <w:jc w:val="right"/>
-                  </w:pPr>
-                  <w:r>
-                    <w:rPr>
-                      <w:rFonts w:ascii="Trade Gothic Next" w:hAnsi="Trade Gothic Next"/>
-                      <w:b/>
+                      <w:b w:val="0"/>
                       <w:color w:val="55604F"/>
                       <w:sz w:val="16"/>
                       <w:u w:val="none"/>
                     </w:rPr>
-                    <w:t>2p</w:t>
-                  </w:r>
-                </w:p>
-              </w:tc>
-              <w:tc>
-                <w:tcPr>
-                  <w:tcW w:type="dxa" w:w="274"/>
-                  <w:tcBorders>
-                    <w:top w:val="single" w:sz="6" w:color="5A6068"/>
-                    <w:left w:val="single" w:sz="6" w:color="5A6068"/>
-                    <w:bottom w:val="single" w:sz="6" w:color="5A6068"/>
-                    <w:right w:val="single" w:sz="6" w:color="5A6068"/>
-                  </w:tcBorders>
-                  <w:vAlign w:val="center"/>
-                  <w:tcMar>
-                    <w:top w:w="0" w:type="dxa"/>
-                    <w:left w:w="0" w:type="dxa"/>
-                    <w:bottom w:w="0" w:type="dxa"/>
-                    <w:right w:w="0" w:type="dxa"/>
-                  </w:tcMar>
-                </w:tcPr>
-                <w:p>
-                  <w:pPr>
-                    <w:spacing w:after="0"/>
-                    <w:jc w:val="center"/>
-                  </w:pPr>
-                  <w:r>
-                    <w:rPr>
-                      <w:rFonts w:ascii="Trade Gothic Next" w:hAnsi="Trade Gothic Next"/>
-                      <w:b/>
-                      <w:color w:val="4A2466"/>
-                      <w:sz w:val="20"/>
-                      <w:u w:val="none"/>
-                    </w:rPr>
-                    <w:t>↑↓</w:t>
-                  </w:r>
-                </w:p>
-              </w:tc>
-              <w:tc>
-                <w:tcPr>
-                  <w:tcW w:type="dxa" w:w="274"/>
-                  <w:tcBorders>
-                    <w:top w:val="single" w:sz="6" w:color="5A6068"/>
-                    <w:left w:val="single" w:sz="6" w:color="5A6068"/>
-                    <w:bottom w:val="single" w:sz="6" w:color="5A6068"/>
-                    <w:right w:val="single" w:sz="6" w:color="5A6068"/>
-                  </w:tcBorders>
-                  <w:vAlign w:val="center"/>
-                  <w:tcMar>
-                    <w:top w:w="0" w:type="dxa"/>
-                    <w:left w:w="0" w:type="dxa"/>
-                    <w:bottom w:w="0" w:type="dxa"/>
-                    <w:right w:w="0" w:type="dxa"/>
-                  </w:tcMar>
-                </w:tcPr>
-                <w:p>
-                  <w:pPr>
-                    <w:spacing w:after="0"/>
-                    <w:jc w:val="center"/>
-                  </w:pPr>
-                  <w:r>
-                    <w:rPr>
-                      <w:rFonts w:ascii="Trade Gothic Next" w:hAnsi="Trade Gothic Next"/>
-                      <w:b/>
-                      <w:color w:val="4A2466"/>
-                      <w:sz w:val="20"/>
-                      <w:u w:val="none"/>
-                    </w:rPr>
-                    <w:t>↑↓</w:t>
-                  </w:r>
-                </w:p>
-              </w:tc>
-              <w:tc>
-                <w:tcPr>
-                  <w:tcW w:type="dxa" w:w="274"/>
-                  <w:tcBorders>
-                    <w:top w:val="single" w:sz="6" w:color="5A6068"/>
-                    <w:left w:val="single" w:sz="6" w:color="5A6068"/>
-                    <w:bottom w:val="single" w:sz="6" w:color="5A6068"/>
-                    <w:right w:val="single" w:sz="6" w:color="5A6068"/>
-                  </w:tcBorders>
-                  <w:vAlign w:val="center"/>
-                  <w:tcMar>
-                    <w:top w:w="0" w:type="dxa"/>
-                    <w:left w:w="0" w:type="dxa"/>
-                    <w:bottom w:w="0" w:type="dxa"/>
-                    <w:right w:w="0" w:type="dxa"/>
-                  </w:tcMar>
-                </w:tcPr>
-                <w:p>
-                  <w:pPr>
-                    <w:spacing w:after="0"/>
-                    <w:jc w:val="center"/>
-                  </w:pPr>
-                  <w:r>
-                    <w:rPr>
-                      <w:rFonts w:ascii="Trade Gothic Next" w:hAnsi="Trade Gothic Next"/>
-                      <w:b/>
-                      <w:color w:val="4A2466"/>
-                      <w:sz w:val="20"/>
-                      <w:u w:val="none"/>
-                    </w:rPr>
-                    <w:t>↑↓</w:t>
-                  </w:r>
-                </w:p>
-              </w:tc>
-              <w:tc>
-                <w:tcPr>
-                  <w:tcW w:type="dxa" w:w="317"/>
-                  <w:vAlign w:val="center"/>
-                  <w:tcMar>
-                    <w:top w:w="0" w:type="dxa"/>
-                    <w:left w:w="0" w:type="dxa"/>
-                    <w:bottom w:w="0" w:type="dxa"/>
-                    <w:right w:w="10" w:type="dxa"/>
-                  </w:tcMar>
-                </w:tcPr>
-                <w:p>
-                  <w:pPr>
-                    <w:spacing w:after="0"/>
-                    <w:jc w:val="right"/>
-                  </w:pPr>
-                  <w:r>
-                    <w:rPr>
-                      <w:rFonts w:ascii="Trade Gothic Next" w:hAnsi="Trade Gothic Next"/>
-                      <w:b/>
-                      <w:color w:val="55604F"/>
-                      <w:sz w:val="16"/>
-                      <w:u w:val="none"/>
-                    </w:rPr>
-                    <w:t>3s</w:t>
-                  </w:r>
-                </w:p>
-              </w:tc>
-              <w:tc>
-                <w:tcPr>
-                  <w:tcW w:type="dxa" w:w="274"/>
-                  <w:tcBorders>
-                    <w:top w:val="single" w:sz="6" w:color="5A6068"/>
-                    <w:left w:val="single" w:sz="6" w:color="5A6068"/>
-                    <w:bottom w:val="single" w:sz="6" w:color="5A6068"/>
-                    <w:right w:val="single" w:sz="6" w:color="5A6068"/>
-                  </w:tcBorders>
-                  <w:vAlign w:val="center"/>
-                  <w:tcMar>
-                    <w:top w:w="0" w:type="dxa"/>
-                    <w:left w:w="0" w:type="dxa"/>
-                    <w:bottom w:w="0" w:type="dxa"/>
-                    <w:right w:w="0" w:type="dxa"/>
-                  </w:tcMar>
-                </w:tcPr>
-                <w:p>
-                  <w:pPr>
-                    <w:spacing w:after="0"/>
-                    <w:jc w:val="center"/>
-                  </w:pPr>
-                  <w:r>
-                    <w:rPr>
-                      <w:rFonts w:ascii="Trade Gothic Next" w:hAnsi="Trade Gothic Next"/>
-                      <w:b/>
-                      <w:color w:val="4A2466"/>
-                      <w:sz w:val="20"/>
-                      <w:u w:val="none"/>
-                    </w:rPr>
-                    <w:t>↑↓</w:t>
-                  </w:r>
-                </w:p>
-              </w:tc>
-              <w:tc>
-                <w:tcPr>
-                  <w:tcW w:type="dxa" w:w="317"/>
-                  <w:vAlign w:val="center"/>
-                  <w:tcMar>
-                    <w:top w:w="0" w:type="dxa"/>
-                    <w:left w:w="0" w:type="dxa"/>
-                    <w:bottom w:w="0" w:type="dxa"/>
-                    <w:right w:w="10" w:type="dxa"/>
-                  </w:tcMar>
-                </w:tcPr>
-                <w:p>
-                  <w:pPr>
-                    <w:spacing w:after="0"/>
-                    <w:jc w:val="right"/>
-                  </w:pPr>
-                  <w:r>
-                    <w:rPr>
-                      <w:rFonts w:ascii="Trade Gothic Next" w:hAnsi="Trade Gothic Next"/>
-                      <w:b/>
-                      <w:color w:val="55604F"/>
-                      <w:sz w:val="16"/>
-                      <w:u w:val="none"/>
-                    </w:rPr>
-                    <w:t>3p</w:t>
-                  </w:r>
-                </w:p>
-              </w:tc>
-              <w:tc>
-                <w:tcPr>
-                  <w:tcW w:type="dxa" w:w="274"/>
-                  <w:tcBorders>
-                    <w:top w:val="single" w:sz="6" w:color="5A6068"/>
-                    <w:left w:val="single" w:sz="6" w:color="5A6068"/>
-                    <w:bottom w:val="single" w:sz="6" w:color="5A6068"/>
-                    <w:right w:val="single" w:sz="6" w:color="5A6068"/>
-                  </w:tcBorders>
-                  <w:vAlign w:val="center"/>
-                  <w:tcMar>
-                    <w:top w:w="0" w:type="dxa"/>
-                    <w:left w:w="0" w:type="dxa"/>
-                    <w:bottom w:w="0" w:type="dxa"/>
-                    <w:right w:w="0" w:type="dxa"/>
-                  </w:tcMar>
-                </w:tcPr>
-                <w:p>
-                  <w:pPr>
-                    <w:spacing w:after="0"/>
-                    <w:jc w:val="center"/>
-                  </w:pPr>
-                  <w:r>
-                    <w:rPr>
-                      <w:rFonts w:ascii="Trade Gothic Next" w:hAnsi="Trade Gothic Next"/>
-                      <w:b/>
-                      <w:color w:val="4A2466"/>
-                      <w:sz w:val="20"/>
-                      <w:u w:val="none"/>
-                    </w:rPr>
-                    <w:t>↑↓</w:t>
-                  </w:r>
-                </w:p>
-              </w:tc>
-              <w:tc>
-                <w:tcPr>
-                  <w:tcW w:type="dxa" w:w="274"/>
-                  <w:tcBorders>
-                    <w:top w:val="single" w:sz="6" w:color="5A6068"/>
-                    <w:left w:val="single" w:sz="6" w:color="5A6068"/>
-                    <w:bottom w:val="single" w:sz="6" w:color="5A6068"/>
-                    <w:right w:val="single" w:sz="6" w:color="5A6068"/>
-                  </w:tcBorders>
-                  <w:vAlign w:val="center"/>
-                  <w:tcMar>
-                    <w:top w:w="0" w:type="dxa"/>
-                    <w:left w:w="0" w:type="dxa"/>
-                    <w:bottom w:w="0" w:type="dxa"/>
-                    <w:right w:w="0" w:type="dxa"/>
-                  </w:tcMar>
-                </w:tcPr>
-                <w:p>
-                  <w:pPr>
-                    <w:spacing w:after="0"/>
-                    <w:jc w:val="center"/>
-                  </w:pPr>
-                  <w:r>
-                    <w:rPr>
-                      <w:rFonts w:ascii="Trade Gothic Next" w:hAnsi="Trade Gothic Next"/>
-                      <w:b/>
-                      <w:color w:val="4A2466"/>
-                      <w:sz w:val="20"/>
-                      <w:u w:val="none"/>
-                    </w:rPr>
-                    <w:t>↑</w:t>
-                  </w:r>
-                </w:p>
-              </w:tc>
-              <w:tc>
-                <w:tcPr>
-                  <w:tcW w:type="dxa" w:w="274"/>
-                  <w:tcBorders>
-                    <w:top w:val="single" w:sz="6" w:color="5A6068"/>
-                    <w:left w:val="single" w:sz="6" w:color="5A6068"/>
-                    <w:bottom w:val="single" w:sz="6" w:color="5A6068"/>
-                    <w:right w:val="single" w:sz="6" w:color="5A6068"/>
-                  </w:tcBorders>
-                  <w:vAlign w:val="center"/>
-                  <w:tcMar>
-                    <w:top w:w="0" w:type="dxa"/>
-                    <w:left w:w="0" w:type="dxa"/>
-                    <w:bottom w:w="0" w:type="dxa"/>
-                    <w:right w:w="0" w:type="dxa"/>
-                  </w:tcMar>
-                </w:tcPr>
-                <w:p>
-                  <w:pPr>
-                    <w:spacing w:after="0"/>
-                    <w:jc w:val="center"/>
-                  </w:pPr>
-                  <w:r>
-                    <w:rPr>
-                      <w:rFonts w:ascii="Trade Gothic Next" w:hAnsi="Trade Gothic Next"/>
-                      <w:b/>
-                      <w:color w:val="4A2466"/>
-                      <w:sz w:val="20"/>
-                      <w:u w:val="none"/>
-                    </w:rPr>
-                    <w:t>↑</w:t>
+                    <w:t>Bromine</w:t>
                   </w:r>
                 </w:p>
               </w:tc>
@@ -4215,41 +1843,1219 @@
               <w:spacing w:before="0" w:after="0" w:line="20" w:lineRule="exact"/>
             </w:pPr>
           </w:p>
+        </w:tc>
+        <w:tc>
+          <w:tcPr>
+            <w:tcW w:type="dxa" w:w="8640"/>
+            <w:vAlign w:val="center"/>
+            <w:tcMar>
+              <w:top w:w="10" w:type="dxa"/>
+              <w:left w:w="60" w:type="dxa"/>
+              <w:bottom w:w="10" w:type="dxa"/>
+              <w:right w:w="60" w:type="dxa"/>
+            </w:tcMar>
+          </w:tcPr>
           <w:p>
             <w:pPr>
               <w:spacing w:after="0"/>
+              <w:jc w:val="left"/>
+              <w:spacing w:before="0" w:after="0" w:line="20" w:lineRule="exact"/>
             </w:pPr>
-            <w:r>
-              <w:rPr>
-                <w:rFonts w:ascii="ShullHand" w:hAnsi="ShullHand"/>
-                <w:color w:val="16609A"/>
-                <w:sz w:val="20"/>
-              </w:rPr>
-              <w:t xml:space="preserve">→ one arrow in each box before pairing, </w:t>
-            </w:r>
-            <w:r>
-              <w:rPr>
-                <w:rFonts w:ascii="Patrick Hand" w:hAnsi="Patrick Hand"/>
-                <w:color w:val="16609A"/>
-                <w:sz w:val="20"/>
-              </w:rPr>
-              <w:t>2</w:t>
-            </w:r>
-            <w:r>
-              <w:rPr>
-                <w:rFonts w:ascii="ShullHand" w:hAnsi="ShullHand"/>
-                <w:color w:val="16609A"/>
-                <w:sz w:val="20"/>
-              </w:rPr>
-              <w:t xml:space="preserve"> unpaired</w:t>
-            </w:r>
+          </w:p>
+          <w:tbl>
+            <w:tblPr>
+              <w:tblW w:type="auto" w:w="0"/>
+              <w:tblLayout w:type="fixed"/>
+              <w:tblLook w:firstColumn="1" w:firstRow="1" w:lastColumn="0" w:lastRow="0" w:noHBand="0" w:noVBand="1" w:val="04A0"/>
+              <w:tblLayout w:type="fixed"/>
+            </w:tblPr>
+            <w:tblGrid>
+              <w:gridCol w:w="2232"/>
+              <w:gridCol w:w="6264"/>
+            </w:tblGrid>
+            <w:tr>
+              <w:trPr>
+                <w:cantSplit/>
+                <w:trHeight w:val="518" w:hRule="atLeast"/>
+              </w:trPr>
+              <w:tc>
+                <w:tcPr>
+                  <w:tcW w:type="dxa" w:w="2232"/>
+                  <w:vAlign w:val="bottom"/>
+                  <w:tcMar>
+                    <w:top w:w="0" w:type="dxa"/>
+                    <w:left w:w="0" w:type="dxa"/>
+                    <w:bottom w:w="10" w:type="dxa"/>
+                    <w:right w:w="0" w:type="dxa"/>
+                  </w:tcMar>
+                </w:tcPr>
+                <w:p>
+                  <w:pPr>
+                    <w:spacing w:after="0"/>
+                  </w:pPr>
+                  <w:r>
+                    <w:rPr>
+                      <w:rFonts w:ascii="Trade Gothic Next" w:hAnsi="Trade Gothic Next"/>
+                      <w:b/>
+                      <w:color w:val="14161B"/>
+                      <w:sz w:val="18"/>
+                      <w:u w:val="none"/>
+                    </w:rPr>
+                    <w:t>Electron configuration</w:t>
+                  </w:r>
+                </w:p>
+              </w:tc>
+              <w:tc>
+                <w:tcPr>
+                  <w:tcW w:type="dxa" w:w="6264"/>
+                  <w:vAlign w:val="bottom"/>
+                  <w:tcMar>
+                    <w:top w:w="0" w:type="dxa"/>
+                    <w:left w:w="0" w:type="dxa"/>
+                    <w:bottom w:w="10" w:type="dxa"/>
+                    <w:right w:w="0" w:type="dxa"/>
+                  </w:tcMar>
+                  <w:tcBorders>
+                    <w:bottom w:val="single" w:sz="6" w:color="C8CDC2"/>
+                  </w:tcBorders>
+                </w:tcPr>
+                <w:p>
+                  <w:pPr>
+                    <w:spacing w:after="0"/>
+                  </w:pPr>
+                  <w:r>
+                    <w:rPr>
+                      <w:rFonts w:ascii="Patrick Hand" w:hAnsi="Patrick Hand"/>
+                      <w:color w:val="4A2466"/>
+                      <w:sz w:val="24"/>
+                      <w:bdr w:val="single" w:sz="8" w:space="1" w:color="9F1D2C"/>
+                    </w:rPr>
+                    <w:t>1s</w:t>
+                  </w:r>
+                  <w:r>
+                    <w:rPr>
+                      <w:rFonts w:ascii="Patrick Hand" w:hAnsi="Patrick Hand"/>
+                      <w:color w:val="4A2466"/>
+                      <w:sz w:val="24"/>
+                      <w:vertAlign w:val="superscript"/>
+                      <w:bdr w:val="single" w:sz="8" w:space="1" w:color="9F1D2C"/>
+                    </w:rPr>
+                    <w:t>2</w:t>
+                  </w:r>
+                  <w:r>
+                    <w:rPr>
+                      <w:rFonts w:ascii="Patrick Hand" w:hAnsi="Patrick Hand"/>
+                      <w:color w:val="4A2466"/>
+                      <w:sz w:val="24"/>
+                      <w:bdr w:val="single" w:sz="8" w:space="1" w:color="9F1D2C"/>
+                    </w:rPr>
+                    <w:t xml:space="preserve"> </w:t>
+                  </w:r>
+                  <w:r>
+                    <w:rPr>
+                      <w:rFonts w:ascii="Patrick Hand" w:hAnsi="Patrick Hand"/>
+                      <w:color w:val="4A2466"/>
+                      <w:sz w:val="24"/>
+                      <w:bdr w:val="single" w:sz="8" w:space="1" w:color="9F1D2C"/>
+                    </w:rPr>
+                    <w:t>2s</w:t>
+                  </w:r>
+                  <w:r>
+                    <w:rPr>
+                      <w:rFonts w:ascii="Patrick Hand" w:hAnsi="Patrick Hand"/>
+                      <w:color w:val="4A2466"/>
+                      <w:sz w:val="24"/>
+                      <w:vertAlign w:val="superscript"/>
+                      <w:bdr w:val="single" w:sz="8" w:space="1" w:color="9F1D2C"/>
+                    </w:rPr>
+                    <w:t>2</w:t>
+                  </w:r>
+                  <w:r>
+                    <w:rPr>
+                      <w:rFonts w:ascii="Patrick Hand" w:hAnsi="Patrick Hand"/>
+                      <w:color w:val="4A2466"/>
+                      <w:sz w:val="24"/>
+                      <w:bdr w:val="single" w:sz="8" w:space="1" w:color="9F1D2C"/>
+                    </w:rPr>
+                    <w:t xml:space="preserve"> </w:t>
+                  </w:r>
+                  <w:r>
+                    <w:rPr>
+                      <w:rFonts w:ascii="Patrick Hand" w:hAnsi="Patrick Hand"/>
+                      <w:color w:val="4A2466"/>
+                      <w:sz w:val="24"/>
+                      <w:bdr w:val="single" w:sz="8" w:space="1" w:color="9F1D2C"/>
+                    </w:rPr>
+                    <w:t>2p</w:t>
+                  </w:r>
+                  <w:r>
+                    <w:rPr>
+                      <w:rFonts w:ascii="Patrick Hand" w:hAnsi="Patrick Hand"/>
+                      <w:color w:val="4A2466"/>
+                      <w:sz w:val="24"/>
+                      <w:vertAlign w:val="superscript"/>
+                      <w:bdr w:val="single" w:sz="8" w:space="1" w:color="9F1D2C"/>
+                    </w:rPr>
+                    <w:t>6</w:t>
+                  </w:r>
+                  <w:r>
+                    <w:rPr>
+                      <w:rFonts w:ascii="Patrick Hand" w:hAnsi="Patrick Hand"/>
+                      <w:color w:val="4A2466"/>
+                      <w:sz w:val="24"/>
+                      <w:bdr w:val="single" w:sz="8" w:space="1" w:color="9F1D2C"/>
+                    </w:rPr>
+                    <w:t xml:space="preserve"> </w:t>
+                  </w:r>
+                  <w:r>
+                    <w:rPr>
+                      <w:rFonts w:ascii="Patrick Hand" w:hAnsi="Patrick Hand"/>
+                      <w:color w:val="4A2466"/>
+                      <w:sz w:val="24"/>
+                      <w:bdr w:val="single" w:sz="8" w:space="1" w:color="9F1D2C"/>
+                    </w:rPr>
+                    <w:t>3s</w:t>
+                  </w:r>
+                  <w:r>
+                    <w:rPr>
+                      <w:rFonts w:ascii="Patrick Hand" w:hAnsi="Patrick Hand"/>
+                      <w:color w:val="4A2466"/>
+                      <w:sz w:val="24"/>
+                      <w:vertAlign w:val="superscript"/>
+                      <w:bdr w:val="single" w:sz="8" w:space="1" w:color="9F1D2C"/>
+                    </w:rPr>
+                    <w:t>2</w:t>
+                  </w:r>
+                  <w:r>
+                    <w:rPr>
+                      <w:rFonts w:ascii="Patrick Hand" w:hAnsi="Patrick Hand"/>
+                      <w:color w:val="4A2466"/>
+                      <w:sz w:val="24"/>
+                      <w:bdr w:val="single" w:sz="8" w:space="1" w:color="9F1D2C"/>
+                    </w:rPr>
+                    <w:t xml:space="preserve"> </w:t>
+                  </w:r>
+                  <w:r>
+                    <w:rPr>
+                      <w:rFonts w:ascii="Patrick Hand" w:hAnsi="Patrick Hand"/>
+                      <w:color w:val="4A2466"/>
+                      <w:sz w:val="24"/>
+                      <w:bdr w:val="single" w:sz="8" w:space="1" w:color="9F1D2C"/>
+                    </w:rPr>
+                    <w:t>3p</w:t>
+                  </w:r>
+                  <w:r>
+                    <w:rPr>
+                      <w:rFonts w:ascii="Patrick Hand" w:hAnsi="Patrick Hand"/>
+                      <w:color w:val="4A2466"/>
+                      <w:sz w:val="24"/>
+                      <w:vertAlign w:val="superscript"/>
+                      <w:bdr w:val="single" w:sz="8" w:space="1" w:color="9F1D2C"/>
+                    </w:rPr>
+                    <w:t>6</w:t>
+                  </w:r>
+                  <w:r>
+                    <w:rPr>
+                      <w:rFonts w:ascii="Patrick Hand" w:hAnsi="Patrick Hand"/>
+                      <w:color w:val="4A2466"/>
+                      <w:sz w:val="24"/>
+                      <w:bdr w:val="single" w:sz="8" w:space="1" w:color="9F1D2C"/>
+                    </w:rPr>
+                    <w:t xml:space="preserve"> </w:t>
+                  </w:r>
+                  <w:r>
+                    <w:rPr>
+                      <w:rFonts w:ascii="Patrick Hand" w:hAnsi="Patrick Hand"/>
+                      <w:color w:val="4A2466"/>
+                      <w:sz w:val="24"/>
+                      <w:bdr w:val="single" w:sz="8" w:space="1" w:color="9F1D2C"/>
+                    </w:rPr>
+                    <w:t>4s</w:t>
+                  </w:r>
+                  <w:r>
+                    <w:rPr>
+                      <w:rFonts w:ascii="Patrick Hand" w:hAnsi="Patrick Hand"/>
+                      <w:color w:val="4A2466"/>
+                      <w:sz w:val="24"/>
+                      <w:vertAlign w:val="superscript"/>
+                      <w:bdr w:val="single" w:sz="8" w:space="1" w:color="9F1D2C"/>
+                    </w:rPr>
+                    <w:t>2</w:t>
+                  </w:r>
+                  <w:r>
+                    <w:rPr>
+                      <w:rFonts w:ascii="Patrick Hand" w:hAnsi="Patrick Hand"/>
+                      <w:color w:val="4A2466"/>
+                      <w:sz w:val="24"/>
+                      <w:bdr w:val="single" w:sz="8" w:space="1" w:color="9F1D2C"/>
+                    </w:rPr>
+                    <w:t xml:space="preserve"> </w:t>
+                  </w:r>
+                  <w:r>
+                    <w:rPr>
+                      <w:rFonts w:ascii="Patrick Hand" w:hAnsi="Patrick Hand"/>
+                      <w:color w:val="4A2466"/>
+                      <w:sz w:val="24"/>
+                      <w:bdr w:val="single" w:sz="8" w:space="1" w:color="9F1D2C"/>
+                    </w:rPr>
+                    <w:t>3d</w:t>
+                  </w:r>
+                  <w:r>
+                    <w:rPr>
+                      <w:rFonts w:ascii="Patrick Hand" w:hAnsi="Patrick Hand"/>
+                      <w:color w:val="4A2466"/>
+                      <w:sz w:val="24"/>
+                      <w:vertAlign w:val="superscript"/>
+                      <w:bdr w:val="single" w:sz="8" w:space="1" w:color="9F1D2C"/>
+                    </w:rPr>
+                    <w:t>10</w:t>
+                  </w:r>
+                  <w:r>
+                    <w:rPr>
+                      <w:rFonts w:ascii="Patrick Hand" w:hAnsi="Patrick Hand"/>
+                      <w:color w:val="4A2466"/>
+                      <w:sz w:val="24"/>
+                      <w:bdr w:val="single" w:sz="8" w:space="1" w:color="9F1D2C"/>
+                    </w:rPr>
+                    <w:t xml:space="preserve"> </w:t>
+                  </w:r>
+                  <w:r>
+                    <w:rPr>
+                      <w:rFonts w:ascii="Patrick Hand" w:hAnsi="Patrick Hand"/>
+                      <w:color w:val="4A2466"/>
+                      <w:sz w:val="24"/>
+                      <w:bdr w:val="single" w:sz="8" w:space="1" w:color="9F1D2C"/>
+                    </w:rPr>
+                    <w:t>4p</w:t>
+                  </w:r>
+                  <w:r>
+                    <w:rPr>
+                      <w:rFonts w:ascii="Patrick Hand" w:hAnsi="Patrick Hand"/>
+                      <w:color w:val="4A2466"/>
+                      <w:sz w:val="24"/>
+                      <w:vertAlign w:val="superscript"/>
+                      <w:bdr w:val="single" w:sz="8" w:space="1" w:color="9F1D2C"/>
+                    </w:rPr>
+                    <w:t>5</w:t>
+                  </w:r>
+                </w:p>
+              </w:tc>
+            </w:tr>
+          </w:tbl>
+          <w:p>
+            <w:pPr>
+              <w:spacing w:before="0" w:after="0" w:line="20" w:lineRule="exact"/>
+            </w:pPr>
+          </w:p>
+          <w:tbl>
+            <w:tblPr>
+              <w:tblW w:type="auto" w:w="0"/>
+              <w:tblLayout w:type="fixed"/>
+              <w:tblLook w:firstColumn="1" w:firstRow="1" w:lastColumn="0" w:lastRow="0" w:noHBand="0" w:noVBand="1" w:val="04A0"/>
+              <w:tblLayout w:type="fixed"/>
+            </w:tblPr>
+            <w:tblGrid>
+              <w:gridCol w:w="8496"/>
+            </w:tblGrid>
+            <w:tr>
+              <w:trPr>
+                <w:cantSplit/>
+                <w:trHeight w:val="1036" w:hRule="atLeast"/>
+              </w:trPr>
+              <w:tc>
+                <w:tcPr>
+                  <w:tcW w:type="dxa" w:w="8496"/>
+                  <w:tcBorders>
+                    <w:top w:val="single" w:sz="6" w:color="C8CDC2"/>
+                    <w:left w:val="single" w:sz="6" w:color="C8CDC2"/>
+                    <w:bottom w:val="single" w:sz="6" w:color="C8CDC2"/>
+                    <w:right w:val="single" w:sz="6" w:color="C8CDC2"/>
+                  </w:tcBorders>
+                  <w:vAlign w:val="center"/>
+                  <w:tcMar>
+                    <w:top w:w="20" w:type="dxa"/>
+                    <w:left w:w="60" w:type="dxa"/>
+                    <w:bottom w:w="20" w:type="dxa"/>
+                    <w:right w:w="60" w:type="dxa"/>
+                  </w:tcMar>
+                </w:tcPr>
+                <w:p>
+                  <w:pPr>
+                    <w:spacing w:after="0"/>
+                    <w:jc w:val="left"/>
+                  </w:pPr>
+                  <w:r>
+                    <w:rPr>
+                      <w:rFonts w:ascii="Trade Gothic Next" w:hAnsi="Trade Gothic Next"/>
+                      <w:b/>
+                      <w:color w:val="55604F"/>
+                      <w:sz w:val="15"/>
+                      <w:u w:val="none"/>
+                    </w:rPr>
+                    <w:t>ORBITAL DIAGRAM</w:t>
+                  </w:r>
+                </w:p>
+                <w:tbl>
+                  <w:tblPr>
+                    <w:tblW w:type="auto" w:w="0"/>
+                    <w:tblLayout w:type="fixed"/>
+                    <w:tblLook w:firstColumn="1" w:firstRow="1" w:lastColumn="0" w:lastRow="0" w:noHBand="0" w:noVBand="1" w:val="04A0"/>
+                    <w:tblLayout w:type="fixed"/>
+                  </w:tblPr>
+                  <w:tblGrid>
+                    <w:gridCol w:w="317"/>
+                    <w:gridCol w:w="274"/>
+                    <w:gridCol w:w="317"/>
+                    <w:gridCol w:w="274"/>
+                    <w:gridCol w:w="317"/>
+                    <w:gridCol w:w="274"/>
+                    <w:gridCol w:w="274"/>
+                    <w:gridCol w:w="274"/>
+                    <w:gridCol w:w="317"/>
+                    <w:gridCol w:w="274"/>
+                    <w:gridCol w:w="317"/>
+                    <w:gridCol w:w="274"/>
+                    <w:gridCol w:w="274"/>
+                    <w:gridCol w:w="274"/>
+                    <w:gridCol w:w="317"/>
+                    <w:gridCol w:w="274"/>
+                    <w:gridCol w:w="317"/>
+                    <w:gridCol w:w="274"/>
+                    <w:gridCol w:w="274"/>
+                    <w:gridCol w:w="274"/>
+                    <w:gridCol w:w="274"/>
+                    <w:gridCol w:w="274"/>
+                    <w:gridCol w:w="317"/>
+                    <w:gridCol w:w="274"/>
+                    <w:gridCol w:w="274"/>
+                    <w:gridCol w:w="274"/>
+                  </w:tblGrid>
+                  <w:tr>
+                    <w:trPr>
+                      <w:cantSplit/>
+                      <w:trHeight w:val="432" w:hRule="atLeast"/>
+                    </w:trPr>
+                    <w:tc>
+                      <w:tcPr>
+                        <w:tcW w:type="dxa" w:w="317"/>
+                        <w:vAlign w:val="center"/>
+                        <w:tcMar>
+                          <w:top w:w="0" w:type="dxa"/>
+                          <w:left w:w="0" w:type="dxa"/>
+                          <w:bottom w:w="0" w:type="dxa"/>
+                          <w:right w:w="10" w:type="dxa"/>
+                        </w:tcMar>
+                      </w:tcPr>
+                      <w:p>
+                        <w:pPr>
+                          <w:spacing w:after="0"/>
+                          <w:jc w:val="right"/>
+                        </w:pPr>
+                        <w:r>
+                          <w:rPr>
+                            <w:rFonts w:ascii="Trade Gothic Next" w:hAnsi="Trade Gothic Next"/>
+                            <w:b/>
+                            <w:color w:val="55604F"/>
+                            <w:sz w:val="16"/>
+                            <w:u w:val="none"/>
+                          </w:rPr>
+                          <w:t>1s</w:t>
+                        </w:r>
+                      </w:p>
+                    </w:tc>
+                    <w:tc>
+                      <w:tcPr>
+                        <w:tcW w:type="dxa" w:w="274"/>
+                        <w:tcBorders>
+                          <w:top w:val="single" w:sz="6" w:color="5A6068"/>
+                          <w:left w:val="single" w:sz="6" w:color="5A6068"/>
+                          <w:bottom w:val="single" w:sz="6" w:color="5A6068"/>
+                          <w:right w:val="single" w:sz="6" w:color="5A6068"/>
+                        </w:tcBorders>
+                        <w:vAlign w:val="center"/>
+                        <w:tcMar>
+                          <w:top w:w="0" w:type="dxa"/>
+                          <w:left w:w="0" w:type="dxa"/>
+                          <w:bottom w:w="0" w:type="dxa"/>
+                          <w:right w:w="0" w:type="dxa"/>
+                        </w:tcMar>
+                      </w:tcPr>
+                      <w:p>
+                        <w:pPr>
+                          <w:spacing w:after="0"/>
+                          <w:jc w:val="center"/>
+                        </w:pPr>
+                        <w:r>
+                          <w:rPr>
+                            <w:rFonts w:ascii="ShullHand" w:hAnsi="ShullHand"/>
+                            <w:color w:val="4A2466"/>
+                            <w:sz w:val="20"/>
+                          </w:rPr>
+                          <w:t>↑↓</w:t>
+                        </w:r>
+                      </w:p>
+                    </w:tc>
+                    <w:tc>
+                      <w:tcPr>
+                        <w:tcW w:type="dxa" w:w="317"/>
+                        <w:vAlign w:val="center"/>
+                        <w:tcMar>
+                          <w:top w:w="0" w:type="dxa"/>
+                          <w:left w:w="0" w:type="dxa"/>
+                          <w:bottom w:w="0" w:type="dxa"/>
+                          <w:right w:w="10" w:type="dxa"/>
+                        </w:tcMar>
+                      </w:tcPr>
+                      <w:p>
+                        <w:pPr>
+                          <w:spacing w:after="0"/>
+                          <w:jc w:val="right"/>
+                        </w:pPr>
+                        <w:r>
+                          <w:rPr>
+                            <w:rFonts w:ascii="Trade Gothic Next" w:hAnsi="Trade Gothic Next"/>
+                            <w:b/>
+                            <w:color w:val="55604F"/>
+                            <w:sz w:val="16"/>
+                            <w:u w:val="none"/>
+                          </w:rPr>
+                          <w:t>2s</w:t>
+                        </w:r>
+                      </w:p>
+                    </w:tc>
+                    <w:tc>
+                      <w:tcPr>
+                        <w:tcW w:type="dxa" w:w="274"/>
+                        <w:tcBorders>
+                          <w:top w:val="single" w:sz="6" w:color="5A6068"/>
+                          <w:left w:val="single" w:sz="6" w:color="5A6068"/>
+                          <w:bottom w:val="single" w:sz="6" w:color="5A6068"/>
+                          <w:right w:val="single" w:sz="6" w:color="5A6068"/>
+                        </w:tcBorders>
+                        <w:vAlign w:val="center"/>
+                        <w:tcMar>
+                          <w:top w:w="0" w:type="dxa"/>
+                          <w:left w:w="0" w:type="dxa"/>
+                          <w:bottom w:w="0" w:type="dxa"/>
+                          <w:right w:w="0" w:type="dxa"/>
+                        </w:tcMar>
+                      </w:tcPr>
+                      <w:p>
+                        <w:pPr>
+                          <w:spacing w:after="0"/>
+                          <w:jc w:val="center"/>
+                        </w:pPr>
+                        <w:r>
+                          <w:rPr>
+                            <w:rFonts w:ascii="ShullHand" w:hAnsi="ShullHand"/>
+                            <w:color w:val="4A2466"/>
+                            <w:sz w:val="20"/>
+                          </w:rPr>
+                          <w:t>↑↓</w:t>
+                        </w:r>
+                      </w:p>
+                    </w:tc>
+                    <w:tc>
+                      <w:tcPr>
+                        <w:tcW w:type="dxa" w:w="317"/>
+                        <w:vAlign w:val="center"/>
+                        <w:tcMar>
+                          <w:top w:w="0" w:type="dxa"/>
+                          <w:left w:w="0" w:type="dxa"/>
+                          <w:bottom w:w="0" w:type="dxa"/>
+                          <w:right w:w="10" w:type="dxa"/>
+                        </w:tcMar>
+                      </w:tcPr>
+                      <w:p>
+                        <w:pPr>
+                          <w:spacing w:after="0"/>
+                          <w:jc w:val="right"/>
+                        </w:pPr>
+                        <w:r>
+                          <w:rPr>
+                            <w:rFonts w:ascii="Trade Gothic Next" w:hAnsi="Trade Gothic Next"/>
+                            <w:b/>
+                            <w:color w:val="55604F"/>
+                            <w:sz w:val="16"/>
+                            <w:u w:val="none"/>
+                          </w:rPr>
+                          <w:t>2p</w:t>
+                        </w:r>
+                      </w:p>
+                    </w:tc>
+                    <w:tc>
+                      <w:tcPr>
+                        <w:tcW w:type="dxa" w:w="274"/>
+                        <w:tcBorders>
+                          <w:top w:val="single" w:sz="6" w:color="5A6068"/>
+                          <w:left w:val="single" w:sz="6" w:color="5A6068"/>
+                          <w:bottom w:val="single" w:sz="6" w:color="5A6068"/>
+                          <w:right w:val="single" w:sz="6" w:color="5A6068"/>
+                        </w:tcBorders>
+                        <w:vAlign w:val="center"/>
+                        <w:tcMar>
+                          <w:top w:w="0" w:type="dxa"/>
+                          <w:left w:w="0" w:type="dxa"/>
+                          <w:bottom w:w="0" w:type="dxa"/>
+                          <w:right w:w="0" w:type="dxa"/>
+                        </w:tcMar>
+                      </w:tcPr>
+                      <w:p>
+                        <w:pPr>
+                          <w:spacing w:after="0"/>
+                          <w:jc w:val="center"/>
+                        </w:pPr>
+                        <w:r>
+                          <w:rPr>
+                            <w:rFonts w:ascii="ShullHand" w:hAnsi="ShullHand"/>
+                            <w:color w:val="4A2466"/>
+                            <w:sz w:val="20"/>
+                          </w:rPr>
+                          <w:t>↑↓</w:t>
+                        </w:r>
+                      </w:p>
+                    </w:tc>
+                    <w:tc>
+                      <w:tcPr>
+                        <w:tcW w:type="dxa" w:w="274"/>
+                        <w:tcBorders>
+                          <w:top w:val="single" w:sz="6" w:color="5A6068"/>
+                          <w:left w:val="single" w:sz="6" w:color="5A6068"/>
+                          <w:bottom w:val="single" w:sz="6" w:color="5A6068"/>
+                          <w:right w:val="single" w:sz="6" w:color="5A6068"/>
+                        </w:tcBorders>
+                        <w:vAlign w:val="center"/>
+                        <w:tcMar>
+                          <w:top w:w="0" w:type="dxa"/>
+                          <w:left w:w="0" w:type="dxa"/>
+                          <w:bottom w:w="0" w:type="dxa"/>
+                          <w:right w:w="0" w:type="dxa"/>
+                        </w:tcMar>
+                      </w:tcPr>
+                      <w:p>
+                        <w:pPr>
+                          <w:spacing w:after="0"/>
+                          <w:jc w:val="center"/>
+                        </w:pPr>
+                        <w:r>
+                          <w:rPr>
+                            <w:rFonts w:ascii="ShullHand" w:hAnsi="ShullHand"/>
+                            <w:color w:val="4A2466"/>
+                            <w:sz w:val="20"/>
+                          </w:rPr>
+                          <w:t>↑↓</w:t>
+                        </w:r>
+                      </w:p>
+                    </w:tc>
+                    <w:tc>
+                      <w:tcPr>
+                        <w:tcW w:type="dxa" w:w="274"/>
+                        <w:tcBorders>
+                          <w:top w:val="single" w:sz="6" w:color="5A6068"/>
+                          <w:left w:val="single" w:sz="6" w:color="5A6068"/>
+                          <w:bottom w:val="single" w:sz="6" w:color="5A6068"/>
+                          <w:right w:val="single" w:sz="6" w:color="5A6068"/>
+                        </w:tcBorders>
+                        <w:vAlign w:val="center"/>
+                        <w:tcMar>
+                          <w:top w:w="0" w:type="dxa"/>
+                          <w:left w:w="0" w:type="dxa"/>
+                          <w:bottom w:w="0" w:type="dxa"/>
+                          <w:right w:w="0" w:type="dxa"/>
+                        </w:tcMar>
+                      </w:tcPr>
+                      <w:p>
+                        <w:pPr>
+                          <w:spacing w:after="0"/>
+                          <w:jc w:val="center"/>
+                        </w:pPr>
+                        <w:r>
+                          <w:rPr>
+                            <w:rFonts w:ascii="ShullHand" w:hAnsi="ShullHand"/>
+                            <w:color w:val="4A2466"/>
+                            <w:sz w:val="20"/>
+                          </w:rPr>
+                          <w:t>↑↓</w:t>
+                        </w:r>
+                      </w:p>
+                    </w:tc>
+                    <w:tc>
+                      <w:tcPr>
+                        <w:tcW w:type="dxa" w:w="317"/>
+                        <w:vAlign w:val="center"/>
+                        <w:tcMar>
+                          <w:top w:w="0" w:type="dxa"/>
+                          <w:left w:w="0" w:type="dxa"/>
+                          <w:bottom w:w="0" w:type="dxa"/>
+                          <w:right w:w="10" w:type="dxa"/>
+                        </w:tcMar>
+                      </w:tcPr>
+                      <w:p>
+                        <w:pPr>
+                          <w:spacing w:after="0"/>
+                          <w:jc w:val="right"/>
+                        </w:pPr>
+                        <w:r>
+                          <w:rPr>
+                            <w:rFonts w:ascii="Trade Gothic Next" w:hAnsi="Trade Gothic Next"/>
+                            <w:b/>
+                            <w:color w:val="55604F"/>
+                            <w:sz w:val="16"/>
+                            <w:u w:val="none"/>
+                          </w:rPr>
+                          <w:t>3s</w:t>
+                        </w:r>
+                      </w:p>
+                    </w:tc>
+                    <w:tc>
+                      <w:tcPr>
+                        <w:tcW w:type="dxa" w:w="274"/>
+                        <w:tcBorders>
+                          <w:top w:val="single" w:sz="6" w:color="5A6068"/>
+                          <w:left w:val="single" w:sz="6" w:color="5A6068"/>
+                          <w:bottom w:val="single" w:sz="6" w:color="5A6068"/>
+                          <w:right w:val="single" w:sz="6" w:color="5A6068"/>
+                        </w:tcBorders>
+                        <w:vAlign w:val="center"/>
+                        <w:tcMar>
+                          <w:top w:w="0" w:type="dxa"/>
+                          <w:left w:w="0" w:type="dxa"/>
+                          <w:bottom w:w="0" w:type="dxa"/>
+                          <w:right w:w="0" w:type="dxa"/>
+                        </w:tcMar>
+                      </w:tcPr>
+                      <w:p>
+                        <w:pPr>
+                          <w:spacing w:after="0"/>
+                          <w:jc w:val="center"/>
+                        </w:pPr>
+                        <w:r>
+                          <w:rPr>
+                            <w:rFonts w:ascii="ShullHand" w:hAnsi="ShullHand"/>
+                            <w:color w:val="4A2466"/>
+                            <w:sz w:val="20"/>
+                          </w:rPr>
+                          <w:t>↑↓</w:t>
+                        </w:r>
+                      </w:p>
+                    </w:tc>
+                    <w:tc>
+                      <w:tcPr>
+                        <w:tcW w:type="dxa" w:w="317"/>
+                        <w:vAlign w:val="center"/>
+                        <w:tcMar>
+                          <w:top w:w="0" w:type="dxa"/>
+                          <w:left w:w="0" w:type="dxa"/>
+                          <w:bottom w:w="0" w:type="dxa"/>
+                          <w:right w:w="10" w:type="dxa"/>
+                        </w:tcMar>
+                      </w:tcPr>
+                      <w:p>
+                        <w:pPr>
+                          <w:spacing w:after="0"/>
+                          <w:jc w:val="right"/>
+                        </w:pPr>
+                        <w:r>
+                          <w:rPr>
+                            <w:rFonts w:ascii="Trade Gothic Next" w:hAnsi="Trade Gothic Next"/>
+                            <w:b/>
+                            <w:color w:val="55604F"/>
+                            <w:sz w:val="16"/>
+                            <w:u w:val="none"/>
+                          </w:rPr>
+                          <w:t>3p</w:t>
+                        </w:r>
+                      </w:p>
+                    </w:tc>
+                    <w:tc>
+                      <w:tcPr>
+                        <w:tcW w:type="dxa" w:w="274"/>
+                        <w:tcBorders>
+                          <w:top w:val="single" w:sz="6" w:color="5A6068"/>
+                          <w:left w:val="single" w:sz="6" w:color="5A6068"/>
+                          <w:bottom w:val="single" w:sz="6" w:color="5A6068"/>
+                          <w:right w:val="single" w:sz="6" w:color="5A6068"/>
+                        </w:tcBorders>
+                        <w:vAlign w:val="center"/>
+                        <w:tcMar>
+                          <w:top w:w="0" w:type="dxa"/>
+                          <w:left w:w="0" w:type="dxa"/>
+                          <w:bottom w:w="0" w:type="dxa"/>
+                          <w:right w:w="0" w:type="dxa"/>
+                        </w:tcMar>
+                      </w:tcPr>
+                      <w:p>
+                        <w:pPr>
+                          <w:spacing w:after="0"/>
+                          <w:jc w:val="center"/>
+                        </w:pPr>
+                        <w:r>
+                          <w:rPr>
+                            <w:rFonts w:ascii="ShullHand" w:hAnsi="ShullHand"/>
+                            <w:color w:val="4A2466"/>
+                            <w:sz w:val="20"/>
+                          </w:rPr>
+                          <w:t>↑↓</w:t>
+                        </w:r>
+                      </w:p>
+                    </w:tc>
+                    <w:tc>
+                      <w:tcPr>
+                        <w:tcW w:type="dxa" w:w="274"/>
+                        <w:tcBorders>
+                          <w:top w:val="single" w:sz="6" w:color="5A6068"/>
+                          <w:left w:val="single" w:sz="6" w:color="5A6068"/>
+                          <w:bottom w:val="single" w:sz="6" w:color="5A6068"/>
+                          <w:right w:val="single" w:sz="6" w:color="5A6068"/>
+                        </w:tcBorders>
+                        <w:vAlign w:val="center"/>
+                        <w:tcMar>
+                          <w:top w:w="0" w:type="dxa"/>
+                          <w:left w:w="0" w:type="dxa"/>
+                          <w:bottom w:w="0" w:type="dxa"/>
+                          <w:right w:w="0" w:type="dxa"/>
+                        </w:tcMar>
+                      </w:tcPr>
+                      <w:p>
+                        <w:pPr>
+                          <w:spacing w:after="0"/>
+                          <w:jc w:val="center"/>
+                        </w:pPr>
+                        <w:r>
+                          <w:rPr>
+                            <w:rFonts w:ascii="ShullHand" w:hAnsi="ShullHand"/>
+                            <w:color w:val="4A2466"/>
+                            <w:sz w:val="20"/>
+                          </w:rPr>
+                          <w:t>↑↓</w:t>
+                        </w:r>
+                      </w:p>
+                    </w:tc>
+                    <w:tc>
+                      <w:tcPr>
+                        <w:tcW w:type="dxa" w:w="274"/>
+                        <w:tcBorders>
+                          <w:top w:val="single" w:sz="6" w:color="5A6068"/>
+                          <w:left w:val="single" w:sz="6" w:color="5A6068"/>
+                          <w:bottom w:val="single" w:sz="6" w:color="5A6068"/>
+                          <w:right w:val="single" w:sz="6" w:color="5A6068"/>
+                        </w:tcBorders>
+                        <w:vAlign w:val="center"/>
+                        <w:tcMar>
+                          <w:top w:w="0" w:type="dxa"/>
+                          <w:left w:w="0" w:type="dxa"/>
+                          <w:bottom w:w="0" w:type="dxa"/>
+                          <w:right w:w="0" w:type="dxa"/>
+                        </w:tcMar>
+                      </w:tcPr>
+                      <w:p>
+                        <w:pPr>
+                          <w:spacing w:after="0"/>
+                          <w:jc w:val="center"/>
+                        </w:pPr>
+                        <w:r>
+                          <w:rPr>
+                            <w:rFonts w:ascii="ShullHand" w:hAnsi="ShullHand"/>
+                            <w:color w:val="4A2466"/>
+                            <w:sz w:val="20"/>
+                          </w:rPr>
+                          <w:t>↑↓</w:t>
+                        </w:r>
+                      </w:p>
+                    </w:tc>
+                    <w:tc>
+                      <w:tcPr>
+                        <w:tcW w:type="dxa" w:w="317"/>
+                        <w:vAlign w:val="center"/>
+                        <w:tcMar>
+                          <w:top w:w="0" w:type="dxa"/>
+                          <w:left w:w="0" w:type="dxa"/>
+                          <w:bottom w:w="0" w:type="dxa"/>
+                          <w:right w:w="10" w:type="dxa"/>
+                        </w:tcMar>
+                      </w:tcPr>
+                      <w:p>
+                        <w:pPr>
+                          <w:spacing w:after="0"/>
+                          <w:jc w:val="right"/>
+                        </w:pPr>
+                        <w:r>
+                          <w:rPr>
+                            <w:rFonts w:ascii="Trade Gothic Next" w:hAnsi="Trade Gothic Next"/>
+                            <w:b/>
+                            <w:color w:val="55604F"/>
+                            <w:sz w:val="16"/>
+                            <w:u w:val="none"/>
+                          </w:rPr>
+                          <w:t>4s</w:t>
+                        </w:r>
+                      </w:p>
+                    </w:tc>
+                    <w:tc>
+                      <w:tcPr>
+                        <w:tcW w:type="dxa" w:w="274"/>
+                        <w:tcBorders>
+                          <w:top w:val="single" w:sz="6" w:color="5A6068"/>
+                          <w:left w:val="single" w:sz="6" w:color="5A6068"/>
+                          <w:bottom w:val="single" w:sz="6" w:color="5A6068"/>
+                          <w:right w:val="single" w:sz="6" w:color="5A6068"/>
+                        </w:tcBorders>
+                        <w:vAlign w:val="center"/>
+                        <w:tcMar>
+                          <w:top w:w="0" w:type="dxa"/>
+                          <w:left w:w="0" w:type="dxa"/>
+                          <w:bottom w:w="0" w:type="dxa"/>
+                          <w:right w:w="0" w:type="dxa"/>
+                        </w:tcMar>
+                      </w:tcPr>
+                      <w:p>
+                        <w:pPr>
+                          <w:spacing w:after="0"/>
+                          <w:jc w:val="center"/>
+                        </w:pPr>
+                        <w:r>
+                          <w:rPr>
+                            <w:rFonts w:ascii="ShullHand" w:hAnsi="ShullHand"/>
+                            <w:color w:val="4A2466"/>
+                            <w:sz w:val="20"/>
+                          </w:rPr>
+                          <w:t>↑↓</w:t>
+                        </w:r>
+                      </w:p>
+                    </w:tc>
+                    <w:tc>
+                      <w:tcPr>
+                        <w:tcW w:type="dxa" w:w="317"/>
+                        <w:vAlign w:val="center"/>
+                        <w:tcMar>
+                          <w:top w:w="0" w:type="dxa"/>
+                          <w:left w:w="0" w:type="dxa"/>
+                          <w:bottom w:w="0" w:type="dxa"/>
+                          <w:right w:w="10" w:type="dxa"/>
+                        </w:tcMar>
+                      </w:tcPr>
+                      <w:p>
+                        <w:pPr>
+                          <w:spacing w:after="0"/>
+                          <w:jc w:val="right"/>
+                        </w:pPr>
+                        <w:r>
+                          <w:rPr>
+                            <w:rFonts w:ascii="Trade Gothic Next" w:hAnsi="Trade Gothic Next"/>
+                            <w:b/>
+                            <w:color w:val="55604F"/>
+                            <w:sz w:val="16"/>
+                            <w:u w:val="none"/>
+                          </w:rPr>
+                          <w:t>3d</w:t>
+                        </w:r>
+                      </w:p>
+                    </w:tc>
+                    <w:tc>
+                      <w:tcPr>
+                        <w:tcW w:type="dxa" w:w="274"/>
+                        <w:tcBorders>
+                          <w:top w:val="single" w:sz="6" w:color="5A6068"/>
+                          <w:left w:val="single" w:sz="6" w:color="5A6068"/>
+                          <w:bottom w:val="single" w:sz="6" w:color="5A6068"/>
+                          <w:right w:val="single" w:sz="6" w:color="5A6068"/>
+                        </w:tcBorders>
+                        <w:vAlign w:val="center"/>
+                        <w:tcMar>
+                          <w:top w:w="0" w:type="dxa"/>
+                          <w:left w:w="0" w:type="dxa"/>
+                          <w:bottom w:w="0" w:type="dxa"/>
+                          <w:right w:w="0" w:type="dxa"/>
+                        </w:tcMar>
+                      </w:tcPr>
+                      <w:p>
+                        <w:pPr>
+                          <w:spacing w:after="0"/>
+                          <w:jc w:val="center"/>
+                        </w:pPr>
+                        <w:r>
+                          <w:rPr>
+                            <w:rFonts w:ascii="ShullHand" w:hAnsi="ShullHand"/>
+                            <w:color w:val="4A2466"/>
+                            <w:sz w:val="20"/>
+                          </w:rPr>
+                          <w:t>↑↓</w:t>
+                        </w:r>
+                      </w:p>
+                    </w:tc>
+                    <w:tc>
+                      <w:tcPr>
+                        <w:tcW w:type="dxa" w:w="274"/>
+                        <w:tcBorders>
+                          <w:top w:val="single" w:sz="6" w:color="5A6068"/>
+                          <w:left w:val="single" w:sz="6" w:color="5A6068"/>
+                          <w:bottom w:val="single" w:sz="6" w:color="5A6068"/>
+                          <w:right w:val="single" w:sz="6" w:color="5A6068"/>
+                        </w:tcBorders>
+                        <w:vAlign w:val="center"/>
+                        <w:tcMar>
+                          <w:top w:w="0" w:type="dxa"/>
+                          <w:left w:w="0" w:type="dxa"/>
+                          <w:bottom w:w="0" w:type="dxa"/>
+                          <w:right w:w="0" w:type="dxa"/>
+                        </w:tcMar>
+                      </w:tcPr>
+                      <w:p>
+                        <w:pPr>
+                          <w:spacing w:after="0"/>
+                          <w:jc w:val="center"/>
+                        </w:pPr>
+                        <w:r>
+                          <w:rPr>
+                            <w:rFonts w:ascii="ShullHand" w:hAnsi="ShullHand"/>
+                            <w:color w:val="4A2466"/>
+                            <w:sz w:val="20"/>
+                          </w:rPr>
+                          <w:t>↑↓</w:t>
+                        </w:r>
+                      </w:p>
+                    </w:tc>
+                    <w:tc>
+                      <w:tcPr>
+                        <w:tcW w:type="dxa" w:w="274"/>
+                        <w:tcBorders>
+                          <w:top w:val="single" w:sz="6" w:color="5A6068"/>
+                          <w:left w:val="single" w:sz="6" w:color="5A6068"/>
+                          <w:bottom w:val="single" w:sz="6" w:color="5A6068"/>
+                          <w:right w:val="single" w:sz="6" w:color="5A6068"/>
+                        </w:tcBorders>
+                        <w:vAlign w:val="center"/>
+                        <w:tcMar>
+                          <w:top w:w="0" w:type="dxa"/>
+                          <w:left w:w="0" w:type="dxa"/>
+                          <w:bottom w:w="0" w:type="dxa"/>
+                          <w:right w:w="0" w:type="dxa"/>
+                        </w:tcMar>
+                      </w:tcPr>
+                      <w:p>
+                        <w:pPr>
+                          <w:spacing w:after="0"/>
+                          <w:jc w:val="center"/>
+                        </w:pPr>
+                        <w:r>
+                          <w:rPr>
+                            <w:rFonts w:ascii="ShullHand" w:hAnsi="ShullHand"/>
+                            <w:color w:val="4A2466"/>
+                            <w:sz w:val="20"/>
+                          </w:rPr>
+                          <w:t>↑↓</w:t>
+                        </w:r>
+                      </w:p>
+                    </w:tc>
+                    <w:tc>
+                      <w:tcPr>
+                        <w:tcW w:type="dxa" w:w="274"/>
+                        <w:tcBorders>
+                          <w:top w:val="single" w:sz="6" w:color="5A6068"/>
+                          <w:left w:val="single" w:sz="6" w:color="5A6068"/>
+                          <w:bottom w:val="single" w:sz="6" w:color="5A6068"/>
+                          <w:right w:val="single" w:sz="6" w:color="5A6068"/>
+                        </w:tcBorders>
+                        <w:vAlign w:val="center"/>
+                        <w:tcMar>
+                          <w:top w:w="0" w:type="dxa"/>
+                          <w:left w:w="0" w:type="dxa"/>
+                          <w:bottom w:w="0" w:type="dxa"/>
+                          <w:right w:w="0" w:type="dxa"/>
+                        </w:tcMar>
+                      </w:tcPr>
+                      <w:p>
+                        <w:pPr>
+                          <w:spacing w:after="0"/>
+                          <w:jc w:val="center"/>
+                        </w:pPr>
+                        <w:r>
+                          <w:rPr>
+                            <w:rFonts w:ascii="ShullHand" w:hAnsi="ShullHand"/>
+                            <w:color w:val="4A2466"/>
+                            <w:sz w:val="20"/>
+                          </w:rPr>
+                          <w:t>↑↓</w:t>
+                        </w:r>
+                      </w:p>
+                    </w:tc>
+                    <w:tc>
+                      <w:tcPr>
+                        <w:tcW w:type="dxa" w:w="274"/>
+                        <w:tcBorders>
+                          <w:top w:val="single" w:sz="6" w:color="5A6068"/>
+                          <w:left w:val="single" w:sz="6" w:color="5A6068"/>
+                          <w:bottom w:val="single" w:sz="6" w:color="5A6068"/>
+                          <w:right w:val="single" w:sz="6" w:color="5A6068"/>
+                        </w:tcBorders>
+                        <w:vAlign w:val="center"/>
+                        <w:tcMar>
+                          <w:top w:w="0" w:type="dxa"/>
+                          <w:left w:w="0" w:type="dxa"/>
+                          <w:bottom w:w="0" w:type="dxa"/>
+                          <w:right w:w="0" w:type="dxa"/>
+                        </w:tcMar>
+                      </w:tcPr>
+                      <w:p>
+                        <w:pPr>
+                          <w:spacing w:after="0"/>
+                          <w:jc w:val="center"/>
+                        </w:pPr>
+                        <w:r>
+                          <w:rPr>
+                            <w:rFonts w:ascii="ShullHand" w:hAnsi="ShullHand"/>
+                            <w:color w:val="4A2466"/>
+                            <w:sz w:val="20"/>
+                          </w:rPr>
+                          <w:t>↑↓</w:t>
+                        </w:r>
+                      </w:p>
+                    </w:tc>
+                    <w:tc>
+                      <w:tcPr>
+                        <w:tcW w:type="dxa" w:w="317"/>
+                        <w:vAlign w:val="center"/>
+                        <w:tcMar>
+                          <w:top w:w="0" w:type="dxa"/>
+                          <w:left w:w="0" w:type="dxa"/>
+                          <w:bottom w:w="0" w:type="dxa"/>
+                          <w:right w:w="10" w:type="dxa"/>
+                        </w:tcMar>
+                      </w:tcPr>
+                      <w:p>
+                        <w:pPr>
+                          <w:spacing w:after="0"/>
+                          <w:jc w:val="right"/>
+                        </w:pPr>
+                        <w:r>
+                          <w:rPr>
+                            <w:rFonts w:ascii="Trade Gothic Next" w:hAnsi="Trade Gothic Next"/>
+                            <w:b/>
+                            <w:color w:val="55604F"/>
+                            <w:sz w:val="16"/>
+                            <w:u w:val="none"/>
+                          </w:rPr>
+                          <w:t>4p</w:t>
+                        </w:r>
+                      </w:p>
+                    </w:tc>
+                    <w:tc>
+                      <w:tcPr>
+                        <w:tcW w:type="dxa" w:w="274"/>
+                        <w:tcBorders>
+                          <w:top w:val="single" w:sz="6" w:color="5A6068"/>
+                          <w:left w:val="single" w:sz="6" w:color="5A6068"/>
+                          <w:bottom w:val="single" w:sz="6" w:color="5A6068"/>
+                          <w:right w:val="single" w:sz="6" w:color="5A6068"/>
+                        </w:tcBorders>
+                        <w:vAlign w:val="center"/>
+                        <w:tcMar>
+                          <w:top w:w="0" w:type="dxa"/>
+                          <w:left w:w="0" w:type="dxa"/>
+                          <w:bottom w:w="0" w:type="dxa"/>
+                          <w:right w:w="0" w:type="dxa"/>
+                        </w:tcMar>
+                      </w:tcPr>
+                      <w:p>
+                        <w:pPr>
+                          <w:spacing w:after="0"/>
+                          <w:jc w:val="center"/>
+                        </w:pPr>
+                        <w:r>
+                          <w:rPr>
+                            <w:rFonts w:ascii="ShullHand" w:hAnsi="ShullHand"/>
+                            <w:color w:val="4A2466"/>
+                            <w:sz w:val="20"/>
+                          </w:rPr>
+                          <w:t>↑↓</w:t>
+                        </w:r>
+                      </w:p>
+                    </w:tc>
+                    <w:tc>
+                      <w:tcPr>
+                        <w:tcW w:type="dxa" w:w="274"/>
+                        <w:tcBorders>
+                          <w:top w:val="single" w:sz="6" w:color="5A6068"/>
+                          <w:left w:val="single" w:sz="6" w:color="5A6068"/>
+                          <w:bottom w:val="single" w:sz="6" w:color="5A6068"/>
+                          <w:right w:val="single" w:sz="6" w:color="5A6068"/>
+                        </w:tcBorders>
+                        <w:vAlign w:val="center"/>
+                        <w:tcMar>
+                          <w:top w:w="0" w:type="dxa"/>
+                          <w:left w:w="0" w:type="dxa"/>
+                          <w:bottom w:w="0" w:type="dxa"/>
+                          <w:right w:w="0" w:type="dxa"/>
+                        </w:tcMar>
+                      </w:tcPr>
+                      <w:p>
+                        <w:pPr>
+                          <w:spacing w:after="0"/>
+                          <w:jc w:val="center"/>
+                        </w:pPr>
+                        <w:r>
+                          <w:rPr>
+                            <w:rFonts w:ascii="ShullHand" w:hAnsi="ShullHand"/>
+                            <w:color w:val="4A2466"/>
+                            <w:sz w:val="20"/>
+                          </w:rPr>
+                          <w:t>↑↓</w:t>
+                        </w:r>
+                      </w:p>
+                    </w:tc>
+                    <w:tc>
+                      <w:tcPr>
+                        <w:tcW w:type="dxa" w:w="274"/>
+                        <w:tcBorders>
+                          <w:top w:val="single" w:sz="6" w:color="5A6068"/>
+                          <w:left w:val="single" w:sz="6" w:color="5A6068"/>
+                          <w:bottom w:val="single" w:sz="6" w:color="5A6068"/>
+                          <w:right w:val="single" w:sz="6" w:color="5A6068"/>
+                        </w:tcBorders>
+                        <w:vAlign w:val="center"/>
+                        <w:tcMar>
+                          <w:top w:w="0" w:type="dxa"/>
+                          <w:left w:w="0" w:type="dxa"/>
+                          <w:bottom w:w="0" w:type="dxa"/>
+                          <w:right w:w="0" w:type="dxa"/>
+                        </w:tcMar>
+                      </w:tcPr>
+                      <w:p>
+                        <w:pPr>
+                          <w:spacing w:after="0"/>
+                          <w:jc w:val="center"/>
+                        </w:pPr>
+                        <w:r>
+                          <w:rPr>
+                            <w:rFonts w:ascii="ShullHand" w:hAnsi="ShullHand"/>
+                            <w:color w:val="4A2466"/>
+                            <w:sz w:val="20"/>
+                          </w:rPr>
+                          <w:t>↑</w:t>
+                        </w:r>
+                      </w:p>
+                    </w:tc>
+                  </w:tr>
+                </w:tbl>
+                <w:p>
+                  <w:pPr>
+                    <w:spacing w:before="0" w:after="0" w:line="20" w:lineRule="exact"/>
+                  </w:pPr>
+                </w:p>
+              </w:tc>
+            </w:tr>
+          </w:tbl>
+          <w:p>
+            <w:pPr>
+              <w:spacing w:before="0" w:after="0" w:line="20" w:lineRule="exact"/>
+            </w:pPr>
           </w:p>
         </w:tc>
       </w:tr>
     </w:tbl>
     <w:p>
       <w:pPr>
-        <w:spacing w:before="0" w:after="0" w:line="40" w:lineRule="exact"/>
+        <w:spacing w:before="0" w:after="0" w:line="60" w:lineRule="exact"/>
       </w:pPr>
       <w:r>
         <w:rPr>
@@ -4258,6 +3064,897 @@
         </w:rPr>
       </w:r>
     </w:p>
+    <w:tbl>
+      <w:tblPr>
+        <w:tblW w:type="auto" w:w="0"/>
+        <w:tblLayout w:type="fixed"/>
+        <w:tblLook w:firstColumn="1" w:firstRow="1" w:lastColumn="0" w:lastRow="0" w:noHBand="0" w:noVBand="1" w:val="04A0"/>
+        <w:tblLayout w:type="fixed"/>
+      </w:tblPr>
+      <w:tblGrid>
+        <w:gridCol w:w="648"/>
+        <w:gridCol w:w="1512"/>
+        <w:gridCol w:w="8640"/>
+      </w:tblGrid>
+      <w:tr>
+        <w:trPr>
+          <w:cantSplit/>
+        </w:trPr>
+        <w:tc>
+          <w:tcPr>
+            <w:tcW w:type="dxa" w:w="648"/>
+            <w:vAlign w:val="center"/>
+            <w:tcMar>
+              <w:top w:w="40" w:type="dxa"/>
+              <w:left w:w="20" w:type="dxa"/>
+              <w:bottom w:w="40" w:type="dxa"/>
+              <w:right w:w="20" w:type="dxa"/>
+            </w:tcMar>
+          </w:tcPr>
+          <w:p>
+            <w:pPr>
+              <w:spacing w:after="0"/>
+              <w:jc w:val="left"/>
+            </w:pPr>
+            <w:r>
+              <w:rPr>
+                <w:rFonts w:ascii="Trade Gothic Next" w:hAnsi="Trade Gothic Next"/>
+                <w:b/>
+                <w:color w:val="4D730E"/>
+                <w:sz w:val="26"/>
+                <w:u w:val="none"/>
+              </w:rPr>
+              <w:t>5</w:t>
+            </w:r>
+          </w:p>
+        </w:tc>
+        <w:tc>
+          <w:tcPr>
+            <w:tcW w:type="dxa" w:w="1512"/>
+            <w:vAlign w:val="center"/>
+            <w:tcMar>
+              <w:top w:w="40" w:type="dxa"/>
+              <w:left w:w="0" w:type="dxa"/>
+              <w:bottom w:w="40" w:type="dxa"/>
+              <w:right w:w="60" w:type="dxa"/>
+            </w:tcMar>
+          </w:tcPr>
+          <w:p>
+            <w:pPr>
+              <w:spacing w:after="0"/>
+              <w:jc w:val="left"/>
+              <w:spacing w:before="0" w:after="0" w:line="20" w:lineRule="exact"/>
+            </w:pPr>
+          </w:p>
+          <w:tbl>
+            <w:tblPr>
+              <w:tblW w:type="auto" w:w="0"/>
+              <w:tblLayout w:type="fixed"/>
+              <w:tblLook w:firstColumn="1" w:firstRow="1" w:lastColumn="0" w:lastRow="0" w:noHBand="0" w:noVBand="1" w:val="04A0"/>
+              <w:tblLayout w:type="fixed"/>
+            </w:tblPr>
+            <w:tblGrid>
+              <w:gridCol w:w="1238"/>
+            </w:tblGrid>
+            <w:tr>
+              <w:trPr>
+                <w:cantSplit/>
+                <w:trHeight w:val="1238" w:hRule="atLeast"/>
+              </w:trPr>
+              <w:tc>
+                <w:tcPr>
+                  <w:tcW w:type="dxa" w:w="1238"/>
+                  <w:tcBorders>
+                    <w:top w:val="single" w:sz="12" w:color="A3E635"/>
+                    <w:left w:val="single" w:sz="12" w:color="A3E635"/>
+                    <w:bottom w:val="single" w:sz="12" w:color="A3E635"/>
+                    <w:right w:val="single" w:sz="12" w:color="A3E635"/>
+                  </w:tcBorders>
+                  <w:tcMar>
+                    <w:top w:w="20" w:type="dxa"/>
+                    <w:left w:w="50" w:type="dxa"/>
+                    <w:bottom w:w="20" w:type="dxa"/>
+                    <w:right w:w="40" w:type="dxa"/>
+                  </w:tcMar>
+                  <w:vAlign w:val="center"/>
+                </w:tcPr>
+                <w:p>
+                  <w:pPr>
+                    <w:spacing w:after="0"/>
+                  </w:pPr>
+                  <w:r>
+                    <w:rPr>
+                      <w:rFonts w:ascii="Trade Gothic Next" w:hAnsi="Trade Gothic Next"/>
+                      <w:b/>
+                      <w:color w:val="55604F"/>
+                      <w:sz w:val="16"/>
+                      <w:u w:val="none"/>
+                    </w:rPr>
+                    <w:t>16</w:t>
+                  </w:r>
+                </w:p>
+                <w:p>
+                  <w:pPr>
+                    <w:spacing w:after="0"/>
+                    <w:jc w:val="center"/>
+                  </w:pPr>
+                  <w:r>
+                    <w:rPr>
+                      <w:rFonts w:ascii="Trade Gothic Next" w:hAnsi="Trade Gothic Next"/>
+                      <w:b/>
+                      <w:color w:val="14161B"/>
+                      <w:sz w:val="40"/>
+                      <w:u w:val="none"/>
+                    </w:rPr>
+                    <w:t>S</w:t>
+                  </w:r>
+                </w:p>
+                <w:p>
+                  <w:pPr>
+                    <w:spacing w:after="0"/>
+                    <w:jc w:val="center"/>
+                  </w:pPr>
+                  <w:r>
+                    <w:rPr>
+                      <w:rFonts w:ascii="Trade Gothic Next" w:hAnsi="Trade Gothic Next"/>
+                      <w:b w:val="0"/>
+                      <w:color w:val="55604F"/>
+                      <w:sz w:val="16"/>
+                      <w:u w:val="none"/>
+                    </w:rPr>
+                    <w:t>Sulfur</w:t>
+                  </w:r>
+                </w:p>
+              </w:tc>
+            </w:tr>
+          </w:tbl>
+          <w:p>
+            <w:pPr>
+              <w:spacing w:before="0" w:after="0" w:line="20" w:lineRule="exact"/>
+            </w:pPr>
+          </w:p>
+        </w:tc>
+        <w:tc>
+          <w:tcPr>
+            <w:tcW w:type="dxa" w:w="8640"/>
+            <w:vAlign w:val="center"/>
+            <w:tcMar>
+              <w:top w:w="10" w:type="dxa"/>
+              <w:left w:w="60" w:type="dxa"/>
+              <w:bottom w:w="10" w:type="dxa"/>
+              <w:right w:w="60" w:type="dxa"/>
+            </w:tcMar>
+          </w:tcPr>
+          <w:p>
+            <w:pPr>
+              <w:spacing w:after="0"/>
+              <w:jc w:val="left"/>
+              <w:spacing w:before="0" w:after="0" w:line="20" w:lineRule="exact"/>
+            </w:pPr>
+          </w:p>
+          <w:tbl>
+            <w:tblPr>
+              <w:tblW w:type="auto" w:w="0"/>
+              <w:tblLayout w:type="fixed"/>
+              <w:tblLook w:firstColumn="1" w:firstRow="1" w:lastColumn="0" w:lastRow="0" w:noHBand="0" w:noVBand="1" w:val="04A0"/>
+              <w:tblLayout w:type="fixed"/>
+            </w:tblPr>
+            <w:tblGrid>
+              <w:gridCol w:w="2232"/>
+              <w:gridCol w:w="6264"/>
+            </w:tblGrid>
+            <w:tr>
+              <w:trPr>
+                <w:cantSplit/>
+                <w:trHeight w:val="518" w:hRule="atLeast"/>
+              </w:trPr>
+              <w:tc>
+                <w:tcPr>
+                  <w:tcW w:type="dxa" w:w="2232"/>
+                  <w:vAlign w:val="bottom"/>
+                  <w:tcMar>
+                    <w:top w:w="0" w:type="dxa"/>
+                    <w:left w:w="0" w:type="dxa"/>
+                    <w:bottom w:w="10" w:type="dxa"/>
+                    <w:right w:w="0" w:type="dxa"/>
+                  </w:tcMar>
+                </w:tcPr>
+                <w:p>
+                  <w:pPr>
+                    <w:spacing w:after="0"/>
+                  </w:pPr>
+                  <w:r>
+                    <w:rPr>
+                      <w:rFonts w:ascii="Trade Gothic Next" w:hAnsi="Trade Gothic Next"/>
+                      <w:b/>
+                      <w:color w:val="14161B"/>
+                      <w:sz w:val="18"/>
+                      <w:u w:val="none"/>
+                    </w:rPr>
+                    <w:t>Electron configuration</w:t>
+                  </w:r>
+                </w:p>
+              </w:tc>
+              <w:tc>
+                <w:tcPr>
+                  <w:tcW w:type="dxa" w:w="6264"/>
+                  <w:vAlign w:val="bottom"/>
+                  <w:tcMar>
+                    <w:top w:w="0" w:type="dxa"/>
+                    <w:left w:w="0" w:type="dxa"/>
+                    <w:bottom w:w="10" w:type="dxa"/>
+                    <w:right w:w="0" w:type="dxa"/>
+                  </w:tcMar>
+                  <w:tcBorders>
+                    <w:bottom w:val="single" w:sz="6" w:color="C8CDC2"/>
+                  </w:tcBorders>
+                </w:tcPr>
+                <w:p>
+                  <w:pPr>
+                    <w:spacing w:after="0"/>
+                  </w:pPr>
+                  <w:r>
+                    <w:rPr>
+                      <w:rFonts w:ascii="Patrick Hand" w:hAnsi="Patrick Hand"/>
+                      <w:color w:val="4A2466"/>
+                      <w:sz w:val="24"/>
+                      <w:bdr w:val="single" w:sz="8" w:space="1" w:color="9F1D2C"/>
+                    </w:rPr>
+                    <w:t>1s</w:t>
+                  </w:r>
+                  <w:r>
+                    <w:rPr>
+                      <w:rFonts w:ascii="Patrick Hand" w:hAnsi="Patrick Hand"/>
+                      <w:color w:val="4A2466"/>
+                      <w:sz w:val="24"/>
+                      <w:vertAlign w:val="superscript"/>
+                      <w:bdr w:val="single" w:sz="8" w:space="1" w:color="9F1D2C"/>
+                    </w:rPr>
+                    <w:t>2</w:t>
+                  </w:r>
+                  <w:r>
+                    <w:rPr>
+                      <w:rFonts w:ascii="Patrick Hand" w:hAnsi="Patrick Hand"/>
+                      <w:color w:val="4A2466"/>
+                      <w:sz w:val="24"/>
+                      <w:bdr w:val="single" w:sz="8" w:space="1" w:color="9F1D2C"/>
+                    </w:rPr>
+                    <w:t xml:space="preserve"> </w:t>
+                  </w:r>
+                  <w:r>
+                    <w:rPr>
+                      <w:rFonts w:ascii="Patrick Hand" w:hAnsi="Patrick Hand"/>
+                      <w:color w:val="4A2466"/>
+                      <w:sz w:val="24"/>
+                      <w:bdr w:val="single" w:sz="8" w:space="1" w:color="9F1D2C"/>
+                    </w:rPr>
+                    <w:t>2s</w:t>
+                  </w:r>
+                  <w:r>
+                    <w:rPr>
+                      <w:rFonts w:ascii="Patrick Hand" w:hAnsi="Patrick Hand"/>
+                      <w:color w:val="4A2466"/>
+                      <w:sz w:val="24"/>
+                      <w:vertAlign w:val="superscript"/>
+                      <w:bdr w:val="single" w:sz="8" w:space="1" w:color="9F1D2C"/>
+                    </w:rPr>
+                    <w:t>2</w:t>
+                  </w:r>
+                  <w:r>
+                    <w:rPr>
+                      <w:rFonts w:ascii="Patrick Hand" w:hAnsi="Patrick Hand"/>
+                      <w:color w:val="4A2466"/>
+                      <w:sz w:val="24"/>
+                      <w:bdr w:val="single" w:sz="8" w:space="1" w:color="9F1D2C"/>
+                    </w:rPr>
+                    <w:t xml:space="preserve"> </w:t>
+                  </w:r>
+                  <w:r>
+                    <w:rPr>
+                      <w:rFonts w:ascii="Patrick Hand" w:hAnsi="Patrick Hand"/>
+                      <w:color w:val="4A2466"/>
+                      <w:sz w:val="24"/>
+                      <w:bdr w:val="single" w:sz="8" w:space="1" w:color="9F1D2C"/>
+                    </w:rPr>
+                    <w:t>2p</w:t>
+                  </w:r>
+                  <w:r>
+                    <w:rPr>
+                      <w:rFonts w:ascii="Patrick Hand" w:hAnsi="Patrick Hand"/>
+                      <w:color w:val="4A2466"/>
+                      <w:sz w:val="24"/>
+                      <w:vertAlign w:val="superscript"/>
+                      <w:bdr w:val="single" w:sz="8" w:space="1" w:color="9F1D2C"/>
+                    </w:rPr>
+                    <w:t>6</w:t>
+                  </w:r>
+                  <w:r>
+                    <w:rPr>
+                      <w:rFonts w:ascii="Patrick Hand" w:hAnsi="Patrick Hand"/>
+                      <w:color w:val="4A2466"/>
+                      <w:sz w:val="24"/>
+                      <w:bdr w:val="single" w:sz="8" w:space="1" w:color="9F1D2C"/>
+                    </w:rPr>
+                    <w:t xml:space="preserve"> </w:t>
+                  </w:r>
+                  <w:r>
+                    <w:rPr>
+                      <w:rFonts w:ascii="Patrick Hand" w:hAnsi="Patrick Hand"/>
+                      <w:color w:val="4A2466"/>
+                      <w:sz w:val="24"/>
+                      <w:bdr w:val="single" w:sz="8" w:space="1" w:color="9F1D2C"/>
+                    </w:rPr>
+                    <w:t>3s</w:t>
+                  </w:r>
+                  <w:r>
+                    <w:rPr>
+                      <w:rFonts w:ascii="Patrick Hand" w:hAnsi="Patrick Hand"/>
+                      <w:color w:val="4A2466"/>
+                      <w:sz w:val="24"/>
+                      <w:vertAlign w:val="superscript"/>
+                      <w:bdr w:val="single" w:sz="8" w:space="1" w:color="9F1D2C"/>
+                    </w:rPr>
+                    <w:t>2</w:t>
+                  </w:r>
+                  <w:r>
+                    <w:rPr>
+                      <w:rFonts w:ascii="Patrick Hand" w:hAnsi="Patrick Hand"/>
+                      <w:color w:val="4A2466"/>
+                      <w:sz w:val="24"/>
+                      <w:bdr w:val="single" w:sz="8" w:space="1" w:color="9F1D2C"/>
+                    </w:rPr>
+                    <w:t xml:space="preserve"> </w:t>
+                  </w:r>
+                  <w:r>
+                    <w:rPr>
+                      <w:rFonts w:ascii="Patrick Hand" w:hAnsi="Patrick Hand"/>
+                      <w:color w:val="4A2466"/>
+                      <w:sz w:val="24"/>
+                      <w:bdr w:val="single" w:sz="8" w:space="1" w:color="9F1D2C"/>
+                    </w:rPr>
+                    <w:t>3p</w:t>
+                  </w:r>
+                  <w:r>
+                    <w:rPr>
+                      <w:rFonts w:ascii="Patrick Hand" w:hAnsi="Patrick Hand"/>
+                      <w:color w:val="4A2466"/>
+                      <w:sz w:val="24"/>
+                      <w:vertAlign w:val="superscript"/>
+                      <w:bdr w:val="single" w:sz="8" w:space="1" w:color="9F1D2C"/>
+                    </w:rPr>
+                    <w:t>4</w:t>
+                  </w:r>
+                </w:p>
+              </w:tc>
+            </w:tr>
+          </w:tbl>
+          <w:p>
+            <w:pPr>
+              <w:spacing w:before="0" w:after="0" w:line="20" w:lineRule="exact"/>
+            </w:pPr>
+          </w:p>
+          <w:tbl>
+            <w:tblPr>
+              <w:tblW w:type="auto" w:w="0"/>
+              <w:tblLayout w:type="fixed"/>
+              <w:tblLook w:firstColumn="1" w:firstRow="1" w:lastColumn="0" w:lastRow="0" w:noHBand="0" w:noVBand="1" w:val="04A0"/>
+              <w:tblLayout w:type="fixed"/>
+            </w:tblPr>
+            <w:tblGrid>
+              <w:gridCol w:w="8496"/>
+            </w:tblGrid>
+            <w:tr>
+              <w:trPr>
+                <w:cantSplit/>
+                <w:trHeight w:val="1036" w:hRule="atLeast"/>
+              </w:trPr>
+              <w:tc>
+                <w:tcPr>
+                  <w:tcW w:type="dxa" w:w="8496"/>
+                  <w:tcBorders>
+                    <w:top w:val="single" w:sz="6" w:color="C8CDC2"/>
+                    <w:left w:val="single" w:sz="6" w:color="C8CDC2"/>
+                    <w:bottom w:val="single" w:sz="6" w:color="C8CDC2"/>
+                    <w:right w:val="single" w:sz="6" w:color="C8CDC2"/>
+                  </w:tcBorders>
+                  <w:vAlign w:val="center"/>
+                  <w:tcMar>
+                    <w:top w:w="20" w:type="dxa"/>
+                    <w:left w:w="60" w:type="dxa"/>
+                    <w:bottom w:w="20" w:type="dxa"/>
+                    <w:right w:w="60" w:type="dxa"/>
+                  </w:tcMar>
+                </w:tcPr>
+                <w:p>
+                  <w:pPr>
+                    <w:spacing w:after="0"/>
+                    <w:jc w:val="left"/>
+                  </w:pPr>
+                  <w:r>
+                    <w:rPr>
+                      <w:rFonts w:ascii="Trade Gothic Next" w:hAnsi="Trade Gothic Next"/>
+                      <w:b/>
+                      <w:color w:val="55604F"/>
+                      <w:sz w:val="15"/>
+                      <w:u w:val="none"/>
+                    </w:rPr>
+                    <w:t>ORBITAL DIAGRAM</w:t>
+                  </w:r>
+                </w:p>
+                <w:tbl>
+                  <w:tblPr>
+                    <w:tblW w:type="auto" w:w="0"/>
+                    <w:tblLayout w:type="fixed"/>
+                    <w:tblLook w:firstColumn="1" w:firstRow="1" w:lastColumn="0" w:lastRow="0" w:noHBand="0" w:noVBand="1" w:val="04A0"/>
+                    <w:tblLayout w:type="fixed"/>
+                  </w:tblPr>
+                  <w:tblGrid>
+                    <w:gridCol w:w="317"/>
+                    <w:gridCol w:w="274"/>
+                    <w:gridCol w:w="317"/>
+                    <w:gridCol w:w="274"/>
+                    <w:gridCol w:w="317"/>
+                    <w:gridCol w:w="274"/>
+                    <w:gridCol w:w="274"/>
+                    <w:gridCol w:w="274"/>
+                    <w:gridCol w:w="317"/>
+                    <w:gridCol w:w="274"/>
+                    <w:gridCol w:w="317"/>
+                    <w:gridCol w:w="274"/>
+                    <w:gridCol w:w="274"/>
+                    <w:gridCol w:w="274"/>
+                  </w:tblGrid>
+                  <w:tr>
+                    <w:trPr>
+                      <w:cantSplit/>
+                      <w:trHeight w:val="432" w:hRule="atLeast"/>
+                    </w:trPr>
+                    <w:tc>
+                      <w:tcPr>
+                        <w:tcW w:type="dxa" w:w="317"/>
+                        <w:vAlign w:val="center"/>
+                        <w:tcMar>
+                          <w:top w:w="0" w:type="dxa"/>
+                          <w:left w:w="0" w:type="dxa"/>
+                          <w:bottom w:w="0" w:type="dxa"/>
+                          <w:right w:w="10" w:type="dxa"/>
+                        </w:tcMar>
+                      </w:tcPr>
+                      <w:p>
+                        <w:pPr>
+                          <w:spacing w:after="0"/>
+                          <w:jc w:val="right"/>
+                        </w:pPr>
+                        <w:r>
+                          <w:rPr>
+                            <w:rFonts w:ascii="Trade Gothic Next" w:hAnsi="Trade Gothic Next"/>
+                            <w:b/>
+                            <w:color w:val="55604F"/>
+                            <w:sz w:val="16"/>
+                            <w:u w:val="none"/>
+                          </w:rPr>
+                          <w:t>1s</w:t>
+                        </w:r>
+                      </w:p>
+                    </w:tc>
+                    <w:tc>
+                      <w:tcPr>
+                        <w:tcW w:type="dxa" w:w="274"/>
+                        <w:tcBorders>
+                          <w:top w:val="single" w:sz="6" w:color="5A6068"/>
+                          <w:left w:val="single" w:sz="6" w:color="5A6068"/>
+                          <w:bottom w:val="single" w:sz="6" w:color="5A6068"/>
+                          <w:right w:val="single" w:sz="6" w:color="5A6068"/>
+                        </w:tcBorders>
+                        <w:vAlign w:val="center"/>
+                        <w:tcMar>
+                          <w:top w:w="0" w:type="dxa"/>
+                          <w:left w:w="0" w:type="dxa"/>
+                          <w:bottom w:w="0" w:type="dxa"/>
+                          <w:right w:w="0" w:type="dxa"/>
+                        </w:tcMar>
+                      </w:tcPr>
+                      <w:p>
+                        <w:pPr>
+                          <w:spacing w:after="0"/>
+                          <w:jc w:val="center"/>
+                        </w:pPr>
+                        <w:r>
+                          <w:rPr>
+                            <w:rFonts w:ascii="ShullHand" w:hAnsi="ShullHand"/>
+                            <w:color w:val="4A2466"/>
+                            <w:sz w:val="20"/>
+                          </w:rPr>
+                          <w:t>↑↓</w:t>
+                        </w:r>
+                      </w:p>
+                    </w:tc>
+                    <w:tc>
+                      <w:tcPr>
+                        <w:tcW w:type="dxa" w:w="317"/>
+                        <w:vAlign w:val="center"/>
+                        <w:tcMar>
+                          <w:top w:w="0" w:type="dxa"/>
+                          <w:left w:w="0" w:type="dxa"/>
+                          <w:bottom w:w="0" w:type="dxa"/>
+                          <w:right w:w="10" w:type="dxa"/>
+                        </w:tcMar>
+                      </w:tcPr>
+                      <w:p>
+                        <w:pPr>
+                          <w:spacing w:after="0"/>
+                          <w:jc w:val="right"/>
+                        </w:pPr>
+                        <w:r>
+                          <w:rPr>
+                            <w:rFonts w:ascii="Trade Gothic Next" w:hAnsi="Trade Gothic Next"/>
+                            <w:b/>
+                            <w:color w:val="55604F"/>
+                            <w:sz w:val="16"/>
+                            <w:u w:val="none"/>
+                          </w:rPr>
+                          <w:t>2s</w:t>
+                        </w:r>
+                      </w:p>
+                    </w:tc>
+                    <w:tc>
+                      <w:tcPr>
+                        <w:tcW w:type="dxa" w:w="274"/>
+                        <w:tcBorders>
+                          <w:top w:val="single" w:sz="6" w:color="5A6068"/>
+                          <w:left w:val="single" w:sz="6" w:color="5A6068"/>
+                          <w:bottom w:val="single" w:sz="6" w:color="5A6068"/>
+                          <w:right w:val="single" w:sz="6" w:color="5A6068"/>
+                        </w:tcBorders>
+                        <w:vAlign w:val="center"/>
+                        <w:tcMar>
+                          <w:top w:w="0" w:type="dxa"/>
+                          <w:left w:w="0" w:type="dxa"/>
+                          <w:bottom w:w="0" w:type="dxa"/>
+                          <w:right w:w="0" w:type="dxa"/>
+                        </w:tcMar>
+                      </w:tcPr>
+                      <w:p>
+                        <w:pPr>
+                          <w:spacing w:after="0"/>
+                          <w:jc w:val="center"/>
+                        </w:pPr>
+                        <w:r>
+                          <w:rPr>
+                            <w:rFonts w:ascii="ShullHand" w:hAnsi="ShullHand"/>
+                            <w:color w:val="4A2466"/>
+                            <w:sz w:val="20"/>
+                          </w:rPr>
+                          <w:t>↑↓</w:t>
+                        </w:r>
+                      </w:p>
+                    </w:tc>
+                    <w:tc>
+                      <w:tcPr>
+                        <w:tcW w:type="dxa" w:w="317"/>
+                        <w:vAlign w:val="center"/>
+                        <w:tcMar>
+                          <w:top w:w="0" w:type="dxa"/>
+                          <w:left w:w="0" w:type="dxa"/>
+                          <w:bottom w:w="0" w:type="dxa"/>
+                          <w:right w:w="10" w:type="dxa"/>
+                        </w:tcMar>
+                      </w:tcPr>
+                      <w:p>
+                        <w:pPr>
+                          <w:spacing w:after="0"/>
+                          <w:jc w:val="right"/>
+                        </w:pPr>
+                        <w:r>
+                          <w:rPr>
+                            <w:rFonts w:ascii="Trade Gothic Next" w:hAnsi="Trade Gothic Next"/>
+                            <w:b/>
+                            <w:color w:val="55604F"/>
+                            <w:sz w:val="16"/>
+                            <w:u w:val="none"/>
+                          </w:rPr>
+                          <w:t>2p</w:t>
+                        </w:r>
+                      </w:p>
+                    </w:tc>
+                    <w:tc>
+                      <w:tcPr>
+                        <w:tcW w:type="dxa" w:w="274"/>
+                        <w:tcBorders>
+                          <w:top w:val="single" w:sz="6" w:color="5A6068"/>
+                          <w:left w:val="single" w:sz="6" w:color="5A6068"/>
+                          <w:bottom w:val="single" w:sz="6" w:color="5A6068"/>
+                          <w:right w:val="single" w:sz="6" w:color="5A6068"/>
+                        </w:tcBorders>
+                        <w:vAlign w:val="center"/>
+                        <w:tcMar>
+                          <w:top w:w="0" w:type="dxa"/>
+                          <w:left w:w="0" w:type="dxa"/>
+                          <w:bottom w:w="0" w:type="dxa"/>
+                          <w:right w:w="0" w:type="dxa"/>
+                        </w:tcMar>
+                      </w:tcPr>
+                      <w:p>
+                        <w:pPr>
+                          <w:spacing w:after="0"/>
+                          <w:jc w:val="center"/>
+                        </w:pPr>
+                        <w:r>
+                          <w:rPr>
+                            <w:rFonts w:ascii="ShullHand" w:hAnsi="ShullHand"/>
+                            <w:color w:val="4A2466"/>
+                            <w:sz w:val="20"/>
+                          </w:rPr>
+                          <w:t>↑↓</w:t>
+                        </w:r>
+                      </w:p>
+                    </w:tc>
+                    <w:tc>
+                      <w:tcPr>
+                        <w:tcW w:type="dxa" w:w="274"/>
+                        <w:tcBorders>
+                          <w:top w:val="single" w:sz="6" w:color="5A6068"/>
+                          <w:left w:val="single" w:sz="6" w:color="5A6068"/>
+                          <w:bottom w:val="single" w:sz="6" w:color="5A6068"/>
+                          <w:right w:val="single" w:sz="6" w:color="5A6068"/>
+                        </w:tcBorders>
+                        <w:vAlign w:val="center"/>
+                        <w:tcMar>
+                          <w:top w:w="0" w:type="dxa"/>
+                          <w:left w:w="0" w:type="dxa"/>
+                          <w:bottom w:w="0" w:type="dxa"/>
+                          <w:right w:w="0" w:type="dxa"/>
+                        </w:tcMar>
+                      </w:tcPr>
+                      <w:p>
+                        <w:pPr>
+                          <w:spacing w:after="0"/>
+                          <w:jc w:val="center"/>
+                        </w:pPr>
+                        <w:r>
+                          <w:rPr>
+                            <w:rFonts w:ascii="ShullHand" w:hAnsi="ShullHand"/>
+                            <w:color w:val="4A2466"/>
+                            <w:sz w:val="20"/>
+                          </w:rPr>
+                          <w:t>↑↓</w:t>
+                        </w:r>
+                      </w:p>
+                    </w:tc>
+                    <w:tc>
+                      <w:tcPr>
+                        <w:tcW w:type="dxa" w:w="274"/>
+                        <w:tcBorders>
+                          <w:top w:val="single" w:sz="6" w:color="5A6068"/>
+                          <w:left w:val="single" w:sz="6" w:color="5A6068"/>
+                          <w:bottom w:val="single" w:sz="6" w:color="5A6068"/>
+                          <w:right w:val="single" w:sz="6" w:color="5A6068"/>
+                        </w:tcBorders>
+                        <w:vAlign w:val="center"/>
+                        <w:tcMar>
+                          <w:top w:w="0" w:type="dxa"/>
+                          <w:left w:w="0" w:type="dxa"/>
+                          <w:bottom w:w="0" w:type="dxa"/>
+                          <w:right w:w="0" w:type="dxa"/>
+                        </w:tcMar>
+                      </w:tcPr>
+                      <w:p>
+                        <w:pPr>
+                          <w:spacing w:after="0"/>
+                          <w:jc w:val="center"/>
+                        </w:pPr>
+                        <w:r>
+                          <w:rPr>
+                            <w:rFonts w:ascii="ShullHand" w:hAnsi="ShullHand"/>
+                            <w:color w:val="4A2466"/>
+                            <w:sz w:val="20"/>
+                          </w:rPr>
+                          <w:t>↑↓</w:t>
+                        </w:r>
+                      </w:p>
+                    </w:tc>
+                    <w:tc>
+                      <w:tcPr>
+                        <w:tcW w:type="dxa" w:w="317"/>
+                        <w:vAlign w:val="center"/>
+                        <w:tcMar>
+                          <w:top w:w="0" w:type="dxa"/>
+                          <w:left w:w="0" w:type="dxa"/>
+                          <w:bottom w:w="0" w:type="dxa"/>
+                          <w:right w:w="10" w:type="dxa"/>
+                        </w:tcMar>
+                      </w:tcPr>
+                      <w:p>
+                        <w:pPr>
+                          <w:spacing w:after="0"/>
+                          <w:jc w:val="right"/>
+                        </w:pPr>
+                        <w:r>
+                          <w:rPr>
+                            <w:rFonts w:ascii="Trade Gothic Next" w:hAnsi="Trade Gothic Next"/>
+                            <w:b/>
+                            <w:color w:val="55604F"/>
+                            <w:sz w:val="16"/>
+                            <w:u w:val="none"/>
+                          </w:rPr>
+                          <w:t>3s</w:t>
+                        </w:r>
+                      </w:p>
+                    </w:tc>
+                    <w:tc>
+                      <w:tcPr>
+                        <w:tcW w:type="dxa" w:w="274"/>
+                        <w:tcBorders>
+                          <w:top w:val="single" w:sz="6" w:color="5A6068"/>
+                          <w:left w:val="single" w:sz="6" w:color="5A6068"/>
+                          <w:bottom w:val="single" w:sz="6" w:color="5A6068"/>
+                          <w:right w:val="single" w:sz="6" w:color="5A6068"/>
+                        </w:tcBorders>
+                        <w:vAlign w:val="center"/>
+                        <w:tcMar>
+                          <w:top w:w="0" w:type="dxa"/>
+                          <w:left w:w="0" w:type="dxa"/>
+                          <w:bottom w:w="0" w:type="dxa"/>
+                          <w:right w:w="0" w:type="dxa"/>
+                        </w:tcMar>
+                      </w:tcPr>
+                      <w:p>
+                        <w:pPr>
+                          <w:spacing w:after="0"/>
+                          <w:jc w:val="center"/>
+                        </w:pPr>
+                        <w:r>
+                          <w:rPr>
+                            <w:rFonts w:ascii="ShullHand" w:hAnsi="ShullHand"/>
+                            <w:color w:val="4A2466"/>
+                            <w:sz w:val="20"/>
+                          </w:rPr>
+                          <w:t>↑↓</w:t>
+                        </w:r>
+                      </w:p>
+                    </w:tc>
+                    <w:tc>
+                      <w:tcPr>
+                        <w:tcW w:type="dxa" w:w="317"/>
+                        <w:vAlign w:val="center"/>
+                        <w:tcMar>
+                          <w:top w:w="0" w:type="dxa"/>
+                          <w:left w:w="0" w:type="dxa"/>
+                          <w:bottom w:w="0" w:type="dxa"/>
+                          <w:right w:w="10" w:type="dxa"/>
+                        </w:tcMar>
+                      </w:tcPr>
+                      <w:p>
+                        <w:pPr>
+                          <w:spacing w:after="0"/>
+                          <w:jc w:val="right"/>
+                        </w:pPr>
+                        <w:r>
+                          <w:rPr>
+                            <w:rFonts w:ascii="Trade Gothic Next" w:hAnsi="Trade Gothic Next"/>
+                            <w:b/>
+                            <w:color w:val="55604F"/>
+                            <w:sz w:val="16"/>
+                            <w:u w:val="none"/>
+                          </w:rPr>
+                          <w:t>3p</w:t>
+                        </w:r>
+                      </w:p>
+                    </w:tc>
+                    <w:tc>
+                      <w:tcPr>
+                        <w:tcW w:type="dxa" w:w="274"/>
+                        <w:tcBorders>
+                          <w:top w:val="single" w:sz="6" w:color="5A6068"/>
+                          <w:left w:val="single" w:sz="6" w:color="5A6068"/>
+                          <w:bottom w:val="single" w:sz="6" w:color="5A6068"/>
+                          <w:right w:val="single" w:sz="6" w:color="5A6068"/>
+                        </w:tcBorders>
+                        <w:vAlign w:val="center"/>
+                        <w:tcMar>
+                          <w:top w:w="0" w:type="dxa"/>
+                          <w:left w:w="0" w:type="dxa"/>
+                          <w:bottom w:w="0" w:type="dxa"/>
+                          <w:right w:w="0" w:type="dxa"/>
+                        </w:tcMar>
+                      </w:tcPr>
+                      <w:p>
+                        <w:pPr>
+                          <w:spacing w:after="0"/>
+                          <w:jc w:val="center"/>
+                        </w:pPr>
+                        <w:r>
+                          <w:rPr>
+                            <w:rFonts w:ascii="ShullHand" w:hAnsi="ShullHand"/>
+                            <w:color w:val="4A2466"/>
+                            <w:sz w:val="20"/>
+                          </w:rPr>
+                          <w:t>↑↓</w:t>
+                        </w:r>
+                      </w:p>
+                    </w:tc>
+                    <w:tc>
+                      <w:tcPr>
+                        <w:tcW w:type="dxa" w:w="274"/>
+                        <w:tcBorders>
+                          <w:top w:val="single" w:sz="6" w:color="5A6068"/>
+                          <w:left w:val="single" w:sz="6" w:color="5A6068"/>
+                          <w:bottom w:val="single" w:sz="6" w:color="5A6068"/>
+                          <w:right w:val="single" w:sz="6" w:color="5A6068"/>
+                        </w:tcBorders>
+                        <w:vAlign w:val="center"/>
+                        <w:tcMar>
+                          <w:top w:w="0" w:type="dxa"/>
+                          <w:left w:w="0" w:type="dxa"/>
+                          <w:bottom w:w="0" w:type="dxa"/>
+                          <w:right w:w="0" w:type="dxa"/>
+                        </w:tcMar>
+                      </w:tcPr>
+                      <w:p>
+                        <w:pPr>
+                          <w:spacing w:after="0"/>
+                          <w:jc w:val="center"/>
+                        </w:pPr>
+                        <w:r>
+                          <w:rPr>
+                            <w:rFonts w:ascii="ShullHand" w:hAnsi="ShullHand"/>
+                            <w:color w:val="4A2466"/>
+                            <w:sz w:val="20"/>
+                          </w:rPr>
+                          <w:t>↑</w:t>
+                        </w:r>
+                      </w:p>
+                    </w:tc>
+                    <w:tc>
+                      <w:tcPr>
+                        <w:tcW w:type="dxa" w:w="274"/>
+                        <w:tcBorders>
+                          <w:top w:val="single" w:sz="6" w:color="5A6068"/>
+                          <w:left w:val="single" w:sz="6" w:color="5A6068"/>
+                          <w:bottom w:val="single" w:sz="6" w:color="5A6068"/>
+                          <w:right w:val="single" w:sz="6" w:color="5A6068"/>
+                        </w:tcBorders>
+                        <w:vAlign w:val="center"/>
+                        <w:tcMar>
+                          <w:top w:w="0" w:type="dxa"/>
+                          <w:left w:w="0" w:type="dxa"/>
+                          <w:bottom w:w="0" w:type="dxa"/>
+                          <w:right w:w="0" w:type="dxa"/>
+                        </w:tcMar>
+                      </w:tcPr>
+                      <w:p>
+                        <w:pPr>
+                          <w:spacing w:after="0"/>
+                          <w:jc w:val="center"/>
+                        </w:pPr>
+                        <w:r>
+                          <w:rPr>
+                            <w:rFonts w:ascii="ShullHand" w:hAnsi="ShullHand"/>
+                            <w:color w:val="4A2466"/>
+                            <w:sz w:val="20"/>
+                          </w:rPr>
+                          <w:t>↑</w:t>
+                        </w:r>
+                      </w:p>
+                    </w:tc>
+                  </w:tr>
+                </w:tbl>
+                <w:p>
+                  <w:pPr>
+                    <w:spacing w:before="0" w:after="0" w:line="20" w:lineRule="exact"/>
+                  </w:pPr>
+                </w:p>
+              </w:tc>
+            </w:tr>
+          </w:tbl>
+          <w:p>
+            <w:pPr>
+              <w:spacing w:before="0" w:after="0" w:line="20" w:lineRule="exact"/>
+            </w:pPr>
+          </w:p>
+        </w:tc>
+      </w:tr>
+    </w:tbl>
     <w:p>
       <w:pPr>
         <w:spacing w:before="0" w:after="0" w:line="120" w:lineRule="exact"/>
@@ -4349,6 +4046,17 @@
         </w:tc>
       </w:tr>
     </w:tbl>
+    <w:p>
+      <w:pPr>
+        <w:spacing w:before="0" w:after="0" w:line="60" w:lineRule="exact"/>
+      </w:pPr>
+      <w:r>
+        <w:rPr>
+          <w:rFonts w:ascii="Trade Gothic Next" w:hAnsi="Trade Gothic Next"/>
+          <w:sz w:val="2"/>
+        </w:rPr>
+      </w:r>
+    </w:p>
     <w:tbl>
       <w:tblPr>
         <w:tblW w:type="auto" w:w="0"/>
@@ -4358,13 +4066,12 @@
       </w:tblPr>
       <w:tblGrid>
         <w:gridCol w:w="648"/>
-        <w:gridCol w:w="2520"/>
-        <w:gridCol w:w="7632"/>
+        <w:gridCol w:w="1512"/>
+        <w:gridCol w:w="8640"/>
       </w:tblGrid>
       <w:tr>
         <w:trPr>
           <w:cantSplit/>
-          <w:trHeight w:val="648" w:hRule="atLeast"/>
         </w:trPr>
         <w:tc>
           <w:tcPr>
@@ -4372,13 +4079,10 @@
             <w:vAlign w:val="center"/>
             <w:tcMar>
               <w:top w:w="40" w:type="dxa"/>
-              <w:left w:w="60" w:type="dxa"/>
+              <w:left w:w="20" w:type="dxa"/>
               <w:bottom w:w="40" w:type="dxa"/>
-              <w:right w:w="60" w:type="dxa"/>
+              <w:right w:w="20" w:type="dxa"/>
             </w:tcMar>
-            <w:tcBorders>
-              <w:bottom w:val="single" w:sz="4" w:color="C8CDC2"/>
-            </w:tcBorders>
           </w:tcPr>
           <w:p>
             <w:pPr>
@@ -4390,144 +4094,276 @@
                 <w:rFonts w:ascii="Trade Gothic Next" w:hAnsi="Trade Gothic Next"/>
                 <w:b/>
                 <w:color w:val="4D730E"/>
-                <w:sz w:val="22"/>
+                <w:sz w:val="26"/>
                 <w:u w:val="none"/>
               </w:rPr>
-              <w:t>8</w:t>
+              <w:t>6</w:t>
             </w:r>
           </w:p>
         </w:tc>
         <w:tc>
           <w:tcPr>
-            <w:tcW w:type="dxa" w:w="2520"/>
+            <w:tcW w:type="dxa" w:w="1512"/>
             <w:vAlign w:val="center"/>
             <w:tcMar>
               <w:top w:w="40" w:type="dxa"/>
-              <w:left w:w="60" w:type="dxa"/>
+              <w:left w:w="0" w:type="dxa"/>
               <w:bottom w:w="40" w:type="dxa"/>
               <w:right w:w="60" w:type="dxa"/>
             </w:tcMar>
-            <w:tcBorders>
-              <w:bottom w:val="single" w:sz="4" w:color="C8CDC2"/>
-            </w:tcBorders>
           </w:tcPr>
           <w:p>
             <w:pPr>
               <w:spacing w:after="0"/>
               <w:jc w:val="left"/>
+              <w:spacing w:before="0" w:after="0" w:line="20" w:lineRule="exact"/>
             </w:pPr>
-            <w:r>
-              <w:rPr>
-                <w:rFonts w:ascii="Trade Gothic Next" w:hAnsi="Trade Gothic Next"/>
-                <w:b/>
-                <w:color w:val="14161B"/>
-                <w:sz w:val="21"/>
-                <w:u w:val="none"/>
-              </w:rPr>
-              <w:t>Manganese, Mn</w:t>
-            </w:r>
+          </w:p>
+          <w:tbl>
+            <w:tblPr>
+              <w:tblW w:type="auto" w:w="0"/>
+              <w:tblLayout w:type="fixed"/>
+              <w:tblLook w:firstColumn="1" w:firstRow="1" w:lastColumn="0" w:lastRow="0" w:noHBand="0" w:noVBand="1" w:val="04A0"/>
+              <w:tblLayout w:type="fixed"/>
+            </w:tblPr>
+            <w:tblGrid>
+              <w:gridCol w:w="1008"/>
+            </w:tblGrid>
+            <w:tr>
+              <w:trPr>
+                <w:cantSplit/>
+                <w:trHeight w:val="892" w:hRule="atLeast"/>
+              </w:trPr>
+              <w:tc>
+                <w:tcPr>
+                  <w:tcW w:type="dxa" w:w="1008"/>
+                  <w:tcBorders>
+                    <w:top w:val="single" w:sz="12" w:color="A3E635"/>
+                    <w:left w:val="single" w:sz="12" w:color="A3E635"/>
+                    <w:bottom w:val="single" w:sz="12" w:color="A3E635"/>
+                    <w:right w:val="single" w:sz="12" w:color="A3E635"/>
+                  </w:tcBorders>
+                  <w:tcMar>
+                    <w:top w:w="20" w:type="dxa"/>
+                    <w:left w:w="50" w:type="dxa"/>
+                    <w:bottom w:w="20" w:type="dxa"/>
+                    <w:right w:w="40" w:type="dxa"/>
+                  </w:tcMar>
+                  <w:vAlign w:val="center"/>
+                </w:tcPr>
+                <w:p>
+                  <w:pPr>
+                    <w:spacing w:after="0"/>
+                  </w:pPr>
+                  <w:r>
+                    <w:rPr>
+                      <w:rFonts w:ascii="Trade Gothic Next" w:hAnsi="Trade Gothic Next"/>
+                      <w:b/>
+                      <w:color w:val="55604F"/>
+                      <w:sz w:val="16"/>
+                      <w:u w:val="none"/>
+                    </w:rPr>
+                    <w:t>25</w:t>
+                  </w:r>
+                </w:p>
+                <w:p>
+                  <w:pPr>
+                    <w:spacing w:after="0"/>
+                    <w:jc w:val="center"/>
+                  </w:pPr>
+                  <w:r>
+                    <w:rPr>
+                      <w:rFonts w:ascii="Trade Gothic Next" w:hAnsi="Trade Gothic Next"/>
+                      <w:b/>
+                      <w:color w:val="14161B"/>
+                      <w:sz w:val="32"/>
+                      <w:u w:val="none"/>
+                    </w:rPr>
+                    <w:t>Mn</w:t>
+                  </w:r>
+                </w:p>
+              </w:tc>
+            </w:tr>
+          </w:tbl>
+          <w:p>
+            <w:pPr>
+              <w:spacing w:before="0" w:after="0" w:line="20" w:lineRule="exact"/>
+            </w:pPr>
           </w:p>
         </w:tc>
         <w:tc>
           <w:tcPr>
-            <w:tcW w:type="dxa" w:w="7632"/>
+            <w:tcW w:type="dxa" w:w="8640"/>
             <w:vAlign w:val="center"/>
             <w:tcMar>
-              <w:top w:w="40" w:type="dxa"/>
+              <w:top w:w="10" w:type="dxa"/>
               <w:left w:w="60" w:type="dxa"/>
-              <w:bottom w:w="40" w:type="dxa"/>
+              <w:bottom w:w="10" w:type="dxa"/>
               <w:right w:w="60" w:type="dxa"/>
             </w:tcMar>
-            <w:tcBorders>
-              <w:bottom w:val="single" w:sz="4" w:color="C8CDC2"/>
-            </w:tcBorders>
           </w:tcPr>
           <w:p>
             <w:pPr>
               <w:spacing w:after="0"/>
               <w:jc w:val="left"/>
+              <w:spacing w:before="0" w:after="0" w:line="20" w:lineRule="exact"/>
             </w:pPr>
-            <w:r>
-              <w:rPr>
-                <w:rFonts w:ascii="ShullHand" w:hAnsi="ShullHand"/>
-                <w:color w:val="4A2466"/>
-                <w:sz w:val="24"/>
-                <w:bdr w:val="single" w:sz="8" w:space="1" w:color="9F1D2C"/>
-              </w:rPr>
-              <w:t xml:space="preserve">[Ar] </w:t>
-            </w:r>
-            <w:r>
-              <w:rPr>
-                <w:rFonts w:ascii="Patrick Hand" w:hAnsi="Patrick Hand"/>
-                <w:color w:val="4A2466"/>
-                <w:sz w:val="24"/>
-                <w:bdr w:val="single" w:sz="8" w:space="1" w:color="9F1D2C"/>
-              </w:rPr>
-              <w:t>4</w:t>
-            </w:r>
-            <w:r>
-              <w:rPr>
-                <w:rFonts w:ascii="ShullHand" w:hAnsi="ShullHand"/>
-                <w:color w:val="4A2466"/>
-                <w:sz w:val="24"/>
-                <w:bdr w:val="single" w:sz="8" w:space="1" w:color="9F1D2C"/>
-              </w:rPr>
-              <w:t>s</w:t>
-            </w:r>
-            <w:r>
-              <w:rPr>
-                <w:rFonts w:ascii="Patrick Hand" w:hAnsi="Patrick Hand"/>
-                <w:color w:val="4A2466"/>
-                <w:sz w:val="24"/>
-                <w:vertAlign w:val="superscript"/>
-                <w:bdr w:val="single" w:sz="8" w:space="1" w:color="9F1D2C"/>
-              </w:rPr>
-              <w:t>2</w:t>
-            </w:r>
-            <w:r>
-              <w:rPr>
-                <w:rFonts w:ascii="ShullHand" w:hAnsi="ShullHand"/>
-                <w:color w:val="4A2466"/>
-                <w:sz w:val="24"/>
-                <w:bdr w:val="single" w:sz="8" w:space="1" w:color="9F1D2C"/>
-              </w:rPr>
-              <w:t xml:space="preserve"> </w:t>
-            </w:r>
-            <w:r>
-              <w:rPr>
-                <w:rFonts w:ascii="Patrick Hand" w:hAnsi="Patrick Hand"/>
-                <w:color w:val="4A2466"/>
-                <w:sz w:val="24"/>
-                <w:bdr w:val="single" w:sz="8" w:space="1" w:color="9F1D2C"/>
-              </w:rPr>
-              <w:t>3</w:t>
-            </w:r>
-            <w:r>
-              <w:rPr>
-                <w:rFonts w:ascii="ShullHand" w:hAnsi="ShullHand"/>
-                <w:color w:val="4A2466"/>
-                <w:sz w:val="24"/>
-                <w:bdr w:val="single" w:sz="8" w:space="1" w:color="9F1D2C"/>
-              </w:rPr>
-              <w:t>d</w:t>
-            </w:r>
-            <w:r>
-              <w:rPr>
-                <w:rFonts w:ascii="Patrick Hand" w:hAnsi="Patrick Hand"/>
-                <w:color w:val="4A2466"/>
-                <w:sz w:val="24"/>
-                <w:vertAlign w:val="superscript"/>
-                <w:bdr w:val="single" w:sz="8" w:space="1" w:color="9F1D2C"/>
-              </w:rPr>
-              <w:t>5</w:t>
-            </w:r>
+          </w:p>
+          <w:tbl>
+            <w:tblPr>
+              <w:tblW w:type="auto" w:w="0"/>
+              <w:tblLayout w:type="fixed"/>
+              <w:tblLook w:firstColumn="1" w:firstRow="1" w:lastColumn="0" w:lastRow="0" w:noHBand="0" w:noVBand="1" w:val="04A0"/>
+              <w:tblLayout w:type="fixed"/>
+            </w:tblPr>
+            <w:tblGrid>
+              <w:gridCol w:w="1440"/>
+              <w:gridCol w:w="7056"/>
+            </w:tblGrid>
+            <w:tr>
+              <w:trPr>
+                <w:cantSplit/>
+                <w:trHeight w:val="633" w:hRule="atLeast"/>
+              </w:trPr>
+              <w:tc>
+                <w:tcPr>
+                  <w:tcW w:type="dxa" w:w="1440"/>
+                  <w:vAlign w:val="bottom"/>
+                  <w:tcMar>
+                    <w:top w:w="0" w:type="dxa"/>
+                    <w:left w:w="0" w:type="dxa"/>
+                    <w:bottom w:w="10" w:type="dxa"/>
+                    <w:right w:w="0" w:type="dxa"/>
+                  </w:tcMar>
+                </w:tcPr>
+                <w:p>
+                  <w:pPr>
+                    <w:spacing w:after="0"/>
+                  </w:pPr>
+                  <w:r>
+                    <w:rPr>
+                      <w:rFonts w:ascii="Trade Gothic Next" w:hAnsi="Trade Gothic Next"/>
+                      <w:b/>
+                      <w:color w:val="14161B"/>
+                      <w:sz w:val="18"/>
+                      <w:u w:val="none"/>
+                    </w:rPr>
+                    <w:t>Shorthand</w:t>
+                  </w:r>
+                </w:p>
+              </w:tc>
+              <w:tc>
+                <w:tcPr>
+                  <w:tcW w:type="dxa" w:w="7056"/>
+                  <w:vAlign w:val="bottom"/>
+                  <w:tcMar>
+                    <w:top w:w="0" w:type="dxa"/>
+                    <w:left w:w="0" w:type="dxa"/>
+                    <w:bottom w:w="10" w:type="dxa"/>
+                    <w:right w:w="0" w:type="dxa"/>
+                  </w:tcMar>
+                  <w:tcBorders>
+                    <w:bottom w:val="single" w:sz="6" w:color="C8CDC2"/>
+                  </w:tcBorders>
+                </w:tcPr>
+                <w:p>
+                  <w:pPr>
+                    <w:spacing w:after="0"/>
+                  </w:pPr>
+                  <w:r>
+                    <w:rPr>
+                      <w:rFonts w:ascii="Patrick Hand" w:hAnsi="Patrick Hand"/>
+                      <w:color w:val="4A2466"/>
+                      <w:sz w:val="24"/>
+                      <w:bdr w:val="single" w:sz="8" w:space="1" w:color="9F1D2C"/>
+                    </w:rPr>
+                    <w:t xml:space="preserve">[Ar] </w:t>
+                  </w:r>
+                  <w:r>
+                    <w:rPr>
+                      <w:rFonts w:ascii="Patrick Hand" w:hAnsi="Patrick Hand"/>
+                      <w:color w:val="4A2466"/>
+                      <w:sz w:val="24"/>
+                      <w:bdr w:val="single" w:sz="8" w:space="1" w:color="9F1D2C"/>
+                    </w:rPr>
+                    <w:t>4s</w:t>
+                  </w:r>
+                  <w:r>
+                    <w:rPr>
+                      <w:rFonts w:ascii="Patrick Hand" w:hAnsi="Patrick Hand"/>
+                      <w:color w:val="4A2466"/>
+                      <w:sz w:val="24"/>
+                      <w:vertAlign w:val="superscript"/>
+                      <w:bdr w:val="single" w:sz="8" w:space="1" w:color="9F1D2C"/>
+                    </w:rPr>
+                    <w:t>2</w:t>
+                  </w:r>
+                  <w:r>
+                    <w:rPr>
+                      <w:rFonts w:ascii="Patrick Hand" w:hAnsi="Patrick Hand"/>
+                      <w:color w:val="4A2466"/>
+                      <w:sz w:val="24"/>
+                      <w:bdr w:val="single" w:sz="8" w:space="1" w:color="9F1D2C"/>
+                    </w:rPr>
+                    <w:t xml:space="preserve"> </w:t>
+                  </w:r>
+                  <w:r>
+                    <w:rPr>
+                      <w:rFonts w:ascii="Patrick Hand" w:hAnsi="Patrick Hand"/>
+                      <w:color w:val="4A2466"/>
+                      <w:sz w:val="24"/>
+                      <w:bdr w:val="single" w:sz="8" w:space="1" w:color="9F1D2C"/>
+                    </w:rPr>
+                    <w:t>3d</w:t>
+                  </w:r>
+                  <w:r>
+                    <w:rPr>
+                      <w:rFonts w:ascii="Patrick Hand" w:hAnsi="Patrick Hand"/>
+                      <w:color w:val="4A2466"/>
+                      <w:sz w:val="24"/>
+                      <w:vertAlign w:val="superscript"/>
+                      <w:bdr w:val="single" w:sz="8" w:space="1" w:color="9F1D2C"/>
+                    </w:rPr>
+                    <w:t>5</w:t>
+                  </w:r>
+                </w:p>
+              </w:tc>
+            </w:tr>
+          </w:tbl>
+          <w:p>
+            <w:pPr>
+              <w:spacing w:before="0" w:after="0" w:line="20" w:lineRule="exact"/>
+            </w:pPr>
           </w:p>
         </w:tc>
       </w:tr>
+    </w:tbl>
+    <w:p>
+      <w:pPr>
+        <w:spacing w:before="0" w:after="0" w:line="60" w:lineRule="exact"/>
+      </w:pPr>
+      <w:r>
+        <w:rPr>
+          <w:rFonts w:ascii="Trade Gothic Next" w:hAnsi="Trade Gothic Next"/>
+          <w:sz w:val="2"/>
+        </w:rPr>
+      </w:r>
+    </w:p>
+    <w:tbl>
+      <w:tblPr>
+        <w:tblW w:type="auto" w:w="0"/>
+        <w:tblLayout w:type="fixed"/>
+        <w:tblLook w:firstColumn="1" w:firstRow="1" w:lastColumn="0" w:lastRow="0" w:noHBand="0" w:noVBand="1" w:val="04A0"/>
+        <w:tblLayout w:type="fixed"/>
+      </w:tblPr>
+      <w:tblGrid>
+        <w:gridCol w:w="648"/>
+        <w:gridCol w:w="1512"/>
+        <w:gridCol w:w="8640"/>
+      </w:tblGrid>
       <w:tr>
         <w:trPr>
           <w:cantSplit/>
-          <w:trHeight w:val="648" w:hRule="atLeast"/>
         </w:trPr>
         <w:tc>
           <w:tcPr>
@@ -4535,13 +4371,10 @@
             <w:vAlign w:val="center"/>
             <w:tcMar>
               <w:top w:w="40" w:type="dxa"/>
-              <w:left w:w="60" w:type="dxa"/>
+              <w:left w:w="20" w:type="dxa"/>
               <w:bottom w:w="40" w:type="dxa"/>
-              <w:right w:w="60" w:type="dxa"/>
+              <w:right w:w="20" w:type="dxa"/>
             </w:tcMar>
-            <w:tcBorders>
-              <w:bottom w:val="single" w:sz="4" w:color="C8CDC2"/>
-            </w:tcBorders>
           </w:tcPr>
           <w:p>
             <w:pPr>
@@ -4553,178 +4386,290 @@
                 <w:rFonts w:ascii="Trade Gothic Next" w:hAnsi="Trade Gothic Next"/>
                 <w:b/>
                 <w:color w:val="4D730E"/>
-                <w:sz w:val="22"/>
+                <w:sz w:val="26"/>
                 <w:u w:val="none"/>
               </w:rPr>
-              <w:t>9</w:t>
+              <w:t>7</w:t>
             </w:r>
           </w:p>
         </w:tc>
         <w:tc>
           <w:tcPr>
-            <w:tcW w:type="dxa" w:w="2520"/>
+            <w:tcW w:type="dxa" w:w="1512"/>
             <w:vAlign w:val="center"/>
             <w:tcMar>
               <w:top w:w="40" w:type="dxa"/>
-              <w:left w:w="60" w:type="dxa"/>
+              <w:left w:w="0" w:type="dxa"/>
               <w:bottom w:w="40" w:type="dxa"/>
               <w:right w:w="60" w:type="dxa"/>
             </w:tcMar>
-            <w:tcBorders>
-              <w:bottom w:val="single" w:sz="4" w:color="C8CDC2"/>
-            </w:tcBorders>
           </w:tcPr>
           <w:p>
             <w:pPr>
               <w:spacing w:after="0"/>
               <w:jc w:val="left"/>
+              <w:spacing w:before="0" w:after="0" w:line="20" w:lineRule="exact"/>
             </w:pPr>
-            <w:r>
-              <w:rPr>
-                <w:rFonts w:ascii="Trade Gothic Next" w:hAnsi="Trade Gothic Next"/>
-                <w:b/>
-                <w:color w:val="14161B"/>
-                <w:sz w:val="21"/>
-                <w:u w:val="none"/>
-              </w:rPr>
-              <w:t>Tellurium, Te</w:t>
-            </w:r>
+          </w:p>
+          <w:tbl>
+            <w:tblPr>
+              <w:tblW w:type="auto" w:w="0"/>
+              <w:tblLayout w:type="fixed"/>
+              <w:tblLook w:firstColumn="1" w:firstRow="1" w:lastColumn="0" w:lastRow="0" w:noHBand="0" w:noVBand="1" w:val="04A0"/>
+              <w:tblLayout w:type="fixed"/>
+            </w:tblPr>
+            <w:tblGrid>
+              <w:gridCol w:w="1008"/>
+            </w:tblGrid>
+            <w:tr>
+              <w:trPr>
+                <w:cantSplit/>
+                <w:trHeight w:val="892" w:hRule="atLeast"/>
+              </w:trPr>
+              <w:tc>
+                <w:tcPr>
+                  <w:tcW w:type="dxa" w:w="1008"/>
+                  <w:tcBorders>
+                    <w:top w:val="single" w:sz="12" w:color="A3E635"/>
+                    <w:left w:val="single" w:sz="12" w:color="A3E635"/>
+                    <w:bottom w:val="single" w:sz="12" w:color="A3E635"/>
+                    <w:right w:val="single" w:sz="12" w:color="A3E635"/>
+                  </w:tcBorders>
+                  <w:tcMar>
+                    <w:top w:w="20" w:type="dxa"/>
+                    <w:left w:w="50" w:type="dxa"/>
+                    <w:bottom w:w="20" w:type="dxa"/>
+                    <w:right w:w="40" w:type="dxa"/>
+                  </w:tcMar>
+                  <w:vAlign w:val="center"/>
+                </w:tcPr>
+                <w:p>
+                  <w:pPr>
+                    <w:spacing w:after="0"/>
+                  </w:pPr>
+                  <w:r>
+                    <w:rPr>
+                      <w:rFonts w:ascii="Trade Gothic Next" w:hAnsi="Trade Gothic Next"/>
+                      <w:b/>
+                      <w:color w:val="55604F"/>
+                      <w:sz w:val="16"/>
+                      <w:u w:val="none"/>
+                    </w:rPr>
+                    <w:t>52</w:t>
+                  </w:r>
+                </w:p>
+                <w:p>
+                  <w:pPr>
+                    <w:spacing w:after="0"/>
+                    <w:jc w:val="center"/>
+                  </w:pPr>
+                  <w:r>
+                    <w:rPr>
+                      <w:rFonts w:ascii="Trade Gothic Next" w:hAnsi="Trade Gothic Next"/>
+                      <w:b/>
+                      <w:color w:val="14161B"/>
+                      <w:sz w:val="32"/>
+                      <w:u w:val="none"/>
+                    </w:rPr>
+                    <w:t>Te</w:t>
+                  </w:r>
+                </w:p>
+              </w:tc>
+            </w:tr>
+          </w:tbl>
+          <w:p>
+            <w:pPr>
+              <w:spacing w:before="0" w:after="0" w:line="20" w:lineRule="exact"/>
+            </w:pPr>
           </w:p>
         </w:tc>
         <w:tc>
           <w:tcPr>
-            <w:tcW w:type="dxa" w:w="7632"/>
+            <w:tcW w:type="dxa" w:w="8640"/>
             <w:vAlign w:val="center"/>
             <w:tcMar>
-              <w:top w:w="40" w:type="dxa"/>
+              <w:top w:w="10" w:type="dxa"/>
               <w:left w:w="60" w:type="dxa"/>
-              <w:bottom w:w="40" w:type="dxa"/>
+              <w:bottom w:w="10" w:type="dxa"/>
               <w:right w:w="60" w:type="dxa"/>
             </w:tcMar>
-            <w:tcBorders>
-              <w:bottom w:val="single" w:sz="4" w:color="C8CDC2"/>
-            </w:tcBorders>
           </w:tcPr>
           <w:p>
             <w:pPr>
               <w:spacing w:after="0"/>
               <w:jc w:val="left"/>
+              <w:spacing w:before="0" w:after="0" w:line="20" w:lineRule="exact"/>
             </w:pPr>
-            <w:r>
-              <w:rPr>
-                <w:rFonts w:ascii="ShullHand" w:hAnsi="ShullHand"/>
-                <w:color w:val="4A2466"/>
-                <w:sz w:val="24"/>
-                <w:bdr w:val="single" w:sz="8" w:space="1" w:color="9F1D2C"/>
-              </w:rPr>
-              <w:t xml:space="preserve">[Kr] </w:t>
-            </w:r>
-            <w:r>
-              <w:rPr>
-                <w:rFonts w:ascii="Patrick Hand" w:hAnsi="Patrick Hand"/>
-                <w:color w:val="4A2466"/>
-                <w:sz w:val="24"/>
-                <w:bdr w:val="single" w:sz="8" w:space="1" w:color="9F1D2C"/>
-              </w:rPr>
-              <w:t>5</w:t>
-            </w:r>
-            <w:r>
-              <w:rPr>
-                <w:rFonts w:ascii="ShullHand" w:hAnsi="ShullHand"/>
-                <w:color w:val="4A2466"/>
-                <w:sz w:val="24"/>
-                <w:bdr w:val="single" w:sz="8" w:space="1" w:color="9F1D2C"/>
-              </w:rPr>
-              <w:t>s</w:t>
-            </w:r>
-            <w:r>
-              <w:rPr>
-                <w:rFonts w:ascii="Patrick Hand" w:hAnsi="Patrick Hand"/>
-                <w:color w:val="4A2466"/>
-                <w:sz w:val="24"/>
-                <w:vertAlign w:val="superscript"/>
-                <w:bdr w:val="single" w:sz="8" w:space="1" w:color="9F1D2C"/>
-              </w:rPr>
-              <w:t>2</w:t>
-            </w:r>
-            <w:r>
-              <w:rPr>
-                <w:rFonts w:ascii="ShullHand" w:hAnsi="ShullHand"/>
-                <w:color w:val="4A2466"/>
-                <w:sz w:val="24"/>
-                <w:bdr w:val="single" w:sz="8" w:space="1" w:color="9F1D2C"/>
-              </w:rPr>
-              <w:t xml:space="preserve"> </w:t>
-            </w:r>
-            <w:r>
-              <w:rPr>
-                <w:rFonts w:ascii="Patrick Hand" w:hAnsi="Patrick Hand"/>
-                <w:color w:val="4A2466"/>
-                <w:sz w:val="24"/>
-                <w:bdr w:val="single" w:sz="8" w:space="1" w:color="9F1D2C"/>
-              </w:rPr>
-              <w:t>4</w:t>
-            </w:r>
-            <w:r>
-              <w:rPr>
-                <w:rFonts w:ascii="ShullHand" w:hAnsi="ShullHand"/>
-                <w:color w:val="4A2466"/>
-                <w:sz w:val="24"/>
-                <w:bdr w:val="single" w:sz="8" w:space="1" w:color="9F1D2C"/>
-              </w:rPr>
-              <w:t>d</w:t>
-            </w:r>
-            <w:r>
-              <w:rPr>
-                <w:rFonts w:ascii="Patrick Hand" w:hAnsi="Patrick Hand"/>
-                <w:color w:val="4A2466"/>
-                <w:sz w:val="24"/>
-                <w:vertAlign w:val="superscript"/>
-                <w:bdr w:val="single" w:sz="8" w:space="1" w:color="9F1D2C"/>
-              </w:rPr>
-              <w:t>10</w:t>
-            </w:r>
-            <w:r>
-              <w:rPr>
-                <w:rFonts w:ascii="ShullHand" w:hAnsi="ShullHand"/>
-                <w:color w:val="4A2466"/>
-                <w:sz w:val="24"/>
-                <w:bdr w:val="single" w:sz="8" w:space="1" w:color="9F1D2C"/>
-              </w:rPr>
-              <w:t xml:space="preserve"> </w:t>
-            </w:r>
-            <w:r>
-              <w:rPr>
-                <w:rFonts w:ascii="Patrick Hand" w:hAnsi="Patrick Hand"/>
-                <w:color w:val="4A2466"/>
-                <w:sz w:val="24"/>
-                <w:bdr w:val="single" w:sz="8" w:space="1" w:color="9F1D2C"/>
-              </w:rPr>
-              <w:t>5</w:t>
-            </w:r>
-            <w:r>
-              <w:rPr>
-                <w:rFonts w:ascii="ShullHand" w:hAnsi="ShullHand"/>
-                <w:color w:val="4A2466"/>
-                <w:sz w:val="24"/>
-                <w:bdr w:val="single" w:sz="8" w:space="1" w:color="9F1D2C"/>
-              </w:rPr>
-              <w:t>p</w:t>
-            </w:r>
-            <w:r>
-              <w:rPr>
-                <w:rFonts w:ascii="Patrick Hand" w:hAnsi="Patrick Hand"/>
-                <w:color w:val="4A2466"/>
-                <w:sz w:val="24"/>
-                <w:vertAlign w:val="superscript"/>
-                <w:bdr w:val="single" w:sz="8" w:space="1" w:color="9F1D2C"/>
-              </w:rPr>
-              <w:t>4</w:t>
-            </w:r>
+          </w:p>
+          <w:tbl>
+            <w:tblPr>
+              <w:tblW w:type="auto" w:w="0"/>
+              <w:tblLayout w:type="fixed"/>
+              <w:tblLook w:firstColumn="1" w:firstRow="1" w:lastColumn="0" w:lastRow="0" w:noHBand="0" w:noVBand="1" w:val="04A0"/>
+              <w:tblLayout w:type="fixed"/>
+            </w:tblPr>
+            <w:tblGrid>
+              <w:gridCol w:w="1440"/>
+              <w:gridCol w:w="7056"/>
+            </w:tblGrid>
+            <w:tr>
+              <w:trPr>
+                <w:cantSplit/>
+                <w:trHeight w:val="633" w:hRule="atLeast"/>
+              </w:trPr>
+              <w:tc>
+                <w:tcPr>
+                  <w:tcW w:type="dxa" w:w="1440"/>
+                  <w:vAlign w:val="bottom"/>
+                  <w:tcMar>
+                    <w:top w:w="0" w:type="dxa"/>
+                    <w:left w:w="0" w:type="dxa"/>
+                    <w:bottom w:w="10" w:type="dxa"/>
+                    <w:right w:w="0" w:type="dxa"/>
+                  </w:tcMar>
+                </w:tcPr>
+                <w:p>
+                  <w:pPr>
+                    <w:spacing w:after="0"/>
+                  </w:pPr>
+                  <w:r>
+                    <w:rPr>
+                      <w:rFonts w:ascii="Trade Gothic Next" w:hAnsi="Trade Gothic Next"/>
+                      <w:b/>
+                      <w:color w:val="14161B"/>
+                      <w:sz w:val="18"/>
+                      <w:u w:val="none"/>
+                    </w:rPr>
+                    <w:t>Shorthand</w:t>
+                  </w:r>
+                </w:p>
+              </w:tc>
+              <w:tc>
+                <w:tcPr>
+                  <w:tcW w:type="dxa" w:w="7056"/>
+                  <w:vAlign w:val="bottom"/>
+                  <w:tcMar>
+                    <w:top w:w="0" w:type="dxa"/>
+                    <w:left w:w="0" w:type="dxa"/>
+                    <w:bottom w:w="10" w:type="dxa"/>
+                    <w:right w:w="0" w:type="dxa"/>
+                  </w:tcMar>
+                  <w:tcBorders>
+                    <w:bottom w:val="single" w:sz="6" w:color="C8CDC2"/>
+                  </w:tcBorders>
+                </w:tcPr>
+                <w:p>
+                  <w:pPr>
+                    <w:spacing w:after="0"/>
+                  </w:pPr>
+                  <w:r>
+                    <w:rPr>
+                      <w:rFonts w:ascii="Patrick Hand" w:hAnsi="Patrick Hand"/>
+                      <w:color w:val="4A2466"/>
+                      <w:sz w:val="24"/>
+                      <w:bdr w:val="single" w:sz="8" w:space="1" w:color="9F1D2C"/>
+                    </w:rPr>
+                    <w:t xml:space="preserve">[Kr] </w:t>
+                  </w:r>
+                  <w:r>
+                    <w:rPr>
+                      <w:rFonts w:ascii="Patrick Hand" w:hAnsi="Patrick Hand"/>
+                      <w:color w:val="4A2466"/>
+                      <w:sz w:val="24"/>
+                      <w:bdr w:val="single" w:sz="8" w:space="1" w:color="9F1D2C"/>
+                    </w:rPr>
+                    <w:t>5s</w:t>
+                  </w:r>
+                  <w:r>
+                    <w:rPr>
+                      <w:rFonts w:ascii="Patrick Hand" w:hAnsi="Patrick Hand"/>
+                      <w:color w:val="4A2466"/>
+                      <w:sz w:val="24"/>
+                      <w:vertAlign w:val="superscript"/>
+                      <w:bdr w:val="single" w:sz="8" w:space="1" w:color="9F1D2C"/>
+                    </w:rPr>
+                    <w:t>2</w:t>
+                  </w:r>
+                  <w:r>
+                    <w:rPr>
+                      <w:rFonts w:ascii="Patrick Hand" w:hAnsi="Patrick Hand"/>
+                      <w:color w:val="4A2466"/>
+                      <w:sz w:val="24"/>
+                      <w:bdr w:val="single" w:sz="8" w:space="1" w:color="9F1D2C"/>
+                    </w:rPr>
+                    <w:t xml:space="preserve"> </w:t>
+                  </w:r>
+                  <w:r>
+                    <w:rPr>
+                      <w:rFonts w:ascii="Patrick Hand" w:hAnsi="Patrick Hand"/>
+                      <w:color w:val="4A2466"/>
+                      <w:sz w:val="24"/>
+                      <w:bdr w:val="single" w:sz="8" w:space="1" w:color="9F1D2C"/>
+                    </w:rPr>
+                    <w:t>4d</w:t>
+                  </w:r>
+                  <w:r>
+                    <w:rPr>
+                      <w:rFonts w:ascii="Patrick Hand" w:hAnsi="Patrick Hand"/>
+                      <w:color w:val="4A2466"/>
+                      <w:sz w:val="24"/>
+                      <w:vertAlign w:val="superscript"/>
+                      <w:bdr w:val="single" w:sz="8" w:space="1" w:color="9F1D2C"/>
+                    </w:rPr>
+                    <w:t>10</w:t>
+                  </w:r>
+                  <w:r>
+                    <w:rPr>
+                      <w:rFonts w:ascii="Patrick Hand" w:hAnsi="Patrick Hand"/>
+                      <w:color w:val="4A2466"/>
+                      <w:sz w:val="24"/>
+                      <w:bdr w:val="single" w:sz="8" w:space="1" w:color="9F1D2C"/>
+                    </w:rPr>
+                    <w:t xml:space="preserve"> </w:t>
+                  </w:r>
+                  <w:r>
+                    <w:rPr>
+                      <w:rFonts w:ascii="Patrick Hand" w:hAnsi="Patrick Hand"/>
+                      <w:color w:val="4A2466"/>
+                      <w:sz w:val="24"/>
+                      <w:bdr w:val="single" w:sz="8" w:space="1" w:color="9F1D2C"/>
+                    </w:rPr>
+                    <w:t>5p</w:t>
+                  </w:r>
+                  <w:r>
+                    <w:rPr>
+                      <w:rFonts w:ascii="Patrick Hand" w:hAnsi="Patrick Hand"/>
+                      <w:color w:val="4A2466"/>
+                      <w:sz w:val="24"/>
+                      <w:vertAlign w:val="superscript"/>
+                      <w:bdr w:val="single" w:sz="8" w:space="1" w:color="9F1D2C"/>
+                    </w:rPr>
+                    <w:t>4</w:t>
+                  </w:r>
+                </w:p>
+              </w:tc>
+            </w:tr>
+          </w:tbl>
+          <w:p>
+            <w:pPr>
+              <w:spacing w:before="0" w:after="0" w:line="20" w:lineRule="exact"/>
+            </w:pPr>
           </w:p>
         </w:tc>
       </w:tr>
     </w:tbl>
+    <w:p>
+      <w:pPr>
+        <w:pageBreakBefore/>
+        <w:spacing w:before="0" w:after="0" w:line="20" w:lineRule="exact"/>
+      </w:pPr>
+      <w:r>
+        <w:rPr>
+          <w:rFonts w:ascii="Trade Gothic Next" w:hAnsi="Trade Gothic Next"/>
+          <w:sz w:val="2"/>
+        </w:rPr>
+      </w:r>
+    </w:p>
     <w:p>
       <w:pPr>
         <w:spacing w:before="0" w:after="0" w:line="120" w:lineRule="exact"/>
@@ -4777,7 +4722,7 @@
                 <w:sz w:val="18"/>
                 <w:u w:val="none"/>
               </w:rPr>
-              <w:t>PART 4  ·  CHARGE OF THE ION EACH ATOM FORMS</w:t>
+              <w:t>PART 4  ·  IONS:  CHARGE, AND CATION OR ANION</w:t>
             </w:r>
           </w:p>
         </w:tc>
@@ -4810,12 +4755,23 @@
                 <w:sz w:val="17"/>
                 <w:u w:val="none"/>
               </w:rPr>
-              <w:t>4 pts</w:t>
+              <w:t>8 pts</w:t>
             </w:r>
           </w:p>
         </w:tc>
       </w:tr>
     </w:tbl>
+    <w:p>
+      <w:pPr>
+        <w:spacing w:before="0" w:after="0" w:line="60" w:lineRule="exact"/>
+      </w:pPr>
+      <w:r>
+        <w:rPr>
+          <w:rFonts w:ascii="Trade Gothic Next" w:hAnsi="Trade Gothic Next"/>
+          <w:sz w:val="2"/>
+        </w:rPr>
+      </w:r>
+    </w:p>
     <w:tbl>
       <w:tblPr>
         <w:tblW w:type="auto" w:w="0"/>
@@ -4824,33 +4780,31 @@
         <w:tblLayout w:type="fixed"/>
       </w:tblPr>
       <w:tblGrid>
-        <w:gridCol w:w="648"/>
-        <w:gridCol w:w="2232"/>
-        <w:gridCol w:w="2520"/>
-        <w:gridCol w:w="648"/>
-        <w:gridCol w:w="2232"/>
-        <w:gridCol w:w="2520"/>
+        <w:gridCol w:w="2700"/>
+        <w:gridCol w:w="2700"/>
+        <w:gridCol w:w="2700"/>
+        <w:gridCol w:w="2700"/>
       </w:tblGrid>
       <w:tr>
         <w:trPr>
           <w:cantSplit/>
-          <w:trHeight w:val="648" w:hRule="atLeast"/>
-          <w:cantSplit/>
-          <w:trHeight w:val="648" w:hRule="atLeast"/>
         </w:trPr>
         <w:tc>
           <w:tcPr>
-            <w:tcW w:type="dxa" w:w="648"/>
+            <w:tcW w:type="dxa" w:w="2700"/>
+            <w:tcBorders>
+              <w:top w:val="single" w:sz="4" w:color="C8CDC2"/>
+              <w:left w:val="single" w:sz="4" w:color="C8CDC2"/>
+              <w:bottom w:val="single" w:sz="4" w:color="C8CDC2"/>
+              <w:right w:val="single" w:sz="4" w:color="C8CDC2"/>
+            </w:tcBorders>
             <w:vAlign w:val="center"/>
             <w:tcMar>
               <w:top w:w="40" w:type="dxa"/>
-              <w:left w:w="60" w:type="dxa"/>
-              <w:bottom w:w="40" w:type="dxa"/>
+              <w:left w:w="80" w:type="dxa"/>
+              <w:bottom w:w="60" w:type="dxa"/>
               <w:right w:w="60" w:type="dxa"/>
             </w:tcMar>
-            <w:tcBorders>
-              <w:bottom w:val="single" w:sz="4" w:color="C8CDC2"/>
-            </w:tcBorders>
           </w:tcPr>
           <w:p>
             <w:pPr>
@@ -4862,78 +4816,102 @@
                 <w:rFonts w:ascii="Trade Gothic Next" w:hAnsi="Trade Gothic Next"/>
                 <w:b/>
                 <w:color w:val="4D730E"/>
-                <w:sz w:val="22"/>
+                <w:sz w:val="26"/>
                 <w:u w:val="none"/>
               </w:rPr>
-              <w:t>10</w:t>
+              <w:t>8</w:t>
             </w:r>
           </w:p>
-        </w:tc>
-        <w:tc>
-          <w:tcPr>
-            <w:tcW w:type="dxa" w:w="2232"/>
-            <w:vAlign w:val="center"/>
-            <w:tcMar>
-              <w:top w:w="40" w:type="dxa"/>
-              <w:left w:w="60" w:type="dxa"/>
-              <w:bottom w:w="40" w:type="dxa"/>
-              <w:right w:w="60" w:type="dxa"/>
-            </w:tcMar>
-            <w:tcBorders>
-              <w:bottom w:val="single" w:sz="4" w:color="C8CDC2"/>
-            </w:tcBorders>
-          </w:tcPr>
+          <w:tbl>
+            <w:tblPr>
+              <w:tblW w:type="auto" w:w="0"/>
+              <w:tblLayout w:type="fixed"/>
+              <w:tblLook w:firstColumn="1" w:firstRow="1" w:lastColumn="0" w:lastRow="0" w:noHBand="0" w:noVBand="1" w:val="04A0"/>
+              <w:tblLayout w:type="fixed"/>
+            </w:tblPr>
+            <w:tblGrid>
+              <w:gridCol w:w="1008"/>
+            </w:tblGrid>
+            <w:tr>
+              <w:trPr>
+                <w:cantSplit/>
+                <w:trHeight w:val="892" w:hRule="atLeast"/>
+              </w:trPr>
+              <w:tc>
+                <w:tcPr>
+                  <w:tcW w:type="dxa" w:w="1008"/>
+                  <w:tcBorders>
+                    <w:top w:val="single" w:sz="12" w:color="A3E635"/>
+                    <w:left w:val="single" w:sz="12" w:color="A3E635"/>
+                    <w:bottom w:val="single" w:sz="12" w:color="A3E635"/>
+                    <w:right w:val="single" w:sz="12" w:color="A3E635"/>
+                  </w:tcBorders>
+                  <w:tcMar>
+                    <w:top w:w="20" w:type="dxa"/>
+                    <w:left w:w="50" w:type="dxa"/>
+                    <w:bottom w:w="20" w:type="dxa"/>
+                    <w:right w:w="40" w:type="dxa"/>
+                  </w:tcMar>
+                  <w:vAlign w:val="center"/>
+                </w:tcPr>
+                <w:p>
+                  <w:pPr>
+                    <w:spacing w:after="0"/>
+                  </w:pPr>
+                  <w:r>
+                    <w:rPr>
+                      <w:rFonts w:ascii="Trade Gothic Next" w:hAnsi="Trade Gothic Next"/>
+                      <w:b/>
+                      <w:color w:val="55604F"/>
+                      <w:sz w:val="16"/>
+                      <w:u w:val="none"/>
+                    </w:rPr>
+                    <w:t>38</w:t>
+                  </w:r>
+                </w:p>
+                <w:p>
+                  <w:pPr>
+                    <w:spacing w:after="0"/>
+                    <w:jc w:val="center"/>
+                  </w:pPr>
+                  <w:r>
+                    <w:rPr>
+                      <w:rFonts w:ascii="Trade Gothic Next" w:hAnsi="Trade Gothic Next"/>
+                      <w:b/>
+                      <w:color w:val="14161B"/>
+                      <w:sz w:val="32"/>
+                      <w:u w:val="none"/>
+                    </w:rPr>
+                    <w:t>Sr</w:t>
+                  </w:r>
+                </w:p>
+              </w:tc>
+            </w:tr>
+          </w:tbl>
           <w:p>
             <w:pPr>
-              <w:spacing w:after="0"/>
-              <w:jc w:val="left"/>
+              <w:spacing w:before="0" w:after="0" w:line="20" w:lineRule="exact"/>
+            </w:pPr>
+          </w:p>
+          <w:p>
+            <w:pPr>
+              <w:spacing w:before="120" w:after="80"/>
             </w:pPr>
             <w:r>
               <w:rPr>
                 <w:rFonts w:ascii="Trade Gothic Next" w:hAnsi="Trade Gothic Next"/>
                 <w:b/>
                 <w:color w:val="14161B"/>
-                <w:sz w:val="21"/>
+                <w:sz w:val="18"/>
                 <w:u w:val="none"/>
               </w:rPr>
-              <w:t>Strontium, Sr</w:t>
-            </w:r>
-          </w:p>
-        </w:tc>
-        <w:tc>
-          <w:tcPr>
-            <w:tcW w:type="dxa" w:w="2520"/>
-            <w:vAlign w:val="center"/>
-            <w:tcMar>
-              <w:top w:w="40" w:type="dxa"/>
-              <w:left w:w="60" w:type="dxa"/>
-              <w:bottom w:w="40" w:type="dxa"/>
-              <w:right w:w="60" w:type="dxa"/>
-            </w:tcMar>
-            <w:tcBorders>
-              <w:bottom w:val="single" w:sz="4" w:color="C8CDC2"/>
-            </w:tcBorders>
-          </w:tcPr>
-          <w:p>
-            <w:pPr>
-              <w:spacing w:after="0"/>
-              <w:jc w:val="left"/>
-            </w:pPr>
-            <w:r>
-              <w:rPr>
-                <w:rFonts w:ascii="Trade Gothic Next" w:hAnsi="Trade Gothic Next"/>
-                <w:b w:val="0"/>
-                <w:color w:val="55604F"/>
-                <w:sz w:val="17"/>
-                <w:u w:val="none"/>
-              </w:rPr>
-              <w:t xml:space="preserve">charge  </w:t>
+              <w:t xml:space="preserve">Charge  </w:t>
             </w:r>
             <w:r>
               <w:rPr>
                 <w:rFonts w:ascii="Patrick Hand" w:hAnsi="Patrick Hand"/>
                 <w:color w:val="4A2466"/>
-                <w:sz w:val="26"/>
+                <w:sz w:val="28"/>
                 <w:bdr w:val="single" w:sz="8" w:space="1" w:color="9F1D2C"/>
               </w:rPr>
               <w:t>2</w:t>
@@ -4942,24 +4920,66 @@
               <w:rPr>
                 <w:rFonts w:ascii="ShullHand" w:hAnsi="ShullHand"/>
                 <w:color w:val="4A2466"/>
-                <w:sz w:val="26"/>
+                <w:sz w:val="28"/>
                 <w:bdr w:val="single" w:sz="8" w:space="1" w:color="9F1D2C"/>
               </w:rPr>
               <w:t>+</w:t>
             </w:r>
+          </w:p>
+          <w:p>
+            <w:pPr>
+              <w:spacing w:after="0"/>
+            </w:pPr>
             <w:r>
               <w:rPr>
-                <w:rFonts w:ascii="ShullHand" w:hAnsi="ShullHand"/>
-                <w:color w:val="16609A"/>
+                <w:rFonts w:ascii="Trade Gothic Next" w:hAnsi="Trade Gothic Next"/>
+                <w:b/>
+                <w:color w:val="14161B"/>
                 <w:sz w:val="18"/>
+                <w:u w:val="none"/>
               </w:rPr>
-              <w:t xml:space="preserve">  </w:t>
+              <w:t xml:space="preserve">Circle  </w:t>
             </w:r>
+            <w:r>
+              <w:rPr>
+                <w:rFonts w:ascii="Trade Gothic Next" w:hAnsi="Trade Gothic Next"/>
+                <w:b/>
+                <w:color w:val="9F1D2C"/>
+                <w:sz w:val="21"/>
+                <w:u w:val="none"/>
+              </w:rPr>
+              <w:t>cation</w:t>
+            </w:r>
+            <w:r>
+              <w:rPr>
+                <w:rFonts w:ascii="Trade Gothic Next" w:hAnsi="Trade Gothic Next"/>
+                <w:b w:val="0"/>
+                <w:color w:val="55604F"/>
+                <w:sz w:val="18"/>
+                <w:u w:val="none"/>
+              </w:rPr>
+              <w:t xml:space="preserve">   /   </w:t>
+            </w:r>
+            <w:r>
+              <w:rPr>
+                <w:rFonts w:ascii="Trade Gothic Next" w:hAnsi="Trade Gothic Next"/>
+                <w:b w:val="0"/>
+                <w:color w:val="14161B"/>
+                <w:sz w:val="21"/>
+                <w:u w:val="none"/>
+              </w:rPr>
+              <w:t>anion</w:t>
+            </w:r>
+          </w:p>
+          <w:p>
+            <w:pPr>
+              <w:spacing w:after="0"/>
+            </w:pPr>
             <w:r>
               <w:rPr>
                 <w:rFonts w:ascii="Patrick Hand" w:hAnsi="Patrick Hand"/>
                 <w:color w:val="16609A"/>
-                <w:sz w:val="18"/>
+                <w:sz w:val="20"/>
               </w:rPr>
               <w:t>2</w:t>
             </w:r>
@@ -4967,25 +4987,36 @@
               <w:rPr>
                 <w:rFonts w:ascii="ShullHand" w:hAnsi="ShullHand"/>
                 <w:color w:val="16609A"/>
-                <w:sz w:val="18"/>
+                <w:sz w:val="20"/>
               </w:rPr>
-              <w:t xml:space="preserve"> val. e-</w:t>
+              <w:t xml:space="preserve"> val. e-, loses </w:t>
+            </w:r>
+            <w:r>
+              <w:rPr>
+                <w:rFonts w:ascii="Patrick Hand" w:hAnsi="Patrick Hand"/>
+                <w:color w:val="16609A"/>
+                <w:sz w:val="20"/>
+              </w:rPr>
+              <w:t>2</w:t>
             </w:r>
           </w:p>
         </w:tc>
         <w:tc>
           <w:tcPr>
-            <w:tcW w:type="dxa" w:w="648"/>
+            <w:tcW w:type="dxa" w:w="2700"/>
+            <w:tcBorders>
+              <w:top w:val="single" w:sz="4" w:color="C8CDC2"/>
+              <w:left w:val="single" w:sz="4" w:color="C8CDC2"/>
+              <w:bottom w:val="single" w:sz="4" w:color="C8CDC2"/>
+              <w:right w:val="single" w:sz="4" w:color="C8CDC2"/>
+            </w:tcBorders>
             <w:vAlign w:val="center"/>
             <w:tcMar>
               <w:top w:w="40" w:type="dxa"/>
-              <w:left w:w="60" w:type="dxa"/>
-              <w:bottom w:w="40" w:type="dxa"/>
+              <w:left w:w="80" w:type="dxa"/>
+              <w:bottom w:w="60" w:type="dxa"/>
               <w:right w:w="60" w:type="dxa"/>
             </w:tcMar>
-            <w:tcBorders>
-              <w:bottom w:val="single" w:sz="4" w:color="C8CDC2"/>
-            </w:tcBorders>
           </w:tcPr>
           <w:p>
             <w:pPr>
@@ -4997,78 +5028,102 @@
                 <w:rFonts w:ascii="Trade Gothic Next" w:hAnsi="Trade Gothic Next"/>
                 <w:b/>
                 <w:color w:val="4D730E"/>
-                <w:sz w:val="22"/>
+                <w:sz w:val="26"/>
                 <w:u w:val="none"/>
               </w:rPr>
-              <w:t>11</w:t>
+              <w:t>9</w:t>
             </w:r>
           </w:p>
-        </w:tc>
-        <w:tc>
-          <w:tcPr>
-            <w:tcW w:type="dxa" w:w="2232"/>
-            <w:vAlign w:val="center"/>
-            <w:tcMar>
-              <w:top w:w="40" w:type="dxa"/>
-              <w:left w:w="60" w:type="dxa"/>
-              <w:bottom w:w="40" w:type="dxa"/>
-              <w:right w:w="60" w:type="dxa"/>
-            </w:tcMar>
-            <w:tcBorders>
-              <w:bottom w:val="single" w:sz="4" w:color="C8CDC2"/>
-            </w:tcBorders>
-          </w:tcPr>
+          <w:tbl>
+            <w:tblPr>
+              <w:tblW w:type="auto" w:w="0"/>
+              <w:tblLayout w:type="fixed"/>
+              <w:tblLook w:firstColumn="1" w:firstRow="1" w:lastColumn="0" w:lastRow="0" w:noHBand="0" w:noVBand="1" w:val="04A0"/>
+              <w:tblLayout w:type="fixed"/>
+            </w:tblPr>
+            <w:tblGrid>
+              <w:gridCol w:w="1008"/>
+            </w:tblGrid>
+            <w:tr>
+              <w:trPr>
+                <w:cantSplit/>
+                <w:trHeight w:val="892" w:hRule="atLeast"/>
+              </w:trPr>
+              <w:tc>
+                <w:tcPr>
+                  <w:tcW w:type="dxa" w:w="1008"/>
+                  <w:tcBorders>
+                    <w:top w:val="single" w:sz="12" w:color="A3E635"/>
+                    <w:left w:val="single" w:sz="12" w:color="A3E635"/>
+                    <w:bottom w:val="single" w:sz="12" w:color="A3E635"/>
+                    <w:right w:val="single" w:sz="12" w:color="A3E635"/>
+                  </w:tcBorders>
+                  <w:tcMar>
+                    <w:top w:w="20" w:type="dxa"/>
+                    <w:left w:w="50" w:type="dxa"/>
+                    <w:bottom w:w="20" w:type="dxa"/>
+                    <w:right w:w="40" w:type="dxa"/>
+                  </w:tcMar>
+                  <w:vAlign w:val="center"/>
+                </w:tcPr>
+                <w:p>
+                  <w:pPr>
+                    <w:spacing w:after="0"/>
+                  </w:pPr>
+                  <w:r>
+                    <w:rPr>
+                      <w:rFonts w:ascii="Trade Gothic Next" w:hAnsi="Trade Gothic Next"/>
+                      <w:b/>
+                      <w:color w:val="55604F"/>
+                      <w:sz w:val="16"/>
+                      <w:u w:val="none"/>
+                    </w:rPr>
+                    <w:t>53</w:t>
+                  </w:r>
+                </w:p>
+                <w:p>
+                  <w:pPr>
+                    <w:spacing w:after="0"/>
+                    <w:jc w:val="center"/>
+                  </w:pPr>
+                  <w:r>
+                    <w:rPr>
+                      <w:rFonts w:ascii="Trade Gothic Next" w:hAnsi="Trade Gothic Next"/>
+                      <w:b/>
+                      <w:color w:val="14161B"/>
+                      <w:sz w:val="32"/>
+                      <w:u w:val="none"/>
+                    </w:rPr>
+                    <w:t>I</w:t>
+                  </w:r>
+                </w:p>
+              </w:tc>
+            </w:tr>
+          </w:tbl>
           <w:p>
             <w:pPr>
-              <w:spacing w:after="0"/>
-              <w:jc w:val="left"/>
+              <w:spacing w:before="0" w:after="0" w:line="20" w:lineRule="exact"/>
+            </w:pPr>
+          </w:p>
+          <w:p>
+            <w:pPr>
+              <w:spacing w:before="120" w:after="80"/>
             </w:pPr>
             <w:r>
               <w:rPr>
                 <w:rFonts w:ascii="Trade Gothic Next" w:hAnsi="Trade Gothic Next"/>
                 <w:b/>
                 <w:color w:val="14161B"/>
-                <w:sz w:val="21"/>
+                <w:sz w:val="18"/>
                 <w:u w:val="none"/>
               </w:rPr>
-              <w:t>Iodine, I</w:t>
-            </w:r>
-          </w:p>
-        </w:tc>
-        <w:tc>
-          <w:tcPr>
-            <w:tcW w:type="dxa" w:w="2520"/>
-            <w:vAlign w:val="center"/>
-            <w:tcMar>
-              <w:top w:w="40" w:type="dxa"/>
-              <w:left w:w="60" w:type="dxa"/>
-              <w:bottom w:w="40" w:type="dxa"/>
-              <w:right w:w="60" w:type="dxa"/>
-            </w:tcMar>
-            <w:tcBorders>
-              <w:bottom w:val="single" w:sz="4" w:color="C8CDC2"/>
-            </w:tcBorders>
-          </w:tcPr>
-          <w:p>
-            <w:pPr>
-              <w:spacing w:after="0"/>
-              <w:jc w:val="left"/>
-            </w:pPr>
-            <w:r>
-              <w:rPr>
-                <w:rFonts w:ascii="Trade Gothic Next" w:hAnsi="Trade Gothic Next"/>
-                <w:b w:val="0"/>
-                <w:color w:val="55604F"/>
-                <w:sz w:val="17"/>
-                <w:u w:val="none"/>
-              </w:rPr>
-              <w:t xml:space="preserve">charge  </w:t>
+              <w:t xml:space="preserve">Charge  </w:t>
             </w:r>
             <w:r>
               <w:rPr>
                 <w:rFonts w:ascii="Patrick Hand" w:hAnsi="Patrick Hand"/>
                 <w:color w:val="4A2466"/>
-                <w:sz w:val="26"/>
+                <w:sz w:val="28"/>
                 <w:bdr w:val="single" w:sz="8" w:space="1" w:color="9F1D2C"/>
               </w:rPr>
               <w:t>1</w:t>
@@ -5077,24 +5132,66 @@
               <w:rPr>
                 <w:rFonts w:ascii="ShullHand" w:hAnsi="ShullHand"/>
                 <w:color w:val="4A2466"/>
-                <w:sz w:val="26"/>
+                <w:sz w:val="28"/>
                 <w:bdr w:val="single" w:sz="8" w:space="1" w:color="9F1D2C"/>
               </w:rPr>
               <w:t>−</w:t>
             </w:r>
+          </w:p>
+          <w:p>
+            <w:pPr>
+              <w:spacing w:after="0"/>
+            </w:pPr>
             <w:r>
               <w:rPr>
-                <w:rFonts w:ascii="ShullHand" w:hAnsi="ShullHand"/>
-                <w:color w:val="16609A"/>
+                <w:rFonts w:ascii="Trade Gothic Next" w:hAnsi="Trade Gothic Next"/>
+                <w:b/>
+                <w:color w:val="14161B"/>
                 <w:sz w:val="18"/>
+                <w:u w:val="none"/>
               </w:rPr>
-              <w:t xml:space="preserve">  </w:t>
+              <w:t xml:space="preserve">Circle  </w:t>
             </w:r>
+            <w:r>
+              <w:rPr>
+                <w:rFonts w:ascii="Trade Gothic Next" w:hAnsi="Trade Gothic Next"/>
+                <w:b w:val="0"/>
+                <w:color w:val="14161B"/>
+                <w:sz w:val="21"/>
+                <w:u w:val="none"/>
+              </w:rPr>
+              <w:t>cation</w:t>
+            </w:r>
+            <w:r>
+              <w:rPr>
+                <w:rFonts w:ascii="Trade Gothic Next" w:hAnsi="Trade Gothic Next"/>
+                <w:b w:val="0"/>
+                <w:color w:val="55604F"/>
+                <w:sz w:val="18"/>
+                <w:u w:val="none"/>
+              </w:rPr>
+              <w:t xml:space="preserve">   /   </w:t>
+            </w:r>
+            <w:r>
+              <w:rPr>
+                <w:rFonts w:ascii="Trade Gothic Next" w:hAnsi="Trade Gothic Next"/>
+                <w:b/>
+                <w:color w:val="9F1D2C"/>
+                <w:sz w:val="21"/>
+                <w:u w:val="none"/>
+              </w:rPr>
+              <w:t>anion</w:t>
+            </w:r>
+          </w:p>
+          <w:p>
+            <w:pPr>
+              <w:spacing w:after="0"/>
+            </w:pPr>
             <w:r>
               <w:rPr>
                 <w:rFonts w:ascii="Patrick Hand" w:hAnsi="Patrick Hand"/>
                 <w:color w:val="16609A"/>
-                <w:sz w:val="18"/>
+                <w:sz w:val="20"/>
               </w:rPr>
               <w:t>7</w:t>
             </w:r>
@@ -5102,33 +5199,36 @@
               <w:rPr>
                 <w:rFonts w:ascii="ShullHand" w:hAnsi="ShullHand"/>
                 <w:color w:val="16609A"/>
-                <w:sz w:val="18"/>
+                <w:sz w:val="20"/>
               </w:rPr>
-              <w:t xml:space="preserve"> val. e-</w:t>
+              <w:t xml:space="preserve"> val. e-, gains </w:t>
+            </w:r>
+            <w:r>
+              <w:rPr>
+                <w:rFonts w:ascii="Patrick Hand" w:hAnsi="Patrick Hand"/>
+                <w:color w:val="16609A"/>
+                <w:sz w:val="20"/>
+              </w:rPr>
+              <w:t>1</w:t>
             </w:r>
           </w:p>
         </w:tc>
-      </w:tr>
-      <w:tr>
-        <w:trPr>
-          <w:cantSplit/>
-          <w:trHeight w:val="648" w:hRule="atLeast"/>
-          <w:cantSplit/>
-          <w:trHeight w:val="648" w:hRule="atLeast"/>
-        </w:trPr>
         <w:tc>
           <w:tcPr>
-            <w:tcW w:type="dxa" w:w="648"/>
+            <w:tcW w:type="dxa" w:w="2700"/>
+            <w:tcBorders>
+              <w:top w:val="single" w:sz="4" w:color="C8CDC2"/>
+              <w:left w:val="single" w:sz="4" w:color="C8CDC2"/>
+              <w:bottom w:val="single" w:sz="4" w:color="C8CDC2"/>
+              <w:right w:val="single" w:sz="4" w:color="C8CDC2"/>
+            </w:tcBorders>
             <w:vAlign w:val="center"/>
             <w:tcMar>
               <w:top w:w="40" w:type="dxa"/>
-              <w:left w:w="60" w:type="dxa"/>
-              <w:bottom w:w="40" w:type="dxa"/>
+              <w:left w:w="80" w:type="dxa"/>
+              <w:bottom w:w="60" w:type="dxa"/>
               <w:right w:w="60" w:type="dxa"/>
             </w:tcMar>
-            <w:tcBorders>
-              <w:bottom w:val="single" w:sz="4" w:color="C8CDC2"/>
-            </w:tcBorders>
           </w:tcPr>
           <w:p>
             <w:pPr>
@@ -5140,78 +5240,102 @@
                 <w:rFonts w:ascii="Trade Gothic Next" w:hAnsi="Trade Gothic Next"/>
                 <w:b/>
                 <w:color w:val="4D730E"/>
-                <w:sz w:val="22"/>
+                <w:sz w:val="26"/>
                 <w:u w:val="none"/>
               </w:rPr>
-              <w:t>12</w:t>
+              <w:t>10</w:t>
             </w:r>
           </w:p>
-        </w:tc>
-        <w:tc>
-          <w:tcPr>
-            <w:tcW w:type="dxa" w:w="2232"/>
-            <w:vAlign w:val="center"/>
-            <w:tcMar>
-              <w:top w:w="40" w:type="dxa"/>
-              <w:left w:w="60" w:type="dxa"/>
-              <w:bottom w:w="40" w:type="dxa"/>
-              <w:right w:w="60" w:type="dxa"/>
-            </w:tcMar>
-            <w:tcBorders>
-              <w:bottom w:val="single" w:sz="4" w:color="C8CDC2"/>
-            </w:tcBorders>
-          </w:tcPr>
+          <w:tbl>
+            <w:tblPr>
+              <w:tblW w:type="auto" w:w="0"/>
+              <w:tblLayout w:type="fixed"/>
+              <w:tblLook w:firstColumn="1" w:firstRow="1" w:lastColumn="0" w:lastRow="0" w:noHBand="0" w:noVBand="1" w:val="04A0"/>
+              <w:tblLayout w:type="fixed"/>
+            </w:tblPr>
+            <w:tblGrid>
+              <w:gridCol w:w="1008"/>
+            </w:tblGrid>
+            <w:tr>
+              <w:trPr>
+                <w:cantSplit/>
+                <w:trHeight w:val="892" w:hRule="atLeast"/>
+              </w:trPr>
+              <w:tc>
+                <w:tcPr>
+                  <w:tcW w:type="dxa" w:w="1008"/>
+                  <w:tcBorders>
+                    <w:top w:val="single" w:sz="12" w:color="A3E635"/>
+                    <w:left w:val="single" w:sz="12" w:color="A3E635"/>
+                    <w:bottom w:val="single" w:sz="12" w:color="A3E635"/>
+                    <w:right w:val="single" w:sz="12" w:color="A3E635"/>
+                  </w:tcBorders>
+                  <w:tcMar>
+                    <w:top w:w="20" w:type="dxa"/>
+                    <w:left w:w="50" w:type="dxa"/>
+                    <w:bottom w:w="20" w:type="dxa"/>
+                    <w:right w:w="40" w:type="dxa"/>
+                  </w:tcMar>
+                  <w:vAlign w:val="center"/>
+                </w:tcPr>
+                <w:p>
+                  <w:pPr>
+                    <w:spacing w:after="0"/>
+                  </w:pPr>
+                  <w:r>
+                    <w:rPr>
+                      <w:rFonts w:ascii="Trade Gothic Next" w:hAnsi="Trade Gothic Next"/>
+                      <w:b/>
+                      <w:color w:val="55604F"/>
+                      <w:sz w:val="16"/>
+                      <w:u w:val="none"/>
+                    </w:rPr>
+                    <w:t>19</w:t>
+                  </w:r>
+                </w:p>
+                <w:p>
+                  <w:pPr>
+                    <w:spacing w:after="0"/>
+                    <w:jc w:val="center"/>
+                  </w:pPr>
+                  <w:r>
+                    <w:rPr>
+                      <w:rFonts w:ascii="Trade Gothic Next" w:hAnsi="Trade Gothic Next"/>
+                      <w:b/>
+                      <w:color w:val="14161B"/>
+                      <w:sz w:val="32"/>
+                      <w:u w:val="none"/>
+                    </w:rPr>
+                    <w:t>K</w:t>
+                  </w:r>
+                </w:p>
+              </w:tc>
+            </w:tr>
+          </w:tbl>
           <w:p>
             <w:pPr>
-              <w:spacing w:after="0"/>
-              <w:jc w:val="left"/>
+              <w:spacing w:before="0" w:after="0" w:line="20" w:lineRule="exact"/>
+            </w:pPr>
+          </w:p>
+          <w:p>
+            <w:pPr>
+              <w:spacing w:before="120" w:after="80"/>
             </w:pPr>
             <w:r>
               <w:rPr>
                 <w:rFonts w:ascii="Trade Gothic Next" w:hAnsi="Trade Gothic Next"/>
                 <w:b/>
                 <w:color w:val="14161B"/>
-                <w:sz w:val="21"/>
+                <w:sz w:val="18"/>
                 <w:u w:val="none"/>
               </w:rPr>
-              <w:t>Lithium, Li</w:t>
-            </w:r>
-          </w:p>
-        </w:tc>
-        <w:tc>
-          <w:tcPr>
-            <w:tcW w:type="dxa" w:w="2520"/>
-            <w:vAlign w:val="center"/>
-            <w:tcMar>
-              <w:top w:w="40" w:type="dxa"/>
-              <w:left w:w="60" w:type="dxa"/>
-              <w:bottom w:w="40" w:type="dxa"/>
-              <w:right w:w="60" w:type="dxa"/>
-            </w:tcMar>
-            <w:tcBorders>
-              <w:bottom w:val="single" w:sz="4" w:color="C8CDC2"/>
-            </w:tcBorders>
-          </w:tcPr>
-          <w:p>
-            <w:pPr>
-              <w:spacing w:after="0"/>
-              <w:jc w:val="left"/>
-            </w:pPr>
-            <w:r>
-              <w:rPr>
-                <w:rFonts w:ascii="Trade Gothic Next" w:hAnsi="Trade Gothic Next"/>
-                <w:b w:val="0"/>
-                <w:color w:val="55604F"/>
-                <w:sz w:val="17"/>
-                <w:u w:val="none"/>
-              </w:rPr>
-              <w:t xml:space="preserve">charge  </w:t>
+              <w:t xml:space="preserve">Charge  </w:t>
             </w:r>
             <w:r>
               <w:rPr>
                 <w:rFonts w:ascii="Patrick Hand" w:hAnsi="Patrick Hand"/>
                 <w:color w:val="4A2466"/>
-                <w:sz w:val="26"/>
+                <w:sz w:val="28"/>
                 <w:bdr w:val="single" w:sz="8" w:space="1" w:color="9F1D2C"/>
               </w:rPr>
               <w:t>1</w:t>
@@ -5220,24 +5344,66 @@
               <w:rPr>
                 <w:rFonts w:ascii="ShullHand" w:hAnsi="ShullHand"/>
                 <w:color w:val="4A2466"/>
-                <w:sz w:val="26"/>
+                <w:sz w:val="28"/>
                 <w:bdr w:val="single" w:sz="8" w:space="1" w:color="9F1D2C"/>
               </w:rPr>
               <w:t>+</w:t>
             </w:r>
+          </w:p>
+          <w:p>
+            <w:pPr>
+              <w:spacing w:after="0"/>
+            </w:pPr>
             <w:r>
               <w:rPr>
-                <w:rFonts w:ascii="ShullHand" w:hAnsi="ShullHand"/>
-                <w:color w:val="16609A"/>
+                <w:rFonts w:ascii="Trade Gothic Next" w:hAnsi="Trade Gothic Next"/>
+                <w:b/>
+                <w:color w:val="14161B"/>
                 <w:sz w:val="18"/>
+                <w:u w:val="none"/>
               </w:rPr>
-              <w:t xml:space="preserve">  </w:t>
+              <w:t xml:space="preserve">Circle  </w:t>
             </w:r>
+            <w:r>
+              <w:rPr>
+                <w:rFonts w:ascii="Trade Gothic Next" w:hAnsi="Trade Gothic Next"/>
+                <w:b/>
+                <w:color w:val="9F1D2C"/>
+                <w:sz w:val="21"/>
+                <w:u w:val="none"/>
+              </w:rPr>
+              <w:t>cation</w:t>
+            </w:r>
+            <w:r>
+              <w:rPr>
+                <w:rFonts w:ascii="Trade Gothic Next" w:hAnsi="Trade Gothic Next"/>
+                <w:b w:val="0"/>
+                <w:color w:val="55604F"/>
+                <w:sz w:val="18"/>
+                <w:u w:val="none"/>
+              </w:rPr>
+              <w:t xml:space="preserve">   /   </w:t>
+            </w:r>
+            <w:r>
+              <w:rPr>
+                <w:rFonts w:ascii="Trade Gothic Next" w:hAnsi="Trade Gothic Next"/>
+                <w:b w:val="0"/>
+                <w:color w:val="14161B"/>
+                <w:sz w:val="21"/>
+                <w:u w:val="none"/>
+              </w:rPr>
+              <w:t>anion</w:t>
+            </w:r>
+          </w:p>
+          <w:p>
+            <w:pPr>
+              <w:spacing w:after="0"/>
+            </w:pPr>
             <w:r>
               <w:rPr>
                 <w:rFonts w:ascii="Patrick Hand" w:hAnsi="Patrick Hand"/>
                 <w:color w:val="16609A"/>
-                <w:sz w:val="18"/>
+                <w:sz w:val="20"/>
               </w:rPr>
               <w:t>1</w:t>
             </w:r>
@@ -5245,25 +5411,36 @@
               <w:rPr>
                 <w:rFonts w:ascii="ShullHand" w:hAnsi="ShullHand"/>
                 <w:color w:val="16609A"/>
-                <w:sz w:val="18"/>
+                <w:sz w:val="20"/>
               </w:rPr>
-              <w:t xml:space="preserve"> val. e-</w:t>
+              <w:t xml:space="preserve"> val. e-, loses </w:t>
+            </w:r>
+            <w:r>
+              <w:rPr>
+                <w:rFonts w:ascii="Patrick Hand" w:hAnsi="Patrick Hand"/>
+                <w:color w:val="16609A"/>
+                <w:sz w:val="20"/>
+              </w:rPr>
+              <w:t>1</w:t>
             </w:r>
           </w:p>
         </w:tc>
         <w:tc>
           <w:tcPr>
-            <w:tcW w:type="dxa" w:w="648"/>
+            <w:tcW w:type="dxa" w:w="2700"/>
+            <w:tcBorders>
+              <w:top w:val="single" w:sz="4" w:color="C8CDC2"/>
+              <w:left w:val="single" w:sz="4" w:color="C8CDC2"/>
+              <w:bottom w:val="single" w:sz="4" w:color="C8CDC2"/>
+              <w:right w:val="single" w:sz="4" w:color="C8CDC2"/>
+            </w:tcBorders>
             <w:vAlign w:val="center"/>
             <w:tcMar>
               <w:top w:w="40" w:type="dxa"/>
-              <w:left w:w="60" w:type="dxa"/>
-              <w:bottom w:w="40" w:type="dxa"/>
+              <w:left w:w="80" w:type="dxa"/>
+              <w:bottom w:w="60" w:type="dxa"/>
               <w:right w:w="60" w:type="dxa"/>
             </w:tcMar>
-            <w:tcBorders>
-              <w:bottom w:val="single" w:sz="4" w:color="C8CDC2"/>
-            </w:tcBorders>
           </w:tcPr>
           <w:p>
             <w:pPr>
@@ -5275,114 +5452,188 @@
                 <w:rFonts w:ascii="Trade Gothic Next" w:hAnsi="Trade Gothic Next"/>
                 <w:b/>
                 <w:color w:val="4D730E"/>
-                <w:sz w:val="22"/>
+                <w:sz w:val="26"/>
                 <w:u w:val="none"/>
               </w:rPr>
-              <w:t>13</w:t>
+              <w:t>11</w:t>
             </w:r>
           </w:p>
-        </w:tc>
-        <w:tc>
-          <w:tcPr>
-            <w:tcW w:type="dxa" w:w="2232"/>
-            <w:vAlign w:val="center"/>
-            <w:tcMar>
-              <w:top w:w="40" w:type="dxa"/>
-              <w:left w:w="60" w:type="dxa"/>
-              <w:bottom w:w="40" w:type="dxa"/>
-              <w:right w:w="60" w:type="dxa"/>
-            </w:tcMar>
-            <w:tcBorders>
-              <w:bottom w:val="single" w:sz="4" w:color="C8CDC2"/>
-            </w:tcBorders>
-          </w:tcPr>
+          <w:tbl>
+            <w:tblPr>
+              <w:tblW w:type="auto" w:w="0"/>
+              <w:tblLayout w:type="fixed"/>
+              <w:tblLook w:firstColumn="1" w:firstRow="1" w:lastColumn="0" w:lastRow="0" w:noHBand="0" w:noVBand="1" w:val="04A0"/>
+              <w:tblLayout w:type="fixed"/>
+            </w:tblPr>
+            <w:tblGrid>
+              <w:gridCol w:w="1008"/>
+            </w:tblGrid>
+            <w:tr>
+              <w:trPr>
+                <w:cantSplit/>
+                <w:trHeight w:val="892" w:hRule="atLeast"/>
+              </w:trPr>
+              <w:tc>
+                <w:tcPr>
+                  <w:tcW w:type="dxa" w:w="1008"/>
+                  <w:tcBorders>
+                    <w:top w:val="single" w:sz="12" w:color="A3E635"/>
+                    <w:left w:val="single" w:sz="12" w:color="A3E635"/>
+                    <w:bottom w:val="single" w:sz="12" w:color="A3E635"/>
+                    <w:right w:val="single" w:sz="12" w:color="A3E635"/>
+                  </w:tcBorders>
+                  <w:tcMar>
+                    <w:top w:w="20" w:type="dxa"/>
+                    <w:left w:w="50" w:type="dxa"/>
+                    <w:bottom w:w="20" w:type="dxa"/>
+                    <w:right w:w="40" w:type="dxa"/>
+                  </w:tcMar>
+                  <w:vAlign w:val="center"/>
+                </w:tcPr>
+                <w:p>
+                  <w:pPr>
+                    <w:spacing w:after="0"/>
+                  </w:pPr>
+                  <w:r>
+                    <w:rPr>
+                      <w:rFonts w:ascii="Trade Gothic Next" w:hAnsi="Trade Gothic Next"/>
+                      <w:b/>
+                      <w:color w:val="55604F"/>
+                      <w:sz w:val="16"/>
+                      <w:u w:val="none"/>
+                    </w:rPr>
+                    <w:t>33</w:t>
+                  </w:r>
+                </w:p>
+                <w:p>
+                  <w:pPr>
+                    <w:spacing w:after="0"/>
+                    <w:jc w:val="center"/>
+                  </w:pPr>
+                  <w:r>
+                    <w:rPr>
+                      <w:rFonts w:ascii="Trade Gothic Next" w:hAnsi="Trade Gothic Next"/>
+                      <w:b/>
+                      <w:color w:val="14161B"/>
+                      <w:sz w:val="32"/>
+                      <w:u w:val="none"/>
+                    </w:rPr>
+                    <w:t>As</w:t>
+                  </w:r>
+                </w:p>
+              </w:tc>
+            </w:tr>
+          </w:tbl>
           <w:p>
             <w:pPr>
-              <w:spacing w:after="0"/>
-              <w:jc w:val="left"/>
+              <w:spacing w:before="0" w:after="0" w:line="20" w:lineRule="exact"/>
+            </w:pPr>
+          </w:p>
+          <w:p>
+            <w:pPr>
+              <w:spacing w:before="120" w:after="80"/>
             </w:pPr>
             <w:r>
               <w:rPr>
                 <w:rFonts w:ascii="Trade Gothic Next" w:hAnsi="Trade Gothic Next"/>
                 <w:b/>
                 <w:color w:val="14161B"/>
+                <w:sz w:val="18"/>
+                <w:u w:val="none"/>
+              </w:rPr>
+              <w:t xml:space="preserve">Charge  </w:t>
+            </w:r>
+            <w:r>
+              <w:rPr>
+                <w:rFonts w:ascii="Patrick Hand" w:hAnsi="Patrick Hand"/>
+                <w:color w:val="4A2466"/>
+                <w:sz w:val="28"/>
+                <w:bdr w:val="single" w:sz="8" w:space="1" w:color="9F1D2C"/>
+              </w:rPr>
+              <w:t>3</w:t>
+            </w:r>
+            <w:r>
+              <w:rPr>
+                <w:rFonts w:ascii="ShullHand" w:hAnsi="ShullHand"/>
+                <w:color w:val="4A2466"/>
+                <w:sz w:val="28"/>
+                <w:bdr w:val="single" w:sz="8" w:space="1" w:color="9F1D2C"/>
+              </w:rPr>
+              <w:t>−</w:t>
+            </w:r>
+          </w:p>
+          <w:p>
+            <w:pPr>
+              <w:spacing w:after="0"/>
+            </w:pPr>
+            <w:r>
+              <w:rPr>
+                <w:rFonts w:ascii="Trade Gothic Next" w:hAnsi="Trade Gothic Next"/>
+                <w:b/>
+                <w:color w:val="14161B"/>
+                <w:sz w:val="18"/>
+                <w:u w:val="none"/>
+              </w:rPr>
+              <w:t xml:space="preserve">Circle  </w:t>
+            </w:r>
+            <w:r>
+              <w:rPr>
+                <w:rFonts w:ascii="Trade Gothic Next" w:hAnsi="Trade Gothic Next"/>
+                <w:b w:val="0"/>
+                <w:color w:val="14161B"/>
                 <w:sz w:val="21"/>
                 <w:u w:val="none"/>
               </w:rPr>
-              <w:t>Selenium, Se</w:t>
+              <w:t>cation</w:t>
             </w:r>
-          </w:p>
-        </w:tc>
-        <w:tc>
-          <w:tcPr>
-            <w:tcW w:type="dxa" w:w="2520"/>
-            <w:vAlign w:val="center"/>
-            <w:tcMar>
-              <w:top w:w="40" w:type="dxa"/>
-              <w:left w:w="60" w:type="dxa"/>
-              <w:bottom w:w="40" w:type="dxa"/>
-              <w:right w:w="60" w:type="dxa"/>
-            </w:tcMar>
-            <w:tcBorders>
-              <w:bottom w:val="single" w:sz="4" w:color="C8CDC2"/>
-            </w:tcBorders>
-          </w:tcPr>
-          <w:p>
-            <w:pPr>
-              <w:spacing w:after="0"/>
-              <w:jc w:val="left"/>
-            </w:pPr>
             <w:r>
               <w:rPr>
                 <w:rFonts w:ascii="Trade Gothic Next" w:hAnsi="Trade Gothic Next"/>
                 <w:b w:val="0"/>
                 <w:color w:val="55604F"/>
-                <w:sz w:val="17"/>
+                <w:sz w:val="18"/>
                 <w:u w:val="none"/>
               </w:rPr>
-              <w:t xml:space="preserve">charge  </w:t>
+              <w:t xml:space="preserve">   /   </w:t>
             </w:r>
             <w:r>
               <w:rPr>
-                <w:rFonts w:ascii="Patrick Hand" w:hAnsi="Patrick Hand"/>
-                <w:color w:val="4A2466"/>
-                <w:sz w:val="26"/>
-                <w:bdr w:val="single" w:sz="8" w:space="1" w:color="9F1D2C"/>
+                <w:rFonts w:ascii="Trade Gothic Next" w:hAnsi="Trade Gothic Next"/>
+                <w:b/>
+                <w:color w:val="9F1D2C"/>
+                <w:sz w:val="21"/>
+                <w:u w:val="none"/>
               </w:rPr>
-              <w:t>2</w:t>
+              <w:t>anion</w:t>
             </w:r>
+          </w:p>
+          <w:p>
+            <w:pPr>
+              <w:spacing w:after="0"/>
+            </w:pPr>
             <w:r>
               <w:rPr>
-                <w:rFonts w:ascii="ShullHand" w:hAnsi="ShullHand"/>
-                <w:color w:val="4A2466"/>
-                <w:sz w:val="26"/>
-                <w:bdr w:val="single" w:sz="8" w:space="1" w:color="9F1D2C"/>
+                <w:rFonts w:ascii="Patrick Hand" w:hAnsi="Patrick Hand"/>
+                <w:color w:val="16609A"/>
+                <w:sz w:val="20"/>
               </w:rPr>
-              <w:t>−</w:t>
+              <w:t>5</w:t>
             </w:r>
             <w:r>
               <w:rPr>
                 <w:rFonts w:ascii="ShullHand" w:hAnsi="ShullHand"/>
                 <w:color w:val="16609A"/>
-                <w:sz w:val="18"/>
+                <w:sz w:val="20"/>
               </w:rPr>
-              <w:t xml:space="preserve">  </w:t>
+              <w:t xml:space="preserve"> val. e-, gains </w:t>
             </w:r>
             <w:r>
               <w:rPr>
                 <w:rFonts w:ascii="Patrick Hand" w:hAnsi="Patrick Hand"/>
                 <w:color w:val="16609A"/>
-                <w:sz w:val="18"/>
+                <w:sz w:val="20"/>
               </w:rPr>
-              <w:t>6</w:t>
-            </w:r>
-            <w:r>
-              <w:rPr>
-                <w:rFonts w:ascii="ShullHand" w:hAnsi="ShullHand"/>
-                <w:color w:val="16609A"/>
-                <w:sz w:val="18"/>
-              </w:rPr>
-              <w:t xml:space="preserve"> val. e-</w:t>
+              <w:t>3</w:t>
             </w:r>
           </w:p>
         </w:tc>

--- a/output/chem-u02/Unit 2 Quiz C Key.docx
+++ b/output/chem-u02/Unit 2 Quiz C Key.docx
@@ -258,7 +258,7 @@
                 <w:sz w:val="19"/>
                 <w:u w:val="none"/>
               </w:rPr>
-              <w:t>Use your periodic table.  Circle one letter for each multiple-choice question.  Draw an arrow for every electron.</w:t>
+              <w:t>You may use a periodic table. For multiple choice, circle one letter. In an orbital diagram, each electron gets one arrow.</w:t>
             </w:r>
           </w:p>
         </w:tc>
@@ -266,12 +266,12 @@
     </w:tbl>
     <w:p>
       <w:pPr>
-        <w:spacing w:before="0" w:after="0" w:line="120" w:lineRule="exact"/>
+        <w:spacing w:before="0" w:after="0" w:line="140" w:lineRule="exact"/>
       </w:pPr>
       <w:r>
         <w:rPr>
           <w:rFonts w:ascii="Trade Gothic Next" w:hAnsi="Trade Gothic Next"/>
-          <w:sz w:val="8"/>
+          <w:sz w:val="10"/>
         </w:rPr>
       </w:r>
     </w:p>
@@ -291,12 +291,11 @@
           <w:tcPr>
             <w:tcW w:type="dxa" w:w="9072"/>
             <w:tcBorders>
-              <w:top w:val="single" w:sz="12" w:color="14161B"/>
-              <w:bottom w:val="single" w:sz="18" w:color="A3E635"/>
+              <w:bottom w:val="single" w:sz="10" w:color="14161B"/>
             </w:tcBorders>
             <w:vAlign w:val="center"/>
             <w:tcMar>
-              <w:top w:w="30" w:type="dxa"/>
+              <w:top w:w="0" w:type="dxa"/>
               <w:left w:w="0" w:type="dxa"/>
               <w:bottom w:w="30" w:type="dxa"/>
               <w:right w:w="60" w:type="dxa"/>
@@ -313,10 +312,10 @@
                 <w:rFonts w:ascii="Trade Gothic Next" w:hAnsi="Trade Gothic Next"/>
                 <w:b/>
                 <w:color w:val="14161B"/>
-                <w:sz w:val="18"/>
+                <w:sz w:val="20"/>
                 <w:u w:val="none"/>
               </w:rPr>
-              <w:t>PART 1  ·  MULTIPLE CHOICE</w:t>
+              <w:t>Part 1   Multiple choice</w:t>
             </w:r>
           </w:p>
         </w:tc>
@@ -324,15 +323,14 @@
           <w:tcPr>
             <w:tcW w:type="dxa" w:w="1728"/>
             <w:tcBorders>
-              <w:top w:val="single" w:sz="12" w:color="14161B"/>
-              <w:bottom w:val="single" w:sz="18" w:color="A3E635"/>
+              <w:bottom w:val="single" w:sz="10" w:color="14161B"/>
             </w:tcBorders>
             <w:vAlign w:val="center"/>
             <w:tcMar>
-              <w:top w:w="30" w:type="dxa"/>
+              <w:top w:w="0" w:type="dxa"/>
               <w:left w:w="60" w:type="dxa"/>
               <w:bottom w:w="30" w:type="dxa"/>
-              <w:right w:w="60" w:type="dxa"/>
+              <w:right w:w="0" w:type="dxa"/>
             </w:tcMar>
           </w:tcPr>
           <w:p>
@@ -344,17 +342,28 @@
             <w:r>
               <w:rPr>
                 <w:rFonts w:ascii="Trade Gothic Next" w:hAnsi="Trade Gothic Next"/>
-                <w:b/>
+                <w:b w:val="0"/>
                 <w:color w:val="55604F"/>
-                <w:sz w:val="17"/>
+                <w:sz w:val="18"/>
                 <w:u w:val="none"/>
               </w:rPr>
-              <w:t>3 pts</w:t>
+              <w:t>3 points</w:t>
             </w:r>
           </w:p>
         </w:tc>
       </w:tr>
     </w:tbl>
+    <w:p>
+      <w:pPr>
+        <w:spacing w:before="0" w:after="0" w:line="60" w:lineRule="exact"/>
+      </w:pPr>
+      <w:r>
+        <w:rPr>
+          <w:rFonts w:ascii="Trade Gothic Next" w:hAnsi="Trade Gothic Next"/>
+          <w:sz w:val="2"/>
+        </w:rPr>
+      </w:r>
+    </w:p>
     <w:tbl>
       <w:tblPr>
         <w:tblW w:type="auto" w:w="0"/>
@@ -423,7 +432,7 @@
             <w:r>
               <w:rPr>
                 <w:rFonts w:ascii="Trade Gothic Next" w:hAnsi="Trade Gothic Next"/>
-                <w:b/>
+                <w:b w:val="0"/>
                 <w:color w:val="14161B"/>
                 <w:sz w:val="21"/>
                 <w:u w:val="none"/>
@@ -683,7 +692,7 @@
             <w:r>
               <w:rPr>
                 <w:rFonts w:ascii="Trade Gothic Next" w:hAnsi="Trade Gothic Next"/>
-                <w:b/>
+                <w:b w:val="0"/>
                 <w:color w:val="14161B"/>
                 <w:sz w:val="21"/>
                 <w:u w:val="none"/>
@@ -693,7 +702,7 @@
             <w:r>
               <w:rPr>
                 <w:rFonts w:ascii="Trade Gothic Next" w:hAnsi="Trade Gothic Next"/>
-                <w:b/>
+                <w:b w:val="0"/>
                 <w:color w:val="14161B"/>
                 <w:sz w:val="21"/>
                 <w:u w:val="none"/>
@@ -704,7 +713,7 @@
             <w:r>
               <w:rPr>
                 <w:rFonts w:ascii="Trade Gothic Next" w:hAnsi="Trade Gothic Next"/>
-                <w:b/>
+                <w:b w:val="0"/>
                 <w:color w:val="14161B"/>
                 <w:sz w:val="21"/>
                 <w:u w:val="none"/>
@@ -1368,7 +1377,7 @@
             <w:r>
               <w:rPr>
                 <w:rFonts w:ascii="Trade Gothic Next" w:hAnsi="Trade Gothic Next"/>
-                <w:b/>
+                <w:b w:val="0"/>
                 <w:color w:val="14161B"/>
                 <w:sz w:val="21"/>
                 <w:u w:val="none"/>
@@ -1594,12 +1603,12 @@
     </w:tbl>
     <w:p>
       <w:pPr>
-        <w:spacing w:before="0" w:after="0" w:line="120" w:lineRule="exact"/>
+        <w:spacing w:before="0" w:after="0" w:line="140" w:lineRule="exact"/>
       </w:pPr>
       <w:r>
         <w:rPr>
           <w:rFonts w:ascii="Trade Gothic Next" w:hAnsi="Trade Gothic Next"/>
-          <w:sz w:val="8"/>
+          <w:sz w:val="10"/>
         </w:rPr>
       </w:r>
     </w:p>
@@ -1619,12 +1628,11 @@
           <w:tcPr>
             <w:tcW w:type="dxa" w:w="9072"/>
             <w:tcBorders>
-              <w:top w:val="single" w:sz="12" w:color="14161B"/>
-              <w:bottom w:val="single" w:sz="18" w:color="A3E635"/>
+              <w:bottom w:val="single" w:sz="10" w:color="14161B"/>
             </w:tcBorders>
             <w:vAlign w:val="center"/>
             <w:tcMar>
-              <w:top w:w="30" w:type="dxa"/>
+              <w:top w:w="0" w:type="dxa"/>
               <w:left w:w="0" w:type="dxa"/>
               <w:bottom w:w="30" w:type="dxa"/>
               <w:right w:w="60" w:type="dxa"/>
@@ -1641,10 +1649,10 @@
                 <w:rFonts w:ascii="Trade Gothic Next" w:hAnsi="Trade Gothic Next"/>
                 <w:b/>
                 <w:color w:val="14161B"/>
-                <w:sz w:val="18"/>
+                <w:sz w:val="20"/>
                 <w:u w:val="none"/>
               </w:rPr>
-              <w:t>PART 2  ·  LONGHAND CONFIGURATION  +  ORBITAL DIAGRAM</w:t>
+              <w:t>Part 2   Longhand configurations and orbital diagrams</w:t>
             </w:r>
           </w:p>
         </w:tc>
@@ -1652,15 +1660,14 @@
           <w:tcPr>
             <w:tcW w:type="dxa" w:w="1728"/>
             <w:tcBorders>
-              <w:top w:val="single" w:sz="12" w:color="14161B"/>
-              <w:bottom w:val="single" w:sz="18" w:color="A3E635"/>
+              <w:bottom w:val="single" w:sz="10" w:color="14161B"/>
             </w:tcBorders>
             <w:vAlign w:val="center"/>
             <w:tcMar>
-              <w:top w:w="30" w:type="dxa"/>
+              <w:top w:w="0" w:type="dxa"/>
               <w:left w:w="60" w:type="dxa"/>
               <w:bottom w:w="30" w:type="dxa"/>
-              <w:right w:w="60" w:type="dxa"/>
+              <w:right w:w="0" w:type="dxa"/>
             </w:tcMar>
           </w:tcPr>
           <w:p>
@@ -1672,12 +1679,12 @@
             <w:r>
               <w:rPr>
                 <w:rFonts w:ascii="Trade Gothic Next" w:hAnsi="Trade Gothic Next"/>
-                <w:b/>
+                <w:b w:val="0"/>
                 <w:color w:val="55604F"/>
-                <w:sz w:val="17"/>
+                <w:sz w:val="18"/>
                 <w:u w:val="none"/>
               </w:rPr>
-              <w:t>8 pts</w:t>
+              <w:t>8 points</w:t>
             </w:r>
           </w:p>
         </w:tc>
@@ -1703,16 +1710,18 @@
       </w:tblPr>
       <w:tblGrid>
         <w:gridCol w:w="648"/>
-        <w:gridCol w:w="1512"/>
-        <w:gridCol w:w="8640"/>
+        <w:gridCol w:w="1656"/>
+        <w:gridCol w:w="8496"/>
       </w:tblGrid>
       <w:tr>
         <w:trPr>
           <w:cantSplit/>
+          <w:trHeight w:val="576" w:hRule="atLeast"/>
         </w:trPr>
         <w:tc>
           <w:tcPr>
             <w:tcW w:type="dxa" w:w="648"/>
+            <w:vMerge w:val="restart"/>
             <w:vAlign w:val="center"/>
             <w:tcMar>
               <w:top w:w="40" w:type="dxa"/>
@@ -1740,21 +1749,410 @@
         </w:tc>
         <w:tc>
           <w:tcPr>
-            <w:tcW w:type="dxa" w:w="1512"/>
-            <w:vAlign w:val="center"/>
+            <w:tcW w:type="dxa" w:w="1656"/>
+            <w:vMerge w:val="restart"/>
+            <w:vAlign w:val="top"/>
             <w:tcMar>
-              <w:top w:w="40" w:type="dxa"/>
+              <w:top w:w="0" w:type="dxa"/>
               <w:left w:w="0" w:type="dxa"/>
-              <w:bottom w:w="40" w:type="dxa"/>
-              <w:right w:w="60" w:type="dxa"/>
+              <w:bottom w:w="0" w:type="dxa"/>
+              <w:right w:w="0" w:type="dxa"/>
             </w:tcMar>
           </w:tcPr>
           <w:p>
             <w:pPr>
               <w:spacing w:after="0"/>
               <w:jc w:val="left"/>
-              <w:spacing w:before="0" w:after="0" w:line="20" w:lineRule="exact"/>
             </w:pPr>
+            <w:r>
+              <w:drawing>
+                <wp:inline xmlns:a="http://schemas.openxmlformats.org/drawingml/2006/main" xmlns:pic="http://schemas.openxmlformats.org/drawingml/2006/picture">
+                  <wp:extent cx="914400" cy="914400"/>
+                  <wp:docPr id="1" name="Picture 1"/>
+                  <wp:cNvGraphicFramePr>
+                    <a:graphicFrameLocks noChangeAspect="1"/>
+                  </wp:cNvGraphicFramePr>
+                  <a:graphic>
+                    <a:graphicData uri="http://schemas.openxmlformats.org/drawingml/2006/picture">
+                      <pic:pic>
+                        <pic:nvPicPr>
+                          <pic:cNvPr id="0" name="tile_35.png"/>
+                          <pic:cNvPicPr/>
+                        </pic:nvPicPr>
+                        <pic:blipFill>
+                          <a:blip r:embed="rId9"/>
+                          <a:stretch>
+                            <a:fillRect/>
+                          </a:stretch>
+                        </pic:blipFill>
+                        <pic:spPr>
+                          <a:xfrm>
+                            <a:off x="0" y="0"/>
+                            <a:ext cx="914400" cy="914400"/>
+                          </a:xfrm>
+                          <a:prstGeom prst="rect"/>
+                        </pic:spPr>
+                      </pic:pic>
+                    </a:graphicData>
+                  </a:graphic>
+                </wp:inline>
+              </w:drawing>
+            </w:r>
+          </w:p>
+        </w:tc>
+        <w:tc>
+          <w:tcPr>
+            <w:tcW w:type="dxa" w:w="8496"/>
+            <w:vAlign w:val="bottom"/>
+            <w:tcMar>
+              <w:top w:w="0" w:type="dxa"/>
+              <w:left w:w="80" w:type="dxa"/>
+              <w:bottom w:w="20" w:type="dxa"/>
+              <w:right w:w="60" w:type="dxa"/>
+            </w:tcMar>
+            <w:tcBorders>
+              <w:bottom w:val="single" w:sz="4" w:color="C8CDC2"/>
+            </w:tcBorders>
+          </w:tcPr>
+          <w:p>
+            <w:pPr>
+              <w:tabs>
+                <w:tab w:pos="1800" w:val="left"/>
+              </w:tabs>
+              <w:spacing w:after="0"/>
+              <w:jc w:val="left"/>
+            </w:pPr>
+            <w:r>
+              <w:rPr>
+                <w:rFonts w:ascii="Trade Gothic Next" w:hAnsi="Trade Gothic Next"/>
+                <w:b/>
+                <w:color w:val="14161B"/>
+                <w:sz w:val="18"/>
+                <w:u w:val="none"/>
+              </w:rPr>
+              <w:t>Configuration</w:t>
+            </w:r>
+            <w:r>
+              <w:rPr>
+                <w:rFonts w:ascii="Trade Gothic Next" w:hAnsi="Trade Gothic Next"/>
+                <w:b w:val="0"/>
+                <w:sz w:val="18"/>
+                <w:u w:val="none"/>
+              </w:rPr>
+              <w:tab/>
+            </w:r>
+            <w:r>
+              <w:rPr>
+                <w:rFonts w:ascii="Patrick Hand" w:hAnsi="Patrick Hand"/>
+                <w:color w:val="4A2466"/>
+                <w:sz w:val="24"/>
+                <w:bdr w:val="single" w:sz="8" w:space="1" w:color="9F1D2C"/>
+              </w:rPr>
+              <w:t>1s</w:t>
+            </w:r>
+            <w:r>
+              <w:rPr>
+                <w:rFonts w:ascii="Patrick Hand" w:hAnsi="Patrick Hand"/>
+                <w:color w:val="4A2466"/>
+                <w:sz w:val="24"/>
+                <w:vertAlign w:val="superscript"/>
+                <w:bdr w:val="single" w:sz="8" w:space="1" w:color="9F1D2C"/>
+              </w:rPr>
+              <w:t>2</w:t>
+            </w:r>
+            <w:r>
+              <w:rPr>
+                <w:rFonts w:ascii="Patrick Hand" w:hAnsi="Patrick Hand"/>
+                <w:color w:val="4A2466"/>
+                <w:sz w:val="24"/>
+                <w:bdr w:val="single" w:sz="8" w:space="1" w:color="9F1D2C"/>
+              </w:rPr>
+              <w:t xml:space="preserve"> </w:t>
+            </w:r>
+            <w:r>
+              <w:rPr>
+                <w:rFonts w:ascii="Patrick Hand" w:hAnsi="Patrick Hand"/>
+                <w:color w:val="4A2466"/>
+                <w:sz w:val="24"/>
+                <w:bdr w:val="single" w:sz="8" w:space="1" w:color="9F1D2C"/>
+              </w:rPr>
+              <w:t>2s</w:t>
+            </w:r>
+            <w:r>
+              <w:rPr>
+                <w:rFonts w:ascii="Patrick Hand" w:hAnsi="Patrick Hand"/>
+                <w:color w:val="4A2466"/>
+                <w:sz w:val="24"/>
+                <w:vertAlign w:val="superscript"/>
+                <w:bdr w:val="single" w:sz="8" w:space="1" w:color="9F1D2C"/>
+              </w:rPr>
+              <w:t>2</w:t>
+            </w:r>
+            <w:r>
+              <w:rPr>
+                <w:rFonts w:ascii="Patrick Hand" w:hAnsi="Patrick Hand"/>
+                <w:color w:val="4A2466"/>
+                <w:sz w:val="24"/>
+                <w:bdr w:val="single" w:sz="8" w:space="1" w:color="9F1D2C"/>
+              </w:rPr>
+              <w:t xml:space="preserve"> </w:t>
+            </w:r>
+            <w:r>
+              <w:rPr>
+                <w:rFonts w:ascii="Patrick Hand" w:hAnsi="Patrick Hand"/>
+                <w:color w:val="4A2466"/>
+                <w:sz w:val="24"/>
+                <w:bdr w:val="single" w:sz="8" w:space="1" w:color="9F1D2C"/>
+              </w:rPr>
+              <w:t>2p</w:t>
+            </w:r>
+            <w:r>
+              <w:rPr>
+                <w:rFonts w:ascii="Patrick Hand" w:hAnsi="Patrick Hand"/>
+                <w:color w:val="4A2466"/>
+                <w:sz w:val="24"/>
+                <w:vertAlign w:val="superscript"/>
+                <w:bdr w:val="single" w:sz="8" w:space="1" w:color="9F1D2C"/>
+              </w:rPr>
+              <w:t>6</w:t>
+            </w:r>
+            <w:r>
+              <w:rPr>
+                <w:rFonts w:ascii="Patrick Hand" w:hAnsi="Patrick Hand"/>
+                <w:color w:val="4A2466"/>
+                <w:sz w:val="24"/>
+                <w:bdr w:val="single" w:sz="8" w:space="1" w:color="9F1D2C"/>
+              </w:rPr>
+              <w:t xml:space="preserve"> </w:t>
+            </w:r>
+            <w:r>
+              <w:rPr>
+                <w:rFonts w:ascii="Patrick Hand" w:hAnsi="Patrick Hand"/>
+                <w:color w:val="4A2466"/>
+                <w:sz w:val="24"/>
+                <w:bdr w:val="single" w:sz="8" w:space="1" w:color="9F1D2C"/>
+              </w:rPr>
+              <w:t>3s</w:t>
+            </w:r>
+            <w:r>
+              <w:rPr>
+                <w:rFonts w:ascii="Patrick Hand" w:hAnsi="Patrick Hand"/>
+                <w:color w:val="4A2466"/>
+                <w:sz w:val="24"/>
+                <w:vertAlign w:val="superscript"/>
+                <w:bdr w:val="single" w:sz="8" w:space="1" w:color="9F1D2C"/>
+              </w:rPr>
+              <w:t>2</w:t>
+            </w:r>
+            <w:r>
+              <w:rPr>
+                <w:rFonts w:ascii="Patrick Hand" w:hAnsi="Patrick Hand"/>
+                <w:color w:val="4A2466"/>
+                <w:sz w:val="24"/>
+                <w:bdr w:val="single" w:sz="8" w:space="1" w:color="9F1D2C"/>
+              </w:rPr>
+              <w:t xml:space="preserve"> </w:t>
+            </w:r>
+            <w:r>
+              <w:rPr>
+                <w:rFonts w:ascii="Patrick Hand" w:hAnsi="Patrick Hand"/>
+                <w:color w:val="4A2466"/>
+                <w:sz w:val="24"/>
+                <w:bdr w:val="single" w:sz="8" w:space="1" w:color="9F1D2C"/>
+              </w:rPr>
+              <w:t>3p</w:t>
+            </w:r>
+            <w:r>
+              <w:rPr>
+                <w:rFonts w:ascii="Patrick Hand" w:hAnsi="Patrick Hand"/>
+                <w:color w:val="4A2466"/>
+                <w:sz w:val="24"/>
+                <w:vertAlign w:val="superscript"/>
+                <w:bdr w:val="single" w:sz="8" w:space="1" w:color="9F1D2C"/>
+              </w:rPr>
+              <w:t>6</w:t>
+            </w:r>
+            <w:r>
+              <w:rPr>
+                <w:rFonts w:ascii="Patrick Hand" w:hAnsi="Patrick Hand"/>
+                <w:color w:val="4A2466"/>
+                <w:sz w:val="24"/>
+                <w:bdr w:val="single" w:sz="8" w:space="1" w:color="9F1D2C"/>
+              </w:rPr>
+              <w:t xml:space="preserve"> </w:t>
+            </w:r>
+            <w:r>
+              <w:rPr>
+                <w:rFonts w:ascii="Patrick Hand" w:hAnsi="Patrick Hand"/>
+                <w:color w:val="4A2466"/>
+                <w:sz w:val="24"/>
+                <w:bdr w:val="single" w:sz="8" w:space="1" w:color="9F1D2C"/>
+              </w:rPr>
+              <w:t>4s</w:t>
+            </w:r>
+            <w:r>
+              <w:rPr>
+                <w:rFonts w:ascii="Patrick Hand" w:hAnsi="Patrick Hand"/>
+                <w:color w:val="4A2466"/>
+                <w:sz w:val="24"/>
+                <w:vertAlign w:val="superscript"/>
+                <w:bdr w:val="single" w:sz="8" w:space="1" w:color="9F1D2C"/>
+              </w:rPr>
+              <w:t>2</w:t>
+            </w:r>
+            <w:r>
+              <w:rPr>
+                <w:rFonts w:ascii="Patrick Hand" w:hAnsi="Patrick Hand"/>
+                <w:color w:val="4A2466"/>
+                <w:sz w:val="24"/>
+                <w:bdr w:val="single" w:sz="8" w:space="1" w:color="9F1D2C"/>
+              </w:rPr>
+              <w:t xml:space="preserve"> </w:t>
+            </w:r>
+            <w:r>
+              <w:rPr>
+                <w:rFonts w:ascii="Patrick Hand" w:hAnsi="Patrick Hand"/>
+                <w:color w:val="4A2466"/>
+                <w:sz w:val="24"/>
+                <w:bdr w:val="single" w:sz="8" w:space="1" w:color="9F1D2C"/>
+              </w:rPr>
+              <w:t>3d</w:t>
+            </w:r>
+            <w:r>
+              <w:rPr>
+                <w:rFonts w:ascii="Patrick Hand" w:hAnsi="Patrick Hand"/>
+                <w:color w:val="4A2466"/>
+                <w:sz w:val="24"/>
+                <w:vertAlign w:val="superscript"/>
+                <w:bdr w:val="single" w:sz="8" w:space="1" w:color="9F1D2C"/>
+              </w:rPr>
+              <w:t>10</w:t>
+            </w:r>
+            <w:r>
+              <w:rPr>
+                <w:rFonts w:ascii="Patrick Hand" w:hAnsi="Patrick Hand"/>
+                <w:color w:val="4A2466"/>
+                <w:sz w:val="24"/>
+                <w:bdr w:val="single" w:sz="8" w:space="1" w:color="9F1D2C"/>
+              </w:rPr>
+              <w:t xml:space="preserve"> </w:t>
+            </w:r>
+            <w:r>
+              <w:rPr>
+                <w:rFonts w:ascii="Patrick Hand" w:hAnsi="Patrick Hand"/>
+                <w:color w:val="4A2466"/>
+                <w:sz w:val="24"/>
+                <w:bdr w:val="single" w:sz="8" w:space="1" w:color="9F1D2C"/>
+              </w:rPr>
+              <w:t>4p</w:t>
+            </w:r>
+            <w:r>
+              <w:rPr>
+                <w:rFonts w:ascii="Patrick Hand" w:hAnsi="Patrick Hand"/>
+                <w:color w:val="4A2466"/>
+                <w:sz w:val="24"/>
+                <w:vertAlign w:val="superscript"/>
+                <w:bdr w:val="single" w:sz="8" w:space="1" w:color="9F1D2C"/>
+              </w:rPr>
+              <w:t>5</w:t>
+            </w:r>
+          </w:p>
+        </w:tc>
+      </w:tr>
+      <w:tr>
+        <w:trPr>
+          <w:cantSplit/>
+          <w:trHeight w:val="115" w:hRule="atLeast"/>
+        </w:trPr>
+        <w:tc>
+          <w:tcPr>
+            <w:tcW w:type="dxa" w:w="648"/>
+            <w:vMerge/>
+          </w:tcPr>
+          <w:p/>
+        </w:tc>
+        <w:tc>
+          <w:tcPr>
+            <w:tcW w:type="dxa" w:w="1656"/>
+            <w:vMerge/>
+          </w:tcPr>
+          <w:p/>
+        </w:tc>
+        <w:tc>
+          <w:tcPr>
+            <w:tcW w:type="dxa" w:w="8496"/>
+            <w:tcMar>
+              <w:top w:w="0" w:type="dxa"/>
+              <w:left w:w="0" w:type="dxa"/>
+              <w:bottom w:w="0" w:type="dxa"/>
+              <w:right w:w="0" w:type="dxa"/>
+            </w:tcMar>
+          </w:tcPr>
+          <w:p>
+            <w:pPr>
+              <w:spacing w:after="0"/>
+            </w:pPr>
+            <w:r>
+              <w:rPr>
+                <w:rFonts w:ascii="Trade Gothic Next" w:hAnsi="Trade Gothic Next"/>
+                <w:b w:val="0"/>
+                <w:sz w:val="4"/>
+                <w:u w:val="none"/>
+              </w:rPr>
+            </w:r>
+          </w:p>
+        </w:tc>
+      </w:tr>
+      <w:tr>
+        <w:trPr>
+          <w:cantSplit/>
+          <w:trHeight w:val="748" w:hRule="atLeast"/>
+        </w:trPr>
+        <w:tc>
+          <w:tcPr>
+            <w:tcW w:type="dxa" w:w="648"/>
+            <w:vMerge/>
+          </w:tcPr>
+          <w:p/>
+        </w:tc>
+        <w:tc>
+          <w:tcPr>
+            <w:tcW w:type="dxa" w:w="1656"/>
+            <w:vMerge/>
+          </w:tcPr>
+          <w:p/>
+        </w:tc>
+        <w:tc>
+          <w:tcPr>
+            <w:tcW w:type="dxa" w:w="8496"/>
+            <w:tcBorders>
+              <w:top w:val="single" w:sz="6" w:color="C8CDC2"/>
+              <w:left w:val="single" w:sz="6" w:color="C8CDC2"/>
+              <w:bottom w:val="single" w:sz="6" w:color="C8CDC2"/>
+              <w:right w:val="single" w:sz="6" w:color="C8CDC2"/>
+            </w:tcBorders>
+            <w:vAlign w:val="top"/>
+            <w:tcMar>
+              <w:top w:w="30" w:type="dxa"/>
+              <w:left w:w="80" w:type="dxa"/>
+              <w:bottom w:w="20" w:type="dxa"/>
+              <w:right w:w="40" w:type="dxa"/>
+            </w:tcMar>
+          </w:tcPr>
+          <w:p>
+            <w:pPr>
+              <w:spacing w:after="20"/>
+            </w:pPr>
+            <w:r>
+              <w:rPr>
+                <w:rFonts w:ascii="Trade Gothic Next" w:hAnsi="Trade Gothic Next"/>
+                <w:b w:val="0"/>
+                <w:color w:val="55604F"/>
+                <w:sz w:val="17"/>
+                <w:u w:val="none"/>
+              </w:rPr>
+              <w:t>Orbital diagram</w:t>
+            </w:r>
           </w:p>
           <w:tbl>
             <w:tblPr>
@@ -1764,33 +2162,53 @@
               <w:tblLayout w:type="fixed"/>
             </w:tblPr>
             <w:tblGrid>
-              <w:gridCol w:w="1238"/>
+              <w:gridCol w:w="317"/>
+              <w:gridCol w:w="274"/>
+              <w:gridCol w:w="317"/>
+              <w:gridCol w:w="274"/>
+              <w:gridCol w:w="317"/>
+              <w:gridCol w:w="274"/>
+              <w:gridCol w:w="274"/>
+              <w:gridCol w:w="274"/>
+              <w:gridCol w:w="317"/>
+              <w:gridCol w:w="274"/>
+              <w:gridCol w:w="317"/>
+              <w:gridCol w:w="274"/>
+              <w:gridCol w:w="274"/>
+              <w:gridCol w:w="274"/>
+              <w:gridCol w:w="317"/>
+              <w:gridCol w:w="274"/>
+              <w:gridCol w:w="317"/>
+              <w:gridCol w:w="274"/>
+              <w:gridCol w:w="274"/>
+              <w:gridCol w:w="274"/>
+              <w:gridCol w:w="274"/>
+              <w:gridCol w:w="274"/>
+              <w:gridCol w:w="317"/>
+              <w:gridCol w:w="274"/>
+              <w:gridCol w:w="274"/>
+              <w:gridCol w:w="274"/>
             </w:tblGrid>
             <w:tr>
               <w:trPr>
                 <w:cantSplit/>
-                <w:trHeight w:val="1238" w:hRule="atLeast"/>
+                <w:trHeight w:val="432" w:hRule="atLeast"/>
               </w:trPr>
               <w:tc>
                 <w:tcPr>
-                  <w:tcW w:type="dxa" w:w="1238"/>
-                  <w:tcBorders>
-                    <w:top w:val="single" w:sz="12" w:color="A3E635"/>
-                    <w:left w:val="single" w:sz="12" w:color="A3E635"/>
-                    <w:bottom w:val="single" w:sz="12" w:color="A3E635"/>
-                    <w:right w:val="single" w:sz="12" w:color="A3E635"/>
-                  </w:tcBorders>
+                  <w:tcW w:type="dxa" w:w="317"/>
+                  <w:vAlign w:val="center"/>
                   <w:tcMar>
-                    <w:top w:w="20" w:type="dxa"/>
-                    <w:left w:w="50" w:type="dxa"/>
-                    <w:bottom w:w="20" w:type="dxa"/>
-                    <w:right w:w="40" w:type="dxa"/>
+                    <w:top w:w="0" w:type="dxa"/>
+                    <w:left w:w="0" w:type="dxa"/>
+                    <w:bottom w:w="0" w:type="dxa"/>
+                    <w:right w:w="10" w:type="dxa"/>
                   </w:tcMar>
-                  <w:vAlign w:val="center"/>
                 </w:tcPr>
                 <w:p>
                   <w:pPr>
                     <w:spacing w:after="0"/>
+                    <w:jc w:val="right"/>
                   </w:pPr>
                   <w:r>
                     <w:rPr>
@@ -1800,9 +2218,27 @@
                       <w:sz w:val="16"/>
                       <w:u w:val="none"/>
                     </w:rPr>
-                    <w:t>35</w:t>
+                    <w:t>1s</w:t>
                   </w:r>
                 </w:p>
+              </w:tc>
+              <w:tc>
+                <w:tcPr>
+                  <w:tcW w:type="dxa" w:w="274"/>
+                  <w:tcBorders>
+                    <w:top w:val="single" w:sz="6" w:color="5A6068"/>
+                    <w:left w:val="single" w:sz="6" w:color="5A6068"/>
+                    <w:bottom w:val="single" w:sz="6" w:color="5A6068"/>
+                    <w:right w:val="single" w:sz="6" w:color="5A6068"/>
+                  </w:tcBorders>
+                  <w:vAlign w:val="center"/>
+                  <w:tcMar>
+                    <w:top w:w="0" w:type="dxa"/>
+                    <w:left w:w="0" w:type="dxa"/>
+                    <w:bottom w:w="0" w:type="dxa"/>
+                    <w:right w:w="0" w:type="dxa"/>
+                  </w:tcMar>
+                </w:tcPr>
                 <w:p>
                   <w:pPr>
                     <w:spacing w:after="0"/>
@@ -1810,15 +2246,59 @@
                   </w:pPr>
                   <w:r>
                     <w:rPr>
+                      <w:rFonts w:ascii="ShullHand" w:hAnsi="ShullHand"/>
+                      <w:color w:val="4A2466"/>
+                      <w:sz w:val="20"/>
+                    </w:rPr>
+                    <w:t>↑↓</w:t>
+                  </w:r>
+                </w:p>
+              </w:tc>
+              <w:tc>
+                <w:tcPr>
+                  <w:tcW w:type="dxa" w:w="317"/>
+                  <w:vAlign w:val="center"/>
+                  <w:tcMar>
+                    <w:top w:w="0" w:type="dxa"/>
+                    <w:left w:w="0" w:type="dxa"/>
+                    <w:bottom w:w="0" w:type="dxa"/>
+                    <w:right w:w="10" w:type="dxa"/>
+                  </w:tcMar>
+                </w:tcPr>
+                <w:p>
+                  <w:pPr>
+                    <w:spacing w:after="0"/>
+                    <w:jc w:val="right"/>
+                  </w:pPr>
+                  <w:r>
+                    <w:rPr>
                       <w:rFonts w:ascii="Trade Gothic Next" w:hAnsi="Trade Gothic Next"/>
                       <w:b/>
-                      <w:color w:val="14161B"/>
-                      <w:sz w:val="40"/>
+                      <w:color w:val="55604F"/>
+                      <w:sz w:val="16"/>
                       <w:u w:val="none"/>
                     </w:rPr>
-                    <w:t>Br</w:t>
+                    <w:t>2s</w:t>
                   </w:r>
                 </w:p>
+              </w:tc>
+              <w:tc>
+                <w:tcPr>
+                  <w:tcW w:type="dxa" w:w="274"/>
+                  <w:tcBorders>
+                    <w:top w:val="single" w:sz="6" w:color="5A6068"/>
+                    <w:left w:val="single" w:sz="6" w:color="5A6068"/>
+                    <w:bottom w:val="single" w:sz="6" w:color="5A6068"/>
+                    <w:right w:val="single" w:sz="6" w:color="5A6068"/>
+                  </w:tcBorders>
+                  <w:vAlign w:val="center"/>
+                  <w:tcMar>
+                    <w:top w:w="0" w:type="dxa"/>
+                    <w:left w:w="0" w:type="dxa"/>
+                    <w:bottom w:w="0" w:type="dxa"/>
+                    <w:right w:w="0" w:type="dxa"/>
+                  </w:tcMar>
+                </w:tcPr>
                 <w:p>
                   <w:pPr>
                     <w:spacing w:after="0"/>
@@ -1826,1221 +2306,692 @@
                   </w:pPr>
                   <w:r>
                     <w:rPr>
+                      <w:rFonts w:ascii="ShullHand" w:hAnsi="ShullHand"/>
+                      <w:color w:val="4A2466"/>
+                      <w:sz w:val="20"/>
+                    </w:rPr>
+                    <w:t>↑↓</w:t>
+                  </w:r>
+                </w:p>
+              </w:tc>
+              <w:tc>
+                <w:tcPr>
+                  <w:tcW w:type="dxa" w:w="317"/>
+                  <w:vAlign w:val="center"/>
+                  <w:tcMar>
+                    <w:top w:w="0" w:type="dxa"/>
+                    <w:left w:w="0" w:type="dxa"/>
+                    <w:bottom w:w="0" w:type="dxa"/>
+                    <w:right w:w="10" w:type="dxa"/>
+                  </w:tcMar>
+                </w:tcPr>
+                <w:p>
+                  <w:pPr>
+                    <w:spacing w:after="0"/>
+                    <w:jc w:val="right"/>
+                  </w:pPr>
+                  <w:r>
+                    <w:rPr>
                       <w:rFonts w:ascii="Trade Gothic Next" w:hAnsi="Trade Gothic Next"/>
-                      <w:b w:val="0"/>
+                      <w:b/>
                       <w:color w:val="55604F"/>
                       <w:sz w:val="16"/>
                       <w:u w:val="none"/>
                     </w:rPr>
-                    <w:t>Bromine</w:t>
+                    <w:t>2p</w:t>
                   </w:r>
                 </w:p>
               </w:tc>
-            </w:tr>
-          </w:tbl>
-          <w:p>
-            <w:pPr>
-              <w:spacing w:before="0" w:after="0" w:line="20" w:lineRule="exact"/>
-            </w:pPr>
-          </w:p>
-        </w:tc>
-        <w:tc>
-          <w:tcPr>
-            <w:tcW w:type="dxa" w:w="8640"/>
-            <w:vAlign w:val="center"/>
-            <w:tcMar>
-              <w:top w:w="10" w:type="dxa"/>
-              <w:left w:w="60" w:type="dxa"/>
-              <w:bottom w:w="10" w:type="dxa"/>
-              <w:right w:w="60" w:type="dxa"/>
-            </w:tcMar>
-          </w:tcPr>
-          <w:p>
-            <w:pPr>
-              <w:spacing w:after="0"/>
-              <w:jc w:val="left"/>
-              <w:spacing w:before="0" w:after="0" w:line="20" w:lineRule="exact"/>
-            </w:pPr>
-          </w:p>
-          <w:tbl>
-            <w:tblPr>
-              <w:tblW w:type="auto" w:w="0"/>
-              <w:tblLayout w:type="fixed"/>
-              <w:tblLook w:firstColumn="1" w:firstRow="1" w:lastColumn="0" w:lastRow="0" w:noHBand="0" w:noVBand="1" w:val="04A0"/>
-              <w:tblLayout w:type="fixed"/>
-            </w:tblPr>
-            <w:tblGrid>
-              <w:gridCol w:w="2232"/>
-              <w:gridCol w:w="6264"/>
-            </w:tblGrid>
-            <w:tr>
-              <w:trPr>
-                <w:cantSplit/>
-                <w:trHeight w:val="518" w:hRule="atLeast"/>
-              </w:trPr>
               <w:tc>
                 <w:tcPr>
-                  <w:tcW w:type="dxa" w:w="2232"/>
-                  <w:vAlign w:val="bottom"/>
+                  <w:tcW w:type="dxa" w:w="274"/>
+                  <w:tcBorders>
+                    <w:top w:val="single" w:sz="6" w:color="5A6068"/>
+                    <w:left w:val="single" w:sz="6" w:color="5A6068"/>
+                    <w:bottom w:val="single" w:sz="6" w:color="5A6068"/>
+                    <w:right w:val="single" w:sz="6" w:color="5A6068"/>
+                  </w:tcBorders>
+                  <w:vAlign w:val="center"/>
                   <w:tcMar>
                     <w:top w:w="0" w:type="dxa"/>
                     <w:left w:w="0" w:type="dxa"/>
-                    <w:bottom w:w="10" w:type="dxa"/>
+                    <w:bottom w:w="0" w:type="dxa"/>
                     <w:right w:w="0" w:type="dxa"/>
                   </w:tcMar>
                 </w:tcPr>
                 <w:p>
                   <w:pPr>
                     <w:spacing w:after="0"/>
+                    <w:jc w:val="center"/>
                   </w:pPr>
                   <w:r>
                     <w:rPr>
-                      <w:rFonts w:ascii="Trade Gothic Next" w:hAnsi="Trade Gothic Next"/>
-                      <w:b/>
-                      <w:color w:val="14161B"/>
-                      <w:sz w:val="18"/>
-                      <w:u w:val="none"/>
+                      <w:rFonts w:ascii="ShullHand" w:hAnsi="ShullHand"/>
+                      <w:color w:val="4A2466"/>
+                      <w:sz w:val="20"/>
                     </w:rPr>
-                    <w:t>Electron configuration</w:t>
+                    <w:t>↑↓</w:t>
                   </w:r>
                 </w:p>
               </w:tc>
               <w:tc>
                 <w:tcPr>
-                  <w:tcW w:type="dxa" w:w="6264"/>
-                  <w:vAlign w:val="bottom"/>
+                  <w:tcW w:type="dxa" w:w="274"/>
+                  <w:tcBorders>
+                    <w:top w:val="single" w:sz="6" w:color="5A6068"/>
+                    <w:left w:val="single" w:sz="6" w:color="5A6068"/>
+                    <w:bottom w:val="single" w:sz="6" w:color="5A6068"/>
+                    <w:right w:val="single" w:sz="6" w:color="5A6068"/>
+                  </w:tcBorders>
+                  <w:vAlign w:val="center"/>
                   <w:tcMar>
                     <w:top w:w="0" w:type="dxa"/>
                     <w:left w:w="0" w:type="dxa"/>
-                    <w:bottom w:w="10" w:type="dxa"/>
+                    <w:bottom w:w="0" w:type="dxa"/>
                     <w:right w:w="0" w:type="dxa"/>
-                  </w:tcMar>
-                  <w:tcBorders>
-                    <w:bottom w:val="single" w:sz="6" w:color="C8CDC2"/>
-                  </w:tcBorders>
-                </w:tcPr>
-                <w:p>
-                  <w:pPr>
-                    <w:spacing w:after="0"/>
-                  </w:pPr>
-                  <w:r>
-                    <w:rPr>
-                      <w:rFonts w:ascii="Patrick Hand" w:hAnsi="Patrick Hand"/>
-                      <w:color w:val="4A2466"/>
-                      <w:sz w:val="24"/>
-                      <w:bdr w:val="single" w:sz="8" w:space="1" w:color="9F1D2C"/>
-                    </w:rPr>
-                    <w:t>1s</w:t>
-                  </w:r>
-                  <w:r>
-                    <w:rPr>
-                      <w:rFonts w:ascii="Patrick Hand" w:hAnsi="Patrick Hand"/>
-                      <w:color w:val="4A2466"/>
-                      <w:sz w:val="24"/>
-                      <w:vertAlign w:val="superscript"/>
-                      <w:bdr w:val="single" w:sz="8" w:space="1" w:color="9F1D2C"/>
-                    </w:rPr>
-                    <w:t>2</w:t>
-                  </w:r>
-                  <w:r>
-                    <w:rPr>
-                      <w:rFonts w:ascii="Patrick Hand" w:hAnsi="Patrick Hand"/>
-                      <w:color w:val="4A2466"/>
-                      <w:sz w:val="24"/>
-                      <w:bdr w:val="single" w:sz="8" w:space="1" w:color="9F1D2C"/>
-                    </w:rPr>
-                    <w:t xml:space="preserve"> </w:t>
-                  </w:r>
-                  <w:r>
-                    <w:rPr>
-                      <w:rFonts w:ascii="Patrick Hand" w:hAnsi="Patrick Hand"/>
-                      <w:color w:val="4A2466"/>
-                      <w:sz w:val="24"/>
-                      <w:bdr w:val="single" w:sz="8" w:space="1" w:color="9F1D2C"/>
-                    </w:rPr>
-                    <w:t>2s</w:t>
-                  </w:r>
-                  <w:r>
-                    <w:rPr>
-                      <w:rFonts w:ascii="Patrick Hand" w:hAnsi="Patrick Hand"/>
-                      <w:color w:val="4A2466"/>
-                      <w:sz w:val="24"/>
-                      <w:vertAlign w:val="superscript"/>
-                      <w:bdr w:val="single" w:sz="8" w:space="1" w:color="9F1D2C"/>
-                    </w:rPr>
-                    <w:t>2</w:t>
-                  </w:r>
-                  <w:r>
-                    <w:rPr>
-                      <w:rFonts w:ascii="Patrick Hand" w:hAnsi="Patrick Hand"/>
-                      <w:color w:val="4A2466"/>
-                      <w:sz w:val="24"/>
-                      <w:bdr w:val="single" w:sz="8" w:space="1" w:color="9F1D2C"/>
-                    </w:rPr>
-                    <w:t xml:space="preserve"> </w:t>
-                  </w:r>
-                  <w:r>
-                    <w:rPr>
-                      <w:rFonts w:ascii="Patrick Hand" w:hAnsi="Patrick Hand"/>
-                      <w:color w:val="4A2466"/>
-                      <w:sz w:val="24"/>
-                      <w:bdr w:val="single" w:sz="8" w:space="1" w:color="9F1D2C"/>
-                    </w:rPr>
-                    <w:t>2p</w:t>
-                  </w:r>
-                  <w:r>
-                    <w:rPr>
-                      <w:rFonts w:ascii="Patrick Hand" w:hAnsi="Patrick Hand"/>
-                      <w:color w:val="4A2466"/>
-                      <w:sz w:val="24"/>
-                      <w:vertAlign w:val="superscript"/>
-                      <w:bdr w:val="single" w:sz="8" w:space="1" w:color="9F1D2C"/>
-                    </w:rPr>
-                    <w:t>6</w:t>
-                  </w:r>
-                  <w:r>
-                    <w:rPr>
-                      <w:rFonts w:ascii="Patrick Hand" w:hAnsi="Patrick Hand"/>
-                      <w:color w:val="4A2466"/>
-                      <w:sz w:val="24"/>
-                      <w:bdr w:val="single" w:sz="8" w:space="1" w:color="9F1D2C"/>
-                    </w:rPr>
-                    <w:t xml:space="preserve"> </w:t>
-                  </w:r>
-                  <w:r>
-                    <w:rPr>
-                      <w:rFonts w:ascii="Patrick Hand" w:hAnsi="Patrick Hand"/>
-                      <w:color w:val="4A2466"/>
-                      <w:sz w:val="24"/>
-                      <w:bdr w:val="single" w:sz="8" w:space="1" w:color="9F1D2C"/>
-                    </w:rPr>
-                    <w:t>3s</w:t>
-                  </w:r>
-                  <w:r>
-                    <w:rPr>
-                      <w:rFonts w:ascii="Patrick Hand" w:hAnsi="Patrick Hand"/>
-                      <w:color w:val="4A2466"/>
-                      <w:sz w:val="24"/>
-                      <w:vertAlign w:val="superscript"/>
-                      <w:bdr w:val="single" w:sz="8" w:space="1" w:color="9F1D2C"/>
-                    </w:rPr>
-                    <w:t>2</w:t>
-                  </w:r>
-                  <w:r>
-                    <w:rPr>
-                      <w:rFonts w:ascii="Patrick Hand" w:hAnsi="Patrick Hand"/>
-                      <w:color w:val="4A2466"/>
-                      <w:sz w:val="24"/>
-                      <w:bdr w:val="single" w:sz="8" w:space="1" w:color="9F1D2C"/>
-                    </w:rPr>
-                    <w:t xml:space="preserve"> </w:t>
-                  </w:r>
-                  <w:r>
-                    <w:rPr>
-                      <w:rFonts w:ascii="Patrick Hand" w:hAnsi="Patrick Hand"/>
-                      <w:color w:val="4A2466"/>
-                      <w:sz w:val="24"/>
-                      <w:bdr w:val="single" w:sz="8" w:space="1" w:color="9F1D2C"/>
-                    </w:rPr>
-                    <w:t>3p</w:t>
-                  </w:r>
-                  <w:r>
-                    <w:rPr>
-                      <w:rFonts w:ascii="Patrick Hand" w:hAnsi="Patrick Hand"/>
-                      <w:color w:val="4A2466"/>
-                      <w:sz w:val="24"/>
-                      <w:vertAlign w:val="superscript"/>
-                      <w:bdr w:val="single" w:sz="8" w:space="1" w:color="9F1D2C"/>
-                    </w:rPr>
-                    <w:t>6</w:t>
-                  </w:r>
-                  <w:r>
-                    <w:rPr>
-                      <w:rFonts w:ascii="Patrick Hand" w:hAnsi="Patrick Hand"/>
-                      <w:color w:val="4A2466"/>
-                      <w:sz w:val="24"/>
-                      <w:bdr w:val="single" w:sz="8" w:space="1" w:color="9F1D2C"/>
-                    </w:rPr>
-                    <w:t xml:space="preserve"> </w:t>
-                  </w:r>
-                  <w:r>
-                    <w:rPr>
-                      <w:rFonts w:ascii="Patrick Hand" w:hAnsi="Patrick Hand"/>
-                      <w:color w:val="4A2466"/>
-                      <w:sz w:val="24"/>
-                      <w:bdr w:val="single" w:sz="8" w:space="1" w:color="9F1D2C"/>
-                    </w:rPr>
-                    <w:t>4s</w:t>
-                  </w:r>
-                  <w:r>
-                    <w:rPr>
-                      <w:rFonts w:ascii="Patrick Hand" w:hAnsi="Patrick Hand"/>
-                      <w:color w:val="4A2466"/>
-                      <w:sz w:val="24"/>
-                      <w:vertAlign w:val="superscript"/>
-                      <w:bdr w:val="single" w:sz="8" w:space="1" w:color="9F1D2C"/>
-                    </w:rPr>
-                    <w:t>2</w:t>
-                  </w:r>
-                  <w:r>
-                    <w:rPr>
-                      <w:rFonts w:ascii="Patrick Hand" w:hAnsi="Patrick Hand"/>
-                      <w:color w:val="4A2466"/>
-                      <w:sz w:val="24"/>
-                      <w:bdr w:val="single" w:sz="8" w:space="1" w:color="9F1D2C"/>
-                    </w:rPr>
-                    <w:t xml:space="preserve"> </w:t>
-                  </w:r>
-                  <w:r>
-                    <w:rPr>
-                      <w:rFonts w:ascii="Patrick Hand" w:hAnsi="Patrick Hand"/>
-                      <w:color w:val="4A2466"/>
-                      <w:sz w:val="24"/>
-                      <w:bdr w:val="single" w:sz="8" w:space="1" w:color="9F1D2C"/>
-                    </w:rPr>
-                    <w:t>3d</w:t>
-                  </w:r>
-                  <w:r>
-                    <w:rPr>
-                      <w:rFonts w:ascii="Patrick Hand" w:hAnsi="Patrick Hand"/>
-                      <w:color w:val="4A2466"/>
-                      <w:sz w:val="24"/>
-                      <w:vertAlign w:val="superscript"/>
-                      <w:bdr w:val="single" w:sz="8" w:space="1" w:color="9F1D2C"/>
-                    </w:rPr>
-                    <w:t>10</w:t>
-                  </w:r>
-                  <w:r>
-                    <w:rPr>
-                      <w:rFonts w:ascii="Patrick Hand" w:hAnsi="Patrick Hand"/>
-                      <w:color w:val="4A2466"/>
-                      <w:sz w:val="24"/>
-                      <w:bdr w:val="single" w:sz="8" w:space="1" w:color="9F1D2C"/>
-                    </w:rPr>
-                    <w:t xml:space="preserve"> </w:t>
-                  </w:r>
-                  <w:r>
-                    <w:rPr>
-                      <w:rFonts w:ascii="Patrick Hand" w:hAnsi="Patrick Hand"/>
-                      <w:color w:val="4A2466"/>
-                      <w:sz w:val="24"/>
-                      <w:bdr w:val="single" w:sz="8" w:space="1" w:color="9F1D2C"/>
-                    </w:rPr>
-                    <w:t>4p</w:t>
-                  </w:r>
-                  <w:r>
-                    <w:rPr>
-                      <w:rFonts w:ascii="Patrick Hand" w:hAnsi="Patrick Hand"/>
-                      <w:color w:val="4A2466"/>
-                      <w:sz w:val="24"/>
-                      <w:vertAlign w:val="superscript"/>
-                      <w:bdr w:val="single" w:sz="8" w:space="1" w:color="9F1D2C"/>
-                    </w:rPr>
-                    <w:t>5</w:t>
-                  </w:r>
-                </w:p>
-              </w:tc>
-            </w:tr>
-          </w:tbl>
-          <w:p>
-            <w:pPr>
-              <w:spacing w:before="0" w:after="0" w:line="20" w:lineRule="exact"/>
-            </w:pPr>
-          </w:p>
-          <w:tbl>
-            <w:tblPr>
-              <w:tblW w:type="auto" w:w="0"/>
-              <w:tblLayout w:type="fixed"/>
-              <w:tblLook w:firstColumn="1" w:firstRow="1" w:lastColumn="0" w:lastRow="0" w:noHBand="0" w:noVBand="1" w:val="04A0"/>
-              <w:tblLayout w:type="fixed"/>
-            </w:tblPr>
-            <w:tblGrid>
-              <w:gridCol w:w="8496"/>
-            </w:tblGrid>
-            <w:tr>
-              <w:trPr>
-                <w:cantSplit/>
-                <w:trHeight w:val="1036" w:hRule="atLeast"/>
-              </w:trPr>
-              <w:tc>
-                <w:tcPr>
-                  <w:tcW w:type="dxa" w:w="8496"/>
-                  <w:tcBorders>
-                    <w:top w:val="single" w:sz="6" w:color="C8CDC2"/>
-                    <w:left w:val="single" w:sz="6" w:color="C8CDC2"/>
-                    <w:bottom w:val="single" w:sz="6" w:color="C8CDC2"/>
-                    <w:right w:val="single" w:sz="6" w:color="C8CDC2"/>
-                  </w:tcBorders>
-                  <w:vAlign w:val="center"/>
-                  <w:tcMar>
-                    <w:top w:w="20" w:type="dxa"/>
-                    <w:left w:w="60" w:type="dxa"/>
-                    <w:bottom w:w="20" w:type="dxa"/>
-                    <w:right w:w="60" w:type="dxa"/>
                   </w:tcMar>
                 </w:tcPr>
                 <w:p>
                   <w:pPr>
                     <w:spacing w:after="0"/>
-                    <w:jc w:val="left"/>
+                    <w:jc w:val="center"/>
+                  </w:pPr>
+                  <w:r>
+                    <w:rPr>
+                      <w:rFonts w:ascii="ShullHand" w:hAnsi="ShullHand"/>
+                      <w:color w:val="4A2466"/>
+                      <w:sz w:val="20"/>
+                    </w:rPr>
+                    <w:t>↑↓</w:t>
+                  </w:r>
+                </w:p>
+              </w:tc>
+              <w:tc>
+                <w:tcPr>
+                  <w:tcW w:type="dxa" w:w="274"/>
+                  <w:tcBorders>
+                    <w:top w:val="single" w:sz="6" w:color="5A6068"/>
+                    <w:left w:val="single" w:sz="6" w:color="5A6068"/>
+                    <w:bottom w:val="single" w:sz="6" w:color="5A6068"/>
+                    <w:right w:val="single" w:sz="6" w:color="5A6068"/>
+                  </w:tcBorders>
+                  <w:vAlign w:val="center"/>
+                  <w:tcMar>
+                    <w:top w:w="0" w:type="dxa"/>
+                    <w:left w:w="0" w:type="dxa"/>
+                    <w:bottom w:w="0" w:type="dxa"/>
+                    <w:right w:w="0" w:type="dxa"/>
+                  </w:tcMar>
+                </w:tcPr>
+                <w:p>
+                  <w:pPr>
+                    <w:spacing w:after="0"/>
+                    <w:jc w:val="center"/>
+                  </w:pPr>
+                  <w:r>
+                    <w:rPr>
+                      <w:rFonts w:ascii="ShullHand" w:hAnsi="ShullHand"/>
+                      <w:color w:val="4A2466"/>
+                      <w:sz w:val="20"/>
+                    </w:rPr>
+                    <w:t>↑↓</w:t>
+                  </w:r>
+                </w:p>
+              </w:tc>
+              <w:tc>
+                <w:tcPr>
+                  <w:tcW w:type="dxa" w:w="317"/>
+                  <w:vAlign w:val="center"/>
+                  <w:tcMar>
+                    <w:top w:w="0" w:type="dxa"/>
+                    <w:left w:w="0" w:type="dxa"/>
+                    <w:bottom w:w="0" w:type="dxa"/>
+                    <w:right w:w="10" w:type="dxa"/>
+                  </w:tcMar>
+                </w:tcPr>
+                <w:p>
+                  <w:pPr>
+                    <w:spacing w:after="0"/>
+                    <w:jc w:val="right"/>
                   </w:pPr>
                   <w:r>
                     <w:rPr>
                       <w:rFonts w:ascii="Trade Gothic Next" w:hAnsi="Trade Gothic Next"/>
                       <w:b/>
                       <w:color w:val="55604F"/>
-                      <w:sz w:val="15"/>
+                      <w:sz w:val="16"/>
                       <w:u w:val="none"/>
                     </w:rPr>
-                    <w:t>ORBITAL DIAGRAM</w:t>
+                    <w:t>3s</w:t>
                   </w:r>
                 </w:p>
-                <w:tbl>
-                  <w:tblPr>
-                    <w:tblW w:type="auto" w:w="0"/>
-                    <w:tblLayout w:type="fixed"/>
-                    <w:tblLook w:firstColumn="1" w:firstRow="1" w:lastColumn="0" w:lastRow="0" w:noHBand="0" w:noVBand="1" w:val="04A0"/>
-                    <w:tblLayout w:type="fixed"/>
-                  </w:tblPr>
-                  <w:tblGrid>
-                    <w:gridCol w:w="317"/>
-                    <w:gridCol w:w="274"/>
-                    <w:gridCol w:w="317"/>
-                    <w:gridCol w:w="274"/>
-                    <w:gridCol w:w="317"/>
-                    <w:gridCol w:w="274"/>
-                    <w:gridCol w:w="274"/>
-                    <w:gridCol w:w="274"/>
-                    <w:gridCol w:w="317"/>
-                    <w:gridCol w:w="274"/>
-                    <w:gridCol w:w="317"/>
-                    <w:gridCol w:w="274"/>
-                    <w:gridCol w:w="274"/>
-                    <w:gridCol w:w="274"/>
-                    <w:gridCol w:w="317"/>
-                    <w:gridCol w:w="274"/>
-                    <w:gridCol w:w="317"/>
-                    <w:gridCol w:w="274"/>
-                    <w:gridCol w:w="274"/>
-                    <w:gridCol w:w="274"/>
-                    <w:gridCol w:w="274"/>
-                    <w:gridCol w:w="274"/>
-                    <w:gridCol w:w="317"/>
-                    <w:gridCol w:w="274"/>
-                    <w:gridCol w:w="274"/>
-                    <w:gridCol w:w="274"/>
-                  </w:tblGrid>
-                  <w:tr>
-                    <w:trPr>
-                      <w:cantSplit/>
-                      <w:trHeight w:val="432" w:hRule="atLeast"/>
-                    </w:trPr>
-                    <w:tc>
-                      <w:tcPr>
-                        <w:tcW w:type="dxa" w:w="317"/>
-                        <w:vAlign w:val="center"/>
-                        <w:tcMar>
-                          <w:top w:w="0" w:type="dxa"/>
-                          <w:left w:w="0" w:type="dxa"/>
-                          <w:bottom w:w="0" w:type="dxa"/>
-                          <w:right w:w="10" w:type="dxa"/>
-                        </w:tcMar>
-                      </w:tcPr>
-                      <w:p>
-                        <w:pPr>
-                          <w:spacing w:after="0"/>
-                          <w:jc w:val="right"/>
-                        </w:pPr>
-                        <w:r>
-                          <w:rPr>
-                            <w:rFonts w:ascii="Trade Gothic Next" w:hAnsi="Trade Gothic Next"/>
-                            <w:b/>
-                            <w:color w:val="55604F"/>
-                            <w:sz w:val="16"/>
-                            <w:u w:val="none"/>
-                          </w:rPr>
-                          <w:t>1s</w:t>
-                        </w:r>
-                      </w:p>
-                    </w:tc>
-                    <w:tc>
-                      <w:tcPr>
-                        <w:tcW w:type="dxa" w:w="274"/>
-                        <w:tcBorders>
-                          <w:top w:val="single" w:sz="6" w:color="5A6068"/>
-                          <w:left w:val="single" w:sz="6" w:color="5A6068"/>
-                          <w:bottom w:val="single" w:sz="6" w:color="5A6068"/>
-                          <w:right w:val="single" w:sz="6" w:color="5A6068"/>
-                        </w:tcBorders>
-                        <w:vAlign w:val="center"/>
-                        <w:tcMar>
-                          <w:top w:w="0" w:type="dxa"/>
-                          <w:left w:w="0" w:type="dxa"/>
-                          <w:bottom w:w="0" w:type="dxa"/>
-                          <w:right w:w="0" w:type="dxa"/>
-                        </w:tcMar>
-                      </w:tcPr>
-                      <w:p>
-                        <w:pPr>
-                          <w:spacing w:after="0"/>
-                          <w:jc w:val="center"/>
-                        </w:pPr>
-                        <w:r>
-                          <w:rPr>
-                            <w:rFonts w:ascii="ShullHand" w:hAnsi="ShullHand"/>
-                            <w:color w:val="4A2466"/>
-                            <w:sz w:val="20"/>
-                          </w:rPr>
-                          <w:t>↑↓</w:t>
-                        </w:r>
-                      </w:p>
-                    </w:tc>
-                    <w:tc>
-                      <w:tcPr>
-                        <w:tcW w:type="dxa" w:w="317"/>
-                        <w:vAlign w:val="center"/>
-                        <w:tcMar>
-                          <w:top w:w="0" w:type="dxa"/>
-                          <w:left w:w="0" w:type="dxa"/>
-                          <w:bottom w:w="0" w:type="dxa"/>
-                          <w:right w:w="10" w:type="dxa"/>
-                        </w:tcMar>
-                      </w:tcPr>
-                      <w:p>
-                        <w:pPr>
-                          <w:spacing w:after="0"/>
-                          <w:jc w:val="right"/>
-                        </w:pPr>
-                        <w:r>
-                          <w:rPr>
-                            <w:rFonts w:ascii="Trade Gothic Next" w:hAnsi="Trade Gothic Next"/>
-                            <w:b/>
-                            <w:color w:val="55604F"/>
-                            <w:sz w:val="16"/>
-                            <w:u w:val="none"/>
-                          </w:rPr>
-                          <w:t>2s</w:t>
-                        </w:r>
-                      </w:p>
-                    </w:tc>
-                    <w:tc>
-                      <w:tcPr>
-                        <w:tcW w:type="dxa" w:w="274"/>
-                        <w:tcBorders>
-                          <w:top w:val="single" w:sz="6" w:color="5A6068"/>
-                          <w:left w:val="single" w:sz="6" w:color="5A6068"/>
-                          <w:bottom w:val="single" w:sz="6" w:color="5A6068"/>
-                          <w:right w:val="single" w:sz="6" w:color="5A6068"/>
-                        </w:tcBorders>
-                        <w:vAlign w:val="center"/>
-                        <w:tcMar>
-                          <w:top w:w="0" w:type="dxa"/>
-                          <w:left w:w="0" w:type="dxa"/>
-                          <w:bottom w:w="0" w:type="dxa"/>
-                          <w:right w:w="0" w:type="dxa"/>
-                        </w:tcMar>
-                      </w:tcPr>
-                      <w:p>
-                        <w:pPr>
-                          <w:spacing w:after="0"/>
-                          <w:jc w:val="center"/>
-                        </w:pPr>
-                        <w:r>
-                          <w:rPr>
-                            <w:rFonts w:ascii="ShullHand" w:hAnsi="ShullHand"/>
-                            <w:color w:val="4A2466"/>
-                            <w:sz w:val="20"/>
-                          </w:rPr>
-                          <w:t>↑↓</w:t>
-                        </w:r>
-                      </w:p>
-                    </w:tc>
-                    <w:tc>
-                      <w:tcPr>
-                        <w:tcW w:type="dxa" w:w="317"/>
-                        <w:vAlign w:val="center"/>
-                        <w:tcMar>
-                          <w:top w:w="0" w:type="dxa"/>
-                          <w:left w:w="0" w:type="dxa"/>
-                          <w:bottom w:w="0" w:type="dxa"/>
-                          <w:right w:w="10" w:type="dxa"/>
-                        </w:tcMar>
-                      </w:tcPr>
-                      <w:p>
-                        <w:pPr>
-                          <w:spacing w:after="0"/>
-                          <w:jc w:val="right"/>
-                        </w:pPr>
-                        <w:r>
-                          <w:rPr>
-                            <w:rFonts w:ascii="Trade Gothic Next" w:hAnsi="Trade Gothic Next"/>
-                            <w:b/>
-                            <w:color w:val="55604F"/>
-                            <w:sz w:val="16"/>
-                            <w:u w:val="none"/>
-                          </w:rPr>
-                          <w:t>2p</w:t>
-                        </w:r>
-                      </w:p>
-                    </w:tc>
-                    <w:tc>
-                      <w:tcPr>
-                        <w:tcW w:type="dxa" w:w="274"/>
-                        <w:tcBorders>
-                          <w:top w:val="single" w:sz="6" w:color="5A6068"/>
-                          <w:left w:val="single" w:sz="6" w:color="5A6068"/>
-                          <w:bottom w:val="single" w:sz="6" w:color="5A6068"/>
-                          <w:right w:val="single" w:sz="6" w:color="5A6068"/>
-                        </w:tcBorders>
-                        <w:vAlign w:val="center"/>
-                        <w:tcMar>
-                          <w:top w:w="0" w:type="dxa"/>
-                          <w:left w:w="0" w:type="dxa"/>
-                          <w:bottom w:w="0" w:type="dxa"/>
-                          <w:right w:w="0" w:type="dxa"/>
-                        </w:tcMar>
-                      </w:tcPr>
-                      <w:p>
-                        <w:pPr>
-                          <w:spacing w:after="0"/>
-                          <w:jc w:val="center"/>
-                        </w:pPr>
-                        <w:r>
-                          <w:rPr>
-                            <w:rFonts w:ascii="ShullHand" w:hAnsi="ShullHand"/>
-                            <w:color w:val="4A2466"/>
-                            <w:sz w:val="20"/>
-                          </w:rPr>
-                          <w:t>↑↓</w:t>
-                        </w:r>
-                      </w:p>
-                    </w:tc>
-                    <w:tc>
-                      <w:tcPr>
-                        <w:tcW w:type="dxa" w:w="274"/>
-                        <w:tcBorders>
-                          <w:top w:val="single" w:sz="6" w:color="5A6068"/>
-                          <w:left w:val="single" w:sz="6" w:color="5A6068"/>
-                          <w:bottom w:val="single" w:sz="6" w:color="5A6068"/>
-                          <w:right w:val="single" w:sz="6" w:color="5A6068"/>
-                        </w:tcBorders>
-                        <w:vAlign w:val="center"/>
-                        <w:tcMar>
-                          <w:top w:w="0" w:type="dxa"/>
-                          <w:left w:w="0" w:type="dxa"/>
-                          <w:bottom w:w="0" w:type="dxa"/>
-                          <w:right w:w="0" w:type="dxa"/>
-                        </w:tcMar>
-                      </w:tcPr>
-                      <w:p>
-                        <w:pPr>
-                          <w:spacing w:after="0"/>
-                          <w:jc w:val="center"/>
-                        </w:pPr>
-                        <w:r>
-                          <w:rPr>
-                            <w:rFonts w:ascii="ShullHand" w:hAnsi="ShullHand"/>
-                            <w:color w:val="4A2466"/>
-                            <w:sz w:val="20"/>
-                          </w:rPr>
-                          <w:t>↑↓</w:t>
-                        </w:r>
-                      </w:p>
-                    </w:tc>
-                    <w:tc>
-                      <w:tcPr>
-                        <w:tcW w:type="dxa" w:w="274"/>
-                        <w:tcBorders>
-                          <w:top w:val="single" w:sz="6" w:color="5A6068"/>
-                          <w:left w:val="single" w:sz="6" w:color="5A6068"/>
-                          <w:bottom w:val="single" w:sz="6" w:color="5A6068"/>
-                          <w:right w:val="single" w:sz="6" w:color="5A6068"/>
-                        </w:tcBorders>
-                        <w:vAlign w:val="center"/>
-                        <w:tcMar>
-                          <w:top w:w="0" w:type="dxa"/>
-                          <w:left w:w="0" w:type="dxa"/>
-                          <w:bottom w:w="0" w:type="dxa"/>
-                          <w:right w:w="0" w:type="dxa"/>
-                        </w:tcMar>
-                      </w:tcPr>
-                      <w:p>
-                        <w:pPr>
-                          <w:spacing w:after="0"/>
-                          <w:jc w:val="center"/>
-                        </w:pPr>
-                        <w:r>
-                          <w:rPr>
-                            <w:rFonts w:ascii="ShullHand" w:hAnsi="ShullHand"/>
-                            <w:color w:val="4A2466"/>
-                            <w:sz w:val="20"/>
-                          </w:rPr>
-                          <w:t>↑↓</w:t>
-                        </w:r>
-                      </w:p>
-                    </w:tc>
-                    <w:tc>
-                      <w:tcPr>
-                        <w:tcW w:type="dxa" w:w="317"/>
-                        <w:vAlign w:val="center"/>
-                        <w:tcMar>
-                          <w:top w:w="0" w:type="dxa"/>
-                          <w:left w:w="0" w:type="dxa"/>
-                          <w:bottom w:w="0" w:type="dxa"/>
-                          <w:right w:w="10" w:type="dxa"/>
-                        </w:tcMar>
-                      </w:tcPr>
-                      <w:p>
-                        <w:pPr>
-                          <w:spacing w:after="0"/>
-                          <w:jc w:val="right"/>
-                        </w:pPr>
-                        <w:r>
-                          <w:rPr>
-                            <w:rFonts w:ascii="Trade Gothic Next" w:hAnsi="Trade Gothic Next"/>
-                            <w:b/>
-                            <w:color w:val="55604F"/>
-                            <w:sz w:val="16"/>
-                            <w:u w:val="none"/>
-                          </w:rPr>
-                          <w:t>3s</w:t>
-                        </w:r>
-                      </w:p>
-                    </w:tc>
-                    <w:tc>
-                      <w:tcPr>
-                        <w:tcW w:type="dxa" w:w="274"/>
-                        <w:tcBorders>
-                          <w:top w:val="single" w:sz="6" w:color="5A6068"/>
-                          <w:left w:val="single" w:sz="6" w:color="5A6068"/>
-                          <w:bottom w:val="single" w:sz="6" w:color="5A6068"/>
-                          <w:right w:val="single" w:sz="6" w:color="5A6068"/>
-                        </w:tcBorders>
-                        <w:vAlign w:val="center"/>
-                        <w:tcMar>
-                          <w:top w:w="0" w:type="dxa"/>
-                          <w:left w:w="0" w:type="dxa"/>
-                          <w:bottom w:w="0" w:type="dxa"/>
-                          <w:right w:w="0" w:type="dxa"/>
-                        </w:tcMar>
-                      </w:tcPr>
-                      <w:p>
-                        <w:pPr>
-                          <w:spacing w:after="0"/>
-                          <w:jc w:val="center"/>
-                        </w:pPr>
-                        <w:r>
-                          <w:rPr>
-                            <w:rFonts w:ascii="ShullHand" w:hAnsi="ShullHand"/>
-                            <w:color w:val="4A2466"/>
-                            <w:sz w:val="20"/>
-                          </w:rPr>
-                          <w:t>↑↓</w:t>
-                        </w:r>
-                      </w:p>
-                    </w:tc>
-                    <w:tc>
-                      <w:tcPr>
-                        <w:tcW w:type="dxa" w:w="317"/>
-                        <w:vAlign w:val="center"/>
-                        <w:tcMar>
-                          <w:top w:w="0" w:type="dxa"/>
-                          <w:left w:w="0" w:type="dxa"/>
-                          <w:bottom w:w="0" w:type="dxa"/>
-                          <w:right w:w="10" w:type="dxa"/>
-                        </w:tcMar>
-                      </w:tcPr>
-                      <w:p>
-                        <w:pPr>
-                          <w:spacing w:after="0"/>
-                          <w:jc w:val="right"/>
-                        </w:pPr>
-                        <w:r>
-                          <w:rPr>
-                            <w:rFonts w:ascii="Trade Gothic Next" w:hAnsi="Trade Gothic Next"/>
-                            <w:b/>
-                            <w:color w:val="55604F"/>
-                            <w:sz w:val="16"/>
-                            <w:u w:val="none"/>
-                          </w:rPr>
-                          <w:t>3p</w:t>
-                        </w:r>
-                      </w:p>
-                    </w:tc>
-                    <w:tc>
-                      <w:tcPr>
-                        <w:tcW w:type="dxa" w:w="274"/>
-                        <w:tcBorders>
-                          <w:top w:val="single" w:sz="6" w:color="5A6068"/>
-                          <w:left w:val="single" w:sz="6" w:color="5A6068"/>
-                          <w:bottom w:val="single" w:sz="6" w:color="5A6068"/>
-                          <w:right w:val="single" w:sz="6" w:color="5A6068"/>
-                        </w:tcBorders>
-                        <w:vAlign w:val="center"/>
-                        <w:tcMar>
-                          <w:top w:w="0" w:type="dxa"/>
-                          <w:left w:w="0" w:type="dxa"/>
-                          <w:bottom w:w="0" w:type="dxa"/>
-                          <w:right w:w="0" w:type="dxa"/>
-                        </w:tcMar>
-                      </w:tcPr>
-                      <w:p>
-                        <w:pPr>
-                          <w:spacing w:after="0"/>
-                          <w:jc w:val="center"/>
-                        </w:pPr>
-                        <w:r>
-                          <w:rPr>
-                            <w:rFonts w:ascii="ShullHand" w:hAnsi="ShullHand"/>
-                            <w:color w:val="4A2466"/>
-                            <w:sz w:val="20"/>
-                          </w:rPr>
-                          <w:t>↑↓</w:t>
-                        </w:r>
-                      </w:p>
-                    </w:tc>
-                    <w:tc>
-                      <w:tcPr>
-                        <w:tcW w:type="dxa" w:w="274"/>
-                        <w:tcBorders>
-                          <w:top w:val="single" w:sz="6" w:color="5A6068"/>
-                          <w:left w:val="single" w:sz="6" w:color="5A6068"/>
-                          <w:bottom w:val="single" w:sz="6" w:color="5A6068"/>
-                          <w:right w:val="single" w:sz="6" w:color="5A6068"/>
-                        </w:tcBorders>
-                        <w:vAlign w:val="center"/>
-                        <w:tcMar>
-                          <w:top w:w="0" w:type="dxa"/>
-                          <w:left w:w="0" w:type="dxa"/>
-                          <w:bottom w:w="0" w:type="dxa"/>
-                          <w:right w:w="0" w:type="dxa"/>
-                        </w:tcMar>
-                      </w:tcPr>
-                      <w:p>
-                        <w:pPr>
-                          <w:spacing w:after="0"/>
-                          <w:jc w:val="center"/>
-                        </w:pPr>
-                        <w:r>
-                          <w:rPr>
-                            <w:rFonts w:ascii="ShullHand" w:hAnsi="ShullHand"/>
-                            <w:color w:val="4A2466"/>
-                            <w:sz w:val="20"/>
-                          </w:rPr>
-                          <w:t>↑↓</w:t>
-                        </w:r>
-                      </w:p>
-                    </w:tc>
-                    <w:tc>
-                      <w:tcPr>
-                        <w:tcW w:type="dxa" w:w="274"/>
-                        <w:tcBorders>
-                          <w:top w:val="single" w:sz="6" w:color="5A6068"/>
-                          <w:left w:val="single" w:sz="6" w:color="5A6068"/>
-                          <w:bottom w:val="single" w:sz="6" w:color="5A6068"/>
-                          <w:right w:val="single" w:sz="6" w:color="5A6068"/>
-                        </w:tcBorders>
-                        <w:vAlign w:val="center"/>
-                        <w:tcMar>
-                          <w:top w:w="0" w:type="dxa"/>
-                          <w:left w:w="0" w:type="dxa"/>
-                          <w:bottom w:w="0" w:type="dxa"/>
-                          <w:right w:w="0" w:type="dxa"/>
-                        </w:tcMar>
-                      </w:tcPr>
-                      <w:p>
-                        <w:pPr>
-                          <w:spacing w:after="0"/>
-                          <w:jc w:val="center"/>
-                        </w:pPr>
-                        <w:r>
-                          <w:rPr>
-                            <w:rFonts w:ascii="ShullHand" w:hAnsi="ShullHand"/>
-                            <w:color w:val="4A2466"/>
-                            <w:sz w:val="20"/>
-                          </w:rPr>
-                          <w:t>↑↓</w:t>
-                        </w:r>
-                      </w:p>
-                    </w:tc>
-                    <w:tc>
-                      <w:tcPr>
-                        <w:tcW w:type="dxa" w:w="317"/>
-                        <w:vAlign w:val="center"/>
-                        <w:tcMar>
-                          <w:top w:w="0" w:type="dxa"/>
-                          <w:left w:w="0" w:type="dxa"/>
-                          <w:bottom w:w="0" w:type="dxa"/>
-                          <w:right w:w="10" w:type="dxa"/>
-                        </w:tcMar>
-                      </w:tcPr>
-                      <w:p>
-                        <w:pPr>
-                          <w:spacing w:after="0"/>
-                          <w:jc w:val="right"/>
-                        </w:pPr>
-                        <w:r>
-                          <w:rPr>
-                            <w:rFonts w:ascii="Trade Gothic Next" w:hAnsi="Trade Gothic Next"/>
-                            <w:b/>
-                            <w:color w:val="55604F"/>
-                            <w:sz w:val="16"/>
-                            <w:u w:val="none"/>
-                          </w:rPr>
-                          <w:t>4s</w:t>
-                        </w:r>
-                      </w:p>
-                    </w:tc>
-                    <w:tc>
-                      <w:tcPr>
-                        <w:tcW w:type="dxa" w:w="274"/>
-                        <w:tcBorders>
-                          <w:top w:val="single" w:sz="6" w:color="5A6068"/>
-                          <w:left w:val="single" w:sz="6" w:color="5A6068"/>
-                          <w:bottom w:val="single" w:sz="6" w:color="5A6068"/>
-                          <w:right w:val="single" w:sz="6" w:color="5A6068"/>
-                        </w:tcBorders>
-                        <w:vAlign w:val="center"/>
-                        <w:tcMar>
-                          <w:top w:w="0" w:type="dxa"/>
-                          <w:left w:w="0" w:type="dxa"/>
-                          <w:bottom w:w="0" w:type="dxa"/>
-                          <w:right w:w="0" w:type="dxa"/>
-                        </w:tcMar>
-                      </w:tcPr>
-                      <w:p>
-                        <w:pPr>
-                          <w:spacing w:after="0"/>
-                          <w:jc w:val="center"/>
-                        </w:pPr>
-                        <w:r>
-                          <w:rPr>
-                            <w:rFonts w:ascii="ShullHand" w:hAnsi="ShullHand"/>
-                            <w:color w:val="4A2466"/>
-                            <w:sz w:val="20"/>
-                          </w:rPr>
-                          <w:t>↑↓</w:t>
-                        </w:r>
-                      </w:p>
-                    </w:tc>
-                    <w:tc>
-                      <w:tcPr>
-                        <w:tcW w:type="dxa" w:w="317"/>
-                        <w:vAlign w:val="center"/>
-                        <w:tcMar>
-                          <w:top w:w="0" w:type="dxa"/>
-                          <w:left w:w="0" w:type="dxa"/>
-                          <w:bottom w:w="0" w:type="dxa"/>
-                          <w:right w:w="10" w:type="dxa"/>
-                        </w:tcMar>
-                      </w:tcPr>
-                      <w:p>
-                        <w:pPr>
-                          <w:spacing w:after="0"/>
-                          <w:jc w:val="right"/>
-                        </w:pPr>
-                        <w:r>
-                          <w:rPr>
-                            <w:rFonts w:ascii="Trade Gothic Next" w:hAnsi="Trade Gothic Next"/>
-                            <w:b/>
-                            <w:color w:val="55604F"/>
-                            <w:sz w:val="16"/>
-                            <w:u w:val="none"/>
-                          </w:rPr>
-                          <w:t>3d</w:t>
-                        </w:r>
-                      </w:p>
-                    </w:tc>
-                    <w:tc>
-                      <w:tcPr>
-                        <w:tcW w:type="dxa" w:w="274"/>
-                        <w:tcBorders>
-                          <w:top w:val="single" w:sz="6" w:color="5A6068"/>
-                          <w:left w:val="single" w:sz="6" w:color="5A6068"/>
-                          <w:bottom w:val="single" w:sz="6" w:color="5A6068"/>
-                          <w:right w:val="single" w:sz="6" w:color="5A6068"/>
-                        </w:tcBorders>
-                        <w:vAlign w:val="center"/>
-                        <w:tcMar>
-                          <w:top w:w="0" w:type="dxa"/>
-                          <w:left w:w="0" w:type="dxa"/>
-                          <w:bottom w:w="0" w:type="dxa"/>
-                          <w:right w:w="0" w:type="dxa"/>
-                        </w:tcMar>
-                      </w:tcPr>
-                      <w:p>
-                        <w:pPr>
-                          <w:spacing w:after="0"/>
-                          <w:jc w:val="center"/>
-                        </w:pPr>
-                        <w:r>
-                          <w:rPr>
-                            <w:rFonts w:ascii="ShullHand" w:hAnsi="ShullHand"/>
-                            <w:color w:val="4A2466"/>
-                            <w:sz w:val="20"/>
-                          </w:rPr>
-                          <w:t>↑↓</w:t>
-                        </w:r>
-                      </w:p>
-                    </w:tc>
-                    <w:tc>
-                      <w:tcPr>
-                        <w:tcW w:type="dxa" w:w="274"/>
-                        <w:tcBorders>
-                          <w:top w:val="single" w:sz="6" w:color="5A6068"/>
-                          <w:left w:val="single" w:sz="6" w:color="5A6068"/>
-                          <w:bottom w:val="single" w:sz="6" w:color="5A6068"/>
-                          <w:right w:val="single" w:sz="6" w:color="5A6068"/>
-                        </w:tcBorders>
-                        <w:vAlign w:val="center"/>
-                        <w:tcMar>
-                          <w:top w:w="0" w:type="dxa"/>
-                          <w:left w:w="0" w:type="dxa"/>
-                          <w:bottom w:w="0" w:type="dxa"/>
-                          <w:right w:w="0" w:type="dxa"/>
-                        </w:tcMar>
-                      </w:tcPr>
-                      <w:p>
-                        <w:pPr>
-                          <w:spacing w:after="0"/>
-                          <w:jc w:val="center"/>
-                        </w:pPr>
-                        <w:r>
-                          <w:rPr>
-                            <w:rFonts w:ascii="ShullHand" w:hAnsi="ShullHand"/>
-                            <w:color w:val="4A2466"/>
-                            <w:sz w:val="20"/>
-                          </w:rPr>
-                          <w:t>↑↓</w:t>
-                        </w:r>
-                      </w:p>
-                    </w:tc>
-                    <w:tc>
-                      <w:tcPr>
-                        <w:tcW w:type="dxa" w:w="274"/>
-                        <w:tcBorders>
-                          <w:top w:val="single" w:sz="6" w:color="5A6068"/>
-                          <w:left w:val="single" w:sz="6" w:color="5A6068"/>
-                          <w:bottom w:val="single" w:sz="6" w:color="5A6068"/>
-                          <w:right w:val="single" w:sz="6" w:color="5A6068"/>
-                        </w:tcBorders>
-                        <w:vAlign w:val="center"/>
-                        <w:tcMar>
-                          <w:top w:w="0" w:type="dxa"/>
-                          <w:left w:w="0" w:type="dxa"/>
-                          <w:bottom w:w="0" w:type="dxa"/>
-                          <w:right w:w="0" w:type="dxa"/>
-                        </w:tcMar>
-                      </w:tcPr>
-                      <w:p>
-                        <w:pPr>
-                          <w:spacing w:after="0"/>
-                          <w:jc w:val="center"/>
-                        </w:pPr>
-                        <w:r>
-                          <w:rPr>
-                            <w:rFonts w:ascii="ShullHand" w:hAnsi="ShullHand"/>
-                            <w:color w:val="4A2466"/>
-                            <w:sz w:val="20"/>
-                          </w:rPr>
-                          <w:t>↑↓</w:t>
-                        </w:r>
-                      </w:p>
-                    </w:tc>
-                    <w:tc>
-                      <w:tcPr>
-                        <w:tcW w:type="dxa" w:w="274"/>
-                        <w:tcBorders>
-                          <w:top w:val="single" w:sz="6" w:color="5A6068"/>
-                          <w:left w:val="single" w:sz="6" w:color="5A6068"/>
-                          <w:bottom w:val="single" w:sz="6" w:color="5A6068"/>
-                          <w:right w:val="single" w:sz="6" w:color="5A6068"/>
-                        </w:tcBorders>
-                        <w:vAlign w:val="center"/>
-                        <w:tcMar>
-                          <w:top w:w="0" w:type="dxa"/>
-                          <w:left w:w="0" w:type="dxa"/>
-                          <w:bottom w:w="0" w:type="dxa"/>
-                          <w:right w:w="0" w:type="dxa"/>
-                        </w:tcMar>
-                      </w:tcPr>
-                      <w:p>
-                        <w:pPr>
-                          <w:spacing w:after="0"/>
-                          <w:jc w:val="center"/>
-                        </w:pPr>
-                        <w:r>
-                          <w:rPr>
-                            <w:rFonts w:ascii="ShullHand" w:hAnsi="ShullHand"/>
-                            <w:color w:val="4A2466"/>
-                            <w:sz w:val="20"/>
-                          </w:rPr>
-                          <w:t>↑↓</w:t>
-                        </w:r>
-                      </w:p>
-                    </w:tc>
-                    <w:tc>
-                      <w:tcPr>
-                        <w:tcW w:type="dxa" w:w="274"/>
-                        <w:tcBorders>
-                          <w:top w:val="single" w:sz="6" w:color="5A6068"/>
-                          <w:left w:val="single" w:sz="6" w:color="5A6068"/>
-                          <w:bottom w:val="single" w:sz="6" w:color="5A6068"/>
-                          <w:right w:val="single" w:sz="6" w:color="5A6068"/>
-                        </w:tcBorders>
-                        <w:vAlign w:val="center"/>
-                        <w:tcMar>
-                          <w:top w:w="0" w:type="dxa"/>
-                          <w:left w:w="0" w:type="dxa"/>
-                          <w:bottom w:w="0" w:type="dxa"/>
-                          <w:right w:w="0" w:type="dxa"/>
-                        </w:tcMar>
-                      </w:tcPr>
-                      <w:p>
-                        <w:pPr>
-                          <w:spacing w:after="0"/>
-                          <w:jc w:val="center"/>
-                        </w:pPr>
-                        <w:r>
-                          <w:rPr>
-                            <w:rFonts w:ascii="ShullHand" w:hAnsi="ShullHand"/>
-                            <w:color w:val="4A2466"/>
-                            <w:sz w:val="20"/>
-                          </w:rPr>
-                          <w:t>↑↓</w:t>
-                        </w:r>
-                      </w:p>
-                    </w:tc>
-                    <w:tc>
-                      <w:tcPr>
-                        <w:tcW w:type="dxa" w:w="317"/>
-                        <w:vAlign w:val="center"/>
-                        <w:tcMar>
-                          <w:top w:w="0" w:type="dxa"/>
-                          <w:left w:w="0" w:type="dxa"/>
-                          <w:bottom w:w="0" w:type="dxa"/>
-                          <w:right w:w="10" w:type="dxa"/>
-                        </w:tcMar>
-                      </w:tcPr>
-                      <w:p>
-                        <w:pPr>
-                          <w:spacing w:after="0"/>
-                          <w:jc w:val="right"/>
-                        </w:pPr>
-                        <w:r>
-                          <w:rPr>
-                            <w:rFonts w:ascii="Trade Gothic Next" w:hAnsi="Trade Gothic Next"/>
-                            <w:b/>
-                            <w:color w:val="55604F"/>
-                            <w:sz w:val="16"/>
-                            <w:u w:val="none"/>
-                          </w:rPr>
-                          <w:t>4p</w:t>
-                        </w:r>
-                      </w:p>
-                    </w:tc>
-                    <w:tc>
-                      <w:tcPr>
-                        <w:tcW w:type="dxa" w:w="274"/>
-                        <w:tcBorders>
-                          <w:top w:val="single" w:sz="6" w:color="5A6068"/>
-                          <w:left w:val="single" w:sz="6" w:color="5A6068"/>
-                          <w:bottom w:val="single" w:sz="6" w:color="5A6068"/>
-                          <w:right w:val="single" w:sz="6" w:color="5A6068"/>
-                        </w:tcBorders>
-                        <w:vAlign w:val="center"/>
-                        <w:tcMar>
-                          <w:top w:w="0" w:type="dxa"/>
-                          <w:left w:w="0" w:type="dxa"/>
-                          <w:bottom w:w="0" w:type="dxa"/>
-                          <w:right w:w="0" w:type="dxa"/>
-                        </w:tcMar>
-                      </w:tcPr>
-                      <w:p>
-                        <w:pPr>
-                          <w:spacing w:after="0"/>
-                          <w:jc w:val="center"/>
-                        </w:pPr>
-                        <w:r>
-                          <w:rPr>
-                            <w:rFonts w:ascii="ShullHand" w:hAnsi="ShullHand"/>
-                            <w:color w:val="4A2466"/>
-                            <w:sz w:val="20"/>
-                          </w:rPr>
-                          <w:t>↑↓</w:t>
-                        </w:r>
-                      </w:p>
-                    </w:tc>
-                    <w:tc>
-                      <w:tcPr>
-                        <w:tcW w:type="dxa" w:w="274"/>
-                        <w:tcBorders>
-                          <w:top w:val="single" w:sz="6" w:color="5A6068"/>
-                          <w:left w:val="single" w:sz="6" w:color="5A6068"/>
-                          <w:bottom w:val="single" w:sz="6" w:color="5A6068"/>
-                          <w:right w:val="single" w:sz="6" w:color="5A6068"/>
-                        </w:tcBorders>
-                        <w:vAlign w:val="center"/>
-                        <w:tcMar>
-                          <w:top w:w="0" w:type="dxa"/>
-                          <w:left w:w="0" w:type="dxa"/>
-                          <w:bottom w:w="0" w:type="dxa"/>
-                          <w:right w:w="0" w:type="dxa"/>
-                        </w:tcMar>
-                      </w:tcPr>
-                      <w:p>
-                        <w:pPr>
-                          <w:spacing w:after="0"/>
-                          <w:jc w:val="center"/>
-                        </w:pPr>
-                        <w:r>
-                          <w:rPr>
-                            <w:rFonts w:ascii="ShullHand" w:hAnsi="ShullHand"/>
-                            <w:color w:val="4A2466"/>
-                            <w:sz w:val="20"/>
-                          </w:rPr>
-                          <w:t>↑↓</w:t>
-                        </w:r>
-                      </w:p>
-                    </w:tc>
-                    <w:tc>
-                      <w:tcPr>
-                        <w:tcW w:type="dxa" w:w="274"/>
-                        <w:tcBorders>
-                          <w:top w:val="single" w:sz="6" w:color="5A6068"/>
-                          <w:left w:val="single" w:sz="6" w:color="5A6068"/>
-                          <w:bottom w:val="single" w:sz="6" w:color="5A6068"/>
-                          <w:right w:val="single" w:sz="6" w:color="5A6068"/>
-                        </w:tcBorders>
-                        <w:vAlign w:val="center"/>
-                        <w:tcMar>
-                          <w:top w:w="0" w:type="dxa"/>
-                          <w:left w:w="0" w:type="dxa"/>
-                          <w:bottom w:w="0" w:type="dxa"/>
-                          <w:right w:w="0" w:type="dxa"/>
-                        </w:tcMar>
-                      </w:tcPr>
-                      <w:p>
-                        <w:pPr>
-                          <w:spacing w:after="0"/>
-                          <w:jc w:val="center"/>
-                        </w:pPr>
-                        <w:r>
-                          <w:rPr>
-                            <w:rFonts w:ascii="ShullHand" w:hAnsi="ShullHand"/>
-                            <w:color w:val="4A2466"/>
-                            <w:sz w:val="20"/>
-                          </w:rPr>
-                          <w:t>↑</w:t>
-                        </w:r>
-                      </w:p>
-                    </w:tc>
-                  </w:tr>
-                </w:tbl>
+              </w:tc>
+              <w:tc>
+                <w:tcPr>
+                  <w:tcW w:type="dxa" w:w="274"/>
+                  <w:tcBorders>
+                    <w:top w:val="single" w:sz="6" w:color="5A6068"/>
+                    <w:left w:val="single" w:sz="6" w:color="5A6068"/>
+                    <w:bottom w:val="single" w:sz="6" w:color="5A6068"/>
+                    <w:right w:val="single" w:sz="6" w:color="5A6068"/>
+                  </w:tcBorders>
+                  <w:vAlign w:val="center"/>
+                  <w:tcMar>
+                    <w:top w:w="0" w:type="dxa"/>
+                    <w:left w:w="0" w:type="dxa"/>
+                    <w:bottom w:w="0" w:type="dxa"/>
+                    <w:right w:w="0" w:type="dxa"/>
+                  </w:tcMar>
+                </w:tcPr>
                 <w:p>
                   <w:pPr>
-                    <w:spacing w:before="0" w:after="0" w:line="20" w:lineRule="exact"/>
+                    <w:spacing w:after="0"/>
+                    <w:jc w:val="center"/>
                   </w:pPr>
+                  <w:r>
+                    <w:rPr>
+                      <w:rFonts w:ascii="ShullHand" w:hAnsi="ShullHand"/>
+                      <w:color w:val="4A2466"/>
+                      <w:sz w:val="20"/>
+                    </w:rPr>
+                    <w:t>↑↓</w:t>
+                  </w:r>
+                </w:p>
+              </w:tc>
+              <w:tc>
+                <w:tcPr>
+                  <w:tcW w:type="dxa" w:w="317"/>
+                  <w:vAlign w:val="center"/>
+                  <w:tcMar>
+                    <w:top w:w="0" w:type="dxa"/>
+                    <w:left w:w="0" w:type="dxa"/>
+                    <w:bottom w:w="0" w:type="dxa"/>
+                    <w:right w:w="10" w:type="dxa"/>
+                  </w:tcMar>
+                </w:tcPr>
+                <w:p>
+                  <w:pPr>
+                    <w:spacing w:after="0"/>
+                    <w:jc w:val="right"/>
+                  </w:pPr>
+                  <w:r>
+                    <w:rPr>
+                      <w:rFonts w:ascii="Trade Gothic Next" w:hAnsi="Trade Gothic Next"/>
+                      <w:b/>
+                      <w:color w:val="55604F"/>
+                      <w:sz w:val="16"/>
+                      <w:u w:val="none"/>
+                    </w:rPr>
+                    <w:t>3p</w:t>
+                  </w:r>
+                </w:p>
+              </w:tc>
+              <w:tc>
+                <w:tcPr>
+                  <w:tcW w:type="dxa" w:w="274"/>
+                  <w:tcBorders>
+                    <w:top w:val="single" w:sz="6" w:color="5A6068"/>
+                    <w:left w:val="single" w:sz="6" w:color="5A6068"/>
+                    <w:bottom w:val="single" w:sz="6" w:color="5A6068"/>
+                    <w:right w:val="single" w:sz="6" w:color="5A6068"/>
+                  </w:tcBorders>
+                  <w:vAlign w:val="center"/>
+                  <w:tcMar>
+                    <w:top w:w="0" w:type="dxa"/>
+                    <w:left w:w="0" w:type="dxa"/>
+                    <w:bottom w:w="0" w:type="dxa"/>
+                    <w:right w:w="0" w:type="dxa"/>
+                  </w:tcMar>
+                </w:tcPr>
+                <w:p>
+                  <w:pPr>
+                    <w:spacing w:after="0"/>
+                    <w:jc w:val="center"/>
+                  </w:pPr>
+                  <w:r>
+                    <w:rPr>
+                      <w:rFonts w:ascii="ShullHand" w:hAnsi="ShullHand"/>
+                      <w:color w:val="4A2466"/>
+                      <w:sz w:val="20"/>
+                    </w:rPr>
+                    <w:t>↑↓</w:t>
+                  </w:r>
+                </w:p>
+              </w:tc>
+              <w:tc>
+                <w:tcPr>
+                  <w:tcW w:type="dxa" w:w="274"/>
+                  <w:tcBorders>
+                    <w:top w:val="single" w:sz="6" w:color="5A6068"/>
+                    <w:left w:val="single" w:sz="6" w:color="5A6068"/>
+                    <w:bottom w:val="single" w:sz="6" w:color="5A6068"/>
+                    <w:right w:val="single" w:sz="6" w:color="5A6068"/>
+                  </w:tcBorders>
+                  <w:vAlign w:val="center"/>
+                  <w:tcMar>
+                    <w:top w:w="0" w:type="dxa"/>
+                    <w:left w:w="0" w:type="dxa"/>
+                    <w:bottom w:w="0" w:type="dxa"/>
+                    <w:right w:w="0" w:type="dxa"/>
+                  </w:tcMar>
+                </w:tcPr>
+                <w:p>
+                  <w:pPr>
+                    <w:spacing w:after="0"/>
+                    <w:jc w:val="center"/>
+                  </w:pPr>
+                  <w:r>
+                    <w:rPr>
+                      <w:rFonts w:ascii="ShullHand" w:hAnsi="ShullHand"/>
+                      <w:color w:val="4A2466"/>
+                      <w:sz w:val="20"/>
+                    </w:rPr>
+                    <w:t>↑↓</w:t>
+                  </w:r>
+                </w:p>
+              </w:tc>
+              <w:tc>
+                <w:tcPr>
+                  <w:tcW w:type="dxa" w:w="274"/>
+                  <w:tcBorders>
+                    <w:top w:val="single" w:sz="6" w:color="5A6068"/>
+                    <w:left w:val="single" w:sz="6" w:color="5A6068"/>
+                    <w:bottom w:val="single" w:sz="6" w:color="5A6068"/>
+                    <w:right w:val="single" w:sz="6" w:color="5A6068"/>
+                  </w:tcBorders>
+                  <w:vAlign w:val="center"/>
+                  <w:tcMar>
+                    <w:top w:w="0" w:type="dxa"/>
+                    <w:left w:w="0" w:type="dxa"/>
+                    <w:bottom w:w="0" w:type="dxa"/>
+                    <w:right w:w="0" w:type="dxa"/>
+                  </w:tcMar>
+                </w:tcPr>
+                <w:p>
+                  <w:pPr>
+                    <w:spacing w:after="0"/>
+                    <w:jc w:val="center"/>
+                  </w:pPr>
+                  <w:r>
+                    <w:rPr>
+                      <w:rFonts w:ascii="ShullHand" w:hAnsi="ShullHand"/>
+                      <w:color w:val="4A2466"/>
+                      <w:sz w:val="20"/>
+                    </w:rPr>
+                    <w:t>↑↓</w:t>
+                  </w:r>
+                </w:p>
+              </w:tc>
+              <w:tc>
+                <w:tcPr>
+                  <w:tcW w:type="dxa" w:w="317"/>
+                  <w:vAlign w:val="center"/>
+                  <w:tcMar>
+                    <w:top w:w="0" w:type="dxa"/>
+                    <w:left w:w="0" w:type="dxa"/>
+                    <w:bottom w:w="0" w:type="dxa"/>
+                    <w:right w:w="10" w:type="dxa"/>
+                  </w:tcMar>
+                </w:tcPr>
+                <w:p>
+                  <w:pPr>
+                    <w:spacing w:after="0"/>
+                    <w:jc w:val="right"/>
+                  </w:pPr>
+                  <w:r>
+                    <w:rPr>
+                      <w:rFonts w:ascii="Trade Gothic Next" w:hAnsi="Trade Gothic Next"/>
+                      <w:b/>
+                      <w:color w:val="55604F"/>
+                      <w:sz w:val="16"/>
+                      <w:u w:val="none"/>
+                    </w:rPr>
+                    <w:t>4s</w:t>
+                  </w:r>
+                </w:p>
+              </w:tc>
+              <w:tc>
+                <w:tcPr>
+                  <w:tcW w:type="dxa" w:w="274"/>
+                  <w:tcBorders>
+                    <w:top w:val="single" w:sz="6" w:color="5A6068"/>
+                    <w:left w:val="single" w:sz="6" w:color="5A6068"/>
+                    <w:bottom w:val="single" w:sz="6" w:color="5A6068"/>
+                    <w:right w:val="single" w:sz="6" w:color="5A6068"/>
+                  </w:tcBorders>
+                  <w:vAlign w:val="center"/>
+                  <w:tcMar>
+                    <w:top w:w="0" w:type="dxa"/>
+                    <w:left w:w="0" w:type="dxa"/>
+                    <w:bottom w:w="0" w:type="dxa"/>
+                    <w:right w:w="0" w:type="dxa"/>
+                  </w:tcMar>
+                </w:tcPr>
+                <w:p>
+                  <w:pPr>
+                    <w:spacing w:after="0"/>
+                    <w:jc w:val="center"/>
+                  </w:pPr>
+                  <w:r>
+                    <w:rPr>
+                      <w:rFonts w:ascii="ShullHand" w:hAnsi="ShullHand"/>
+                      <w:color w:val="4A2466"/>
+                      <w:sz w:val="20"/>
+                    </w:rPr>
+                    <w:t>↑↓</w:t>
+                  </w:r>
+                </w:p>
+              </w:tc>
+              <w:tc>
+                <w:tcPr>
+                  <w:tcW w:type="dxa" w:w="317"/>
+                  <w:vAlign w:val="center"/>
+                  <w:tcMar>
+                    <w:top w:w="0" w:type="dxa"/>
+                    <w:left w:w="0" w:type="dxa"/>
+                    <w:bottom w:w="0" w:type="dxa"/>
+                    <w:right w:w="10" w:type="dxa"/>
+                  </w:tcMar>
+                </w:tcPr>
+                <w:p>
+                  <w:pPr>
+                    <w:spacing w:after="0"/>
+                    <w:jc w:val="right"/>
+                  </w:pPr>
+                  <w:r>
+                    <w:rPr>
+                      <w:rFonts w:ascii="Trade Gothic Next" w:hAnsi="Trade Gothic Next"/>
+                      <w:b/>
+                      <w:color w:val="55604F"/>
+                      <w:sz w:val="16"/>
+                      <w:u w:val="none"/>
+                    </w:rPr>
+                    <w:t>3d</w:t>
+                  </w:r>
+                </w:p>
+              </w:tc>
+              <w:tc>
+                <w:tcPr>
+                  <w:tcW w:type="dxa" w:w="274"/>
+                  <w:tcBorders>
+                    <w:top w:val="single" w:sz="6" w:color="5A6068"/>
+                    <w:left w:val="single" w:sz="6" w:color="5A6068"/>
+                    <w:bottom w:val="single" w:sz="6" w:color="5A6068"/>
+                    <w:right w:val="single" w:sz="6" w:color="5A6068"/>
+                  </w:tcBorders>
+                  <w:vAlign w:val="center"/>
+                  <w:tcMar>
+                    <w:top w:w="0" w:type="dxa"/>
+                    <w:left w:w="0" w:type="dxa"/>
+                    <w:bottom w:w="0" w:type="dxa"/>
+                    <w:right w:w="0" w:type="dxa"/>
+                  </w:tcMar>
+                </w:tcPr>
+                <w:p>
+                  <w:pPr>
+                    <w:spacing w:after="0"/>
+                    <w:jc w:val="center"/>
+                  </w:pPr>
+                  <w:r>
+                    <w:rPr>
+                      <w:rFonts w:ascii="ShullHand" w:hAnsi="ShullHand"/>
+                      <w:color w:val="4A2466"/>
+                      <w:sz w:val="20"/>
+                    </w:rPr>
+                    <w:t>↑↓</w:t>
+                  </w:r>
+                </w:p>
+              </w:tc>
+              <w:tc>
+                <w:tcPr>
+                  <w:tcW w:type="dxa" w:w="274"/>
+                  <w:tcBorders>
+                    <w:top w:val="single" w:sz="6" w:color="5A6068"/>
+                    <w:left w:val="single" w:sz="6" w:color="5A6068"/>
+                    <w:bottom w:val="single" w:sz="6" w:color="5A6068"/>
+                    <w:right w:val="single" w:sz="6" w:color="5A6068"/>
+                  </w:tcBorders>
+                  <w:vAlign w:val="center"/>
+                  <w:tcMar>
+                    <w:top w:w="0" w:type="dxa"/>
+                    <w:left w:w="0" w:type="dxa"/>
+                    <w:bottom w:w="0" w:type="dxa"/>
+                    <w:right w:w="0" w:type="dxa"/>
+                  </w:tcMar>
+                </w:tcPr>
+                <w:p>
+                  <w:pPr>
+                    <w:spacing w:after="0"/>
+                    <w:jc w:val="center"/>
+                  </w:pPr>
+                  <w:r>
+                    <w:rPr>
+                      <w:rFonts w:ascii="ShullHand" w:hAnsi="ShullHand"/>
+                      <w:color w:val="4A2466"/>
+                      <w:sz w:val="20"/>
+                    </w:rPr>
+                    <w:t>↑↓</w:t>
+                  </w:r>
+                </w:p>
+              </w:tc>
+              <w:tc>
+                <w:tcPr>
+                  <w:tcW w:type="dxa" w:w="274"/>
+                  <w:tcBorders>
+                    <w:top w:val="single" w:sz="6" w:color="5A6068"/>
+                    <w:left w:val="single" w:sz="6" w:color="5A6068"/>
+                    <w:bottom w:val="single" w:sz="6" w:color="5A6068"/>
+                    <w:right w:val="single" w:sz="6" w:color="5A6068"/>
+                  </w:tcBorders>
+                  <w:vAlign w:val="center"/>
+                  <w:tcMar>
+                    <w:top w:w="0" w:type="dxa"/>
+                    <w:left w:w="0" w:type="dxa"/>
+                    <w:bottom w:w="0" w:type="dxa"/>
+                    <w:right w:w="0" w:type="dxa"/>
+                  </w:tcMar>
+                </w:tcPr>
+                <w:p>
+                  <w:pPr>
+                    <w:spacing w:after="0"/>
+                    <w:jc w:val="center"/>
+                  </w:pPr>
+                  <w:r>
+                    <w:rPr>
+                      <w:rFonts w:ascii="ShullHand" w:hAnsi="ShullHand"/>
+                      <w:color w:val="4A2466"/>
+                      <w:sz w:val="20"/>
+                    </w:rPr>
+                    <w:t>↑↓</w:t>
+                  </w:r>
+                </w:p>
+              </w:tc>
+              <w:tc>
+                <w:tcPr>
+                  <w:tcW w:type="dxa" w:w="274"/>
+                  <w:tcBorders>
+                    <w:top w:val="single" w:sz="6" w:color="5A6068"/>
+                    <w:left w:val="single" w:sz="6" w:color="5A6068"/>
+                    <w:bottom w:val="single" w:sz="6" w:color="5A6068"/>
+                    <w:right w:val="single" w:sz="6" w:color="5A6068"/>
+                  </w:tcBorders>
+                  <w:vAlign w:val="center"/>
+                  <w:tcMar>
+                    <w:top w:w="0" w:type="dxa"/>
+                    <w:left w:w="0" w:type="dxa"/>
+                    <w:bottom w:w="0" w:type="dxa"/>
+                    <w:right w:w="0" w:type="dxa"/>
+                  </w:tcMar>
+                </w:tcPr>
+                <w:p>
+                  <w:pPr>
+                    <w:spacing w:after="0"/>
+                    <w:jc w:val="center"/>
+                  </w:pPr>
+                  <w:r>
+                    <w:rPr>
+                      <w:rFonts w:ascii="ShullHand" w:hAnsi="ShullHand"/>
+                      <w:color w:val="4A2466"/>
+                      <w:sz w:val="20"/>
+                    </w:rPr>
+                    <w:t>↑↓</w:t>
+                  </w:r>
+                </w:p>
+              </w:tc>
+              <w:tc>
+                <w:tcPr>
+                  <w:tcW w:type="dxa" w:w="274"/>
+                  <w:tcBorders>
+                    <w:top w:val="single" w:sz="6" w:color="5A6068"/>
+                    <w:left w:val="single" w:sz="6" w:color="5A6068"/>
+                    <w:bottom w:val="single" w:sz="6" w:color="5A6068"/>
+                    <w:right w:val="single" w:sz="6" w:color="5A6068"/>
+                  </w:tcBorders>
+                  <w:vAlign w:val="center"/>
+                  <w:tcMar>
+                    <w:top w:w="0" w:type="dxa"/>
+                    <w:left w:w="0" w:type="dxa"/>
+                    <w:bottom w:w="0" w:type="dxa"/>
+                    <w:right w:w="0" w:type="dxa"/>
+                  </w:tcMar>
+                </w:tcPr>
+                <w:p>
+                  <w:pPr>
+                    <w:spacing w:after="0"/>
+                    <w:jc w:val="center"/>
+                  </w:pPr>
+                  <w:r>
+                    <w:rPr>
+                      <w:rFonts w:ascii="ShullHand" w:hAnsi="ShullHand"/>
+                      <w:color w:val="4A2466"/>
+                      <w:sz w:val="20"/>
+                    </w:rPr>
+                    <w:t>↑↓</w:t>
+                  </w:r>
+                </w:p>
+              </w:tc>
+              <w:tc>
+                <w:tcPr>
+                  <w:tcW w:type="dxa" w:w="317"/>
+                  <w:vAlign w:val="center"/>
+                  <w:tcMar>
+                    <w:top w:w="0" w:type="dxa"/>
+                    <w:left w:w="0" w:type="dxa"/>
+                    <w:bottom w:w="0" w:type="dxa"/>
+                    <w:right w:w="10" w:type="dxa"/>
+                  </w:tcMar>
+                </w:tcPr>
+                <w:p>
+                  <w:pPr>
+                    <w:spacing w:after="0"/>
+                    <w:jc w:val="right"/>
+                  </w:pPr>
+                  <w:r>
+                    <w:rPr>
+                      <w:rFonts w:ascii="Trade Gothic Next" w:hAnsi="Trade Gothic Next"/>
+                      <w:b/>
+                      <w:color w:val="55604F"/>
+                      <w:sz w:val="16"/>
+                      <w:u w:val="none"/>
+                    </w:rPr>
+                    <w:t>4p</w:t>
+                  </w:r>
+                </w:p>
+              </w:tc>
+              <w:tc>
+                <w:tcPr>
+                  <w:tcW w:type="dxa" w:w="274"/>
+                  <w:tcBorders>
+                    <w:top w:val="single" w:sz="6" w:color="5A6068"/>
+                    <w:left w:val="single" w:sz="6" w:color="5A6068"/>
+                    <w:bottom w:val="single" w:sz="6" w:color="5A6068"/>
+                    <w:right w:val="single" w:sz="6" w:color="5A6068"/>
+                  </w:tcBorders>
+                  <w:vAlign w:val="center"/>
+                  <w:tcMar>
+                    <w:top w:w="0" w:type="dxa"/>
+                    <w:left w:w="0" w:type="dxa"/>
+                    <w:bottom w:w="0" w:type="dxa"/>
+                    <w:right w:w="0" w:type="dxa"/>
+                  </w:tcMar>
+                </w:tcPr>
+                <w:p>
+                  <w:pPr>
+                    <w:spacing w:after="0"/>
+                    <w:jc w:val="center"/>
+                  </w:pPr>
+                  <w:r>
+                    <w:rPr>
+                      <w:rFonts w:ascii="ShullHand" w:hAnsi="ShullHand"/>
+                      <w:color w:val="4A2466"/>
+                      <w:sz w:val="20"/>
+                    </w:rPr>
+                    <w:t>↑↓</w:t>
+                  </w:r>
+                </w:p>
+              </w:tc>
+              <w:tc>
+                <w:tcPr>
+                  <w:tcW w:type="dxa" w:w="274"/>
+                  <w:tcBorders>
+                    <w:top w:val="single" w:sz="6" w:color="5A6068"/>
+                    <w:left w:val="single" w:sz="6" w:color="5A6068"/>
+                    <w:bottom w:val="single" w:sz="6" w:color="5A6068"/>
+                    <w:right w:val="single" w:sz="6" w:color="5A6068"/>
+                  </w:tcBorders>
+                  <w:vAlign w:val="center"/>
+                  <w:tcMar>
+                    <w:top w:w="0" w:type="dxa"/>
+                    <w:left w:w="0" w:type="dxa"/>
+                    <w:bottom w:w="0" w:type="dxa"/>
+                    <w:right w:w="0" w:type="dxa"/>
+                  </w:tcMar>
+                </w:tcPr>
+                <w:p>
+                  <w:pPr>
+                    <w:spacing w:after="0"/>
+                    <w:jc w:val="center"/>
+                  </w:pPr>
+                  <w:r>
+                    <w:rPr>
+                      <w:rFonts w:ascii="ShullHand" w:hAnsi="ShullHand"/>
+                      <w:color w:val="4A2466"/>
+                      <w:sz w:val="20"/>
+                    </w:rPr>
+                    <w:t>↑↓</w:t>
+                  </w:r>
+                </w:p>
+              </w:tc>
+              <w:tc>
+                <w:tcPr>
+                  <w:tcW w:type="dxa" w:w="274"/>
+                  <w:tcBorders>
+                    <w:top w:val="single" w:sz="6" w:color="5A6068"/>
+                    <w:left w:val="single" w:sz="6" w:color="5A6068"/>
+                    <w:bottom w:val="single" w:sz="6" w:color="5A6068"/>
+                    <w:right w:val="single" w:sz="6" w:color="5A6068"/>
+                  </w:tcBorders>
+                  <w:vAlign w:val="center"/>
+                  <w:tcMar>
+                    <w:top w:w="0" w:type="dxa"/>
+                    <w:left w:w="0" w:type="dxa"/>
+                    <w:bottom w:w="0" w:type="dxa"/>
+                    <w:right w:w="0" w:type="dxa"/>
+                  </w:tcMar>
+                </w:tcPr>
+                <w:p>
+                  <w:pPr>
+                    <w:spacing w:after="0"/>
+                    <w:jc w:val="center"/>
+                  </w:pPr>
+                  <w:r>
+                    <w:rPr>
+                      <w:rFonts w:ascii="ShullHand" w:hAnsi="ShullHand"/>
+                      <w:color w:val="4A2466"/>
+                      <w:sz w:val="20"/>
+                    </w:rPr>
+                    <w:t>↑</w:t>
+                  </w:r>
                 </w:p>
               </w:tc>
             </w:tr>
@@ -3055,12 +3006,12 @@
     </w:tbl>
     <w:p>
       <w:pPr>
-        <w:spacing w:before="0" w:after="0" w:line="60" w:lineRule="exact"/>
+        <w:spacing w:before="0" w:after="0" w:line="160" w:lineRule="exact"/>
       </w:pPr>
       <w:r>
         <w:rPr>
           <w:rFonts w:ascii="Trade Gothic Next" w:hAnsi="Trade Gothic Next"/>
-          <w:sz w:val="2"/>
+          <w:sz w:val="12"/>
         </w:rPr>
       </w:r>
     </w:p>
@@ -3073,16 +3024,18 @@
       </w:tblPr>
       <w:tblGrid>
         <w:gridCol w:w="648"/>
-        <w:gridCol w:w="1512"/>
-        <w:gridCol w:w="8640"/>
+        <w:gridCol w:w="1656"/>
+        <w:gridCol w:w="8496"/>
       </w:tblGrid>
       <w:tr>
         <w:trPr>
           <w:cantSplit/>
+          <w:trHeight w:val="576" w:hRule="atLeast"/>
         </w:trPr>
         <w:tc>
           <w:tcPr>
             <w:tcW w:type="dxa" w:w="648"/>
+            <w:vMerge w:val="restart"/>
             <w:vAlign w:val="center"/>
             <w:tcMar>
               <w:top w:w="40" w:type="dxa"/>
@@ -3110,21 +3063,326 @@
         </w:tc>
         <w:tc>
           <w:tcPr>
-            <w:tcW w:type="dxa" w:w="1512"/>
-            <w:vAlign w:val="center"/>
+            <w:tcW w:type="dxa" w:w="1656"/>
+            <w:vMerge w:val="restart"/>
+            <w:vAlign w:val="top"/>
             <w:tcMar>
-              <w:top w:w="40" w:type="dxa"/>
+              <w:top w:w="0" w:type="dxa"/>
               <w:left w:w="0" w:type="dxa"/>
-              <w:bottom w:w="40" w:type="dxa"/>
-              <w:right w:w="60" w:type="dxa"/>
+              <w:bottom w:w="0" w:type="dxa"/>
+              <w:right w:w="0" w:type="dxa"/>
             </w:tcMar>
           </w:tcPr>
           <w:p>
             <w:pPr>
               <w:spacing w:after="0"/>
               <w:jc w:val="left"/>
-              <w:spacing w:before="0" w:after="0" w:line="20" w:lineRule="exact"/>
             </w:pPr>
+            <w:r>
+              <w:drawing>
+                <wp:inline xmlns:a="http://schemas.openxmlformats.org/drawingml/2006/main" xmlns:pic="http://schemas.openxmlformats.org/drawingml/2006/picture">
+                  <wp:extent cx="914400" cy="914400"/>
+                  <wp:docPr id="2" name="Picture 2"/>
+                  <wp:cNvGraphicFramePr>
+                    <a:graphicFrameLocks noChangeAspect="1"/>
+                  </wp:cNvGraphicFramePr>
+                  <a:graphic>
+                    <a:graphicData uri="http://schemas.openxmlformats.org/drawingml/2006/picture">
+                      <pic:pic>
+                        <pic:nvPicPr>
+                          <pic:cNvPr id="0" name="tile_16.png"/>
+                          <pic:cNvPicPr/>
+                        </pic:nvPicPr>
+                        <pic:blipFill>
+                          <a:blip r:embed="rId10"/>
+                          <a:stretch>
+                            <a:fillRect/>
+                          </a:stretch>
+                        </pic:blipFill>
+                        <pic:spPr>
+                          <a:xfrm>
+                            <a:off x="0" y="0"/>
+                            <a:ext cx="914400" cy="914400"/>
+                          </a:xfrm>
+                          <a:prstGeom prst="rect"/>
+                        </pic:spPr>
+                      </pic:pic>
+                    </a:graphicData>
+                  </a:graphic>
+                </wp:inline>
+              </w:drawing>
+            </w:r>
+          </w:p>
+        </w:tc>
+        <w:tc>
+          <w:tcPr>
+            <w:tcW w:type="dxa" w:w="8496"/>
+            <w:vAlign w:val="bottom"/>
+            <w:tcMar>
+              <w:top w:w="0" w:type="dxa"/>
+              <w:left w:w="80" w:type="dxa"/>
+              <w:bottom w:w="20" w:type="dxa"/>
+              <w:right w:w="60" w:type="dxa"/>
+            </w:tcMar>
+            <w:tcBorders>
+              <w:bottom w:val="single" w:sz="4" w:color="C8CDC2"/>
+            </w:tcBorders>
+          </w:tcPr>
+          <w:p>
+            <w:pPr>
+              <w:tabs>
+                <w:tab w:pos="1800" w:val="left"/>
+              </w:tabs>
+              <w:spacing w:after="0"/>
+              <w:jc w:val="left"/>
+            </w:pPr>
+            <w:r>
+              <w:rPr>
+                <w:rFonts w:ascii="Trade Gothic Next" w:hAnsi="Trade Gothic Next"/>
+                <w:b/>
+                <w:color w:val="14161B"/>
+                <w:sz w:val="18"/>
+                <w:u w:val="none"/>
+              </w:rPr>
+              <w:t>Configuration</w:t>
+            </w:r>
+            <w:r>
+              <w:rPr>
+                <w:rFonts w:ascii="Trade Gothic Next" w:hAnsi="Trade Gothic Next"/>
+                <w:b w:val="0"/>
+                <w:sz w:val="18"/>
+                <w:u w:val="none"/>
+              </w:rPr>
+              <w:tab/>
+            </w:r>
+            <w:r>
+              <w:rPr>
+                <w:rFonts w:ascii="Patrick Hand" w:hAnsi="Patrick Hand"/>
+                <w:color w:val="4A2466"/>
+                <w:sz w:val="24"/>
+                <w:bdr w:val="single" w:sz="8" w:space="1" w:color="9F1D2C"/>
+              </w:rPr>
+              <w:t>1s</w:t>
+            </w:r>
+            <w:r>
+              <w:rPr>
+                <w:rFonts w:ascii="Patrick Hand" w:hAnsi="Patrick Hand"/>
+                <w:color w:val="4A2466"/>
+                <w:sz w:val="24"/>
+                <w:vertAlign w:val="superscript"/>
+                <w:bdr w:val="single" w:sz="8" w:space="1" w:color="9F1D2C"/>
+              </w:rPr>
+              <w:t>2</w:t>
+            </w:r>
+            <w:r>
+              <w:rPr>
+                <w:rFonts w:ascii="Patrick Hand" w:hAnsi="Patrick Hand"/>
+                <w:color w:val="4A2466"/>
+                <w:sz w:val="24"/>
+                <w:bdr w:val="single" w:sz="8" w:space="1" w:color="9F1D2C"/>
+              </w:rPr>
+              <w:t xml:space="preserve"> </w:t>
+            </w:r>
+            <w:r>
+              <w:rPr>
+                <w:rFonts w:ascii="Patrick Hand" w:hAnsi="Patrick Hand"/>
+                <w:color w:val="4A2466"/>
+                <w:sz w:val="24"/>
+                <w:bdr w:val="single" w:sz="8" w:space="1" w:color="9F1D2C"/>
+              </w:rPr>
+              <w:t>2s</w:t>
+            </w:r>
+            <w:r>
+              <w:rPr>
+                <w:rFonts w:ascii="Patrick Hand" w:hAnsi="Patrick Hand"/>
+                <w:color w:val="4A2466"/>
+                <w:sz w:val="24"/>
+                <w:vertAlign w:val="superscript"/>
+                <w:bdr w:val="single" w:sz="8" w:space="1" w:color="9F1D2C"/>
+              </w:rPr>
+              <w:t>2</w:t>
+            </w:r>
+            <w:r>
+              <w:rPr>
+                <w:rFonts w:ascii="Patrick Hand" w:hAnsi="Patrick Hand"/>
+                <w:color w:val="4A2466"/>
+                <w:sz w:val="24"/>
+                <w:bdr w:val="single" w:sz="8" w:space="1" w:color="9F1D2C"/>
+              </w:rPr>
+              <w:t xml:space="preserve"> </w:t>
+            </w:r>
+            <w:r>
+              <w:rPr>
+                <w:rFonts w:ascii="Patrick Hand" w:hAnsi="Patrick Hand"/>
+                <w:color w:val="4A2466"/>
+                <w:sz w:val="24"/>
+                <w:bdr w:val="single" w:sz="8" w:space="1" w:color="9F1D2C"/>
+              </w:rPr>
+              <w:t>2p</w:t>
+            </w:r>
+            <w:r>
+              <w:rPr>
+                <w:rFonts w:ascii="Patrick Hand" w:hAnsi="Patrick Hand"/>
+                <w:color w:val="4A2466"/>
+                <w:sz w:val="24"/>
+                <w:vertAlign w:val="superscript"/>
+                <w:bdr w:val="single" w:sz="8" w:space="1" w:color="9F1D2C"/>
+              </w:rPr>
+              <w:t>6</w:t>
+            </w:r>
+            <w:r>
+              <w:rPr>
+                <w:rFonts w:ascii="Patrick Hand" w:hAnsi="Patrick Hand"/>
+                <w:color w:val="4A2466"/>
+                <w:sz w:val="24"/>
+                <w:bdr w:val="single" w:sz="8" w:space="1" w:color="9F1D2C"/>
+              </w:rPr>
+              <w:t xml:space="preserve"> </w:t>
+            </w:r>
+            <w:r>
+              <w:rPr>
+                <w:rFonts w:ascii="Patrick Hand" w:hAnsi="Patrick Hand"/>
+                <w:color w:val="4A2466"/>
+                <w:sz w:val="24"/>
+                <w:bdr w:val="single" w:sz="8" w:space="1" w:color="9F1D2C"/>
+              </w:rPr>
+              <w:t>3s</w:t>
+            </w:r>
+            <w:r>
+              <w:rPr>
+                <w:rFonts w:ascii="Patrick Hand" w:hAnsi="Patrick Hand"/>
+                <w:color w:val="4A2466"/>
+                <w:sz w:val="24"/>
+                <w:vertAlign w:val="superscript"/>
+                <w:bdr w:val="single" w:sz="8" w:space="1" w:color="9F1D2C"/>
+              </w:rPr>
+              <w:t>2</w:t>
+            </w:r>
+            <w:r>
+              <w:rPr>
+                <w:rFonts w:ascii="Patrick Hand" w:hAnsi="Patrick Hand"/>
+                <w:color w:val="4A2466"/>
+                <w:sz w:val="24"/>
+                <w:bdr w:val="single" w:sz="8" w:space="1" w:color="9F1D2C"/>
+              </w:rPr>
+              <w:t xml:space="preserve"> </w:t>
+            </w:r>
+            <w:r>
+              <w:rPr>
+                <w:rFonts w:ascii="Patrick Hand" w:hAnsi="Patrick Hand"/>
+                <w:color w:val="4A2466"/>
+                <w:sz w:val="24"/>
+                <w:bdr w:val="single" w:sz="8" w:space="1" w:color="9F1D2C"/>
+              </w:rPr>
+              <w:t>3p</w:t>
+            </w:r>
+            <w:r>
+              <w:rPr>
+                <w:rFonts w:ascii="Patrick Hand" w:hAnsi="Patrick Hand"/>
+                <w:color w:val="4A2466"/>
+                <w:sz w:val="24"/>
+                <w:vertAlign w:val="superscript"/>
+                <w:bdr w:val="single" w:sz="8" w:space="1" w:color="9F1D2C"/>
+              </w:rPr>
+              <w:t>4</w:t>
+            </w:r>
+          </w:p>
+        </w:tc>
+      </w:tr>
+      <w:tr>
+        <w:trPr>
+          <w:cantSplit/>
+          <w:trHeight w:val="115" w:hRule="atLeast"/>
+        </w:trPr>
+        <w:tc>
+          <w:tcPr>
+            <w:tcW w:type="dxa" w:w="648"/>
+            <w:vMerge/>
+          </w:tcPr>
+          <w:p/>
+        </w:tc>
+        <w:tc>
+          <w:tcPr>
+            <w:tcW w:type="dxa" w:w="1656"/>
+            <w:vMerge/>
+          </w:tcPr>
+          <w:p/>
+        </w:tc>
+        <w:tc>
+          <w:tcPr>
+            <w:tcW w:type="dxa" w:w="8496"/>
+            <w:tcMar>
+              <w:top w:w="0" w:type="dxa"/>
+              <w:left w:w="0" w:type="dxa"/>
+              <w:bottom w:w="0" w:type="dxa"/>
+              <w:right w:w="0" w:type="dxa"/>
+            </w:tcMar>
+          </w:tcPr>
+          <w:p>
+            <w:pPr>
+              <w:spacing w:after="0"/>
+            </w:pPr>
+            <w:r>
+              <w:rPr>
+                <w:rFonts w:ascii="Trade Gothic Next" w:hAnsi="Trade Gothic Next"/>
+                <w:b w:val="0"/>
+                <w:sz w:val="4"/>
+                <w:u w:val="none"/>
+              </w:rPr>
+            </w:r>
+          </w:p>
+        </w:tc>
+      </w:tr>
+      <w:tr>
+        <w:trPr>
+          <w:cantSplit/>
+          <w:trHeight w:val="748" w:hRule="atLeast"/>
+        </w:trPr>
+        <w:tc>
+          <w:tcPr>
+            <w:tcW w:type="dxa" w:w="648"/>
+            <w:vMerge/>
+          </w:tcPr>
+          <w:p/>
+        </w:tc>
+        <w:tc>
+          <w:tcPr>
+            <w:tcW w:type="dxa" w:w="1656"/>
+            <w:vMerge/>
+          </w:tcPr>
+          <w:p/>
+        </w:tc>
+        <w:tc>
+          <w:tcPr>
+            <w:tcW w:type="dxa" w:w="8496"/>
+            <w:tcBorders>
+              <w:top w:val="single" w:sz="6" w:color="C8CDC2"/>
+              <w:left w:val="single" w:sz="6" w:color="C8CDC2"/>
+              <w:bottom w:val="single" w:sz="6" w:color="C8CDC2"/>
+              <w:right w:val="single" w:sz="6" w:color="C8CDC2"/>
+            </w:tcBorders>
+            <w:vAlign w:val="top"/>
+            <w:tcMar>
+              <w:top w:w="30" w:type="dxa"/>
+              <w:left w:w="80" w:type="dxa"/>
+              <w:bottom w:w="20" w:type="dxa"/>
+              <w:right w:w="40" w:type="dxa"/>
+            </w:tcMar>
+          </w:tcPr>
+          <w:p>
+            <w:pPr>
+              <w:spacing w:after="20"/>
+            </w:pPr>
+            <w:r>
+              <w:rPr>
+                <w:rFonts w:ascii="Trade Gothic Next" w:hAnsi="Trade Gothic Next"/>
+                <w:b w:val="0"/>
+                <w:color w:val="55604F"/>
+                <w:sz w:val="17"/>
+                <w:u w:val="none"/>
+              </w:rPr>
+              <w:t>Orbital diagram</w:t>
+            </w:r>
           </w:p>
           <w:tbl>
             <w:tblPr>
@@ -3134,33 +3392,41 @@
               <w:tblLayout w:type="fixed"/>
             </w:tblPr>
             <w:tblGrid>
-              <w:gridCol w:w="1238"/>
+              <w:gridCol w:w="317"/>
+              <w:gridCol w:w="274"/>
+              <w:gridCol w:w="317"/>
+              <w:gridCol w:w="274"/>
+              <w:gridCol w:w="317"/>
+              <w:gridCol w:w="274"/>
+              <w:gridCol w:w="274"/>
+              <w:gridCol w:w="274"/>
+              <w:gridCol w:w="317"/>
+              <w:gridCol w:w="274"/>
+              <w:gridCol w:w="317"/>
+              <w:gridCol w:w="274"/>
+              <w:gridCol w:w="274"/>
+              <w:gridCol w:w="274"/>
             </w:tblGrid>
             <w:tr>
               <w:trPr>
                 <w:cantSplit/>
-                <w:trHeight w:val="1238" w:hRule="atLeast"/>
+                <w:trHeight w:val="432" w:hRule="atLeast"/>
               </w:trPr>
               <w:tc>
                 <w:tcPr>
-                  <w:tcW w:type="dxa" w:w="1238"/>
-                  <w:tcBorders>
-                    <w:top w:val="single" w:sz="12" w:color="A3E635"/>
-                    <w:left w:val="single" w:sz="12" w:color="A3E635"/>
-                    <w:bottom w:val="single" w:sz="12" w:color="A3E635"/>
-                    <w:right w:val="single" w:sz="12" w:color="A3E635"/>
-                  </w:tcBorders>
+                  <w:tcW w:type="dxa" w:w="317"/>
+                  <w:vAlign w:val="center"/>
                   <w:tcMar>
-                    <w:top w:w="20" w:type="dxa"/>
-                    <w:left w:w="50" w:type="dxa"/>
-                    <w:bottom w:w="20" w:type="dxa"/>
-                    <w:right w:w="40" w:type="dxa"/>
+                    <w:top w:w="0" w:type="dxa"/>
+                    <w:left w:w="0" w:type="dxa"/>
+                    <w:bottom w:w="0" w:type="dxa"/>
+                    <w:right w:w="10" w:type="dxa"/>
                   </w:tcMar>
-                  <w:vAlign w:val="center"/>
                 </w:tcPr>
                 <w:p>
                   <w:pPr>
                     <w:spacing w:after="0"/>
+                    <w:jc w:val="right"/>
                   </w:pPr>
                   <w:r>
                     <w:rPr>
@@ -3170,9 +3436,27 @@
                       <w:sz w:val="16"/>
                       <w:u w:val="none"/>
                     </w:rPr>
-                    <w:t>16</w:t>
+                    <w:t>1s</w:t>
                   </w:r>
                 </w:p>
+              </w:tc>
+              <w:tc>
+                <w:tcPr>
+                  <w:tcW w:type="dxa" w:w="274"/>
+                  <w:tcBorders>
+                    <w:top w:val="single" w:sz="6" w:color="5A6068"/>
+                    <w:left w:val="single" w:sz="6" w:color="5A6068"/>
+                    <w:bottom w:val="single" w:sz="6" w:color="5A6068"/>
+                    <w:right w:val="single" w:sz="6" w:color="5A6068"/>
+                  </w:tcBorders>
+                  <w:vAlign w:val="center"/>
+                  <w:tcMar>
+                    <w:top w:w="0" w:type="dxa"/>
+                    <w:left w:w="0" w:type="dxa"/>
+                    <w:bottom w:w="0" w:type="dxa"/>
+                    <w:right w:w="0" w:type="dxa"/>
+                  </w:tcMar>
+                </w:tcPr>
                 <w:p>
                   <w:pPr>
                     <w:spacing w:after="0"/>
@@ -3180,15 +3464,59 @@
                   </w:pPr>
                   <w:r>
                     <w:rPr>
+                      <w:rFonts w:ascii="ShullHand" w:hAnsi="ShullHand"/>
+                      <w:color w:val="4A2466"/>
+                      <w:sz w:val="20"/>
+                    </w:rPr>
+                    <w:t>↑↓</w:t>
+                  </w:r>
+                </w:p>
+              </w:tc>
+              <w:tc>
+                <w:tcPr>
+                  <w:tcW w:type="dxa" w:w="317"/>
+                  <w:vAlign w:val="center"/>
+                  <w:tcMar>
+                    <w:top w:w="0" w:type="dxa"/>
+                    <w:left w:w="0" w:type="dxa"/>
+                    <w:bottom w:w="0" w:type="dxa"/>
+                    <w:right w:w="10" w:type="dxa"/>
+                  </w:tcMar>
+                </w:tcPr>
+                <w:p>
+                  <w:pPr>
+                    <w:spacing w:after="0"/>
+                    <w:jc w:val="right"/>
+                  </w:pPr>
+                  <w:r>
+                    <w:rPr>
                       <w:rFonts w:ascii="Trade Gothic Next" w:hAnsi="Trade Gothic Next"/>
                       <w:b/>
-                      <w:color w:val="14161B"/>
-                      <w:sz w:val="40"/>
+                      <w:color w:val="55604F"/>
+                      <w:sz w:val="16"/>
                       <w:u w:val="none"/>
                     </w:rPr>
-                    <w:t>S</w:t>
+                    <w:t>2s</w:t>
                   </w:r>
                 </w:p>
+              </w:tc>
+              <w:tc>
+                <w:tcPr>
+                  <w:tcW w:type="dxa" w:w="274"/>
+                  <w:tcBorders>
+                    <w:top w:val="single" w:sz="6" w:color="5A6068"/>
+                    <w:left w:val="single" w:sz="6" w:color="5A6068"/>
+                    <w:bottom w:val="single" w:sz="6" w:color="5A6068"/>
+                    <w:right w:val="single" w:sz="6" w:color="5A6068"/>
+                  </w:tcBorders>
+                  <w:vAlign w:val="center"/>
+                  <w:tcMar>
+                    <w:top w:w="0" w:type="dxa"/>
+                    <w:left w:w="0" w:type="dxa"/>
+                    <w:bottom w:w="0" w:type="dxa"/>
+                    <w:right w:w="0" w:type="dxa"/>
+                  </w:tcMar>
+                </w:tcPr>
                 <w:p>
                   <w:pPr>
                     <w:spacing w:after="0"/>
@@ -3196,753 +3524,320 @@
                   </w:pPr>
                   <w:r>
                     <w:rPr>
+                      <w:rFonts w:ascii="ShullHand" w:hAnsi="ShullHand"/>
+                      <w:color w:val="4A2466"/>
+                      <w:sz w:val="20"/>
+                    </w:rPr>
+                    <w:t>↑↓</w:t>
+                  </w:r>
+                </w:p>
+              </w:tc>
+              <w:tc>
+                <w:tcPr>
+                  <w:tcW w:type="dxa" w:w="317"/>
+                  <w:vAlign w:val="center"/>
+                  <w:tcMar>
+                    <w:top w:w="0" w:type="dxa"/>
+                    <w:left w:w="0" w:type="dxa"/>
+                    <w:bottom w:w="0" w:type="dxa"/>
+                    <w:right w:w="10" w:type="dxa"/>
+                  </w:tcMar>
+                </w:tcPr>
+                <w:p>
+                  <w:pPr>
+                    <w:spacing w:after="0"/>
+                    <w:jc w:val="right"/>
+                  </w:pPr>
+                  <w:r>
+                    <w:rPr>
                       <w:rFonts w:ascii="Trade Gothic Next" w:hAnsi="Trade Gothic Next"/>
-                      <w:b w:val="0"/>
+                      <w:b/>
                       <w:color w:val="55604F"/>
                       <w:sz w:val="16"/>
                       <w:u w:val="none"/>
                     </w:rPr>
-                    <w:t>Sulfur</w:t>
+                    <w:t>2p</w:t>
                   </w:r>
                 </w:p>
               </w:tc>
-            </w:tr>
-          </w:tbl>
-          <w:p>
-            <w:pPr>
-              <w:spacing w:before="0" w:after="0" w:line="20" w:lineRule="exact"/>
-            </w:pPr>
-          </w:p>
-        </w:tc>
-        <w:tc>
-          <w:tcPr>
-            <w:tcW w:type="dxa" w:w="8640"/>
-            <w:vAlign w:val="center"/>
-            <w:tcMar>
-              <w:top w:w="10" w:type="dxa"/>
-              <w:left w:w="60" w:type="dxa"/>
-              <w:bottom w:w="10" w:type="dxa"/>
-              <w:right w:w="60" w:type="dxa"/>
-            </w:tcMar>
-          </w:tcPr>
-          <w:p>
-            <w:pPr>
-              <w:spacing w:after="0"/>
-              <w:jc w:val="left"/>
-              <w:spacing w:before="0" w:after="0" w:line="20" w:lineRule="exact"/>
-            </w:pPr>
-          </w:p>
-          <w:tbl>
-            <w:tblPr>
-              <w:tblW w:type="auto" w:w="0"/>
-              <w:tblLayout w:type="fixed"/>
-              <w:tblLook w:firstColumn="1" w:firstRow="1" w:lastColumn="0" w:lastRow="0" w:noHBand="0" w:noVBand="1" w:val="04A0"/>
-              <w:tblLayout w:type="fixed"/>
-            </w:tblPr>
-            <w:tblGrid>
-              <w:gridCol w:w="2232"/>
-              <w:gridCol w:w="6264"/>
-            </w:tblGrid>
-            <w:tr>
-              <w:trPr>
-                <w:cantSplit/>
-                <w:trHeight w:val="518" w:hRule="atLeast"/>
-              </w:trPr>
               <w:tc>
                 <w:tcPr>
-                  <w:tcW w:type="dxa" w:w="2232"/>
-                  <w:vAlign w:val="bottom"/>
+                  <w:tcW w:type="dxa" w:w="274"/>
+                  <w:tcBorders>
+                    <w:top w:val="single" w:sz="6" w:color="5A6068"/>
+                    <w:left w:val="single" w:sz="6" w:color="5A6068"/>
+                    <w:bottom w:val="single" w:sz="6" w:color="5A6068"/>
+                    <w:right w:val="single" w:sz="6" w:color="5A6068"/>
+                  </w:tcBorders>
+                  <w:vAlign w:val="center"/>
                   <w:tcMar>
                     <w:top w:w="0" w:type="dxa"/>
                     <w:left w:w="0" w:type="dxa"/>
-                    <w:bottom w:w="10" w:type="dxa"/>
+                    <w:bottom w:w="0" w:type="dxa"/>
                     <w:right w:w="0" w:type="dxa"/>
                   </w:tcMar>
                 </w:tcPr>
                 <w:p>
                   <w:pPr>
                     <w:spacing w:after="0"/>
+                    <w:jc w:val="center"/>
                   </w:pPr>
                   <w:r>
                     <w:rPr>
-                      <w:rFonts w:ascii="Trade Gothic Next" w:hAnsi="Trade Gothic Next"/>
-                      <w:b/>
-                      <w:color w:val="14161B"/>
-                      <w:sz w:val="18"/>
-                      <w:u w:val="none"/>
+                      <w:rFonts w:ascii="ShullHand" w:hAnsi="ShullHand"/>
+                      <w:color w:val="4A2466"/>
+                      <w:sz w:val="20"/>
                     </w:rPr>
-                    <w:t>Electron configuration</w:t>
+                    <w:t>↑↓</w:t>
                   </w:r>
                 </w:p>
               </w:tc>
               <w:tc>
                 <w:tcPr>
-                  <w:tcW w:type="dxa" w:w="6264"/>
-                  <w:vAlign w:val="bottom"/>
+                  <w:tcW w:type="dxa" w:w="274"/>
+                  <w:tcBorders>
+                    <w:top w:val="single" w:sz="6" w:color="5A6068"/>
+                    <w:left w:val="single" w:sz="6" w:color="5A6068"/>
+                    <w:bottom w:val="single" w:sz="6" w:color="5A6068"/>
+                    <w:right w:val="single" w:sz="6" w:color="5A6068"/>
+                  </w:tcBorders>
+                  <w:vAlign w:val="center"/>
                   <w:tcMar>
                     <w:top w:w="0" w:type="dxa"/>
                     <w:left w:w="0" w:type="dxa"/>
-                    <w:bottom w:w="10" w:type="dxa"/>
+                    <w:bottom w:w="0" w:type="dxa"/>
                     <w:right w:w="0" w:type="dxa"/>
-                  </w:tcMar>
-                  <w:tcBorders>
-                    <w:bottom w:val="single" w:sz="6" w:color="C8CDC2"/>
-                  </w:tcBorders>
-                </w:tcPr>
-                <w:p>
-                  <w:pPr>
-                    <w:spacing w:after="0"/>
-                  </w:pPr>
-                  <w:r>
-                    <w:rPr>
-                      <w:rFonts w:ascii="Patrick Hand" w:hAnsi="Patrick Hand"/>
-                      <w:color w:val="4A2466"/>
-                      <w:sz w:val="24"/>
-                      <w:bdr w:val="single" w:sz="8" w:space="1" w:color="9F1D2C"/>
-                    </w:rPr>
-                    <w:t>1s</w:t>
-                  </w:r>
-                  <w:r>
-                    <w:rPr>
-                      <w:rFonts w:ascii="Patrick Hand" w:hAnsi="Patrick Hand"/>
-                      <w:color w:val="4A2466"/>
-                      <w:sz w:val="24"/>
-                      <w:vertAlign w:val="superscript"/>
-                      <w:bdr w:val="single" w:sz="8" w:space="1" w:color="9F1D2C"/>
-                    </w:rPr>
-                    <w:t>2</w:t>
-                  </w:r>
-                  <w:r>
-                    <w:rPr>
-                      <w:rFonts w:ascii="Patrick Hand" w:hAnsi="Patrick Hand"/>
-                      <w:color w:val="4A2466"/>
-                      <w:sz w:val="24"/>
-                      <w:bdr w:val="single" w:sz="8" w:space="1" w:color="9F1D2C"/>
-                    </w:rPr>
-                    <w:t xml:space="preserve"> </w:t>
-                  </w:r>
-                  <w:r>
-                    <w:rPr>
-                      <w:rFonts w:ascii="Patrick Hand" w:hAnsi="Patrick Hand"/>
-                      <w:color w:val="4A2466"/>
-                      <w:sz w:val="24"/>
-                      <w:bdr w:val="single" w:sz="8" w:space="1" w:color="9F1D2C"/>
-                    </w:rPr>
-                    <w:t>2s</w:t>
-                  </w:r>
-                  <w:r>
-                    <w:rPr>
-                      <w:rFonts w:ascii="Patrick Hand" w:hAnsi="Patrick Hand"/>
-                      <w:color w:val="4A2466"/>
-                      <w:sz w:val="24"/>
-                      <w:vertAlign w:val="superscript"/>
-                      <w:bdr w:val="single" w:sz="8" w:space="1" w:color="9F1D2C"/>
-                    </w:rPr>
-                    <w:t>2</w:t>
-                  </w:r>
-                  <w:r>
-                    <w:rPr>
-                      <w:rFonts w:ascii="Patrick Hand" w:hAnsi="Patrick Hand"/>
-                      <w:color w:val="4A2466"/>
-                      <w:sz w:val="24"/>
-                      <w:bdr w:val="single" w:sz="8" w:space="1" w:color="9F1D2C"/>
-                    </w:rPr>
-                    <w:t xml:space="preserve"> </w:t>
-                  </w:r>
-                  <w:r>
-                    <w:rPr>
-                      <w:rFonts w:ascii="Patrick Hand" w:hAnsi="Patrick Hand"/>
-                      <w:color w:val="4A2466"/>
-                      <w:sz w:val="24"/>
-                      <w:bdr w:val="single" w:sz="8" w:space="1" w:color="9F1D2C"/>
-                    </w:rPr>
-                    <w:t>2p</w:t>
-                  </w:r>
-                  <w:r>
-                    <w:rPr>
-                      <w:rFonts w:ascii="Patrick Hand" w:hAnsi="Patrick Hand"/>
-                      <w:color w:val="4A2466"/>
-                      <w:sz w:val="24"/>
-                      <w:vertAlign w:val="superscript"/>
-                      <w:bdr w:val="single" w:sz="8" w:space="1" w:color="9F1D2C"/>
-                    </w:rPr>
-                    <w:t>6</w:t>
-                  </w:r>
-                  <w:r>
-                    <w:rPr>
-                      <w:rFonts w:ascii="Patrick Hand" w:hAnsi="Patrick Hand"/>
-                      <w:color w:val="4A2466"/>
-                      <w:sz w:val="24"/>
-                      <w:bdr w:val="single" w:sz="8" w:space="1" w:color="9F1D2C"/>
-                    </w:rPr>
-                    <w:t xml:space="preserve"> </w:t>
-                  </w:r>
-                  <w:r>
-                    <w:rPr>
-                      <w:rFonts w:ascii="Patrick Hand" w:hAnsi="Patrick Hand"/>
-                      <w:color w:val="4A2466"/>
-                      <w:sz w:val="24"/>
-                      <w:bdr w:val="single" w:sz="8" w:space="1" w:color="9F1D2C"/>
-                    </w:rPr>
-                    <w:t>3s</w:t>
-                  </w:r>
-                  <w:r>
-                    <w:rPr>
-                      <w:rFonts w:ascii="Patrick Hand" w:hAnsi="Patrick Hand"/>
-                      <w:color w:val="4A2466"/>
-                      <w:sz w:val="24"/>
-                      <w:vertAlign w:val="superscript"/>
-                      <w:bdr w:val="single" w:sz="8" w:space="1" w:color="9F1D2C"/>
-                    </w:rPr>
-                    <w:t>2</w:t>
-                  </w:r>
-                  <w:r>
-                    <w:rPr>
-                      <w:rFonts w:ascii="Patrick Hand" w:hAnsi="Patrick Hand"/>
-                      <w:color w:val="4A2466"/>
-                      <w:sz w:val="24"/>
-                      <w:bdr w:val="single" w:sz="8" w:space="1" w:color="9F1D2C"/>
-                    </w:rPr>
-                    <w:t xml:space="preserve"> </w:t>
-                  </w:r>
-                  <w:r>
-                    <w:rPr>
-                      <w:rFonts w:ascii="Patrick Hand" w:hAnsi="Patrick Hand"/>
-                      <w:color w:val="4A2466"/>
-                      <w:sz w:val="24"/>
-                      <w:bdr w:val="single" w:sz="8" w:space="1" w:color="9F1D2C"/>
-                    </w:rPr>
-                    <w:t>3p</w:t>
-                  </w:r>
-                  <w:r>
-                    <w:rPr>
-                      <w:rFonts w:ascii="Patrick Hand" w:hAnsi="Patrick Hand"/>
-                      <w:color w:val="4A2466"/>
-                      <w:sz w:val="24"/>
-                      <w:vertAlign w:val="superscript"/>
-                      <w:bdr w:val="single" w:sz="8" w:space="1" w:color="9F1D2C"/>
-                    </w:rPr>
-                    <w:t>4</w:t>
-                  </w:r>
-                </w:p>
-              </w:tc>
-            </w:tr>
-          </w:tbl>
-          <w:p>
-            <w:pPr>
-              <w:spacing w:before="0" w:after="0" w:line="20" w:lineRule="exact"/>
-            </w:pPr>
-          </w:p>
-          <w:tbl>
-            <w:tblPr>
-              <w:tblW w:type="auto" w:w="0"/>
-              <w:tblLayout w:type="fixed"/>
-              <w:tblLook w:firstColumn="1" w:firstRow="1" w:lastColumn="0" w:lastRow="0" w:noHBand="0" w:noVBand="1" w:val="04A0"/>
-              <w:tblLayout w:type="fixed"/>
-            </w:tblPr>
-            <w:tblGrid>
-              <w:gridCol w:w="8496"/>
-            </w:tblGrid>
-            <w:tr>
-              <w:trPr>
-                <w:cantSplit/>
-                <w:trHeight w:val="1036" w:hRule="atLeast"/>
-              </w:trPr>
-              <w:tc>
-                <w:tcPr>
-                  <w:tcW w:type="dxa" w:w="8496"/>
-                  <w:tcBorders>
-                    <w:top w:val="single" w:sz="6" w:color="C8CDC2"/>
-                    <w:left w:val="single" w:sz="6" w:color="C8CDC2"/>
-                    <w:bottom w:val="single" w:sz="6" w:color="C8CDC2"/>
-                    <w:right w:val="single" w:sz="6" w:color="C8CDC2"/>
-                  </w:tcBorders>
-                  <w:vAlign w:val="center"/>
-                  <w:tcMar>
-                    <w:top w:w="20" w:type="dxa"/>
-                    <w:left w:w="60" w:type="dxa"/>
-                    <w:bottom w:w="20" w:type="dxa"/>
-                    <w:right w:w="60" w:type="dxa"/>
                   </w:tcMar>
                 </w:tcPr>
                 <w:p>
                   <w:pPr>
                     <w:spacing w:after="0"/>
-                    <w:jc w:val="left"/>
+                    <w:jc w:val="center"/>
+                  </w:pPr>
+                  <w:r>
+                    <w:rPr>
+                      <w:rFonts w:ascii="ShullHand" w:hAnsi="ShullHand"/>
+                      <w:color w:val="4A2466"/>
+                      <w:sz w:val="20"/>
+                    </w:rPr>
+                    <w:t>↑↓</w:t>
+                  </w:r>
+                </w:p>
+              </w:tc>
+              <w:tc>
+                <w:tcPr>
+                  <w:tcW w:type="dxa" w:w="274"/>
+                  <w:tcBorders>
+                    <w:top w:val="single" w:sz="6" w:color="5A6068"/>
+                    <w:left w:val="single" w:sz="6" w:color="5A6068"/>
+                    <w:bottom w:val="single" w:sz="6" w:color="5A6068"/>
+                    <w:right w:val="single" w:sz="6" w:color="5A6068"/>
+                  </w:tcBorders>
+                  <w:vAlign w:val="center"/>
+                  <w:tcMar>
+                    <w:top w:w="0" w:type="dxa"/>
+                    <w:left w:w="0" w:type="dxa"/>
+                    <w:bottom w:w="0" w:type="dxa"/>
+                    <w:right w:w="0" w:type="dxa"/>
+                  </w:tcMar>
+                </w:tcPr>
+                <w:p>
+                  <w:pPr>
+                    <w:spacing w:after="0"/>
+                    <w:jc w:val="center"/>
+                  </w:pPr>
+                  <w:r>
+                    <w:rPr>
+                      <w:rFonts w:ascii="ShullHand" w:hAnsi="ShullHand"/>
+                      <w:color w:val="4A2466"/>
+                      <w:sz w:val="20"/>
+                    </w:rPr>
+                    <w:t>↑↓</w:t>
+                  </w:r>
+                </w:p>
+              </w:tc>
+              <w:tc>
+                <w:tcPr>
+                  <w:tcW w:type="dxa" w:w="317"/>
+                  <w:vAlign w:val="center"/>
+                  <w:tcMar>
+                    <w:top w:w="0" w:type="dxa"/>
+                    <w:left w:w="0" w:type="dxa"/>
+                    <w:bottom w:w="0" w:type="dxa"/>
+                    <w:right w:w="10" w:type="dxa"/>
+                  </w:tcMar>
+                </w:tcPr>
+                <w:p>
+                  <w:pPr>
+                    <w:spacing w:after="0"/>
+                    <w:jc w:val="right"/>
                   </w:pPr>
                   <w:r>
                     <w:rPr>
                       <w:rFonts w:ascii="Trade Gothic Next" w:hAnsi="Trade Gothic Next"/>
                       <w:b/>
                       <w:color w:val="55604F"/>
-                      <w:sz w:val="15"/>
+                      <w:sz w:val="16"/>
                       <w:u w:val="none"/>
                     </w:rPr>
-                    <w:t>ORBITAL DIAGRAM</w:t>
+                    <w:t>3s</w:t>
                   </w:r>
                 </w:p>
-                <w:tbl>
-                  <w:tblPr>
-                    <w:tblW w:type="auto" w:w="0"/>
-                    <w:tblLayout w:type="fixed"/>
-                    <w:tblLook w:firstColumn="1" w:firstRow="1" w:lastColumn="0" w:lastRow="0" w:noHBand="0" w:noVBand="1" w:val="04A0"/>
-                    <w:tblLayout w:type="fixed"/>
-                  </w:tblPr>
-                  <w:tblGrid>
-                    <w:gridCol w:w="317"/>
-                    <w:gridCol w:w="274"/>
-                    <w:gridCol w:w="317"/>
-                    <w:gridCol w:w="274"/>
-                    <w:gridCol w:w="317"/>
-                    <w:gridCol w:w="274"/>
-                    <w:gridCol w:w="274"/>
-                    <w:gridCol w:w="274"/>
-                    <w:gridCol w:w="317"/>
-                    <w:gridCol w:w="274"/>
-                    <w:gridCol w:w="317"/>
-                    <w:gridCol w:w="274"/>
-                    <w:gridCol w:w="274"/>
-                    <w:gridCol w:w="274"/>
-                  </w:tblGrid>
-                  <w:tr>
-                    <w:trPr>
-                      <w:cantSplit/>
-                      <w:trHeight w:val="432" w:hRule="atLeast"/>
-                    </w:trPr>
-                    <w:tc>
-                      <w:tcPr>
-                        <w:tcW w:type="dxa" w:w="317"/>
-                        <w:vAlign w:val="center"/>
-                        <w:tcMar>
-                          <w:top w:w="0" w:type="dxa"/>
-                          <w:left w:w="0" w:type="dxa"/>
-                          <w:bottom w:w="0" w:type="dxa"/>
-                          <w:right w:w="10" w:type="dxa"/>
-                        </w:tcMar>
-                      </w:tcPr>
-                      <w:p>
-                        <w:pPr>
-                          <w:spacing w:after="0"/>
-                          <w:jc w:val="right"/>
-                        </w:pPr>
-                        <w:r>
-                          <w:rPr>
-                            <w:rFonts w:ascii="Trade Gothic Next" w:hAnsi="Trade Gothic Next"/>
-                            <w:b/>
-                            <w:color w:val="55604F"/>
-                            <w:sz w:val="16"/>
-                            <w:u w:val="none"/>
-                          </w:rPr>
-                          <w:t>1s</w:t>
-                        </w:r>
-                      </w:p>
-                    </w:tc>
-                    <w:tc>
-                      <w:tcPr>
-                        <w:tcW w:type="dxa" w:w="274"/>
-                        <w:tcBorders>
-                          <w:top w:val="single" w:sz="6" w:color="5A6068"/>
-                          <w:left w:val="single" w:sz="6" w:color="5A6068"/>
-                          <w:bottom w:val="single" w:sz="6" w:color="5A6068"/>
-                          <w:right w:val="single" w:sz="6" w:color="5A6068"/>
-                        </w:tcBorders>
-                        <w:vAlign w:val="center"/>
-                        <w:tcMar>
-                          <w:top w:w="0" w:type="dxa"/>
-                          <w:left w:w="0" w:type="dxa"/>
-                          <w:bottom w:w="0" w:type="dxa"/>
-                          <w:right w:w="0" w:type="dxa"/>
-                        </w:tcMar>
-                      </w:tcPr>
-                      <w:p>
-                        <w:pPr>
-                          <w:spacing w:after="0"/>
-                          <w:jc w:val="center"/>
-                        </w:pPr>
-                        <w:r>
-                          <w:rPr>
-                            <w:rFonts w:ascii="ShullHand" w:hAnsi="ShullHand"/>
-                            <w:color w:val="4A2466"/>
-                            <w:sz w:val="20"/>
-                          </w:rPr>
-                          <w:t>↑↓</w:t>
-                        </w:r>
-                      </w:p>
-                    </w:tc>
-                    <w:tc>
-                      <w:tcPr>
-                        <w:tcW w:type="dxa" w:w="317"/>
-                        <w:vAlign w:val="center"/>
-                        <w:tcMar>
-                          <w:top w:w="0" w:type="dxa"/>
-                          <w:left w:w="0" w:type="dxa"/>
-                          <w:bottom w:w="0" w:type="dxa"/>
-                          <w:right w:w="10" w:type="dxa"/>
-                        </w:tcMar>
-                      </w:tcPr>
-                      <w:p>
-                        <w:pPr>
-                          <w:spacing w:after="0"/>
-                          <w:jc w:val="right"/>
-                        </w:pPr>
-                        <w:r>
-                          <w:rPr>
-                            <w:rFonts w:ascii="Trade Gothic Next" w:hAnsi="Trade Gothic Next"/>
-                            <w:b/>
-                            <w:color w:val="55604F"/>
-                            <w:sz w:val="16"/>
-                            <w:u w:val="none"/>
-                          </w:rPr>
-                          <w:t>2s</w:t>
-                        </w:r>
-                      </w:p>
-                    </w:tc>
-                    <w:tc>
-                      <w:tcPr>
-                        <w:tcW w:type="dxa" w:w="274"/>
-                        <w:tcBorders>
-                          <w:top w:val="single" w:sz="6" w:color="5A6068"/>
-                          <w:left w:val="single" w:sz="6" w:color="5A6068"/>
-                          <w:bottom w:val="single" w:sz="6" w:color="5A6068"/>
-                          <w:right w:val="single" w:sz="6" w:color="5A6068"/>
-                        </w:tcBorders>
-                        <w:vAlign w:val="center"/>
-                        <w:tcMar>
-                          <w:top w:w="0" w:type="dxa"/>
-                          <w:left w:w="0" w:type="dxa"/>
-                          <w:bottom w:w="0" w:type="dxa"/>
-                          <w:right w:w="0" w:type="dxa"/>
-                        </w:tcMar>
-                      </w:tcPr>
-                      <w:p>
-                        <w:pPr>
-                          <w:spacing w:after="0"/>
-                          <w:jc w:val="center"/>
-                        </w:pPr>
-                        <w:r>
-                          <w:rPr>
-                            <w:rFonts w:ascii="ShullHand" w:hAnsi="ShullHand"/>
-                            <w:color w:val="4A2466"/>
-                            <w:sz w:val="20"/>
-                          </w:rPr>
-                          <w:t>↑↓</w:t>
-                        </w:r>
-                      </w:p>
-                    </w:tc>
-                    <w:tc>
-                      <w:tcPr>
-                        <w:tcW w:type="dxa" w:w="317"/>
-                        <w:vAlign w:val="center"/>
-                        <w:tcMar>
-                          <w:top w:w="0" w:type="dxa"/>
-                          <w:left w:w="0" w:type="dxa"/>
-                          <w:bottom w:w="0" w:type="dxa"/>
-                          <w:right w:w="10" w:type="dxa"/>
-                        </w:tcMar>
-                      </w:tcPr>
-                      <w:p>
-                        <w:pPr>
-                          <w:spacing w:after="0"/>
-                          <w:jc w:val="right"/>
-                        </w:pPr>
-                        <w:r>
-                          <w:rPr>
-                            <w:rFonts w:ascii="Trade Gothic Next" w:hAnsi="Trade Gothic Next"/>
-                            <w:b/>
-                            <w:color w:val="55604F"/>
-                            <w:sz w:val="16"/>
-                            <w:u w:val="none"/>
-                          </w:rPr>
-                          <w:t>2p</w:t>
-                        </w:r>
-                      </w:p>
-                    </w:tc>
-                    <w:tc>
-                      <w:tcPr>
-                        <w:tcW w:type="dxa" w:w="274"/>
-                        <w:tcBorders>
-                          <w:top w:val="single" w:sz="6" w:color="5A6068"/>
-                          <w:left w:val="single" w:sz="6" w:color="5A6068"/>
-                          <w:bottom w:val="single" w:sz="6" w:color="5A6068"/>
-                          <w:right w:val="single" w:sz="6" w:color="5A6068"/>
-                        </w:tcBorders>
-                        <w:vAlign w:val="center"/>
-                        <w:tcMar>
-                          <w:top w:w="0" w:type="dxa"/>
-                          <w:left w:w="0" w:type="dxa"/>
-                          <w:bottom w:w="0" w:type="dxa"/>
-                          <w:right w:w="0" w:type="dxa"/>
-                        </w:tcMar>
-                      </w:tcPr>
-                      <w:p>
-                        <w:pPr>
-                          <w:spacing w:after="0"/>
-                          <w:jc w:val="center"/>
-                        </w:pPr>
-                        <w:r>
-                          <w:rPr>
-                            <w:rFonts w:ascii="ShullHand" w:hAnsi="ShullHand"/>
-                            <w:color w:val="4A2466"/>
-                            <w:sz w:val="20"/>
-                          </w:rPr>
-                          <w:t>↑↓</w:t>
-                        </w:r>
-                      </w:p>
-                    </w:tc>
-                    <w:tc>
-                      <w:tcPr>
-                        <w:tcW w:type="dxa" w:w="274"/>
-                        <w:tcBorders>
-                          <w:top w:val="single" w:sz="6" w:color="5A6068"/>
-                          <w:left w:val="single" w:sz="6" w:color="5A6068"/>
-                          <w:bottom w:val="single" w:sz="6" w:color="5A6068"/>
-                          <w:right w:val="single" w:sz="6" w:color="5A6068"/>
-                        </w:tcBorders>
-                        <w:vAlign w:val="center"/>
-                        <w:tcMar>
-                          <w:top w:w="0" w:type="dxa"/>
-                          <w:left w:w="0" w:type="dxa"/>
-                          <w:bottom w:w="0" w:type="dxa"/>
-                          <w:right w:w="0" w:type="dxa"/>
-                        </w:tcMar>
-                      </w:tcPr>
-                      <w:p>
-                        <w:pPr>
-                          <w:spacing w:after="0"/>
-                          <w:jc w:val="center"/>
-                        </w:pPr>
-                        <w:r>
-                          <w:rPr>
-                            <w:rFonts w:ascii="ShullHand" w:hAnsi="ShullHand"/>
-                            <w:color w:val="4A2466"/>
-                            <w:sz w:val="20"/>
-                          </w:rPr>
-                          <w:t>↑↓</w:t>
-                        </w:r>
-                      </w:p>
-                    </w:tc>
-                    <w:tc>
-                      <w:tcPr>
-                        <w:tcW w:type="dxa" w:w="274"/>
-                        <w:tcBorders>
-                          <w:top w:val="single" w:sz="6" w:color="5A6068"/>
-                          <w:left w:val="single" w:sz="6" w:color="5A6068"/>
-                          <w:bottom w:val="single" w:sz="6" w:color="5A6068"/>
-                          <w:right w:val="single" w:sz="6" w:color="5A6068"/>
-                        </w:tcBorders>
-                        <w:vAlign w:val="center"/>
-                        <w:tcMar>
-                          <w:top w:w="0" w:type="dxa"/>
-                          <w:left w:w="0" w:type="dxa"/>
-                          <w:bottom w:w="0" w:type="dxa"/>
-                          <w:right w:w="0" w:type="dxa"/>
-                        </w:tcMar>
-                      </w:tcPr>
-                      <w:p>
-                        <w:pPr>
-                          <w:spacing w:after="0"/>
-                          <w:jc w:val="center"/>
-                        </w:pPr>
-                        <w:r>
-                          <w:rPr>
-                            <w:rFonts w:ascii="ShullHand" w:hAnsi="ShullHand"/>
-                            <w:color w:val="4A2466"/>
-                            <w:sz w:val="20"/>
-                          </w:rPr>
-                          <w:t>↑↓</w:t>
-                        </w:r>
-                      </w:p>
-                    </w:tc>
-                    <w:tc>
-                      <w:tcPr>
-                        <w:tcW w:type="dxa" w:w="317"/>
-                        <w:vAlign w:val="center"/>
-                        <w:tcMar>
-                          <w:top w:w="0" w:type="dxa"/>
-                          <w:left w:w="0" w:type="dxa"/>
-                          <w:bottom w:w="0" w:type="dxa"/>
-                          <w:right w:w="10" w:type="dxa"/>
-                        </w:tcMar>
-                      </w:tcPr>
-                      <w:p>
-                        <w:pPr>
-                          <w:spacing w:after="0"/>
-                          <w:jc w:val="right"/>
-                        </w:pPr>
-                        <w:r>
-                          <w:rPr>
-                            <w:rFonts w:ascii="Trade Gothic Next" w:hAnsi="Trade Gothic Next"/>
-                            <w:b/>
-                            <w:color w:val="55604F"/>
-                            <w:sz w:val="16"/>
-                            <w:u w:val="none"/>
-                          </w:rPr>
-                          <w:t>3s</w:t>
-                        </w:r>
-                      </w:p>
-                    </w:tc>
-                    <w:tc>
-                      <w:tcPr>
-                        <w:tcW w:type="dxa" w:w="274"/>
-                        <w:tcBorders>
-                          <w:top w:val="single" w:sz="6" w:color="5A6068"/>
-                          <w:left w:val="single" w:sz="6" w:color="5A6068"/>
-                          <w:bottom w:val="single" w:sz="6" w:color="5A6068"/>
-                          <w:right w:val="single" w:sz="6" w:color="5A6068"/>
-                        </w:tcBorders>
-                        <w:vAlign w:val="center"/>
-                        <w:tcMar>
-                          <w:top w:w="0" w:type="dxa"/>
-                          <w:left w:w="0" w:type="dxa"/>
-                          <w:bottom w:w="0" w:type="dxa"/>
-                          <w:right w:w="0" w:type="dxa"/>
-                        </w:tcMar>
-                      </w:tcPr>
-                      <w:p>
-                        <w:pPr>
-                          <w:spacing w:after="0"/>
-                          <w:jc w:val="center"/>
-                        </w:pPr>
-                        <w:r>
-                          <w:rPr>
-                            <w:rFonts w:ascii="ShullHand" w:hAnsi="ShullHand"/>
-                            <w:color w:val="4A2466"/>
-                            <w:sz w:val="20"/>
-                          </w:rPr>
-                          <w:t>↑↓</w:t>
-                        </w:r>
-                      </w:p>
-                    </w:tc>
-                    <w:tc>
-                      <w:tcPr>
-                        <w:tcW w:type="dxa" w:w="317"/>
-                        <w:vAlign w:val="center"/>
-                        <w:tcMar>
-                          <w:top w:w="0" w:type="dxa"/>
-                          <w:left w:w="0" w:type="dxa"/>
-                          <w:bottom w:w="0" w:type="dxa"/>
-                          <w:right w:w="10" w:type="dxa"/>
-                        </w:tcMar>
-                      </w:tcPr>
-                      <w:p>
-                        <w:pPr>
-                          <w:spacing w:after="0"/>
-                          <w:jc w:val="right"/>
-                        </w:pPr>
-                        <w:r>
-                          <w:rPr>
-                            <w:rFonts w:ascii="Trade Gothic Next" w:hAnsi="Trade Gothic Next"/>
-                            <w:b/>
-                            <w:color w:val="55604F"/>
-                            <w:sz w:val="16"/>
-                            <w:u w:val="none"/>
-                          </w:rPr>
-                          <w:t>3p</w:t>
-                        </w:r>
-                      </w:p>
-                    </w:tc>
-                    <w:tc>
-                      <w:tcPr>
-                        <w:tcW w:type="dxa" w:w="274"/>
-                        <w:tcBorders>
-                          <w:top w:val="single" w:sz="6" w:color="5A6068"/>
-                          <w:left w:val="single" w:sz="6" w:color="5A6068"/>
-                          <w:bottom w:val="single" w:sz="6" w:color="5A6068"/>
-                          <w:right w:val="single" w:sz="6" w:color="5A6068"/>
-                        </w:tcBorders>
-                        <w:vAlign w:val="center"/>
-                        <w:tcMar>
-                          <w:top w:w="0" w:type="dxa"/>
-                          <w:left w:w="0" w:type="dxa"/>
-                          <w:bottom w:w="0" w:type="dxa"/>
-                          <w:right w:w="0" w:type="dxa"/>
-                        </w:tcMar>
-                      </w:tcPr>
-                      <w:p>
-                        <w:pPr>
-                          <w:spacing w:after="0"/>
-                          <w:jc w:val="center"/>
-                        </w:pPr>
-                        <w:r>
-                          <w:rPr>
-                            <w:rFonts w:ascii="ShullHand" w:hAnsi="ShullHand"/>
-                            <w:color w:val="4A2466"/>
-                            <w:sz w:val="20"/>
-                          </w:rPr>
-                          <w:t>↑↓</w:t>
-                        </w:r>
-                      </w:p>
-                    </w:tc>
-                    <w:tc>
-                      <w:tcPr>
-                        <w:tcW w:type="dxa" w:w="274"/>
-                        <w:tcBorders>
-                          <w:top w:val="single" w:sz="6" w:color="5A6068"/>
-                          <w:left w:val="single" w:sz="6" w:color="5A6068"/>
-                          <w:bottom w:val="single" w:sz="6" w:color="5A6068"/>
-                          <w:right w:val="single" w:sz="6" w:color="5A6068"/>
-                        </w:tcBorders>
-                        <w:vAlign w:val="center"/>
-                        <w:tcMar>
-                          <w:top w:w="0" w:type="dxa"/>
-                          <w:left w:w="0" w:type="dxa"/>
-                          <w:bottom w:w="0" w:type="dxa"/>
-                          <w:right w:w="0" w:type="dxa"/>
-                        </w:tcMar>
-                      </w:tcPr>
-                      <w:p>
-                        <w:pPr>
-                          <w:spacing w:after="0"/>
-                          <w:jc w:val="center"/>
-                        </w:pPr>
-                        <w:r>
-                          <w:rPr>
-                            <w:rFonts w:ascii="ShullHand" w:hAnsi="ShullHand"/>
-                            <w:color w:val="4A2466"/>
-                            <w:sz w:val="20"/>
-                          </w:rPr>
-                          <w:t>↑</w:t>
-                        </w:r>
-                      </w:p>
-                    </w:tc>
-                    <w:tc>
-                      <w:tcPr>
-                        <w:tcW w:type="dxa" w:w="274"/>
-                        <w:tcBorders>
-                          <w:top w:val="single" w:sz="6" w:color="5A6068"/>
-                          <w:left w:val="single" w:sz="6" w:color="5A6068"/>
-                          <w:bottom w:val="single" w:sz="6" w:color="5A6068"/>
-                          <w:right w:val="single" w:sz="6" w:color="5A6068"/>
-                        </w:tcBorders>
-                        <w:vAlign w:val="center"/>
-                        <w:tcMar>
-                          <w:top w:w="0" w:type="dxa"/>
-                          <w:left w:w="0" w:type="dxa"/>
-                          <w:bottom w:w="0" w:type="dxa"/>
-                          <w:right w:w="0" w:type="dxa"/>
-                        </w:tcMar>
-                      </w:tcPr>
-                      <w:p>
-                        <w:pPr>
-                          <w:spacing w:after="0"/>
-                          <w:jc w:val="center"/>
-                        </w:pPr>
-                        <w:r>
-                          <w:rPr>
-                            <w:rFonts w:ascii="ShullHand" w:hAnsi="ShullHand"/>
-                            <w:color w:val="4A2466"/>
-                            <w:sz w:val="20"/>
-                          </w:rPr>
-                          <w:t>↑</w:t>
-                        </w:r>
-                      </w:p>
-                    </w:tc>
-                  </w:tr>
-                </w:tbl>
+              </w:tc>
+              <w:tc>
+                <w:tcPr>
+                  <w:tcW w:type="dxa" w:w="274"/>
+                  <w:tcBorders>
+                    <w:top w:val="single" w:sz="6" w:color="5A6068"/>
+                    <w:left w:val="single" w:sz="6" w:color="5A6068"/>
+                    <w:bottom w:val="single" w:sz="6" w:color="5A6068"/>
+                    <w:right w:val="single" w:sz="6" w:color="5A6068"/>
+                  </w:tcBorders>
+                  <w:vAlign w:val="center"/>
+                  <w:tcMar>
+                    <w:top w:w="0" w:type="dxa"/>
+                    <w:left w:w="0" w:type="dxa"/>
+                    <w:bottom w:w="0" w:type="dxa"/>
+                    <w:right w:w="0" w:type="dxa"/>
+                  </w:tcMar>
+                </w:tcPr>
                 <w:p>
                   <w:pPr>
-                    <w:spacing w:before="0" w:after="0" w:line="20" w:lineRule="exact"/>
+                    <w:spacing w:after="0"/>
+                    <w:jc w:val="center"/>
                   </w:pPr>
+                  <w:r>
+                    <w:rPr>
+                      <w:rFonts w:ascii="ShullHand" w:hAnsi="ShullHand"/>
+                      <w:color w:val="4A2466"/>
+                      <w:sz w:val="20"/>
+                    </w:rPr>
+                    <w:t>↑↓</w:t>
+                  </w:r>
+                </w:p>
+              </w:tc>
+              <w:tc>
+                <w:tcPr>
+                  <w:tcW w:type="dxa" w:w="317"/>
+                  <w:vAlign w:val="center"/>
+                  <w:tcMar>
+                    <w:top w:w="0" w:type="dxa"/>
+                    <w:left w:w="0" w:type="dxa"/>
+                    <w:bottom w:w="0" w:type="dxa"/>
+                    <w:right w:w="10" w:type="dxa"/>
+                  </w:tcMar>
+                </w:tcPr>
+                <w:p>
+                  <w:pPr>
+                    <w:spacing w:after="0"/>
+                    <w:jc w:val="right"/>
+                  </w:pPr>
+                  <w:r>
+                    <w:rPr>
+                      <w:rFonts w:ascii="Trade Gothic Next" w:hAnsi="Trade Gothic Next"/>
+                      <w:b/>
+                      <w:color w:val="55604F"/>
+                      <w:sz w:val="16"/>
+                      <w:u w:val="none"/>
+                    </w:rPr>
+                    <w:t>3p</w:t>
+                  </w:r>
+                </w:p>
+              </w:tc>
+              <w:tc>
+                <w:tcPr>
+                  <w:tcW w:type="dxa" w:w="274"/>
+                  <w:tcBorders>
+                    <w:top w:val="single" w:sz="6" w:color="5A6068"/>
+                    <w:left w:val="single" w:sz="6" w:color="5A6068"/>
+                    <w:bottom w:val="single" w:sz="6" w:color="5A6068"/>
+                    <w:right w:val="single" w:sz="6" w:color="5A6068"/>
+                  </w:tcBorders>
+                  <w:vAlign w:val="center"/>
+                  <w:tcMar>
+                    <w:top w:w="0" w:type="dxa"/>
+                    <w:left w:w="0" w:type="dxa"/>
+                    <w:bottom w:w="0" w:type="dxa"/>
+                    <w:right w:w="0" w:type="dxa"/>
+                  </w:tcMar>
+                </w:tcPr>
+                <w:p>
+                  <w:pPr>
+                    <w:spacing w:after="0"/>
+                    <w:jc w:val="center"/>
+                  </w:pPr>
+                  <w:r>
+                    <w:rPr>
+                      <w:rFonts w:ascii="ShullHand" w:hAnsi="ShullHand"/>
+                      <w:color w:val="4A2466"/>
+                      <w:sz w:val="20"/>
+                    </w:rPr>
+                    <w:t>↑↓</w:t>
+                  </w:r>
+                </w:p>
+              </w:tc>
+              <w:tc>
+                <w:tcPr>
+                  <w:tcW w:type="dxa" w:w="274"/>
+                  <w:tcBorders>
+                    <w:top w:val="single" w:sz="6" w:color="5A6068"/>
+                    <w:left w:val="single" w:sz="6" w:color="5A6068"/>
+                    <w:bottom w:val="single" w:sz="6" w:color="5A6068"/>
+                    <w:right w:val="single" w:sz="6" w:color="5A6068"/>
+                  </w:tcBorders>
+                  <w:vAlign w:val="center"/>
+                  <w:tcMar>
+                    <w:top w:w="0" w:type="dxa"/>
+                    <w:left w:w="0" w:type="dxa"/>
+                    <w:bottom w:w="0" w:type="dxa"/>
+                    <w:right w:w="0" w:type="dxa"/>
+                  </w:tcMar>
+                </w:tcPr>
+                <w:p>
+                  <w:pPr>
+                    <w:spacing w:after="0"/>
+                    <w:jc w:val="center"/>
+                  </w:pPr>
+                  <w:r>
+                    <w:rPr>
+                      <w:rFonts w:ascii="ShullHand" w:hAnsi="ShullHand"/>
+                      <w:color w:val="4A2466"/>
+                      <w:sz w:val="20"/>
+                    </w:rPr>
+                    <w:t>↑</w:t>
+                  </w:r>
+                </w:p>
+              </w:tc>
+              <w:tc>
+                <w:tcPr>
+                  <w:tcW w:type="dxa" w:w="274"/>
+                  <w:tcBorders>
+                    <w:top w:val="single" w:sz="6" w:color="5A6068"/>
+                    <w:left w:val="single" w:sz="6" w:color="5A6068"/>
+                    <w:bottom w:val="single" w:sz="6" w:color="5A6068"/>
+                    <w:right w:val="single" w:sz="6" w:color="5A6068"/>
+                  </w:tcBorders>
+                  <w:vAlign w:val="center"/>
+                  <w:tcMar>
+                    <w:top w:w="0" w:type="dxa"/>
+                    <w:left w:w="0" w:type="dxa"/>
+                    <w:bottom w:w="0" w:type="dxa"/>
+                    <w:right w:w="0" w:type="dxa"/>
+                  </w:tcMar>
+                </w:tcPr>
+                <w:p>
+                  <w:pPr>
+                    <w:spacing w:after="0"/>
+                    <w:jc w:val="center"/>
+                  </w:pPr>
+                  <w:r>
+                    <w:rPr>
+                      <w:rFonts w:ascii="ShullHand" w:hAnsi="ShullHand"/>
+                      <w:color w:val="4A2466"/>
+                      <w:sz w:val="20"/>
+                    </w:rPr>
+                    <w:t>↑</w:t>
+                  </w:r>
                 </w:p>
               </w:tc>
             </w:tr>
@@ -3957,12 +3852,23 @@
     </w:tbl>
     <w:p>
       <w:pPr>
-        <w:spacing w:before="0" w:after="0" w:line="120" w:lineRule="exact"/>
+        <w:spacing w:before="0" w:after="0" w:line="160" w:lineRule="exact"/>
       </w:pPr>
       <w:r>
         <w:rPr>
           <w:rFonts w:ascii="Trade Gothic Next" w:hAnsi="Trade Gothic Next"/>
-          <w:sz w:val="8"/>
+          <w:sz w:val="12"/>
+        </w:rPr>
+      </w:r>
+    </w:p>
+    <w:p>
+      <w:pPr>
+        <w:spacing w:before="0" w:after="0" w:line="140" w:lineRule="exact"/>
+      </w:pPr>
+      <w:r>
+        <w:rPr>
+          <w:rFonts w:ascii="Trade Gothic Next" w:hAnsi="Trade Gothic Next"/>
+          <w:sz w:val="10"/>
         </w:rPr>
       </w:r>
     </w:p>
@@ -3982,12 +3888,11 @@
           <w:tcPr>
             <w:tcW w:type="dxa" w:w="9072"/>
             <w:tcBorders>
-              <w:top w:val="single" w:sz="12" w:color="14161B"/>
-              <w:bottom w:val="single" w:sz="18" w:color="A3E635"/>
+              <w:bottom w:val="single" w:sz="10" w:color="14161B"/>
             </w:tcBorders>
             <w:vAlign w:val="center"/>
             <w:tcMar>
-              <w:top w:w="30" w:type="dxa"/>
+              <w:top w:w="0" w:type="dxa"/>
               <w:left w:w="0" w:type="dxa"/>
               <w:bottom w:w="30" w:type="dxa"/>
               <w:right w:w="60" w:type="dxa"/>
@@ -4004,10 +3909,10 @@
                 <w:rFonts w:ascii="Trade Gothic Next" w:hAnsi="Trade Gothic Next"/>
                 <w:b/>
                 <w:color w:val="14161B"/>
-                <w:sz w:val="18"/>
+                <w:sz w:val="20"/>
                 <w:u w:val="none"/>
               </w:rPr>
-              <w:t>PART 3  ·  NOBLE-GAS SHORTHAND</w:t>
+              <w:t>Part 3   Noble-gas shorthand</w:t>
             </w:r>
           </w:p>
         </w:tc>
@@ -4015,15 +3920,14 @@
           <w:tcPr>
             <w:tcW w:type="dxa" w:w="1728"/>
             <w:tcBorders>
-              <w:top w:val="single" w:sz="12" w:color="14161B"/>
-              <w:bottom w:val="single" w:sz="18" w:color="A3E635"/>
+              <w:bottom w:val="single" w:sz="10" w:color="14161B"/>
             </w:tcBorders>
             <w:vAlign w:val="center"/>
             <w:tcMar>
-              <w:top w:w="30" w:type="dxa"/>
+              <w:top w:w="0" w:type="dxa"/>
               <w:left w:w="60" w:type="dxa"/>
               <w:bottom w:w="30" w:type="dxa"/>
-              <w:right w:w="60" w:type="dxa"/>
+              <w:right w:w="0" w:type="dxa"/>
             </w:tcMar>
           </w:tcPr>
           <w:p>
@@ -4035,12 +3939,12 @@
             <w:r>
               <w:rPr>
                 <w:rFonts w:ascii="Trade Gothic Next" w:hAnsi="Trade Gothic Next"/>
-                <w:b/>
+                <w:b w:val="0"/>
                 <w:color w:val="55604F"/>
-                <w:sz w:val="17"/>
+                <w:sz w:val="18"/>
                 <w:u w:val="none"/>
               </w:rPr>
-              <w:t>4 pts</w:t>
+              <w:t>4 points</w:t>
             </w:r>
           </w:p>
         </w:tc>
@@ -4066,12 +3970,16 @@
       </w:tblPr>
       <w:tblGrid>
         <w:gridCol w:w="648"/>
-        <w:gridCol w:w="1512"/>
-        <w:gridCol w:w="8640"/>
+        <w:gridCol w:w="1224"/>
+        <w:gridCol w:w="3528"/>
+        <w:gridCol w:w="648"/>
+        <w:gridCol w:w="1224"/>
+        <w:gridCol w:w="3528"/>
       </w:tblGrid>
       <w:tr>
         <w:trPr>
           <w:cantSplit/>
+          <w:trHeight w:val="1238" w:hRule="atLeast"/>
         </w:trPr>
         <w:tc>
           <w:tcPr>
@@ -4103,268 +4011,133 @@
         </w:tc>
         <w:tc>
           <w:tcPr>
-            <w:tcW w:type="dxa" w:w="1512"/>
+            <w:tcW w:type="dxa" w:w="1224"/>
             <w:vAlign w:val="center"/>
             <w:tcMar>
-              <w:top w:w="40" w:type="dxa"/>
+              <w:top w:w="0" w:type="dxa"/>
               <w:left w:w="0" w:type="dxa"/>
-              <w:bottom w:w="40" w:type="dxa"/>
-              <w:right w:w="60" w:type="dxa"/>
+              <w:bottom w:w="0" w:type="dxa"/>
+              <w:right w:w="0" w:type="dxa"/>
             </w:tcMar>
           </w:tcPr>
           <w:p>
             <w:pPr>
               <w:spacing w:after="0"/>
               <w:jc w:val="left"/>
-              <w:spacing w:before="0" w:after="0" w:line="20" w:lineRule="exact"/>
             </w:pPr>
-          </w:p>
-          <w:tbl>
-            <w:tblPr>
-              <w:tblW w:type="auto" w:w="0"/>
-              <w:tblLayout w:type="fixed"/>
-              <w:tblLook w:firstColumn="1" w:firstRow="1" w:lastColumn="0" w:lastRow="0" w:noHBand="0" w:noVBand="1" w:val="04A0"/>
-              <w:tblLayout w:type="fixed"/>
-            </w:tblPr>
-            <w:tblGrid>
-              <w:gridCol w:w="1008"/>
-            </w:tblGrid>
-            <w:tr>
-              <w:trPr>
-                <w:cantSplit/>
-                <w:trHeight w:val="892" w:hRule="atLeast"/>
-              </w:trPr>
-              <w:tc>
-                <w:tcPr>
-                  <w:tcW w:type="dxa" w:w="1008"/>
-                  <w:tcBorders>
-                    <w:top w:val="single" w:sz="12" w:color="A3E635"/>
-                    <w:left w:val="single" w:sz="12" w:color="A3E635"/>
-                    <w:bottom w:val="single" w:sz="12" w:color="A3E635"/>
-                    <w:right w:val="single" w:sz="12" w:color="A3E635"/>
-                  </w:tcBorders>
-                  <w:tcMar>
-                    <w:top w:w="20" w:type="dxa"/>
-                    <w:left w:w="50" w:type="dxa"/>
-                    <w:bottom w:w="20" w:type="dxa"/>
-                    <w:right w:w="40" w:type="dxa"/>
-                  </w:tcMar>
-                  <w:vAlign w:val="center"/>
-                </w:tcPr>
-                <w:p>
-                  <w:pPr>
-                    <w:spacing w:after="0"/>
-                  </w:pPr>
-                  <w:r>
-                    <w:rPr>
-                      <w:rFonts w:ascii="Trade Gothic Next" w:hAnsi="Trade Gothic Next"/>
-                      <w:b/>
-                      <w:color w:val="55604F"/>
-                      <w:sz w:val="16"/>
-                      <w:u w:val="none"/>
-                    </w:rPr>
-                    <w:t>25</w:t>
-                  </w:r>
-                </w:p>
-                <w:p>
-                  <w:pPr>
-                    <w:spacing w:after="0"/>
-                    <w:jc w:val="center"/>
-                  </w:pPr>
-                  <w:r>
-                    <w:rPr>
-                      <w:rFonts w:ascii="Trade Gothic Next" w:hAnsi="Trade Gothic Next"/>
-                      <w:b/>
-                      <w:color w:val="14161B"/>
-                      <w:sz w:val="32"/>
-                      <w:u w:val="none"/>
-                    </w:rPr>
-                    <w:t>Mn</w:t>
-                  </w:r>
-                </w:p>
-              </w:tc>
-            </w:tr>
-          </w:tbl>
-          <w:p>
-            <w:pPr>
-              <w:spacing w:before="0" w:after="0" w:line="20" w:lineRule="exact"/>
-            </w:pPr>
+            <w:r>
+              <w:drawing>
+                <wp:inline xmlns:a="http://schemas.openxmlformats.org/drawingml/2006/main" xmlns:pic="http://schemas.openxmlformats.org/drawingml/2006/picture">
+                  <wp:extent cx="658368" cy="658368"/>
+                  <wp:docPr id="3" name="Picture 3"/>
+                  <wp:cNvGraphicFramePr>
+                    <a:graphicFrameLocks noChangeAspect="1"/>
+                  </wp:cNvGraphicFramePr>
+                  <a:graphic>
+                    <a:graphicData uri="http://schemas.openxmlformats.org/drawingml/2006/picture">
+                      <pic:pic>
+                        <pic:nvPicPr>
+                          <pic:cNvPr id="0" name="tile_25.png"/>
+                          <pic:cNvPicPr/>
+                        </pic:nvPicPr>
+                        <pic:blipFill>
+                          <a:blip r:embed="rId11"/>
+                          <a:stretch>
+                            <a:fillRect/>
+                          </a:stretch>
+                        </pic:blipFill>
+                        <pic:spPr>
+                          <a:xfrm>
+                            <a:off x="0" y="0"/>
+                            <a:ext cx="658368" cy="658368"/>
+                          </a:xfrm>
+                          <a:prstGeom prst="rect"/>
+                        </pic:spPr>
+                      </pic:pic>
+                    </a:graphicData>
+                  </a:graphic>
+                </wp:inline>
+              </w:drawing>
+            </w:r>
           </w:p>
         </w:tc>
         <w:tc>
           <w:tcPr>
-            <w:tcW w:type="dxa" w:w="8640"/>
-            <w:vAlign w:val="center"/>
+            <w:tcW w:type="dxa" w:w="3528"/>
+            <w:vAlign w:val="bottom"/>
             <w:tcMar>
-              <w:top w:w="10" w:type="dxa"/>
-              <w:left w:w="60" w:type="dxa"/>
-              <w:bottom w:w="10" w:type="dxa"/>
+              <w:top w:w="0" w:type="dxa"/>
+              <w:left w:w="80" w:type="dxa"/>
+              <w:bottom w:w="40" w:type="dxa"/>
               <w:right w:w="60" w:type="dxa"/>
             </w:tcMar>
+            <w:tcBorders>
+              <w:bottom w:val="single" w:sz="6" w:color="C8CDC2"/>
+            </w:tcBorders>
           </w:tcPr>
           <w:p>
             <w:pPr>
               <w:spacing w:after="0"/>
               <w:jc w:val="left"/>
-              <w:spacing w:before="0" w:after="0" w:line="20" w:lineRule="exact"/>
             </w:pPr>
-          </w:p>
-          <w:tbl>
-            <w:tblPr>
-              <w:tblW w:type="auto" w:w="0"/>
-              <w:tblLayout w:type="fixed"/>
-              <w:tblLook w:firstColumn="1" w:firstRow="1" w:lastColumn="0" w:lastRow="0" w:noHBand="0" w:noVBand="1" w:val="04A0"/>
-              <w:tblLayout w:type="fixed"/>
-            </w:tblPr>
-            <w:tblGrid>
-              <w:gridCol w:w="1440"/>
-              <w:gridCol w:w="7056"/>
-            </w:tblGrid>
-            <w:tr>
-              <w:trPr>
-                <w:cantSplit/>
-                <w:trHeight w:val="633" w:hRule="atLeast"/>
-              </w:trPr>
-              <w:tc>
-                <w:tcPr>
-                  <w:tcW w:type="dxa" w:w="1440"/>
-                  <w:vAlign w:val="bottom"/>
-                  <w:tcMar>
-                    <w:top w:w="0" w:type="dxa"/>
-                    <w:left w:w="0" w:type="dxa"/>
-                    <w:bottom w:w="10" w:type="dxa"/>
-                    <w:right w:w="0" w:type="dxa"/>
-                  </w:tcMar>
-                </w:tcPr>
-                <w:p>
-                  <w:pPr>
-                    <w:spacing w:after="0"/>
-                  </w:pPr>
-                  <w:r>
-                    <w:rPr>
-                      <w:rFonts w:ascii="Trade Gothic Next" w:hAnsi="Trade Gothic Next"/>
-                      <w:b/>
-                      <w:color w:val="14161B"/>
-                      <w:sz w:val="18"/>
-                      <w:u w:val="none"/>
-                    </w:rPr>
-                    <w:t>Shorthand</w:t>
-                  </w:r>
-                </w:p>
-              </w:tc>
-              <w:tc>
-                <w:tcPr>
-                  <w:tcW w:type="dxa" w:w="7056"/>
-                  <w:vAlign w:val="bottom"/>
-                  <w:tcMar>
-                    <w:top w:w="0" w:type="dxa"/>
-                    <w:left w:w="0" w:type="dxa"/>
-                    <w:bottom w:w="10" w:type="dxa"/>
-                    <w:right w:w="0" w:type="dxa"/>
-                  </w:tcMar>
-                  <w:tcBorders>
-                    <w:bottom w:val="single" w:sz="6" w:color="C8CDC2"/>
-                  </w:tcBorders>
-                </w:tcPr>
-                <w:p>
-                  <w:pPr>
-                    <w:spacing w:after="0"/>
-                  </w:pPr>
-                  <w:r>
-                    <w:rPr>
-                      <w:rFonts w:ascii="Patrick Hand" w:hAnsi="Patrick Hand"/>
-                      <w:color w:val="4A2466"/>
-                      <w:sz w:val="24"/>
-                      <w:bdr w:val="single" w:sz="8" w:space="1" w:color="9F1D2C"/>
-                    </w:rPr>
-                    <w:t xml:space="preserve">[Ar] </w:t>
-                  </w:r>
-                  <w:r>
-                    <w:rPr>
-                      <w:rFonts w:ascii="Patrick Hand" w:hAnsi="Patrick Hand"/>
-                      <w:color w:val="4A2466"/>
-                      <w:sz w:val="24"/>
-                      <w:bdr w:val="single" w:sz="8" w:space="1" w:color="9F1D2C"/>
-                    </w:rPr>
-                    <w:t>4s</w:t>
-                  </w:r>
-                  <w:r>
-                    <w:rPr>
-                      <w:rFonts w:ascii="Patrick Hand" w:hAnsi="Patrick Hand"/>
-                      <w:color w:val="4A2466"/>
-                      <w:sz w:val="24"/>
-                      <w:vertAlign w:val="superscript"/>
-                      <w:bdr w:val="single" w:sz="8" w:space="1" w:color="9F1D2C"/>
-                    </w:rPr>
-                    <w:t>2</w:t>
-                  </w:r>
-                  <w:r>
-                    <w:rPr>
-                      <w:rFonts w:ascii="Patrick Hand" w:hAnsi="Patrick Hand"/>
-                      <w:color w:val="4A2466"/>
-                      <w:sz w:val="24"/>
-                      <w:bdr w:val="single" w:sz="8" w:space="1" w:color="9F1D2C"/>
-                    </w:rPr>
-                    <w:t xml:space="preserve"> </w:t>
-                  </w:r>
-                  <w:r>
-                    <w:rPr>
-                      <w:rFonts w:ascii="Patrick Hand" w:hAnsi="Patrick Hand"/>
-                      <w:color w:val="4A2466"/>
-                      <w:sz w:val="24"/>
-                      <w:bdr w:val="single" w:sz="8" w:space="1" w:color="9F1D2C"/>
-                    </w:rPr>
-                    <w:t>3d</w:t>
-                  </w:r>
-                  <w:r>
-                    <w:rPr>
-                      <w:rFonts w:ascii="Patrick Hand" w:hAnsi="Patrick Hand"/>
-                      <w:color w:val="4A2466"/>
-                      <w:sz w:val="24"/>
-                      <w:vertAlign w:val="superscript"/>
-                      <w:bdr w:val="single" w:sz="8" w:space="1" w:color="9F1D2C"/>
-                    </w:rPr>
-                    <w:t>5</w:t>
-                  </w:r>
-                </w:p>
-              </w:tc>
-            </w:tr>
-          </w:tbl>
-          <w:p>
-            <w:pPr>
-              <w:spacing w:before="0" w:after="0" w:line="20" w:lineRule="exact"/>
-            </w:pPr>
+            <w:r>
+              <w:rPr>
+                <w:rFonts w:ascii="Patrick Hand" w:hAnsi="Patrick Hand"/>
+                <w:color w:val="4A2466"/>
+                <w:sz w:val="22"/>
+                <w:bdr w:val="single" w:sz="8" w:space="1" w:color="9F1D2C"/>
+              </w:rPr>
+              <w:t xml:space="preserve">[Ar] </w:t>
+            </w:r>
+            <w:r>
+              <w:rPr>
+                <w:rFonts w:ascii="Patrick Hand" w:hAnsi="Patrick Hand"/>
+                <w:color w:val="4A2466"/>
+                <w:sz w:val="22"/>
+                <w:bdr w:val="single" w:sz="8" w:space="1" w:color="9F1D2C"/>
+              </w:rPr>
+              <w:t>4s</w:t>
+            </w:r>
+            <w:r>
+              <w:rPr>
+                <w:rFonts w:ascii="Patrick Hand" w:hAnsi="Patrick Hand"/>
+                <w:color w:val="4A2466"/>
+                <w:sz w:val="22"/>
+                <w:vertAlign w:val="superscript"/>
+                <w:bdr w:val="single" w:sz="8" w:space="1" w:color="9F1D2C"/>
+              </w:rPr>
+              <w:t>2</w:t>
+            </w:r>
+            <w:r>
+              <w:rPr>
+                <w:rFonts w:ascii="Patrick Hand" w:hAnsi="Patrick Hand"/>
+                <w:color w:val="4A2466"/>
+                <w:sz w:val="22"/>
+                <w:bdr w:val="single" w:sz="8" w:space="1" w:color="9F1D2C"/>
+              </w:rPr>
+              <w:t xml:space="preserve"> </w:t>
+            </w:r>
+            <w:r>
+              <w:rPr>
+                <w:rFonts w:ascii="Patrick Hand" w:hAnsi="Patrick Hand"/>
+                <w:color w:val="4A2466"/>
+                <w:sz w:val="22"/>
+                <w:bdr w:val="single" w:sz="8" w:space="1" w:color="9F1D2C"/>
+              </w:rPr>
+              <w:t>3d</w:t>
+            </w:r>
+            <w:r>
+              <w:rPr>
+                <w:rFonts w:ascii="Patrick Hand" w:hAnsi="Patrick Hand"/>
+                <w:color w:val="4A2466"/>
+                <w:sz w:val="22"/>
+                <w:vertAlign w:val="superscript"/>
+                <w:bdr w:val="single" w:sz="8" w:space="1" w:color="9F1D2C"/>
+              </w:rPr>
+              <w:t>5</w:t>
+            </w:r>
           </w:p>
         </w:tc>
-      </w:tr>
-    </w:tbl>
-    <w:p>
-      <w:pPr>
-        <w:spacing w:before="0" w:after="0" w:line="60" w:lineRule="exact"/>
-      </w:pPr>
-      <w:r>
-        <w:rPr>
-          <w:rFonts w:ascii="Trade Gothic Next" w:hAnsi="Trade Gothic Next"/>
-          <w:sz w:val="2"/>
-        </w:rPr>
-      </w:r>
-    </w:p>
-    <w:tbl>
-      <w:tblPr>
-        <w:tblW w:type="auto" w:w="0"/>
-        <w:tblLayout w:type="fixed"/>
-        <w:tblLook w:firstColumn="1" w:firstRow="1" w:lastColumn="0" w:lastRow="0" w:noHBand="0" w:noVBand="1" w:val="04A0"/>
-        <w:tblLayout w:type="fixed"/>
-      </w:tblPr>
-      <w:tblGrid>
-        <w:gridCol w:w="648"/>
-        <w:gridCol w:w="1512"/>
-        <w:gridCol w:w="8640"/>
-      </w:tblGrid>
-      <w:tr>
-        <w:trPr>
-          <w:cantSplit/>
-        </w:trPr>
         <w:tc>
           <w:tcPr>
             <w:tcW w:type="dxa" w:w="648"/>
@@ -4395,265 +4168,159 @@
         </w:tc>
         <w:tc>
           <w:tcPr>
-            <w:tcW w:type="dxa" w:w="1512"/>
+            <w:tcW w:type="dxa" w:w="1224"/>
             <w:vAlign w:val="center"/>
             <w:tcMar>
-              <w:top w:w="40" w:type="dxa"/>
+              <w:top w:w="0" w:type="dxa"/>
               <w:left w:w="0" w:type="dxa"/>
-              <w:bottom w:w="40" w:type="dxa"/>
-              <w:right w:w="60" w:type="dxa"/>
+              <w:bottom w:w="0" w:type="dxa"/>
+              <w:right w:w="0" w:type="dxa"/>
             </w:tcMar>
           </w:tcPr>
           <w:p>
             <w:pPr>
               <w:spacing w:after="0"/>
               <w:jc w:val="left"/>
-              <w:spacing w:before="0" w:after="0" w:line="20" w:lineRule="exact"/>
             </w:pPr>
-          </w:p>
-          <w:tbl>
-            <w:tblPr>
-              <w:tblW w:type="auto" w:w="0"/>
-              <w:tblLayout w:type="fixed"/>
-              <w:tblLook w:firstColumn="1" w:firstRow="1" w:lastColumn="0" w:lastRow="0" w:noHBand="0" w:noVBand="1" w:val="04A0"/>
-              <w:tblLayout w:type="fixed"/>
-            </w:tblPr>
-            <w:tblGrid>
-              <w:gridCol w:w="1008"/>
-            </w:tblGrid>
-            <w:tr>
-              <w:trPr>
-                <w:cantSplit/>
-                <w:trHeight w:val="892" w:hRule="atLeast"/>
-              </w:trPr>
-              <w:tc>
-                <w:tcPr>
-                  <w:tcW w:type="dxa" w:w="1008"/>
-                  <w:tcBorders>
-                    <w:top w:val="single" w:sz="12" w:color="A3E635"/>
-                    <w:left w:val="single" w:sz="12" w:color="A3E635"/>
-                    <w:bottom w:val="single" w:sz="12" w:color="A3E635"/>
-                    <w:right w:val="single" w:sz="12" w:color="A3E635"/>
-                  </w:tcBorders>
-                  <w:tcMar>
-                    <w:top w:w="20" w:type="dxa"/>
-                    <w:left w:w="50" w:type="dxa"/>
-                    <w:bottom w:w="20" w:type="dxa"/>
-                    <w:right w:w="40" w:type="dxa"/>
-                  </w:tcMar>
-                  <w:vAlign w:val="center"/>
-                </w:tcPr>
-                <w:p>
-                  <w:pPr>
-                    <w:spacing w:after="0"/>
-                  </w:pPr>
-                  <w:r>
-                    <w:rPr>
-                      <w:rFonts w:ascii="Trade Gothic Next" w:hAnsi="Trade Gothic Next"/>
-                      <w:b/>
-                      <w:color w:val="55604F"/>
-                      <w:sz w:val="16"/>
-                      <w:u w:val="none"/>
-                    </w:rPr>
-                    <w:t>52</w:t>
-                  </w:r>
-                </w:p>
-                <w:p>
-                  <w:pPr>
-                    <w:spacing w:after="0"/>
-                    <w:jc w:val="center"/>
-                  </w:pPr>
-                  <w:r>
-                    <w:rPr>
-                      <w:rFonts w:ascii="Trade Gothic Next" w:hAnsi="Trade Gothic Next"/>
-                      <w:b/>
-                      <w:color w:val="14161B"/>
-                      <w:sz w:val="32"/>
-                      <w:u w:val="none"/>
-                    </w:rPr>
-                    <w:t>Te</w:t>
-                  </w:r>
-                </w:p>
-              </w:tc>
-            </w:tr>
-          </w:tbl>
-          <w:p>
-            <w:pPr>
-              <w:spacing w:before="0" w:after="0" w:line="20" w:lineRule="exact"/>
-            </w:pPr>
+            <w:r>
+              <w:drawing>
+                <wp:inline xmlns:a="http://schemas.openxmlformats.org/drawingml/2006/main" xmlns:pic="http://schemas.openxmlformats.org/drawingml/2006/picture">
+                  <wp:extent cx="658368" cy="658368"/>
+                  <wp:docPr id="4" name="Picture 4"/>
+                  <wp:cNvGraphicFramePr>
+                    <a:graphicFrameLocks noChangeAspect="1"/>
+                  </wp:cNvGraphicFramePr>
+                  <a:graphic>
+                    <a:graphicData uri="http://schemas.openxmlformats.org/drawingml/2006/picture">
+                      <pic:pic>
+                        <pic:nvPicPr>
+                          <pic:cNvPr id="0" name="tile_52.png"/>
+                          <pic:cNvPicPr/>
+                        </pic:nvPicPr>
+                        <pic:blipFill>
+                          <a:blip r:embed="rId12"/>
+                          <a:stretch>
+                            <a:fillRect/>
+                          </a:stretch>
+                        </pic:blipFill>
+                        <pic:spPr>
+                          <a:xfrm>
+                            <a:off x="0" y="0"/>
+                            <a:ext cx="658368" cy="658368"/>
+                          </a:xfrm>
+                          <a:prstGeom prst="rect"/>
+                        </pic:spPr>
+                      </pic:pic>
+                    </a:graphicData>
+                  </a:graphic>
+                </wp:inline>
+              </w:drawing>
+            </w:r>
           </w:p>
         </w:tc>
         <w:tc>
           <w:tcPr>
-            <w:tcW w:type="dxa" w:w="8640"/>
-            <w:vAlign w:val="center"/>
+            <w:tcW w:type="dxa" w:w="3528"/>
+            <w:vAlign w:val="bottom"/>
             <w:tcMar>
-              <w:top w:w="10" w:type="dxa"/>
-              <w:left w:w="60" w:type="dxa"/>
-              <w:bottom w:w="10" w:type="dxa"/>
+              <w:top w:w="0" w:type="dxa"/>
+              <w:left w:w="80" w:type="dxa"/>
+              <w:bottom w:w="40" w:type="dxa"/>
               <w:right w:w="60" w:type="dxa"/>
             </w:tcMar>
+            <w:tcBorders>
+              <w:bottom w:val="single" w:sz="6" w:color="C8CDC2"/>
+            </w:tcBorders>
           </w:tcPr>
           <w:p>
             <w:pPr>
               <w:spacing w:after="0"/>
               <w:jc w:val="left"/>
-              <w:spacing w:before="0" w:after="0" w:line="20" w:lineRule="exact"/>
             </w:pPr>
-          </w:p>
-          <w:tbl>
-            <w:tblPr>
-              <w:tblW w:type="auto" w:w="0"/>
-              <w:tblLayout w:type="fixed"/>
-              <w:tblLook w:firstColumn="1" w:firstRow="1" w:lastColumn="0" w:lastRow="0" w:noHBand="0" w:noVBand="1" w:val="04A0"/>
-              <w:tblLayout w:type="fixed"/>
-            </w:tblPr>
-            <w:tblGrid>
-              <w:gridCol w:w="1440"/>
-              <w:gridCol w:w="7056"/>
-            </w:tblGrid>
-            <w:tr>
-              <w:trPr>
-                <w:cantSplit/>
-                <w:trHeight w:val="633" w:hRule="atLeast"/>
-              </w:trPr>
-              <w:tc>
-                <w:tcPr>
-                  <w:tcW w:type="dxa" w:w="1440"/>
-                  <w:vAlign w:val="bottom"/>
-                  <w:tcMar>
-                    <w:top w:w="0" w:type="dxa"/>
-                    <w:left w:w="0" w:type="dxa"/>
-                    <w:bottom w:w="10" w:type="dxa"/>
-                    <w:right w:w="0" w:type="dxa"/>
-                  </w:tcMar>
-                </w:tcPr>
-                <w:p>
-                  <w:pPr>
-                    <w:spacing w:after="0"/>
-                  </w:pPr>
-                  <w:r>
-                    <w:rPr>
-                      <w:rFonts w:ascii="Trade Gothic Next" w:hAnsi="Trade Gothic Next"/>
-                      <w:b/>
-                      <w:color w:val="14161B"/>
-                      <w:sz w:val="18"/>
-                      <w:u w:val="none"/>
-                    </w:rPr>
-                    <w:t>Shorthand</w:t>
-                  </w:r>
-                </w:p>
-              </w:tc>
-              <w:tc>
-                <w:tcPr>
-                  <w:tcW w:type="dxa" w:w="7056"/>
-                  <w:vAlign w:val="bottom"/>
-                  <w:tcMar>
-                    <w:top w:w="0" w:type="dxa"/>
-                    <w:left w:w="0" w:type="dxa"/>
-                    <w:bottom w:w="10" w:type="dxa"/>
-                    <w:right w:w="0" w:type="dxa"/>
-                  </w:tcMar>
-                  <w:tcBorders>
-                    <w:bottom w:val="single" w:sz="6" w:color="C8CDC2"/>
-                  </w:tcBorders>
-                </w:tcPr>
-                <w:p>
-                  <w:pPr>
-                    <w:spacing w:after="0"/>
-                  </w:pPr>
-                  <w:r>
-                    <w:rPr>
-                      <w:rFonts w:ascii="Patrick Hand" w:hAnsi="Patrick Hand"/>
-                      <w:color w:val="4A2466"/>
-                      <w:sz w:val="24"/>
-                      <w:bdr w:val="single" w:sz="8" w:space="1" w:color="9F1D2C"/>
-                    </w:rPr>
-                    <w:t xml:space="preserve">[Kr] </w:t>
-                  </w:r>
-                  <w:r>
-                    <w:rPr>
-                      <w:rFonts w:ascii="Patrick Hand" w:hAnsi="Patrick Hand"/>
-                      <w:color w:val="4A2466"/>
-                      <w:sz w:val="24"/>
-                      <w:bdr w:val="single" w:sz="8" w:space="1" w:color="9F1D2C"/>
-                    </w:rPr>
-                    <w:t>5s</w:t>
-                  </w:r>
-                  <w:r>
-                    <w:rPr>
-                      <w:rFonts w:ascii="Patrick Hand" w:hAnsi="Patrick Hand"/>
-                      <w:color w:val="4A2466"/>
-                      <w:sz w:val="24"/>
-                      <w:vertAlign w:val="superscript"/>
-                      <w:bdr w:val="single" w:sz="8" w:space="1" w:color="9F1D2C"/>
-                    </w:rPr>
-                    <w:t>2</w:t>
-                  </w:r>
-                  <w:r>
-                    <w:rPr>
-                      <w:rFonts w:ascii="Patrick Hand" w:hAnsi="Patrick Hand"/>
-                      <w:color w:val="4A2466"/>
-                      <w:sz w:val="24"/>
-                      <w:bdr w:val="single" w:sz="8" w:space="1" w:color="9F1D2C"/>
-                    </w:rPr>
-                    <w:t xml:space="preserve"> </w:t>
-                  </w:r>
-                  <w:r>
-                    <w:rPr>
-                      <w:rFonts w:ascii="Patrick Hand" w:hAnsi="Patrick Hand"/>
-                      <w:color w:val="4A2466"/>
-                      <w:sz w:val="24"/>
-                      <w:bdr w:val="single" w:sz="8" w:space="1" w:color="9F1D2C"/>
-                    </w:rPr>
-                    <w:t>4d</w:t>
-                  </w:r>
-                  <w:r>
-                    <w:rPr>
-                      <w:rFonts w:ascii="Patrick Hand" w:hAnsi="Patrick Hand"/>
-                      <w:color w:val="4A2466"/>
-                      <w:sz w:val="24"/>
-                      <w:vertAlign w:val="superscript"/>
-                      <w:bdr w:val="single" w:sz="8" w:space="1" w:color="9F1D2C"/>
-                    </w:rPr>
-                    <w:t>10</w:t>
-                  </w:r>
-                  <w:r>
-                    <w:rPr>
-                      <w:rFonts w:ascii="Patrick Hand" w:hAnsi="Patrick Hand"/>
-                      <w:color w:val="4A2466"/>
-                      <w:sz w:val="24"/>
-                      <w:bdr w:val="single" w:sz="8" w:space="1" w:color="9F1D2C"/>
-                    </w:rPr>
-                    <w:t xml:space="preserve"> </w:t>
-                  </w:r>
-                  <w:r>
-                    <w:rPr>
-                      <w:rFonts w:ascii="Patrick Hand" w:hAnsi="Patrick Hand"/>
-                      <w:color w:val="4A2466"/>
-                      <w:sz w:val="24"/>
-                      <w:bdr w:val="single" w:sz="8" w:space="1" w:color="9F1D2C"/>
-                    </w:rPr>
-                    <w:t>5p</w:t>
-                  </w:r>
-                  <w:r>
-                    <w:rPr>
-                      <w:rFonts w:ascii="Patrick Hand" w:hAnsi="Patrick Hand"/>
-                      <w:color w:val="4A2466"/>
-                      <w:sz w:val="24"/>
-                      <w:vertAlign w:val="superscript"/>
-                      <w:bdr w:val="single" w:sz="8" w:space="1" w:color="9F1D2C"/>
-                    </w:rPr>
-                    <w:t>4</w:t>
-                  </w:r>
-                </w:p>
-              </w:tc>
-            </w:tr>
-          </w:tbl>
-          <w:p>
-            <w:pPr>
-              <w:spacing w:before="0" w:after="0" w:line="20" w:lineRule="exact"/>
-            </w:pPr>
+            <w:r>
+              <w:rPr>
+                <w:rFonts w:ascii="Patrick Hand" w:hAnsi="Patrick Hand"/>
+                <w:color w:val="4A2466"/>
+                <w:sz w:val="22"/>
+                <w:bdr w:val="single" w:sz="8" w:space="1" w:color="9F1D2C"/>
+              </w:rPr>
+              <w:t xml:space="preserve">[Kr] </w:t>
+            </w:r>
+            <w:r>
+              <w:rPr>
+                <w:rFonts w:ascii="Patrick Hand" w:hAnsi="Patrick Hand"/>
+                <w:color w:val="4A2466"/>
+                <w:sz w:val="22"/>
+                <w:bdr w:val="single" w:sz="8" w:space="1" w:color="9F1D2C"/>
+              </w:rPr>
+              <w:t>5s</w:t>
+            </w:r>
+            <w:r>
+              <w:rPr>
+                <w:rFonts w:ascii="Patrick Hand" w:hAnsi="Patrick Hand"/>
+                <w:color w:val="4A2466"/>
+                <w:sz w:val="22"/>
+                <w:vertAlign w:val="superscript"/>
+                <w:bdr w:val="single" w:sz="8" w:space="1" w:color="9F1D2C"/>
+              </w:rPr>
+              <w:t>2</w:t>
+            </w:r>
+            <w:r>
+              <w:rPr>
+                <w:rFonts w:ascii="Patrick Hand" w:hAnsi="Patrick Hand"/>
+                <w:color w:val="4A2466"/>
+                <w:sz w:val="22"/>
+                <w:bdr w:val="single" w:sz="8" w:space="1" w:color="9F1D2C"/>
+              </w:rPr>
+              <w:t xml:space="preserve"> </w:t>
+            </w:r>
+            <w:r>
+              <w:rPr>
+                <w:rFonts w:ascii="Patrick Hand" w:hAnsi="Patrick Hand"/>
+                <w:color w:val="4A2466"/>
+                <w:sz w:val="22"/>
+                <w:bdr w:val="single" w:sz="8" w:space="1" w:color="9F1D2C"/>
+              </w:rPr>
+              <w:t>4d</w:t>
+            </w:r>
+            <w:r>
+              <w:rPr>
+                <w:rFonts w:ascii="Patrick Hand" w:hAnsi="Patrick Hand"/>
+                <w:color w:val="4A2466"/>
+                <w:sz w:val="22"/>
+                <w:vertAlign w:val="superscript"/>
+                <w:bdr w:val="single" w:sz="8" w:space="1" w:color="9F1D2C"/>
+              </w:rPr>
+              <w:t>10</w:t>
+            </w:r>
+            <w:r>
+              <w:rPr>
+                <w:rFonts w:ascii="Patrick Hand" w:hAnsi="Patrick Hand"/>
+                <w:color w:val="4A2466"/>
+                <w:sz w:val="22"/>
+                <w:bdr w:val="single" w:sz="8" w:space="1" w:color="9F1D2C"/>
+              </w:rPr>
+              <w:t xml:space="preserve"> </w:t>
+            </w:r>
+            <w:r>
+              <w:rPr>
+                <w:rFonts w:ascii="Patrick Hand" w:hAnsi="Patrick Hand"/>
+                <w:color w:val="4A2466"/>
+                <w:sz w:val="22"/>
+                <w:bdr w:val="single" w:sz="8" w:space="1" w:color="9F1D2C"/>
+              </w:rPr>
+              <w:t>5p</w:t>
+            </w:r>
+            <w:r>
+              <w:rPr>
+                <w:rFonts w:ascii="Patrick Hand" w:hAnsi="Patrick Hand"/>
+                <w:color w:val="4A2466"/>
+                <w:sz w:val="22"/>
+                <w:vertAlign w:val="superscript"/>
+                <w:bdr w:val="single" w:sz="8" w:space="1" w:color="9F1D2C"/>
+              </w:rPr>
+              <w:t>4</w:t>
+            </w:r>
           </w:p>
         </w:tc>
       </w:tr>
@@ -4672,12 +4339,12 @@
     </w:p>
     <w:p>
       <w:pPr>
-        <w:spacing w:before="0" w:after="0" w:line="120" w:lineRule="exact"/>
+        <w:spacing w:before="0" w:after="0" w:line="140" w:lineRule="exact"/>
       </w:pPr>
       <w:r>
         <w:rPr>
           <w:rFonts w:ascii="Trade Gothic Next" w:hAnsi="Trade Gothic Next"/>
-          <w:sz w:val="8"/>
+          <w:sz w:val="10"/>
         </w:rPr>
       </w:r>
     </w:p>
@@ -4697,12 +4364,11 @@
           <w:tcPr>
             <w:tcW w:type="dxa" w:w="9072"/>
             <w:tcBorders>
-              <w:top w:val="single" w:sz="12" w:color="14161B"/>
-              <w:bottom w:val="single" w:sz="18" w:color="A3E635"/>
+              <w:bottom w:val="single" w:sz="10" w:color="14161B"/>
             </w:tcBorders>
             <w:vAlign w:val="center"/>
             <w:tcMar>
-              <w:top w:w="30" w:type="dxa"/>
+              <w:top w:w="0" w:type="dxa"/>
               <w:left w:w="0" w:type="dxa"/>
               <w:bottom w:w="30" w:type="dxa"/>
               <w:right w:w="60" w:type="dxa"/>
@@ -4719,10 +4385,10 @@
                 <w:rFonts w:ascii="Trade Gothic Next" w:hAnsi="Trade Gothic Next"/>
                 <w:b/>
                 <w:color w:val="14161B"/>
-                <w:sz w:val="18"/>
+                <w:sz w:val="20"/>
                 <w:u w:val="none"/>
               </w:rPr>
-              <w:t>PART 4  ·  IONS:  CHARGE, AND CATION OR ANION</w:t>
+              <w:t>Part 4   Ions: the charge, and cation or anion</w:t>
             </w:r>
           </w:p>
         </w:tc>
@@ -4730,15 +4396,14 @@
           <w:tcPr>
             <w:tcW w:type="dxa" w:w="1728"/>
             <w:tcBorders>
-              <w:top w:val="single" w:sz="12" w:color="14161B"/>
-              <w:bottom w:val="single" w:sz="18" w:color="A3E635"/>
+              <w:bottom w:val="single" w:sz="10" w:color="14161B"/>
             </w:tcBorders>
             <w:vAlign w:val="center"/>
             <w:tcMar>
-              <w:top w:w="30" w:type="dxa"/>
+              <w:top w:w="0" w:type="dxa"/>
               <w:left w:w="60" w:type="dxa"/>
               <w:bottom w:w="30" w:type="dxa"/>
-              <w:right w:w="60" w:type="dxa"/>
+              <w:right w:w="0" w:type="dxa"/>
             </w:tcMar>
           </w:tcPr>
           <w:p>
@@ -4750,12 +4415,12 @@
             <w:r>
               <w:rPr>
                 <w:rFonts w:ascii="Trade Gothic Next" w:hAnsi="Trade Gothic Next"/>
-                <w:b/>
+                <w:b w:val="0"/>
                 <w:color w:val="55604F"/>
-                <w:sz w:val="17"/>
+                <w:sz w:val="18"/>
                 <w:u w:val="none"/>
               </w:rPr>
-              <w:t>8 pts</w:t>
+              <w:t>8 points</w:t>
             </w:r>
           </w:p>
         </w:tc>
@@ -4792,24 +4457,17 @@
         <w:tc>
           <w:tcPr>
             <w:tcW w:type="dxa" w:w="2700"/>
-            <w:tcBorders>
-              <w:top w:val="single" w:sz="4" w:color="C8CDC2"/>
-              <w:left w:val="single" w:sz="4" w:color="C8CDC2"/>
-              <w:bottom w:val="single" w:sz="4" w:color="C8CDC2"/>
-              <w:right w:val="single" w:sz="4" w:color="C8CDC2"/>
-            </w:tcBorders>
-            <w:vAlign w:val="center"/>
+            <w:vAlign w:val="top"/>
             <w:tcMar>
-              <w:top w:w="40" w:type="dxa"/>
-              <w:left w:w="80" w:type="dxa"/>
-              <w:bottom w:w="60" w:type="dxa"/>
-              <w:right w:w="60" w:type="dxa"/>
+              <w:top w:w="20" w:type="dxa"/>
+              <w:left w:w="40" w:type="dxa"/>
+              <w:bottom w:w="40" w:type="dxa"/>
+              <w:right w:w="40" w:type="dxa"/>
             </w:tcMar>
           </w:tcPr>
           <w:p>
             <w:pPr>
-              <w:spacing w:after="0"/>
-              <w:jc w:val="left"/>
+              <w:spacing w:after="40"/>
             </w:pPr>
             <w:r>
               <w:rPr>
@@ -4822,87 +4480,55 @@
               <w:t>8</w:t>
             </w:r>
           </w:p>
-          <w:tbl>
-            <w:tblPr>
-              <w:tblW w:type="auto" w:w="0"/>
-              <w:tblLayout w:type="fixed"/>
-              <w:tblLook w:firstColumn="1" w:firstRow="1" w:lastColumn="0" w:lastRow="0" w:noHBand="0" w:noVBand="1" w:val="04A0"/>
-              <w:tblLayout w:type="fixed"/>
-            </w:tblPr>
-            <w:tblGrid>
-              <w:gridCol w:w="1008"/>
-            </w:tblGrid>
-            <w:tr>
-              <w:trPr>
-                <w:cantSplit/>
-                <w:trHeight w:val="892" w:hRule="atLeast"/>
-              </w:trPr>
-              <w:tc>
-                <w:tcPr>
-                  <w:tcW w:type="dxa" w:w="1008"/>
-                  <w:tcBorders>
-                    <w:top w:val="single" w:sz="12" w:color="A3E635"/>
-                    <w:left w:val="single" w:sz="12" w:color="A3E635"/>
-                    <w:bottom w:val="single" w:sz="12" w:color="A3E635"/>
-                    <w:right w:val="single" w:sz="12" w:color="A3E635"/>
-                  </w:tcBorders>
-                  <w:tcMar>
-                    <w:top w:w="20" w:type="dxa"/>
-                    <w:left w:w="50" w:type="dxa"/>
-                    <w:bottom w:w="20" w:type="dxa"/>
-                    <w:right w:w="40" w:type="dxa"/>
-                  </w:tcMar>
-                  <w:vAlign w:val="center"/>
-                </w:tcPr>
-                <w:p>
-                  <w:pPr>
-                    <w:spacing w:after="0"/>
-                  </w:pPr>
-                  <w:r>
-                    <w:rPr>
-                      <w:rFonts w:ascii="Trade Gothic Next" w:hAnsi="Trade Gothic Next"/>
-                      <w:b/>
-                      <w:color w:val="55604F"/>
-                      <w:sz w:val="16"/>
-                      <w:u w:val="none"/>
-                    </w:rPr>
-                    <w:t>38</w:t>
-                  </w:r>
-                </w:p>
-                <w:p>
-                  <w:pPr>
-                    <w:spacing w:after="0"/>
-                    <w:jc w:val="center"/>
-                  </w:pPr>
-                  <w:r>
-                    <w:rPr>
-                      <w:rFonts w:ascii="Trade Gothic Next" w:hAnsi="Trade Gothic Next"/>
-                      <w:b/>
-                      <w:color w:val="14161B"/>
-                      <w:sz w:val="32"/>
-                      <w:u w:val="none"/>
-                    </w:rPr>
-                    <w:t>Sr</w:t>
-                  </w:r>
-                </w:p>
-              </w:tc>
-            </w:tr>
-          </w:tbl>
           <w:p>
             <w:pPr>
-              <w:spacing w:before="0" w:after="0" w:line="20" w:lineRule="exact"/>
+              <w:spacing w:after="80"/>
             </w:pPr>
+            <w:r>
+              <w:drawing>
+                <wp:inline xmlns:a="http://schemas.openxmlformats.org/drawingml/2006/main" xmlns:pic="http://schemas.openxmlformats.org/drawingml/2006/picture">
+                  <wp:extent cx="731520" cy="731520"/>
+                  <wp:docPr id="5" name="Picture 5"/>
+                  <wp:cNvGraphicFramePr>
+                    <a:graphicFrameLocks noChangeAspect="1"/>
+                  </wp:cNvGraphicFramePr>
+                  <a:graphic>
+                    <a:graphicData uri="http://schemas.openxmlformats.org/drawingml/2006/picture">
+                      <pic:pic>
+                        <pic:nvPicPr>
+                          <pic:cNvPr id="0" name="tile_38.png"/>
+                          <pic:cNvPicPr/>
+                        </pic:nvPicPr>
+                        <pic:blipFill>
+                          <a:blip r:embed="rId13"/>
+                          <a:stretch>
+                            <a:fillRect/>
+                          </a:stretch>
+                        </pic:blipFill>
+                        <pic:spPr>
+                          <a:xfrm>
+                            <a:off x="0" y="0"/>
+                            <a:ext cx="731520" cy="731520"/>
+                          </a:xfrm>
+                          <a:prstGeom prst="rect"/>
+                        </pic:spPr>
+                      </pic:pic>
+                    </a:graphicData>
+                  </a:graphic>
+                </wp:inline>
+              </w:drawing>
+            </w:r>
           </w:p>
           <w:p>
             <w:pPr>
-              <w:spacing w:before="120" w:after="80"/>
+              <w:spacing w:after="100"/>
             </w:pPr>
             <w:r>
               <w:rPr>
                 <w:rFonts w:ascii="Trade Gothic Next" w:hAnsi="Trade Gothic Next"/>
-                <w:b/>
+                <w:b w:val="0"/>
                 <w:color w:val="14161B"/>
-                <w:sz w:val="18"/>
+                <w:sz w:val="19"/>
                 <w:u w:val="none"/>
               </w:rPr>
               <w:t xml:space="preserve">Charge  </w:t>
@@ -4934,16 +4560,6 @@
               <w:rPr>
                 <w:rFonts w:ascii="Trade Gothic Next" w:hAnsi="Trade Gothic Next"/>
                 <w:b/>
-                <w:color w:val="14161B"/>
-                <w:sz w:val="18"/>
-                <w:u w:val="none"/>
-              </w:rPr>
-              <w:t xml:space="preserve">Circle  </w:t>
-            </w:r>
-            <w:r>
-              <w:rPr>
-                <w:rFonts w:ascii="Trade Gothic Next" w:hAnsi="Trade Gothic Next"/>
-                <w:b/>
                 <w:color w:val="9F1D2C"/>
                 <w:sz w:val="21"/>
                 <w:u w:val="none"/>
@@ -4958,7 +4574,7 @@
                 <w:sz w:val="18"/>
                 <w:u w:val="none"/>
               </w:rPr>
-              <w:t xml:space="preserve">   /   </w:t>
+              <w:t xml:space="preserve">   or   </w:t>
             </w:r>
             <w:r>
               <w:rPr>
@@ -5004,24 +4620,17 @@
         <w:tc>
           <w:tcPr>
             <w:tcW w:type="dxa" w:w="2700"/>
-            <w:tcBorders>
-              <w:top w:val="single" w:sz="4" w:color="C8CDC2"/>
-              <w:left w:val="single" w:sz="4" w:color="C8CDC2"/>
-              <w:bottom w:val="single" w:sz="4" w:color="C8CDC2"/>
-              <w:right w:val="single" w:sz="4" w:color="C8CDC2"/>
-            </w:tcBorders>
-            <w:vAlign w:val="center"/>
+            <w:vAlign w:val="top"/>
             <w:tcMar>
-              <w:top w:w="40" w:type="dxa"/>
-              <w:left w:w="80" w:type="dxa"/>
-              <w:bottom w:w="60" w:type="dxa"/>
-              <w:right w:w="60" w:type="dxa"/>
+              <w:top w:w="20" w:type="dxa"/>
+              <w:left w:w="40" w:type="dxa"/>
+              <w:bottom w:w="40" w:type="dxa"/>
+              <w:right w:w="40" w:type="dxa"/>
             </w:tcMar>
           </w:tcPr>
           <w:p>
             <w:pPr>
-              <w:spacing w:after="0"/>
-              <w:jc w:val="left"/>
+              <w:spacing w:after="40"/>
             </w:pPr>
             <w:r>
               <w:rPr>
@@ -5034,87 +4643,55 @@
               <w:t>9</w:t>
             </w:r>
           </w:p>
-          <w:tbl>
-            <w:tblPr>
-              <w:tblW w:type="auto" w:w="0"/>
-              <w:tblLayout w:type="fixed"/>
-              <w:tblLook w:firstColumn="1" w:firstRow="1" w:lastColumn="0" w:lastRow="0" w:noHBand="0" w:noVBand="1" w:val="04A0"/>
-              <w:tblLayout w:type="fixed"/>
-            </w:tblPr>
-            <w:tblGrid>
-              <w:gridCol w:w="1008"/>
-            </w:tblGrid>
-            <w:tr>
-              <w:trPr>
-                <w:cantSplit/>
-                <w:trHeight w:val="892" w:hRule="atLeast"/>
-              </w:trPr>
-              <w:tc>
-                <w:tcPr>
-                  <w:tcW w:type="dxa" w:w="1008"/>
-                  <w:tcBorders>
-                    <w:top w:val="single" w:sz="12" w:color="A3E635"/>
-                    <w:left w:val="single" w:sz="12" w:color="A3E635"/>
-                    <w:bottom w:val="single" w:sz="12" w:color="A3E635"/>
-                    <w:right w:val="single" w:sz="12" w:color="A3E635"/>
-                  </w:tcBorders>
-                  <w:tcMar>
-                    <w:top w:w="20" w:type="dxa"/>
-                    <w:left w:w="50" w:type="dxa"/>
-                    <w:bottom w:w="20" w:type="dxa"/>
-                    <w:right w:w="40" w:type="dxa"/>
-                  </w:tcMar>
-                  <w:vAlign w:val="center"/>
-                </w:tcPr>
-                <w:p>
-                  <w:pPr>
-                    <w:spacing w:after="0"/>
-                  </w:pPr>
-                  <w:r>
-                    <w:rPr>
-                      <w:rFonts w:ascii="Trade Gothic Next" w:hAnsi="Trade Gothic Next"/>
-                      <w:b/>
-                      <w:color w:val="55604F"/>
-                      <w:sz w:val="16"/>
-                      <w:u w:val="none"/>
-                    </w:rPr>
-                    <w:t>53</w:t>
-                  </w:r>
-                </w:p>
-                <w:p>
-                  <w:pPr>
-                    <w:spacing w:after="0"/>
-                    <w:jc w:val="center"/>
-                  </w:pPr>
-                  <w:r>
-                    <w:rPr>
-                      <w:rFonts w:ascii="Trade Gothic Next" w:hAnsi="Trade Gothic Next"/>
-                      <w:b/>
-                      <w:color w:val="14161B"/>
-                      <w:sz w:val="32"/>
-                      <w:u w:val="none"/>
-                    </w:rPr>
-                    <w:t>I</w:t>
-                  </w:r>
-                </w:p>
-              </w:tc>
-            </w:tr>
-          </w:tbl>
           <w:p>
             <w:pPr>
-              <w:spacing w:before="0" w:after="0" w:line="20" w:lineRule="exact"/>
+              <w:spacing w:after="80"/>
             </w:pPr>
+            <w:r>
+              <w:drawing>
+                <wp:inline xmlns:a="http://schemas.openxmlformats.org/drawingml/2006/main" xmlns:pic="http://schemas.openxmlformats.org/drawingml/2006/picture">
+                  <wp:extent cx="731520" cy="731520"/>
+                  <wp:docPr id="6" name="Picture 6"/>
+                  <wp:cNvGraphicFramePr>
+                    <a:graphicFrameLocks noChangeAspect="1"/>
+                  </wp:cNvGraphicFramePr>
+                  <a:graphic>
+                    <a:graphicData uri="http://schemas.openxmlformats.org/drawingml/2006/picture">
+                      <pic:pic>
+                        <pic:nvPicPr>
+                          <pic:cNvPr id="0" name="tile_53.png"/>
+                          <pic:cNvPicPr/>
+                        </pic:nvPicPr>
+                        <pic:blipFill>
+                          <a:blip r:embed="rId14"/>
+                          <a:stretch>
+                            <a:fillRect/>
+                          </a:stretch>
+                        </pic:blipFill>
+                        <pic:spPr>
+                          <a:xfrm>
+                            <a:off x="0" y="0"/>
+                            <a:ext cx="731520" cy="731520"/>
+                          </a:xfrm>
+                          <a:prstGeom prst="rect"/>
+                        </pic:spPr>
+                      </pic:pic>
+                    </a:graphicData>
+                  </a:graphic>
+                </wp:inline>
+              </w:drawing>
+            </w:r>
           </w:p>
           <w:p>
             <w:pPr>
-              <w:spacing w:before="120" w:after="80"/>
+              <w:spacing w:after="100"/>
             </w:pPr>
             <w:r>
               <w:rPr>
                 <w:rFonts w:ascii="Trade Gothic Next" w:hAnsi="Trade Gothic Next"/>
-                <w:b/>
+                <w:b w:val="0"/>
                 <w:color w:val="14161B"/>
-                <w:sz w:val="18"/>
+                <w:sz w:val="19"/>
                 <w:u w:val="none"/>
               </w:rPr>
               <w:t xml:space="preserve">Charge  </w:t>
@@ -5145,16 +4722,6 @@
             <w:r>
               <w:rPr>
                 <w:rFonts w:ascii="Trade Gothic Next" w:hAnsi="Trade Gothic Next"/>
-                <w:b/>
-                <w:color w:val="14161B"/>
-                <w:sz w:val="18"/>
-                <w:u w:val="none"/>
-              </w:rPr>
-              <w:t xml:space="preserve">Circle  </w:t>
-            </w:r>
-            <w:r>
-              <w:rPr>
-                <w:rFonts w:ascii="Trade Gothic Next" w:hAnsi="Trade Gothic Next"/>
                 <w:b w:val="0"/>
                 <w:color w:val="14161B"/>
                 <w:sz w:val="21"/>
@@ -5170,7 +4737,7 @@
                 <w:sz w:val="18"/>
                 <w:u w:val="none"/>
               </w:rPr>
-              <w:t xml:space="preserve">   /   </w:t>
+              <w:t xml:space="preserve">   or   </w:t>
             </w:r>
             <w:r>
               <w:rPr>
@@ -5216,24 +4783,17 @@
         <w:tc>
           <w:tcPr>
             <w:tcW w:type="dxa" w:w="2700"/>
-            <w:tcBorders>
-              <w:top w:val="single" w:sz="4" w:color="C8CDC2"/>
-              <w:left w:val="single" w:sz="4" w:color="C8CDC2"/>
-              <w:bottom w:val="single" w:sz="4" w:color="C8CDC2"/>
-              <w:right w:val="single" w:sz="4" w:color="C8CDC2"/>
-            </w:tcBorders>
-            <w:vAlign w:val="center"/>
+            <w:vAlign w:val="top"/>
             <w:tcMar>
-              <w:top w:w="40" w:type="dxa"/>
-              <w:left w:w="80" w:type="dxa"/>
-              <w:bottom w:w="60" w:type="dxa"/>
-              <w:right w:w="60" w:type="dxa"/>
+              <w:top w:w="20" w:type="dxa"/>
+              <w:left w:w="40" w:type="dxa"/>
+              <w:bottom w:w="40" w:type="dxa"/>
+              <w:right w:w="40" w:type="dxa"/>
             </w:tcMar>
           </w:tcPr>
           <w:p>
             <w:pPr>
-              <w:spacing w:after="0"/>
-              <w:jc w:val="left"/>
+              <w:spacing w:after="40"/>
             </w:pPr>
             <w:r>
               <w:rPr>
@@ -5246,87 +4806,55 @@
               <w:t>10</w:t>
             </w:r>
           </w:p>
-          <w:tbl>
-            <w:tblPr>
-              <w:tblW w:type="auto" w:w="0"/>
-              <w:tblLayout w:type="fixed"/>
-              <w:tblLook w:firstColumn="1" w:firstRow="1" w:lastColumn="0" w:lastRow="0" w:noHBand="0" w:noVBand="1" w:val="04A0"/>
-              <w:tblLayout w:type="fixed"/>
-            </w:tblPr>
-            <w:tblGrid>
-              <w:gridCol w:w="1008"/>
-            </w:tblGrid>
-            <w:tr>
-              <w:trPr>
-                <w:cantSplit/>
-                <w:trHeight w:val="892" w:hRule="atLeast"/>
-              </w:trPr>
-              <w:tc>
-                <w:tcPr>
-                  <w:tcW w:type="dxa" w:w="1008"/>
-                  <w:tcBorders>
-                    <w:top w:val="single" w:sz="12" w:color="A3E635"/>
-                    <w:left w:val="single" w:sz="12" w:color="A3E635"/>
-                    <w:bottom w:val="single" w:sz="12" w:color="A3E635"/>
-                    <w:right w:val="single" w:sz="12" w:color="A3E635"/>
-                  </w:tcBorders>
-                  <w:tcMar>
-                    <w:top w:w="20" w:type="dxa"/>
-                    <w:left w:w="50" w:type="dxa"/>
-                    <w:bottom w:w="20" w:type="dxa"/>
-                    <w:right w:w="40" w:type="dxa"/>
-                  </w:tcMar>
-                  <w:vAlign w:val="center"/>
-                </w:tcPr>
-                <w:p>
-                  <w:pPr>
-                    <w:spacing w:after="0"/>
-                  </w:pPr>
-                  <w:r>
-                    <w:rPr>
-                      <w:rFonts w:ascii="Trade Gothic Next" w:hAnsi="Trade Gothic Next"/>
-                      <w:b/>
-                      <w:color w:val="55604F"/>
-                      <w:sz w:val="16"/>
-                      <w:u w:val="none"/>
-                    </w:rPr>
-                    <w:t>19</w:t>
-                  </w:r>
-                </w:p>
-                <w:p>
-                  <w:pPr>
-                    <w:spacing w:after="0"/>
-                    <w:jc w:val="center"/>
-                  </w:pPr>
-                  <w:r>
-                    <w:rPr>
-                      <w:rFonts w:ascii="Trade Gothic Next" w:hAnsi="Trade Gothic Next"/>
-                      <w:b/>
-                      <w:color w:val="14161B"/>
-                      <w:sz w:val="32"/>
-                      <w:u w:val="none"/>
-                    </w:rPr>
-                    <w:t>K</w:t>
-                  </w:r>
-                </w:p>
-              </w:tc>
-            </w:tr>
-          </w:tbl>
           <w:p>
             <w:pPr>
-              <w:spacing w:before="0" w:after="0" w:line="20" w:lineRule="exact"/>
+              <w:spacing w:after="80"/>
             </w:pPr>
+            <w:r>
+              <w:drawing>
+                <wp:inline xmlns:a="http://schemas.openxmlformats.org/drawingml/2006/main" xmlns:pic="http://schemas.openxmlformats.org/drawingml/2006/picture">
+                  <wp:extent cx="731520" cy="731520"/>
+                  <wp:docPr id="7" name="Picture 7"/>
+                  <wp:cNvGraphicFramePr>
+                    <a:graphicFrameLocks noChangeAspect="1"/>
+                  </wp:cNvGraphicFramePr>
+                  <a:graphic>
+                    <a:graphicData uri="http://schemas.openxmlformats.org/drawingml/2006/picture">
+                      <pic:pic>
+                        <pic:nvPicPr>
+                          <pic:cNvPr id="0" name="tile_19.png"/>
+                          <pic:cNvPicPr/>
+                        </pic:nvPicPr>
+                        <pic:blipFill>
+                          <a:blip r:embed="rId15"/>
+                          <a:stretch>
+                            <a:fillRect/>
+                          </a:stretch>
+                        </pic:blipFill>
+                        <pic:spPr>
+                          <a:xfrm>
+                            <a:off x="0" y="0"/>
+                            <a:ext cx="731520" cy="731520"/>
+                          </a:xfrm>
+                          <a:prstGeom prst="rect"/>
+                        </pic:spPr>
+                      </pic:pic>
+                    </a:graphicData>
+                  </a:graphic>
+                </wp:inline>
+              </w:drawing>
+            </w:r>
           </w:p>
           <w:p>
             <w:pPr>
-              <w:spacing w:before="120" w:after="80"/>
+              <w:spacing w:after="100"/>
             </w:pPr>
             <w:r>
               <w:rPr>
                 <w:rFonts w:ascii="Trade Gothic Next" w:hAnsi="Trade Gothic Next"/>
-                <w:b/>
+                <w:b w:val="0"/>
                 <w:color w:val="14161B"/>
-                <w:sz w:val="18"/>
+                <w:sz w:val="19"/>
                 <w:u w:val="none"/>
               </w:rPr>
               <w:t xml:space="preserve">Charge  </w:t>
@@ -5358,16 +4886,6 @@
               <w:rPr>
                 <w:rFonts w:ascii="Trade Gothic Next" w:hAnsi="Trade Gothic Next"/>
                 <w:b/>
-                <w:color w:val="14161B"/>
-                <w:sz w:val="18"/>
-                <w:u w:val="none"/>
-              </w:rPr>
-              <w:t xml:space="preserve">Circle  </w:t>
-            </w:r>
-            <w:r>
-              <w:rPr>
-                <w:rFonts w:ascii="Trade Gothic Next" w:hAnsi="Trade Gothic Next"/>
-                <w:b/>
                 <w:color w:val="9F1D2C"/>
                 <w:sz w:val="21"/>
                 <w:u w:val="none"/>
@@ -5382,7 +4900,7 @@
                 <w:sz w:val="18"/>
                 <w:u w:val="none"/>
               </w:rPr>
-              <w:t xml:space="preserve">   /   </w:t>
+              <w:t xml:space="preserve">   or   </w:t>
             </w:r>
             <w:r>
               <w:rPr>
@@ -5428,24 +4946,17 @@
         <w:tc>
           <w:tcPr>
             <w:tcW w:type="dxa" w:w="2700"/>
-            <w:tcBorders>
-              <w:top w:val="single" w:sz="4" w:color="C8CDC2"/>
-              <w:left w:val="single" w:sz="4" w:color="C8CDC2"/>
-              <w:bottom w:val="single" w:sz="4" w:color="C8CDC2"/>
-              <w:right w:val="single" w:sz="4" w:color="C8CDC2"/>
-            </w:tcBorders>
-            <w:vAlign w:val="center"/>
+            <w:vAlign w:val="top"/>
             <w:tcMar>
-              <w:top w:w="40" w:type="dxa"/>
-              <w:left w:w="80" w:type="dxa"/>
-              <w:bottom w:w="60" w:type="dxa"/>
-              <w:right w:w="60" w:type="dxa"/>
+              <w:top w:w="20" w:type="dxa"/>
+              <w:left w:w="40" w:type="dxa"/>
+              <w:bottom w:w="40" w:type="dxa"/>
+              <w:right w:w="40" w:type="dxa"/>
             </w:tcMar>
           </w:tcPr>
           <w:p>
             <w:pPr>
-              <w:spacing w:after="0"/>
-              <w:jc w:val="left"/>
+              <w:spacing w:after="40"/>
             </w:pPr>
             <w:r>
               <w:rPr>
@@ -5458,87 +4969,55 @@
               <w:t>11</w:t>
             </w:r>
           </w:p>
-          <w:tbl>
-            <w:tblPr>
-              <w:tblW w:type="auto" w:w="0"/>
-              <w:tblLayout w:type="fixed"/>
-              <w:tblLook w:firstColumn="1" w:firstRow="1" w:lastColumn="0" w:lastRow="0" w:noHBand="0" w:noVBand="1" w:val="04A0"/>
-              <w:tblLayout w:type="fixed"/>
-            </w:tblPr>
-            <w:tblGrid>
-              <w:gridCol w:w="1008"/>
-            </w:tblGrid>
-            <w:tr>
-              <w:trPr>
-                <w:cantSplit/>
-                <w:trHeight w:val="892" w:hRule="atLeast"/>
-              </w:trPr>
-              <w:tc>
-                <w:tcPr>
-                  <w:tcW w:type="dxa" w:w="1008"/>
-                  <w:tcBorders>
-                    <w:top w:val="single" w:sz="12" w:color="A3E635"/>
-                    <w:left w:val="single" w:sz="12" w:color="A3E635"/>
-                    <w:bottom w:val="single" w:sz="12" w:color="A3E635"/>
-                    <w:right w:val="single" w:sz="12" w:color="A3E635"/>
-                  </w:tcBorders>
-                  <w:tcMar>
-                    <w:top w:w="20" w:type="dxa"/>
-                    <w:left w:w="50" w:type="dxa"/>
-                    <w:bottom w:w="20" w:type="dxa"/>
-                    <w:right w:w="40" w:type="dxa"/>
-                  </w:tcMar>
-                  <w:vAlign w:val="center"/>
-                </w:tcPr>
-                <w:p>
-                  <w:pPr>
-                    <w:spacing w:after="0"/>
-                  </w:pPr>
-                  <w:r>
-                    <w:rPr>
-                      <w:rFonts w:ascii="Trade Gothic Next" w:hAnsi="Trade Gothic Next"/>
-                      <w:b/>
-                      <w:color w:val="55604F"/>
-                      <w:sz w:val="16"/>
-                      <w:u w:val="none"/>
-                    </w:rPr>
-                    <w:t>33</w:t>
-                  </w:r>
-                </w:p>
-                <w:p>
-                  <w:pPr>
-                    <w:spacing w:after="0"/>
-                    <w:jc w:val="center"/>
-                  </w:pPr>
-                  <w:r>
-                    <w:rPr>
-                      <w:rFonts w:ascii="Trade Gothic Next" w:hAnsi="Trade Gothic Next"/>
-                      <w:b/>
-                      <w:color w:val="14161B"/>
-                      <w:sz w:val="32"/>
-                      <w:u w:val="none"/>
-                    </w:rPr>
-                    <w:t>As</w:t>
-                  </w:r>
-                </w:p>
-              </w:tc>
-            </w:tr>
-          </w:tbl>
           <w:p>
             <w:pPr>
-              <w:spacing w:before="0" w:after="0" w:line="20" w:lineRule="exact"/>
+              <w:spacing w:after="80"/>
             </w:pPr>
+            <w:r>
+              <w:drawing>
+                <wp:inline xmlns:a="http://schemas.openxmlformats.org/drawingml/2006/main" xmlns:pic="http://schemas.openxmlformats.org/drawingml/2006/picture">
+                  <wp:extent cx="731520" cy="731520"/>
+                  <wp:docPr id="8" name="Picture 8"/>
+                  <wp:cNvGraphicFramePr>
+                    <a:graphicFrameLocks noChangeAspect="1"/>
+                  </wp:cNvGraphicFramePr>
+                  <a:graphic>
+                    <a:graphicData uri="http://schemas.openxmlformats.org/drawingml/2006/picture">
+                      <pic:pic>
+                        <pic:nvPicPr>
+                          <pic:cNvPr id="0" name="tile_33.png"/>
+                          <pic:cNvPicPr/>
+                        </pic:nvPicPr>
+                        <pic:blipFill>
+                          <a:blip r:embed="rId16"/>
+                          <a:stretch>
+                            <a:fillRect/>
+                          </a:stretch>
+                        </pic:blipFill>
+                        <pic:spPr>
+                          <a:xfrm>
+                            <a:off x="0" y="0"/>
+                            <a:ext cx="731520" cy="731520"/>
+                          </a:xfrm>
+                          <a:prstGeom prst="rect"/>
+                        </pic:spPr>
+                      </pic:pic>
+                    </a:graphicData>
+                  </a:graphic>
+                </wp:inline>
+              </w:drawing>
+            </w:r>
           </w:p>
           <w:p>
             <w:pPr>
-              <w:spacing w:before="120" w:after="80"/>
+              <w:spacing w:after="100"/>
             </w:pPr>
             <w:r>
               <w:rPr>
                 <w:rFonts w:ascii="Trade Gothic Next" w:hAnsi="Trade Gothic Next"/>
-                <w:b/>
+                <w:b w:val="0"/>
                 <w:color w:val="14161B"/>
-                <w:sz w:val="18"/>
+                <w:sz w:val="19"/>
                 <w:u w:val="none"/>
               </w:rPr>
               <w:t xml:space="preserve">Charge  </w:t>
@@ -5569,16 +5048,6 @@
             <w:r>
               <w:rPr>
                 <w:rFonts w:ascii="Trade Gothic Next" w:hAnsi="Trade Gothic Next"/>
-                <w:b/>
-                <w:color w:val="14161B"/>
-                <w:sz w:val="18"/>
-                <w:u w:val="none"/>
-              </w:rPr>
-              <w:t xml:space="preserve">Circle  </w:t>
-            </w:r>
-            <w:r>
-              <w:rPr>
-                <w:rFonts w:ascii="Trade Gothic Next" w:hAnsi="Trade Gothic Next"/>
                 <w:b w:val="0"/>
                 <w:color w:val="14161B"/>
                 <w:sz w:val="21"/>
@@ -5594,7 +5063,7 @@
                 <w:sz w:val="18"/>
                 <w:u w:val="none"/>
               </w:rPr>
-              <w:t xml:space="preserve">   /   </w:t>
+              <w:t xml:space="preserve">   or   </w:t>
             </w:r>
             <w:r>
               <w:rPr>
@@ -5649,7 +5118,7 @@
       </w:pPr>
     </w:p>
     <w:sectPr>
-      <w:footerReference w:type="default" r:id="rId9"/>
+      <w:footerReference w:type="default" r:id="rId17"/>
       <w:pgSz w:w="12240" w:h="15840"/>
       <w:pgMar w:top="634" w:right="720" w:bottom="634" w:left="720" w:header="720" w:footer="720" w:gutter="0"/>
       <w:cols w:space="720"/>

--- a/output/chem-u02/Unit 2 Quiz C Key.docx
+++ b/output/chem-u02/Unit 2 Quiz C Key.docx
@@ -444,9 +444,35 @@
                 <w:rFonts w:ascii="ShullHand" w:hAnsi="ShullHand"/>
                 <w:color w:val="4A2466"/>
                 <w:sz w:val="26"/>
+              </w:rPr>
+              <w:t xml:space="preserve">   </w:t>
+            </w:r>
+            <w:r>
+              <w:rPr>
+                <w:rFonts w:ascii="Patrick Hand" w:hAnsi="Patrick Hand"/>
+                <w:color w:val="4A2466"/>
+                <w:sz w:val="26"/>
                 <w:bdr w:val="single" w:sz="8" w:space="1" w:color="9F1D2C"/>
               </w:rPr>
-              <w:t xml:space="preserve">   B</w:t>
+              <w:t xml:space="preserve"> </w:t>
+            </w:r>
+            <w:r>
+              <w:rPr>
+                <w:rFonts w:ascii="ShullHand" w:hAnsi="ShullHand"/>
+                <w:color w:val="4A2466"/>
+                <w:sz w:val="26"/>
+                <w:bdr w:val="single" w:sz="8" w:space="1" w:color="9F1D2C"/>
+              </w:rPr>
+              <w:t>B</w:t>
+            </w:r>
+            <w:r>
+              <w:rPr>
+                <w:rFonts w:ascii="Patrick Hand" w:hAnsi="Patrick Hand"/>
+                <w:color w:val="4A2466"/>
+                <w:sz w:val="26"/>
+                <w:bdr w:val="single" w:sz="8" w:space="1" w:color="9F1D2C"/>
+              </w:rPr>
+              <w:t xml:space="preserve"> </w:t>
             </w:r>
             <w:r>
               <w:rPr>
@@ -725,9 +751,35 @@
                 <w:rFonts w:ascii="ShullHand" w:hAnsi="ShullHand"/>
                 <w:color w:val="4A2466"/>
                 <w:sz w:val="26"/>
+              </w:rPr>
+              <w:t xml:space="preserve">   </w:t>
+            </w:r>
+            <w:r>
+              <w:rPr>
+                <w:rFonts w:ascii="Patrick Hand" w:hAnsi="Patrick Hand"/>
+                <w:color w:val="4A2466"/>
+                <w:sz w:val="26"/>
                 <w:bdr w:val="single" w:sz="8" w:space="1" w:color="9F1D2C"/>
               </w:rPr>
-              <w:t xml:space="preserve">   D</w:t>
+              <w:t xml:space="preserve"> </w:t>
+            </w:r>
+            <w:r>
+              <w:rPr>
+                <w:rFonts w:ascii="ShullHand" w:hAnsi="ShullHand"/>
+                <w:color w:val="4A2466"/>
+                <w:sz w:val="26"/>
+                <w:bdr w:val="single" w:sz="8" w:space="1" w:color="9F1D2C"/>
+              </w:rPr>
+              <w:t>D</w:t>
+            </w:r>
+            <w:r>
+              <w:rPr>
+                <w:rFonts w:ascii="Patrick Hand" w:hAnsi="Patrick Hand"/>
+                <w:color w:val="4A2466"/>
+                <w:sz w:val="26"/>
+                <w:bdr w:val="single" w:sz="8" w:space="1" w:color="9F1D2C"/>
+              </w:rPr>
+              <w:t xml:space="preserve"> </w:t>
             </w:r>
             <w:r>
               <w:rPr>
@@ -1389,9 +1441,35 @@
                 <w:rFonts w:ascii="ShullHand" w:hAnsi="ShullHand"/>
                 <w:color w:val="4A2466"/>
                 <w:sz w:val="26"/>
+              </w:rPr>
+              <w:t xml:space="preserve">   </w:t>
+            </w:r>
+            <w:r>
+              <w:rPr>
+                <w:rFonts w:ascii="Patrick Hand" w:hAnsi="Patrick Hand"/>
+                <w:color w:val="4A2466"/>
+                <w:sz w:val="26"/>
                 <w:bdr w:val="single" w:sz="8" w:space="1" w:color="9F1D2C"/>
               </w:rPr>
-              <w:t xml:space="preserve">   D</w:t>
+              <w:t xml:space="preserve"> </w:t>
+            </w:r>
+            <w:r>
+              <w:rPr>
+                <w:rFonts w:ascii="ShullHand" w:hAnsi="ShullHand"/>
+                <w:color w:val="4A2466"/>
+                <w:sz w:val="26"/>
+                <w:bdr w:val="single" w:sz="8" w:space="1" w:color="9F1D2C"/>
+              </w:rPr>
+              <w:t>D</w:t>
+            </w:r>
+            <w:r>
+              <w:rPr>
+                <w:rFonts w:ascii="Patrick Hand" w:hAnsi="Patrick Hand"/>
+                <w:color w:val="4A2466"/>
+                <w:sz w:val="26"/>
+                <w:bdr w:val="single" w:sz="8" w:space="1" w:color="9F1D2C"/>
+              </w:rPr>
+              <w:t xml:space="preserve"> </w:t>
             </w:r>
             <w:r>
               <w:rPr>
@@ -1848,6 +1926,15 @@
                 <w:sz w:val="24"/>
                 <w:bdr w:val="single" w:sz="8" w:space="1" w:color="9F1D2C"/>
               </w:rPr>
+              <w:t xml:space="preserve"> </w:t>
+            </w:r>
+            <w:r>
+              <w:rPr>
+                <w:rFonts w:ascii="Patrick Hand" w:hAnsi="Patrick Hand"/>
+                <w:color w:val="4A2466"/>
+                <w:sz w:val="24"/>
+                <w:bdr w:val="single" w:sz="8" w:space="1" w:color="9F1D2C"/>
+              </w:rPr>
               <w:t>1s</w:t>
             </w:r>
             <w:r>
@@ -2055,6 +2142,15 @@
                 <w:bdr w:val="single" w:sz="8" w:space="1" w:color="9F1D2C"/>
               </w:rPr>
               <w:t>5</w:t>
+            </w:r>
+            <w:r>
+              <w:rPr>
+                <w:rFonts w:ascii="Patrick Hand" w:hAnsi="Patrick Hand"/>
+                <w:color w:val="4A2466"/>
+                <w:sz w:val="24"/>
+                <w:bdr w:val="single" w:sz="8" w:space="1" w:color="9F1D2C"/>
+              </w:rPr>
+              <w:t xml:space="preserve"> </w:t>
             </w:r>
           </w:p>
         </w:tc>
@@ -3162,6 +3258,15 @@
                 <w:sz w:val="24"/>
                 <w:bdr w:val="single" w:sz="8" w:space="1" w:color="9F1D2C"/>
               </w:rPr>
+              <w:t xml:space="preserve"> </w:t>
+            </w:r>
+            <w:r>
+              <w:rPr>
+                <w:rFonts w:ascii="Patrick Hand" w:hAnsi="Patrick Hand"/>
+                <w:color w:val="4A2466"/>
+                <w:sz w:val="24"/>
+                <w:bdr w:val="single" w:sz="8" w:space="1" w:color="9F1D2C"/>
+              </w:rPr>
               <w:t>1s</w:t>
             </w:r>
             <w:r>
@@ -3285,6 +3390,15 @@
                 <w:bdr w:val="single" w:sz="8" w:space="1" w:color="9F1D2C"/>
               </w:rPr>
               <w:t>4</w:t>
+            </w:r>
+            <w:r>
+              <w:rPr>
+                <w:rFonts w:ascii="Patrick Hand" w:hAnsi="Patrick Hand"/>
+                <w:color w:val="4A2466"/>
+                <w:sz w:val="24"/>
+                <w:bdr w:val="single" w:sz="8" w:space="1" w:color="9F1D2C"/>
+              </w:rPr>
+              <w:t xml:space="preserve"> </w:t>
             </w:r>
           </w:p>
         </w:tc>
@@ -4087,6 +4201,15 @@
                 <w:sz w:val="22"/>
                 <w:bdr w:val="single" w:sz="8" w:space="1" w:color="9F1D2C"/>
               </w:rPr>
+              <w:t xml:space="preserve"> </w:t>
+            </w:r>
+            <w:r>
+              <w:rPr>
+                <w:rFonts w:ascii="Patrick Hand" w:hAnsi="Patrick Hand"/>
+                <w:color w:val="4A2466"/>
+                <w:sz w:val="22"/>
+                <w:bdr w:val="single" w:sz="8" w:space="1" w:color="9F1D2C"/>
+              </w:rPr>
               <w:t xml:space="preserve">[Ar] </w:t>
             </w:r>
             <w:r>
@@ -4135,6 +4258,15 @@
                 <w:bdr w:val="single" w:sz="8" w:space="1" w:color="9F1D2C"/>
               </w:rPr>
               <w:t>5</w:t>
+            </w:r>
+            <w:r>
+              <w:rPr>
+                <w:rFonts w:ascii="Patrick Hand" w:hAnsi="Patrick Hand"/>
+                <w:color w:val="4A2466"/>
+                <w:sz w:val="22"/>
+                <w:bdr w:val="single" w:sz="8" w:space="1" w:color="9F1D2C"/>
+              </w:rPr>
+              <w:t xml:space="preserve"> </w:t>
             </w:r>
           </w:p>
         </w:tc>
@@ -4244,6 +4376,15 @@
                 <w:sz w:val="22"/>
                 <w:bdr w:val="single" w:sz="8" w:space="1" w:color="9F1D2C"/>
               </w:rPr>
+              <w:t xml:space="preserve"> </w:t>
+            </w:r>
+            <w:r>
+              <w:rPr>
+                <w:rFonts w:ascii="Patrick Hand" w:hAnsi="Patrick Hand"/>
+                <w:color w:val="4A2466"/>
+                <w:sz w:val="22"/>
+                <w:bdr w:val="single" w:sz="8" w:space="1" w:color="9F1D2C"/>
+              </w:rPr>
               <w:t xml:space="preserve">[Kr] </w:t>
             </w:r>
             <w:r>
@@ -4320,6 +4461,15 @@
                 <w:bdr w:val="single" w:sz="8" w:space="1" w:color="9F1D2C"/>
               </w:rPr>
               <w:t>4</w:t>
+            </w:r>
+            <w:r>
+              <w:rPr>
+                <w:rFonts w:ascii="Patrick Hand" w:hAnsi="Patrick Hand"/>
+                <w:color w:val="4A2466"/>
+                <w:sz w:val="22"/>
+                <w:bdr w:val="single" w:sz="8" w:space="1" w:color="9F1D2C"/>
+              </w:rPr>
+              <w:t xml:space="preserve"> </w:t>
             </w:r>
           </w:p>
         </w:tc>
@@ -4540,6 +4690,15 @@
                 <w:sz w:val="28"/>
                 <w:bdr w:val="single" w:sz="8" w:space="1" w:color="9F1D2C"/>
               </w:rPr>
+              <w:t xml:space="preserve"> </w:t>
+            </w:r>
+            <w:r>
+              <w:rPr>
+                <w:rFonts w:ascii="Patrick Hand" w:hAnsi="Patrick Hand"/>
+                <w:color w:val="4A2466"/>
+                <w:sz w:val="28"/>
+                <w:bdr w:val="single" w:sz="8" w:space="1" w:color="9F1D2C"/>
+              </w:rPr>
               <w:t>2</w:t>
             </w:r>
             <w:r>
@@ -4550,6 +4709,15 @@
                 <w:bdr w:val="single" w:sz="8" w:space="1" w:color="9F1D2C"/>
               </w:rPr>
               <w:t>+</w:t>
+            </w:r>
+            <w:r>
+              <w:rPr>
+                <w:rFonts w:ascii="Patrick Hand" w:hAnsi="Patrick Hand"/>
+                <w:color w:val="4A2466"/>
+                <w:sz w:val="28"/>
+                <w:bdr w:val="single" w:sz="8" w:space="1" w:color="9F1D2C"/>
+              </w:rPr>
+              <w:t xml:space="preserve"> </w:t>
             </w:r>
           </w:p>
           <w:p>
@@ -4703,6 +4871,15 @@
                 <w:sz w:val="28"/>
                 <w:bdr w:val="single" w:sz="8" w:space="1" w:color="9F1D2C"/>
               </w:rPr>
+              <w:t xml:space="preserve"> </w:t>
+            </w:r>
+            <w:r>
+              <w:rPr>
+                <w:rFonts w:ascii="Patrick Hand" w:hAnsi="Patrick Hand"/>
+                <w:color w:val="4A2466"/>
+                <w:sz w:val="28"/>
+                <w:bdr w:val="single" w:sz="8" w:space="1" w:color="9F1D2C"/>
+              </w:rPr>
               <w:t>1</w:t>
             </w:r>
             <w:r>
@@ -4713,6 +4890,15 @@
                 <w:bdr w:val="single" w:sz="8" w:space="1" w:color="9F1D2C"/>
               </w:rPr>
               <w:t>−</w:t>
+            </w:r>
+            <w:r>
+              <w:rPr>
+                <w:rFonts w:ascii="Patrick Hand" w:hAnsi="Patrick Hand"/>
+                <w:color w:val="4A2466"/>
+                <w:sz w:val="28"/>
+                <w:bdr w:val="single" w:sz="8" w:space="1" w:color="9F1D2C"/>
+              </w:rPr>
+              <w:t xml:space="preserve"> </w:t>
             </w:r>
           </w:p>
           <w:p>
@@ -4866,6 +5052,15 @@
                 <w:sz w:val="28"/>
                 <w:bdr w:val="single" w:sz="8" w:space="1" w:color="9F1D2C"/>
               </w:rPr>
+              <w:t xml:space="preserve"> </w:t>
+            </w:r>
+            <w:r>
+              <w:rPr>
+                <w:rFonts w:ascii="Patrick Hand" w:hAnsi="Patrick Hand"/>
+                <w:color w:val="4A2466"/>
+                <w:sz w:val="28"/>
+                <w:bdr w:val="single" w:sz="8" w:space="1" w:color="9F1D2C"/>
+              </w:rPr>
               <w:t>1</w:t>
             </w:r>
             <w:r>
@@ -4876,6 +5071,15 @@
                 <w:bdr w:val="single" w:sz="8" w:space="1" w:color="9F1D2C"/>
               </w:rPr>
               <w:t>+</w:t>
+            </w:r>
+            <w:r>
+              <w:rPr>
+                <w:rFonts w:ascii="Patrick Hand" w:hAnsi="Patrick Hand"/>
+                <w:color w:val="4A2466"/>
+                <w:sz w:val="28"/>
+                <w:bdr w:val="single" w:sz="8" w:space="1" w:color="9F1D2C"/>
+              </w:rPr>
+              <w:t xml:space="preserve"> </w:t>
             </w:r>
           </w:p>
           <w:p>
@@ -5029,6 +5233,15 @@
                 <w:sz w:val="28"/>
                 <w:bdr w:val="single" w:sz="8" w:space="1" w:color="9F1D2C"/>
               </w:rPr>
+              <w:t xml:space="preserve"> </w:t>
+            </w:r>
+            <w:r>
+              <w:rPr>
+                <w:rFonts w:ascii="Patrick Hand" w:hAnsi="Patrick Hand"/>
+                <w:color w:val="4A2466"/>
+                <w:sz w:val="28"/>
+                <w:bdr w:val="single" w:sz="8" w:space="1" w:color="9F1D2C"/>
+              </w:rPr>
               <w:t>3</w:t>
             </w:r>
             <w:r>
@@ -5039,6 +5252,15 @@
                 <w:bdr w:val="single" w:sz="8" w:space="1" w:color="9F1D2C"/>
               </w:rPr>
               <w:t>−</w:t>
+            </w:r>
+            <w:r>
+              <w:rPr>
+                <w:rFonts w:ascii="Patrick Hand" w:hAnsi="Patrick Hand"/>
+                <w:color w:val="4A2466"/>
+                <w:sz w:val="28"/>
+                <w:bdr w:val="single" w:sz="8" w:space="1" w:color="9F1D2C"/>
+              </w:rPr>
+              <w:t xml:space="preserve"> </w:t>
             </w:r>
           </w:p>
           <w:p>

--- a/output/chem-u02/Unit 2 Quiz C Key.docx
+++ b/output/chem-u02/Unit 2 Quiz C Key.docx
@@ -443,7 +443,7 @@
               <w:rPr>
                 <w:rFonts w:ascii="ShullHand" w:hAnsi="ShullHand"/>
                 <w:color w:val="4A2466"/>
-                <w:sz w:val="26"/>
+                <w:sz w:val="22"/>
               </w:rPr>
               <w:t xml:space="preserve">   </w:t>
             </w:r>
@@ -451,7 +451,7 @@
               <w:rPr>
                 <w:rFonts w:ascii="Patrick Hand" w:hAnsi="Patrick Hand"/>
                 <w:color w:val="4A2466"/>
-                <w:sz w:val="26"/>
+                <w:sz w:val="22"/>
                 <w:bdr w:val="single" w:sz="8" w:space="1" w:color="9F1D2C"/>
               </w:rPr>
               <w:t xml:space="preserve"> </w:t>
@@ -460,7 +460,7 @@
               <w:rPr>
                 <w:rFonts w:ascii="ShullHand" w:hAnsi="ShullHand"/>
                 <w:color w:val="4A2466"/>
-                <w:sz w:val="26"/>
+                <w:sz w:val="22"/>
                 <w:bdr w:val="single" w:sz="8" w:space="1" w:color="9F1D2C"/>
               </w:rPr>
               <w:t>B</w:t>
@@ -469,7 +469,7 @@
               <w:rPr>
                 <w:rFonts w:ascii="Patrick Hand" w:hAnsi="Patrick Hand"/>
                 <w:color w:val="4A2466"/>
-                <w:sz w:val="26"/>
+                <w:sz w:val="22"/>
                 <w:bdr w:val="single" w:sz="8" w:space="1" w:color="9F1D2C"/>
               </w:rPr>
               <w:t xml:space="preserve"> </w:t>
@@ -478,7 +478,7 @@
               <w:rPr>
                 <w:rFonts w:ascii="ShullHand" w:hAnsi="ShullHand"/>
                 <w:color w:val="16609A"/>
-                <w:sz w:val="20"/>
+                <w:sz w:val="18"/>
               </w:rPr>
               <w:t xml:space="preserve">  Hund, one in each before pairing</w:t>
             </w:r>
@@ -750,7 +750,7 @@
               <w:rPr>
                 <w:rFonts w:ascii="ShullHand" w:hAnsi="ShullHand"/>
                 <w:color w:val="4A2466"/>
-                <w:sz w:val="26"/>
+                <w:sz w:val="22"/>
               </w:rPr>
               <w:t xml:space="preserve">   </w:t>
             </w:r>
@@ -758,7 +758,7 @@
               <w:rPr>
                 <w:rFonts w:ascii="Patrick Hand" w:hAnsi="Patrick Hand"/>
                 <w:color w:val="4A2466"/>
-                <w:sz w:val="26"/>
+                <w:sz w:val="22"/>
                 <w:bdr w:val="single" w:sz="8" w:space="1" w:color="9F1D2C"/>
               </w:rPr>
               <w:t xml:space="preserve"> </w:t>
@@ -767,7 +767,7 @@
               <w:rPr>
                 <w:rFonts w:ascii="ShullHand" w:hAnsi="ShullHand"/>
                 <w:color w:val="4A2466"/>
-                <w:sz w:val="26"/>
+                <w:sz w:val="22"/>
                 <w:bdr w:val="single" w:sz="8" w:space="1" w:color="9F1D2C"/>
               </w:rPr>
               <w:t>D</w:t>
@@ -776,7 +776,7 @@
               <w:rPr>
                 <w:rFonts w:ascii="Patrick Hand" w:hAnsi="Patrick Hand"/>
                 <w:color w:val="4A2466"/>
-                <w:sz w:val="26"/>
+                <w:sz w:val="22"/>
                 <w:bdr w:val="single" w:sz="8" w:space="1" w:color="9F1D2C"/>
               </w:rPr>
               <w:t xml:space="preserve"> </w:t>
@@ -785,7 +785,7 @@
               <w:rPr>
                 <w:rFonts w:ascii="ShullHand" w:hAnsi="ShullHand"/>
                 <w:color w:val="16609A"/>
-                <w:sz w:val="20"/>
+                <w:sz w:val="18"/>
               </w:rPr>
               <w:t xml:space="preserve">  one in each box, same direction</w:t>
             </w:r>
@@ -1440,7 +1440,7 @@
               <w:rPr>
                 <w:rFonts w:ascii="ShullHand" w:hAnsi="ShullHand"/>
                 <w:color w:val="4A2466"/>
-                <w:sz w:val="26"/>
+                <w:sz w:val="22"/>
               </w:rPr>
               <w:t xml:space="preserve">   </w:t>
             </w:r>
@@ -1448,7 +1448,7 @@
               <w:rPr>
                 <w:rFonts w:ascii="Patrick Hand" w:hAnsi="Patrick Hand"/>
                 <w:color w:val="4A2466"/>
-                <w:sz w:val="26"/>
+                <w:sz w:val="22"/>
                 <w:bdr w:val="single" w:sz="8" w:space="1" w:color="9F1D2C"/>
               </w:rPr>
               <w:t xml:space="preserve"> </w:t>
@@ -1457,7 +1457,7 @@
               <w:rPr>
                 <w:rFonts w:ascii="ShullHand" w:hAnsi="ShullHand"/>
                 <w:color w:val="4A2466"/>
-                <w:sz w:val="26"/>
+                <w:sz w:val="22"/>
                 <w:bdr w:val="single" w:sz="8" w:space="1" w:color="9F1D2C"/>
               </w:rPr>
               <w:t>D</w:t>
@@ -1466,7 +1466,7 @@
               <w:rPr>
                 <w:rFonts w:ascii="Patrick Hand" w:hAnsi="Patrick Hand"/>
                 <w:color w:val="4A2466"/>
-                <w:sz w:val="26"/>
+                <w:sz w:val="22"/>
                 <w:bdr w:val="single" w:sz="8" w:space="1" w:color="9F1D2C"/>
               </w:rPr>
               <w:t xml:space="preserve"> </w:t>
@@ -1475,7 +1475,7 @@
               <w:rPr>
                 <w:rFonts w:ascii="ShullHand" w:hAnsi="ShullHand"/>
                 <w:color w:val="16609A"/>
-                <w:sz w:val="20"/>
+                <w:sz w:val="18"/>
               </w:rPr>
               <w:t xml:space="preserve">  </w:t>
             </w:r>
@@ -1483,7 +1483,7 @@
               <w:rPr>
                 <w:rFonts w:ascii="Patrick Hand" w:hAnsi="Patrick Hand"/>
                 <w:color w:val="16609A"/>
-                <w:sz w:val="20"/>
+                <w:sz w:val="18"/>
               </w:rPr>
               <w:t>4</w:t>
             </w:r>
@@ -1491,7 +1491,7 @@
               <w:rPr>
                 <w:rFonts w:ascii="ShullHand" w:hAnsi="ShullHand"/>
                 <w:color w:val="16609A"/>
-                <w:sz w:val="20"/>
+                <w:sz w:val="18"/>
               </w:rPr>
               <w:t xml:space="preserve">p, then </w:t>
             </w:r>
@@ -1499,7 +1499,7 @@
               <w:rPr>
                 <w:rFonts w:ascii="Patrick Hand" w:hAnsi="Patrick Hand"/>
                 <w:color w:val="16609A"/>
-                <w:sz w:val="20"/>
+                <w:sz w:val="18"/>
               </w:rPr>
               <w:t>5</w:t>
             </w:r>
@@ -1507,7 +1507,7 @@
               <w:rPr>
                 <w:rFonts w:ascii="ShullHand" w:hAnsi="ShullHand"/>
                 <w:color w:val="16609A"/>
-                <w:sz w:val="20"/>
+                <w:sz w:val="18"/>
               </w:rPr>
               <w:t>s</w:t>
             </w:r>
@@ -1794,7 +1794,7 @@
       <w:tr>
         <w:trPr>
           <w:cantSplit/>
-          <w:trHeight w:val="576" w:hRule="atLeast"/>
+          <w:trHeight w:val="547" w:hRule="exact"/>
         </w:trPr>
         <w:tc>
           <w:tcPr>
@@ -1829,7 +1829,7 @@
           <w:tcPr>
             <w:tcW w:type="dxa" w:w="1656"/>
             <w:vMerge w:val="restart"/>
-            <w:vAlign w:val="top"/>
+            <w:vAlign w:val="center"/>
             <w:tcMar>
               <w:top w:w="0" w:type="dxa"/>
               <w:left w:w="0" w:type="dxa"/>
@@ -1845,7 +1845,7 @@
             <w:r>
               <w:drawing>
                 <wp:inline xmlns:a="http://schemas.openxmlformats.org/drawingml/2006/main" xmlns:pic="http://schemas.openxmlformats.org/drawingml/2006/picture">
-                  <wp:extent cx="914400" cy="914400"/>
+                  <wp:extent cx="877824" cy="877824"/>
                   <wp:docPr id="1" name="Picture 1"/>
                   <wp:cNvGraphicFramePr>
                     <a:graphicFrameLocks noChangeAspect="1"/>
@@ -1866,7 +1866,7 @@
                         <pic:spPr>
                           <a:xfrm>
                             <a:off x="0" y="0"/>
-                            <a:ext cx="914400" cy="914400"/>
+                            <a:ext cx="877824" cy="877824"/>
                           </a:xfrm>
                           <a:prstGeom prst="rect"/>
                         </pic:spPr>
@@ -2158,7 +2158,7 @@
       <w:tr>
         <w:trPr>
           <w:cantSplit/>
-          <w:trHeight w:val="115" w:hRule="atLeast"/>
+          <w:trHeight w:val="86" w:hRule="exact"/>
         </w:trPr>
         <w:tc>
           <w:tcPr>
@@ -2202,7 +2202,7 @@
       <w:tr>
         <w:trPr>
           <w:cantSplit/>
-          <w:trHeight w:val="748" w:hRule="atLeast"/>
+          <w:trHeight w:val="806" w:hRule="exact"/>
         </w:trPr>
         <w:tc>
           <w:tcPr>
@@ -3102,12 +3102,12 @@
     </w:tbl>
     <w:p>
       <w:pPr>
-        <w:spacing w:before="0" w:after="0" w:line="160" w:lineRule="exact"/>
+        <w:spacing w:before="0" w:after="0" w:line="100" w:lineRule="exact"/>
       </w:pPr>
       <w:r>
         <w:rPr>
           <w:rFonts w:ascii="Trade Gothic Next" w:hAnsi="Trade Gothic Next"/>
-          <w:sz w:val="12"/>
+          <w:sz w:val="6"/>
         </w:rPr>
       </w:r>
     </w:p>
@@ -3126,7 +3126,7 @@
       <w:tr>
         <w:trPr>
           <w:cantSplit/>
-          <w:trHeight w:val="576" w:hRule="atLeast"/>
+          <w:trHeight w:val="547" w:hRule="exact"/>
         </w:trPr>
         <w:tc>
           <w:tcPr>
@@ -3161,7 +3161,7 @@
           <w:tcPr>
             <w:tcW w:type="dxa" w:w="1656"/>
             <w:vMerge w:val="restart"/>
-            <w:vAlign w:val="top"/>
+            <w:vAlign w:val="center"/>
             <w:tcMar>
               <w:top w:w="0" w:type="dxa"/>
               <w:left w:w="0" w:type="dxa"/>
@@ -3177,7 +3177,7 @@
             <w:r>
               <w:drawing>
                 <wp:inline xmlns:a="http://schemas.openxmlformats.org/drawingml/2006/main" xmlns:pic="http://schemas.openxmlformats.org/drawingml/2006/picture">
-                  <wp:extent cx="914400" cy="914400"/>
+                  <wp:extent cx="877824" cy="877824"/>
                   <wp:docPr id="2" name="Picture 2"/>
                   <wp:cNvGraphicFramePr>
                     <a:graphicFrameLocks noChangeAspect="1"/>
@@ -3198,7 +3198,7 @@
                         <pic:spPr>
                           <a:xfrm>
                             <a:off x="0" y="0"/>
-                            <a:ext cx="914400" cy="914400"/>
+                            <a:ext cx="877824" cy="877824"/>
                           </a:xfrm>
                           <a:prstGeom prst="rect"/>
                         </pic:spPr>
@@ -3406,7 +3406,7 @@
       <w:tr>
         <w:trPr>
           <w:cantSplit/>
-          <w:trHeight w:val="115" w:hRule="atLeast"/>
+          <w:trHeight w:val="86" w:hRule="exact"/>
         </w:trPr>
         <w:tc>
           <w:tcPr>
@@ -3450,7 +3450,7 @@
       <w:tr>
         <w:trPr>
           <w:cantSplit/>
-          <w:trHeight w:val="748" w:hRule="atLeast"/>
+          <w:trHeight w:val="806" w:hRule="exact"/>
         </w:trPr>
         <w:tc>
           <w:tcPr>
@@ -3966,12 +3966,12 @@
     </w:tbl>
     <w:p>
       <w:pPr>
-        <w:spacing w:before="0" w:after="0" w:line="160" w:lineRule="exact"/>
+        <w:spacing w:before="0" w:after="0" w:line="100" w:lineRule="exact"/>
       </w:pPr>
       <w:r>
         <w:rPr>
           <w:rFonts w:ascii="Trade Gothic Next" w:hAnsi="Trade Gothic Next"/>
-          <w:sz w:val="12"/>
+          <w:sz w:val="6"/>
         </w:rPr>
       </w:r>
     </w:p>
@@ -4477,18 +4477,6 @@
     </w:tbl>
     <w:p>
       <w:pPr>
-        <w:pageBreakBefore/>
-        <w:spacing w:before="0" w:after="0" w:line="20" w:lineRule="exact"/>
-      </w:pPr>
-      <w:r>
-        <w:rPr>
-          <w:rFonts w:ascii="Trade Gothic Next" w:hAnsi="Trade Gothic Next"/>
-          <w:sz w:val="2"/>
-        </w:rPr>
-      </w:r>
-    </w:p>
-    <w:p>
-      <w:pPr>
         <w:spacing w:before="0" w:after="0" w:line="140" w:lineRule="exact"/>
       </w:pPr>
       <w:r>
@@ -4687,7 +4675,7 @@
               <w:rPr>
                 <w:rFonts w:ascii="Patrick Hand" w:hAnsi="Patrick Hand"/>
                 <w:color w:val="4A2466"/>
-                <w:sz w:val="28"/>
+                <w:sz w:val="24"/>
                 <w:bdr w:val="single" w:sz="8" w:space="1" w:color="9F1D2C"/>
               </w:rPr>
               <w:t xml:space="preserve"> </w:t>
@@ -4696,7 +4684,7 @@
               <w:rPr>
                 <w:rFonts w:ascii="Patrick Hand" w:hAnsi="Patrick Hand"/>
                 <w:color w:val="4A2466"/>
-                <w:sz w:val="28"/>
+                <w:sz w:val="24"/>
                 <w:bdr w:val="single" w:sz="8" w:space="1" w:color="9F1D2C"/>
               </w:rPr>
               <w:t>2</w:t>
@@ -4705,7 +4693,7 @@
               <w:rPr>
                 <w:rFonts w:ascii="ShullHand" w:hAnsi="ShullHand"/>
                 <w:color w:val="4A2466"/>
-                <w:sz w:val="28"/>
+                <w:sz w:val="24"/>
                 <w:bdr w:val="single" w:sz="8" w:space="1" w:color="9F1D2C"/>
               </w:rPr>
               <w:t>+</w:t>
@@ -4714,7 +4702,7 @@
               <w:rPr>
                 <w:rFonts w:ascii="Patrick Hand" w:hAnsi="Patrick Hand"/>
                 <w:color w:val="4A2466"/>
-                <w:sz w:val="28"/>
+                <w:sz w:val="24"/>
                 <w:bdr w:val="single" w:sz="8" w:space="1" w:color="9F1D2C"/>
               </w:rPr>
               <w:t xml:space="preserve"> </w:t>
@@ -4763,7 +4751,7 @@
               <w:rPr>
                 <w:rFonts w:ascii="Patrick Hand" w:hAnsi="Patrick Hand"/>
                 <w:color w:val="16609A"/>
-                <w:sz w:val="20"/>
+                <w:sz w:val="18"/>
               </w:rPr>
               <w:t>2</w:t>
             </w:r>
@@ -4771,7 +4759,7 @@
               <w:rPr>
                 <w:rFonts w:ascii="ShullHand" w:hAnsi="ShullHand"/>
                 <w:color w:val="16609A"/>
-                <w:sz w:val="20"/>
+                <w:sz w:val="18"/>
               </w:rPr>
               <w:t xml:space="preserve"> val. e-, loses </w:t>
             </w:r>
@@ -4779,7 +4767,7 @@
               <w:rPr>
                 <w:rFonts w:ascii="Patrick Hand" w:hAnsi="Patrick Hand"/>
                 <w:color w:val="16609A"/>
-                <w:sz w:val="20"/>
+                <w:sz w:val="18"/>
               </w:rPr>
               <w:t>2</w:t>
             </w:r>
@@ -4868,7 +4856,7 @@
               <w:rPr>
                 <w:rFonts w:ascii="Patrick Hand" w:hAnsi="Patrick Hand"/>
                 <w:color w:val="4A2466"/>
-                <w:sz w:val="28"/>
+                <w:sz w:val="24"/>
                 <w:bdr w:val="single" w:sz="8" w:space="1" w:color="9F1D2C"/>
               </w:rPr>
               <w:t xml:space="preserve"> </w:t>
@@ -4877,7 +4865,7 @@
               <w:rPr>
                 <w:rFonts w:ascii="Patrick Hand" w:hAnsi="Patrick Hand"/>
                 <w:color w:val="4A2466"/>
-                <w:sz w:val="28"/>
+                <w:sz w:val="24"/>
                 <w:bdr w:val="single" w:sz="8" w:space="1" w:color="9F1D2C"/>
               </w:rPr>
               <w:t>1</w:t>
@@ -4886,7 +4874,7 @@
               <w:rPr>
                 <w:rFonts w:ascii="ShullHand" w:hAnsi="ShullHand"/>
                 <w:color w:val="4A2466"/>
-                <w:sz w:val="28"/>
+                <w:sz w:val="24"/>
                 <w:bdr w:val="single" w:sz="8" w:space="1" w:color="9F1D2C"/>
               </w:rPr>
               <w:t>−</w:t>
@@ -4895,7 +4883,7 @@
               <w:rPr>
                 <w:rFonts w:ascii="Patrick Hand" w:hAnsi="Patrick Hand"/>
                 <w:color w:val="4A2466"/>
-                <w:sz w:val="28"/>
+                <w:sz w:val="24"/>
                 <w:bdr w:val="single" w:sz="8" w:space="1" w:color="9F1D2C"/>
               </w:rPr>
               <w:t xml:space="preserve"> </w:t>
@@ -4944,7 +4932,7 @@
               <w:rPr>
                 <w:rFonts w:ascii="Patrick Hand" w:hAnsi="Patrick Hand"/>
                 <w:color w:val="16609A"/>
-                <w:sz w:val="20"/>
+                <w:sz w:val="18"/>
               </w:rPr>
               <w:t>7</w:t>
             </w:r>
@@ -4952,7 +4940,7 @@
               <w:rPr>
                 <w:rFonts w:ascii="ShullHand" w:hAnsi="ShullHand"/>
                 <w:color w:val="16609A"/>
-                <w:sz w:val="20"/>
+                <w:sz w:val="18"/>
               </w:rPr>
               <w:t xml:space="preserve"> val. e-, gains </w:t>
             </w:r>
@@ -4960,7 +4948,7 @@
               <w:rPr>
                 <w:rFonts w:ascii="Patrick Hand" w:hAnsi="Patrick Hand"/>
                 <w:color w:val="16609A"/>
-                <w:sz w:val="20"/>
+                <w:sz w:val="18"/>
               </w:rPr>
               <w:t>1</w:t>
             </w:r>
@@ -5049,7 +5037,7 @@
               <w:rPr>
                 <w:rFonts w:ascii="Patrick Hand" w:hAnsi="Patrick Hand"/>
                 <w:color w:val="4A2466"/>
-                <w:sz w:val="28"/>
+                <w:sz w:val="24"/>
                 <w:bdr w:val="single" w:sz="8" w:space="1" w:color="9F1D2C"/>
               </w:rPr>
               <w:t xml:space="preserve"> </w:t>
@@ -5058,7 +5046,7 @@
               <w:rPr>
                 <w:rFonts w:ascii="Patrick Hand" w:hAnsi="Patrick Hand"/>
                 <w:color w:val="4A2466"/>
-                <w:sz w:val="28"/>
+                <w:sz w:val="24"/>
                 <w:bdr w:val="single" w:sz="8" w:space="1" w:color="9F1D2C"/>
               </w:rPr>
               <w:t>1</w:t>
@@ -5067,7 +5055,7 @@
               <w:rPr>
                 <w:rFonts w:ascii="ShullHand" w:hAnsi="ShullHand"/>
                 <w:color w:val="4A2466"/>
-                <w:sz w:val="28"/>
+                <w:sz w:val="24"/>
                 <w:bdr w:val="single" w:sz="8" w:space="1" w:color="9F1D2C"/>
               </w:rPr>
               <w:t>+</w:t>
@@ -5076,7 +5064,7 @@
               <w:rPr>
                 <w:rFonts w:ascii="Patrick Hand" w:hAnsi="Patrick Hand"/>
                 <w:color w:val="4A2466"/>
-                <w:sz w:val="28"/>
+                <w:sz w:val="24"/>
                 <w:bdr w:val="single" w:sz="8" w:space="1" w:color="9F1D2C"/>
               </w:rPr>
               <w:t xml:space="preserve"> </w:t>
@@ -5125,7 +5113,7 @@
               <w:rPr>
                 <w:rFonts w:ascii="Patrick Hand" w:hAnsi="Patrick Hand"/>
                 <w:color w:val="16609A"/>
-                <w:sz w:val="20"/>
+                <w:sz w:val="18"/>
               </w:rPr>
               <w:t>1</w:t>
             </w:r>
@@ -5133,7 +5121,7 @@
               <w:rPr>
                 <w:rFonts w:ascii="ShullHand" w:hAnsi="ShullHand"/>
                 <w:color w:val="16609A"/>
-                <w:sz w:val="20"/>
+                <w:sz w:val="18"/>
               </w:rPr>
               <w:t xml:space="preserve"> val. e-, loses </w:t>
             </w:r>
@@ -5141,7 +5129,7 @@
               <w:rPr>
                 <w:rFonts w:ascii="Patrick Hand" w:hAnsi="Patrick Hand"/>
                 <w:color w:val="16609A"/>
-                <w:sz w:val="20"/>
+                <w:sz w:val="18"/>
               </w:rPr>
               <w:t>1</w:t>
             </w:r>
@@ -5230,7 +5218,7 @@
               <w:rPr>
                 <w:rFonts w:ascii="Patrick Hand" w:hAnsi="Patrick Hand"/>
                 <w:color w:val="4A2466"/>
-                <w:sz w:val="28"/>
+                <w:sz w:val="24"/>
                 <w:bdr w:val="single" w:sz="8" w:space="1" w:color="9F1D2C"/>
               </w:rPr>
               <w:t xml:space="preserve"> </w:t>
@@ -5239,7 +5227,7 @@
               <w:rPr>
                 <w:rFonts w:ascii="Patrick Hand" w:hAnsi="Patrick Hand"/>
                 <w:color w:val="4A2466"/>
-                <w:sz w:val="28"/>
+                <w:sz w:val="24"/>
                 <w:bdr w:val="single" w:sz="8" w:space="1" w:color="9F1D2C"/>
               </w:rPr>
               <w:t>3</w:t>
@@ -5248,7 +5236,7 @@
               <w:rPr>
                 <w:rFonts w:ascii="ShullHand" w:hAnsi="ShullHand"/>
                 <w:color w:val="4A2466"/>
-                <w:sz w:val="28"/>
+                <w:sz w:val="24"/>
                 <w:bdr w:val="single" w:sz="8" w:space="1" w:color="9F1D2C"/>
               </w:rPr>
               <w:t>−</w:t>
@@ -5257,7 +5245,7 @@
               <w:rPr>
                 <w:rFonts w:ascii="Patrick Hand" w:hAnsi="Patrick Hand"/>
                 <w:color w:val="4A2466"/>
-                <w:sz w:val="28"/>
+                <w:sz w:val="24"/>
                 <w:bdr w:val="single" w:sz="8" w:space="1" w:color="9F1D2C"/>
               </w:rPr>
               <w:t xml:space="preserve"> </w:t>
@@ -5306,7 +5294,7 @@
               <w:rPr>
                 <w:rFonts w:ascii="Patrick Hand" w:hAnsi="Patrick Hand"/>
                 <w:color w:val="16609A"/>
-                <w:sz w:val="20"/>
+                <w:sz w:val="18"/>
               </w:rPr>
               <w:t>5</w:t>
             </w:r>
@@ -5314,7 +5302,7 @@
               <w:rPr>
                 <w:rFonts w:ascii="ShullHand" w:hAnsi="ShullHand"/>
                 <w:color w:val="16609A"/>
-                <w:sz w:val="20"/>
+                <w:sz w:val="18"/>
               </w:rPr>
               <w:t xml:space="preserve"> val. e-, gains </w:t>
             </w:r>
@@ -5322,7 +5310,7 @@
               <w:rPr>
                 <w:rFonts w:ascii="Patrick Hand" w:hAnsi="Patrick Hand"/>
                 <w:color w:val="16609A"/>
-                <w:sz w:val="20"/>
+                <w:sz w:val="18"/>
               </w:rPr>
               <w:t>3</w:t>
             </w:r>
